--- a/fluid dynamics.docx
+++ b/fluid dynamics.docx
@@ -1,6 +1,6 @@
 
 <file path=word/document.xml><?xml version="1.0" encoding="utf-8"?>
-<w:document xmlns:wpc="http://schemas.microsoft.com/office/word/2010/wordprocessingCanvas" xmlns:mc="http://schemas.openxmlformats.org/markup-compatibility/2006" xmlns:o="urn:schemas-microsoft-com:office:office" xmlns:r="http://schemas.openxmlformats.org/officeDocument/2006/relationships" xmlns:m="http://schemas.openxmlformats.org/officeDocument/2006/math" xmlns:v="urn:schemas-microsoft-com:vml" xmlns:wp14="http://schemas.microsoft.com/office/word/2010/wordprocessingDrawing" xmlns:wp="http://schemas.openxmlformats.org/drawingml/2006/wordprocessingDrawing" xmlns:w10="urn:schemas-microsoft-com:office:word" xmlns:w="http://schemas.openxmlformats.org/wordprocessingml/2006/main" xmlns:w14="http://schemas.microsoft.com/office/word/2010/wordml" xmlns:wpg="http://schemas.microsoft.com/office/word/2010/wordprocessingGroup" xmlns:wpi="http://schemas.microsoft.com/office/word/2010/wordprocessingInk" xmlns:wne="http://schemas.microsoft.com/office/word/2006/wordml" xmlns:wps="http://schemas.microsoft.com/office/word/2010/wordprocessingShape" mc:Ignorable="w14 wp14">
+<w:document xmlns:wpc="http://schemas.microsoft.com/office/word/2010/wordprocessingCanvas" xmlns:cx="http://schemas.microsoft.com/office/drawing/2014/chartex" xmlns:cx1="http://schemas.microsoft.com/office/drawing/2015/9/8/chartex" xmlns:cx2="http://schemas.microsoft.com/office/drawing/2015/10/21/chartex" xmlns:cx3="http://schemas.microsoft.com/office/drawing/2016/5/9/chartex" xmlns:cx4="http://schemas.microsoft.com/office/drawing/2016/5/10/chartex" xmlns:cx5="http://schemas.microsoft.com/office/drawing/2016/5/11/chartex" xmlns:cx6="http://schemas.microsoft.com/office/drawing/2016/5/12/chartex" xmlns:cx7="http://schemas.microsoft.com/office/drawing/2016/5/13/chartex" xmlns:cx8="http://schemas.microsoft.com/office/drawing/2016/5/14/chartex" xmlns:mc="http://schemas.openxmlformats.org/markup-compatibility/2006" xmlns:aink="http://schemas.microsoft.com/office/drawing/2016/ink" xmlns:am3d="http://schemas.microsoft.com/office/drawing/2017/model3d" xmlns:o="urn:schemas-microsoft-com:office:office" xmlns:oel="http://schemas.microsoft.com/office/2019/extlst" xmlns:r="http://schemas.openxmlformats.org/officeDocument/2006/relationships" xmlns:m="http://schemas.openxmlformats.org/officeDocument/2006/math" xmlns:v="urn:schemas-microsoft-com:vml" xmlns:wp14="http://schemas.microsoft.com/office/word/2010/wordprocessingDrawing" xmlns:wp="http://schemas.openxmlformats.org/drawingml/2006/wordprocessingDrawing" xmlns:w10="urn:schemas-microsoft-com:office:word" xmlns:w="http://schemas.openxmlformats.org/wordprocessingml/2006/main" xmlns:w14="http://schemas.microsoft.com/office/word/2010/wordml" xmlns:w15="http://schemas.microsoft.com/office/word/2012/wordml" xmlns:w16cex="http://schemas.microsoft.com/office/word/2018/wordml/cex" xmlns:w16cid="http://schemas.microsoft.com/office/word/2016/wordml/cid" xmlns:w16="http://schemas.microsoft.com/office/word/2018/wordml" xmlns:w16sdtdh="http://schemas.microsoft.com/office/word/2020/wordml/sdtdatahash" xmlns:w16se="http://schemas.microsoft.com/office/word/2015/wordml/symex" xmlns:wpg="http://schemas.microsoft.com/office/word/2010/wordprocessingGroup" xmlns:wpi="http://schemas.microsoft.com/office/word/2010/wordprocessingInk" xmlns:wne="http://schemas.microsoft.com/office/word/2006/wordml" xmlns:wps="http://schemas.microsoft.com/office/word/2010/wordprocessingShape" mc:Ignorable="w14 w15 w16se w16cid w16 w16cex w16sdtdh wp14">
   <w:body>
     <w:p>
       <w:pPr>
@@ -2576,7 +2576,7 @@
           <w:lang w:eastAsia="vi-VN"/>
         </w:rPr>
         <w:drawing>
-          <wp:inline distT="0" distB="0" distL="0" distR="0">
+          <wp:inline distT="0" distB="0" distL="0" distR="0" wp14:anchorId="429BC6C8" wp14:editId="6D25BFE5">
             <wp:extent cx="4455524" cy="2970185"/>
             <wp:effectExtent l="0" t="0" r="2540" b="1905"/>
             <wp:docPr id="1" name="Picture 1"/>
@@ -2591,7 +2591,7 @@
                     <pic:cNvPicPr/>
                   </pic:nvPicPr>
                   <pic:blipFill>
-                    <a:blip r:embed="rId6">
+                    <a:blip r:embed="rId5">
                       <a:extLst>
                         <a:ext uri="{28A0092B-C50C-407E-A947-70E740481C1C}">
                           <a14:useLocalDpi xmlns:a14="http://schemas.microsoft.com/office/drawing/2010/main" val="0"/>
@@ -2802,15 +2802,7 @@
         <w:rPr>
           <w:lang w:val="en-US"/>
         </w:rPr>
-        <w:t>Vận tốc phía trên cao hơn nên không khí bên trên sẽ rời Trailing Edge sớm hơn, còn không khí bên dưới thì trễ hơn, do đó phần không khí phía trên sẽ bị đẩy xuống 1 đoạn cho đến khi được phần không khí phía dưới đỡ được, thêm hiệu ứng Coanda khi phần trên của Trailing Edge hướng xuống, làm hướng di chuyển trước khi rời Trailing Edge của dòng chảy khí phía trên cũng hướng xuống, vì không khí bị đẩy xuố</w:t>
-      </w:r>
-      <w:bookmarkStart w:id="0" w:name="_GoBack"/>
-      <w:bookmarkEnd w:id="0"/>
-      <w:r>
-        <w:rPr>
-          <w:lang w:val="en-US"/>
-        </w:rPr>
-        <w:t>ng, theo định luật 3 Newton bảo toàn động lượng, Airfoil phải bị đẩy lên trên</w:t>
+        <w:t>Vận tốc phía trên cao hơn nên không khí bên trên sẽ rời Trailing Edge sớm hơn, còn không khí bên dưới thì trễ hơn, do đó phần không khí phía trên sẽ bị đẩy xuống 1 đoạn cho đến khi được phần không khí phía dưới đỡ được, thêm hiệu ứng Coanda khi phần trên của Trailing Edge hướng xuống, làm hướng di chuyển trước khi rời Trailing Edge của dòng chảy khí phía trên cũng hướng xuống, vì không khí bị đẩy xuống, theo định luật 3 Newton bảo toàn động lượng, Airfoil phải bị đẩy lên trên</w:t>
       </w:r>
     </w:p>
     <w:p>
@@ -2965,6 +2957,42 @@
     </w:p>
     <w:p>
       <w:pPr>
+        <w:pStyle w:val="ListParagraph"/>
+        <w:numPr>
+          <w:ilvl w:val="0"/>
+          <w:numId w:val="4"/>
+        </w:numPr>
+        <w:rPr>
+          <w:lang w:val="en-US"/>
+        </w:rPr>
+      </w:pPr>
+      <w:r>
+        <w:rPr>
+          <w:lang w:val="en-US"/>
+        </w:rPr>
+        <w:t>Cách Quạt Đằng Sau Đuôi Trực Thăng?</w:t>
+      </w:r>
+    </w:p>
+    <w:p>
+      <w:pPr>
+        <w:pStyle w:val="ListParagraph"/>
+        <w:numPr>
+          <w:ilvl w:val="0"/>
+          <w:numId w:val="2"/>
+        </w:numPr>
+        <w:rPr>
+          <w:lang w:val="en-US"/>
+        </w:rPr>
+      </w:pPr>
+      <w:r>
+        <w:rPr>
+          <w:lang w:val="en-US"/>
+        </w:rPr>
+        <w:t>Do khi cánh quạt trên đầu quay, giả sử nó quay cùng chiều kim đồng hồ, để bảo toàn Moment quán tính, thân trực thăng sẽ quay nhẹ ngược chiều cùng hồ, để tránh điều này, cánh quạt đuôi trực thăng được đặt vuông góc với cánh quạt trên đầu, để tạo lực đẩy chống lại sự quay thân trực thăng</w:t>
+      </w:r>
+    </w:p>
+    <w:p>
+      <w:pPr>
         <w:rPr>
           <w:lang w:val="en-US"/>
         </w:rPr>
@@ -3059,6 +3087,7 @@
           <w:rFonts w:eastAsiaTheme="minorEastAsia"/>
           <w:lang w:val="en-US"/>
         </w:rPr>
+        <w:lastRenderedPageBreak/>
         <w:t>Shear Strain:</w:t>
       </w:r>
     </w:p>
@@ -3113,7 +3142,6 @@
           <w:rFonts w:eastAsiaTheme="minorEastAsia"/>
           <w:lang w:val="en-US"/>
         </w:rPr>
-        <w:lastRenderedPageBreak/>
         <w:tab/>
         <w:t>Formula:</w:t>
       </w:r>
@@ -3663,6 +3691,7 @@
           <w:rFonts w:eastAsiaTheme="minorEastAsia"/>
           <w:lang w:val="en-US"/>
         </w:rPr>
+        <w:lastRenderedPageBreak/>
         <w:tab/>
       </w:r>
       <w:r>
@@ -3770,7 +3799,6 @@
           <w:rFonts w:eastAsiaTheme="minorEastAsia"/>
           <w:lang w:val="en-US"/>
         </w:rPr>
-        <w:lastRenderedPageBreak/>
         <w:t>Ideal Gas Law:</w:t>
       </w:r>
     </w:p>
@@ -4050,8 +4078,8 @@
 </file>
 
 <file path=word/numbering.xml><?xml version="1.0" encoding="utf-8"?>
-<w:numbering xmlns:wpc="http://schemas.microsoft.com/office/word/2010/wordprocessingCanvas" xmlns:mc="http://schemas.openxmlformats.org/markup-compatibility/2006" xmlns:o="urn:schemas-microsoft-com:office:office" xmlns:r="http://schemas.openxmlformats.org/officeDocument/2006/relationships" xmlns:m="http://schemas.openxmlformats.org/officeDocument/2006/math" xmlns:v="urn:schemas-microsoft-com:vml" xmlns:wp14="http://schemas.microsoft.com/office/word/2010/wordprocessingDrawing" xmlns:wp="http://schemas.openxmlformats.org/drawingml/2006/wordprocessingDrawing" xmlns:w10="urn:schemas-microsoft-com:office:word" xmlns:w="http://schemas.openxmlformats.org/wordprocessingml/2006/main" xmlns:w14="http://schemas.microsoft.com/office/word/2010/wordml" xmlns:wpg="http://schemas.microsoft.com/office/word/2010/wordprocessingGroup" xmlns:wpi="http://schemas.microsoft.com/office/word/2010/wordprocessingInk" xmlns:wne="http://schemas.microsoft.com/office/word/2006/wordml" xmlns:wps="http://schemas.microsoft.com/office/word/2010/wordprocessingShape" mc:Ignorable="w14 wp14">
-  <w:abstractNum w:abstractNumId="0">
+<w:numbering xmlns:wpc="http://schemas.microsoft.com/office/word/2010/wordprocessingCanvas" xmlns:cx="http://schemas.microsoft.com/office/drawing/2014/chartex" xmlns:cx1="http://schemas.microsoft.com/office/drawing/2015/9/8/chartex" xmlns:cx2="http://schemas.microsoft.com/office/drawing/2015/10/21/chartex" xmlns:cx3="http://schemas.microsoft.com/office/drawing/2016/5/9/chartex" xmlns:cx4="http://schemas.microsoft.com/office/drawing/2016/5/10/chartex" xmlns:cx5="http://schemas.microsoft.com/office/drawing/2016/5/11/chartex" xmlns:cx6="http://schemas.microsoft.com/office/drawing/2016/5/12/chartex" xmlns:cx7="http://schemas.microsoft.com/office/drawing/2016/5/13/chartex" xmlns:cx8="http://schemas.microsoft.com/office/drawing/2016/5/14/chartex" xmlns:mc="http://schemas.openxmlformats.org/markup-compatibility/2006" xmlns:aink="http://schemas.microsoft.com/office/drawing/2016/ink" xmlns:am3d="http://schemas.microsoft.com/office/drawing/2017/model3d" xmlns:o="urn:schemas-microsoft-com:office:office" xmlns:oel="http://schemas.microsoft.com/office/2019/extlst" xmlns:r="http://schemas.openxmlformats.org/officeDocument/2006/relationships" xmlns:m="http://schemas.openxmlformats.org/officeDocument/2006/math" xmlns:v="urn:schemas-microsoft-com:vml" xmlns:wp14="http://schemas.microsoft.com/office/word/2010/wordprocessingDrawing" xmlns:wp="http://schemas.openxmlformats.org/drawingml/2006/wordprocessingDrawing" xmlns:w10="urn:schemas-microsoft-com:office:word" xmlns:w="http://schemas.openxmlformats.org/wordprocessingml/2006/main" xmlns:w14="http://schemas.microsoft.com/office/word/2010/wordml" xmlns:w15="http://schemas.microsoft.com/office/word/2012/wordml" xmlns:w16cex="http://schemas.microsoft.com/office/word/2018/wordml/cex" xmlns:w16cid="http://schemas.microsoft.com/office/word/2016/wordml/cid" xmlns:w16="http://schemas.microsoft.com/office/word/2018/wordml" xmlns:w16sdtdh="http://schemas.microsoft.com/office/word/2020/wordml/sdtdatahash" xmlns:w16se="http://schemas.microsoft.com/office/word/2015/wordml/symex" xmlns:wpg="http://schemas.microsoft.com/office/word/2010/wordprocessingGroup" xmlns:wpi="http://schemas.microsoft.com/office/word/2010/wordprocessingInk" xmlns:wne="http://schemas.microsoft.com/office/word/2006/wordml" xmlns:wps="http://schemas.microsoft.com/office/word/2010/wordprocessingShape" mc:Ignorable="w14 w15 w16se w16cid w16 w16cex w16sdtdh wp14">
+  <w:abstractNum w:abstractNumId="0" w15:restartNumberingAfterBreak="0">
     <w:nsid w:val="14232664"/>
     <w:multiLevelType w:val="hybridMultilevel"/>
     <w:tmpl w:val="DF6CED64"/>
@@ -4140,7 +4168,7 @@
       </w:pPr>
     </w:lvl>
   </w:abstractNum>
-  <w:abstractNum w:abstractNumId="1">
+  <w:abstractNum w:abstractNumId="1" w15:restartNumberingAfterBreak="0">
     <w:nsid w:val="408E5860"/>
     <w:multiLevelType w:val="hybridMultilevel"/>
     <w:tmpl w:val="6D5A7548"/>
@@ -4229,7 +4257,7 @@
       </w:pPr>
     </w:lvl>
   </w:abstractNum>
-  <w:abstractNum w:abstractNumId="2">
+  <w:abstractNum w:abstractNumId="2" w15:restartNumberingAfterBreak="0">
     <w:nsid w:val="7B9F4DFF"/>
     <w:multiLevelType w:val="hybridMultilevel"/>
     <w:tmpl w:val="F790F576"/>
@@ -4318,7 +4346,7 @@
       </w:pPr>
     </w:lvl>
   </w:abstractNum>
-  <w:abstractNum w:abstractNumId="3">
+  <w:abstractNum w:abstractNumId="3" w15:restartNumberingAfterBreak="0">
     <w:nsid w:val="7DC07C6A"/>
     <w:multiLevelType w:val="hybridMultilevel"/>
     <w:tmpl w:val="E064DD0E"/>
@@ -4431,23 +4459,23 @@
       </w:rPr>
     </w:lvl>
   </w:abstractNum>
-  <w:num w:numId="1">
+  <w:num w:numId="1" w16cid:durableId="794257111">
     <w:abstractNumId w:val="0"/>
   </w:num>
-  <w:num w:numId="2">
+  <w:num w:numId="2" w16cid:durableId="1027872644">
     <w:abstractNumId w:val="3"/>
   </w:num>
-  <w:num w:numId="3">
+  <w:num w:numId="3" w16cid:durableId="406457840">
     <w:abstractNumId w:val="2"/>
   </w:num>
-  <w:num w:numId="4">
+  <w:num w:numId="4" w16cid:durableId="438062115">
     <w:abstractNumId w:val="1"/>
   </w:num>
 </w:numbering>
 </file>
 
 <file path=word/styles.xml><?xml version="1.0" encoding="utf-8"?>
-<w:styles xmlns:mc="http://schemas.openxmlformats.org/markup-compatibility/2006" xmlns:r="http://schemas.openxmlformats.org/officeDocument/2006/relationships" xmlns:w="http://schemas.openxmlformats.org/wordprocessingml/2006/main" xmlns:w14="http://schemas.microsoft.com/office/word/2010/wordml" mc:Ignorable="w14">
+<w:styles xmlns:mc="http://schemas.openxmlformats.org/markup-compatibility/2006" xmlns:r="http://schemas.openxmlformats.org/officeDocument/2006/relationships" xmlns:w="http://schemas.openxmlformats.org/wordprocessingml/2006/main" xmlns:w14="http://schemas.microsoft.com/office/word/2010/wordml" xmlns:w15="http://schemas.microsoft.com/office/word/2012/wordml" xmlns:w16cex="http://schemas.microsoft.com/office/word/2018/wordml/cex" xmlns:w16cid="http://schemas.microsoft.com/office/word/2016/wordml/cid" xmlns:w16="http://schemas.microsoft.com/office/word/2018/wordml" xmlns:w16sdtdh="http://schemas.microsoft.com/office/word/2020/wordml/sdtdatahash" xmlns:w16se="http://schemas.microsoft.com/office/word/2015/wordml/symex" mc:Ignorable="w14 w15 w16se w16cid w16 w16cex w16sdtdh">
   <w:docDefaults>
     <w:rPrDefault>
       <w:rPr>
@@ -4463,385 +4491,383 @@
       </w:pPr>
     </w:pPrDefault>
   </w:docDefaults>
-  <w:latentStyles w:defLockedState="0" w:defUIPriority="99" w:defSemiHidden="1" w:defUnhideWhenUsed="1" w:defQFormat="0" w:count="267">
-    <w:lsdException w:name="Normal" w:semiHidden="0" w:uiPriority="0" w:unhideWhenUsed="0" w:qFormat="1"/>
-    <w:lsdException w:name="heading 1" w:semiHidden="0" w:uiPriority="9" w:unhideWhenUsed="0" w:qFormat="1"/>
-    <w:lsdException w:name="heading 2" w:uiPriority="9" w:qFormat="1"/>
-    <w:lsdException w:name="heading 3" w:uiPriority="9" w:qFormat="1"/>
-    <w:lsdException w:name="heading 4" w:uiPriority="9" w:qFormat="1"/>
-    <w:lsdException w:name="heading 5" w:uiPriority="9" w:qFormat="1"/>
-    <w:lsdException w:name="heading 6" w:uiPriority="9" w:qFormat="1"/>
-    <w:lsdException w:name="heading 7" w:uiPriority="9" w:qFormat="1"/>
-    <w:lsdException w:name="heading 8" w:uiPriority="9" w:qFormat="1"/>
-    <w:lsdException w:name="heading 9" w:uiPriority="9" w:qFormat="1"/>
-    <w:lsdException w:name="toc 1" w:uiPriority="39"/>
-    <w:lsdException w:name="toc 2" w:uiPriority="39"/>
-    <w:lsdException w:name="toc 3" w:uiPriority="39"/>
-    <w:lsdException w:name="toc 4" w:uiPriority="39"/>
-    <w:lsdException w:name="toc 5" w:uiPriority="39"/>
-    <w:lsdException w:name="toc 6" w:uiPriority="39"/>
-    <w:lsdException w:name="toc 7" w:uiPriority="39"/>
-    <w:lsdException w:name="toc 8" w:uiPriority="39"/>
-    <w:lsdException w:name="toc 9" w:uiPriority="39"/>
-    <w:lsdException w:name="caption" w:uiPriority="35" w:qFormat="1"/>
-    <w:lsdException w:name="Title" w:semiHidden="0" w:uiPriority="10" w:unhideWhenUsed="0" w:qFormat="1"/>
-    <w:lsdException w:name="Default Paragraph Font" w:uiPriority="1"/>
-    <w:lsdException w:name="Subtitle" w:semiHidden="0" w:uiPriority="11" w:unhideWhenUsed="0" w:qFormat="1"/>
-    <w:lsdException w:name="Strong" w:semiHidden="0" w:uiPriority="22" w:unhideWhenUsed="0" w:qFormat="1"/>
-    <w:lsdException w:name="Emphasis" w:semiHidden="0" w:uiPriority="20" w:unhideWhenUsed="0" w:qFormat="1"/>
-    <w:lsdException w:name="Table Grid" w:semiHidden="0" w:uiPriority="59" w:unhideWhenUsed="0"/>
-    <w:lsdException w:name="Placeholder Text" w:unhideWhenUsed="0"/>
-    <w:lsdException w:name="No Spacing" w:semiHidden="0" w:uiPriority="1" w:unhideWhenUsed="0" w:qFormat="1"/>
-    <w:lsdException w:name="Light Shading" w:semiHidden="0" w:uiPriority="60" w:unhideWhenUsed="0"/>
-    <w:lsdException w:name="Light List" w:semiHidden="0" w:uiPriority="61" w:unhideWhenUsed="0"/>
-    <w:lsdException w:name="Light Grid" w:semiHidden="0" w:uiPriority="62" w:unhideWhenUsed="0"/>
-    <w:lsdException w:name="Medium Shading 1" w:semiHidden="0" w:uiPriority="63" w:unhideWhenUsed="0"/>
-    <w:lsdException w:name="Medium Shading 2" w:semiHidden="0" w:uiPriority="64" w:unhideWhenUsed="0"/>
-    <w:lsdException w:name="Medium List 1" w:semiHidden="0" w:uiPriority="65" w:unhideWhenUsed="0"/>
-    <w:lsdException w:name="Medium List 2" w:semiHidden="0" w:uiPriority="66" w:unhideWhenUsed="0"/>
-    <w:lsdException w:name="Medium Grid 1" w:semiHidden="0" w:uiPriority="67" w:unhideWhenUsed="0"/>
-    <w:lsdException w:name="Medium Grid 2" w:semiHidden="0" w:uiPriority="68" w:unhideWhenUsed="0"/>
-    <w:lsdException w:name="Medium Grid 3" w:semiHidden="0" w:uiPriority="69" w:unhideWhenUsed="0"/>
-    <w:lsdException w:name="Dark List" w:semiHidden="0" w:uiPriority="70" w:unhideWhenUsed="0"/>
-    <w:lsdException w:name="Colorful Shading" w:semiHidden="0" w:uiPriority="71" w:unhideWhenUsed="0"/>
-    <w:lsdException w:name="Colorful List" w:semiHidden="0" w:uiPriority="72" w:unhideWhenUsed="0"/>
-    <w:lsdException w:name="Colorful Grid" w:semiHidden="0" w:uiPriority="73" w:unhideWhenUsed="0"/>
-    <w:lsdException w:name="Light Shading Accent 1" w:semiHidden="0" w:uiPriority="60" w:unhideWhenUsed="0"/>
-    <w:lsdException w:name="Light List Accent 1" w:semiHidden="0" w:uiPriority="61" w:unhideWhenUsed="0"/>
-    <w:lsdException w:name="Light Grid Accent 1" w:semiHidden="0" w:uiPriority="62" w:unhideWhenUsed="0"/>
-    <w:lsdException w:name="Medium Shading 1 Accent 1" w:semiHidden="0" w:uiPriority="63" w:unhideWhenUsed="0"/>
-    <w:lsdException w:name="Medium Shading 2 Accent 1" w:semiHidden="0" w:uiPriority="64" w:unhideWhenUsed="0"/>
-    <w:lsdException w:name="Medium List 1 Accent 1" w:semiHidden="0" w:uiPriority="65" w:unhideWhenUsed="0"/>
-    <w:lsdException w:name="Revision" w:unhideWhenUsed="0"/>
-    <w:lsdException w:name="List Paragraph" w:semiHidden="0" w:uiPriority="34" w:unhideWhenUsed="0" w:qFormat="1"/>
-    <w:lsdException w:name="Quote" w:semiHidden="0" w:uiPriority="29" w:unhideWhenUsed="0" w:qFormat="1"/>
-    <w:lsdException w:name="Intense Quote" w:semiHidden="0" w:uiPriority="30" w:unhideWhenUsed="0" w:qFormat="1"/>
-    <w:lsdException w:name="Medium List 2 Accent 1" w:semiHidden="0" w:uiPriority="66" w:unhideWhenUsed="0"/>
-    <w:lsdException w:name="Medium Grid 1 Accent 1" w:semiHidden="0" w:uiPriority="67" w:unhideWhenUsed="0"/>
-    <w:lsdException w:name="Medium Grid 2 Accent 1" w:semiHidden="0" w:uiPriority="68" w:unhideWhenUsed="0"/>
-    <w:lsdException w:name="Medium Grid 3 Accent 1" w:semiHidden="0" w:uiPriority="69" w:unhideWhenUsed="0"/>
-    <w:lsdException w:name="Dark List Accent 1" w:semiHidden="0" w:uiPriority="70" w:unhideWhenUsed="0"/>
-    <w:lsdException w:name="Colorful Shading Accent 1" w:semiHidden="0" w:uiPriority="71" w:unhideWhenUsed="0"/>
-    <w:lsdException w:name="Colorful List Accent 1" w:semiHidden="0" w:uiPriority="72" w:unhideWhenUsed="0"/>
-    <w:lsdException w:name="Colorful Grid Accent 1" w:semiHidden="0" w:uiPriority="73" w:unhideWhenUsed="0"/>
-    <w:lsdException w:name="Light Shading Accent 2" w:semiHidden="0" w:uiPriority="60" w:unhideWhenUsed="0"/>
-    <w:lsdException w:name="Light List Accent 2" w:semiHidden="0" w:uiPriority="61" w:unhideWhenUsed="0"/>
-    <w:lsdException w:name="Light Grid Accent 2" w:semiHidden="0" w:uiPriority="62" w:unhideWhenUsed="0"/>
-    <w:lsdException w:name="Medium Shading 1 Accent 2" w:semiHidden="0" w:uiPriority="63" w:unhideWhenUsed="0"/>
-    <w:lsdException w:name="Medium Shading 2 Accent 2" w:semiHidden="0" w:uiPriority="64" w:unhideWhenUsed="0"/>
-    <w:lsdException w:name="Medium List 1 Accent 2" w:semiHidden="0" w:uiPriority="65" w:unhideWhenUsed="0"/>
-    <w:lsdException w:name="Medium List 2 Accent 2" w:semiHidden="0" w:uiPriority="66" w:unhideWhenUsed="0"/>
-    <w:lsdException w:name="Medium Grid 1 Accent 2" w:semiHidden="0" w:uiPriority="67" w:unhideWhenUsed="0"/>
-    <w:lsdException w:name="Medium Grid 2 Accent 2" w:semiHidden="0" w:uiPriority="68" w:unhideWhenUsed="0"/>
-    <w:lsdException w:name="Medium Grid 3 Accent 2" w:semiHidden="0" w:uiPriority="69" w:unhideWhenUsed="0"/>
-    <w:lsdException w:name="Dark List Accent 2" w:semiHidden="0" w:uiPriority="70" w:unhideWhenUsed="0"/>
-    <w:lsdException w:name="Colorful Shading Accent 2" w:semiHidden="0" w:uiPriority="71" w:unhideWhenUsed="0"/>
-    <w:lsdException w:name="Colorful List Accent 2" w:semiHidden="0" w:uiPriority="72" w:unhideWhenUsed="0"/>
-    <w:lsdException w:name="Colorful Grid Accent 2" w:semiHidden="0" w:uiPriority="73" w:unhideWhenUsed="0"/>
-    <w:lsdException w:name="Light Shading Accent 3" w:semiHidden="0" w:uiPriority="60" w:unhideWhenUsed="0"/>
-    <w:lsdException w:name="Light List Accent 3" w:semiHidden="0" w:uiPriority="61" w:unhideWhenUsed="0"/>
-    <w:lsdException w:name="Light Grid Accent 3" w:semiHidden="0" w:uiPriority="62" w:unhideWhenUsed="0"/>
-    <w:lsdException w:name="Medium Shading 1 Accent 3" w:semiHidden="0" w:uiPriority="63" w:unhideWhenUsed="0"/>
-    <w:lsdException w:name="Medium Shading 2 Accent 3" w:semiHidden="0" w:uiPriority="64" w:unhideWhenUsed="0"/>
-    <w:lsdException w:name="Medium List 1 Accent 3" w:semiHidden="0" w:uiPriority="65" w:unhideWhenUsed="0"/>
-    <w:lsdException w:name="Medium List 2 Accent 3" w:semiHidden="0" w:uiPriority="66" w:unhideWhenUsed="0"/>
-    <w:lsdException w:name="Medium Grid 1 Accent 3" w:semiHidden="0" w:uiPriority="67" w:unhideWhenUsed="0"/>
-    <w:lsdException w:name="Medium Grid 2 Accent 3" w:semiHidden="0" w:uiPriority="68" w:unhideWhenUsed="0"/>
-    <w:lsdException w:name="Medium Grid 3 Accent 3" w:semiHidden="0" w:uiPriority="69" w:unhideWhenUsed="0"/>
-    <w:lsdException w:name="Dark List Accent 3" w:semiHidden="0" w:uiPriority="70" w:unhideWhenUsed="0"/>
-    <w:lsdException w:name="Colorful Shading Accent 3" w:semiHidden="0" w:uiPriority="71" w:unhideWhenUsed="0"/>
-    <w:lsdException w:name="Colorful List Accent 3" w:semiHidden="0" w:uiPriority="72" w:unhideWhenUsed="0"/>
-    <w:lsdException w:name="Colorful Grid Accent 3" w:semiHidden="0" w:uiPriority="73" w:unhideWhenUsed="0"/>
-    <w:lsdException w:name="Light Shading Accent 4" w:semiHidden="0" w:uiPriority="60" w:unhideWhenUsed="0"/>
-    <w:lsdException w:name="Light List Accent 4" w:semiHidden="0" w:uiPriority="61" w:unhideWhenUsed="0"/>
-    <w:lsdException w:name="Light Grid Accent 4" w:semiHidden="0" w:uiPriority="62" w:unhideWhenUsed="0"/>
-    <w:lsdException w:name="Medium Shading 1 Accent 4" w:semiHidden="0" w:uiPriority="63" w:unhideWhenUsed="0"/>
-    <w:lsdException w:name="Medium Shading 2 Accent 4" w:semiHidden="0" w:uiPriority="64" w:unhideWhenUsed="0"/>
-    <w:lsdException w:name="Medium List 1 Accent 4" w:semiHidden="0" w:uiPriority="65" w:unhideWhenUsed="0"/>
-    <w:lsdException w:name="Medium List 2 Accent 4" w:semiHidden="0" w:uiPriority="66" w:unhideWhenUsed="0"/>
-    <w:lsdException w:name="Medium Grid 1 Accent 4" w:semiHidden="0" w:uiPriority="67" w:unhideWhenUsed="0"/>
-    <w:lsdException w:name="Medium Grid 2 Accent 4" w:semiHidden="0" w:uiPriority="68" w:unhideWhenUsed="0"/>
-    <w:lsdException w:name="Medium Grid 3 Accent 4" w:semiHidden="0" w:uiPriority="69" w:unhideWhenUsed="0"/>
-    <w:lsdException w:name="Dark List Accent 4" w:semiHidden="0" w:uiPriority="70" w:unhideWhenUsed="0"/>
-    <w:lsdException w:name="Colorful Shading Accent 4" w:semiHidden="0" w:uiPriority="71" w:unhideWhenUsed="0"/>
-    <w:lsdException w:name="Colorful List Accent 4" w:semiHidden="0" w:uiPriority="72" w:unhideWhenUsed="0"/>
-    <w:lsdException w:name="Colorful Grid Accent 4" w:semiHidden="0" w:uiPriority="73" w:unhideWhenUsed="0"/>
-    <w:lsdException w:name="Light Shading Accent 5" w:semiHidden="0" w:uiPriority="60" w:unhideWhenUsed="0"/>
-    <w:lsdException w:name="Light List Accent 5" w:semiHidden="0" w:uiPriority="61" w:unhideWhenUsed="0"/>
-    <w:lsdException w:name="Light Grid Accent 5" w:semiHidden="0" w:uiPriority="62" w:unhideWhenUsed="0"/>
-    <w:lsdException w:name="Medium Shading 1 Accent 5" w:semiHidden="0" w:uiPriority="63" w:unhideWhenUsed="0"/>
-    <w:lsdException w:name="Medium Shading 2 Accent 5" w:semiHidden="0" w:uiPriority="64" w:unhideWhenUsed="0"/>
-    <w:lsdException w:name="Medium List 1 Accent 5" w:semiHidden="0" w:uiPriority="65" w:unhideWhenUsed="0"/>
-    <w:lsdException w:name="Medium List 2 Accent 5" w:semiHidden="0" w:uiPriority="66" w:unhideWhenUsed="0"/>
-    <w:lsdException w:name="Medium Grid 1 Accent 5" w:semiHidden="0" w:uiPriority="67" w:unhideWhenUsed="0"/>
-    <w:lsdException w:name="Medium Grid 2 Accent 5" w:semiHidden="0" w:uiPriority="68" w:unhideWhenUsed="0"/>
-    <w:lsdException w:name="Medium Grid 3 Accent 5" w:semiHidden="0" w:uiPriority="69" w:unhideWhenUsed="0"/>
-    <w:lsdException w:name="Dark List Accent 5" w:semiHidden="0" w:uiPriority="70" w:unhideWhenUsed="0"/>
-    <w:lsdException w:name="Colorful Shading Accent 5" w:semiHidden="0" w:uiPriority="71" w:unhideWhenUsed="0"/>
-    <w:lsdException w:name="Colorful List Accent 5" w:semiHidden="0" w:uiPriority="72" w:unhideWhenUsed="0"/>
-    <w:lsdException w:name="Colorful Grid Accent 5" w:semiHidden="0" w:uiPriority="73" w:unhideWhenUsed="0"/>
-    <w:lsdException w:name="Light Shading Accent 6" w:semiHidden="0" w:uiPriority="60" w:unhideWhenUsed="0"/>
-    <w:lsdException w:name="Light List Accent 6" w:semiHidden="0" w:uiPriority="61" w:unhideWhenUsed="0"/>
-    <w:lsdException w:name="Light Grid Accent 6" w:semiHidden="0" w:uiPriority="62" w:unhideWhenUsed="0"/>
-    <w:lsdException w:name="Medium Shading 1 Accent 6" w:semiHidden="0" w:uiPriority="63" w:unhideWhenUsed="0"/>
-    <w:lsdException w:name="Medium Shading 2 Accent 6" w:semiHidden="0" w:uiPriority="64" w:unhideWhenUsed="0"/>
-    <w:lsdException w:name="Medium List 1 Accent 6" w:semiHidden="0" w:uiPriority="65" w:unhideWhenUsed="0"/>
-    <w:lsdException w:name="Medium List 2 Accent 6" w:semiHidden="0" w:uiPriority="66" w:unhideWhenUsed="0"/>
-    <w:lsdException w:name="Medium Grid 1 Accent 6" w:semiHidden="0" w:uiPriority="67" w:unhideWhenUsed="0"/>
-    <w:lsdException w:name="Medium Grid 2 Accent 6" w:semiHidden="0" w:uiPriority="68" w:unhideWhenUsed="0"/>
-    <w:lsdException w:name="Medium Grid 3 Accent 6" w:semiHidden="0" w:uiPriority="69" w:unhideWhenUsed="0"/>
-    <w:lsdException w:name="Dark List Accent 6" w:semiHidden="0" w:uiPriority="70" w:unhideWhenUsed="0"/>
-    <w:lsdException w:name="Colorful Shading Accent 6" w:semiHidden="0" w:uiPriority="71" w:unhideWhenUsed="0"/>
-    <w:lsdException w:name="Colorful List Accent 6" w:semiHidden="0" w:uiPriority="72" w:unhideWhenUsed="0"/>
-    <w:lsdException w:name="Colorful Grid Accent 6" w:semiHidden="0" w:uiPriority="73" w:unhideWhenUsed="0"/>
-    <w:lsdException w:name="Subtle Emphasis" w:semiHidden="0" w:uiPriority="19" w:unhideWhenUsed="0" w:qFormat="1"/>
-    <w:lsdException w:name="Intense Emphasis" w:semiHidden="0" w:uiPriority="21" w:unhideWhenUsed="0" w:qFormat="1"/>
-    <w:lsdException w:name="Subtle Reference" w:semiHidden="0" w:uiPriority="31" w:unhideWhenUsed="0" w:qFormat="1"/>
-    <w:lsdException w:name="Intense Reference" w:semiHidden="0" w:uiPriority="32" w:unhideWhenUsed="0" w:qFormat="1"/>
-    <w:lsdException w:name="Book Title" w:semiHidden="0" w:uiPriority="33" w:unhideWhenUsed="0" w:qFormat="1"/>
-    <w:lsdException w:name="Bibliography" w:uiPriority="37"/>
-    <w:lsdException w:name="TOC Heading" w:uiPriority="39" w:qFormat="1"/>
-  </w:latentStyles>
-  <w:style w:type="paragraph" w:default="1" w:styleId="Normal">
-    <w:name w:val="Normal"/>
-    <w:qFormat/>
-  </w:style>
-  <w:style w:type="character" w:default="1" w:styleId="DefaultParagraphFont">
-    <w:name w:val="Default Paragraph Font"/>
-    <w:uiPriority w:val="1"/>
-    <w:semiHidden/>
-    <w:unhideWhenUsed/>
-  </w:style>
-  <w:style w:type="table" w:default="1" w:styleId="TableNormal">
-    <w:name w:val="Normal Table"/>
-    <w:uiPriority w:val="99"/>
-    <w:semiHidden/>
-    <w:unhideWhenUsed/>
-    <w:tblPr>
-      <w:tblInd w:w="0" w:type="dxa"/>
-      <w:tblCellMar>
-        <w:top w:w="0" w:type="dxa"/>
-        <w:left w:w="108" w:type="dxa"/>
-        <w:bottom w:w="0" w:type="dxa"/>
-        <w:right w:w="108" w:type="dxa"/>
-      </w:tblCellMar>
-    </w:tblPr>
-  </w:style>
-  <w:style w:type="numbering" w:default="1" w:styleId="NoList">
-    <w:name w:val="No List"/>
-    <w:uiPriority w:val="99"/>
-    <w:semiHidden/>
-    <w:unhideWhenUsed/>
-  </w:style>
-  <w:style w:type="paragraph" w:styleId="BalloonText">
-    <w:name w:val="Balloon Text"/>
-    <w:basedOn w:val="Normal"/>
-    <w:link w:val="BalloonTextChar"/>
-    <w:uiPriority w:val="99"/>
-    <w:semiHidden/>
-    <w:unhideWhenUsed/>
-    <w:rsid w:val="00372D99"/>
-    <w:pPr>
-      <w:spacing w:after="0" w:line="240" w:lineRule="auto"/>
-    </w:pPr>
-    <w:rPr>
-      <w:rFonts w:ascii="Tahoma" w:hAnsi="Tahoma" w:cs="Tahoma"/>
-      <w:sz w:val="16"/>
-      <w:szCs w:val="16"/>
-    </w:rPr>
-  </w:style>
-  <w:style w:type="character" w:customStyle="1" w:styleId="BalloonTextChar">
-    <w:name w:val="Balloon Text Char"/>
-    <w:basedOn w:val="DefaultParagraphFont"/>
-    <w:link w:val="BalloonText"/>
-    <w:uiPriority w:val="99"/>
-    <w:semiHidden/>
-    <w:rsid w:val="00372D99"/>
-    <w:rPr>
-      <w:rFonts w:ascii="Tahoma" w:hAnsi="Tahoma" w:cs="Tahoma"/>
-      <w:sz w:val="16"/>
-      <w:szCs w:val="16"/>
-    </w:rPr>
-  </w:style>
-  <w:style w:type="character" w:styleId="PlaceholderText">
-    <w:name w:val="Placeholder Text"/>
-    <w:basedOn w:val="DefaultParagraphFont"/>
-    <w:uiPriority w:val="99"/>
-    <w:semiHidden/>
-    <w:rsid w:val="00D70B87"/>
-    <w:rPr>
-      <w:color w:val="808080"/>
-    </w:rPr>
-  </w:style>
-  <w:style w:type="paragraph" w:styleId="ListParagraph">
-    <w:name w:val="List Paragraph"/>
-    <w:basedOn w:val="Normal"/>
-    <w:uiPriority w:val="34"/>
-    <w:qFormat/>
-    <w:rsid w:val="00BE0195"/>
-    <w:pPr>
-      <w:ind w:left="720"/>
-      <w:contextualSpacing/>
-    </w:pPr>
-  </w:style>
-</w:styles>
-</file>
-
-<file path=word/stylesWithEffects.xml><?xml version="1.0" encoding="utf-8"?>
-<w:styles xmlns:wpc="http://schemas.microsoft.com/office/word/2010/wordprocessingCanvas" xmlns:mc="http://schemas.openxmlformats.org/markup-compatibility/2006" xmlns:o="urn:schemas-microsoft-com:office:office" xmlns:r="http://schemas.openxmlformats.org/officeDocument/2006/relationships" xmlns:m="http://schemas.openxmlformats.org/officeDocument/2006/math" xmlns:v="urn:schemas-microsoft-com:vml" xmlns:wp14="http://schemas.microsoft.com/office/word/2010/wordprocessingDrawing" xmlns:wp="http://schemas.openxmlformats.org/drawingml/2006/wordprocessingDrawing" xmlns:w10="urn:schemas-microsoft-com:office:word" xmlns:w="http://schemas.openxmlformats.org/wordprocessingml/2006/main" xmlns:w14="http://schemas.microsoft.com/office/word/2010/wordml" xmlns:wpg="http://schemas.microsoft.com/office/word/2010/wordprocessingGroup" xmlns:wpi="http://schemas.microsoft.com/office/word/2010/wordprocessingInk" xmlns:wne="http://schemas.microsoft.com/office/word/2006/wordml" xmlns:wps="http://schemas.microsoft.com/office/word/2010/wordprocessingShape" mc:Ignorable="w14 wp14">
-  <w:docDefaults>
-    <w:rPrDefault>
-      <w:rPr>
-        <w:rFonts w:asciiTheme="minorHAnsi" w:eastAsiaTheme="minorHAnsi" w:hAnsiTheme="minorHAnsi" w:cstheme="minorBidi"/>
-        <w:sz w:val="22"/>
-        <w:szCs w:val="22"/>
-        <w:lang w:val="vi-VN" w:eastAsia="en-US" w:bidi="ar-SA"/>
-      </w:rPr>
-    </w:rPrDefault>
-    <w:pPrDefault>
-      <w:pPr>
-        <w:spacing w:after="200" w:line="276" w:lineRule="auto"/>
-      </w:pPr>
-    </w:pPrDefault>
-  </w:docDefaults>
-  <w:latentStyles w:defLockedState="0" w:defUIPriority="99" w:defSemiHidden="1" w:defUnhideWhenUsed="1" w:defQFormat="0" w:count="267">
-    <w:lsdException w:name="Normal" w:semiHidden="0" w:uiPriority="0" w:unhideWhenUsed="0" w:qFormat="1"/>
-    <w:lsdException w:name="heading 1" w:semiHidden="0" w:uiPriority="9" w:unhideWhenUsed="0" w:qFormat="1"/>
-    <w:lsdException w:name="heading 2" w:uiPriority="9" w:qFormat="1"/>
-    <w:lsdException w:name="heading 3" w:uiPriority="9" w:qFormat="1"/>
-    <w:lsdException w:name="heading 4" w:uiPriority="9" w:qFormat="1"/>
-    <w:lsdException w:name="heading 5" w:uiPriority="9" w:qFormat="1"/>
-    <w:lsdException w:name="heading 6" w:uiPriority="9" w:qFormat="1"/>
-    <w:lsdException w:name="heading 7" w:uiPriority="9" w:qFormat="1"/>
-    <w:lsdException w:name="heading 8" w:uiPriority="9" w:qFormat="1"/>
-    <w:lsdException w:name="heading 9" w:uiPriority="9" w:qFormat="1"/>
-    <w:lsdException w:name="toc 1" w:uiPriority="39"/>
-    <w:lsdException w:name="toc 2" w:uiPriority="39"/>
-    <w:lsdException w:name="toc 3" w:uiPriority="39"/>
-    <w:lsdException w:name="toc 4" w:uiPriority="39"/>
-    <w:lsdException w:name="toc 5" w:uiPriority="39"/>
-    <w:lsdException w:name="toc 6" w:uiPriority="39"/>
-    <w:lsdException w:name="toc 7" w:uiPriority="39"/>
-    <w:lsdException w:name="toc 8" w:uiPriority="39"/>
-    <w:lsdException w:name="toc 9" w:uiPriority="39"/>
-    <w:lsdException w:name="caption" w:uiPriority="35" w:qFormat="1"/>
-    <w:lsdException w:name="Title" w:semiHidden="0" w:uiPriority="10" w:unhideWhenUsed="0" w:qFormat="1"/>
-    <w:lsdException w:name="Default Paragraph Font" w:uiPriority="1"/>
-    <w:lsdException w:name="Subtitle" w:semiHidden="0" w:uiPriority="11" w:unhideWhenUsed="0" w:qFormat="1"/>
-    <w:lsdException w:name="Strong" w:semiHidden="0" w:uiPriority="22" w:unhideWhenUsed="0" w:qFormat="1"/>
-    <w:lsdException w:name="Emphasis" w:semiHidden="0" w:uiPriority="20" w:unhideWhenUsed="0" w:qFormat="1"/>
-    <w:lsdException w:name="Table Grid" w:semiHidden="0" w:uiPriority="59" w:unhideWhenUsed="0"/>
-    <w:lsdException w:name="Placeholder Text" w:unhideWhenUsed="0"/>
-    <w:lsdException w:name="No Spacing" w:semiHidden="0" w:uiPriority="1" w:unhideWhenUsed="0" w:qFormat="1"/>
-    <w:lsdException w:name="Light Shading" w:semiHidden="0" w:uiPriority="60" w:unhideWhenUsed="0"/>
-    <w:lsdException w:name="Light List" w:semiHidden="0" w:uiPriority="61" w:unhideWhenUsed="0"/>
-    <w:lsdException w:name="Light Grid" w:semiHidden="0" w:uiPriority="62" w:unhideWhenUsed="0"/>
-    <w:lsdException w:name="Medium Shading 1" w:semiHidden="0" w:uiPriority="63" w:unhideWhenUsed="0"/>
-    <w:lsdException w:name="Medium Shading 2" w:semiHidden="0" w:uiPriority="64" w:unhideWhenUsed="0"/>
-    <w:lsdException w:name="Medium List 1" w:semiHidden="0" w:uiPriority="65" w:unhideWhenUsed="0"/>
-    <w:lsdException w:name="Medium List 2" w:semiHidden="0" w:uiPriority="66" w:unhideWhenUsed="0"/>
-    <w:lsdException w:name="Medium Grid 1" w:semiHidden="0" w:uiPriority="67" w:unhideWhenUsed="0"/>
-    <w:lsdException w:name="Medium Grid 2" w:semiHidden="0" w:uiPriority="68" w:unhideWhenUsed="0"/>
-    <w:lsdException w:name="Medium Grid 3" w:semiHidden="0" w:uiPriority="69" w:unhideWhenUsed="0"/>
-    <w:lsdException w:name="Dark List" w:semiHidden="0" w:uiPriority="70" w:unhideWhenUsed="0"/>
-    <w:lsdException w:name="Colorful Shading" w:semiHidden="0" w:uiPriority="71" w:unhideWhenUsed="0"/>
-    <w:lsdException w:name="Colorful List" w:semiHidden="0" w:uiPriority="72" w:unhideWhenUsed="0"/>
-    <w:lsdException w:name="Colorful Grid" w:semiHidden="0" w:uiPriority="73" w:unhideWhenUsed="0"/>
-    <w:lsdException w:name="Light Shading Accent 1" w:semiHidden="0" w:uiPriority="60" w:unhideWhenUsed="0"/>
-    <w:lsdException w:name="Light List Accent 1" w:semiHidden="0" w:uiPriority="61" w:unhideWhenUsed="0"/>
-    <w:lsdException w:name="Light Grid Accent 1" w:semiHidden="0" w:uiPriority="62" w:unhideWhenUsed="0"/>
-    <w:lsdException w:name="Medium Shading 1 Accent 1" w:semiHidden="0" w:uiPriority="63" w:unhideWhenUsed="0"/>
-    <w:lsdException w:name="Medium Shading 2 Accent 1" w:semiHidden="0" w:uiPriority="64" w:unhideWhenUsed="0"/>
-    <w:lsdException w:name="Medium List 1 Accent 1" w:semiHidden="0" w:uiPriority="65" w:unhideWhenUsed="0"/>
-    <w:lsdException w:name="Revision" w:unhideWhenUsed="0"/>
-    <w:lsdException w:name="List Paragraph" w:semiHidden="0" w:uiPriority="34" w:unhideWhenUsed="0" w:qFormat="1"/>
-    <w:lsdException w:name="Quote" w:semiHidden="0" w:uiPriority="29" w:unhideWhenUsed="0" w:qFormat="1"/>
-    <w:lsdException w:name="Intense Quote" w:semiHidden="0" w:uiPriority="30" w:unhideWhenUsed="0" w:qFormat="1"/>
-    <w:lsdException w:name="Medium List 2 Accent 1" w:semiHidden="0" w:uiPriority="66" w:unhideWhenUsed="0"/>
-    <w:lsdException w:name="Medium Grid 1 Accent 1" w:semiHidden="0" w:uiPriority="67" w:unhideWhenUsed="0"/>
-    <w:lsdException w:name="Medium Grid 2 Accent 1" w:semiHidden="0" w:uiPriority="68" w:unhideWhenUsed="0"/>
-    <w:lsdException w:name="Medium Grid 3 Accent 1" w:semiHidden="0" w:uiPriority="69" w:unhideWhenUsed="0"/>
-    <w:lsdException w:name="Dark List Accent 1" w:semiHidden="0" w:uiPriority="70" w:unhideWhenUsed="0"/>
-    <w:lsdException w:name="Colorful Shading Accent 1" w:semiHidden="0" w:uiPriority="71" w:unhideWhenUsed="0"/>
-    <w:lsdException w:name="Colorful List Accent 1" w:semiHidden="0" w:uiPriority="72" w:unhideWhenUsed="0"/>
-    <w:lsdException w:name="Colorful Grid Accent 1" w:semiHidden="0" w:uiPriority="73" w:unhideWhenUsed="0"/>
-    <w:lsdException w:name="Light Shading Accent 2" w:semiHidden="0" w:uiPriority="60" w:unhideWhenUsed="0"/>
-    <w:lsdException w:name="Light List Accent 2" w:semiHidden="0" w:uiPriority="61" w:unhideWhenUsed="0"/>
-    <w:lsdException w:name="Light Grid Accent 2" w:semiHidden="0" w:uiPriority="62" w:unhideWhenUsed="0"/>
-    <w:lsdException w:name="Medium Shading 1 Accent 2" w:semiHidden="0" w:uiPriority="63" w:unhideWhenUsed="0"/>
-    <w:lsdException w:name="Medium Shading 2 Accent 2" w:semiHidden="0" w:uiPriority="64" w:unhideWhenUsed="0"/>
-    <w:lsdException w:name="Medium List 1 Accent 2" w:semiHidden="0" w:uiPriority="65" w:unhideWhenUsed="0"/>
-    <w:lsdException w:name="Medium List 2 Accent 2" w:semiHidden="0" w:uiPriority="66" w:unhideWhenUsed="0"/>
-    <w:lsdException w:name="Medium Grid 1 Accent 2" w:semiHidden="0" w:uiPriority="67" w:unhideWhenUsed="0"/>
-    <w:lsdException w:name="Medium Grid 2 Accent 2" w:semiHidden="0" w:uiPriority="68" w:unhideWhenUsed="0"/>
-    <w:lsdException w:name="Medium Grid 3 Accent 2" w:semiHidden="0" w:uiPriority="69" w:unhideWhenUsed="0"/>
-    <w:lsdException w:name="Dark List Accent 2" w:semiHidden="0" w:uiPriority="70" w:unhideWhenUsed="0"/>
-    <w:lsdException w:name="Colorful Shading Accent 2" w:semiHidden="0" w:uiPriority="71" w:unhideWhenUsed="0"/>
-    <w:lsdException w:name="Colorful List Accent 2" w:semiHidden="0" w:uiPriority="72" w:unhideWhenUsed="0"/>
-    <w:lsdException w:name="Colorful Grid Accent 2" w:semiHidden="0" w:uiPriority="73" w:unhideWhenUsed="0"/>
-    <w:lsdException w:name="Light Shading Accent 3" w:semiHidden="0" w:uiPriority="60" w:unhideWhenUsed="0"/>
-    <w:lsdException w:name="Light List Accent 3" w:semiHidden="0" w:uiPriority="61" w:unhideWhenUsed="0"/>
-    <w:lsdException w:name="Light Grid Accent 3" w:semiHidden="0" w:uiPriority="62" w:unhideWhenUsed="0"/>
-    <w:lsdException w:name="Medium Shading 1 Accent 3" w:semiHidden="0" w:uiPriority="63" w:unhideWhenUsed="0"/>
-    <w:lsdException w:name="Medium Shading 2 Accent 3" w:semiHidden="0" w:uiPriority="64" w:unhideWhenUsed="0"/>
-    <w:lsdException w:name="Medium List 1 Accent 3" w:semiHidden="0" w:uiPriority="65" w:unhideWhenUsed="0"/>
-    <w:lsdException w:name="Medium List 2 Accent 3" w:semiHidden="0" w:uiPriority="66" w:unhideWhenUsed="0"/>
-    <w:lsdException w:name="Medium Grid 1 Accent 3" w:semiHidden="0" w:uiPriority="67" w:unhideWhenUsed="0"/>
-    <w:lsdException w:name="Medium Grid 2 Accent 3" w:semiHidden="0" w:uiPriority="68" w:unhideWhenUsed="0"/>
-    <w:lsdException w:name="Medium Grid 3 Accent 3" w:semiHidden="0" w:uiPriority="69" w:unhideWhenUsed="0"/>
-    <w:lsdException w:name="Dark List Accent 3" w:semiHidden="0" w:uiPriority="70" w:unhideWhenUsed="0"/>
-    <w:lsdException w:name="Colorful Shading Accent 3" w:semiHidden="0" w:uiPriority="71" w:unhideWhenUsed="0"/>
-    <w:lsdException w:name="Colorful List Accent 3" w:semiHidden="0" w:uiPriority="72" w:unhideWhenUsed="0"/>
-    <w:lsdException w:name="Colorful Grid Accent 3" w:semiHidden="0" w:uiPriority="73" w:unhideWhenUsed="0"/>
-    <w:lsdException w:name="Light Shading Accent 4" w:semiHidden="0" w:uiPriority="60" w:unhideWhenUsed="0"/>
-    <w:lsdException w:name="Light List Accent 4" w:semiHidden="0" w:uiPriority="61" w:unhideWhenUsed="0"/>
-    <w:lsdException w:name="Light Grid Accent 4" w:semiHidden="0" w:uiPriority="62" w:unhideWhenUsed="0"/>
-    <w:lsdException w:name="Medium Shading 1 Accent 4" w:semiHidden="0" w:uiPriority="63" w:unhideWhenUsed="0"/>
-    <w:lsdException w:name="Medium Shading 2 Accent 4" w:semiHidden="0" w:uiPriority="64" w:unhideWhenUsed="0"/>
-    <w:lsdException w:name="Medium List 1 Accent 4" w:semiHidden="0" w:uiPriority="65" w:unhideWhenUsed="0"/>
-    <w:lsdException w:name="Medium List 2 Accent 4" w:semiHidden="0" w:uiPriority="66" w:unhideWhenUsed="0"/>
-    <w:lsdException w:name="Medium Grid 1 Accent 4" w:semiHidden="0" w:uiPriority="67" w:unhideWhenUsed="0"/>
-    <w:lsdException w:name="Medium Grid 2 Accent 4" w:semiHidden="0" w:uiPriority="68" w:unhideWhenUsed="0"/>
-    <w:lsdException w:name="Medium Grid 3 Accent 4" w:semiHidden="0" w:uiPriority="69" w:unhideWhenUsed="0"/>
-    <w:lsdException w:name="Dark List Accent 4" w:semiHidden="0" w:uiPriority="70" w:unhideWhenUsed="0"/>
-    <w:lsdException w:name="Colorful Shading Accent 4" w:semiHidden="0" w:uiPriority="71" w:unhideWhenUsed="0"/>
-    <w:lsdException w:name="Colorful List Accent 4" w:semiHidden="0" w:uiPriority="72" w:unhideWhenUsed="0"/>
-    <w:lsdException w:name="Colorful Grid Accent 4" w:semiHidden="0" w:uiPriority="73" w:unhideWhenUsed="0"/>
-    <w:lsdException w:name="Light Shading Accent 5" w:semiHidden="0" w:uiPriority="60" w:unhideWhenUsed="0"/>
-    <w:lsdException w:name="Light List Accent 5" w:semiHidden="0" w:uiPriority="61" w:unhideWhenUsed="0"/>
-    <w:lsdException w:name="Light Grid Accent 5" w:semiHidden="0" w:uiPriority="62" w:unhideWhenUsed="0"/>
-    <w:lsdException w:name="Medium Shading 1 Accent 5" w:semiHidden="0" w:uiPriority="63" w:unhideWhenUsed="0"/>
-    <w:lsdException w:name="Medium Shading 2 Accent 5" w:semiHidden="0" w:uiPriority="64" w:unhideWhenUsed="0"/>
-    <w:lsdException w:name="Medium List 1 Accent 5" w:semiHidden="0" w:uiPriority="65" w:unhideWhenUsed="0"/>
-    <w:lsdException w:name="Medium List 2 Accent 5" w:semiHidden="0" w:uiPriority="66" w:unhideWhenUsed="0"/>
-    <w:lsdException w:name="Medium Grid 1 Accent 5" w:semiHidden="0" w:uiPriority="67" w:unhideWhenUsed="0"/>
-    <w:lsdException w:name="Medium Grid 2 Accent 5" w:semiHidden="0" w:uiPriority="68" w:unhideWhenUsed="0"/>
-    <w:lsdException w:name="Medium Grid 3 Accent 5" w:semiHidden="0" w:uiPriority="69" w:unhideWhenUsed="0"/>
-    <w:lsdException w:name="Dark List Accent 5" w:semiHidden="0" w:uiPriority="70" w:unhideWhenUsed="0"/>
-    <w:lsdException w:name="Colorful Shading Accent 5" w:semiHidden="0" w:uiPriority="71" w:unhideWhenUsed="0"/>
-    <w:lsdException w:name="Colorful List Accent 5" w:semiHidden="0" w:uiPriority="72" w:unhideWhenUsed="0"/>
-    <w:lsdException w:name="Colorful Grid Accent 5" w:semiHidden="0" w:uiPriority="73" w:unhideWhenUsed="0"/>
-    <w:lsdException w:name="Light Shading Accent 6" w:semiHidden="0" w:uiPriority="60" w:unhideWhenUsed="0"/>
-    <w:lsdException w:name="Light List Accent 6" w:semiHidden="0" w:uiPriority="61" w:unhideWhenUsed="0"/>
-    <w:lsdException w:name="Light Grid Accent 6" w:semiHidden="0" w:uiPriority="62" w:unhideWhenUsed="0"/>
-    <w:lsdException w:name="Medium Shading 1 Accent 6" w:semiHidden="0" w:uiPriority="63" w:unhideWhenUsed="0"/>
-    <w:lsdException w:name="Medium Shading 2 Accent 6" w:semiHidden="0" w:uiPriority="64" w:unhideWhenUsed="0"/>
-    <w:lsdException w:name="Medium List 1 Accent 6" w:semiHidden="0" w:uiPriority="65" w:unhideWhenUsed="0"/>
-    <w:lsdException w:name="Medium List 2 Accent 6" w:semiHidden="0" w:uiPriority="66" w:unhideWhenUsed="0"/>
-    <w:lsdException w:name="Medium Grid 1 Accent 6" w:semiHidden="0" w:uiPriority="67" w:unhideWhenUsed="0"/>
-    <w:lsdException w:name="Medium Grid 2 Accent 6" w:semiHidden="0" w:uiPriority="68" w:unhideWhenUsed="0"/>
-    <w:lsdException w:name="Medium Grid 3 Accent 6" w:semiHidden="0" w:uiPriority="69" w:unhideWhenUsed="0"/>
-    <w:lsdException w:name="Dark List Accent 6" w:semiHidden="0" w:uiPriority="70" w:unhideWhenUsed="0"/>
-    <w:lsdException w:name="Colorful Shading Accent 6" w:semiHidden="0" w:uiPriority="71" w:unhideWhenUsed="0"/>
-    <w:lsdException w:name="Colorful List Accent 6" w:semiHidden="0" w:uiPriority="72" w:unhideWhenUsed="0"/>
-    <w:lsdException w:name="Colorful Grid Accent 6" w:semiHidden="0" w:uiPriority="73" w:unhideWhenUsed="0"/>
-    <w:lsdException w:name="Subtle Emphasis" w:semiHidden="0" w:uiPriority="19" w:unhideWhenUsed="0" w:qFormat="1"/>
-    <w:lsdException w:name="Intense Emphasis" w:semiHidden="0" w:uiPriority="21" w:unhideWhenUsed="0" w:qFormat="1"/>
-    <w:lsdException w:name="Subtle Reference" w:semiHidden="0" w:uiPriority="31" w:unhideWhenUsed="0" w:qFormat="1"/>
-    <w:lsdException w:name="Intense Reference" w:semiHidden="0" w:uiPriority="32" w:unhideWhenUsed="0" w:qFormat="1"/>
-    <w:lsdException w:name="Book Title" w:semiHidden="0" w:uiPriority="33" w:unhideWhenUsed="0" w:qFormat="1"/>
-    <w:lsdException w:name="Bibliography" w:uiPriority="37"/>
-    <w:lsdException w:name="TOC Heading" w:uiPriority="39" w:qFormat="1"/>
+  <w:latentStyles w:defLockedState="0" w:defUIPriority="99" w:defSemiHidden="0" w:defUnhideWhenUsed="0" w:defQFormat="0" w:count="376">
+    <w:lsdException w:name="Normal" w:uiPriority="0" w:qFormat="1"/>
+    <w:lsdException w:name="heading 1" w:uiPriority="9" w:qFormat="1"/>
+    <w:lsdException w:name="heading 2" w:semiHidden="1" w:uiPriority="9" w:unhideWhenUsed="1" w:qFormat="1"/>
+    <w:lsdException w:name="heading 3" w:semiHidden="1" w:uiPriority="9" w:unhideWhenUsed="1" w:qFormat="1"/>
+    <w:lsdException w:name="heading 4" w:semiHidden="1" w:uiPriority="9" w:unhideWhenUsed="1" w:qFormat="1"/>
+    <w:lsdException w:name="heading 5" w:semiHidden="1" w:uiPriority="9" w:unhideWhenUsed="1" w:qFormat="1"/>
+    <w:lsdException w:name="heading 6" w:semiHidden="1" w:uiPriority="9" w:unhideWhenUsed="1" w:qFormat="1"/>
+    <w:lsdException w:name="heading 7" w:semiHidden="1" w:uiPriority="9" w:unhideWhenUsed="1" w:qFormat="1"/>
+    <w:lsdException w:name="heading 8" w:semiHidden="1" w:uiPriority="9" w:unhideWhenUsed="1" w:qFormat="1"/>
+    <w:lsdException w:name="heading 9" w:semiHidden="1" w:uiPriority="9" w:unhideWhenUsed="1" w:qFormat="1"/>
+    <w:lsdException w:name="index 1" w:semiHidden="1" w:unhideWhenUsed="1"/>
+    <w:lsdException w:name="index 2" w:semiHidden="1" w:unhideWhenUsed="1"/>
+    <w:lsdException w:name="index 3" w:semiHidden="1" w:unhideWhenUsed="1"/>
+    <w:lsdException w:name="index 4" w:semiHidden="1" w:unhideWhenUsed="1"/>
+    <w:lsdException w:name="index 5" w:semiHidden="1" w:unhideWhenUsed="1"/>
+    <w:lsdException w:name="index 6" w:semiHidden="1" w:unhideWhenUsed="1"/>
+    <w:lsdException w:name="index 7" w:semiHidden="1" w:unhideWhenUsed="1"/>
+    <w:lsdException w:name="index 8" w:semiHidden="1" w:unhideWhenUsed="1"/>
+    <w:lsdException w:name="index 9" w:semiHidden="1" w:unhideWhenUsed="1"/>
+    <w:lsdException w:name="toc 1" w:semiHidden="1" w:uiPriority="39" w:unhideWhenUsed="1"/>
+    <w:lsdException w:name="toc 2" w:semiHidden="1" w:uiPriority="39" w:unhideWhenUsed="1"/>
+    <w:lsdException w:name="toc 3" w:semiHidden="1" w:uiPriority="39" w:unhideWhenUsed="1"/>
+    <w:lsdException w:name="toc 4" w:semiHidden="1" w:uiPriority="39" w:unhideWhenUsed="1"/>
+    <w:lsdException w:name="toc 5" w:semiHidden="1" w:uiPriority="39" w:unhideWhenUsed="1"/>
+    <w:lsdException w:name="toc 6" w:semiHidden="1" w:uiPriority="39" w:unhideWhenUsed="1"/>
+    <w:lsdException w:name="toc 7" w:semiHidden="1" w:uiPriority="39" w:unhideWhenUsed="1"/>
+    <w:lsdException w:name="toc 8" w:semiHidden="1" w:uiPriority="39" w:unhideWhenUsed="1"/>
+    <w:lsdException w:name="toc 9" w:semiHidden="1" w:uiPriority="39" w:unhideWhenUsed="1"/>
+    <w:lsdException w:name="Normal Indent" w:semiHidden="1" w:unhideWhenUsed="1"/>
+    <w:lsdException w:name="footnote text" w:semiHidden="1" w:unhideWhenUsed="1"/>
+    <w:lsdException w:name="annotation text" w:semiHidden="1" w:unhideWhenUsed="1"/>
+    <w:lsdException w:name="header" w:semiHidden="1" w:unhideWhenUsed="1"/>
+    <w:lsdException w:name="footer" w:semiHidden="1" w:unhideWhenUsed="1"/>
+    <w:lsdException w:name="index heading" w:semiHidden="1" w:unhideWhenUsed="1"/>
+    <w:lsdException w:name="caption" w:semiHidden="1" w:uiPriority="35" w:unhideWhenUsed="1" w:qFormat="1"/>
+    <w:lsdException w:name="table of figures" w:semiHidden="1" w:unhideWhenUsed="1"/>
+    <w:lsdException w:name="envelope address" w:semiHidden="1" w:unhideWhenUsed="1"/>
+    <w:lsdException w:name="envelope return" w:semiHidden="1" w:unhideWhenUsed="1"/>
+    <w:lsdException w:name="footnote reference" w:semiHidden="1" w:unhideWhenUsed="1"/>
+    <w:lsdException w:name="annotation reference" w:semiHidden="1" w:unhideWhenUsed="1"/>
+    <w:lsdException w:name="line number" w:semiHidden="1" w:unhideWhenUsed="1"/>
+    <w:lsdException w:name="page number" w:semiHidden="1" w:unhideWhenUsed="1"/>
+    <w:lsdException w:name="endnote reference" w:semiHidden="1" w:unhideWhenUsed="1"/>
+    <w:lsdException w:name="endnote text" w:semiHidden="1" w:unhideWhenUsed="1"/>
+    <w:lsdException w:name="table of authorities" w:semiHidden="1" w:unhideWhenUsed="1"/>
+    <w:lsdException w:name="macro" w:semiHidden="1" w:unhideWhenUsed="1"/>
+    <w:lsdException w:name="toa heading" w:semiHidden="1" w:unhideWhenUsed="1"/>
+    <w:lsdException w:name="List" w:semiHidden="1" w:unhideWhenUsed="1"/>
+    <w:lsdException w:name="List Bullet" w:semiHidden="1" w:unhideWhenUsed="1"/>
+    <w:lsdException w:name="List Number" w:semiHidden="1" w:unhideWhenUsed="1"/>
+    <w:lsdException w:name="List 2" w:semiHidden="1" w:unhideWhenUsed="1"/>
+    <w:lsdException w:name="List 3" w:semiHidden="1" w:unhideWhenUsed="1"/>
+    <w:lsdException w:name="List 4" w:semiHidden="1" w:unhideWhenUsed="1"/>
+    <w:lsdException w:name="List 5" w:semiHidden="1" w:unhideWhenUsed="1"/>
+    <w:lsdException w:name="List Bullet 2" w:semiHidden="1" w:unhideWhenUsed="1"/>
+    <w:lsdException w:name="List Bullet 3" w:semiHidden="1" w:unhideWhenUsed="1"/>
+    <w:lsdException w:name="List Bullet 4" w:semiHidden="1" w:unhideWhenUsed="1"/>
+    <w:lsdException w:name="List Bullet 5" w:semiHidden="1" w:unhideWhenUsed="1"/>
+    <w:lsdException w:name="List Number 2" w:semiHidden="1" w:unhideWhenUsed="1"/>
+    <w:lsdException w:name="List Number 3" w:semiHidden="1" w:unhideWhenUsed="1"/>
+    <w:lsdException w:name="List Number 4" w:semiHidden="1" w:unhideWhenUsed="1"/>
+    <w:lsdException w:name="List Number 5" w:semiHidden="1" w:unhideWhenUsed="1"/>
+    <w:lsdException w:name="Title" w:uiPriority="10" w:qFormat="1"/>
+    <w:lsdException w:name="Closing" w:semiHidden="1" w:unhideWhenUsed="1"/>
+    <w:lsdException w:name="Signature" w:semiHidden="1" w:unhideWhenUsed="1"/>
+    <w:lsdException w:name="Default Paragraph Font" w:semiHidden="1" w:uiPriority="1" w:unhideWhenUsed="1"/>
+    <w:lsdException w:name="Body Text" w:semiHidden="1" w:unhideWhenUsed="1"/>
+    <w:lsdException w:name="Body Text Indent" w:semiHidden="1" w:unhideWhenUsed="1"/>
+    <w:lsdException w:name="List Continue" w:semiHidden="1" w:unhideWhenUsed="1"/>
+    <w:lsdException w:name="List Continue 2" w:semiHidden="1" w:unhideWhenUsed="1"/>
+    <w:lsdException w:name="List Continue 3" w:semiHidden="1" w:unhideWhenUsed="1"/>
+    <w:lsdException w:name="List Continue 4" w:semiHidden="1" w:unhideWhenUsed="1"/>
+    <w:lsdException w:name="List Continue 5" w:semiHidden="1" w:unhideWhenUsed="1"/>
+    <w:lsdException w:name="Message Header" w:semiHidden="1" w:unhideWhenUsed="1"/>
+    <w:lsdException w:name="Subtitle" w:uiPriority="11" w:qFormat="1"/>
+    <w:lsdException w:name="Salutation" w:semiHidden="1" w:unhideWhenUsed="1"/>
+    <w:lsdException w:name="Date" w:semiHidden="1" w:unhideWhenUsed="1"/>
+    <w:lsdException w:name="Body Text First Indent" w:semiHidden="1" w:unhideWhenUsed="1"/>
+    <w:lsdException w:name="Body Text First Indent 2" w:semiHidden="1" w:unhideWhenUsed="1"/>
+    <w:lsdException w:name="Note Heading" w:semiHidden="1" w:unhideWhenUsed="1"/>
+    <w:lsdException w:name="Body Text 2" w:semiHidden="1" w:unhideWhenUsed="1"/>
+    <w:lsdException w:name="Body Text 3" w:semiHidden="1" w:unhideWhenUsed="1"/>
+    <w:lsdException w:name="Body Text Indent 2" w:semiHidden="1" w:unhideWhenUsed="1"/>
+    <w:lsdException w:name="Body Text Indent 3" w:semiHidden="1" w:unhideWhenUsed="1"/>
+    <w:lsdException w:name="Block Text" w:semiHidden="1" w:unhideWhenUsed="1"/>
+    <w:lsdException w:name="Hyperlink" w:semiHidden="1" w:unhideWhenUsed="1"/>
+    <w:lsdException w:name="FollowedHyperlink" w:semiHidden="1" w:unhideWhenUsed="1"/>
+    <w:lsdException w:name="Strong" w:uiPriority="22" w:qFormat="1"/>
+    <w:lsdException w:name="Emphasis" w:uiPriority="20" w:qFormat="1"/>
+    <w:lsdException w:name="Document Map" w:semiHidden="1" w:unhideWhenUsed="1"/>
+    <w:lsdException w:name="Plain Text" w:semiHidden="1" w:unhideWhenUsed="1"/>
+    <w:lsdException w:name="E-mail Signature" w:semiHidden="1" w:unhideWhenUsed="1"/>
+    <w:lsdException w:name="HTML Top of Form" w:semiHidden="1" w:unhideWhenUsed="1"/>
+    <w:lsdException w:name="HTML Bottom of Form" w:semiHidden="1" w:unhideWhenUsed="1"/>
+    <w:lsdException w:name="Normal (Web)" w:semiHidden="1" w:unhideWhenUsed="1"/>
+    <w:lsdException w:name="HTML Acronym" w:semiHidden="1" w:unhideWhenUsed="1"/>
+    <w:lsdException w:name="HTML Address" w:semiHidden="1" w:unhideWhenUsed="1"/>
+    <w:lsdException w:name="HTML Cite" w:semiHidden="1" w:unhideWhenUsed="1"/>
+    <w:lsdException w:name="HTML Code" w:semiHidden="1" w:unhideWhenUsed="1"/>
+    <w:lsdException w:name="HTML Definition" w:semiHidden="1" w:unhideWhenUsed="1"/>
+    <w:lsdException w:name="HTML Keyboard" w:semiHidden="1" w:unhideWhenUsed="1"/>
+    <w:lsdException w:name="HTML Preformatted" w:semiHidden="1" w:unhideWhenUsed="1"/>
+    <w:lsdException w:name="HTML Sample" w:semiHidden="1" w:unhideWhenUsed="1"/>
+    <w:lsdException w:name="HTML Typewriter" w:semiHidden="1" w:unhideWhenUsed="1"/>
+    <w:lsdException w:name="HTML Variable" w:semiHidden="1" w:unhideWhenUsed="1"/>
+    <w:lsdException w:name="Normal Table" w:semiHidden="1" w:unhideWhenUsed="1"/>
+    <w:lsdException w:name="annotation subject" w:semiHidden="1" w:unhideWhenUsed="1"/>
+    <w:lsdException w:name="No List" w:semiHidden="1" w:unhideWhenUsed="1"/>
+    <w:lsdException w:name="Outline List 1" w:semiHidden="1" w:unhideWhenUsed="1"/>
+    <w:lsdException w:name="Outline List 2" w:semiHidden="1" w:unhideWhenUsed="1"/>
+    <w:lsdException w:name="Outline List 3" w:semiHidden="1" w:unhideWhenUsed="1"/>
+    <w:lsdException w:name="Table Simple 1" w:semiHidden="1" w:unhideWhenUsed="1"/>
+    <w:lsdException w:name="Table Simple 2" w:semiHidden="1" w:unhideWhenUsed="1"/>
+    <w:lsdException w:name="Table Simple 3" w:semiHidden="1" w:unhideWhenUsed="1"/>
+    <w:lsdException w:name="Table Classic 1" w:semiHidden="1" w:unhideWhenUsed="1"/>
+    <w:lsdException w:name="Table Classic 2" w:semiHidden="1" w:unhideWhenUsed="1"/>
+    <w:lsdException w:name="Table Classic 3" w:semiHidden="1" w:unhideWhenUsed="1"/>
+    <w:lsdException w:name="Table Classic 4" w:semiHidden="1" w:unhideWhenUsed="1"/>
+    <w:lsdException w:name="Table Colorful 1" w:semiHidden="1" w:unhideWhenUsed="1"/>
+    <w:lsdException w:name="Table Colorful 2" w:semiHidden="1" w:unhideWhenUsed="1"/>
+    <w:lsdException w:name="Table Colorful 3" w:semiHidden="1" w:unhideWhenUsed="1"/>
+    <w:lsdException w:name="Table Columns 1" w:semiHidden="1" w:unhideWhenUsed="1"/>
+    <w:lsdException w:name="Table Columns 2" w:semiHidden="1" w:unhideWhenUsed="1"/>
+    <w:lsdException w:name="Table Columns 3" w:semiHidden="1" w:unhideWhenUsed="1"/>
+    <w:lsdException w:name="Table Columns 4" w:semiHidden="1" w:unhideWhenUsed="1"/>
+    <w:lsdException w:name="Table Columns 5" w:semiHidden="1" w:unhideWhenUsed="1"/>
+    <w:lsdException w:name="Table Grid 1" w:semiHidden="1" w:unhideWhenUsed="1"/>
+    <w:lsdException w:name="Table Grid 2" w:semiHidden="1" w:unhideWhenUsed="1"/>
+    <w:lsdException w:name="Table Grid 3" w:semiHidden="1" w:unhideWhenUsed="1"/>
+    <w:lsdException w:name="Table Grid 4" w:semiHidden="1" w:unhideWhenUsed="1"/>
+    <w:lsdException w:name="Table Grid 5" w:semiHidden="1" w:unhideWhenUsed="1"/>
+    <w:lsdException w:name="Table Grid 6" w:semiHidden="1" w:unhideWhenUsed="1"/>
+    <w:lsdException w:name="Table Grid 7" w:semiHidden="1" w:unhideWhenUsed="1"/>
+    <w:lsdException w:name="Table Grid 8" w:semiHidden="1" w:unhideWhenUsed="1"/>
+    <w:lsdException w:name="Table List 1" w:semiHidden="1" w:unhideWhenUsed="1"/>
+    <w:lsdException w:name="Table List 2" w:semiHidden="1" w:unhideWhenUsed="1"/>
+    <w:lsdException w:name="Table List 3" w:semiHidden="1" w:unhideWhenUsed="1"/>
+    <w:lsdException w:name="Table List 4" w:semiHidden="1" w:unhideWhenUsed="1"/>
+    <w:lsdException w:name="Table List 5" w:semiHidden="1" w:unhideWhenUsed="1"/>
+    <w:lsdException w:name="Table List 6" w:semiHidden="1" w:unhideWhenUsed="1"/>
+    <w:lsdException w:name="Table List 7" w:semiHidden="1" w:unhideWhenUsed="1"/>
+    <w:lsdException w:name="Table List 8" w:semiHidden="1" w:unhideWhenUsed="1"/>
+    <w:lsdException w:name="Table 3D effects 1" w:semiHidden="1" w:unhideWhenUsed="1"/>
+    <w:lsdException w:name="Table 3D effects 2" w:semiHidden="1" w:unhideWhenUsed="1"/>
+    <w:lsdException w:name="Table 3D effects 3" w:semiHidden="1" w:unhideWhenUsed="1"/>
+    <w:lsdException w:name="Table Contemporary" w:semiHidden="1" w:unhideWhenUsed="1"/>
+    <w:lsdException w:name="Table Elegant" w:semiHidden="1" w:unhideWhenUsed="1"/>
+    <w:lsdException w:name="Table Professional" w:semiHidden="1" w:unhideWhenUsed="1"/>
+    <w:lsdException w:name="Table Subtle 1" w:semiHidden="1" w:unhideWhenUsed="1"/>
+    <w:lsdException w:name="Table Subtle 2" w:semiHidden="1" w:unhideWhenUsed="1"/>
+    <w:lsdException w:name="Table Web 1" w:semiHidden="1" w:unhideWhenUsed="1"/>
+    <w:lsdException w:name="Table Web 2" w:semiHidden="1" w:unhideWhenUsed="1"/>
+    <w:lsdException w:name="Table Web 3" w:semiHidden="1" w:unhideWhenUsed="1"/>
+    <w:lsdException w:name="Balloon Text" w:semiHidden="1" w:unhideWhenUsed="1"/>
+    <w:lsdException w:name="Table Grid" w:uiPriority="59"/>
+    <w:lsdException w:name="Table Theme" w:semiHidden="1" w:unhideWhenUsed="1"/>
+    <w:lsdException w:name="Placeholder Text" w:semiHidden="1"/>
+    <w:lsdException w:name="No Spacing" w:uiPriority="1" w:qFormat="1"/>
+    <w:lsdException w:name="Light Shading" w:uiPriority="60"/>
+    <w:lsdException w:name="Light List" w:uiPriority="61"/>
+    <w:lsdException w:name="Light Grid" w:uiPriority="62"/>
+    <w:lsdException w:name="Medium Shading 1" w:uiPriority="63"/>
+    <w:lsdException w:name="Medium Shading 2" w:uiPriority="64"/>
+    <w:lsdException w:name="Medium List 1" w:uiPriority="65"/>
+    <w:lsdException w:name="Medium List 2" w:uiPriority="66"/>
+    <w:lsdException w:name="Medium Grid 1" w:uiPriority="67"/>
+    <w:lsdException w:name="Medium Grid 2" w:uiPriority="68"/>
+    <w:lsdException w:name="Medium Grid 3" w:uiPriority="69"/>
+    <w:lsdException w:name="Dark List" w:uiPriority="70"/>
+    <w:lsdException w:name="Colorful Shading" w:uiPriority="71"/>
+    <w:lsdException w:name="Colorful List" w:uiPriority="72"/>
+    <w:lsdException w:name="Colorful Grid" w:uiPriority="73"/>
+    <w:lsdException w:name="Light Shading Accent 1" w:uiPriority="60"/>
+    <w:lsdException w:name="Light List Accent 1" w:uiPriority="61"/>
+    <w:lsdException w:name="Light Grid Accent 1" w:uiPriority="62"/>
+    <w:lsdException w:name="Medium Shading 1 Accent 1" w:uiPriority="63"/>
+    <w:lsdException w:name="Medium Shading 2 Accent 1" w:uiPriority="64"/>
+    <w:lsdException w:name="Medium List 1 Accent 1" w:uiPriority="65"/>
+    <w:lsdException w:name="Revision" w:semiHidden="1"/>
+    <w:lsdException w:name="List Paragraph" w:uiPriority="34" w:qFormat="1"/>
+    <w:lsdException w:name="Quote" w:uiPriority="29" w:qFormat="1"/>
+    <w:lsdException w:name="Intense Quote" w:uiPriority="30" w:qFormat="1"/>
+    <w:lsdException w:name="Medium List 2 Accent 1" w:uiPriority="66"/>
+    <w:lsdException w:name="Medium Grid 1 Accent 1" w:uiPriority="67"/>
+    <w:lsdException w:name="Medium Grid 2 Accent 1" w:uiPriority="68"/>
+    <w:lsdException w:name="Medium Grid 3 Accent 1" w:uiPriority="69"/>
+    <w:lsdException w:name="Dark List Accent 1" w:uiPriority="70"/>
+    <w:lsdException w:name="Colorful Shading Accent 1" w:uiPriority="71"/>
+    <w:lsdException w:name="Colorful List Accent 1" w:uiPriority="72"/>
+    <w:lsdException w:name="Colorful Grid Accent 1" w:uiPriority="73"/>
+    <w:lsdException w:name="Light Shading Accent 2" w:uiPriority="60"/>
+    <w:lsdException w:name="Light List Accent 2" w:uiPriority="61"/>
+    <w:lsdException w:name="Light Grid Accent 2" w:uiPriority="62"/>
+    <w:lsdException w:name="Medium Shading 1 Accent 2" w:uiPriority="63"/>
+    <w:lsdException w:name="Medium Shading 2 Accent 2" w:uiPriority="64"/>
+    <w:lsdException w:name="Medium List 1 Accent 2" w:uiPriority="65"/>
+    <w:lsdException w:name="Medium List 2 Accent 2" w:uiPriority="66"/>
+    <w:lsdException w:name="Medium Grid 1 Accent 2" w:uiPriority="67"/>
+    <w:lsdException w:name="Medium Grid 2 Accent 2" w:uiPriority="68"/>
+    <w:lsdException w:name="Medium Grid 3 Accent 2" w:uiPriority="69"/>
+    <w:lsdException w:name="Dark List Accent 2" w:uiPriority="70"/>
+    <w:lsdException w:name="Colorful Shading Accent 2" w:uiPriority="71"/>
+    <w:lsdException w:name="Colorful List Accent 2" w:uiPriority="72"/>
+    <w:lsdException w:name="Colorful Grid Accent 2" w:uiPriority="73"/>
+    <w:lsdException w:name="Light Shading Accent 3" w:uiPriority="60"/>
+    <w:lsdException w:name="Light List Accent 3" w:uiPriority="61"/>
+    <w:lsdException w:name="Light Grid Accent 3" w:uiPriority="62"/>
+    <w:lsdException w:name="Medium Shading 1 Accent 3" w:uiPriority="63"/>
+    <w:lsdException w:name="Medium Shading 2 Accent 3" w:uiPriority="64"/>
+    <w:lsdException w:name="Medium List 1 Accent 3" w:uiPriority="65"/>
+    <w:lsdException w:name="Medium List 2 Accent 3" w:uiPriority="66"/>
+    <w:lsdException w:name="Medium Grid 1 Accent 3" w:uiPriority="67"/>
+    <w:lsdException w:name="Medium Grid 2 Accent 3" w:uiPriority="68"/>
+    <w:lsdException w:name="Medium Grid 3 Accent 3" w:uiPriority="69"/>
+    <w:lsdException w:name="Dark List Accent 3" w:uiPriority="70"/>
+    <w:lsdException w:name="Colorful Shading Accent 3" w:uiPriority="71"/>
+    <w:lsdException w:name="Colorful List Accent 3" w:uiPriority="72"/>
+    <w:lsdException w:name="Colorful Grid Accent 3" w:uiPriority="73"/>
+    <w:lsdException w:name="Light Shading Accent 4" w:uiPriority="60"/>
+    <w:lsdException w:name="Light List Accent 4" w:uiPriority="61"/>
+    <w:lsdException w:name="Light Grid Accent 4" w:uiPriority="62"/>
+    <w:lsdException w:name="Medium Shading 1 Accent 4" w:uiPriority="63"/>
+    <w:lsdException w:name="Medium Shading 2 Accent 4" w:uiPriority="64"/>
+    <w:lsdException w:name="Medium List 1 Accent 4" w:uiPriority="65"/>
+    <w:lsdException w:name="Medium List 2 Accent 4" w:uiPriority="66"/>
+    <w:lsdException w:name="Medium Grid 1 Accent 4" w:uiPriority="67"/>
+    <w:lsdException w:name="Medium Grid 2 Accent 4" w:uiPriority="68"/>
+    <w:lsdException w:name="Medium Grid 3 Accent 4" w:uiPriority="69"/>
+    <w:lsdException w:name="Dark List Accent 4" w:uiPriority="70"/>
+    <w:lsdException w:name="Colorful Shading Accent 4" w:uiPriority="71"/>
+    <w:lsdException w:name="Colorful List Accent 4" w:uiPriority="72"/>
+    <w:lsdException w:name="Colorful Grid Accent 4" w:uiPriority="73"/>
+    <w:lsdException w:name="Light Shading Accent 5" w:uiPriority="60"/>
+    <w:lsdException w:name="Light List Accent 5" w:uiPriority="61"/>
+    <w:lsdException w:name="Light Grid Accent 5" w:uiPriority="62"/>
+    <w:lsdException w:name="Medium Shading 1 Accent 5" w:uiPriority="63"/>
+    <w:lsdException w:name="Medium Shading 2 Accent 5" w:uiPriority="64"/>
+    <w:lsdException w:name="Medium List 1 Accent 5" w:uiPriority="65"/>
+    <w:lsdException w:name="Medium List 2 Accent 5" w:uiPriority="66"/>
+    <w:lsdException w:name="Medium Grid 1 Accent 5" w:uiPriority="67"/>
+    <w:lsdException w:name="Medium Grid 2 Accent 5" w:uiPriority="68"/>
+    <w:lsdException w:name="Medium Grid 3 Accent 5" w:uiPriority="69"/>
+    <w:lsdException w:name="Dark List Accent 5" w:uiPriority="70"/>
+    <w:lsdException w:name="Colorful Shading Accent 5" w:uiPriority="71"/>
+    <w:lsdException w:name="Colorful List Accent 5" w:uiPriority="72"/>
+    <w:lsdException w:name="Colorful Grid Accent 5" w:uiPriority="73"/>
+    <w:lsdException w:name="Light Shading Accent 6" w:uiPriority="60"/>
+    <w:lsdException w:name="Light List Accent 6" w:uiPriority="61"/>
+    <w:lsdException w:name="Light Grid Accent 6" w:uiPriority="62"/>
+    <w:lsdException w:name="Medium Shading 1 Accent 6" w:uiPriority="63"/>
+    <w:lsdException w:name="Medium Shading 2 Accent 6" w:uiPriority="64"/>
+    <w:lsdException w:name="Medium List 1 Accent 6" w:uiPriority="65"/>
+    <w:lsdException w:name="Medium List 2 Accent 6" w:uiPriority="66"/>
+    <w:lsdException w:name="Medium Grid 1 Accent 6" w:uiPriority="67"/>
+    <w:lsdException w:name="Medium Grid 2 Accent 6" w:uiPriority="68"/>
+    <w:lsdException w:name="Medium Grid 3 Accent 6" w:uiPriority="69"/>
+    <w:lsdException w:name="Dark List Accent 6" w:uiPriority="70"/>
+    <w:lsdException w:name="Colorful Shading Accent 6" w:uiPriority="71"/>
+    <w:lsdException w:name="Colorful List Accent 6" w:uiPriority="72"/>
+    <w:lsdException w:name="Colorful Grid Accent 6" w:uiPriority="73"/>
+    <w:lsdException w:name="Subtle Emphasis" w:uiPriority="19" w:qFormat="1"/>
+    <w:lsdException w:name="Intense Emphasis" w:uiPriority="21" w:qFormat="1"/>
+    <w:lsdException w:name="Subtle Reference" w:uiPriority="31" w:qFormat="1"/>
+    <w:lsdException w:name="Intense Reference" w:uiPriority="32" w:qFormat="1"/>
+    <w:lsdException w:name="Book Title" w:uiPriority="33" w:qFormat="1"/>
+    <w:lsdException w:name="Bibliography" w:semiHidden="1" w:uiPriority="37" w:unhideWhenUsed="1"/>
+    <w:lsdException w:name="TOC Heading" w:semiHidden="1" w:uiPriority="39" w:unhideWhenUsed="1" w:qFormat="1"/>
+    <w:lsdException w:name="Plain Table 1" w:uiPriority="41"/>
+    <w:lsdException w:name="Plain Table 2" w:uiPriority="42"/>
+    <w:lsdException w:name="Plain Table 3" w:uiPriority="43"/>
+    <w:lsdException w:name="Plain Table 4" w:uiPriority="44"/>
+    <w:lsdException w:name="Plain Table 5" w:uiPriority="45"/>
+    <w:lsdException w:name="Grid Table Light" w:uiPriority="40"/>
+    <w:lsdException w:name="Grid Table 1 Light" w:uiPriority="46"/>
+    <w:lsdException w:name="Grid Table 2" w:uiPriority="47"/>
+    <w:lsdException w:name="Grid Table 3" w:uiPriority="48"/>
+    <w:lsdException w:name="Grid Table 4" w:uiPriority="49"/>
+    <w:lsdException w:name="Grid Table 5 Dark" w:uiPriority="50"/>
+    <w:lsdException w:name="Grid Table 6 Colorful" w:uiPriority="51"/>
+    <w:lsdException w:name="Grid Table 7 Colorful" w:uiPriority="52"/>
+    <w:lsdException w:name="Grid Table 1 Light Accent 1" w:uiPriority="46"/>
+    <w:lsdException w:name="Grid Table 2 Accent 1" w:uiPriority="47"/>
+    <w:lsdException w:name="Grid Table 3 Accent 1" w:uiPriority="48"/>
+    <w:lsdException w:name="Grid Table 4 Accent 1" w:uiPriority="49"/>
+    <w:lsdException w:name="Grid Table 5 Dark Accent 1" w:uiPriority="50"/>
+    <w:lsdException w:name="Grid Table 6 Colorful Accent 1" w:uiPriority="51"/>
+    <w:lsdException w:name="Grid Table 7 Colorful Accent 1" w:uiPriority="52"/>
+    <w:lsdException w:name="Grid Table 1 Light Accent 2" w:uiPriority="46"/>
+    <w:lsdException w:name="Grid Table 2 Accent 2" w:uiPriority="47"/>
+    <w:lsdException w:name="Grid Table 3 Accent 2" w:uiPriority="48"/>
+    <w:lsdException w:name="Grid Table 4 Accent 2" w:uiPriority="49"/>
+    <w:lsdException w:name="Grid Table 5 Dark Accent 2" w:uiPriority="50"/>
+    <w:lsdException w:name="Grid Table 6 Colorful Accent 2" w:uiPriority="51"/>
+    <w:lsdException w:name="Grid Table 7 Colorful Accent 2" w:uiPriority="52"/>
+    <w:lsdException w:name="Grid Table 1 Light Accent 3" w:uiPriority="46"/>
+    <w:lsdException w:name="Grid Table 2 Accent 3" w:uiPriority="47"/>
+    <w:lsdException w:name="Grid Table 3 Accent 3" w:uiPriority="48"/>
+    <w:lsdException w:name="Grid Table 4 Accent 3" w:uiPriority="49"/>
+    <w:lsdException w:name="Grid Table 5 Dark Accent 3" w:uiPriority="50"/>
+    <w:lsdException w:name="Grid Table 6 Colorful Accent 3" w:uiPriority="51"/>
+    <w:lsdException w:name="Grid Table 7 Colorful Accent 3" w:uiPriority="52"/>
+    <w:lsdException w:name="Grid Table 1 Light Accent 4" w:uiPriority="46"/>
+    <w:lsdException w:name="Grid Table 2 Accent 4" w:uiPriority="47"/>
+    <w:lsdException w:name="Grid Table 3 Accent 4" w:uiPriority="48"/>
+    <w:lsdException w:name="Grid Table 4 Accent 4" w:uiPriority="49"/>
+    <w:lsdException w:name="Grid Table 5 Dark Accent 4" w:uiPriority="50"/>
+    <w:lsdException w:name="Grid Table 6 Colorful Accent 4" w:uiPriority="51"/>
+    <w:lsdException w:name="Grid Table 7 Colorful Accent 4" w:uiPriority="52"/>
+    <w:lsdException w:name="Grid Table 1 Light Accent 5" w:uiPriority="46"/>
+    <w:lsdException w:name="Grid Table 2 Accent 5" w:uiPriority="47"/>
+    <w:lsdException w:name="Grid Table 3 Accent 5" w:uiPriority="48"/>
+    <w:lsdException w:name="Grid Table 4 Accent 5" w:uiPriority="49"/>
+    <w:lsdException w:name="Grid Table 5 Dark Accent 5" w:uiPriority="50"/>
+    <w:lsdException w:name="Grid Table 6 Colorful Accent 5" w:uiPriority="51"/>
+    <w:lsdException w:name="Grid Table 7 Colorful Accent 5" w:uiPriority="52"/>
+    <w:lsdException w:name="Grid Table 1 Light Accent 6" w:uiPriority="46"/>
+    <w:lsdException w:name="Grid Table 2 Accent 6" w:uiPriority="47"/>
+    <w:lsdException w:name="Grid Table 3 Accent 6" w:uiPriority="48"/>
+    <w:lsdException w:name="Grid Table 4 Accent 6" w:uiPriority="49"/>
+    <w:lsdException w:name="Grid Table 5 Dark Accent 6" w:uiPriority="50"/>
+    <w:lsdException w:name="Grid Table 6 Colorful Accent 6" w:uiPriority="51"/>
+    <w:lsdException w:name="Grid Table 7 Colorful Accent 6" w:uiPriority="52"/>
+    <w:lsdException w:name="List Table 1 Light" w:uiPriority="46"/>
+    <w:lsdException w:name="List Table 2" w:uiPriority="47"/>
+    <w:lsdException w:name="List Table 3" w:uiPriority="48"/>
+    <w:lsdException w:name="List Table 4" w:uiPriority="49"/>
+    <w:lsdException w:name="List Table 5 Dark" w:uiPriority="50"/>
+    <w:lsdException w:name="List Table 6 Colorful" w:uiPriority="51"/>
+    <w:lsdException w:name="List Table 7 Colorful" w:uiPriority="52"/>
+    <w:lsdException w:name="List Table 1 Light Accent 1" w:uiPriority="46"/>
+    <w:lsdException w:name="List Table 2 Accent 1" w:uiPriority="47"/>
+    <w:lsdException w:name="List Table 3 Accent 1" w:uiPriority="48"/>
+    <w:lsdException w:name="List Table 4 Accent 1" w:uiPriority="49"/>
+    <w:lsdException w:name="List Table 5 Dark Accent 1" w:uiPriority="50"/>
+    <w:lsdException w:name="List Table 6 Colorful Accent 1" w:uiPriority="51"/>
+    <w:lsdException w:name="List Table 7 Colorful Accent 1" w:uiPriority="52"/>
+    <w:lsdException w:name="List Table 1 Light Accent 2" w:uiPriority="46"/>
+    <w:lsdException w:name="List Table 2 Accent 2" w:uiPriority="47"/>
+    <w:lsdException w:name="List Table 3 Accent 2" w:uiPriority="48"/>
+    <w:lsdException w:name="List Table 4 Accent 2" w:uiPriority="49"/>
+    <w:lsdException w:name="List Table 5 Dark Accent 2" w:uiPriority="50"/>
+    <w:lsdException w:name="List Table 6 Colorful Accent 2" w:uiPriority="51"/>
+    <w:lsdException w:name="List Table 7 Colorful Accent 2" w:uiPriority="52"/>
+    <w:lsdException w:name="List Table 1 Light Accent 3" w:uiPriority="46"/>
+    <w:lsdException w:name="List Table 2 Accent 3" w:uiPriority="47"/>
+    <w:lsdException w:name="List Table 3 Accent 3" w:uiPriority="48"/>
+    <w:lsdException w:name="List Table 4 Accent 3" w:uiPriority="49"/>
+    <w:lsdException w:name="List Table 5 Dark Accent 3" w:uiPriority="50"/>
+    <w:lsdException w:name="List Table 6 Colorful Accent 3" w:uiPriority="51"/>
+    <w:lsdException w:name="List Table 7 Colorful Accent 3" w:uiPriority="52"/>
+    <w:lsdException w:name="List Table 1 Light Accent 4" w:uiPriority="46"/>
+    <w:lsdException w:name="List Table 2 Accent 4" w:uiPriority="47"/>
+    <w:lsdException w:name="List Table 3 Accent 4" w:uiPriority="48"/>
+    <w:lsdException w:name="List Table 4 Accent 4" w:uiPriority="49"/>
+    <w:lsdException w:name="List Table 5 Dark Accent 4" w:uiPriority="50"/>
+    <w:lsdException w:name="List Table 6 Colorful Accent 4" w:uiPriority="51"/>
+    <w:lsdException w:name="List Table 7 Colorful Accent 4" w:uiPriority="52"/>
+    <w:lsdException w:name="List Table 1 Light Accent 5" w:uiPriority="46"/>
+    <w:lsdException w:name="List Table 2 Accent 5" w:uiPriority="47"/>
+    <w:lsdException w:name="List Table 3 Accent 5" w:uiPriority="48"/>
+    <w:lsdException w:name="List Table 4 Accent 5" w:uiPriority="49"/>
+    <w:lsdException w:name="List Table 5 Dark Accent 5" w:uiPriority="50"/>
+    <w:lsdException w:name="List Table 6 Colorful Accent 5" w:uiPriority="51"/>
+    <w:lsdException w:name="List Table 7 Colorful Accent 5" w:uiPriority="52"/>
+    <w:lsdException w:name="List Table 1 Light Accent 6" w:uiPriority="46"/>
+    <w:lsdException w:name="List Table 2 Accent 6" w:uiPriority="47"/>
+    <w:lsdException w:name="List Table 3 Accent 6" w:uiPriority="48"/>
+    <w:lsdException w:name="List Table 4 Accent 6" w:uiPriority="49"/>
+    <w:lsdException w:name="List Table 5 Dark Accent 6" w:uiPriority="50"/>
+    <w:lsdException w:name="List Table 6 Colorful Accent 6" w:uiPriority="51"/>
+    <w:lsdException w:name="List Table 7 Colorful Accent 6" w:uiPriority="52"/>
+    <w:lsdException w:name="Mention" w:semiHidden="1" w:unhideWhenUsed="1"/>
+    <w:lsdException w:name="Smart Hyperlink" w:semiHidden="1" w:unhideWhenUsed="1"/>
+    <w:lsdException w:name="Hashtag" w:semiHidden="1" w:unhideWhenUsed="1"/>
+    <w:lsdException w:name="Unresolved Mention" w:semiHidden="1" w:unhideWhenUsed="1"/>
+    <w:lsdException w:name="Smart Link" w:semiHidden="1" w:unhideWhenUsed="1"/>
   </w:latentStyles>
   <w:style w:type="paragraph" w:default="1" w:styleId="Normal">
     <w:name w:val="Normal"/>

--- a/fluid dynamics.docx
+++ b/fluid dynamics.docx
@@ -109,7 +109,7 @@
           <w:rFonts w:eastAsiaTheme="minorEastAsia"/>
           <w:lang w:val="en-US"/>
         </w:rPr>
-        <w:t>Suất Là Gì?</w:t>
+        <w:t>Suất?</w:t>
       </w:r>
     </w:p>
     <w:p>
@@ -191,16 +191,13 @@
     <w:p>
       <w:pPr>
         <w:pStyle w:val="ListParagraph"/>
-        <w:numPr>
-          <w:ilvl w:val="0"/>
-          <w:numId w:val="2"/>
-        </w:numPr>
         <w:pBdr>
           <w:top w:val="single" w:sz="4" w:space="1" w:color="auto"/>
           <w:left w:val="single" w:sz="4" w:space="4" w:color="auto"/>
           <w:bottom w:val="single" w:sz="4" w:space="1" w:color="auto"/>
           <w:right w:val="single" w:sz="4" w:space="4" w:color="auto"/>
         </w:pBdr>
+        <w:ind w:left="1080"/>
         <w:rPr>
           <w:rFonts w:ascii="Cambria Math" w:eastAsiaTheme="minorEastAsia" w:hAnsi="Cambria Math"/>
           <w:lang w:val="en-US"/>
@@ -274,6 +271,13 @@
           </m:sup>
         </m:sSup>
       </m:oMath>
+      <w:r>
+        <w:rPr>
+          <w:rFonts w:eastAsiaTheme="minorEastAsia"/>
+          <w:lang w:val="en-US"/>
+        </w:rPr>
+        <w:t xml:space="preserve"> </w:t>
+      </w:r>
     </w:p>
     <w:p>
       <w:pPr>

--- a/fluid dynamics.docx
+++ b/fluid dynamics.docx
@@ -12,25 +12,294 @@
         <w:rPr>
           <w:lang w:val="en-US"/>
         </w:rPr>
-        <w:t>Specific Heat Capacity – Nhiệt Dung Riêng:</w:t>
-      </w:r>
-    </w:p>
-    <w:p>
-      <w:pPr>
-        <w:pStyle w:val="ListParagraph"/>
-        <w:numPr>
-          <w:ilvl w:val="0"/>
-          <w:numId w:val="1"/>
-        </w:numPr>
-        <w:rPr>
-          <w:lang w:val="en-US"/>
-        </w:rPr>
-      </w:pPr>
-      <w:r>
-        <w:rPr>
-          <w:lang w:val="en-US"/>
-        </w:rPr>
-        <w:t>Nhiệt Dung Riêng Là Gì?</w:t>
+        <w:t>Temperature – Nhiệt Độ:</w:t>
+      </w:r>
+    </w:p>
+    <w:p>
+      <w:pPr>
+        <w:pStyle w:val="ListParagraph"/>
+        <w:numPr>
+          <w:ilvl w:val="0"/>
+          <w:numId w:val="5"/>
+        </w:numPr>
+        <w:rPr>
+          <w:lang w:val="en-US"/>
+        </w:rPr>
+      </w:pPr>
+      <w:r>
+        <w:rPr>
+          <w:lang w:val="en-US"/>
+        </w:rPr>
+        <w:t xml:space="preserve">Các </w:t>
+      </w:r>
+      <w:r>
+        <w:rPr>
+          <w:lang w:val="en-US"/>
+        </w:rPr>
+        <w:t>Đơn Vị?</w:t>
+      </w:r>
+    </w:p>
+    <w:p>
+      <w:pPr>
+        <w:pStyle w:val="ListParagraph"/>
+        <w:numPr>
+          <w:ilvl w:val="0"/>
+          <w:numId w:val="6"/>
+        </w:numPr>
+        <w:rPr>
+          <w:lang w:val="en-US"/>
+        </w:rPr>
+      </w:pPr>
+      <w:r>
+        <w:rPr>
+          <w:lang w:val="en-US"/>
+        </w:rPr>
+        <w:t>Độ Kelvin</w:t>
+      </w:r>
+    </w:p>
+    <w:p>
+      <w:pPr>
+        <w:pStyle w:val="ListParagraph"/>
+        <w:pBdr>
+          <w:top w:val="single" w:sz="4" w:space="1" w:color="auto"/>
+          <w:left w:val="single" w:sz="4" w:space="4" w:color="auto"/>
+          <w:bottom w:val="single" w:sz="4" w:space="1" w:color="auto"/>
+          <w:right w:val="single" w:sz="4" w:space="4" w:color="auto"/>
+        </w:pBdr>
+        <w:ind w:left="1080"/>
+        <w:rPr>
+          <w:rFonts w:eastAsiaTheme="minorEastAsia"/>
+          <w:lang w:val="en-US"/>
+        </w:rPr>
+      </w:pPr>
+      <m:oMath>
+        <m:r>
+          <w:rPr>
+            <w:rFonts w:ascii="Cambria Math" w:hAnsi="Cambria Math"/>
+            <w:lang w:val="en-US"/>
+          </w:rPr>
+          <m:t>x K=</m:t>
+        </m:r>
+        <m:d>
+          <m:dPr>
+            <m:ctrlPr>
+              <w:rPr>
+                <w:rFonts w:ascii="Cambria Math" w:hAnsi="Cambria Math"/>
+                <w:i/>
+                <w:lang w:val="en-US"/>
+              </w:rPr>
+            </m:ctrlPr>
+          </m:dPr>
+          <m:e>
+            <m:r>
+              <w:rPr>
+                <w:rFonts w:ascii="Cambria Math" w:hAnsi="Cambria Math"/>
+                <w:lang w:val="en-US"/>
+              </w:rPr>
+              <m:t>x - 273.15</m:t>
+            </m:r>
+          </m:e>
+        </m:d>
+        <m:r>
+          <w:rPr>
+            <w:rFonts w:ascii="Cambria Math" w:hAnsi="Cambria Math"/>
+            <w:lang w:val="en-US"/>
+          </w:rPr>
+          <m:t xml:space="preserve"> ℃</m:t>
+        </m:r>
+      </m:oMath>
+      <w:r>
+        <w:rPr>
+          <w:rFonts w:eastAsiaTheme="minorEastAsia"/>
+          <w:lang w:val="en-US"/>
+        </w:rPr>
+        <w:t xml:space="preserve"> </w:t>
+      </w:r>
+    </w:p>
+    <w:p>
+      <w:pPr>
+        <w:pStyle w:val="ListParagraph"/>
+        <w:numPr>
+          <w:ilvl w:val="0"/>
+          <w:numId w:val="6"/>
+        </w:numPr>
+        <w:rPr>
+          <w:rFonts w:eastAsiaTheme="minorEastAsia"/>
+          <w:lang w:val="en-US"/>
+        </w:rPr>
+      </w:pPr>
+      <w:r>
+        <w:rPr>
+          <w:rFonts w:eastAsiaTheme="minorEastAsia"/>
+          <w:lang w:val="en-US"/>
+        </w:rPr>
+        <w:t>Độ Fahrenheit</w:t>
+      </w:r>
+    </w:p>
+    <w:p>
+      <w:pPr>
+        <w:pStyle w:val="ListParagraph"/>
+        <w:pBdr>
+          <w:top w:val="single" w:sz="4" w:space="1" w:color="auto"/>
+          <w:left w:val="single" w:sz="4" w:space="4" w:color="auto"/>
+          <w:bottom w:val="single" w:sz="4" w:space="1" w:color="auto"/>
+          <w:right w:val="single" w:sz="4" w:space="4" w:color="auto"/>
+        </w:pBdr>
+        <w:ind w:left="1080"/>
+        <w:rPr>
+          <w:rFonts w:eastAsiaTheme="minorEastAsia"/>
+          <w:lang w:val="en-US"/>
+        </w:rPr>
+      </w:pPr>
+      <m:oMath>
+        <m:r>
+          <w:rPr>
+            <w:rFonts w:ascii="Cambria Math" w:hAnsi="Cambria Math"/>
+            <w:lang w:val="en-US"/>
+          </w:rPr>
+          <m:t>x ℉=</m:t>
+        </m:r>
+        <m:f>
+          <m:fPr>
+            <m:ctrlPr>
+              <w:rPr>
+                <w:rFonts w:ascii="Cambria Math" w:hAnsi="Cambria Math"/>
+                <w:i/>
+                <w:lang w:val="en-US"/>
+              </w:rPr>
+            </m:ctrlPr>
+          </m:fPr>
+          <m:num>
+            <m:r>
+              <w:rPr>
+                <w:rFonts w:ascii="Cambria Math" w:hAnsi="Cambria Math"/>
+                <w:lang w:val="en-US"/>
+              </w:rPr>
+              <m:t>x - 32</m:t>
+            </m:r>
+          </m:num>
+          <m:den>
+            <m:r>
+              <w:rPr>
+                <w:rFonts w:ascii="Cambria Math" w:hAnsi="Cambria Math"/>
+                <w:lang w:val="en-US"/>
+              </w:rPr>
+              <m:t>1.8</m:t>
+            </m:r>
+          </m:den>
+        </m:f>
+        <m:r>
+          <w:rPr>
+            <w:rFonts w:ascii="Cambria Math" w:hAnsi="Cambria Math"/>
+            <w:lang w:val="en-US"/>
+          </w:rPr>
+          <m:t xml:space="preserve"> ℃</m:t>
+        </m:r>
+      </m:oMath>
+      <w:r>
+        <w:rPr>
+          <w:rFonts w:eastAsiaTheme="minorEastAsia"/>
+          <w:lang w:val="en-US"/>
+        </w:rPr>
+        <w:t xml:space="preserve"> </w:t>
+      </w:r>
+    </w:p>
+    <w:p>
+      <w:pPr>
+        <w:pStyle w:val="ListParagraph"/>
+        <w:numPr>
+          <w:ilvl w:val="0"/>
+          <w:numId w:val="6"/>
+        </w:numPr>
+        <w:rPr>
+          <w:lang w:val="en-US"/>
+        </w:rPr>
+      </w:pPr>
+      <w:r>
+        <w:rPr>
+          <w:lang w:val="en-US"/>
+        </w:rPr>
+        <w:t>Ý nghĩa</w:t>
+      </w:r>
+    </w:p>
+    <w:p>
+      <w:pPr>
+        <w:pStyle w:val="ListParagraph"/>
+        <w:numPr>
+          <w:ilvl w:val="0"/>
+          <w:numId w:val="6"/>
+        </w:numPr>
+        <w:rPr>
+          <w:lang w:val="en-US"/>
+        </w:rPr>
+      </w:pPr>
+      <w:r>
+        <w:rPr>
+          <w:lang w:val="en-US"/>
+        </w:rPr>
+        <w:t>Độ Kelvin tỉ lệ thuận với động năng của các hạt</w:t>
+      </w:r>
+    </w:p>
+    <w:p>
+      <w:pPr>
+        <w:pStyle w:val="ListParagraph"/>
+        <w:numPr>
+          <w:ilvl w:val="0"/>
+          <w:numId w:val="6"/>
+        </w:numPr>
+        <w:rPr>
+          <w:lang w:val="en-US"/>
+        </w:rPr>
+      </w:pPr>
+      <w:r>
+        <w:rPr>
+          <w:lang w:val="en-US"/>
+        </w:rPr>
+        <w:t xml:space="preserve">Nước đóng băng ở 32 </w:t>
+      </w:r>
+      <w:r>
+        <w:rPr>
+          <w:rFonts w:cstheme="minorHAnsi"/>
+          <w:lang w:val="en-US"/>
+        </w:rPr>
+        <w:t>˚</w:t>
+      </w:r>
+      <w:r>
+        <w:rPr>
+          <w:lang w:val="en-US"/>
+        </w:rPr>
+        <w:t xml:space="preserve">F và sôi ở 212 </w:t>
+      </w:r>
+      <w:r>
+        <w:rPr>
+          <w:rFonts w:cstheme="minorHAnsi"/>
+          <w:lang w:val="en-US" w:bidi="he-IL"/>
+        </w:rPr>
+        <w:t>˚</w:t>
+      </w:r>
+      <w:r>
+        <w:rPr>
+          <w:lang w:val="en-US"/>
+        </w:rPr>
+        <w:t>F</w:t>
+      </w:r>
+    </w:p>
+    <w:p>
+      <w:pPr>
+        <w:pStyle w:val="ListParagraph"/>
+        <w:numPr>
+          <w:ilvl w:val="0"/>
+          <w:numId w:val="5"/>
+        </w:numPr>
+        <w:rPr>
+          <w:lang w:val="en-US"/>
+        </w:rPr>
+      </w:pPr>
+      <w:r>
+        <w:rPr>
+          <w:lang w:val="en-US"/>
+        </w:rPr>
+        <w:t>Nhiệt Dung Riêng?</w:t>
       </w:r>
     </w:p>
     <w:p>
@@ -48,7 +317,7 @@
         <w:rPr>
           <w:lang w:val="en-US"/>
         </w:rPr>
-        <w:t xml:space="preserve">Nhiệt dung riêng đặc trưng năng lượng cần thiết để tăng thêm 1 </w:t>
+        <w:t xml:space="preserve">Nhiệt dung riêng là đặc trưng cho mỗi chất, = năng lượng cần thiết để tăng thêm 1 </w:t>
       </w:r>
       <w:r>
         <w:rPr>
@@ -60,7 +329,7 @@
         <w:rPr>
           <w:lang w:val="en-US"/>
         </w:rPr>
-        <w:t>C cho 1 kg chất</w:t>
+        <w:t>C cho 1 kg chất đó</w:t>
       </w:r>
     </w:p>
     <w:p>
@@ -129,15 +398,504 @@
           <w:rFonts w:eastAsiaTheme="minorEastAsia"/>
           <w:lang w:val="en-US"/>
         </w:rPr>
-        <w:t>Độ lớn lực tác dụng lên 1 m</w:t>
-      </w:r>
-      <w:r>
-        <w:rPr>
-          <w:rFonts w:eastAsiaTheme="minorEastAsia"/>
-          <w:vertAlign w:val="superscript"/>
-          <w:lang w:val="en-US"/>
-        </w:rPr>
-        <w:t>2</w:t>
+        <w:t xml:space="preserve">Độ lớn lực tác dụng lên </w:t>
+      </w:r>
+      <w:r>
+        <w:rPr>
+          <w:rFonts w:eastAsiaTheme="minorEastAsia"/>
+          <w:lang w:val="en-US"/>
+        </w:rPr>
+        <w:t>1 đơn vị diện tích</w:t>
+      </w:r>
+    </w:p>
+    <w:p>
+      <w:pPr>
+        <w:pStyle w:val="ListParagraph"/>
+        <w:numPr>
+          <w:ilvl w:val="0"/>
+          <w:numId w:val="2"/>
+        </w:numPr>
+        <w:rPr>
+          <w:rFonts w:eastAsiaTheme="minorEastAsia"/>
+          <w:lang w:val="en-US"/>
+        </w:rPr>
+      </w:pPr>
+      <w:r>
+        <w:rPr>
+          <w:rFonts w:eastAsiaTheme="minorEastAsia"/>
+          <w:lang w:val="en-US"/>
+        </w:rPr>
+        <w:t>Các đơn vị</w:t>
+      </w:r>
+    </w:p>
+    <w:p>
+      <w:pPr>
+        <w:pStyle w:val="ListParagraph"/>
+        <w:pBdr>
+          <w:top w:val="single" w:sz="4" w:space="1" w:color="auto"/>
+          <w:left w:val="single" w:sz="4" w:space="4" w:color="auto"/>
+          <w:bottom w:val="single" w:sz="4" w:space="1" w:color="auto"/>
+          <w:right w:val="single" w:sz="4" w:space="4" w:color="auto"/>
+        </w:pBdr>
+        <w:ind w:left="1080"/>
+        <w:rPr>
+          <w:rFonts w:eastAsiaTheme="minorEastAsia"/>
+          <w:lang w:val="en-US"/>
+        </w:rPr>
+      </w:pPr>
+      <m:oMath>
+        <m:r>
+          <w:rPr>
+            <w:rFonts w:ascii="Cambria Math" w:eastAsiaTheme="minorEastAsia" w:hAnsi="Cambria Math"/>
+            <w:lang w:val="en-US"/>
+          </w:rPr>
+          <m:t xml:space="preserve">1 Pa = 1 </m:t>
+        </m:r>
+        <m:f>
+          <m:fPr>
+            <m:ctrlPr>
+              <w:rPr>
+                <w:rFonts w:ascii="Cambria Math" w:eastAsiaTheme="minorEastAsia" w:hAnsi="Cambria Math"/>
+                <w:i/>
+                <w:lang w:val="en-US"/>
+              </w:rPr>
+            </m:ctrlPr>
+          </m:fPr>
+          <m:num>
+            <m:r>
+              <w:rPr>
+                <w:rFonts w:ascii="Cambria Math" w:eastAsiaTheme="minorEastAsia" w:hAnsi="Cambria Math"/>
+                <w:lang w:val="en-US"/>
+              </w:rPr>
+              <m:t>N</m:t>
+            </m:r>
+          </m:num>
+          <m:den>
+            <m:sSup>
+              <m:sSupPr>
+                <m:ctrlPr>
+                  <w:rPr>
+                    <w:rFonts w:ascii="Cambria Math" w:eastAsiaTheme="minorEastAsia" w:hAnsi="Cambria Math"/>
+                    <w:i/>
+                    <w:lang w:val="en-US"/>
+                  </w:rPr>
+                </m:ctrlPr>
+              </m:sSupPr>
+              <m:e>
+                <m:r>
+                  <w:rPr>
+                    <w:rFonts w:ascii="Cambria Math" w:eastAsiaTheme="minorEastAsia" w:hAnsi="Cambria Math"/>
+                    <w:lang w:val="en-US"/>
+                  </w:rPr>
+                  <m:t>m</m:t>
+                </m:r>
+              </m:e>
+              <m:sup>
+                <m:r>
+                  <w:rPr>
+                    <w:rFonts w:ascii="Cambria Math" w:eastAsiaTheme="minorEastAsia" w:hAnsi="Cambria Math"/>
+                    <w:lang w:val="en-US"/>
+                  </w:rPr>
+                  <m:t>2</m:t>
+                </m:r>
+              </m:sup>
+            </m:sSup>
+          </m:den>
+        </m:f>
+      </m:oMath>
+      <w:r>
+        <w:rPr>
+          <w:rFonts w:eastAsiaTheme="minorEastAsia"/>
+          <w:lang w:val="en-US"/>
+        </w:rPr>
+        <w:t xml:space="preserve"> </w:t>
+      </w:r>
+    </w:p>
+    <w:p>
+      <w:pPr>
+        <w:pStyle w:val="ListParagraph"/>
+        <w:pBdr>
+          <w:top w:val="single" w:sz="4" w:space="1" w:color="auto"/>
+          <w:left w:val="single" w:sz="4" w:space="4" w:color="auto"/>
+          <w:bottom w:val="single" w:sz="4" w:space="1" w:color="auto"/>
+          <w:right w:val="single" w:sz="4" w:space="4" w:color="auto"/>
+        </w:pBdr>
+        <w:ind w:left="1080"/>
+        <w:rPr>
+          <w:rFonts w:eastAsiaTheme="minorEastAsia"/>
+          <w:lang w:val="en-US"/>
+        </w:rPr>
+      </w:pPr>
+      <m:oMath>
+        <m:r>
+          <w:rPr>
+            <w:rFonts w:ascii="Cambria Math" w:eastAsiaTheme="minorEastAsia" w:hAnsi="Cambria Math"/>
+            <w:lang w:val="en-US"/>
+          </w:rPr>
+          <m:t>1 bar=100000 Pa</m:t>
+        </m:r>
+      </m:oMath>
+      <w:r>
+        <w:rPr>
+          <w:rFonts w:eastAsiaTheme="minorEastAsia"/>
+          <w:lang w:val="en-US"/>
+        </w:rPr>
+        <w:t xml:space="preserve"> </w:t>
+      </w:r>
+    </w:p>
+    <w:p>
+      <w:pPr>
+        <w:pStyle w:val="ListParagraph"/>
+        <w:pBdr>
+          <w:top w:val="single" w:sz="4" w:space="1" w:color="auto"/>
+          <w:left w:val="single" w:sz="4" w:space="4" w:color="auto"/>
+          <w:bottom w:val="single" w:sz="4" w:space="1" w:color="auto"/>
+          <w:right w:val="single" w:sz="4" w:space="4" w:color="auto"/>
+        </w:pBdr>
+        <w:ind w:left="1080"/>
+        <w:rPr>
+          <w:rFonts w:eastAsiaTheme="minorEastAsia"/>
+          <w:lang w:val="en-US"/>
+        </w:rPr>
+      </w:pPr>
+      <m:oMath>
+        <m:r>
+          <w:rPr>
+            <w:rFonts w:ascii="Cambria Math" w:eastAsiaTheme="minorEastAsia" w:hAnsi="Cambria Math"/>
+            <w:lang w:val="en-US"/>
+          </w:rPr>
+          <m:t>1 atm=101325 Pa</m:t>
+        </m:r>
+      </m:oMath>
+      <w:r>
+        <w:rPr>
+          <w:rFonts w:eastAsiaTheme="minorEastAsia"/>
+          <w:lang w:val="en-US"/>
+        </w:rPr>
+        <w:t xml:space="preserve"> </w:t>
+      </w:r>
+    </w:p>
+    <w:p>
+      <w:pPr>
+        <w:pStyle w:val="ListParagraph"/>
+        <w:pBdr>
+          <w:top w:val="single" w:sz="4" w:space="1" w:color="auto"/>
+          <w:left w:val="single" w:sz="4" w:space="4" w:color="auto"/>
+          <w:bottom w:val="single" w:sz="4" w:space="1" w:color="auto"/>
+          <w:right w:val="single" w:sz="4" w:space="4" w:color="auto"/>
+        </w:pBdr>
+        <w:ind w:left="1080"/>
+        <w:rPr>
+          <w:rFonts w:eastAsiaTheme="minorEastAsia"/>
+          <w:lang w:val="en-US"/>
+        </w:rPr>
+      </w:pPr>
+      <m:oMath>
+        <m:r>
+          <w:rPr>
+            <w:rFonts w:ascii="Cambria Math" w:eastAsiaTheme="minorEastAsia" w:hAnsi="Cambria Math"/>
+            <w:lang w:val="en-US"/>
+          </w:rPr>
+          <m:t>1 at=98066.5 Pa</m:t>
+        </m:r>
+      </m:oMath>
+      <w:r>
+        <w:rPr>
+          <w:rFonts w:eastAsiaTheme="minorEastAsia"/>
+          <w:lang w:val="en-US"/>
+        </w:rPr>
+        <w:t xml:space="preserve"> </w:t>
+      </w:r>
+    </w:p>
+    <w:p>
+      <w:pPr>
+        <w:pStyle w:val="ListParagraph"/>
+        <w:pBdr>
+          <w:top w:val="single" w:sz="4" w:space="1" w:color="auto"/>
+          <w:left w:val="single" w:sz="4" w:space="4" w:color="auto"/>
+          <w:bottom w:val="single" w:sz="4" w:space="1" w:color="auto"/>
+          <w:right w:val="single" w:sz="4" w:space="4" w:color="auto"/>
+        </w:pBdr>
+        <w:ind w:left="1080"/>
+        <w:rPr>
+          <w:rFonts w:eastAsiaTheme="minorEastAsia"/>
+          <w:lang w:val="en-US"/>
+        </w:rPr>
+      </w:pPr>
+      <m:oMath>
+        <m:r>
+          <w:rPr>
+            <w:rFonts w:ascii="Cambria Math" w:eastAsiaTheme="minorEastAsia" w:hAnsi="Cambria Math"/>
+            <w:lang w:val="en-US"/>
+          </w:rPr>
+          <m:t>1 psi=6894.76 Pa</m:t>
+        </m:r>
+      </m:oMath>
+      <w:r>
+        <w:rPr>
+          <w:rFonts w:eastAsiaTheme="minorEastAsia"/>
+          <w:lang w:val="en-US"/>
+        </w:rPr>
+        <w:t xml:space="preserve"> </w:t>
+      </w:r>
+    </w:p>
+    <w:p>
+      <w:pPr>
+        <w:pStyle w:val="ListParagraph"/>
+        <w:pBdr>
+          <w:top w:val="single" w:sz="4" w:space="1" w:color="auto"/>
+          <w:left w:val="single" w:sz="4" w:space="4" w:color="auto"/>
+          <w:bottom w:val="single" w:sz="4" w:space="1" w:color="auto"/>
+          <w:right w:val="single" w:sz="4" w:space="4" w:color="auto"/>
+        </w:pBdr>
+        <w:ind w:left="1080"/>
+        <w:rPr>
+          <w:rFonts w:eastAsiaTheme="minorEastAsia"/>
+          <w:lang w:val="en-US"/>
+        </w:rPr>
+      </w:pPr>
+      <m:oMath>
+        <m:r>
+          <w:rPr>
+            <w:rFonts w:ascii="Cambria Math" w:eastAsiaTheme="minorEastAsia" w:hAnsi="Cambria Math"/>
+            <w:lang w:val="en-US"/>
+          </w:rPr>
+          <m:t>1 mmHg=</m:t>
+        </m:r>
+        <m:f>
+          <m:fPr>
+            <m:ctrlPr>
+              <w:rPr>
+                <w:rFonts w:ascii="Cambria Math" w:eastAsiaTheme="minorEastAsia" w:hAnsi="Cambria Math"/>
+                <w:i/>
+                <w:lang w:val="en-US"/>
+              </w:rPr>
+            </m:ctrlPr>
+          </m:fPr>
+          <m:num>
+            <m:r>
+              <w:rPr>
+                <w:rFonts w:ascii="Cambria Math" w:eastAsiaTheme="minorEastAsia" w:hAnsi="Cambria Math"/>
+                <w:lang w:val="en-US"/>
+              </w:rPr>
+              <m:t>1</m:t>
+            </m:r>
+          </m:num>
+          <m:den>
+            <m:r>
+              <w:rPr>
+                <w:rFonts w:ascii="Cambria Math" w:eastAsiaTheme="minorEastAsia" w:hAnsi="Cambria Math"/>
+                <w:lang w:val="en-US"/>
+              </w:rPr>
+              <m:t>760</m:t>
+            </m:r>
+          </m:den>
+        </m:f>
+        <m:r>
+          <w:rPr>
+            <w:rFonts w:ascii="Cambria Math" w:eastAsiaTheme="minorEastAsia" w:hAnsi="Cambria Math"/>
+            <w:lang w:val="en-US"/>
+          </w:rPr>
+          <m:t xml:space="preserve"> atm</m:t>
+        </m:r>
+      </m:oMath>
+      <w:r>
+        <w:rPr>
+          <w:rFonts w:eastAsiaTheme="minorEastAsia"/>
+          <w:lang w:val="en-US"/>
+        </w:rPr>
+        <w:t xml:space="preserve"> </w:t>
+      </w:r>
+    </w:p>
+    <w:p>
+      <w:pPr>
+        <w:pStyle w:val="ListParagraph"/>
+        <w:numPr>
+          <w:ilvl w:val="0"/>
+          <w:numId w:val="2"/>
+        </w:numPr>
+        <w:rPr>
+          <w:rFonts w:eastAsiaTheme="minorEastAsia"/>
+          <w:lang w:val="en-US"/>
+        </w:rPr>
+      </w:pPr>
+      <w:r>
+        <w:rPr>
+          <w:rFonts w:eastAsiaTheme="minorEastAsia"/>
+          <w:lang w:val="en-US"/>
+        </w:rPr>
+        <w:t>Ý nghĩa</w:t>
+      </w:r>
+    </w:p>
+    <w:p>
+      <w:pPr>
+        <w:pStyle w:val="ListParagraph"/>
+        <w:numPr>
+          <w:ilvl w:val="0"/>
+          <w:numId w:val="2"/>
+        </w:numPr>
+        <w:rPr>
+          <w:rFonts w:eastAsiaTheme="minorEastAsia"/>
+          <w:lang w:val="en-US"/>
+        </w:rPr>
+      </w:pPr>
+      <w:r>
+        <w:rPr>
+          <w:rFonts w:eastAsiaTheme="minorEastAsia"/>
+          <w:lang w:val="en-US"/>
+        </w:rPr>
+        <w:t>1 atm = áp suất không khí tại mặt nước biển</w:t>
+      </w:r>
+      <w:r>
+        <w:rPr>
+          <w:rFonts w:eastAsiaTheme="minorEastAsia"/>
+          <w:lang w:val="en-US"/>
+        </w:rPr>
+        <w:t xml:space="preserve"> ở nhiệt độ 0 </w:t>
+      </w:r>
+      <w:r>
+        <w:rPr>
+          <w:rFonts w:eastAsiaTheme="minorEastAsia" w:cstheme="minorHAnsi"/>
+          <w:lang w:val="en-US"/>
+        </w:rPr>
+        <w:t>˚</w:t>
+      </w:r>
+      <w:r>
+        <w:rPr>
+          <w:rFonts w:eastAsiaTheme="minorEastAsia" w:cstheme="minorHAnsi" w:hint="cs"/>
+          <w:rtl/>
+          <w:lang w:val="en-US" w:bidi="he-IL"/>
+        </w:rPr>
+        <w:t>C</w:t>
+      </w:r>
+    </w:p>
+    <w:p>
+      <w:pPr>
+        <w:pStyle w:val="ListParagraph"/>
+        <w:numPr>
+          <w:ilvl w:val="0"/>
+          <w:numId w:val="2"/>
+        </w:numPr>
+        <w:rPr>
+          <w:rFonts w:eastAsiaTheme="minorEastAsia"/>
+          <w:lang w:val="en-US"/>
+        </w:rPr>
+      </w:pPr>
+      <w:r>
+        <w:rPr>
+          <w:rFonts w:eastAsiaTheme="minorEastAsia"/>
+          <w:lang w:val="en-US"/>
+        </w:rPr>
+        <w:t>1 at = áp suất do 1 cột nước cao 10 m gây</w:t>
+      </w:r>
+      <w:r>
+        <w:rPr>
+          <w:rFonts w:eastAsiaTheme="minorEastAsia"/>
+          <w:lang w:val="en-US"/>
+        </w:rPr>
+        <w:t xml:space="preserve"> ra</w:t>
+      </w:r>
+    </w:p>
+    <w:p>
+      <w:pPr>
+        <w:pStyle w:val="ListParagraph"/>
+        <w:numPr>
+          <w:ilvl w:val="0"/>
+          <w:numId w:val="2"/>
+        </w:numPr>
+        <w:rPr>
+          <w:rFonts w:eastAsiaTheme="minorEastAsia"/>
+          <w:lang w:val="en-US"/>
+        </w:rPr>
+      </w:pPr>
+      <w:r>
+        <w:rPr>
+          <w:rFonts w:eastAsiaTheme="minorEastAsia"/>
+          <w:lang w:val="en-US"/>
+        </w:rPr>
+        <w:t>1 psi = áp suất do 1 vật khối lượng 1 pound đè lên 1 hình vuông có cạnh 1 inch</w:t>
+      </w:r>
+    </w:p>
+    <w:p>
+      <w:pPr>
+        <w:pStyle w:val="ListParagraph"/>
+        <w:numPr>
+          <w:ilvl w:val="0"/>
+          <w:numId w:val="2"/>
+        </w:numPr>
+        <w:rPr>
+          <w:rFonts w:eastAsiaTheme="minorEastAsia"/>
+          <w:lang w:val="en-US"/>
+        </w:rPr>
+      </w:pPr>
+      <w:r>
+        <w:rPr>
+          <w:rFonts w:eastAsiaTheme="minorEastAsia"/>
+          <w:lang w:val="en-US"/>
+        </w:rPr>
+        <w:t>1 mmHg = áp suất do 1 cột thủy ngân cao 1 mm gây ra</w:t>
+      </w:r>
+    </w:p>
+    <w:p>
+      <w:pPr>
+        <w:pStyle w:val="ListParagraph"/>
+        <w:numPr>
+          <w:ilvl w:val="0"/>
+          <w:numId w:val="3"/>
+        </w:numPr>
+        <w:rPr>
+          <w:rFonts w:eastAsiaTheme="minorEastAsia"/>
+          <w:lang w:val="en-US"/>
+        </w:rPr>
+      </w:pPr>
+      <w:r>
+        <w:rPr>
+          <w:rFonts w:eastAsiaTheme="minorEastAsia"/>
+          <w:lang w:val="en-US"/>
+        </w:rPr>
+        <w:t>Điều Kiện Tiêu Chuẩn?</w:t>
+      </w:r>
+    </w:p>
+    <w:p>
+      <w:pPr>
+        <w:pStyle w:val="ListParagraph"/>
+        <w:numPr>
+          <w:ilvl w:val="0"/>
+          <w:numId w:val="2"/>
+        </w:numPr>
+        <w:rPr>
+          <w:rFonts w:eastAsiaTheme="minorEastAsia"/>
+          <w:lang w:val="en-US"/>
+        </w:rPr>
+      </w:pPr>
+      <w:r>
+        <w:rPr>
+          <w:rFonts w:eastAsiaTheme="minorEastAsia"/>
+          <w:lang w:val="en-US"/>
+        </w:rPr>
+        <w:t xml:space="preserve">Nhiệt độ = 0 </w:t>
+      </w:r>
+      <w:r>
+        <w:rPr>
+          <w:rFonts w:eastAsiaTheme="minorEastAsia" w:cstheme="minorHAnsi"/>
+          <w:lang w:val="en-US"/>
+        </w:rPr>
+        <w:t>˚</w:t>
+      </w:r>
+      <w:r>
+        <w:rPr>
+          <w:rFonts w:eastAsiaTheme="minorEastAsia" w:cstheme="minorHAnsi" w:hint="cs"/>
+          <w:rtl/>
+          <w:lang w:val="en-US" w:bidi="he-IL"/>
+        </w:rPr>
+        <w:t>C</w:t>
+      </w:r>
+      <w:r>
+        <w:rPr>
+          <w:rFonts w:eastAsiaTheme="minorEastAsia" w:cstheme="minorHAnsi"/>
+          <w:lang w:val="en-US"/>
+        </w:rPr>
+        <w:t xml:space="preserve"> và áp suất = 1 atm</w:t>
       </w:r>
     </w:p>
     <w:p>
@@ -525,6 +1283,7 @@
           <w:rFonts w:eastAsiaTheme="minorEastAsia"/>
           <w:lang w:val="en-US"/>
         </w:rPr>
+        <w:lastRenderedPageBreak/>
         <w:t>Càng xuống sâu, áp suất càng lớn do khối lượng chất lỏng bên trên tăng</w:t>
       </w:r>
     </w:p>
@@ -558,16 +1317,13 @@
     <w:p>
       <w:pPr>
         <w:pStyle w:val="ListParagraph"/>
-        <w:numPr>
-          <w:ilvl w:val="0"/>
-          <w:numId w:val="2"/>
-        </w:numPr>
         <w:pBdr>
           <w:top w:val="single" w:sz="4" w:space="1" w:color="auto"/>
           <w:left w:val="single" w:sz="4" w:space="4" w:color="auto"/>
           <w:bottom w:val="single" w:sz="4" w:space="1" w:color="auto"/>
           <w:right w:val="single" w:sz="4" w:space="4" w:color="auto"/>
         </w:pBdr>
+        <w:ind w:left="1080"/>
         <w:rPr>
           <w:rFonts w:eastAsiaTheme="minorEastAsia"/>
           <w:lang w:val="en-US"/>
@@ -579,81 +1335,16 @@
             <w:rFonts w:ascii="Cambria Math" w:eastAsiaTheme="minorEastAsia" w:hAnsi="Cambria Math"/>
             <w:lang w:val="en-US"/>
           </w:rPr>
-          <m:t>P=</m:t>
-        </m:r>
-        <m:f>
-          <m:fPr>
-            <m:ctrlPr>
-              <w:rPr>
-                <w:rFonts w:ascii="Cambria Math" w:eastAsiaTheme="minorEastAsia" w:hAnsi="Cambria Math"/>
-                <w:i/>
-                <w:lang w:val="en-US"/>
-              </w:rPr>
-            </m:ctrlPr>
-          </m:fPr>
-          <m:num>
-            <m:r>
-              <w:rPr>
-                <w:rFonts w:ascii="Cambria Math" w:eastAsiaTheme="minorEastAsia" w:hAnsi="Cambria Math"/>
-                <w:lang w:val="en-US"/>
-              </w:rPr>
-              <m:t>F</m:t>
-            </m:r>
-          </m:num>
-          <m:den>
-            <m:r>
-              <w:rPr>
-                <w:rFonts w:ascii="Cambria Math" w:eastAsiaTheme="minorEastAsia" w:hAnsi="Cambria Math"/>
-                <w:lang w:val="en-US"/>
-              </w:rPr>
-              <m:t>A</m:t>
-            </m:r>
-          </m:den>
-        </m:f>
-        <m:r>
-          <w:rPr>
-            <w:rFonts w:ascii="Cambria Math" w:eastAsiaTheme="minorEastAsia" w:hAnsi="Cambria Math"/>
-            <w:lang w:val="en-US"/>
-          </w:rPr>
-          <m:t>=</m:t>
-        </m:r>
-        <m:f>
-          <m:fPr>
-            <m:ctrlPr>
-              <w:rPr>
-                <w:rFonts w:ascii="Cambria Math" w:eastAsiaTheme="minorEastAsia" w:hAnsi="Cambria Math"/>
-                <w:i/>
-                <w:lang w:val="en-US"/>
-              </w:rPr>
-            </m:ctrlPr>
-          </m:fPr>
-          <m:num>
-            <m:r>
-              <w:rPr>
-                <w:rFonts w:ascii="Cambria Math" w:eastAsiaTheme="minorEastAsia" w:hAnsi="Cambria Math"/>
-                <w:lang w:val="en-US"/>
-              </w:rPr>
-              <m:t>mg</m:t>
-            </m:r>
-          </m:num>
-          <m:den>
-            <m:r>
-              <w:rPr>
-                <w:rFonts w:ascii="Cambria Math" w:eastAsiaTheme="minorEastAsia" w:hAnsi="Cambria Math"/>
-                <w:lang w:val="en-US"/>
-              </w:rPr>
-              <m:t>A</m:t>
-            </m:r>
-          </m:den>
-        </m:f>
-        <m:r>
-          <w:rPr>
-            <w:rFonts w:ascii="Cambria Math" w:eastAsiaTheme="minorEastAsia" w:hAnsi="Cambria Math"/>
-            <w:lang w:val="en-US"/>
-          </w:rPr>
-          <m:t>=ρhg</m:t>
+          <m:t>P=ρhg</m:t>
         </m:r>
       </m:oMath>
+      <w:r>
+        <w:rPr>
+          <w:rFonts w:eastAsiaTheme="minorEastAsia"/>
+          <w:lang w:val="en-US"/>
+        </w:rPr>
+        <w:t xml:space="preserve"> </w:t>
+      </w:r>
     </w:p>
     <w:p>
       <w:pPr>
@@ -672,7 +1363,7 @@
           <w:rFonts w:eastAsiaTheme="minorEastAsia"/>
           <w:lang w:val="en-US"/>
         </w:rPr>
-        <w:t>F là trọng lực của phần nước phía trên</w:t>
+        <w:t>g là gia tốc trọng trường</w:t>
       </w:r>
     </w:p>
     <w:p>
@@ -692,7 +1383,14 @@
           <w:rFonts w:eastAsiaTheme="minorEastAsia"/>
           <w:lang w:val="en-US"/>
         </w:rPr>
-        <w:t>A là diện tích của phần nước gánh trọng lực F</w:t>
+        <w:sym w:font="Symbol" w:char="F072"/>
+      </w:r>
+      <w:r>
+        <w:rPr>
+          <w:rFonts w:eastAsiaTheme="minorEastAsia"/>
+          <w:lang w:val="en-US"/>
+        </w:rPr>
+        <w:t xml:space="preserve"> là khối lượng riêng của chất lỏng</w:t>
       </w:r>
     </w:p>
     <w:p>
@@ -712,73 +1410,6 @@
           <w:rFonts w:eastAsiaTheme="minorEastAsia"/>
           <w:lang w:val="en-US"/>
         </w:rPr>
-        <w:t>m là khối lượng của phần nước phía trên</w:t>
-      </w:r>
-    </w:p>
-    <w:p>
-      <w:pPr>
-        <w:pStyle w:val="ListParagraph"/>
-        <w:numPr>
-          <w:ilvl w:val="0"/>
-          <w:numId w:val="2"/>
-        </w:numPr>
-        <w:rPr>
-          <w:rFonts w:eastAsiaTheme="minorEastAsia"/>
-          <w:lang w:val="en-US"/>
-        </w:rPr>
-      </w:pPr>
-      <w:r>
-        <w:rPr>
-          <w:rFonts w:eastAsiaTheme="minorEastAsia"/>
-          <w:lang w:val="en-US"/>
-        </w:rPr>
-        <w:t>g là gia tốc trọng trường</w:t>
-      </w:r>
-    </w:p>
-    <w:p>
-      <w:pPr>
-        <w:pStyle w:val="ListParagraph"/>
-        <w:numPr>
-          <w:ilvl w:val="0"/>
-          <w:numId w:val="2"/>
-        </w:numPr>
-        <w:rPr>
-          <w:rFonts w:eastAsiaTheme="minorEastAsia"/>
-          <w:lang w:val="en-US"/>
-        </w:rPr>
-      </w:pPr>
-      <w:r>
-        <w:rPr>
-          <w:rFonts w:eastAsiaTheme="minorEastAsia"/>
-          <w:lang w:val="en-US"/>
-        </w:rPr>
-        <w:sym w:font="Symbol" w:char="F072"/>
-      </w:r>
-      <w:r>
-        <w:rPr>
-          <w:rFonts w:eastAsiaTheme="minorEastAsia"/>
-          <w:lang w:val="en-US"/>
-        </w:rPr>
-        <w:t xml:space="preserve"> là khối lượng riêng của chất lỏng</w:t>
-      </w:r>
-    </w:p>
-    <w:p>
-      <w:pPr>
-        <w:pStyle w:val="ListParagraph"/>
-        <w:numPr>
-          <w:ilvl w:val="0"/>
-          <w:numId w:val="2"/>
-        </w:numPr>
-        <w:rPr>
-          <w:rFonts w:eastAsiaTheme="minorEastAsia"/>
-          <w:lang w:val="en-US"/>
-        </w:rPr>
-      </w:pPr>
-      <w:r>
-        <w:rPr>
-          <w:rFonts w:eastAsiaTheme="minorEastAsia"/>
-          <w:lang w:val="en-US"/>
-        </w:rPr>
         <w:t>h là độ sâu so với mặt nước</w:t>
       </w:r>
     </w:p>
@@ -812,16 +1443,13 @@
     <w:p>
       <w:pPr>
         <w:pStyle w:val="ListParagraph"/>
-        <w:numPr>
-          <w:ilvl w:val="0"/>
-          <w:numId w:val="2"/>
-        </w:numPr>
         <w:pBdr>
           <w:top w:val="single" w:sz="4" w:space="1" w:color="auto"/>
           <w:left w:val="single" w:sz="4" w:space="4" w:color="auto"/>
           <w:bottom w:val="single" w:sz="4" w:space="1" w:color="auto"/>
           <w:right w:val="single" w:sz="4" w:space="4" w:color="auto"/>
         </w:pBdr>
+        <w:ind w:left="1080"/>
         <w:rPr>
           <w:rFonts w:eastAsiaTheme="minorEastAsia"/>
           <w:lang w:val="en-US"/>
@@ -836,6 +1464,13 @@
           <m:t>W=Fd=PV</m:t>
         </m:r>
       </m:oMath>
+      <w:r>
+        <w:rPr>
+          <w:rFonts w:eastAsiaTheme="minorEastAsia"/>
+          <w:lang w:val="en-US"/>
+        </w:rPr>
+        <w:t xml:space="preserve"> </w:t>
+      </w:r>
     </w:p>
     <w:p>
       <w:pPr>
@@ -1056,16 +1691,13 @@
     <w:p>
       <w:pPr>
         <w:pStyle w:val="ListParagraph"/>
-        <w:numPr>
-          <w:ilvl w:val="0"/>
-          <w:numId w:val="2"/>
-        </w:numPr>
         <w:pBdr>
           <w:top w:val="single" w:sz="4" w:space="1" w:color="auto"/>
           <w:left w:val="single" w:sz="4" w:space="4" w:color="auto"/>
           <w:bottom w:val="single" w:sz="4" w:space="1" w:color="auto"/>
           <w:right w:val="single" w:sz="4" w:space="4" w:color="auto"/>
         </w:pBdr>
+        <w:ind w:left="1080"/>
         <w:rPr>
           <w:rFonts w:eastAsiaTheme="minorEastAsia"/>
           <w:lang w:val="en-US"/>
@@ -1152,6 +1784,13 @@
           <m:t>+ρgh=const</m:t>
         </m:r>
       </m:oMath>
+      <w:r>
+        <w:rPr>
+          <w:rFonts w:eastAsiaTheme="minorEastAsia"/>
+          <w:lang w:val="en-US"/>
+        </w:rPr>
+        <w:t xml:space="preserve"> </w:t>
+      </w:r>
     </w:p>
     <w:p>
       <w:pPr>
@@ -1197,7 +1836,6 @@
           <w:rFonts w:eastAsiaTheme="minorEastAsia"/>
           <w:lang w:val="en-US"/>
         </w:rPr>
-        <w:lastRenderedPageBreak/>
         <w:sym w:font="Symbol" w:char="F072"/>
       </w:r>
       <w:r>
@@ -1273,47 +1911,6 @@
         <w:pStyle w:val="ListParagraph"/>
         <w:numPr>
           <w:ilvl w:val="0"/>
-          <w:numId w:val="3"/>
-        </w:numPr>
-        <w:rPr>
-          <w:rFonts w:eastAsiaTheme="minorEastAsia"/>
-          <w:lang w:val="en-US"/>
-        </w:rPr>
-      </w:pPr>
-      <w:r>
-        <w:rPr>
-          <w:rFonts w:eastAsiaTheme="minorEastAsia"/>
-          <w:lang w:val="en-US"/>
-        </w:rPr>
-        <w:t xml:space="preserve">Chứng </w:t>
-      </w:r>
-      <w:r>
-        <w:rPr>
-          <w:rFonts w:eastAsiaTheme="minorEastAsia"/>
-          <w:lang w:val="en-US"/>
-        </w:rPr>
-        <w:t xml:space="preserve">Minh Hệ Thức </w:t>
-      </w:r>
-      <w:r>
-        <w:rPr>
-          <w:rFonts w:eastAsiaTheme="minorEastAsia"/>
-          <w:lang w:val="en-US"/>
-        </w:rPr>
-        <w:t>Bernoulli</w:t>
-      </w:r>
-      <w:r>
-        <w:rPr>
-          <w:rFonts w:eastAsiaTheme="minorEastAsia"/>
-          <w:lang w:val="en-US"/>
-        </w:rPr>
-        <w:t>?</w:t>
-      </w:r>
-    </w:p>
-    <w:p>
-      <w:pPr>
-        <w:pStyle w:val="ListParagraph"/>
-        <w:numPr>
-          <w:ilvl w:val="0"/>
           <w:numId w:val="2"/>
         </w:numPr>
         <w:rPr>
@@ -1326,6 +1923,26 @@
           <w:rFonts w:eastAsiaTheme="minorEastAsia"/>
           <w:lang w:val="en-US"/>
         </w:rPr>
+        <w:t>Chứng minh</w:t>
+      </w:r>
+    </w:p>
+    <w:p>
+      <w:pPr>
+        <w:pStyle w:val="ListParagraph"/>
+        <w:numPr>
+          <w:ilvl w:val="0"/>
+          <w:numId w:val="2"/>
+        </w:numPr>
+        <w:rPr>
+          <w:rFonts w:eastAsiaTheme="minorEastAsia"/>
+          <w:lang w:val="en-US"/>
+        </w:rPr>
+      </w:pPr>
+      <w:r>
+        <w:rPr>
+          <w:rFonts w:eastAsiaTheme="minorEastAsia"/>
+          <w:lang w:val="en-US"/>
+        </w:rPr>
         <w:t>Tưởng tượng có 1 áp lực đẩy nước vào đầu này ống, thì chắc chắn đầu bên kia ống nước bị phun ra, hệ đã được tiếp thêm năng lượng</w:t>
       </w:r>
       <w:r>
@@ -1373,16 +1990,13 @@
     <w:p>
       <w:pPr>
         <w:pStyle w:val="ListParagraph"/>
-        <w:numPr>
-          <w:ilvl w:val="0"/>
-          <w:numId w:val="2"/>
-        </w:numPr>
         <w:pBdr>
           <w:top w:val="single" w:sz="4" w:space="1" w:color="auto"/>
           <w:left w:val="single" w:sz="4" w:space="4" w:color="auto"/>
           <w:bottom w:val="single" w:sz="4" w:space="1" w:color="auto"/>
           <w:right w:val="single" w:sz="4" w:space="4" w:color="auto"/>
         </w:pBdr>
+        <w:ind w:left="1080"/>
         <w:rPr>
           <w:rFonts w:eastAsiaTheme="minorEastAsia"/>
           <w:lang w:val="en-US"/>
@@ -1870,20 +2484,24 @@
           <m:t>⇒</m:t>
         </m:r>
       </m:oMath>
-    </w:p>
-    <w:p>
-      <w:pPr>
-        <w:pStyle w:val="ListParagraph"/>
-        <w:numPr>
-          <w:ilvl w:val="0"/>
-          <w:numId w:val="2"/>
-        </w:numPr>
+      <w:r>
+        <w:rPr>
+          <w:rFonts w:eastAsiaTheme="minorEastAsia"/>
+          <w:lang w:val="en-US"/>
+        </w:rPr>
+        <w:t xml:space="preserve"> </w:t>
+      </w:r>
+    </w:p>
+    <w:p>
+      <w:pPr>
+        <w:pStyle w:val="ListParagraph"/>
         <w:pBdr>
           <w:top w:val="single" w:sz="4" w:space="1" w:color="auto"/>
           <w:left w:val="single" w:sz="4" w:space="4" w:color="auto"/>
           <w:bottom w:val="single" w:sz="4" w:space="1" w:color="auto"/>
           <w:right w:val="single" w:sz="4" w:space="4" w:color="auto"/>
         </w:pBdr>
+        <w:ind w:left="1080"/>
         <w:rPr>
           <w:rFonts w:eastAsiaTheme="minorEastAsia"/>
           <w:lang w:val="en-US"/>
@@ -2269,6 +2887,13 @@
           <m:t>+ρgh=const</m:t>
         </m:r>
       </m:oMath>
+      <w:r>
+        <w:rPr>
+          <w:rFonts w:eastAsiaTheme="minorEastAsia"/>
+          <w:lang w:val="en-US"/>
+        </w:rPr>
+        <w:t xml:space="preserve"> </w:t>
+      </w:r>
     </w:p>
     <w:p>
       <w:pPr>
@@ -2434,7 +3059,14 @@
           <w:rFonts w:eastAsiaTheme="minorEastAsia"/>
           <w:lang w:val="en-US"/>
         </w:rPr>
-        <w:t>Nếu giảm tiết diện ống thì dòng chảy sẽ như thế nào?</w:t>
+        <w:t xml:space="preserve">Nếu </w:t>
+      </w:r>
+      <w:r>
+        <w:rPr>
+          <w:rFonts w:eastAsiaTheme="minorEastAsia"/>
+          <w:lang w:val="en-US"/>
+        </w:rPr>
+        <w:t>Giảm Tiết Diện Ống Thì Dòng Chảy Sẽ Như Thế Nào?</w:t>
       </w:r>
     </w:p>
     <w:p>
@@ -2470,6 +3102,3592 @@
         </w:rPr>
         <w:t xml:space="preserve"> </w:t>
       </w:r>
+    </w:p>
+    <w:p>
+      <w:pPr>
+        <w:rPr>
+          <w:lang w:val="en-US"/>
+        </w:rPr>
+      </w:pPr>
+    </w:p>
+    <w:p>
+      <w:pPr>
+        <w:rPr>
+          <w:lang w:val="en-US"/>
+        </w:rPr>
+      </w:pPr>
+      <w:r>
+        <w:rPr>
+          <w:lang w:val="en-US"/>
+        </w:rPr>
+        <w:lastRenderedPageBreak/>
+        <w:t>Kinetic Particle Theory – Thuyết Động Học Phân Tử:</w:t>
+      </w:r>
+    </w:p>
+    <w:p>
+      <w:pPr>
+        <w:pStyle w:val="ListParagraph"/>
+        <w:numPr>
+          <w:ilvl w:val="0"/>
+          <w:numId w:val="8"/>
+        </w:numPr>
+        <w:rPr>
+          <w:lang w:val="en-US"/>
+        </w:rPr>
+      </w:pPr>
+      <w:r>
+        <w:rPr>
+          <w:lang w:val="en-US"/>
+        </w:rPr>
+        <w:t xml:space="preserve">Phương </w:t>
+      </w:r>
+      <w:r>
+        <w:rPr>
+          <w:lang w:val="en-US"/>
+        </w:rPr>
+        <w:t>Trình Cơ Bản?</w:t>
+      </w:r>
+    </w:p>
+    <w:p>
+      <w:pPr>
+        <w:pStyle w:val="ListParagraph"/>
+        <w:numPr>
+          <w:ilvl w:val="0"/>
+          <w:numId w:val="2"/>
+        </w:numPr>
+        <w:rPr>
+          <w:lang w:val="en-US"/>
+        </w:rPr>
+      </w:pPr>
+      <w:r>
+        <w:rPr>
+          <w:lang w:val="en-US"/>
+        </w:rPr>
+        <w:t>Cho 1 hộp hình lập phương đặt khít vào góc của hệ tọa độ Oxyz, trong đó có 1 đám khí lí tưởng đang chuyển động hỗn loạn</w:t>
+      </w:r>
+    </w:p>
+    <w:p>
+      <w:pPr>
+        <w:pStyle w:val="ListParagraph"/>
+        <w:numPr>
+          <w:ilvl w:val="0"/>
+          <w:numId w:val="2"/>
+        </w:numPr>
+        <w:rPr>
+          <w:lang w:val="en-US"/>
+        </w:rPr>
+      </w:pPr>
+      <w:r>
+        <w:rPr>
+          <w:lang w:val="en-US"/>
+        </w:rPr>
+        <w:t>N là số phân tử khí, ví dụ N = 1 tỉ nghĩa là có 1 tỉ phân tử khí</w:t>
+      </w:r>
+    </w:p>
+    <w:p>
+      <w:pPr>
+        <w:pStyle w:val="ListParagraph"/>
+        <w:numPr>
+          <w:ilvl w:val="0"/>
+          <w:numId w:val="2"/>
+        </w:numPr>
+        <w:rPr>
+          <w:lang w:val="en-US"/>
+        </w:rPr>
+      </w:pPr>
+      <w:r>
+        <w:rPr>
+          <w:lang w:val="en-US"/>
+        </w:rPr>
+        <w:t>m</w:t>
+      </w:r>
+      <w:r>
+        <w:rPr>
+          <w:vertAlign w:val="subscript"/>
+          <w:lang w:val="en-US"/>
+        </w:rPr>
+        <w:t>0</w:t>
+      </w:r>
+      <w:r>
+        <w:rPr>
+          <w:lang w:val="en-US"/>
+        </w:rPr>
+        <w:t xml:space="preserve"> là khối lượng của 1 phân tử khí </w:t>
+      </w:r>
+    </w:p>
+    <w:p>
+      <w:pPr>
+        <w:pStyle w:val="ListParagraph"/>
+        <w:numPr>
+          <w:ilvl w:val="0"/>
+          <w:numId w:val="2"/>
+        </w:numPr>
+        <w:rPr>
+          <w:lang w:val="en-US"/>
+        </w:rPr>
+      </w:pPr>
+      <w:r>
+        <w:rPr>
+          <w:lang w:val="en-US"/>
+        </w:rPr>
+        <w:t>V là thể tích hộp</w:t>
+      </w:r>
+    </w:p>
+    <w:p>
+      <w:pPr>
+        <w:pStyle w:val="ListParagraph"/>
+        <w:numPr>
+          <w:ilvl w:val="0"/>
+          <w:numId w:val="2"/>
+        </w:numPr>
+        <w:rPr>
+          <w:lang w:val="en-US"/>
+        </w:rPr>
+      </w:pPr>
+      <w:r>
+        <w:rPr>
+          <w:lang w:val="en-US"/>
+        </w:rPr>
+        <w:t>S là diện tích 1 mặt hộp</w:t>
+      </w:r>
+    </w:p>
+    <w:p>
+      <w:pPr>
+        <w:pStyle w:val="ListParagraph"/>
+        <w:numPr>
+          <w:ilvl w:val="0"/>
+          <w:numId w:val="2"/>
+        </w:numPr>
+        <w:rPr>
+          <w:lang w:val="en-US"/>
+        </w:rPr>
+      </w:pPr>
+      <w:r>
+        <w:rPr>
+          <w:lang w:val="en-US"/>
+        </w:rPr>
+        <w:t>n</w:t>
+      </w:r>
+      <w:r>
+        <w:rPr>
+          <w:vertAlign w:val="subscript"/>
+          <w:lang w:val="en-US"/>
+        </w:rPr>
+        <w:t>0</w:t>
+      </w:r>
+      <w:r>
+        <w:rPr>
+          <w:lang w:val="en-US"/>
+        </w:rPr>
+        <w:t xml:space="preserve"> là số phân tử khí trong 1 m</w:t>
+      </w:r>
+      <w:r>
+        <w:rPr>
+          <w:vertAlign w:val="superscript"/>
+          <w:lang w:val="en-US"/>
+        </w:rPr>
+        <w:t>3</w:t>
+      </w:r>
+    </w:p>
+    <w:p>
+      <w:pPr>
+        <w:pStyle w:val="ListParagraph"/>
+        <w:numPr>
+          <w:ilvl w:val="0"/>
+          <w:numId w:val="2"/>
+        </w:numPr>
+        <w:rPr>
+          <w:lang w:val="en-US"/>
+        </w:rPr>
+      </w:pPr>
+      <w:r>
+        <w:rPr>
+          <w:lang w:val="en-US"/>
+        </w:rPr>
+        <w:t>D là khối lượng riêng của đám khí</w:t>
+      </w:r>
+    </w:p>
+    <w:p>
+      <w:pPr>
+        <w:pStyle w:val="ListParagraph"/>
+        <w:numPr>
+          <w:ilvl w:val="0"/>
+          <w:numId w:val="2"/>
+        </w:numPr>
+        <w:rPr>
+          <w:lang w:val="en-US"/>
+        </w:rPr>
+      </w:pPr>
+      <w:r>
+        <w:rPr>
+          <w:lang w:val="en-US"/>
+        </w:rPr>
+        <w:t>M là khối lượng Mole của chất khí này</w:t>
+      </w:r>
+    </w:p>
+    <w:p>
+      <w:pPr>
+        <w:pStyle w:val="ListParagraph"/>
+        <w:numPr>
+          <w:ilvl w:val="0"/>
+          <w:numId w:val="2"/>
+        </w:numPr>
+        <w:rPr>
+          <w:lang w:val="en-US"/>
+        </w:rPr>
+      </w:pPr>
+      <w:r>
+        <w:rPr>
+          <w:lang w:val="en-US"/>
+        </w:rPr>
+        <w:t>Xét 1 phân tử đang chuyển động theo phương nào đó với vận tốc</w:t>
+      </w:r>
+      <w:r>
+        <w:rPr>
+          <w:lang w:val="en-US"/>
+        </w:rPr>
+        <w:t xml:space="preserve"> v</w:t>
+      </w:r>
+      <w:r>
+        <w:rPr>
+          <w:lang w:val="en-US"/>
+        </w:rPr>
+        <w:t xml:space="preserve"> không đổi, </w:t>
+      </w:r>
+      <w:r>
+        <w:rPr>
+          <w:lang w:val="en-US"/>
+        </w:rPr>
+        <w:t xml:space="preserve">dễ thấy, ta có thể thay thế nó = 3 phân tử chuyển động theo 3 phương Ox, Oy, Oz, 3 phần tử này có khối lượng = phân tử gốc, dễ thấy </w:t>
+      </w:r>
+      <w:r>
+        <w:rPr>
+          <w:lang w:val="en-US"/>
+        </w:rPr>
+        <w:t>tổng động lượng và tổng động năng</w:t>
+      </w:r>
+      <w:r>
+        <w:rPr>
+          <w:lang w:val="en-US"/>
+        </w:rPr>
+        <w:t xml:space="preserve"> vẫn bảo toàn, gọi 3 phân tử này là A, B, C</w:t>
+      </w:r>
+      <w:r>
+        <w:rPr>
+          <w:lang w:val="en-US"/>
+        </w:rPr>
+        <w:t xml:space="preserve"> và vận tốc là v</w:t>
+      </w:r>
+      <w:r>
+        <w:rPr>
+          <w:vertAlign w:val="subscript"/>
+          <w:lang w:val="en-US"/>
+        </w:rPr>
+        <w:t>x</w:t>
+      </w:r>
+      <w:r>
+        <w:rPr>
+          <w:lang w:val="en-US"/>
+        </w:rPr>
+        <w:t>, v</w:t>
+      </w:r>
+      <w:r>
+        <w:rPr>
+          <w:vertAlign w:val="subscript"/>
+          <w:lang w:val="en-US"/>
+        </w:rPr>
+        <w:t>y</w:t>
+      </w:r>
+      <w:r>
+        <w:rPr>
+          <w:lang w:val="en-US"/>
+        </w:rPr>
+        <w:t>, v</w:t>
+      </w:r>
+      <w:r>
+        <w:rPr>
+          <w:vertAlign w:val="subscript"/>
+          <w:lang w:val="en-US"/>
+        </w:rPr>
+        <w:t>z</w:t>
+      </w:r>
+      <w:r>
+        <w:rPr>
+          <w:lang w:val="en-US"/>
+        </w:rPr>
+        <w:t xml:space="preserve"> tương ứng Ox, Oy, Oz</w:t>
+      </w:r>
+    </w:p>
+    <w:p>
+      <w:pPr>
+        <w:pStyle w:val="ListParagraph"/>
+        <w:numPr>
+          <w:ilvl w:val="0"/>
+          <w:numId w:val="2"/>
+        </w:numPr>
+        <w:rPr>
+          <w:lang w:val="en-US"/>
+        </w:rPr>
+      </w:pPr>
+      <w:r>
+        <w:rPr>
+          <w:lang w:val="en-US"/>
+        </w:rPr>
+        <w:t>Xét A, khi va vào mặt hộp, nó sẽ bị dội ngược trở lại, coi đây là va chạm đàn hồi và hộp có khối lượng vô tận, nghĩa là nó không di chuyển, vật sẽ dội lại với vận tốc trước đó, kết quả là nó cứ dội đi dội lại mãi mãi</w:t>
+      </w:r>
+    </w:p>
+    <w:p>
+      <w:pPr>
+        <w:pStyle w:val="ListParagraph"/>
+        <w:numPr>
+          <w:ilvl w:val="0"/>
+          <w:numId w:val="2"/>
+        </w:numPr>
+        <w:rPr>
+          <w:lang w:val="en-US"/>
+        </w:rPr>
+      </w:pPr>
+      <w:r>
+        <w:rPr>
+          <w:lang w:val="en-US"/>
+        </w:rPr>
+        <w:t>Xét 1 chu kì dội</w:t>
+      </w:r>
+      <w:r>
+        <w:rPr>
+          <w:lang w:val="en-US"/>
+        </w:rPr>
+        <w:t xml:space="preserve"> kéo dài </w:t>
+      </w:r>
+      <w:r>
+        <w:rPr>
+          <w:lang w:val="en-US"/>
+        </w:rPr>
+        <w:sym w:font="Symbol" w:char="F044"/>
+      </w:r>
+      <w:r>
+        <w:rPr>
+          <w:lang w:val="en-US"/>
+        </w:rPr>
+        <w:t>t giây</w:t>
+      </w:r>
+      <w:r>
+        <w:rPr>
+          <w:lang w:val="en-US"/>
+        </w:rPr>
+        <w:t>, A đi từ mặt bên trái sang mặt bên phải rồi dội lại vào mặt bên trái, gọi áp suất của A gây lên mặt phải là P</w:t>
+      </w:r>
+      <w:r>
+        <w:rPr>
+          <w:vertAlign w:val="subscript"/>
+          <w:lang w:val="en-US"/>
+        </w:rPr>
+        <w:t>A</w:t>
+      </w:r>
+      <w:r>
+        <w:rPr>
+          <w:lang w:val="en-US"/>
+        </w:rPr>
+        <w:t>,</w:t>
+      </w:r>
+      <w:r>
+        <w:rPr>
+          <w:lang w:val="en-US"/>
+        </w:rPr>
+        <w:t xml:space="preserve"> lực mà A tác dụng vào mặt phải là F</w:t>
+      </w:r>
+      <w:r>
+        <w:rPr>
+          <w:vertAlign w:val="subscript"/>
+          <w:lang w:val="en-US"/>
+        </w:rPr>
+        <w:t>A</w:t>
+      </w:r>
+      <w:r>
+        <w:rPr>
+          <w:lang w:val="en-US"/>
+        </w:rPr>
+        <w:t xml:space="preserve">, ta có, độ biến thiên động lượng của A khi dội lại là </w:t>
+      </w:r>
+      <w:r>
+        <w:rPr>
+          <w:lang w:val="en-US"/>
+        </w:rPr>
+        <w:sym w:font="Symbol" w:char="F044"/>
+      </w:r>
+      <w:r>
+        <w:rPr>
+          <w:lang w:val="en-US"/>
+        </w:rPr>
+        <w:t>K</w:t>
+      </w:r>
+      <w:r>
+        <w:rPr>
+          <w:vertAlign w:val="subscript"/>
+          <w:lang w:val="en-US"/>
+        </w:rPr>
+        <w:t>A</w:t>
+      </w:r>
+    </w:p>
+    <w:p>
+      <w:pPr>
+        <w:pStyle w:val="ListParagraph"/>
+        <w:pBdr>
+          <w:top w:val="single" w:sz="4" w:space="1" w:color="auto"/>
+          <w:left w:val="single" w:sz="4" w:space="4" w:color="auto"/>
+          <w:bottom w:val="single" w:sz="4" w:space="1" w:color="auto"/>
+          <w:right w:val="single" w:sz="4" w:space="4" w:color="auto"/>
+          <w:between w:val="single" w:sz="4" w:space="1" w:color="auto"/>
+        </w:pBdr>
+        <w:ind w:left="1080"/>
+        <w:rPr>
+          <w:lang w:val="en-US"/>
+        </w:rPr>
+      </w:pPr>
+      <m:oMath>
+        <m:sSub>
+          <m:sSubPr>
+            <m:ctrlPr>
+              <w:rPr>
+                <w:rFonts w:ascii="Cambria Math" w:hAnsi="Cambria Math"/>
+                <w:i/>
+                <w:lang w:val="en-US"/>
+              </w:rPr>
+            </m:ctrlPr>
+          </m:sSubPr>
+          <m:e>
+            <m:r>
+              <w:rPr>
+                <w:rFonts w:ascii="Cambria Math" w:hAnsi="Cambria Math"/>
+                <w:lang w:val="en-US"/>
+              </w:rPr>
+              <m:t>P</m:t>
+            </m:r>
+          </m:e>
+          <m:sub>
+            <m:r>
+              <w:rPr>
+                <w:rFonts w:ascii="Cambria Math" w:hAnsi="Cambria Math"/>
+                <w:lang w:val="en-US"/>
+              </w:rPr>
+              <m:t>A</m:t>
+            </m:r>
+          </m:sub>
+        </m:sSub>
+        <m:r>
+          <w:rPr>
+            <w:rFonts w:ascii="Cambria Math" w:hAnsi="Cambria Math"/>
+            <w:lang w:val="en-US"/>
+          </w:rPr>
+          <m:t>=</m:t>
+        </m:r>
+        <m:f>
+          <m:fPr>
+            <m:ctrlPr>
+              <w:rPr>
+                <w:rFonts w:ascii="Cambria Math" w:hAnsi="Cambria Math"/>
+                <w:i/>
+                <w:lang w:val="en-US"/>
+              </w:rPr>
+            </m:ctrlPr>
+          </m:fPr>
+          <m:num>
+            <m:sSub>
+              <m:sSubPr>
+                <m:ctrlPr>
+                  <w:rPr>
+                    <w:rFonts w:ascii="Cambria Math" w:hAnsi="Cambria Math"/>
+                    <w:i/>
+                    <w:lang w:val="en-US"/>
+                  </w:rPr>
+                </m:ctrlPr>
+              </m:sSubPr>
+              <m:e>
+                <m:r>
+                  <w:rPr>
+                    <w:rFonts w:ascii="Cambria Math" w:hAnsi="Cambria Math"/>
+                    <w:lang w:val="en-US"/>
+                  </w:rPr>
+                  <m:t>F</m:t>
+                </m:r>
+              </m:e>
+              <m:sub>
+                <m:r>
+                  <w:rPr>
+                    <w:rFonts w:ascii="Cambria Math" w:hAnsi="Cambria Math"/>
+                    <w:lang w:val="en-US"/>
+                  </w:rPr>
+                  <m:t>A</m:t>
+                </m:r>
+              </m:sub>
+            </m:sSub>
+          </m:num>
+          <m:den>
+            <m:r>
+              <w:rPr>
+                <w:rFonts w:ascii="Cambria Math" w:hAnsi="Cambria Math"/>
+                <w:lang w:val="en-US"/>
+              </w:rPr>
+              <m:t>S</m:t>
+            </m:r>
+          </m:den>
+        </m:f>
+        <m:r>
+          <w:rPr>
+            <w:rFonts w:ascii="Cambria Math" w:hAnsi="Cambria Math"/>
+            <w:lang w:val="en-US"/>
+          </w:rPr>
+          <m:t>=</m:t>
+        </m:r>
+        <m:f>
+          <m:fPr>
+            <m:ctrlPr>
+              <w:rPr>
+                <w:rFonts w:ascii="Cambria Math" w:hAnsi="Cambria Math"/>
+                <w:i/>
+                <w:lang w:val="en-US"/>
+              </w:rPr>
+            </m:ctrlPr>
+          </m:fPr>
+          <m:num>
+            <m:sSub>
+              <m:sSubPr>
+                <m:ctrlPr>
+                  <w:rPr>
+                    <w:rFonts w:ascii="Cambria Math" w:hAnsi="Cambria Math"/>
+                    <w:i/>
+                    <w:lang w:val="en-US"/>
+                  </w:rPr>
+                </m:ctrlPr>
+              </m:sSubPr>
+              <m:e>
+                <m:r>
+                  <w:rPr>
+                    <w:rFonts w:ascii="Cambria Math" w:hAnsi="Cambria Math"/>
+                    <w:lang w:val="en-US"/>
+                  </w:rPr>
+                  <m:t>∆K</m:t>
+                </m:r>
+              </m:e>
+              <m:sub>
+                <m:r>
+                  <w:rPr>
+                    <w:rFonts w:ascii="Cambria Math" w:hAnsi="Cambria Math"/>
+                    <w:lang w:val="en-US"/>
+                  </w:rPr>
+                  <m:t>A</m:t>
+                </m:r>
+              </m:sub>
+            </m:sSub>
+          </m:num>
+          <m:den>
+            <m:r>
+              <w:rPr>
+                <w:rFonts w:ascii="Cambria Math" w:hAnsi="Cambria Math"/>
+                <w:lang w:val="en-US"/>
+              </w:rPr>
+              <m:t>∆</m:t>
+            </m:r>
+            <m:r>
+              <w:rPr>
+                <w:rFonts w:ascii="Cambria Math" w:hAnsi="Cambria Math"/>
+                <w:lang w:val="en-US"/>
+              </w:rPr>
+              <m:t>t</m:t>
+            </m:r>
+          </m:den>
+        </m:f>
+        <m:r>
+          <w:rPr>
+            <w:rFonts w:ascii="Cambria Math" w:hAnsi="Cambria Math"/>
+            <w:lang w:val="en-US"/>
+          </w:rPr>
+          <m:t>/S=</m:t>
+        </m:r>
+        <m:sSub>
+          <m:sSubPr>
+            <m:ctrlPr>
+              <w:rPr>
+                <w:rFonts w:ascii="Cambria Math" w:hAnsi="Cambria Math"/>
+                <w:i/>
+                <w:lang w:val="en-US"/>
+              </w:rPr>
+            </m:ctrlPr>
+          </m:sSubPr>
+          <m:e>
+            <m:r>
+              <w:rPr>
+                <w:rFonts w:ascii="Cambria Math" w:hAnsi="Cambria Math"/>
+                <w:lang w:val="en-US"/>
+              </w:rPr>
+              <m:t>2m</m:t>
+            </m:r>
+          </m:e>
+          <m:sub>
+            <m:r>
+              <w:rPr>
+                <w:rFonts w:ascii="Cambria Math" w:hAnsi="Cambria Math"/>
+                <w:lang w:val="en-US"/>
+              </w:rPr>
+              <m:t>0</m:t>
+            </m:r>
+          </m:sub>
+        </m:sSub>
+        <m:sSub>
+          <m:sSubPr>
+            <m:ctrlPr>
+              <w:rPr>
+                <w:rFonts w:ascii="Cambria Math" w:hAnsi="Cambria Math"/>
+                <w:i/>
+                <w:lang w:val="en-US"/>
+              </w:rPr>
+            </m:ctrlPr>
+          </m:sSubPr>
+          <m:e>
+            <m:r>
+              <w:rPr>
+                <w:rFonts w:ascii="Cambria Math" w:hAnsi="Cambria Math"/>
+                <w:lang w:val="en-US"/>
+              </w:rPr>
+              <m:t>v</m:t>
+            </m:r>
+          </m:e>
+          <m:sub>
+            <m:r>
+              <w:rPr>
+                <w:rFonts w:ascii="Cambria Math" w:hAnsi="Cambria Math"/>
+                <w:lang w:val="en-US"/>
+              </w:rPr>
+              <m:t>x</m:t>
+            </m:r>
+          </m:sub>
+        </m:sSub>
+        <m:r>
+          <w:rPr>
+            <w:rFonts w:ascii="Cambria Math" w:hAnsi="Cambria Math"/>
+            <w:lang w:val="en-US"/>
+          </w:rPr>
+          <m:t>/</m:t>
+        </m:r>
+        <m:f>
+          <m:fPr>
+            <m:ctrlPr>
+              <w:rPr>
+                <w:rFonts w:ascii="Cambria Math" w:hAnsi="Cambria Math"/>
+                <w:i/>
+                <w:lang w:val="en-US"/>
+              </w:rPr>
+            </m:ctrlPr>
+          </m:fPr>
+          <m:num>
+            <m:r>
+              <w:rPr>
+                <w:rFonts w:ascii="Cambria Math" w:hAnsi="Cambria Math"/>
+                <w:lang w:val="en-US"/>
+              </w:rPr>
+              <m:t>2V</m:t>
+            </m:r>
+          </m:num>
+          <m:den>
+            <m:r>
+              <w:rPr>
+                <w:rFonts w:ascii="Cambria Math" w:hAnsi="Cambria Math"/>
+                <w:lang w:val="en-US"/>
+              </w:rPr>
+              <m:t>S</m:t>
+            </m:r>
+            <m:sSub>
+              <m:sSubPr>
+                <m:ctrlPr>
+                  <w:rPr>
+                    <w:rFonts w:ascii="Cambria Math" w:hAnsi="Cambria Math"/>
+                    <w:i/>
+                    <w:lang w:val="en-US"/>
+                  </w:rPr>
+                </m:ctrlPr>
+              </m:sSubPr>
+              <m:e>
+                <m:r>
+                  <w:rPr>
+                    <w:rFonts w:ascii="Cambria Math" w:hAnsi="Cambria Math"/>
+                    <w:lang w:val="en-US"/>
+                  </w:rPr>
+                  <m:t>v</m:t>
+                </m:r>
+              </m:e>
+              <m:sub>
+                <m:r>
+                  <w:rPr>
+                    <w:rFonts w:ascii="Cambria Math" w:hAnsi="Cambria Math"/>
+                    <w:lang w:val="en-US"/>
+                  </w:rPr>
+                  <m:t>x</m:t>
+                </m:r>
+              </m:sub>
+            </m:sSub>
+          </m:den>
+        </m:f>
+        <m:r>
+          <w:rPr>
+            <w:rFonts w:ascii="Cambria Math" w:hAnsi="Cambria Math"/>
+            <w:lang w:val="en-US"/>
+          </w:rPr>
+          <m:t>/S=</m:t>
+        </m:r>
+        <m:f>
+          <m:fPr>
+            <m:ctrlPr>
+              <w:rPr>
+                <w:rFonts w:ascii="Cambria Math" w:hAnsi="Cambria Math"/>
+                <w:i/>
+                <w:lang w:val="en-US"/>
+              </w:rPr>
+            </m:ctrlPr>
+          </m:fPr>
+          <m:num>
+            <m:sSub>
+              <m:sSubPr>
+                <m:ctrlPr>
+                  <w:rPr>
+                    <w:rFonts w:ascii="Cambria Math" w:hAnsi="Cambria Math"/>
+                    <w:i/>
+                    <w:lang w:val="en-US"/>
+                  </w:rPr>
+                </m:ctrlPr>
+              </m:sSubPr>
+              <m:e>
+                <m:r>
+                  <w:rPr>
+                    <w:rFonts w:ascii="Cambria Math" w:hAnsi="Cambria Math"/>
+                    <w:lang w:val="en-US"/>
+                  </w:rPr>
+                  <m:t>m</m:t>
+                </m:r>
+              </m:e>
+              <m:sub>
+                <m:r>
+                  <w:rPr>
+                    <w:rFonts w:ascii="Cambria Math" w:hAnsi="Cambria Math"/>
+                    <w:lang w:val="en-US"/>
+                  </w:rPr>
+                  <m:t>0</m:t>
+                </m:r>
+              </m:sub>
+            </m:sSub>
+          </m:num>
+          <m:den>
+            <m:r>
+              <w:rPr>
+                <w:rFonts w:ascii="Cambria Math" w:hAnsi="Cambria Math"/>
+                <w:lang w:val="en-US"/>
+              </w:rPr>
+              <m:t>V</m:t>
+            </m:r>
+          </m:den>
+        </m:f>
+        <m:sSubSup>
+          <m:sSubSupPr>
+            <m:ctrlPr>
+              <w:rPr>
+                <w:rFonts w:ascii="Cambria Math" w:hAnsi="Cambria Math"/>
+                <w:i/>
+                <w:lang w:val="en-US"/>
+              </w:rPr>
+            </m:ctrlPr>
+          </m:sSubSupPr>
+          <m:e>
+            <m:r>
+              <w:rPr>
+                <w:rFonts w:ascii="Cambria Math" w:hAnsi="Cambria Math"/>
+                <w:lang w:val="en-US"/>
+              </w:rPr>
+              <m:t>v</m:t>
+            </m:r>
+          </m:e>
+          <m:sub>
+            <m:r>
+              <w:rPr>
+                <w:rFonts w:ascii="Cambria Math" w:hAnsi="Cambria Math"/>
+                <w:lang w:val="en-US"/>
+              </w:rPr>
+              <m:t>x</m:t>
+            </m:r>
+          </m:sub>
+          <m:sup>
+            <m:r>
+              <w:rPr>
+                <w:rFonts w:ascii="Cambria Math" w:hAnsi="Cambria Math"/>
+                <w:lang w:val="en-US"/>
+              </w:rPr>
+              <m:t>2</m:t>
+            </m:r>
+          </m:sup>
+        </m:sSubSup>
+      </m:oMath>
+      <w:r>
+        <w:rPr>
+          <w:rFonts w:eastAsiaTheme="minorEastAsia"/>
+          <w:lang w:val="en-US"/>
+        </w:rPr>
+        <w:t xml:space="preserve"> </w:t>
+      </w:r>
+    </w:p>
+    <w:p>
+      <w:pPr>
+        <w:pStyle w:val="ListParagraph"/>
+        <w:numPr>
+          <w:ilvl w:val="0"/>
+          <w:numId w:val="2"/>
+        </w:numPr>
+        <w:rPr>
+          <w:lang w:val="en-US"/>
+        </w:rPr>
+      </w:pPr>
+      <w:r>
+        <w:rPr>
+          <w:lang w:val="en-US"/>
+        </w:rPr>
+        <w:t>Tương tự ta tích được P</w:t>
+      </w:r>
+      <w:r>
+        <w:rPr>
+          <w:vertAlign w:val="subscript"/>
+          <w:lang w:val="en-US"/>
+        </w:rPr>
+        <w:t>B</w:t>
+      </w:r>
+      <w:r>
+        <w:rPr>
+          <w:lang w:val="en-US"/>
+        </w:rPr>
+        <w:t xml:space="preserve"> và P</w:t>
+      </w:r>
+      <w:r>
+        <w:rPr>
+          <w:vertAlign w:val="subscript"/>
+          <w:lang w:val="en-US"/>
+        </w:rPr>
+        <w:t>C</w:t>
+      </w:r>
+      <w:r>
+        <w:rPr>
+          <w:lang w:val="en-US"/>
+        </w:rPr>
+        <w:t xml:space="preserve"> tương ứng là áp suất của B gây lên mặt trước và áp suất của C gây lên mặt trên</w:t>
+      </w:r>
+    </w:p>
+    <w:p>
+      <w:pPr>
+        <w:pStyle w:val="ListParagraph"/>
+        <w:numPr>
+          <w:ilvl w:val="0"/>
+          <w:numId w:val="2"/>
+        </w:numPr>
+        <w:rPr>
+          <w:lang w:val="en-US"/>
+        </w:rPr>
+      </w:pPr>
+      <w:r>
+        <w:rPr>
+          <w:lang w:val="en-US"/>
+        </w:rPr>
+        <w:t>Nhưng do tổng diện tích tác dụng là 3 mặt, nên ta phải lấy tổng áp suất / 3, được áp suất trung bình gây ra bởi phân tử đang xét, gọi áp suất này là P</w:t>
+      </w:r>
+      <w:r>
+        <w:rPr>
+          <w:vertAlign w:val="subscript"/>
+          <w:lang w:val="en-US"/>
+        </w:rPr>
+        <w:t>D</w:t>
+      </w:r>
+    </w:p>
+    <w:p>
+      <w:pPr>
+        <w:pStyle w:val="ListParagraph"/>
+        <w:pBdr>
+          <w:top w:val="single" w:sz="4" w:space="1" w:color="auto"/>
+          <w:left w:val="single" w:sz="4" w:space="4" w:color="auto"/>
+          <w:bottom w:val="single" w:sz="4" w:space="1" w:color="auto"/>
+          <w:right w:val="single" w:sz="4" w:space="4" w:color="auto"/>
+        </w:pBdr>
+        <w:ind w:left="1080"/>
+        <w:rPr>
+          <w:lang w:val="en-US"/>
+        </w:rPr>
+      </w:pPr>
+      <m:oMath>
+        <m:sSub>
+          <m:sSubPr>
+            <m:ctrlPr>
+              <w:rPr>
+                <w:rFonts w:ascii="Cambria Math" w:hAnsi="Cambria Math"/>
+                <w:i/>
+                <w:lang w:val="en-US"/>
+              </w:rPr>
+            </m:ctrlPr>
+          </m:sSubPr>
+          <m:e>
+            <m:r>
+              <w:rPr>
+                <w:rFonts w:ascii="Cambria Math" w:hAnsi="Cambria Math"/>
+                <w:lang w:val="en-US"/>
+              </w:rPr>
+              <m:t>P</m:t>
+            </m:r>
+          </m:e>
+          <m:sub>
+            <m:r>
+              <w:rPr>
+                <w:rFonts w:ascii="Cambria Math" w:hAnsi="Cambria Math"/>
+                <w:lang w:val="en-US"/>
+              </w:rPr>
+              <m:t>D</m:t>
+            </m:r>
+          </m:sub>
+        </m:sSub>
+        <m:r>
+          <w:rPr>
+            <w:rFonts w:ascii="Cambria Math" w:hAnsi="Cambria Math"/>
+            <w:lang w:val="en-US"/>
+          </w:rPr>
+          <m:t>=</m:t>
+        </m:r>
+        <m:f>
+          <m:fPr>
+            <m:ctrlPr>
+              <w:rPr>
+                <w:rFonts w:ascii="Cambria Math" w:hAnsi="Cambria Math"/>
+                <w:i/>
+                <w:lang w:val="en-US"/>
+              </w:rPr>
+            </m:ctrlPr>
+          </m:fPr>
+          <m:num>
+            <m:r>
+              <w:rPr>
+                <w:rFonts w:ascii="Cambria Math" w:hAnsi="Cambria Math"/>
+                <w:lang w:val="en-US"/>
+              </w:rPr>
+              <m:t>1</m:t>
+            </m:r>
+          </m:num>
+          <m:den>
+            <m:r>
+              <w:rPr>
+                <w:rFonts w:ascii="Cambria Math" w:hAnsi="Cambria Math"/>
+                <w:lang w:val="en-US"/>
+              </w:rPr>
+              <m:t>3</m:t>
+            </m:r>
+          </m:den>
+        </m:f>
+        <m:d>
+          <m:dPr>
+            <m:ctrlPr>
+              <w:rPr>
+                <w:rFonts w:ascii="Cambria Math" w:hAnsi="Cambria Math"/>
+                <w:i/>
+                <w:lang w:val="en-US"/>
+              </w:rPr>
+            </m:ctrlPr>
+          </m:dPr>
+          <m:e>
+            <m:sSub>
+              <m:sSubPr>
+                <m:ctrlPr>
+                  <w:rPr>
+                    <w:rFonts w:ascii="Cambria Math" w:hAnsi="Cambria Math"/>
+                    <w:i/>
+                    <w:lang w:val="en-US"/>
+                  </w:rPr>
+                </m:ctrlPr>
+              </m:sSubPr>
+              <m:e>
+                <m:r>
+                  <w:rPr>
+                    <w:rFonts w:ascii="Cambria Math" w:hAnsi="Cambria Math"/>
+                    <w:lang w:val="en-US"/>
+                  </w:rPr>
+                  <m:t>P</m:t>
+                </m:r>
+              </m:e>
+              <m:sub>
+                <m:r>
+                  <w:rPr>
+                    <w:rFonts w:ascii="Cambria Math" w:hAnsi="Cambria Math"/>
+                    <w:lang w:val="en-US"/>
+                  </w:rPr>
+                  <m:t>A</m:t>
+                </m:r>
+              </m:sub>
+            </m:sSub>
+            <m:r>
+              <w:rPr>
+                <w:rFonts w:ascii="Cambria Math" w:hAnsi="Cambria Math"/>
+                <w:lang w:val="en-US"/>
+              </w:rPr>
+              <m:t>+</m:t>
+            </m:r>
+            <m:sSub>
+              <m:sSubPr>
+                <m:ctrlPr>
+                  <w:rPr>
+                    <w:rFonts w:ascii="Cambria Math" w:hAnsi="Cambria Math"/>
+                    <w:i/>
+                    <w:lang w:val="en-US"/>
+                  </w:rPr>
+                </m:ctrlPr>
+              </m:sSubPr>
+              <m:e>
+                <m:r>
+                  <w:rPr>
+                    <w:rFonts w:ascii="Cambria Math" w:hAnsi="Cambria Math"/>
+                    <w:lang w:val="en-US"/>
+                  </w:rPr>
+                  <m:t>P</m:t>
+                </m:r>
+              </m:e>
+              <m:sub>
+                <m:r>
+                  <w:rPr>
+                    <w:rFonts w:ascii="Cambria Math" w:hAnsi="Cambria Math"/>
+                    <w:lang w:val="en-US"/>
+                  </w:rPr>
+                  <m:t>B</m:t>
+                </m:r>
+              </m:sub>
+            </m:sSub>
+            <m:r>
+              <w:rPr>
+                <w:rFonts w:ascii="Cambria Math" w:hAnsi="Cambria Math"/>
+                <w:lang w:val="en-US"/>
+              </w:rPr>
+              <m:t>+</m:t>
+            </m:r>
+            <m:sSub>
+              <m:sSubPr>
+                <m:ctrlPr>
+                  <w:rPr>
+                    <w:rFonts w:ascii="Cambria Math" w:hAnsi="Cambria Math"/>
+                    <w:i/>
+                    <w:lang w:val="en-US"/>
+                  </w:rPr>
+                </m:ctrlPr>
+              </m:sSubPr>
+              <m:e>
+                <m:r>
+                  <w:rPr>
+                    <w:rFonts w:ascii="Cambria Math" w:hAnsi="Cambria Math"/>
+                    <w:lang w:val="en-US"/>
+                  </w:rPr>
+                  <m:t>P</m:t>
+                </m:r>
+              </m:e>
+              <m:sub>
+                <m:r>
+                  <w:rPr>
+                    <w:rFonts w:ascii="Cambria Math" w:hAnsi="Cambria Math"/>
+                    <w:lang w:val="en-US"/>
+                  </w:rPr>
+                  <m:t>C</m:t>
+                </m:r>
+              </m:sub>
+            </m:sSub>
+          </m:e>
+        </m:d>
+        <m:r>
+          <w:rPr>
+            <w:rFonts w:ascii="Cambria Math" w:hAnsi="Cambria Math"/>
+            <w:lang w:val="en-US"/>
+          </w:rPr>
+          <m:t>=</m:t>
+        </m:r>
+        <m:f>
+          <m:fPr>
+            <m:ctrlPr>
+              <w:rPr>
+                <w:rFonts w:ascii="Cambria Math" w:hAnsi="Cambria Math"/>
+                <w:i/>
+                <w:lang w:val="en-US"/>
+              </w:rPr>
+            </m:ctrlPr>
+          </m:fPr>
+          <m:num>
+            <m:r>
+              <w:rPr>
+                <w:rFonts w:ascii="Cambria Math" w:hAnsi="Cambria Math"/>
+                <w:lang w:val="en-US"/>
+              </w:rPr>
+              <m:t>1</m:t>
+            </m:r>
+          </m:num>
+          <m:den>
+            <m:r>
+              <w:rPr>
+                <w:rFonts w:ascii="Cambria Math" w:hAnsi="Cambria Math"/>
+                <w:lang w:val="en-US"/>
+              </w:rPr>
+              <m:t>3</m:t>
+            </m:r>
+          </m:den>
+        </m:f>
+        <m:f>
+          <m:fPr>
+            <m:ctrlPr>
+              <w:rPr>
+                <w:rFonts w:ascii="Cambria Math" w:hAnsi="Cambria Math"/>
+                <w:i/>
+                <w:lang w:val="en-US"/>
+              </w:rPr>
+            </m:ctrlPr>
+          </m:fPr>
+          <m:num>
+            <m:sSub>
+              <m:sSubPr>
+                <m:ctrlPr>
+                  <w:rPr>
+                    <w:rFonts w:ascii="Cambria Math" w:hAnsi="Cambria Math"/>
+                    <w:i/>
+                    <w:lang w:val="en-US"/>
+                  </w:rPr>
+                </m:ctrlPr>
+              </m:sSubPr>
+              <m:e>
+                <m:r>
+                  <w:rPr>
+                    <w:rFonts w:ascii="Cambria Math" w:hAnsi="Cambria Math"/>
+                    <w:lang w:val="en-US"/>
+                  </w:rPr>
+                  <m:t>m</m:t>
+                </m:r>
+              </m:e>
+              <m:sub>
+                <m:r>
+                  <w:rPr>
+                    <w:rFonts w:ascii="Cambria Math" w:hAnsi="Cambria Math"/>
+                    <w:lang w:val="en-US"/>
+                  </w:rPr>
+                  <m:t>0</m:t>
+                </m:r>
+              </m:sub>
+            </m:sSub>
+          </m:num>
+          <m:den>
+            <m:r>
+              <w:rPr>
+                <w:rFonts w:ascii="Cambria Math" w:hAnsi="Cambria Math"/>
+                <w:lang w:val="en-US"/>
+              </w:rPr>
+              <m:t>V</m:t>
+            </m:r>
+          </m:den>
+        </m:f>
+        <m:sSup>
+          <m:sSupPr>
+            <m:ctrlPr>
+              <w:rPr>
+                <w:rFonts w:ascii="Cambria Math" w:hAnsi="Cambria Math"/>
+                <w:i/>
+                <w:lang w:val="en-US"/>
+              </w:rPr>
+            </m:ctrlPr>
+          </m:sSupPr>
+          <m:e>
+            <m:r>
+              <w:rPr>
+                <w:rFonts w:ascii="Cambria Math" w:hAnsi="Cambria Math"/>
+                <w:lang w:val="en-US"/>
+              </w:rPr>
+              <m:t>v</m:t>
+            </m:r>
+          </m:e>
+          <m:sup>
+            <m:r>
+              <w:rPr>
+                <w:rFonts w:ascii="Cambria Math" w:hAnsi="Cambria Math"/>
+                <w:lang w:val="en-US"/>
+              </w:rPr>
+              <m:t>2</m:t>
+            </m:r>
+          </m:sup>
+        </m:sSup>
+      </m:oMath>
+      <w:r>
+        <w:rPr>
+          <w:rFonts w:eastAsiaTheme="minorEastAsia"/>
+          <w:lang w:val="en-US"/>
+        </w:rPr>
+        <w:t xml:space="preserve"> </w:t>
+      </w:r>
+    </w:p>
+    <w:p>
+      <w:pPr>
+        <w:pStyle w:val="ListParagraph"/>
+        <w:numPr>
+          <w:ilvl w:val="0"/>
+          <w:numId w:val="2"/>
+        </w:numPr>
+        <w:rPr>
+          <w:lang w:val="en-US"/>
+        </w:rPr>
+      </w:pPr>
+      <w:r>
+        <w:rPr>
+          <w:lang w:val="en-US"/>
+        </w:rPr>
+        <w:t>Bây giờ xét rộng ra toàn bộ phân tử, thì tổng áp suất gây lên hộp là</w:t>
+      </w:r>
+    </w:p>
+    <w:p>
+      <w:pPr>
+        <w:pStyle w:val="ListParagraph"/>
+        <w:pBdr>
+          <w:top w:val="single" w:sz="4" w:space="1" w:color="auto"/>
+          <w:left w:val="single" w:sz="4" w:space="4" w:color="auto"/>
+          <w:bottom w:val="single" w:sz="4" w:space="1" w:color="auto"/>
+          <w:right w:val="single" w:sz="4" w:space="4" w:color="auto"/>
+        </w:pBdr>
+        <w:ind w:left="1080"/>
+        <w:rPr>
+          <w:lang w:val="en-US"/>
+        </w:rPr>
+      </w:pPr>
+      <m:oMath>
+        <m:r>
+          <w:rPr>
+            <w:rFonts w:ascii="Cambria Math" w:hAnsi="Cambria Math"/>
+            <w:lang w:val="en-US"/>
+          </w:rPr>
+          <m:t>P</m:t>
+        </m:r>
+        <m:r>
+          <w:rPr>
+            <w:rFonts w:ascii="Cambria Math" w:hAnsi="Cambria Math"/>
+            <w:lang w:val="en-US"/>
+          </w:rPr>
+          <m:t>=</m:t>
+        </m:r>
+        <m:f>
+          <m:fPr>
+            <m:ctrlPr>
+              <w:rPr>
+                <w:rFonts w:ascii="Cambria Math" w:hAnsi="Cambria Math"/>
+                <w:i/>
+                <w:lang w:val="en-US"/>
+              </w:rPr>
+            </m:ctrlPr>
+          </m:fPr>
+          <m:num>
+            <m:r>
+              <w:rPr>
+                <w:rFonts w:ascii="Cambria Math" w:hAnsi="Cambria Math"/>
+                <w:lang w:val="en-US"/>
+              </w:rPr>
+              <m:t>1</m:t>
+            </m:r>
+          </m:num>
+          <m:den>
+            <m:r>
+              <w:rPr>
+                <w:rFonts w:ascii="Cambria Math" w:hAnsi="Cambria Math"/>
+                <w:lang w:val="en-US"/>
+              </w:rPr>
+              <m:t>3</m:t>
+            </m:r>
+          </m:den>
+        </m:f>
+        <m:f>
+          <m:fPr>
+            <m:ctrlPr>
+              <w:rPr>
+                <w:rFonts w:ascii="Cambria Math" w:hAnsi="Cambria Math"/>
+                <w:i/>
+                <w:lang w:val="en-US"/>
+              </w:rPr>
+            </m:ctrlPr>
+          </m:fPr>
+          <m:num>
+            <m:sSub>
+              <m:sSubPr>
+                <m:ctrlPr>
+                  <w:rPr>
+                    <w:rFonts w:ascii="Cambria Math" w:hAnsi="Cambria Math"/>
+                    <w:i/>
+                    <w:lang w:val="en-US"/>
+                  </w:rPr>
+                </m:ctrlPr>
+              </m:sSubPr>
+              <m:e>
+                <m:r>
+                  <w:rPr>
+                    <w:rFonts w:ascii="Cambria Math" w:hAnsi="Cambria Math"/>
+                    <w:lang w:val="en-US"/>
+                  </w:rPr>
+                  <m:t>m</m:t>
+                </m:r>
+              </m:e>
+              <m:sub>
+                <m:r>
+                  <w:rPr>
+                    <w:rFonts w:ascii="Cambria Math" w:hAnsi="Cambria Math"/>
+                    <w:lang w:val="en-US"/>
+                  </w:rPr>
+                  <m:t>0</m:t>
+                </m:r>
+              </m:sub>
+            </m:sSub>
+          </m:num>
+          <m:den>
+            <m:r>
+              <w:rPr>
+                <w:rFonts w:ascii="Cambria Math" w:hAnsi="Cambria Math"/>
+                <w:lang w:val="en-US"/>
+              </w:rPr>
+              <m:t>V</m:t>
+            </m:r>
+          </m:den>
+        </m:f>
+        <m:acc>
+          <m:accPr>
+            <m:chr m:val="̅"/>
+            <m:ctrlPr>
+              <w:rPr>
+                <w:rFonts w:ascii="Cambria Math" w:hAnsi="Cambria Math"/>
+                <w:i/>
+                <w:lang w:val="en-US"/>
+              </w:rPr>
+            </m:ctrlPr>
+          </m:accPr>
+          <m:e>
+            <m:sSup>
+              <m:sSupPr>
+                <m:ctrlPr>
+                  <w:rPr>
+                    <w:rFonts w:ascii="Cambria Math" w:hAnsi="Cambria Math"/>
+                    <w:i/>
+                    <w:lang w:val="en-US"/>
+                  </w:rPr>
+                </m:ctrlPr>
+              </m:sSupPr>
+              <m:e>
+                <m:r>
+                  <w:rPr>
+                    <w:rFonts w:ascii="Cambria Math" w:hAnsi="Cambria Math"/>
+                    <w:lang w:val="en-US"/>
+                  </w:rPr>
+                  <m:t>v</m:t>
+                </m:r>
+              </m:e>
+              <m:sup>
+                <m:r>
+                  <w:rPr>
+                    <w:rFonts w:ascii="Cambria Math" w:hAnsi="Cambria Math"/>
+                    <w:lang w:val="en-US"/>
+                  </w:rPr>
+                  <m:t>2</m:t>
+                </m:r>
+              </m:sup>
+            </m:sSup>
+          </m:e>
+        </m:acc>
+        <m:r>
+          <w:rPr>
+            <w:rFonts w:ascii="Cambria Math" w:hAnsi="Cambria Math"/>
+            <w:lang w:val="en-US"/>
+          </w:rPr>
+          <m:t>N=</m:t>
+        </m:r>
+        <m:f>
+          <m:fPr>
+            <m:ctrlPr>
+              <w:rPr>
+                <w:rFonts w:ascii="Cambria Math" w:hAnsi="Cambria Math"/>
+                <w:i/>
+                <w:lang w:val="en-US"/>
+              </w:rPr>
+            </m:ctrlPr>
+          </m:fPr>
+          <m:num>
+            <m:r>
+              <w:rPr>
+                <w:rFonts w:ascii="Cambria Math" w:hAnsi="Cambria Math"/>
+                <w:lang w:val="en-US"/>
+              </w:rPr>
+              <m:t>1</m:t>
+            </m:r>
+          </m:num>
+          <m:den>
+            <m:r>
+              <w:rPr>
+                <w:rFonts w:ascii="Cambria Math" w:hAnsi="Cambria Math"/>
+                <w:lang w:val="en-US"/>
+              </w:rPr>
+              <m:t>3</m:t>
+            </m:r>
+          </m:den>
+        </m:f>
+        <m:sSub>
+          <m:sSubPr>
+            <m:ctrlPr>
+              <w:rPr>
+                <w:rFonts w:ascii="Cambria Math" w:hAnsi="Cambria Math"/>
+                <w:i/>
+                <w:lang w:val="en-US"/>
+              </w:rPr>
+            </m:ctrlPr>
+          </m:sSubPr>
+          <m:e>
+            <m:sSub>
+              <m:sSubPr>
+                <m:ctrlPr>
+                  <w:rPr>
+                    <w:rFonts w:ascii="Cambria Math" w:hAnsi="Cambria Math"/>
+                    <w:i/>
+                    <w:lang w:val="en-US"/>
+                  </w:rPr>
+                </m:ctrlPr>
+              </m:sSubPr>
+              <m:e>
+                <m:r>
+                  <w:rPr>
+                    <w:rFonts w:ascii="Cambria Math" w:hAnsi="Cambria Math"/>
+                    <w:lang w:val="en-US"/>
+                  </w:rPr>
+                  <m:t>n</m:t>
+                </m:r>
+              </m:e>
+              <m:sub>
+                <m:r>
+                  <w:rPr>
+                    <w:rFonts w:ascii="Cambria Math" w:hAnsi="Cambria Math"/>
+                    <w:lang w:val="en-US"/>
+                  </w:rPr>
+                  <m:t>0</m:t>
+                </m:r>
+              </m:sub>
+            </m:sSub>
+            <m:r>
+              <w:rPr>
+                <w:rFonts w:ascii="Cambria Math" w:hAnsi="Cambria Math"/>
+                <w:lang w:val="en-US"/>
+              </w:rPr>
+              <m:t>m</m:t>
+            </m:r>
+          </m:e>
+          <m:sub>
+            <m:r>
+              <w:rPr>
+                <w:rFonts w:ascii="Cambria Math" w:hAnsi="Cambria Math"/>
+                <w:lang w:val="en-US"/>
+              </w:rPr>
+              <m:t>0</m:t>
+            </m:r>
+          </m:sub>
+        </m:sSub>
+        <m:acc>
+          <m:accPr>
+            <m:chr m:val="̅"/>
+            <m:ctrlPr>
+              <w:rPr>
+                <w:rFonts w:ascii="Cambria Math" w:hAnsi="Cambria Math"/>
+                <w:i/>
+                <w:lang w:val="en-US"/>
+              </w:rPr>
+            </m:ctrlPr>
+          </m:accPr>
+          <m:e>
+            <m:sSup>
+              <m:sSupPr>
+                <m:ctrlPr>
+                  <w:rPr>
+                    <w:rFonts w:ascii="Cambria Math" w:hAnsi="Cambria Math"/>
+                    <w:i/>
+                    <w:lang w:val="en-US"/>
+                  </w:rPr>
+                </m:ctrlPr>
+              </m:sSupPr>
+              <m:e>
+                <m:r>
+                  <w:rPr>
+                    <w:rFonts w:ascii="Cambria Math" w:hAnsi="Cambria Math"/>
+                    <w:lang w:val="en-US"/>
+                  </w:rPr>
+                  <m:t>v</m:t>
+                </m:r>
+              </m:e>
+              <m:sup>
+                <m:r>
+                  <w:rPr>
+                    <w:rFonts w:ascii="Cambria Math" w:hAnsi="Cambria Math"/>
+                    <w:lang w:val="en-US"/>
+                  </w:rPr>
+                  <m:t>2</m:t>
+                </m:r>
+              </m:sup>
+            </m:sSup>
+          </m:e>
+        </m:acc>
+        <m:r>
+          <w:rPr>
+            <w:rFonts w:ascii="Cambria Math" w:eastAsiaTheme="minorEastAsia" w:hAnsi="Cambria Math"/>
+            <w:lang w:val="en-US"/>
+          </w:rPr>
+          <m:t>=</m:t>
+        </m:r>
+        <m:f>
+          <m:fPr>
+            <m:ctrlPr>
+              <w:rPr>
+                <w:rFonts w:ascii="Cambria Math" w:hAnsi="Cambria Math"/>
+                <w:i/>
+                <w:lang w:val="en-US"/>
+              </w:rPr>
+            </m:ctrlPr>
+          </m:fPr>
+          <m:num>
+            <m:r>
+              <w:rPr>
+                <w:rFonts w:ascii="Cambria Math" w:hAnsi="Cambria Math"/>
+                <w:lang w:val="en-US"/>
+              </w:rPr>
+              <m:t>1</m:t>
+            </m:r>
+          </m:num>
+          <m:den>
+            <m:r>
+              <w:rPr>
+                <w:rFonts w:ascii="Cambria Math" w:hAnsi="Cambria Math"/>
+                <w:lang w:val="en-US"/>
+              </w:rPr>
+              <m:t>3</m:t>
+            </m:r>
+          </m:den>
+        </m:f>
+        <m:r>
+          <w:rPr>
+            <w:rFonts w:ascii="Cambria Math" w:hAnsi="Cambria Math"/>
+            <w:lang w:val="en-US"/>
+          </w:rPr>
+          <m:t>D</m:t>
+        </m:r>
+        <m:acc>
+          <m:accPr>
+            <m:chr m:val="̅"/>
+            <m:ctrlPr>
+              <w:rPr>
+                <w:rFonts w:ascii="Cambria Math" w:hAnsi="Cambria Math"/>
+                <w:i/>
+                <w:lang w:val="en-US"/>
+              </w:rPr>
+            </m:ctrlPr>
+          </m:accPr>
+          <m:e>
+            <m:sSup>
+              <m:sSupPr>
+                <m:ctrlPr>
+                  <w:rPr>
+                    <w:rFonts w:ascii="Cambria Math" w:hAnsi="Cambria Math"/>
+                    <w:i/>
+                    <w:lang w:val="en-US"/>
+                  </w:rPr>
+                </m:ctrlPr>
+              </m:sSupPr>
+              <m:e>
+                <m:r>
+                  <w:rPr>
+                    <w:rFonts w:ascii="Cambria Math" w:hAnsi="Cambria Math"/>
+                    <w:lang w:val="en-US"/>
+                  </w:rPr>
+                  <m:t>v</m:t>
+                </m:r>
+              </m:e>
+              <m:sup>
+                <m:r>
+                  <w:rPr>
+                    <w:rFonts w:ascii="Cambria Math" w:hAnsi="Cambria Math"/>
+                    <w:lang w:val="en-US"/>
+                  </w:rPr>
+                  <m:t>2</m:t>
+                </m:r>
+              </m:sup>
+            </m:sSup>
+          </m:e>
+        </m:acc>
+      </m:oMath>
+      <w:r>
+        <w:rPr>
+          <w:rFonts w:eastAsiaTheme="minorEastAsia"/>
+          <w:lang w:val="en-US"/>
+        </w:rPr>
+        <w:t xml:space="preserve"> </w:t>
+      </w:r>
+    </w:p>
+    <w:p>
+      <w:pPr>
+        <w:pStyle w:val="ListParagraph"/>
+        <w:numPr>
+          <w:ilvl w:val="0"/>
+          <w:numId w:val="2"/>
+        </w:numPr>
+        <w:rPr>
+          <w:lang w:val="en-US"/>
+        </w:rPr>
+      </w:pPr>
+      <w:r>
+        <w:rPr>
+          <w:lang w:val="en-US"/>
+        </w:rPr>
+        <w:t>v</w:t>
+      </w:r>
+      <w:r>
+        <w:rPr>
+          <w:vertAlign w:val="superscript"/>
+          <w:lang w:val="en-US"/>
+        </w:rPr>
+        <w:t>2</w:t>
+      </w:r>
+      <w:r>
+        <w:rPr>
+          <w:lang w:val="en-US"/>
+        </w:rPr>
+        <w:t xml:space="preserve"> gạch đầu = trung bình bình phương vận tốc mỗi phân tử</w:t>
+      </w:r>
+    </w:p>
+    <w:p>
+      <w:pPr>
+        <w:pStyle w:val="ListParagraph"/>
+        <w:numPr>
+          <w:ilvl w:val="0"/>
+          <w:numId w:val="2"/>
+        </w:numPr>
+        <w:rPr>
+          <w:lang w:val="en-US"/>
+        </w:rPr>
+      </w:pPr>
+      <w:r>
+        <w:rPr>
+          <w:lang w:val="en-US"/>
+        </w:rPr>
+        <w:t>Động năng tịnh tiến trung bình là</w:t>
+      </w:r>
+    </w:p>
+    <w:p>
+      <w:pPr>
+        <w:pStyle w:val="ListParagraph"/>
+        <w:pBdr>
+          <w:top w:val="single" w:sz="4" w:space="1" w:color="auto"/>
+          <w:left w:val="single" w:sz="4" w:space="4" w:color="auto"/>
+          <w:bottom w:val="single" w:sz="4" w:space="1" w:color="auto"/>
+          <w:right w:val="single" w:sz="4" w:space="4" w:color="auto"/>
+        </w:pBdr>
+        <w:ind w:left="1080"/>
+        <w:rPr>
+          <w:lang w:val="en-US"/>
+        </w:rPr>
+      </w:pPr>
+      <m:oMath>
+        <m:acc>
+          <m:accPr>
+            <m:chr m:val="̅"/>
+            <m:ctrlPr>
+              <w:rPr>
+                <w:rFonts w:ascii="Cambria Math" w:hAnsi="Cambria Math"/>
+                <w:i/>
+                <w:lang w:val="en-US"/>
+              </w:rPr>
+            </m:ctrlPr>
+          </m:accPr>
+          <m:e>
+            <m:r>
+              <w:rPr>
+                <w:rFonts w:ascii="Cambria Math" w:hAnsi="Cambria Math"/>
+                <w:lang w:val="en-US"/>
+              </w:rPr>
+              <m:t>W</m:t>
+            </m:r>
+          </m:e>
+        </m:acc>
+        <m:r>
+          <w:rPr>
+            <w:rFonts w:ascii="Cambria Math" w:eastAsiaTheme="minorEastAsia" w:hAnsi="Cambria Math"/>
+            <w:lang w:val="en-US"/>
+          </w:rPr>
+          <m:t>=</m:t>
+        </m:r>
+        <m:f>
+          <m:fPr>
+            <m:ctrlPr>
+              <w:rPr>
+                <w:rFonts w:ascii="Cambria Math" w:eastAsiaTheme="minorEastAsia" w:hAnsi="Cambria Math"/>
+                <w:i/>
+                <w:lang w:val="en-US"/>
+              </w:rPr>
+            </m:ctrlPr>
+          </m:fPr>
+          <m:num>
+            <m:r>
+              <w:rPr>
+                <w:rFonts w:ascii="Cambria Math" w:eastAsiaTheme="minorEastAsia" w:hAnsi="Cambria Math"/>
+                <w:lang w:val="en-US"/>
+              </w:rPr>
+              <m:t>1</m:t>
+            </m:r>
+          </m:num>
+          <m:den>
+            <m:r>
+              <w:rPr>
+                <w:rFonts w:ascii="Cambria Math" w:eastAsiaTheme="minorEastAsia" w:hAnsi="Cambria Math"/>
+                <w:lang w:val="en-US"/>
+              </w:rPr>
+              <m:t>2</m:t>
+            </m:r>
+          </m:den>
+        </m:f>
+        <m:sSub>
+          <m:sSubPr>
+            <m:ctrlPr>
+              <w:rPr>
+                <w:rFonts w:ascii="Cambria Math" w:hAnsi="Cambria Math"/>
+                <w:i/>
+                <w:lang w:val="en-US"/>
+              </w:rPr>
+            </m:ctrlPr>
+          </m:sSubPr>
+          <m:e>
+            <m:r>
+              <w:rPr>
+                <w:rFonts w:ascii="Cambria Math" w:hAnsi="Cambria Math"/>
+                <w:lang w:val="en-US"/>
+              </w:rPr>
+              <m:t>m</m:t>
+            </m:r>
+          </m:e>
+          <m:sub>
+            <m:r>
+              <w:rPr>
+                <w:rFonts w:ascii="Cambria Math" w:hAnsi="Cambria Math"/>
+                <w:lang w:val="en-US"/>
+              </w:rPr>
+              <m:t>0</m:t>
+            </m:r>
+          </m:sub>
+        </m:sSub>
+        <m:acc>
+          <m:accPr>
+            <m:chr m:val="̅"/>
+            <m:ctrlPr>
+              <w:rPr>
+                <w:rFonts w:ascii="Cambria Math" w:hAnsi="Cambria Math"/>
+                <w:i/>
+                <w:lang w:val="en-US"/>
+              </w:rPr>
+            </m:ctrlPr>
+          </m:accPr>
+          <m:e>
+            <m:sSup>
+              <m:sSupPr>
+                <m:ctrlPr>
+                  <w:rPr>
+                    <w:rFonts w:ascii="Cambria Math" w:hAnsi="Cambria Math"/>
+                    <w:i/>
+                    <w:lang w:val="en-US"/>
+                  </w:rPr>
+                </m:ctrlPr>
+              </m:sSupPr>
+              <m:e>
+                <m:r>
+                  <w:rPr>
+                    <w:rFonts w:ascii="Cambria Math" w:hAnsi="Cambria Math"/>
+                    <w:lang w:val="en-US"/>
+                  </w:rPr>
+                  <m:t>v</m:t>
+                </m:r>
+              </m:e>
+              <m:sup>
+                <m:r>
+                  <w:rPr>
+                    <w:rFonts w:ascii="Cambria Math" w:hAnsi="Cambria Math"/>
+                    <w:lang w:val="en-US"/>
+                  </w:rPr>
+                  <m:t>2</m:t>
+                </m:r>
+              </m:sup>
+            </m:sSup>
+          </m:e>
+        </m:acc>
+      </m:oMath>
+      <w:r>
+        <w:rPr>
+          <w:rFonts w:eastAsiaTheme="minorEastAsia"/>
+          <w:lang w:val="en-US"/>
+        </w:rPr>
+        <w:t xml:space="preserve"> </w:t>
+      </w:r>
+    </w:p>
+    <w:p>
+      <w:pPr>
+        <w:pStyle w:val="ListParagraph"/>
+        <w:numPr>
+          <w:ilvl w:val="0"/>
+          <w:numId w:val="2"/>
+        </w:numPr>
+        <w:rPr>
+          <w:lang w:val="en-US"/>
+        </w:rPr>
+      </w:pPr>
+      <w:r>
+        <w:rPr>
+          <w:lang w:val="en-US"/>
+        </w:rPr>
+        <w:t>Từ đây ta lập được phương trình cơ bản của thuyết động học phân tử</w:t>
+      </w:r>
+    </w:p>
+    <w:p>
+      <w:pPr>
+        <w:pStyle w:val="ListParagraph"/>
+        <w:pBdr>
+          <w:top w:val="single" w:sz="4" w:space="1" w:color="auto"/>
+          <w:left w:val="single" w:sz="4" w:space="4" w:color="auto"/>
+          <w:bottom w:val="single" w:sz="4" w:space="1" w:color="auto"/>
+          <w:right w:val="single" w:sz="4" w:space="4" w:color="auto"/>
+        </w:pBdr>
+        <w:ind w:left="1080"/>
+        <w:rPr>
+          <w:lang w:val="en-US"/>
+        </w:rPr>
+      </w:pPr>
+      <m:oMath>
+        <m:r>
+          <w:rPr>
+            <w:rFonts w:ascii="Cambria Math" w:hAnsi="Cambria Math"/>
+            <w:lang w:val="en-US"/>
+          </w:rPr>
+          <m:t>P=</m:t>
+        </m:r>
+        <m:f>
+          <m:fPr>
+            <m:ctrlPr>
+              <w:rPr>
+                <w:rFonts w:ascii="Cambria Math" w:eastAsiaTheme="minorEastAsia" w:hAnsi="Cambria Math"/>
+                <w:i/>
+                <w:lang w:val="en-US"/>
+              </w:rPr>
+            </m:ctrlPr>
+          </m:fPr>
+          <m:num>
+            <m:r>
+              <w:rPr>
+                <w:rFonts w:ascii="Cambria Math" w:eastAsiaTheme="minorEastAsia" w:hAnsi="Cambria Math"/>
+                <w:lang w:val="en-US"/>
+              </w:rPr>
+              <m:t>2</m:t>
+            </m:r>
+          </m:num>
+          <m:den>
+            <m:r>
+              <w:rPr>
+                <w:rFonts w:ascii="Cambria Math" w:eastAsiaTheme="minorEastAsia" w:hAnsi="Cambria Math"/>
+                <w:lang w:val="en-US"/>
+              </w:rPr>
+              <m:t>3</m:t>
+            </m:r>
+          </m:den>
+        </m:f>
+        <m:sSub>
+          <m:sSubPr>
+            <m:ctrlPr>
+              <w:rPr>
+                <w:rFonts w:ascii="Cambria Math" w:hAnsi="Cambria Math"/>
+                <w:i/>
+                <w:lang w:val="en-US"/>
+              </w:rPr>
+            </m:ctrlPr>
+          </m:sSubPr>
+          <m:e>
+            <m:r>
+              <w:rPr>
+                <w:rFonts w:ascii="Cambria Math" w:hAnsi="Cambria Math"/>
+                <w:lang w:val="en-US"/>
+              </w:rPr>
+              <m:t>n</m:t>
+            </m:r>
+          </m:e>
+          <m:sub>
+            <m:r>
+              <w:rPr>
+                <w:rFonts w:ascii="Cambria Math" w:hAnsi="Cambria Math"/>
+                <w:lang w:val="en-US"/>
+              </w:rPr>
+              <m:t>0</m:t>
+            </m:r>
+          </m:sub>
+        </m:sSub>
+        <m:acc>
+          <m:accPr>
+            <m:chr m:val="̅"/>
+            <m:ctrlPr>
+              <w:rPr>
+                <w:rFonts w:ascii="Cambria Math" w:hAnsi="Cambria Math"/>
+                <w:i/>
+                <w:lang w:val="en-US"/>
+              </w:rPr>
+            </m:ctrlPr>
+          </m:accPr>
+          <m:e>
+            <m:r>
+              <w:rPr>
+                <w:rFonts w:ascii="Cambria Math" w:hAnsi="Cambria Math"/>
+                <w:lang w:val="en-US"/>
+              </w:rPr>
+              <m:t>W</m:t>
+            </m:r>
+          </m:e>
+        </m:acc>
+      </m:oMath>
+      <w:r>
+        <w:rPr>
+          <w:rFonts w:eastAsiaTheme="minorEastAsia"/>
+          <w:lang w:val="en-US"/>
+        </w:rPr>
+        <w:t xml:space="preserve"> </w:t>
+      </w:r>
+    </w:p>
+    <w:p>
+      <w:pPr>
+        <w:pStyle w:val="ListParagraph"/>
+        <w:numPr>
+          <w:ilvl w:val="0"/>
+          <w:numId w:val="2"/>
+        </w:numPr>
+        <w:rPr>
+          <w:lang w:val="en-US"/>
+        </w:rPr>
+      </w:pPr>
+      <w:r>
+        <w:rPr>
+          <w:lang w:val="en-US"/>
+        </w:rPr>
+        <w:t>Ta có thể tính động năng tịnh tiến trung bình = nhiệt độ Kelvin của đám khí, k là hằng số Boltzmann</w:t>
+      </w:r>
+    </w:p>
+    <w:p>
+      <w:pPr>
+        <w:pStyle w:val="ListParagraph"/>
+        <w:pBdr>
+          <w:top w:val="single" w:sz="4" w:space="1" w:color="auto"/>
+          <w:left w:val="single" w:sz="4" w:space="4" w:color="auto"/>
+          <w:bottom w:val="single" w:sz="4" w:space="1" w:color="auto"/>
+          <w:right w:val="single" w:sz="4" w:space="4" w:color="auto"/>
+        </w:pBdr>
+        <w:ind w:left="1080"/>
+        <w:rPr>
+          <w:rFonts w:eastAsiaTheme="minorEastAsia"/>
+          <w:lang w:val="en-US"/>
+        </w:rPr>
+      </w:pPr>
+      <m:oMath>
+        <m:r>
+          <w:rPr>
+            <w:rFonts w:ascii="Cambria Math" w:hAnsi="Cambria Math"/>
+            <w:lang w:val="en-US"/>
+          </w:rPr>
+          <m:t>P</m:t>
+        </m:r>
+        <m:r>
+          <w:rPr>
+            <w:rFonts w:ascii="Cambria Math" w:hAnsi="Cambria Math"/>
+            <w:lang w:val="en-US"/>
+          </w:rPr>
+          <m:t>V=nRT=</m:t>
+        </m:r>
+        <m:f>
+          <m:fPr>
+            <m:ctrlPr>
+              <w:rPr>
+                <w:rFonts w:ascii="Cambria Math" w:eastAsiaTheme="minorEastAsia" w:hAnsi="Cambria Math"/>
+                <w:i/>
+                <w:lang w:val="en-US"/>
+              </w:rPr>
+            </m:ctrlPr>
+          </m:fPr>
+          <m:num>
+            <m:r>
+              <w:rPr>
+                <w:rFonts w:ascii="Cambria Math" w:eastAsiaTheme="minorEastAsia" w:hAnsi="Cambria Math"/>
+                <w:lang w:val="en-US"/>
+              </w:rPr>
+              <m:t>2</m:t>
+            </m:r>
+          </m:num>
+          <m:den>
+            <m:r>
+              <w:rPr>
+                <w:rFonts w:ascii="Cambria Math" w:eastAsiaTheme="minorEastAsia" w:hAnsi="Cambria Math"/>
+                <w:lang w:val="en-US"/>
+              </w:rPr>
+              <m:t>3</m:t>
+            </m:r>
+          </m:den>
+        </m:f>
+        <m:sSub>
+          <m:sSubPr>
+            <m:ctrlPr>
+              <w:rPr>
+                <w:rFonts w:ascii="Cambria Math" w:hAnsi="Cambria Math"/>
+                <w:i/>
+                <w:lang w:val="en-US"/>
+              </w:rPr>
+            </m:ctrlPr>
+          </m:sSubPr>
+          <m:e>
+            <m:r>
+              <w:rPr>
+                <w:rFonts w:ascii="Cambria Math" w:hAnsi="Cambria Math"/>
+                <w:lang w:val="en-US"/>
+              </w:rPr>
+              <m:t>n</m:t>
+            </m:r>
+          </m:e>
+          <m:sub>
+            <m:r>
+              <w:rPr>
+                <w:rFonts w:ascii="Cambria Math" w:hAnsi="Cambria Math"/>
+                <w:lang w:val="en-US"/>
+              </w:rPr>
+              <m:t>0</m:t>
+            </m:r>
+          </m:sub>
+        </m:sSub>
+        <m:acc>
+          <m:accPr>
+            <m:chr m:val="̅"/>
+            <m:ctrlPr>
+              <w:rPr>
+                <w:rFonts w:ascii="Cambria Math" w:hAnsi="Cambria Math"/>
+                <w:i/>
+                <w:lang w:val="en-US"/>
+              </w:rPr>
+            </m:ctrlPr>
+          </m:accPr>
+          <m:e>
+            <m:r>
+              <w:rPr>
+                <w:rFonts w:ascii="Cambria Math" w:hAnsi="Cambria Math"/>
+                <w:lang w:val="en-US"/>
+              </w:rPr>
+              <m:t>W</m:t>
+            </m:r>
+          </m:e>
+        </m:acc>
+        <m:r>
+          <w:rPr>
+            <w:rFonts w:ascii="Cambria Math" w:hAnsi="Cambria Math"/>
+            <w:lang w:val="en-US"/>
+          </w:rPr>
+          <m:t>V⇔</m:t>
+        </m:r>
+        <m:acc>
+          <m:accPr>
+            <m:chr m:val="̅"/>
+            <m:ctrlPr>
+              <w:rPr>
+                <w:rFonts w:ascii="Cambria Math" w:hAnsi="Cambria Math"/>
+                <w:i/>
+                <w:lang w:val="en-US"/>
+              </w:rPr>
+            </m:ctrlPr>
+          </m:accPr>
+          <m:e>
+            <m:r>
+              <w:rPr>
+                <w:rFonts w:ascii="Cambria Math" w:hAnsi="Cambria Math"/>
+                <w:lang w:val="en-US"/>
+              </w:rPr>
+              <m:t>W</m:t>
+            </m:r>
+          </m:e>
+        </m:acc>
+        <m:r>
+          <w:rPr>
+            <w:rFonts w:ascii="Cambria Math" w:hAnsi="Cambria Math"/>
+            <w:lang w:val="en-US"/>
+          </w:rPr>
+          <m:t>=</m:t>
+        </m:r>
+        <m:f>
+          <m:fPr>
+            <m:ctrlPr>
+              <w:rPr>
+                <w:rFonts w:ascii="Cambria Math" w:eastAsiaTheme="minorEastAsia" w:hAnsi="Cambria Math"/>
+                <w:i/>
+                <w:lang w:val="en-US"/>
+              </w:rPr>
+            </m:ctrlPr>
+          </m:fPr>
+          <m:num>
+            <m:r>
+              <w:rPr>
+                <w:rFonts w:ascii="Cambria Math" w:eastAsiaTheme="minorEastAsia" w:hAnsi="Cambria Math"/>
+                <w:lang w:val="en-US"/>
+              </w:rPr>
+              <m:t>3</m:t>
+            </m:r>
+          </m:num>
+          <m:den>
+            <m:r>
+              <w:rPr>
+                <w:rFonts w:ascii="Cambria Math" w:eastAsiaTheme="minorEastAsia" w:hAnsi="Cambria Math"/>
+                <w:lang w:val="en-US"/>
+              </w:rPr>
+              <m:t>2</m:t>
+            </m:r>
+          </m:den>
+        </m:f>
+        <m:f>
+          <m:fPr>
+            <m:ctrlPr>
+              <w:rPr>
+                <w:rFonts w:ascii="Cambria Math" w:hAnsi="Cambria Math"/>
+                <w:i/>
+                <w:lang w:val="en-US"/>
+              </w:rPr>
+            </m:ctrlPr>
+          </m:fPr>
+          <m:num>
+            <m:r>
+              <w:rPr>
+                <w:rFonts w:ascii="Cambria Math" w:hAnsi="Cambria Math"/>
+                <w:lang w:val="en-US"/>
+              </w:rPr>
+              <m:t>nRT</m:t>
+            </m:r>
+          </m:num>
+          <m:den>
+            <m:sSub>
+              <m:sSubPr>
+                <m:ctrlPr>
+                  <w:rPr>
+                    <w:rFonts w:ascii="Cambria Math" w:hAnsi="Cambria Math"/>
+                    <w:i/>
+                    <w:lang w:val="en-US"/>
+                  </w:rPr>
+                </m:ctrlPr>
+              </m:sSubPr>
+              <m:e>
+                <m:r>
+                  <w:rPr>
+                    <w:rFonts w:ascii="Cambria Math" w:hAnsi="Cambria Math"/>
+                    <w:lang w:val="en-US"/>
+                  </w:rPr>
+                  <m:t>n</m:t>
+                </m:r>
+              </m:e>
+              <m:sub>
+                <m:r>
+                  <w:rPr>
+                    <w:rFonts w:ascii="Cambria Math" w:hAnsi="Cambria Math"/>
+                    <w:lang w:val="en-US"/>
+                  </w:rPr>
+                  <m:t>0</m:t>
+                </m:r>
+              </m:sub>
+            </m:sSub>
+            <m:r>
+              <w:rPr>
+                <w:rFonts w:ascii="Cambria Math" w:hAnsi="Cambria Math"/>
+                <w:lang w:val="en-US"/>
+              </w:rPr>
+              <m:t>V</m:t>
+            </m:r>
+          </m:den>
+        </m:f>
+        <m:r>
+          <w:rPr>
+            <w:rFonts w:ascii="Cambria Math" w:hAnsi="Cambria Math"/>
+            <w:lang w:val="en-US"/>
+          </w:rPr>
+          <m:t>=</m:t>
+        </m:r>
+        <m:f>
+          <m:fPr>
+            <m:ctrlPr>
+              <w:rPr>
+                <w:rFonts w:ascii="Cambria Math" w:eastAsiaTheme="minorEastAsia" w:hAnsi="Cambria Math"/>
+                <w:i/>
+                <w:lang w:val="en-US"/>
+              </w:rPr>
+            </m:ctrlPr>
+          </m:fPr>
+          <m:num>
+            <m:r>
+              <w:rPr>
+                <w:rFonts w:ascii="Cambria Math" w:eastAsiaTheme="minorEastAsia" w:hAnsi="Cambria Math"/>
+                <w:lang w:val="en-US"/>
+              </w:rPr>
+              <m:t>3</m:t>
+            </m:r>
+          </m:num>
+          <m:den>
+            <m:r>
+              <w:rPr>
+                <w:rFonts w:ascii="Cambria Math" w:eastAsiaTheme="minorEastAsia" w:hAnsi="Cambria Math"/>
+                <w:lang w:val="en-US"/>
+              </w:rPr>
+              <m:t>2</m:t>
+            </m:r>
+          </m:den>
+        </m:f>
+        <m:r>
+          <w:rPr>
+            <w:rFonts w:ascii="Cambria Math" w:eastAsiaTheme="minorEastAsia" w:hAnsi="Cambria Math"/>
+            <w:lang w:val="en-US"/>
+          </w:rPr>
+          <m:t>kT</m:t>
+        </m:r>
+      </m:oMath>
+      <w:r>
+        <w:rPr>
+          <w:rFonts w:eastAsiaTheme="minorEastAsia"/>
+          <w:lang w:val="en-US"/>
+        </w:rPr>
+        <w:t xml:space="preserve"> </w:t>
+      </w:r>
+    </w:p>
+    <w:p>
+      <w:pPr>
+        <w:pStyle w:val="ListParagraph"/>
+        <w:pBdr>
+          <w:top w:val="single" w:sz="4" w:space="1" w:color="auto"/>
+          <w:left w:val="single" w:sz="4" w:space="4" w:color="auto"/>
+          <w:bottom w:val="single" w:sz="4" w:space="1" w:color="auto"/>
+          <w:right w:val="single" w:sz="4" w:space="4" w:color="auto"/>
+        </w:pBdr>
+        <w:ind w:left="1080"/>
+        <w:rPr>
+          <w:rFonts w:eastAsiaTheme="minorEastAsia"/>
+          <w:lang w:val="en-US"/>
+        </w:rPr>
+      </w:pPr>
+      <m:oMath>
+        <m:r>
+          <w:rPr>
+            <w:rFonts w:ascii="Cambria Math" w:eastAsiaTheme="minorEastAsia" w:hAnsi="Cambria Math"/>
+            <w:lang w:val="en-US"/>
+          </w:rPr>
+          <m:t>k=1.380649×</m:t>
+        </m:r>
+        <m:sSup>
+          <m:sSupPr>
+            <m:ctrlPr>
+              <w:rPr>
+                <w:rFonts w:ascii="Cambria Math" w:eastAsiaTheme="minorEastAsia" w:hAnsi="Cambria Math"/>
+                <w:i/>
+                <w:lang w:val="en-US"/>
+              </w:rPr>
+            </m:ctrlPr>
+          </m:sSupPr>
+          <m:e>
+            <m:r>
+              <w:rPr>
+                <w:rFonts w:ascii="Cambria Math" w:eastAsiaTheme="minorEastAsia" w:hAnsi="Cambria Math"/>
+                <w:lang w:val="en-US"/>
+              </w:rPr>
+              <m:t>10</m:t>
+            </m:r>
+          </m:e>
+          <m:sup>
+            <m:r>
+              <w:rPr>
+                <w:rFonts w:ascii="Cambria Math" w:eastAsiaTheme="minorEastAsia" w:hAnsi="Cambria Math"/>
+                <w:lang w:val="en-US"/>
+              </w:rPr>
+              <m:t>-23</m:t>
+            </m:r>
+          </m:sup>
+        </m:sSup>
+      </m:oMath>
+      <w:r>
+        <w:rPr>
+          <w:rFonts w:eastAsiaTheme="minorEastAsia"/>
+          <w:lang w:val="en-US"/>
+        </w:rPr>
+        <w:t xml:space="preserve"> </w:t>
+      </w:r>
+    </w:p>
+    <w:p>
+      <w:pPr>
+        <w:pStyle w:val="ListParagraph"/>
+        <w:numPr>
+          <w:ilvl w:val="0"/>
+          <w:numId w:val="2"/>
+        </w:numPr>
+        <w:rPr>
+          <w:lang w:val="en-US"/>
+        </w:rPr>
+      </w:pPr>
+      <w:r>
+        <w:rPr>
+          <w:lang w:val="en-US"/>
+        </w:rPr>
+        <w:t>Ta có thể tính được vận tốc căn quân phương của phân tử khí dựa vào nhiệt độ Kelvin của đám khí</w:t>
+      </w:r>
+    </w:p>
+    <w:p>
+      <w:pPr>
+        <w:pStyle w:val="ListParagraph"/>
+        <w:pBdr>
+          <w:top w:val="single" w:sz="4" w:space="1" w:color="auto"/>
+          <w:left w:val="single" w:sz="4" w:space="4" w:color="auto"/>
+          <w:bottom w:val="single" w:sz="4" w:space="1" w:color="auto"/>
+          <w:right w:val="single" w:sz="4" w:space="4" w:color="auto"/>
+        </w:pBdr>
+        <w:ind w:left="1080"/>
+        <w:rPr>
+          <w:lang w:val="en-US"/>
+        </w:rPr>
+      </w:pPr>
+      <m:oMath>
+        <m:acc>
+          <m:accPr>
+            <m:chr m:val="̅"/>
+            <m:ctrlPr>
+              <w:rPr>
+                <w:rFonts w:ascii="Cambria Math" w:hAnsi="Cambria Math"/>
+                <w:i/>
+                <w:lang w:val="en-US"/>
+              </w:rPr>
+            </m:ctrlPr>
+          </m:accPr>
+          <m:e>
+            <m:r>
+              <w:rPr>
+                <w:rFonts w:ascii="Cambria Math" w:hAnsi="Cambria Math"/>
+                <w:lang w:val="en-US"/>
+              </w:rPr>
+              <m:t>W</m:t>
+            </m:r>
+          </m:e>
+        </m:acc>
+        <m:r>
+          <w:rPr>
+            <w:rFonts w:ascii="Cambria Math" w:eastAsiaTheme="minorEastAsia" w:hAnsi="Cambria Math"/>
+            <w:lang w:val="en-US"/>
+          </w:rPr>
+          <m:t>=</m:t>
+        </m:r>
+        <m:f>
+          <m:fPr>
+            <m:ctrlPr>
+              <w:rPr>
+                <w:rFonts w:ascii="Cambria Math" w:eastAsiaTheme="minorEastAsia" w:hAnsi="Cambria Math"/>
+                <w:i/>
+                <w:lang w:val="en-US"/>
+              </w:rPr>
+            </m:ctrlPr>
+          </m:fPr>
+          <m:num>
+            <m:r>
+              <w:rPr>
+                <w:rFonts w:ascii="Cambria Math" w:eastAsiaTheme="minorEastAsia" w:hAnsi="Cambria Math"/>
+                <w:lang w:val="en-US"/>
+              </w:rPr>
+              <m:t>1</m:t>
+            </m:r>
+          </m:num>
+          <m:den>
+            <m:r>
+              <w:rPr>
+                <w:rFonts w:ascii="Cambria Math" w:eastAsiaTheme="minorEastAsia" w:hAnsi="Cambria Math"/>
+                <w:lang w:val="en-US"/>
+              </w:rPr>
+              <m:t>2</m:t>
+            </m:r>
+          </m:den>
+        </m:f>
+        <m:sSub>
+          <m:sSubPr>
+            <m:ctrlPr>
+              <w:rPr>
+                <w:rFonts w:ascii="Cambria Math" w:hAnsi="Cambria Math"/>
+                <w:i/>
+                <w:lang w:val="en-US"/>
+              </w:rPr>
+            </m:ctrlPr>
+          </m:sSubPr>
+          <m:e>
+            <m:r>
+              <w:rPr>
+                <w:rFonts w:ascii="Cambria Math" w:hAnsi="Cambria Math"/>
+                <w:lang w:val="en-US"/>
+              </w:rPr>
+              <m:t>m</m:t>
+            </m:r>
+          </m:e>
+          <m:sub>
+            <m:r>
+              <w:rPr>
+                <w:rFonts w:ascii="Cambria Math" w:hAnsi="Cambria Math"/>
+                <w:lang w:val="en-US"/>
+              </w:rPr>
+              <m:t>0</m:t>
+            </m:r>
+          </m:sub>
+        </m:sSub>
+        <m:acc>
+          <m:accPr>
+            <m:chr m:val="̅"/>
+            <m:ctrlPr>
+              <w:rPr>
+                <w:rFonts w:ascii="Cambria Math" w:hAnsi="Cambria Math"/>
+                <w:i/>
+                <w:lang w:val="en-US"/>
+              </w:rPr>
+            </m:ctrlPr>
+          </m:accPr>
+          <m:e>
+            <m:sSup>
+              <m:sSupPr>
+                <m:ctrlPr>
+                  <w:rPr>
+                    <w:rFonts w:ascii="Cambria Math" w:hAnsi="Cambria Math"/>
+                    <w:i/>
+                    <w:lang w:val="en-US"/>
+                  </w:rPr>
+                </m:ctrlPr>
+              </m:sSupPr>
+              <m:e>
+                <m:r>
+                  <w:rPr>
+                    <w:rFonts w:ascii="Cambria Math" w:hAnsi="Cambria Math"/>
+                    <w:lang w:val="en-US"/>
+                  </w:rPr>
+                  <m:t>v</m:t>
+                </m:r>
+              </m:e>
+              <m:sup>
+                <m:r>
+                  <w:rPr>
+                    <w:rFonts w:ascii="Cambria Math" w:hAnsi="Cambria Math"/>
+                    <w:lang w:val="en-US"/>
+                  </w:rPr>
+                  <m:t>2</m:t>
+                </m:r>
+              </m:sup>
+            </m:sSup>
+          </m:e>
+        </m:acc>
+        <m:r>
+          <w:rPr>
+            <w:rFonts w:ascii="Cambria Math" w:hAnsi="Cambria Math"/>
+            <w:lang w:val="en-US"/>
+          </w:rPr>
+          <m:t>=</m:t>
+        </m:r>
+        <m:f>
+          <m:fPr>
+            <m:ctrlPr>
+              <w:rPr>
+                <w:rFonts w:ascii="Cambria Math" w:eastAsiaTheme="minorEastAsia" w:hAnsi="Cambria Math"/>
+                <w:i/>
+                <w:lang w:val="en-US"/>
+              </w:rPr>
+            </m:ctrlPr>
+          </m:fPr>
+          <m:num>
+            <m:r>
+              <w:rPr>
+                <w:rFonts w:ascii="Cambria Math" w:eastAsiaTheme="minorEastAsia" w:hAnsi="Cambria Math"/>
+                <w:lang w:val="en-US"/>
+              </w:rPr>
+              <m:t>3</m:t>
+            </m:r>
+          </m:num>
+          <m:den>
+            <m:r>
+              <w:rPr>
+                <w:rFonts w:ascii="Cambria Math" w:eastAsiaTheme="minorEastAsia" w:hAnsi="Cambria Math"/>
+                <w:lang w:val="en-US"/>
+              </w:rPr>
+              <m:t>2</m:t>
+            </m:r>
+          </m:den>
+        </m:f>
+        <m:r>
+          <w:rPr>
+            <w:rFonts w:ascii="Cambria Math" w:eastAsiaTheme="minorEastAsia" w:hAnsi="Cambria Math"/>
+            <w:lang w:val="en-US"/>
+          </w:rPr>
+          <m:t>kT</m:t>
+        </m:r>
+        <m:r>
+          <w:rPr>
+            <w:rFonts w:ascii="Cambria Math" w:hAnsi="Cambria Math"/>
+            <w:lang w:val="en-US"/>
+          </w:rPr>
+          <m:t>⇔</m:t>
+        </m:r>
+        <m:acc>
+          <m:accPr>
+            <m:chr m:val="̅"/>
+            <m:ctrlPr>
+              <w:rPr>
+                <w:rFonts w:ascii="Cambria Math" w:hAnsi="Cambria Math"/>
+                <w:i/>
+                <w:lang w:val="en-US"/>
+              </w:rPr>
+            </m:ctrlPr>
+          </m:accPr>
+          <m:e>
+            <m:sSup>
+              <m:sSupPr>
+                <m:ctrlPr>
+                  <w:rPr>
+                    <w:rFonts w:ascii="Cambria Math" w:hAnsi="Cambria Math"/>
+                    <w:i/>
+                    <w:lang w:val="en-US"/>
+                  </w:rPr>
+                </m:ctrlPr>
+              </m:sSupPr>
+              <m:e>
+                <m:r>
+                  <w:rPr>
+                    <w:rFonts w:ascii="Cambria Math" w:hAnsi="Cambria Math"/>
+                    <w:lang w:val="en-US"/>
+                  </w:rPr>
+                  <m:t>v</m:t>
+                </m:r>
+              </m:e>
+              <m:sup>
+                <m:r>
+                  <w:rPr>
+                    <w:rFonts w:ascii="Cambria Math" w:hAnsi="Cambria Math"/>
+                    <w:lang w:val="en-US"/>
+                  </w:rPr>
+                  <m:t>2</m:t>
+                </m:r>
+              </m:sup>
+            </m:sSup>
+          </m:e>
+        </m:acc>
+        <m:r>
+          <w:rPr>
+            <w:rFonts w:ascii="Cambria Math" w:hAnsi="Cambria Math"/>
+            <w:lang w:val="en-US"/>
+          </w:rPr>
+          <m:t>=</m:t>
+        </m:r>
+        <m:f>
+          <m:fPr>
+            <m:ctrlPr>
+              <w:rPr>
+                <w:rFonts w:ascii="Cambria Math" w:hAnsi="Cambria Math"/>
+                <w:i/>
+                <w:lang w:val="en-US"/>
+              </w:rPr>
+            </m:ctrlPr>
+          </m:fPr>
+          <m:num>
+            <m:r>
+              <w:rPr>
+                <w:rFonts w:ascii="Cambria Math" w:hAnsi="Cambria Math"/>
+                <w:lang w:val="en-US"/>
+              </w:rPr>
+              <m:t>3kT</m:t>
+            </m:r>
+          </m:num>
+          <m:den>
+            <m:sSub>
+              <m:sSubPr>
+                <m:ctrlPr>
+                  <w:rPr>
+                    <w:rFonts w:ascii="Cambria Math" w:hAnsi="Cambria Math"/>
+                    <w:i/>
+                    <w:lang w:val="en-US"/>
+                  </w:rPr>
+                </m:ctrlPr>
+              </m:sSubPr>
+              <m:e>
+                <m:r>
+                  <w:rPr>
+                    <w:rFonts w:ascii="Cambria Math" w:hAnsi="Cambria Math"/>
+                    <w:lang w:val="en-US"/>
+                  </w:rPr>
+                  <m:t>m</m:t>
+                </m:r>
+              </m:e>
+              <m:sub>
+                <m:r>
+                  <w:rPr>
+                    <w:rFonts w:ascii="Cambria Math" w:hAnsi="Cambria Math"/>
+                    <w:lang w:val="en-US"/>
+                  </w:rPr>
+                  <m:t>0</m:t>
+                </m:r>
+              </m:sub>
+            </m:sSub>
+          </m:den>
+        </m:f>
+        <m:r>
+          <w:rPr>
+            <w:rFonts w:ascii="Cambria Math" w:hAnsi="Cambria Math"/>
+            <w:lang w:val="en-US"/>
+          </w:rPr>
+          <m:t>=</m:t>
+        </m:r>
+        <m:f>
+          <m:fPr>
+            <m:ctrlPr>
+              <w:rPr>
+                <w:rFonts w:ascii="Cambria Math" w:hAnsi="Cambria Math"/>
+                <w:i/>
+                <w:lang w:val="en-US"/>
+              </w:rPr>
+            </m:ctrlPr>
+          </m:fPr>
+          <m:num>
+            <m:r>
+              <w:rPr>
+                <w:rFonts w:ascii="Cambria Math" w:hAnsi="Cambria Math"/>
+                <w:lang w:val="en-US"/>
+              </w:rPr>
+              <m:t>3</m:t>
+            </m:r>
+            <m:r>
+              <w:rPr>
+                <w:rFonts w:ascii="Cambria Math" w:hAnsi="Cambria Math"/>
+                <w:lang w:val="en-US"/>
+              </w:rPr>
+              <m:t>R</m:t>
+            </m:r>
+            <m:r>
+              <w:rPr>
+                <w:rFonts w:ascii="Cambria Math" w:hAnsi="Cambria Math"/>
+                <w:lang w:val="en-US"/>
+              </w:rPr>
+              <m:t>T</m:t>
+            </m:r>
+          </m:num>
+          <m:den>
+            <m:r>
+              <w:rPr>
+                <w:rFonts w:ascii="Cambria Math" w:hAnsi="Cambria Math"/>
+                <w:lang w:val="en-US"/>
+              </w:rPr>
+              <m:t>M</m:t>
+            </m:r>
+          </m:den>
+        </m:f>
+        <m:r>
+          <w:rPr>
+            <w:rFonts w:ascii="Cambria Math" w:hAnsi="Cambria Math"/>
+            <w:lang w:val="en-US"/>
+          </w:rPr>
+          <m:t>⇔</m:t>
+        </m:r>
+        <m:sSub>
+          <m:sSubPr>
+            <m:ctrlPr>
+              <w:rPr>
+                <w:rFonts w:ascii="Cambria Math" w:hAnsi="Cambria Math"/>
+                <w:i/>
+                <w:lang w:val="en-US"/>
+              </w:rPr>
+            </m:ctrlPr>
+          </m:sSubPr>
+          <m:e>
+            <m:r>
+              <w:rPr>
+                <w:rFonts w:ascii="Cambria Math" w:hAnsi="Cambria Math"/>
+                <w:lang w:val="en-US"/>
+              </w:rPr>
+              <m:t>c</m:t>
+            </m:r>
+          </m:e>
+          <m:sub>
+            <m:r>
+              <w:rPr>
+                <w:rFonts w:ascii="Cambria Math" w:hAnsi="Cambria Math"/>
+                <w:lang w:val="en-US"/>
+              </w:rPr>
+              <m:t>rms</m:t>
+            </m:r>
+          </m:sub>
+        </m:sSub>
+        <m:r>
+          <w:rPr>
+            <w:rFonts w:ascii="Cambria Math" w:hAnsi="Cambria Math"/>
+            <w:lang w:val="en-US"/>
+          </w:rPr>
+          <m:t>=</m:t>
+        </m:r>
+        <m:rad>
+          <m:radPr>
+            <m:degHide m:val="1"/>
+            <m:ctrlPr>
+              <w:rPr>
+                <w:rFonts w:ascii="Cambria Math" w:hAnsi="Cambria Math"/>
+                <w:i/>
+                <w:lang w:val="en-US"/>
+              </w:rPr>
+            </m:ctrlPr>
+          </m:radPr>
+          <m:deg/>
+          <m:e>
+            <m:acc>
+              <m:accPr>
+                <m:chr m:val="̅"/>
+                <m:ctrlPr>
+                  <w:rPr>
+                    <w:rFonts w:ascii="Cambria Math" w:hAnsi="Cambria Math"/>
+                    <w:i/>
+                    <w:lang w:val="en-US"/>
+                  </w:rPr>
+                </m:ctrlPr>
+              </m:accPr>
+              <m:e>
+                <m:sSup>
+                  <m:sSupPr>
+                    <m:ctrlPr>
+                      <w:rPr>
+                        <w:rFonts w:ascii="Cambria Math" w:hAnsi="Cambria Math"/>
+                        <w:i/>
+                        <w:lang w:val="en-US"/>
+                      </w:rPr>
+                    </m:ctrlPr>
+                  </m:sSupPr>
+                  <m:e>
+                    <m:r>
+                      <w:rPr>
+                        <w:rFonts w:ascii="Cambria Math" w:hAnsi="Cambria Math"/>
+                        <w:lang w:val="en-US"/>
+                      </w:rPr>
+                      <m:t>v</m:t>
+                    </m:r>
+                  </m:e>
+                  <m:sup>
+                    <m:r>
+                      <w:rPr>
+                        <w:rFonts w:ascii="Cambria Math" w:hAnsi="Cambria Math"/>
+                        <w:lang w:val="en-US"/>
+                      </w:rPr>
+                      <m:t>2</m:t>
+                    </m:r>
+                  </m:sup>
+                </m:sSup>
+              </m:e>
+            </m:acc>
+          </m:e>
+        </m:rad>
+        <m:r>
+          <w:rPr>
+            <w:rFonts w:ascii="Cambria Math" w:eastAsiaTheme="minorEastAsia" w:hAnsi="Cambria Math"/>
+            <w:lang w:val="en-US"/>
+          </w:rPr>
+          <m:t>=</m:t>
+        </m:r>
+        <m:rad>
+          <m:radPr>
+            <m:degHide m:val="1"/>
+            <m:ctrlPr>
+              <w:rPr>
+                <w:rFonts w:ascii="Cambria Math" w:eastAsiaTheme="minorEastAsia" w:hAnsi="Cambria Math"/>
+                <w:i/>
+                <w:lang w:val="en-US"/>
+              </w:rPr>
+            </m:ctrlPr>
+          </m:radPr>
+          <m:deg/>
+          <m:e>
+            <m:f>
+              <m:fPr>
+                <m:ctrlPr>
+                  <w:rPr>
+                    <w:rFonts w:ascii="Cambria Math" w:hAnsi="Cambria Math"/>
+                    <w:i/>
+                    <w:lang w:val="en-US"/>
+                  </w:rPr>
+                </m:ctrlPr>
+              </m:fPr>
+              <m:num>
+                <m:r>
+                  <w:rPr>
+                    <w:rFonts w:ascii="Cambria Math" w:hAnsi="Cambria Math"/>
+                    <w:lang w:val="en-US"/>
+                  </w:rPr>
+                  <m:t>3RT</m:t>
+                </m:r>
+              </m:num>
+              <m:den>
+                <m:r>
+                  <w:rPr>
+                    <w:rFonts w:ascii="Cambria Math" w:hAnsi="Cambria Math"/>
+                    <w:lang w:val="en-US"/>
+                  </w:rPr>
+                  <m:t>M</m:t>
+                </m:r>
+              </m:den>
+            </m:f>
+          </m:e>
+        </m:rad>
+      </m:oMath>
+      <w:r>
+        <w:rPr>
+          <w:rFonts w:eastAsiaTheme="minorEastAsia"/>
+          <w:lang w:val="en-US"/>
+        </w:rPr>
+        <w:t xml:space="preserve"> </w:t>
+      </w:r>
+    </w:p>
+    <w:p>
+      <w:pPr>
+        <w:pStyle w:val="ListParagraph"/>
+        <w:numPr>
+          <w:ilvl w:val="0"/>
+          <w:numId w:val="2"/>
+        </w:numPr>
+        <w:rPr>
+          <w:lang w:val="en-US"/>
+        </w:rPr>
+      </w:pPr>
+      <w:r>
+        <w:rPr>
+          <w:lang w:val="en-US"/>
+        </w:rPr>
+        <w:lastRenderedPageBreak/>
+        <w:t>Dễ dàng chứng minh được 1 Mole khí này ở điều kiện tiêu chuẩn có thể tích V</w:t>
+      </w:r>
+      <w:r>
+        <w:rPr>
+          <w:vertAlign w:val="subscript"/>
+          <w:lang w:val="en-US"/>
+        </w:rPr>
+        <w:t>A</w:t>
+      </w:r>
+      <w:r>
+        <w:rPr>
+          <w:lang w:val="en-US"/>
+        </w:rPr>
+        <w:t xml:space="preserve"> xấp xỉ 22.4 lít, N</w:t>
+      </w:r>
+      <w:r>
+        <w:rPr>
+          <w:vertAlign w:val="subscript"/>
+          <w:lang w:val="en-US"/>
+        </w:rPr>
+        <w:t>A</w:t>
+      </w:r>
+      <w:r>
+        <w:rPr>
+          <w:lang w:val="en-US"/>
+        </w:rPr>
+        <w:t xml:space="preserve"> là hằng số Avogadro = số phân tử trong 1 Mole khí</w:t>
+      </w:r>
+    </w:p>
+    <w:p>
+      <w:pPr>
+        <w:pStyle w:val="ListParagraph"/>
+        <w:pBdr>
+          <w:top w:val="single" w:sz="4" w:space="1" w:color="auto"/>
+          <w:left w:val="single" w:sz="4" w:space="4" w:color="auto"/>
+          <w:bottom w:val="single" w:sz="4" w:space="1" w:color="auto"/>
+          <w:right w:val="single" w:sz="4" w:space="4" w:color="auto"/>
+        </w:pBdr>
+        <w:ind w:left="1080"/>
+        <w:rPr>
+          <w:lang w:val="en-US"/>
+        </w:rPr>
+      </w:pPr>
+      <m:oMath>
+        <m:r>
+          <w:rPr>
+            <w:rFonts w:ascii="Cambria Math" w:hAnsi="Cambria Math"/>
+            <w:lang w:val="en-US"/>
+          </w:rPr>
+          <m:t>P=</m:t>
+        </m:r>
+        <m:f>
+          <m:fPr>
+            <m:ctrlPr>
+              <w:rPr>
+                <w:rFonts w:ascii="Cambria Math" w:eastAsiaTheme="minorEastAsia" w:hAnsi="Cambria Math"/>
+                <w:i/>
+                <w:lang w:val="en-US"/>
+              </w:rPr>
+            </m:ctrlPr>
+          </m:fPr>
+          <m:num>
+            <m:r>
+              <w:rPr>
+                <w:rFonts w:ascii="Cambria Math" w:eastAsiaTheme="minorEastAsia" w:hAnsi="Cambria Math"/>
+                <w:lang w:val="en-US"/>
+              </w:rPr>
+              <m:t>2</m:t>
+            </m:r>
+          </m:num>
+          <m:den>
+            <m:r>
+              <w:rPr>
+                <w:rFonts w:ascii="Cambria Math" w:eastAsiaTheme="minorEastAsia" w:hAnsi="Cambria Math"/>
+                <w:lang w:val="en-US"/>
+              </w:rPr>
+              <m:t>3</m:t>
+            </m:r>
+          </m:den>
+        </m:f>
+        <m:sSub>
+          <m:sSubPr>
+            <m:ctrlPr>
+              <w:rPr>
+                <w:rFonts w:ascii="Cambria Math" w:hAnsi="Cambria Math"/>
+                <w:i/>
+                <w:lang w:val="en-US"/>
+              </w:rPr>
+            </m:ctrlPr>
+          </m:sSubPr>
+          <m:e>
+            <m:r>
+              <w:rPr>
+                <w:rFonts w:ascii="Cambria Math" w:hAnsi="Cambria Math"/>
+                <w:lang w:val="en-US"/>
+              </w:rPr>
+              <m:t>n</m:t>
+            </m:r>
+          </m:e>
+          <m:sub>
+            <m:r>
+              <w:rPr>
+                <w:rFonts w:ascii="Cambria Math" w:hAnsi="Cambria Math"/>
+                <w:lang w:val="en-US"/>
+              </w:rPr>
+              <m:t>0</m:t>
+            </m:r>
+          </m:sub>
+        </m:sSub>
+        <m:acc>
+          <m:accPr>
+            <m:chr m:val="̅"/>
+            <m:ctrlPr>
+              <w:rPr>
+                <w:rFonts w:ascii="Cambria Math" w:hAnsi="Cambria Math"/>
+                <w:i/>
+                <w:lang w:val="en-US"/>
+              </w:rPr>
+            </m:ctrlPr>
+          </m:accPr>
+          <m:e>
+            <m:r>
+              <w:rPr>
+                <w:rFonts w:ascii="Cambria Math" w:hAnsi="Cambria Math"/>
+                <w:lang w:val="en-US"/>
+              </w:rPr>
+              <m:t>W</m:t>
+            </m:r>
+          </m:e>
+        </m:acc>
+        <m:r>
+          <w:rPr>
+            <w:rFonts w:ascii="Cambria Math" w:hAnsi="Cambria Math"/>
+            <w:lang w:val="en-US"/>
+          </w:rPr>
+          <m:t>⇔</m:t>
+        </m:r>
+        <m:sSub>
+          <m:sSubPr>
+            <m:ctrlPr>
+              <w:rPr>
+                <w:rFonts w:ascii="Cambria Math" w:hAnsi="Cambria Math"/>
+                <w:i/>
+                <w:lang w:val="en-US"/>
+              </w:rPr>
+            </m:ctrlPr>
+          </m:sSubPr>
+          <m:e>
+            <m:r>
+              <w:rPr>
+                <w:rFonts w:ascii="Cambria Math" w:hAnsi="Cambria Math"/>
+                <w:lang w:val="en-US"/>
+              </w:rPr>
+              <m:t>n</m:t>
+            </m:r>
+          </m:e>
+          <m:sub>
+            <m:r>
+              <w:rPr>
+                <w:rFonts w:ascii="Cambria Math" w:hAnsi="Cambria Math"/>
+                <w:lang w:val="en-US"/>
+              </w:rPr>
+              <m:t>0</m:t>
+            </m:r>
+          </m:sub>
+        </m:sSub>
+        <m:r>
+          <w:rPr>
+            <w:rFonts w:ascii="Cambria Math" w:hAnsi="Cambria Math"/>
+            <w:lang w:val="en-US"/>
+          </w:rPr>
+          <m:t>=</m:t>
+        </m:r>
+        <m:f>
+          <m:fPr>
+            <m:ctrlPr>
+              <w:rPr>
+                <w:rFonts w:ascii="Cambria Math" w:eastAsiaTheme="minorEastAsia" w:hAnsi="Cambria Math"/>
+                <w:i/>
+                <w:lang w:val="en-US"/>
+              </w:rPr>
+            </m:ctrlPr>
+          </m:fPr>
+          <m:num>
+            <m:r>
+              <w:rPr>
+                <w:rFonts w:ascii="Cambria Math" w:eastAsiaTheme="minorEastAsia" w:hAnsi="Cambria Math"/>
+                <w:lang w:val="en-US"/>
+              </w:rPr>
+              <m:t>3</m:t>
+            </m:r>
+          </m:num>
+          <m:den>
+            <m:r>
+              <w:rPr>
+                <w:rFonts w:ascii="Cambria Math" w:eastAsiaTheme="minorEastAsia" w:hAnsi="Cambria Math"/>
+                <w:lang w:val="en-US"/>
+              </w:rPr>
+              <m:t>2</m:t>
+            </m:r>
+          </m:den>
+        </m:f>
+        <m:f>
+          <m:fPr>
+            <m:ctrlPr>
+              <w:rPr>
+                <w:rFonts w:ascii="Cambria Math" w:hAnsi="Cambria Math"/>
+                <w:i/>
+                <w:lang w:val="en-US"/>
+              </w:rPr>
+            </m:ctrlPr>
+          </m:fPr>
+          <m:num>
+            <m:r>
+              <w:rPr>
+                <w:rFonts w:ascii="Cambria Math" w:hAnsi="Cambria Math"/>
+                <w:lang w:val="en-US"/>
+              </w:rPr>
+              <m:t>P</m:t>
+            </m:r>
+          </m:num>
+          <m:den>
+            <m:acc>
+              <m:accPr>
+                <m:chr m:val="̅"/>
+                <m:ctrlPr>
+                  <w:rPr>
+                    <w:rFonts w:ascii="Cambria Math" w:hAnsi="Cambria Math"/>
+                    <w:i/>
+                    <w:lang w:val="en-US"/>
+                  </w:rPr>
+                </m:ctrlPr>
+              </m:accPr>
+              <m:e>
+                <m:r>
+                  <w:rPr>
+                    <w:rFonts w:ascii="Cambria Math" w:hAnsi="Cambria Math"/>
+                    <w:lang w:val="en-US"/>
+                  </w:rPr>
+                  <m:t>W</m:t>
+                </m:r>
+              </m:e>
+            </m:acc>
+          </m:den>
+        </m:f>
+        <m:r>
+          <w:rPr>
+            <w:rFonts w:ascii="Cambria Math" w:hAnsi="Cambria Math"/>
+            <w:lang w:val="en-US"/>
+          </w:rPr>
+          <m:t>=</m:t>
+        </m:r>
+        <m:f>
+          <m:fPr>
+            <m:ctrlPr>
+              <w:rPr>
+                <w:rFonts w:ascii="Cambria Math" w:hAnsi="Cambria Math"/>
+                <w:i/>
+                <w:lang w:val="en-US"/>
+              </w:rPr>
+            </m:ctrlPr>
+          </m:fPr>
+          <m:num>
+            <m:r>
+              <w:rPr>
+                <w:rFonts w:ascii="Cambria Math" w:hAnsi="Cambria Math"/>
+                <w:lang w:val="en-US"/>
+              </w:rPr>
+              <m:t>P</m:t>
+            </m:r>
+          </m:num>
+          <m:den>
+            <m:r>
+              <w:rPr>
+                <w:rFonts w:ascii="Cambria Math" w:eastAsiaTheme="minorEastAsia" w:hAnsi="Cambria Math"/>
+                <w:lang w:val="en-US"/>
+              </w:rPr>
+              <m:t>kT</m:t>
+            </m:r>
+          </m:den>
+        </m:f>
+        <m:r>
+          <w:rPr>
+            <w:rFonts w:ascii="Cambria Math" w:hAnsi="Cambria Math"/>
+            <w:lang w:val="en-US"/>
+          </w:rPr>
+          <m:t>⇔</m:t>
+        </m:r>
+        <m:f>
+          <m:fPr>
+            <m:ctrlPr>
+              <w:rPr>
+                <w:rFonts w:ascii="Cambria Math" w:hAnsi="Cambria Math"/>
+                <w:i/>
+                <w:lang w:val="en-US"/>
+              </w:rPr>
+            </m:ctrlPr>
+          </m:fPr>
+          <m:num>
+            <m:sSub>
+              <m:sSubPr>
+                <m:ctrlPr>
+                  <w:rPr>
+                    <w:rFonts w:ascii="Cambria Math" w:hAnsi="Cambria Math"/>
+                    <w:i/>
+                    <w:lang w:val="en-US"/>
+                  </w:rPr>
+                </m:ctrlPr>
+              </m:sSubPr>
+              <m:e>
+                <m:r>
+                  <w:rPr>
+                    <w:rFonts w:ascii="Cambria Math" w:hAnsi="Cambria Math"/>
+                    <w:lang w:val="en-US"/>
+                  </w:rPr>
+                  <m:t>N</m:t>
+                </m:r>
+              </m:e>
+              <m:sub>
+                <m:r>
+                  <w:rPr>
+                    <w:rFonts w:ascii="Cambria Math" w:hAnsi="Cambria Math"/>
+                    <w:lang w:val="en-US"/>
+                  </w:rPr>
+                  <m:t>A</m:t>
+                </m:r>
+              </m:sub>
+            </m:sSub>
+          </m:num>
+          <m:den>
+            <m:sSub>
+              <m:sSubPr>
+                <m:ctrlPr>
+                  <w:rPr>
+                    <w:rFonts w:ascii="Cambria Math" w:hAnsi="Cambria Math"/>
+                    <w:i/>
+                    <w:lang w:val="en-US"/>
+                  </w:rPr>
+                </m:ctrlPr>
+              </m:sSubPr>
+              <m:e>
+                <m:r>
+                  <w:rPr>
+                    <w:rFonts w:ascii="Cambria Math" w:hAnsi="Cambria Math"/>
+                    <w:lang w:val="en-US"/>
+                  </w:rPr>
+                  <m:t>n</m:t>
+                </m:r>
+              </m:e>
+              <m:sub>
+                <m:r>
+                  <w:rPr>
+                    <w:rFonts w:ascii="Cambria Math" w:hAnsi="Cambria Math"/>
+                    <w:lang w:val="en-US"/>
+                  </w:rPr>
+                  <m:t>0</m:t>
+                </m:r>
+              </m:sub>
+            </m:sSub>
+          </m:den>
+        </m:f>
+        <m:r>
+          <w:rPr>
+            <w:rFonts w:ascii="Cambria Math" w:hAnsi="Cambria Math"/>
+            <w:lang w:val="en-US"/>
+          </w:rPr>
+          <m:t>=</m:t>
+        </m:r>
+        <m:f>
+          <m:fPr>
+            <m:ctrlPr>
+              <w:rPr>
+                <w:rFonts w:ascii="Cambria Math" w:eastAsiaTheme="minorEastAsia" w:hAnsi="Cambria Math"/>
+                <w:i/>
+                <w:lang w:val="en-US"/>
+              </w:rPr>
+            </m:ctrlPr>
+          </m:fPr>
+          <m:num>
+            <m:r>
+              <w:rPr>
+                <w:rFonts w:ascii="Cambria Math" w:eastAsiaTheme="minorEastAsia" w:hAnsi="Cambria Math"/>
+                <w:lang w:val="en-US"/>
+              </w:rPr>
+              <m:t>kT</m:t>
+            </m:r>
+            <m:sSub>
+              <m:sSubPr>
+                <m:ctrlPr>
+                  <w:rPr>
+                    <w:rFonts w:ascii="Cambria Math" w:hAnsi="Cambria Math"/>
+                    <w:i/>
+                    <w:lang w:val="en-US"/>
+                  </w:rPr>
+                </m:ctrlPr>
+              </m:sSubPr>
+              <m:e>
+                <m:r>
+                  <w:rPr>
+                    <w:rFonts w:ascii="Cambria Math" w:hAnsi="Cambria Math"/>
+                    <w:lang w:val="en-US"/>
+                  </w:rPr>
+                  <m:t>N</m:t>
+                </m:r>
+              </m:e>
+              <m:sub>
+                <m:r>
+                  <w:rPr>
+                    <w:rFonts w:ascii="Cambria Math" w:hAnsi="Cambria Math"/>
+                    <w:lang w:val="en-US"/>
+                  </w:rPr>
+                  <m:t>A</m:t>
+                </m:r>
+              </m:sub>
+            </m:sSub>
+          </m:num>
+          <m:den>
+            <m:r>
+              <w:rPr>
+                <w:rFonts w:ascii="Cambria Math" w:hAnsi="Cambria Math"/>
+                <w:lang w:val="en-US"/>
+              </w:rPr>
+              <m:t>P</m:t>
+            </m:r>
+          </m:den>
+        </m:f>
+        <m:r>
+          <w:rPr>
+            <w:rFonts w:ascii="Cambria Math" w:hAnsi="Cambria Math"/>
+            <w:lang w:val="en-US"/>
+          </w:rPr>
+          <m:t>⇔</m:t>
+        </m:r>
+        <m:sSub>
+          <m:sSubPr>
+            <m:ctrlPr>
+              <w:rPr>
+                <w:rFonts w:ascii="Cambria Math" w:hAnsi="Cambria Math"/>
+                <w:i/>
+                <w:lang w:val="en-US"/>
+              </w:rPr>
+            </m:ctrlPr>
+          </m:sSubPr>
+          <m:e>
+            <m:r>
+              <w:rPr>
+                <w:rFonts w:ascii="Cambria Math" w:hAnsi="Cambria Math"/>
+                <w:lang w:val="en-US"/>
+              </w:rPr>
+              <m:t>V</m:t>
+            </m:r>
+          </m:e>
+          <m:sub>
+            <m:r>
+              <w:rPr>
+                <w:rFonts w:ascii="Cambria Math" w:hAnsi="Cambria Math"/>
+                <w:lang w:val="en-US"/>
+              </w:rPr>
+              <m:t>A</m:t>
+            </m:r>
+          </m:sub>
+        </m:sSub>
+        <m:r>
+          <w:rPr>
+            <w:rFonts w:ascii="Cambria Math" w:hAnsi="Cambria Math"/>
+            <w:lang w:val="en-US"/>
+          </w:rPr>
+          <m:t>=</m:t>
+        </m:r>
+        <m:f>
+          <m:fPr>
+            <m:ctrlPr>
+              <w:rPr>
+                <w:rFonts w:ascii="Cambria Math" w:eastAsiaTheme="minorEastAsia" w:hAnsi="Cambria Math"/>
+                <w:i/>
+                <w:lang w:val="en-US"/>
+              </w:rPr>
+            </m:ctrlPr>
+          </m:fPr>
+          <m:num>
+            <m:r>
+              <w:rPr>
+                <w:rFonts w:ascii="Cambria Math" w:eastAsiaTheme="minorEastAsia" w:hAnsi="Cambria Math"/>
+                <w:lang w:val="en-US"/>
+              </w:rPr>
+              <m:t>kT</m:t>
+            </m:r>
+            <m:sSub>
+              <m:sSubPr>
+                <m:ctrlPr>
+                  <w:rPr>
+                    <w:rFonts w:ascii="Cambria Math" w:hAnsi="Cambria Math"/>
+                    <w:i/>
+                    <w:lang w:val="en-US"/>
+                  </w:rPr>
+                </m:ctrlPr>
+              </m:sSubPr>
+              <m:e>
+                <m:r>
+                  <w:rPr>
+                    <w:rFonts w:ascii="Cambria Math" w:hAnsi="Cambria Math"/>
+                    <w:lang w:val="en-US"/>
+                  </w:rPr>
+                  <m:t>N</m:t>
+                </m:r>
+              </m:e>
+              <m:sub>
+                <m:r>
+                  <w:rPr>
+                    <w:rFonts w:ascii="Cambria Math" w:hAnsi="Cambria Math"/>
+                    <w:lang w:val="en-US"/>
+                  </w:rPr>
+                  <m:t>A</m:t>
+                </m:r>
+              </m:sub>
+            </m:sSub>
+          </m:num>
+          <m:den>
+            <m:r>
+              <w:rPr>
+                <w:rFonts w:ascii="Cambria Math" w:hAnsi="Cambria Math"/>
+                <w:lang w:val="en-US"/>
+              </w:rPr>
+              <m:t>P</m:t>
+            </m:r>
+          </m:den>
+        </m:f>
+      </m:oMath>
+      <w:r>
+        <w:rPr>
+          <w:rFonts w:eastAsiaTheme="minorEastAsia"/>
+          <w:lang w:val="en-US"/>
+        </w:rPr>
+        <w:t xml:space="preserve"> </w:t>
+      </w:r>
+    </w:p>
+    <w:p>
+      <w:pPr>
+        <w:pStyle w:val="ListParagraph"/>
+        <w:numPr>
+          <w:ilvl w:val="0"/>
+          <w:numId w:val="2"/>
+        </w:numPr>
+        <w:rPr>
+          <w:lang w:val="en-US"/>
+        </w:rPr>
+      </w:pPr>
+      <w:r>
+        <w:rPr>
+          <w:lang w:val="en-US"/>
+        </w:rPr>
+        <w:t>Thế áp suất P = 1 atm = 101325 Pa và nhiệt độ T = 273.15 K vào</w:t>
+      </w:r>
+      <w:r>
+        <w:rPr>
+          <w:lang w:val="en-US"/>
+        </w:rPr>
+        <w:t xml:space="preserve">, ta được </w:t>
+      </w:r>
+    </w:p>
+    <w:p>
+      <w:pPr>
+        <w:pStyle w:val="ListParagraph"/>
+        <w:ind w:left="1080"/>
+        <w:rPr>
+          <w:lang w:val="en-US"/>
+        </w:rPr>
+      </w:pPr>
+      <w:r>
+        <w:rPr>
+          <w:lang w:val="en-US"/>
+        </w:rPr>
+        <w:t>V</w:t>
+      </w:r>
+      <w:r>
+        <w:rPr>
+          <w:vertAlign w:val="subscript"/>
+          <w:lang w:val="en-US"/>
+        </w:rPr>
+        <w:t>A</w:t>
+      </w:r>
+      <w:r>
+        <w:rPr>
+          <w:lang w:val="en-US"/>
+        </w:rPr>
+        <w:t xml:space="preserve"> = 0.022413… m</w:t>
+      </w:r>
+      <w:r>
+        <w:rPr>
+          <w:vertAlign w:val="superscript"/>
+          <w:lang w:val="en-US"/>
+        </w:rPr>
+        <w:t>3</w:t>
+      </w:r>
+      <w:r>
+        <w:rPr>
+          <w:lang w:val="en-US"/>
+        </w:rPr>
+        <w:t xml:space="preserve"> xấp xỉ 22.4 lít</w:t>
+      </w:r>
+      <w:r>
+        <w:rPr>
+          <w:lang w:val="en-US"/>
+        </w:rPr>
+        <w:t>, giá trị của n</w:t>
+      </w:r>
+      <w:r>
+        <w:rPr>
+          <w:vertAlign w:val="subscript"/>
+          <w:lang w:val="en-US"/>
+        </w:rPr>
+        <w:t>0</w:t>
+      </w:r>
+      <w:r>
+        <w:rPr>
+          <w:lang w:val="en-US"/>
+        </w:rPr>
+        <w:t xml:space="preserve"> khi này gọi là số Loschmidt</w:t>
+      </w:r>
+    </w:p>
+    <w:p>
+      <w:pPr>
+        <w:pStyle w:val="ListParagraph"/>
+        <w:numPr>
+          <w:ilvl w:val="0"/>
+          <w:numId w:val="2"/>
+        </w:numPr>
+        <w:rPr>
+          <w:lang w:val="en-US"/>
+        </w:rPr>
+      </w:pPr>
+      <w:r>
+        <w:rPr>
+          <w:lang w:val="en-US"/>
+        </w:rPr>
+        <w:t>Nội năng của đám khí này = tổng động năng tịnh tiến + động năng quay của các phân tử, i là bậc tự do của đám khí = số chiều chuyển động tịnh tiến + số trục quay của phân tử, ví dụ phân tử chuyển động cả 3 phương Ox, Oy, Oz, nó có thể xoay theo 2 trục nào đó thì i = 3 + 2 = 5, phân tử không quay thì i = 3</w:t>
+      </w:r>
+    </w:p>
+    <w:p>
+      <w:pPr>
+        <w:pStyle w:val="ListParagraph"/>
+        <w:pBdr>
+          <w:top w:val="single" w:sz="4" w:space="1" w:color="auto"/>
+          <w:left w:val="single" w:sz="4" w:space="4" w:color="auto"/>
+          <w:bottom w:val="single" w:sz="4" w:space="1" w:color="auto"/>
+          <w:right w:val="single" w:sz="4" w:space="4" w:color="auto"/>
+        </w:pBdr>
+        <w:ind w:left="1080"/>
+        <w:rPr>
+          <w:lang w:val="en-US"/>
+        </w:rPr>
+      </w:pPr>
+      <m:oMath>
+        <m:r>
+          <w:rPr>
+            <w:rFonts w:ascii="Cambria Math" w:hAnsi="Cambria Math"/>
+            <w:lang w:val="en-US"/>
+          </w:rPr>
+          <m:t>U=</m:t>
+        </m:r>
+        <m:f>
+          <m:fPr>
+            <m:ctrlPr>
+              <w:rPr>
+                <w:rFonts w:ascii="Cambria Math" w:hAnsi="Cambria Math"/>
+                <w:i/>
+                <w:lang w:val="en-US"/>
+              </w:rPr>
+            </m:ctrlPr>
+          </m:fPr>
+          <m:num>
+            <m:r>
+              <w:rPr>
+                <w:rFonts w:ascii="Cambria Math" w:hAnsi="Cambria Math"/>
+                <w:lang w:val="en-US"/>
+              </w:rPr>
+              <m:t>1</m:t>
+            </m:r>
+          </m:num>
+          <m:den>
+            <m:r>
+              <w:rPr>
+                <w:rFonts w:ascii="Cambria Math" w:hAnsi="Cambria Math"/>
+                <w:lang w:val="en-US"/>
+              </w:rPr>
+              <m:t>2</m:t>
+            </m:r>
+          </m:den>
+        </m:f>
+        <m:r>
+          <w:rPr>
+            <w:rFonts w:ascii="Cambria Math" w:hAnsi="Cambria Math"/>
+            <w:lang w:val="en-US"/>
+          </w:rPr>
+          <m:t>niRT</m:t>
+        </m:r>
+      </m:oMath>
+      <w:r>
+        <w:rPr>
+          <w:rFonts w:eastAsiaTheme="minorEastAsia"/>
+          <w:lang w:val="en-US"/>
+        </w:rPr>
+        <w:t xml:space="preserve"> </w:t>
+      </w:r>
+    </w:p>
+    <w:p>
+      <w:pPr>
+        <w:pStyle w:val="ListParagraph"/>
+        <w:numPr>
+          <w:ilvl w:val="0"/>
+          <w:numId w:val="2"/>
+        </w:numPr>
+        <w:rPr>
+          <w:lang w:val="en-US"/>
+        </w:rPr>
+      </w:pPr>
+      <w:r>
+        <w:rPr>
+          <w:lang w:val="en-US"/>
+        </w:rPr>
+        <w:t>Dễ thấy nội năng chỉ phụ thuộc vào nhiệt độ Kelvin của đám khí</w:t>
+      </w:r>
+    </w:p>
+    <w:p>
+      <w:pPr>
+        <w:pStyle w:val="ListParagraph"/>
+        <w:numPr>
+          <w:ilvl w:val="0"/>
+          <w:numId w:val="2"/>
+        </w:numPr>
+        <w:rPr>
+          <w:lang w:val="en-US"/>
+        </w:rPr>
+      </w:pPr>
     </w:p>
     <w:p>
       <w:pPr>
@@ -2595,7 +6813,7 @@
                     <pic:cNvPicPr/>
                   </pic:nvPicPr>
                   <pic:blipFill>
-                    <a:blip r:embed="rId5">
+                    <a:blip r:embed="rId7">
                       <a:extLst>
                         <a:ext uri="{28A0092B-C50C-407E-A947-70E740481C1C}">
                           <a14:useLocalDpi xmlns:a14="http://schemas.microsoft.com/office/drawing/2010/main" val="0"/>
@@ -2637,175 +6855,175 @@
         <w:rPr>
           <w:lang w:val="en-US"/>
         </w:rPr>
+        <w:t>Thickness và C</w:t>
+      </w:r>
+      <w:r>
+        <w:rPr>
+          <w:lang w:val="en-US"/>
+        </w:rPr>
+        <w:t>amber phụ thuộc vào vị trí tính</w:t>
+      </w:r>
+    </w:p>
+    <w:p>
+      <w:pPr>
+        <w:pStyle w:val="ListParagraph"/>
+        <w:numPr>
+          <w:ilvl w:val="0"/>
+          <w:numId w:val="4"/>
+        </w:numPr>
+        <w:rPr>
+          <w:lang w:val="en-US"/>
+        </w:rPr>
+      </w:pPr>
+      <w:r>
+        <w:rPr>
+          <w:lang w:val="en-US"/>
+        </w:rPr>
+        <w:t xml:space="preserve">Hiệu </w:t>
+      </w:r>
+      <w:r>
+        <w:rPr>
+          <w:lang w:val="en-US"/>
+        </w:rPr>
+        <w:t xml:space="preserve">Ứng </w:t>
+      </w:r>
+      <w:r>
+        <w:rPr>
+          <w:lang w:val="en-US"/>
+        </w:rPr>
+        <w:t>Coandă</w:t>
+      </w:r>
+      <w:r>
+        <w:rPr>
+          <w:lang w:val="en-US"/>
+        </w:rPr>
+        <w:t>?</w:t>
+      </w:r>
+    </w:p>
+    <w:p>
+      <w:pPr>
+        <w:pStyle w:val="ListParagraph"/>
+        <w:numPr>
+          <w:ilvl w:val="0"/>
+          <w:numId w:val="2"/>
+        </w:numPr>
+        <w:rPr>
+          <w:lang w:val="en-US"/>
+        </w:rPr>
+      </w:pPr>
+      <w:r>
+        <w:rPr>
+          <w:lang w:val="en-US"/>
+        </w:rPr>
+        <w:t>Là hiệu ứng dòng chảy khí hoặc chất lỏng bám lên bề mặt cong, khi 1 dòng chảy va vào 1 vật, dòng chảy sẽ bị bẻ cong theo bề mặt của vật cản</w:t>
+      </w:r>
+    </w:p>
+    <w:p>
+      <w:pPr>
+        <w:pStyle w:val="ListParagraph"/>
+        <w:numPr>
+          <w:ilvl w:val="0"/>
+          <w:numId w:val="4"/>
+        </w:numPr>
+        <w:rPr>
+          <w:lang w:val="en-US"/>
+        </w:rPr>
+      </w:pPr>
+      <w:r>
+        <w:rPr>
+          <w:lang w:val="en-US"/>
+        </w:rPr>
+        <w:t xml:space="preserve">Cách </w:t>
+      </w:r>
+      <w:r>
+        <w:rPr>
+          <w:lang w:val="en-US"/>
+        </w:rPr>
+        <w:t>Airfoil Hoạt Động?</w:t>
+      </w:r>
+    </w:p>
+    <w:p>
+      <w:pPr>
+        <w:pStyle w:val="ListParagraph"/>
+        <w:numPr>
+          <w:ilvl w:val="0"/>
+          <w:numId w:val="2"/>
+        </w:numPr>
+        <w:rPr>
+          <w:lang w:val="en-US"/>
+        </w:rPr>
+      </w:pPr>
+      <w:r>
+        <w:rPr>
+          <w:lang w:val="en-US"/>
+        </w:rPr>
+        <w:t>Để cho đơn giản, thay vì xét Airfoil di chuyển về phía trước, xem như không khí di chuyển về phía sau</w:t>
+      </w:r>
+    </w:p>
+    <w:p>
+      <w:pPr>
+        <w:pStyle w:val="ListParagraph"/>
+        <w:numPr>
+          <w:ilvl w:val="0"/>
+          <w:numId w:val="2"/>
+        </w:numPr>
+        <w:rPr>
+          <w:lang w:val="en-US"/>
+        </w:rPr>
+      </w:pPr>
+      <w:r>
+        <w:rPr>
+          <w:lang w:val="en-US"/>
+        </w:rPr>
+        <w:t>Mặt trên Airfoil được thiết k</w:t>
+      </w:r>
+      <w:r>
+        <w:rPr>
+          <w:lang w:val="en-US"/>
+        </w:rPr>
+        <w:t>ế</w:t>
+      </w:r>
+      <w:r>
+        <w:rPr>
+          <w:lang w:val="en-US"/>
+        </w:rPr>
+        <w:t xml:space="preserve"> lồi hơn phần dưới, nên độ nén dòng chảy không khí phía trên cao hơn phía dưới, mà càng nén thì vận tố</w:t>
+      </w:r>
+      <w:r>
+        <w:rPr>
+          <w:lang w:val="en-US"/>
+        </w:rPr>
+        <w:t>c càng cao</w:t>
+      </w:r>
+      <w:r>
+        <w:rPr>
+          <w:lang w:val="en-US"/>
+        </w:rPr>
+        <w:t xml:space="preserve">, </w:t>
+      </w:r>
+      <w:r>
+        <w:rPr>
+          <w:lang w:val="en-US"/>
+        </w:rPr>
+        <w:t>vận tốc cao hơn thì áp suất nhỏ hơn, nên áp suất phía dưới cao hơn phía trên, tạo lực đẩy lên trên</w:t>
+      </w:r>
+    </w:p>
+    <w:p>
+      <w:pPr>
+        <w:pStyle w:val="ListParagraph"/>
+        <w:numPr>
+          <w:ilvl w:val="0"/>
+          <w:numId w:val="2"/>
+        </w:numPr>
+        <w:rPr>
+          <w:lang w:val="en-US"/>
+        </w:rPr>
+      </w:pPr>
+      <w:r>
+        <w:rPr>
+          <w:lang w:val="en-US"/>
+        </w:rPr>
         <w:lastRenderedPageBreak/>
-        <w:t>Thickness và C</w:t>
-      </w:r>
-      <w:r>
-        <w:rPr>
-          <w:lang w:val="en-US"/>
-        </w:rPr>
-        <w:t>amber phụ thuộc vào vị trí tính</w:t>
-      </w:r>
-    </w:p>
-    <w:p>
-      <w:pPr>
-        <w:pStyle w:val="ListParagraph"/>
-        <w:numPr>
-          <w:ilvl w:val="0"/>
-          <w:numId w:val="4"/>
-        </w:numPr>
-        <w:rPr>
-          <w:lang w:val="en-US"/>
-        </w:rPr>
-      </w:pPr>
-      <w:r>
-        <w:rPr>
-          <w:lang w:val="en-US"/>
-        </w:rPr>
-        <w:t xml:space="preserve">Hiệu </w:t>
-      </w:r>
-      <w:r>
-        <w:rPr>
-          <w:lang w:val="en-US"/>
-        </w:rPr>
-        <w:t xml:space="preserve">Ứng </w:t>
-      </w:r>
-      <w:r>
-        <w:rPr>
-          <w:lang w:val="en-US"/>
-        </w:rPr>
-        <w:t>Coandă</w:t>
-      </w:r>
-      <w:r>
-        <w:rPr>
-          <w:lang w:val="en-US"/>
-        </w:rPr>
-        <w:t>?</w:t>
-      </w:r>
-    </w:p>
-    <w:p>
-      <w:pPr>
-        <w:pStyle w:val="ListParagraph"/>
-        <w:numPr>
-          <w:ilvl w:val="0"/>
-          <w:numId w:val="2"/>
-        </w:numPr>
-        <w:rPr>
-          <w:lang w:val="en-US"/>
-        </w:rPr>
-      </w:pPr>
-      <w:r>
-        <w:rPr>
-          <w:lang w:val="en-US"/>
-        </w:rPr>
-        <w:t>Là hiệu ứng dòng chảy khí hoặc chất lỏng bám lên bề mặt cong, khi 1 dòng chảy va vào 1 vật, dòng chảy sẽ bị bẻ cong theo bề mặt của vật cản</w:t>
-      </w:r>
-    </w:p>
-    <w:p>
-      <w:pPr>
-        <w:pStyle w:val="ListParagraph"/>
-        <w:numPr>
-          <w:ilvl w:val="0"/>
-          <w:numId w:val="4"/>
-        </w:numPr>
-        <w:rPr>
-          <w:lang w:val="en-US"/>
-        </w:rPr>
-      </w:pPr>
-      <w:r>
-        <w:rPr>
-          <w:lang w:val="en-US"/>
-        </w:rPr>
-        <w:t xml:space="preserve">Cách </w:t>
-      </w:r>
-      <w:r>
-        <w:rPr>
-          <w:lang w:val="en-US"/>
-        </w:rPr>
-        <w:t>Airfoil Hoạt Động?</w:t>
-      </w:r>
-    </w:p>
-    <w:p>
-      <w:pPr>
-        <w:pStyle w:val="ListParagraph"/>
-        <w:numPr>
-          <w:ilvl w:val="0"/>
-          <w:numId w:val="2"/>
-        </w:numPr>
-        <w:rPr>
-          <w:lang w:val="en-US"/>
-        </w:rPr>
-      </w:pPr>
-      <w:r>
-        <w:rPr>
-          <w:lang w:val="en-US"/>
-        </w:rPr>
-        <w:t>Để cho đơn giản, thay vì xét Airfoil di chuyển về phía trước, xem như không khí di chuyển về phía sau</w:t>
-      </w:r>
-    </w:p>
-    <w:p>
-      <w:pPr>
-        <w:pStyle w:val="ListParagraph"/>
-        <w:numPr>
-          <w:ilvl w:val="0"/>
-          <w:numId w:val="2"/>
-        </w:numPr>
-        <w:rPr>
-          <w:lang w:val="en-US"/>
-        </w:rPr>
-      </w:pPr>
-      <w:r>
-        <w:rPr>
-          <w:lang w:val="en-US"/>
-        </w:rPr>
-        <w:t>Mặt trên Airfoil được thiết k</w:t>
-      </w:r>
-      <w:r>
-        <w:rPr>
-          <w:lang w:val="en-US"/>
-        </w:rPr>
-        <w:t>ế</w:t>
-      </w:r>
-      <w:r>
-        <w:rPr>
-          <w:lang w:val="en-US"/>
-        </w:rPr>
-        <w:t xml:space="preserve"> lồi hơn phần dưới, nên độ nén dòng chảy không khí phía trên cao hơn phía dưới, mà càng nén thì vận tố</w:t>
-      </w:r>
-      <w:r>
-        <w:rPr>
-          <w:lang w:val="en-US"/>
-        </w:rPr>
-        <w:t>c càng cao</w:t>
-      </w:r>
-      <w:r>
-        <w:rPr>
-          <w:lang w:val="en-US"/>
-        </w:rPr>
-        <w:t xml:space="preserve">, </w:t>
-      </w:r>
-      <w:r>
-        <w:rPr>
-          <w:lang w:val="en-US"/>
-        </w:rPr>
-        <w:t>vận tốc cao hơn thì áp suất nhỏ hơn, nên áp suất phía dưới cao hơn phía trên, tạo lực đẩy lên trên</w:t>
-      </w:r>
-    </w:p>
-    <w:p>
-      <w:pPr>
-        <w:pStyle w:val="ListParagraph"/>
-        <w:numPr>
-          <w:ilvl w:val="0"/>
-          <w:numId w:val="2"/>
-        </w:numPr>
-        <w:rPr>
-          <w:lang w:val="en-US"/>
-        </w:rPr>
-      </w:pPr>
-      <w:r>
-        <w:rPr>
-          <w:lang w:val="en-US"/>
-        </w:rPr>
         <w:t>Vận tốc phía trên cao hơn nên không khí bên trên sẽ rời Trailing Edge sớm hơn, còn không khí bên dưới thì trễ hơn, do đó phần không khí phía trên sẽ bị đẩy xuống 1 đoạn cho đến khi được phần không khí phía dưới đỡ được, thêm hiệu ứng Coanda khi phần trên của Trailing Edge hướng xuống, làm hướng di chuyển trước khi rời Trailing Edge của dòng chảy khí phía trên cũng hướng xuống, vì không khí bị đẩy xuống, theo định luật 3 Newton bảo toàn động lượng, Airfoil phải bị đẩy lên trên</w:t>
       </w:r>
     </w:p>
@@ -3091,7 +7309,6 @@
           <w:rFonts w:eastAsiaTheme="minorEastAsia"/>
           <w:lang w:val="en-US"/>
         </w:rPr>
-        <w:lastRenderedPageBreak/>
         <w:t>Shear Strain:</w:t>
       </w:r>
     </w:p>
@@ -3267,6 +7484,7 @@
           <w:rFonts w:eastAsiaTheme="minorEastAsia"/>
           <w:lang w:val="en-US"/>
         </w:rPr>
+        <w:lastRenderedPageBreak/>
         <w:tab/>
         <w:t>Def:</w:t>
       </w:r>
@@ -3462,288 +7680,170 @@
           <w:rFonts w:eastAsiaTheme="minorEastAsia"/>
           <w:lang w:val="en-US"/>
         </w:rPr>
-        <w:t>Kelvin:</w:t>
-      </w:r>
-    </w:p>
-    <w:p>
-      <w:pPr>
-        <w:rPr>
-          <w:rFonts w:eastAsiaTheme="minorEastAsia"/>
-          <w:lang w:val="en-US"/>
-        </w:rPr>
-      </w:pPr>
-      <w:r>
-        <w:rPr>
-          <w:rFonts w:eastAsiaTheme="minorEastAsia"/>
-          <w:lang w:val="en-US"/>
-        </w:rPr>
-        <w:tab/>
-        <w:t>Def:</w:t>
-      </w:r>
-    </w:p>
-    <w:p>
-      <w:pPr>
-        <w:rPr>
-          <w:rFonts w:eastAsiaTheme="minorEastAsia"/>
-          <w:lang w:val="en-US"/>
-        </w:rPr>
-      </w:pPr>
-      <w:r>
-        <w:rPr>
-          <w:rFonts w:eastAsiaTheme="minorEastAsia"/>
-          <w:lang w:val="en-US"/>
-        </w:rPr>
-        <w:tab/>
-      </w:r>
-      <w:r>
-        <w:rPr>
-          <w:rFonts w:eastAsiaTheme="minorEastAsia"/>
-          <w:lang w:val="en-US"/>
-        </w:rPr>
-        <w:tab/>
-        <w:t>Nhiệt độ tuyệt đối tỉ lệ với động năng của hạt</w:t>
-      </w:r>
-    </w:p>
-    <w:p>
-      <w:pPr>
-        <w:rPr>
-          <w:rFonts w:eastAsiaTheme="minorEastAsia"/>
-          <w:lang w:val="en-US"/>
-        </w:rPr>
-      </w:pPr>
-      <w:r>
-        <w:rPr>
-          <w:rFonts w:eastAsiaTheme="minorEastAsia"/>
-          <w:lang w:val="en-US"/>
-        </w:rPr>
-        <w:tab/>
-        <w:t>Formula:</w:t>
-      </w:r>
-    </w:p>
-    <w:p>
-      <w:pPr>
-        <w:rPr>
-          <w:rFonts w:eastAsiaTheme="minorEastAsia"/>
-          <w:lang w:val="en-US"/>
-        </w:rPr>
-      </w:pPr>
-      <w:r>
-        <w:rPr>
-          <w:rFonts w:eastAsiaTheme="minorEastAsia"/>
-          <w:lang w:val="en-US"/>
-        </w:rPr>
-        <w:tab/>
-      </w:r>
-      <w:r>
-        <w:rPr>
-          <w:rFonts w:eastAsiaTheme="minorEastAsia"/>
-          <w:lang w:val="en-US"/>
-        </w:rPr>
-        <w:tab/>
-      </w:r>
+        <w:t>Ideal Gas</w:t>
+      </w:r>
+      <w:r>
+        <w:rPr>
+          <w:rFonts w:eastAsiaTheme="minorEastAsia"/>
+          <w:lang w:val="en-US"/>
+        </w:rPr>
+        <w:t xml:space="preserve"> – Khí Lý Tưởng</w:t>
+      </w:r>
+      <w:r>
+        <w:rPr>
+          <w:rFonts w:eastAsiaTheme="minorEastAsia"/>
+          <w:lang w:val="en-US"/>
+        </w:rPr>
+        <w:t>:</w:t>
+      </w:r>
+    </w:p>
+    <w:p>
+      <w:pPr>
+        <w:pStyle w:val="ListParagraph"/>
+        <w:numPr>
+          <w:ilvl w:val="0"/>
+          <w:numId w:val="7"/>
+        </w:numPr>
+        <w:rPr>
+          <w:rFonts w:eastAsiaTheme="minorEastAsia"/>
+          <w:lang w:val="en-US"/>
+        </w:rPr>
+      </w:pPr>
+      <w:r>
+        <w:rPr>
+          <w:rFonts w:eastAsiaTheme="minorEastAsia"/>
+          <w:lang w:val="en-US"/>
+        </w:rPr>
+        <w:t>Điều Kiện?</w:t>
+      </w:r>
+    </w:p>
+    <w:p>
+      <w:pPr>
+        <w:pStyle w:val="ListParagraph"/>
+        <w:numPr>
+          <w:ilvl w:val="0"/>
+          <w:numId w:val="2"/>
+        </w:numPr>
+        <w:rPr>
+          <w:rFonts w:eastAsiaTheme="minorEastAsia"/>
+          <w:lang w:val="en-US"/>
+        </w:rPr>
+      </w:pPr>
+      <w:r>
+        <w:rPr>
+          <w:rFonts w:eastAsiaTheme="minorEastAsia"/>
+          <w:lang w:val="en-US"/>
+        </w:rPr>
+        <w:t>1 đám khí gọi là lý tưởng khi nó đặt trong 1 không gian trống chẳng có gì cả, hay 1 hệ cô lập, và đám kí đó được bọc trong 1 hình cầu, đồng thời nếu ta tăng thể tích hình cầu bao nhiêu lần thì áp suất khí lên mặt cầu phải giảm bấy nhiêu lần và ngược lại, ngoài ra, nếu ta tăng nhiệt độ Kelvin của đám khí lên bao nhiêu lần thì áp suất khi lên mặt cầu phải tăng bấy nhiêu lần và ngược lại</w:t>
+      </w:r>
+    </w:p>
+    <w:p>
+      <w:pPr>
+        <w:pStyle w:val="ListParagraph"/>
+        <w:numPr>
+          <w:ilvl w:val="0"/>
+          <w:numId w:val="2"/>
+        </w:numPr>
+        <w:rPr>
+          <w:rFonts w:eastAsiaTheme="minorEastAsia"/>
+          <w:lang w:val="en-US"/>
+        </w:rPr>
+      </w:pPr>
+      <w:r>
+        <w:rPr>
+          <w:rFonts w:eastAsiaTheme="minorEastAsia"/>
+          <w:lang w:val="en-US"/>
+        </w:rPr>
+        <w:t>Trong khí lí tưởng, các phân tử khí = chất điểm, không tương tác với nhau</w:t>
+      </w:r>
+    </w:p>
+    <w:p>
+      <w:pPr>
+        <w:pStyle w:val="ListParagraph"/>
+        <w:numPr>
+          <w:ilvl w:val="0"/>
+          <w:numId w:val="7"/>
+        </w:numPr>
+        <w:rPr>
+          <w:rFonts w:eastAsiaTheme="minorEastAsia"/>
+          <w:lang w:val="en-US"/>
+        </w:rPr>
+      </w:pPr>
+      <w:r>
+        <w:rPr>
+          <w:rFonts w:eastAsiaTheme="minorEastAsia"/>
+          <w:lang w:val="en-US"/>
+        </w:rPr>
+        <w:t>Phương Trình Trạng Thái Khí Lý Tưởng?</w:t>
+      </w:r>
+    </w:p>
+    <w:p>
+      <w:pPr>
+        <w:pStyle w:val="ListParagraph"/>
+        <w:numPr>
+          <w:ilvl w:val="0"/>
+          <w:numId w:val="2"/>
+        </w:numPr>
+        <w:rPr>
+          <w:rFonts w:eastAsiaTheme="minorEastAsia"/>
+          <w:lang w:val="en-US"/>
+        </w:rPr>
+      </w:pPr>
+      <w:r>
+        <w:rPr>
+          <w:rFonts w:eastAsiaTheme="minorEastAsia"/>
+          <w:lang w:val="en-US"/>
+        </w:rPr>
+        <w:t>Dựa vào điều kiện khí lý tưởng, ta lập được phương trình sau, với P là áp suất khí lên mặt cầu, T là nhiệt độ Kelvin của đám khí, V là thể tích của nó, n là số Mole khí, R là hằng số khí lý tưởng</w:t>
+      </w:r>
+    </w:p>
+    <w:p>
+      <w:pPr>
+        <w:pStyle w:val="ListParagraph"/>
+        <w:pBdr>
+          <w:top w:val="single" w:sz="4" w:space="1" w:color="auto"/>
+          <w:left w:val="single" w:sz="4" w:space="4" w:color="auto"/>
+          <w:bottom w:val="single" w:sz="4" w:space="1" w:color="auto"/>
+          <w:right w:val="single" w:sz="4" w:space="4" w:color="auto"/>
+        </w:pBdr>
+        <w:ind w:left="1080"/>
+        <w:rPr>
+          <w:rFonts w:eastAsiaTheme="minorEastAsia"/>
+          <w:lang w:val="en-US"/>
+        </w:rPr>
+      </w:pPr>
       <m:oMath>
         <m:r>
           <w:rPr>
             <w:rFonts w:ascii="Cambria Math" w:eastAsiaTheme="minorEastAsia" w:hAnsi="Cambria Math"/>
             <w:lang w:val="en-US"/>
           </w:rPr>
-          <m:t>K=℃+273</m:t>
+          <m:t>PV=nRT</m:t>
         </m:r>
       </m:oMath>
-    </w:p>
-    <w:p>
-      <w:pPr>
-        <w:rPr>
-          <w:rFonts w:eastAsiaTheme="minorEastAsia"/>
-          <w:lang w:val="en-US"/>
-        </w:rPr>
-      </w:pPr>
-      <w:r>
-        <w:rPr>
-          <w:rFonts w:eastAsiaTheme="minorEastAsia"/>
-          <w:lang w:val="en-US"/>
-        </w:rPr>
-        <w:t>Fahrenheit:</w:t>
-      </w:r>
-    </w:p>
-    <w:p>
-      <w:pPr>
-        <w:rPr>
-          <w:rFonts w:eastAsiaTheme="minorEastAsia"/>
-          <w:lang w:val="en-US"/>
-        </w:rPr>
-      </w:pPr>
-      <w:r>
-        <w:rPr>
-          <w:rFonts w:eastAsiaTheme="minorEastAsia"/>
-          <w:lang w:val="en-US"/>
-        </w:rPr>
-        <w:tab/>
-        <w:t>Def:</w:t>
-      </w:r>
-    </w:p>
-    <w:p>
-      <w:pPr>
-        <w:rPr>
-          <w:rFonts w:eastAsiaTheme="minorEastAsia"/>
-          <w:lang w:val="en-US"/>
-        </w:rPr>
-      </w:pPr>
-      <w:r>
-        <w:rPr>
-          <w:rFonts w:eastAsiaTheme="minorEastAsia"/>
-          <w:lang w:val="en-US"/>
-        </w:rPr>
-        <w:tab/>
-      </w:r>
-      <w:r>
-        <w:rPr>
-          <w:rFonts w:eastAsiaTheme="minorEastAsia"/>
-          <w:lang w:val="en-US"/>
-        </w:rPr>
-        <w:tab/>
-        <w:t>Nhiệt độ với độ chính xác cao hơn Celcius, vì yếu tố làm tròn số</w:t>
-      </w:r>
-    </w:p>
-    <w:p>
-      <w:pPr>
-        <w:rPr>
-          <w:rFonts w:eastAsiaTheme="minorEastAsia"/>
-          <w:lang w:val="en-US"/>
-        </w:rPr>
-      </w:pPr>
-      <w:r>
-        <w:rPr>
-          <w:rFonts w:eastAsiaTheme="minorEastAsia"/>
-          <w:lang w:val="en-US"/>
-        </w:rPr>
-        <w:tab/>
-        <w:t>Formula:</w:t>
-      </w:r>
-    </w:p>
-    <w:p>
-      <w:pPr>
-        <w:rPr>
-          <w:rFonts w:eastAsiaTheme="minorEastAsia"/>
-          <w:lang w:val="en-US"/>
-        </w:rPr>
-      </w:pPr>
-      <w:r>
-        <w:rPr>
-          <w:rFonts w:eastAsiaTheme="minorEastAsia"/>
-          <w:lang w:val="en-US"/>
-        </w:rPr>
-        <w:tab/>
-      </w:r>
-      <w:r>
-        <w:rPr>
-          <w:rFonts w:eastAsiaTheme="minorEastAsia"/>
-          <w:lang w:val="en-US"/>
-        </w:rPr>
-        <w:tab/>
-      </w:r>
-      <m:oMath>
-        <m:r>
-          <w:rPr>
-            <w:rFonts w:ascii="Cambria Math" w:eastAsiaTheme="minorEastAsia" w:hAnsi="Cambria Math"/>
-            <w:lang w:val="en-US"/>
-          </w:rPr>
-          <m:t>℉=1.8℃+32</m:t>
-        </m:r>
-      </m:oMath>
-    </w:p>
-    <w:p>
-      <w:pPr>
-        <w:rPr>
-          <w:rFonts w:eastAsiaTheme="minorEastAsia"/>
-          <w:lang w:val="en-US"/>
-        </w:rPr>
-      </w:pPr>
-      <w:r>
-        <w:rPr>
-          <w:rFonts w:eastAsiaTheme="minorEastAsia"/>
-          <w:lang w:val="en-US"/>
-        </w:rPr>
-        <w:t>Gas Constant:</w:t>
-      </w:r>
-    </w:p>
-    <w:p>
-      <w:pPr>
-        <w:rPr>
-          <w:rFonts w:eastAsiaTheme="minorEastAsia"/>
-          <w:lang w:val="en-US"/>
-        </w:rPr>
-      </w:pPr>
-      <w:r>
-        <w:rPr>
-          <w:rFonts w:eastAsiaTheme="minorEastAsia"/>
-          <w:lang w:val="en-US"/>
-        </w:rPr>
-        <w:tab/>
-        <w:t>Def:</w:t>
-      </w:r>
-    </w:p>
-    <w:p>
-      <w:pPr>
-        <w:rPr>
-          <w:rFonts w:eastAsiaTheme="minorEastAsia"/>
-          <w:lang w:val="en-US"/>
-        </w:rPr>
-      </w:pPr>
-      <w:r>
-        <w:rPr>
-          <w:rFonts w:eastAsiaTheme="minorEastAsia"/>
-          <w:lang w:val="en-US"/>
-        </w:rPr>
-        <w:lastRenderedPageBreak/>
-        <w:tab/>
-      </w:r>
-      <w:r>
-        <w:rPr>
-          <w:rFonts w:eastAsiaTheme="minorEastAsia"/>
-          <w:lang w:val="en-US"/>
-        </w:rPr>
-        <w:tab/>
-        <w:t>Hằng số khí lí tưởng</w:t>
-      </w:r>
-    </w:p>
-    <w:p>
-      <w:pPr>
-        <w:rPr>
-          <w:rFonts w:eastAsiaTheme="minorEastAsia"/>
-          <w:lang w:val="en-US"/>
-        </w:rPr>
-      </w:pPr>
-      <w:r>
-        <w:rPr>
-          <w:rFonts w:eastAsiaTheme="minorEastAsia"/>
-          <w:lang w:val="en-US"/>
-        </w:rPr>
-        <w:tab/>
-        <w:t>Formula:</w:t>
-      </w:r>
-    </w:p>
-    <w:p>
-      <w:pPr>
-        <w:rPr>
-          <w:rFonts w:eastAsiaTheme="minorEastAsia"/>
-          <w:lang w:val="en-US"/>
-        </w:rPr>
-      </w:pPr>
-      <w:r>
-        <w:rPr>
-          <w:rFonts w:eastAsiaTheme="minorEastAsia"/>
-          <w:lang w:val="en-US"/>
-        </w:rPr>
-        <w:tab/>
-      </w:r>
-      <w:r>
-        <w:rPr>
-          <w:rFonts w:eastAsiaTheme="minorEastAsia"/>
-          <w:lang w:val="en-US"/>
-        </w:rPr>
-        <w:tab/>
-      </w:r>
+      <w:r>
+        <w:rPr>
+          <w:rFonts w:eastAsiaTheme="minorEastAsia"/>
+          <w:lang w:val="en-US"/>
+        </w:rPr>
+        <w:t xml:space="preserve"> </w:t>
+      </w:r>
+    </w:p>
+    <w:p>
+      <w:pPr>
+        <w:pStyle w:val="ListParagraph"/>
+        <w:pBdr>
+          <w:top w:val="single" w:sz="4" w:space="1" w:color="auto"/>
+          <w:left w:val="single" w:sz="4" w:space="4" w:color="auto"/>
+          <w:bottom w:val="single" w:sz="4" w:space="1" w:color="auto"/>
+          <w:right w:val="single" w:sz="4" w:space="4" w:color="auto"/>
+        </w:pBdr>
+        <w:ind w:left="1080"/>
+        <w:rPr>
+          <w:rFonts w:eastAsiaTheme="minorEastAsia"/>
+          <w:lang w:val="en-US"/>
+        </w:rPr>
+      </w:pPr>
       <m:oMath>
         <m:r>
           <w:rPr>
@@ -3759,229 +7859,7 @@
           <w:rPr>
             <w:rFonts w:ascii="Cambria Math" w:hAnsi="Cambria Math"/>
           </w:rPr>
-          <m:t xml:space="preserve">8.31446261815324 </m:t>
-        </m:r>
-        <m:f>
-          <m:fPr>
-            <m:ctrlPr>
-              <w:rPr>
-                <w:rFonts w:ascii="Cambria Math" w:hAnsi="Cambria Math"/>
-              </w:rPr>
-            </m:ctrlPr>
-          </m:fPr>
-          <m:num>
-            <m:r>
-              <m:rPr>
-                <m:sty m:val="p"/>
-              </m:rPr>
-              <w:rPr>
-                <w:rFonts w:ascii="Cambria Math" w:hAnsi="Cambria Math"/>
-              </w:rPr>
-              <m:t>J</m:t>
-            </m:r>
-          </m:num>
-          <m:den>
-            <m:r>
-              <w:rPr>
-                <w:rFonts w:ascii="Cambria Math" w:hAnsi="Cambria Math"/>
-              </w:rPr>
-              <m:t>molK</m:t>
-            </m:r>
-          </m:den>
-        </m:f>
-      </m:oMath>
-    </w:p>
-    <w:p>
-      <w:pPr>
-        <w:rPr>
-          <w:rFonts w:eastAsiaTheme="minorEastAsia"/>
-          <w:lang w:val="en-US"/>
-        </w:rPr>
-      </w:pPr>
-      <w:r>
-        <w:rPr>
-          <w:rFonts w:eastAsiaTheme="minorEastAsia"/>
-          <w:lang w:val="en-US"/>
-        </w:rPr>
-        <w:t>Ideal Gas Law:</w:t>
-      </w:r>
-    </w:p>
-    <w:p>
-      <w:pPr>
-        <w:rPr>
-          <w:rFonts w:eastAsiaTheme="minorEastAsia"/>
-          <w:lang w:val="en-US"/>
-        </w:rPr>
-      </w:pPr>
-      <w:r>
-        <w:rPr>
-          <w:rFonts w:eastAsiaTheme="minorEastAsia"/>
-          <w:lang w:val="en-US"/>
-        </w:rPr>
-        <w:tab/>
-        <w:t>Def:</w:t>
-      </w:r>
-    </w:p>
-    <w:p>
-      <w:pPr>
-        <w:rPr>
-          <w:rFonts w:eastAsiaTheme="minorEastAsia"/>
-          <w:lang w:val="en-US"/>
-        </w:rPr>
-      </w:pPr>
-      <w:r>
-        <w:rPr>
-          <w:rFonts w:eastAsiaTheme="minorEastAsia"/>
-          <w:lang w:val="en-US"/>
-        </w:rPr>
-        <w:tab/>
-      </w:r>
-      <w:r>
-        <w:rPr>
-          <w:rFonts w:eastAsiaTheme="minorEastAsia"/>
-          <w:lang w:val="en-US"/>
-        </w:rPr>
-        <w:tab/>
-        <w:t xml:space="preserve">Áp suất của khí lí tưởng tỉ lệ thuận với nhiệt độ, số phân tử khí không cần </w:t>
-      </w:r>
-    </w:p>
-    <w:p>
-      <w:pPr>
-        <w:ind w:left="720" w:firstLine="720"/>
-        <w:rPr>
-          <w:rFonts w:eastAsiaTheme="minorEastAsia"/>
-          <w:lang w:val="en-US"/>
-        </w:rPr>
-      </w:pPr>
-      <w:r>
-        <w:rPr>
-          <w:rFonts w:eastAsiaTheme="minorEastAsia"/>
-          <w:lang w:val="en-US"/>
-        </w:rPr>
-        <w:t>biết khí gì, và tỉ lệ nghịch với thể tích bình chứa</w:t>
-      </w:r>
-    </w:p>
-    <w:p>
-      <w:pPr>
-        <w:ind w:left="720" w:firstLine="720"/>
-        <w:rPr>
-          <w:rFonts w:eastAsiaTheme="minorEastAsia"/>
-          <w:lang w:val="en-US"/>
-        </w:rPr>
-      </w:pPr>
-      <w:r>
-        <w:rPr>
-          <w:rFonts w:eastAsiaTheme="minorEastAsia"/>
-          <w:lang w:val="en-US"/>
-        </w:rPr>
-        <w:t>Phòng nhỏ giữ nhiệt tốt</w:t>
-      </w:r>
-    </w:p>
-    <w:p>
-      <w:pPr>
-        <w:rPr>
-          <w:rFonts w:eastAsiaTheme="minorEastAsia"/>
-          <w:lang w:val="en-US"/>
-        </w:rPr>
-      </w:pPr>
-      <w:r>
-        <w:rPr>
-          <w:rFonts w:eastAsiaTheme="minorEastAsia"/>
-          <w:lang w:val="en-US"/>
-        </w:rPr>
-        <w:tab/>
-        <w:t>Formula:</w:t>
-      </w:r>
-    </w:p>
-    <w:p>
-      <w:pPr>
-        <w:rPr>
-          <w:rFonts w:eastAsiaTheme="minorEastAsia"/>
-          <w:lang w:val="en-US"/>
-        </w:rPr>
-      </w:pPr>
-      <w:r>
-        <w:rPr>
-          <w:rFonts w:eastAsiaTheme="minorEastAsia"/>
-          <w:lang w:val="en-US"/>
-        </w:rPr>
-        <w:tab/>
-      </w:r>
-      <w:r>
-        <w:rPr>
-          <w:rFonts w:eastAsiaTheme="minorEastAsia"/>
-          <w:lang w:val="en-US"/>
-        </w:rPr>
-        <w:tab/>
-      </w:r>
-      <m:oMath>
-        <m:r>
-          <w:rPr>
-            <w:rFonts w:ascii="Cambria Math" w:eastAsiaTheme="minorEastAsia" w:hAnsi="Cambria Math"/>
-            <w:lang w:val="en-US"/>
-          </w:rPr>
-          <m:t>P=R</m:t>
-        </m:r>
-        <m:f>
-          <m:fPr>
-            <m:ctrlPr>
-              <w:rPr>
-                <w:rFonts w:ascii="Cambria Math" w:eastAsiaTheme="minorEastAsia" w:hAnsi="Cambria Math"/>
-                <w:i/>
-                <w:lang w:val="en-US"/>
-              </w:rPr>
-            </m:ctrlPr>
-          </m:fPr>
-          <m:num>
-            <m:r>
-              <w:rPr>
-                <w:rFonts w:ascii="Cambria Math" w:eastAsiaTheme="minorEastAsia" w:hAnsi="Cambria Math"/>
-                <w:lang w:val="en-US"/>
-              </w:rPr>
-              <m:t>nT</m:t>
-            </m:r>
-          </m:num>
-          <m:den>
-            <m:r>
-              <w:rPr>
-                <w:rFonts w:ascii="Cambria Math" w:eastAsiaTheme="minorEastAsia" w:hAnsi="Cambria Math"/>
-                <w:lang w:val="en-US"/>
-              </w:rPr>
-              <m:t>V</m:t>
-            </m:r>
-          </m:den>
-        </m:f>
-      </m:oMath>
-    </w:p>
-    <w:p>
-      <w:pPr>
-        <w:rPr>
-          <w:rFonts w:eastAsiaTheme="minorEastAsia"/>
-          <w:lang w:val="en-US"/>
-        </w:rPr>
-      </w:pPr>
-      <w:r>
-        <w:rPr>
-          <w:rFonts w:eastAsiaTheme="minorEastAsia"/>
-          <w:lang w:val="en-US"/>
-        </w:rPr>
-        <w:tab/>
-      </w:r>
-      <w:r>
-        <w:rPr>
-          <w:rFonts w:eastAsiaTheme="minorEastAsia"/>
-          <w:lang w:val="en-US"/>
-        </w:rPr>
-        <w:tab/>
-      </w:r>
-      <m:oMath>
-        <m:r>
-          <w:rPr>
-            <w:rFonts w:ascii="Cambria Math" w:eastAsiaTheme="minorEastAsia" w:hAnsi="Cambria Math"/>
-            <w:sz w:val="24"/>
-            <w:lang w:val="en-US"/>
-          </w:rPr>
-          <m:t>n</m:t>
+          <m:t>8.31446261815324</m:t>
         </m:r>
       </m:oMath>
       <w:r>
@@ -3989,89 +7867,112 @@
           <w:rFonts w:eastAsiaTheme="minorEastAsia"/>
           <w:lang w:val="en-US"/>
         </w:rPr>
-        <w:t xml:space="preserve"> là số Mole phân tử</w:t>
-      </w:r>
-    </w:p>
-    <w:p>
-      <w:pPr>
-        <w:rPr>
-          <w:rFonts w:eastAsiaTheme="minorEastAsia"/>
-          <w:lang w:val="en-US"/>
-        </w:rPr>
-      </w:pPr>
-      <w:r>
-        <w:rPr>
-          <w:rFonts w:eastAsiaTheme="minorEastAsia"/>
-          <w:lang w:val="en-US"/>
-        </w:rPr>
-        <w:tab/>
-      </w:r>
-      <w:r>
-        <w:rPr>
-          <w:rFonts w:eastAsiaTheme="minorEastAsia"/>
-          <w:lang w:val="en-US"/>
-        </w:rPr>
-        <w:tab/>
-      </w:r>
-      <m:oMath>
-        <m:r>
-          <w:rPr>
-            <w:rFonts w:ascii="Cambria Math" w:eastAsiaTheme="minorEastAsia" w:hAnsi="Cambria Math"/>
-            <w:sz w:val="24"/>
-            <w:lang w:val="en-US"/>
-          </w:rPr>
-          <m:t>T</m:t>
-        </m:r>
-      </m:oMath>
-      <w:r>
-        <w:rPr>
-          <w:rFonts w:eastAsiaTheme="minorEastAsia"/>
-          <w:lang w:val="en-US"/>
-        </w:rPr>
-        <w:t xml:space="preserve"> là nhiệt độ Kelvin</w:t>
-      </w:r>
-    </w:p>
-    <w:p>
-      <w:pPr>
-        <w:rPr>
-          <w:rFonts w:eastAsiaTheme="minorEastAsia"/>
-          <w:lang w:val="en-US"/>
-        </w:rPr>
-      </w:pPr>
-      <w:r>
-        <w:rPr>
-          <w:rFonts w:eastAsiaTheme="minorEastAsia"/>
-          <w:lang w:val="en-US"/>
-        </w:rPr>
-        <w:tab/>
-      </w:r>
-      <w:r>
-        <w:rPr>
-          <w:rFonts w:eastAsiaTheme="minorEastAsia"/>
-          <w:sz w:val="24"/>
-          <w:lang w:val="en-US"/>
-        </w:rPr>
-        <w:tab/>
-      </w:r>
-      <m:oMath>
-        <m:r>
-          <w:rPr>
-            <w:rFonts w:ascii="Cambria Math" w:eastAsiaTheme="minorEastAsia" w:hAnsi="Cambria Math"/>
-            <w:sz w:val="24"/>
-            <w:lang w:val="en-US"/>
-          </w:rPr>
-          <m:t>V</m:t>
-        </m:r>
-      </m:oMath>
-      <w:r>
-        <w:rPr>
-          <w:rFonts w:eastAsiaTheme="minorEastAsia"/>
-          <w:lang w:val="en-US"/>
-        </w:rPr>
-        <w:t xml:space="preserve"> là thể tích bình chứa</w:t>
+        <w:t xml:space="preserve"> </w:t>
+      </w:r>
+    </w:p>
+    <w:p>
+      <w:pPr>
+        <w:pStyle w:val="ListParagraph"/>
+        <w:numPr>
+          <w:ilvl w:val="0"/>
+          <w:numId w:val="7"/>
+        </w:numPr>
+        <w:rPr>
+          <w:rFonts w:eastAsiaTheme="minorEastAsia"/>
+          <w:lang w:val="en-US"/>
+        </w:rPr>
+      </w:pPr>
+      <w:r>
+        <w:rPr>
+          <w:rFonts w:eastAsiaTheme="minorEastAsia"/>
+          <w:lang w:val="en-US"/>
+        </w:rPr>
+        <w:t>Chuyển Động Brownian?</w:t>
+      </w:r>
+    </w:p>
+    <w:p>
+      <w:pPr>
+        <w:pStyle w:val="ListParagraph"/>
+        <w:numPr>
+          <w:ilvl w:val="0"/>
+          <w:numId w:val="2"/>
+        </w:numPr>
+        <w:rPr>
+          <w:rFonts w:eastAsiaTheme="minorEastAsia"/>
+          <w:lang w:val="en-US"/>
+        </w:rPr>
+      </w:pPr>
+      <w:r>
+        <w:rPr>
+          <w:rFonts w:eastAsiaTheme="minorEastAsia"/>
+          <w:lang w:val="en-US"/>
+        </w:rPr>
+        <w:t xml:space="preserve">Là chuyển động hỗn loạn ngẫu nhiên của </w:t>
+      </w:r>
+      <w:r>
+        <w:rPr>
+          <w:rFonts w:eastAsiaTheme="minorEastAsia"/>
+          <w:lang w:val="en-US"/>
+        </w:rPr>
+        <w:t xml:space="preserve">các phân tử trong </w:t>
+      </w:r>
+      <w:r>
+        <w:rPr>
+          <w:rFonts w:eastAsiaTheme="minorEastAsia"/>
+          <w:lang w:val="en-US"/>
+        </w:rPr>
+        <w:t>đám khí</w:t>
+      </w:r>
+      <w:r>
+        <w:rPr>
+          <w:rFonts w:eastAsiaTheme="minorEastAsia"/>
+          <w:lang w:val="en-US"/>
+        </w:rPr>
+        <w:t xml:space="preserve"> hoặc chất lỏng</w:t>
+      </w:r>
+    </w:p>
+    <w:p>
+      <w:pPr>
+        <w:pStyle w:val="ListParagraph"/>
+        <w:numPr>
+          <w:ilvl w:val="0"/>
+          <w:numId w:val="7"/>
+        </w:numPr>
+        <w:rPr>
+          <w:rFonts w:eastAsiaTheme="minorEastAsia"/>
+          <w:lang w:val="en-US"/>
+        </w:rPr>
+      </w:pPr>
+      <w:r>
+        <w:rPr>
+          <w:rFonts w:eastAsiaTheme="minorEastAsia"/>
+          <w:lang w:val="en-US"/>
+        </w:rPr>
+        <w:t>Các Chất Cấu Tạo Gián Đoạn Là Cái Đéo Gì?</w:t>
+      </w:r>
+    </w:p>
+    <w:p>
+      <w:pPr>
+        <w:pStyle w:val="ListParagraph"/>
+        <w:numPr>
+          <w:ilvl w:val="0"/>
+          <w:numId w:val="2"/>
+        </w:numPr>
+        <w:rPr>
+          <w:rFonts w:eastAsiaTheme="minorEastAsia"/>
+          <w:lang w:val="en-US"/>
+        </w:rPr>
+      </w:pPr>
+      <w:r>
+        <w:rPr>
+          <w:rFonts w:eastAsiaTheme="minorEastAsia"/>
+          <w:lang w:val="en-US"/>
+        </w:rPr>
+        <w:t>Là các phân tử sắp xếp ngẫu nhiên chồng chéo lên nhau</w:t>
       </w:r>
     </w:p>
     <w:sectPr>
+      <w:headerReference w:type="default" r:id="rId8"/>
       <w:pgSz w:w="11906" w:h="16838"/>
       <w:pgMar w:top="1440" w:right="1440" w:bottom="1440" w:left="1440" w:header="708" w:footer="708" w:gutter="0"/>
       <w:cols w:space="708"/>
@@ -4081,9 +7982,163 @@
 </w:document>
 </file>
 
+<file path=word/endnotes.xml><?xml version="1.0" encoding="utf-8"?>
+<w:endnotes xmlns:wpc="http://schemas.microsoft.com/office/word/2010/wordprocessingCanvas" xmlns:cx="http://schemas.microsoft.com/office/drawing/2014/chartex" xmlns:cx1="http://schemas.microsoft.com/office/drawing/2015/9/8/chartex" xmlns:cx2="http://schemas.microsoft.com/office/drawing/2015/10/21/chartex" xmlns:cx3="http://schemas.microsoft.com/office/drawing/2016/5/9/chartex" xmlns:cx4="http://schemas.microsoft.com/office/drawing/2016/5/10/chartex" xmlns:cx5="http://schemas.microsoft.com/office/drawing/2016/5/11/chartex" xmlns:cx6="http://schemas.microsoft.com/office/drawing/2016/5/12/chartex" xmlns:cx7="http://schemas.microsoft.com/office/drawing/2016/5/13/chartex" xmlns:cx8="http://schemas.microsoft.com/office/drawing/2016/5/14/chartex" xmlns:mc="http://schemas.openxmlformats.org/markup-compatibility/2006" xmlns:aink="http://schemas.microsoft.com/office/drawing/2016/ink" xmlns:am3d="http://schemas.microsoft.com/office/drawing/2017/model3d" xmlns:o="urn:schemas-microsoft-com:office:office" xmlns:oel="http://schemas.microsoft.com/office/2019/extlst" xmlns:r="http://schemas.openxmlformats.org/officeDocument/2006/relationships" xmlns:m="http://schemas.openxmlformats.org/officeDocument/2006/math" xmlns:v="urn:schemas-microsoft-com:vml" xmlns:wp14="http://schemas.microsoft.com/office/word/2010/wordprocessingDrawing" xmlns:wp="http://schemas.openxmlformats.org/drawingml/2006/wordprocessingDrawing" xmlns:w10="urn:schemas-microsoft-com:office:word" xmlns:w="http://schemas.openxmlformats.org/wordprocessingml/2006/main" xmlns:w14="http://schemas.microsoft.com/office/word/2010/wordml" xmlns:w15="http://schemas.microsoft.com/office/word/2012/wordml" xmlns:w16cex="http://schemas.microsoft.com/office/word/2018/wordml/cex" xmlns:w16cid="http://schemas.microsoft.com/office/word/2016/wordml/cid" xmlns:w16="http://schemas.microsoft.com/office/word/2018/wordml" xmlns:w16sdtdh="http://schemas.microsoft.com/office/word/2020/wordml/sdtdatahash" xmlns:w16se="http://schemas.microsoft.com/office/word/2015/wordml/symex" xmlns:wpg="http://schemas.microsoft.com/office/word/2010/wordprocessingGroup" xmlns:wpi="http://schemas.microsoft.com/office/word/2010/wordprocessingInk" xmlns:wne="http://schemas.microsoft.com/office/word/2006/wordml" xmlns:wps="http://schemas.microsoft.com/office/word/2010/wordprocessingShape" mc:Ignorable="w14 w15 w16se w16cid w16 w16cex w16sdtdh wp14">
+  <w:endnote w:type="separator" w:id="-1">
+    <w:p>
+      <w:pPr>
+        <w:spacing w:after="0" w:line="240" w:lineRule="auto"/>
+      </w:pPr>
+      <w:r>
+        <w:separator/>
+      </w:r>
+    </w:p>
+  </w:endnote>
+  <w:endnote w:type="continuationSeparator" w:id="0">
+    <w:p>
+      <w:pPr>
+        <w:spacing w:after="0" w:line="240" w:lineRule="auto"/>
+      </w:pPr>
+      <w:r>
+        <w:continuationSeparator/>
+      </w:r>
+    </w:p>
+  </w:endnote>
+</w:endnotes>
+</file>
+
+<file path=word/footnotes.xml><?xml version="1.0" encoding="utf-8"?>
+<w:footnotes xmlns:wpc="http://schemas.microsoft.com/office/word/2010/wordprocessingCanvas" xmlns:cx="http://schemas.microsoft.com/office/drawing/2014/chartex" xmlns:cx1="http://schemas.microsoft.com/office/drawing/2015/9/8/chartex" xmlns:cx2="http://schemas.microsoft.com/office/drawing/2015/10/21/chartex" xmlns:cx3="http://schemas.microsoft.com/office/drawing/2016/5/9/chartex" xmlns:cx4="http://schemas.microsoft.com/office/drawing/2016/5/10/chartex" xmlns:cx5="http://schemas.microsoft.com/office/drawing/2016/5/11/chartex" xmlns:cx6="http://schemas.microsoft.com/office/drawing/2016/5/12/chartex" xmlns:cx7="http://schemas.microsoft.com/office/drawing/2016/5/13/chartex" xmlns:cx8="http://schemas.microsoft.com/office/drawing/2016/5/14/chartex" xmlns:mc="http://schemas.openxmlformats.org/markup-compatibility/2006" xmlns:aink="http://schemas.microsoft.com/office/drawing/2016/ink" xmlns:am3d="http://schemas.microsoft.com/office/drawing/2017/model3d" xmlns:o="urn:schemas-microsoft-com:office:office" xmlns:oel="http://schemas.microsoft.com/office/2019/extlst" xmlns:r="http://schemas.openxmlformats.org/officeDocument/2006/relationships" xmlns:m="http://schemas.openxmlformats.org/officeDocument/2006/math" xmlns:v="urn:schemas-microsoft-com:vml" xmlns:wp14="http://schemas.microsoft.com/office/word/2010/wordprocessingDrawing" xmlns:wp="http://schemas.openxmlformats.org/drawingml/2006/wordprocessingDrawing" xmlns:w10="urn:schemas-microsoft-com:office:word" xmlns:w="http://schemas.openxmlformats.org/wordprocessingml/2006/main" xmlns:w14="http://schemas.microsoft.com/office/word/2010/wordml" xmlns:w15="http://schemas.microsoft.com/office/word/2012/wordml" xmlns:w16cex="http://schemas.microsoft.com/office/word/2018/wordml/cex" xmlns:w16cid="http://schemas.microsoft.com/office/word/2016/wordml/cid" xmlns:w16="http://schemas.microsoft.com/office/word/2018/wordml" xmlns:w16sdtdh="http://schemas.microsoft.com/office/word/2020/wordml/sdtdatahash" xmlns:w16se="http://schemas.microsoft.com/office/word/2015/wordml/symex" xmlns:wpg="http://schemas.microsoft.com/office/word/2010/wordprocessingGroup" xmlns:wpi="http://schemas.microsoft.com/office/word/2010/wordprocessingInk" xmlns:wne="http://schemas.microsoft.com/office/word/2006/wordml" xmlns:wps="http://schemas.microsoft.com/office/word/2010/wordprocessingShape" mc:Ignorable="w14 w15 w16se w16cid w16 w16cex w16sdtdh wp14">
+  <w:footnote w:type="separator" w:id="-1">
+    <w:p>
+      <w:pPr>
+        <w:spacing w:after="0" w:line="240" w:lineRule="auto"/>
+      </w:pPr>
+      <w:r>
+        <w:separator/>
+      </w:r>
+    </w:p>
+  </w:footnote>
+  <w:footnote w:type="continuationSeparator" w:id="0">
+    <w:p>
+      <w:pPr>
+        <w:spacing w:after="0" w:line="240" w:lineRule="auto"/>
+      </w:pPr>
+      <w:r>
+        <w:continuationSeparator/>
+      </w:r>
+    </w:p>
+  </w:footnote>
+</w:footnotes>
+</file>
+
+<file path=word/header1.xml><?xml version="1.0" encoding="utf-8"?>
+<w:hdr xmlns:wpc="http://schemas.microsoft.com/office/word/2010/wordprocessingCanvas" xmlns:cx="http://schemas.microsoft.com/office/drawing/2014/chartex" xmlns:cx1="http://schemas.microsoft.com/office/drawing/2015/9/8/chartex" xmlns:cx2="http://schemas.microsoft.com/office/drawing/2015/10/21/chartex" xmlns:cx3="http://schemas.microsoft.com/office/drawing/2016/5/9/chartex" xmlns:cx4="http://schemas.microsoft.com/office/drawing/2016/5/10/chartex" xmlns:cx5="http://schemas.microsoft.com/office/drawing/2016/5/11/chartex" xmlns:cx6="http://schemas.microsoft.com/office/drawing/2016/5/12/chartex" xmlns:cx7="http://schemas.microsoft.com/office/drawing/2016/5/13/chartex" xmlns:cx8="http://schemas.microsoft.com/office/drawing/2016/5/14/chartex" xmlns:mc="http://schemas.openxmlformats.org/markup-compatibility/2006" xmlns:aink="http://schemas.microsoft.com/office/drawing/2016/ink" xmlns:am3d="http://schemas.microsoft.com/office/drawing/2017/model3d" xmlns:o="urn:schemas-microsoft-com:office:office" xmlns:oel="http://schemas.microsoft.com/office/2019/extlst" xmlns:r="http://schemas.openxmlformats.org/officeDocument/2006/relationships" xmlns:m="http://schemas.openxmlformats.org/officeDocument/2006/math" xmlns:v="urn:schemas-microsoft-com:vml" xmlns:wp14="http://schemas.microsoft.com/office/word/2010/wordprocessingDrawing" xmlns:wp="http://schemas.openxmlformats.org/drawingml/2006/wordprocessingDrawing" xmlns:w10="urn:schemas-microsoft-com:office:word" xmlns:w="http://schemas.openxmlformats.org/wordprocessingml/2006/main" xmlns:w14="http://schemas.microsoft.com/office/word/2010/wordml" xmlns:w15="http://schemas.microsoft.com/office/word/2012/wordml" xmlns:w16cex="http://schemas.microsoft.com/office/word/2018/wordml/cex" xmlns:w16cid="http://schemas.microsoft.com/office/word/2016/wordml/cid" xmlns:w16="http://schemas.microsoft.com/office/word/2018/wordml" xmlns:w16sdtdh="http://schemas.microsoft.com/office/word/2020/wordml/sdtdatahash" xmlns:w16se="http://schemas.microsoft.com/office/word/2015/wordml/symex" xmlns:wpg="http://schemas.microsoft.com/office/word/2010/wordprocessingGroup" xmlns:wpi="http://schemas.microsoft.com/office/word/2010/wordprocessingInk" xmlns:wne="http://schemas.microsoft.com/office/word/2006/wordml" xmlns:wps="http://schemas.microsoft.com/office/word/2010/wordprocessingShape" mc:Ignorable="w14 w15 w16se w16cid w16 w16cex w16sdtdh wp14">
+  <w:p>
+    <w:pPr>
+      <w:pStyle w:val="Header"/>
+    </w:pPr>
+  </w:p>
+  <w:p>
+    <w:pPr>
+      <w:pStyle w:val="Header"/>
+    </w:pPr>
+  </w:p>
+</w:hdr>
+</file>
+
 <file path=word/numbering.xml><?xml version="1.0" encoding="utf-8"?>
 <w:numbering xmlns:wpc="http://schemas.microsoft.com/office/word/2010/wordprocessingCanvas" xmlns:cx="http://schemas.microsoft.com/office/drawing/2014/chartex" xmlns:cx1="http://schemas.microsoft.com/office/drawing/2015/9/8/chartex" xmlns:cx2="http://schemas.microsoft.com/office/drawing/2015/10/21/chartex" xmlns:cx3="http://schemas.microsoft.com/office/drawing/2016/5/9/chartex" xmlns:cx4="http://schemas.microsoft.com/office/drawing/2016/5/10/chartex" xmlns:cx5="http://schemas.microsoft.com/office/drawing/2016/5/11/chartex" xmlns:cx6="http://schemas.microsoft.com/office/drawing/2016/5/12/chartex" xmlns:cx7="http://schemas.microsoft.com/office/drawing/2016/5/13/chartex" xmlns:cx8="http://schemas.microsoft.com/office/drawing/2016/5/14/chartex" xmlns:mc="http://schemas.openxmlformats.org/markup-compatibility/2006" xmlns:aink="http://schemas.microsoft.com/office/drawing/2016/ink" xmlns:am3d="http://schemas.microsoft.com/office/drawing/2017/model3d" xmlns:o="urn:schemas-microsoft-com:office:office" xmlns:oel="http://schemas.microsoft.com/office/2019/extlst" xmlns:r="http://schemas.openxmlformats.org/officeDocument/2006/relationships" xmlns:m="http://schemas.openxmlformats.org/officeDocument/2006/math" xmlns:v="urn:schemas-microsoft-com:vml" xmlns:wp14="http://schemas.microsoft.com/office/word/2010/wordprocessingDrawing" xmlns:wp="http://schemas.openxmlformats.org/drawingml/2006/wordprocessingDrawing" xmlns:w10="urn:schemas-microsoft-com:office:word" xmlns:w="http://schemas.openxmlformats.org/wordprocessingml/2006/main" xmlns:w14="http://schemas.microsoft.com/office/word/2010/wordml" xmlns:w15="http://schemas.microsoft.com/office/word/2012/wordml" xmlns:w16cex="http://schemas.microsoft.com/office/word/2018/wordml/cex" xmlns:w16cid="http://schemas.microsoft.com/office/word/2016/wordml/cid" xmlns:w16="http://schemas.microsoft.com/office/word/2018/wordml" xmlns:w16sdtdh="http://schemas.microsoft.com/office/word/2020/wordml/sdtdatahash" xmlns:w16se="http://schemas.microsoft.com/office/word/2015/wordml/symex" xmlns:wpg="http://schemas.microsoft.com/office/word/2010/wordprocessingGroup" xmlns:wpi="http://schemas.microsoft.com/office/word/2010/wordprocessingInk" xmlns:wne="http://schemas.microsoft.com/office/word/2006/wordml" xmlns:wps="http://schemas.microsoft.com/office/word/2010/wordprocessingShape" mc:Ignorable="w14 w15 w16se w16cid w16 w16cex w16sdtdh wp14">
   <w:abstractNum w:abstractNumId="0" w15:restartNumberingAfterBreak="0">
+    <w:nsid w:val="00A43C0F"/>
+    <w:multiLevelType w:val="hybridMultilevel"/>
+    <w:tmpl w:val="2DD6DBA4"/>
+    <w:lvl w:ilvl="0" w:tplc="158865A0">
+      <w:start w:val="1"/>
+      <w:numFmt w:val="decimal"/>
+      <w:lvlText w:val="%1."/>
+      <w:lvlJc w:val="left"/>
+      <w:pPr>
+        <w:ind w:left="1080" w:hanging="360"/>
+      </w:pPr>
+      <w:rPr>
+        <w:rFonts w:hint="default"/>
+      </w:rPr>
+    </w:lvl>
+    <w:lvl w:ilvl="1" w:tplc="04090019" w:tentative="1">
+      <w:start w:val="1"/>
+      <w:numFmt w:val="lowerLetter"/>
+      <w:lvlText w:val="%2."/>
+      <w:lvlJc w:val="left"/>
+      <w:pPr>
+        <w:ind w:left="1800" w:hanging="360"/>
+      </w:pPr>
+    </w:lvl>
+    <w:lvl w:ilvl="2" w:tplc="0409001B" w:tentative="1">
+      <w:start w:val="1"/>
+      <w:numFmt w:val="lowerRoman"/>
+      <w:lvlText w:val="%3."/>
+      <w:lvlJc w:val="right"/>
+      <w:pPr>
+        <w:ind w:left="2520" w:hanging="180"/>
+      </w:pPr>
+    </w:lvl>
+    <w:lvl w:ilvl="3" w:tplc="0409000F" w:tentative="1">
+      <w:start w:val="1"/>
+      <w:numFmt w:val="decimal"/>
+      <w:lvlText w:val="%4."/>
+      <w:lvlJc w:val="left"/>
+      <w:pPr>
+        <w:ind w:left="3240" w:hanging="360"/>
+      </w:pPr>
+    </w:lvl>
+    <w:lvl w:ilvl="4" w:tplc="04090019" w:tentative="1">
+      <w:start w:val="1"/>
+      <w:numFmt w:val="lowerLetter"/>
+      <w:lvlText w:val="%5."/>
+      <w:lvlJc w:val="left"/>
+      <w:pPr>
+        <w:ind w:left="3960" w:hanging="360"/>
+      </w:pPr>
+    </w:lvl>
+    <w:lvl w:ilvl="5" w:tplc="0409001B" w:tentative="1">
+      <w:start w:val="1"/>
+      <w:numFmt w:val="lowerRoman"/>
+      <w:lvlText w:val="%6."/>
+      <w:lvlJc w:val="right"/>
+      <w:pPr>
+        <w:ind w:left="4680" w:hanging="180"/>
+      </w:pPr>
+    </w:lvl>
+    <w:lvl w:ilvl="6" w:tplc="0409000F" w:tentative="1">
+      <w:start w:val="1"/>
+      <w:numFmt w:val="decimal"/>
+      <w:lvlText w:val="%7."/>
+      <w:lvlJc w:val="left"/>
+      <w:pPr>
+        <w:ind w:left="5400" w:hanging="360"/>
+      </w:pPr>
+    </w:lvl>
+    <w:lvl w:ilvl="7" w:tplc="04090019" w:tentative="1">
+      <w:start w:val="1"/>
+      <w:numFmt w:val="lowerLetter"/>
+      <w:lvlText w:val="%8."/>
+      <w:lvlJc w:val="left"/>
+      <w:pPr>
+        <w:ind w:left="6120" w:hanging="360"/>
+      </w:pPr>
+    </w:lvl>
+    <w:lvl w:ilvl="8" w:tplc="0409001B" w:tentative="1">
+      <w:start w:val="1"/>
+      <w:numFmt w:val="lowerRoman"/>
+      <w:lvlText w:val="%9."/>
+      <w:lvlJc w:val="right"/>
+      <w:pPr>
+        <w:ind w:left="6840" w:hanging="180"/>
+      </w:pPr>
+    </w:lvl>
+  </w:abstractNum>
+  <w:abstractNum w:abstractNumId="1" w15:restartNumberingAfterBreak="0">
     <w:nsid w:val="14232664"/>
     <w:multiLevelType w:val="hybridMultilevel"/>
     <w:tmpl w:val="DF6CED64"/>
@@ -4172,7 +8227,7 @@
       </w:pPr>
     </w:lvl>
   </w:abstractNum>
-  <w:abstractNum w:abstractNumId="1" w15:restartNumberingAfterBreak="0">
+  <w:abstractNum w:abstractNumId="2" w15:restartNumberingAfterBreak="0">
     <w:nsid w:val="408E5860"/>
     <w:multiLevelType w:val="hybridMultilevel"/>
     <w:tmpl w:val="6D5A7548"/>
@@ -4261,7 +8316,298 @@
       </w:pPr>
     </w:lvl>
   </w:abstractNum>
-  <w:abstractNum w:abstractNumId="2" w15:restartNumberingAfterBreak="0">
+  <w:abstractNum w:abstractNumId="3" w15:restartNumberingAfterBreak="0">
+    <w:nsid w:val="4BD90E58"/>
+    <w:multiLevelType w:val="hybridMultilevel"/>
+    <w:tmpl w:val="F7503FAE"/>
+    <w:lvl w:ilvl="0" w:tplc="1B46D45A">
+      <w:start w:val="1"/>
+      <w:numFmt w:val="decimal"/>
+      <w:lvlText w:val="%1."/>
+      <w:lvlJc w:val="left"/>
+      <w:pPr>
+        <w:ind w:left="1080" w:hanging="360"/>
+      </w:pPr>
+      <w:rPr>
+        <w:rFonts w:hint="default"/>
+      </w:rPr>
+    </w:lvl>
+    <w:lvl w:ilvl="1" w:tplc="04090019" w:tentative="1">
+      <w:start w:val="1"/>
+      <w:numFmt w:val="lowerLetter"/>
+      <w:lvlText w:val="%2."/>
+      <w:lvlJc w:val="left"/>
+      <w:pPr>
+        <w:ind w:left="1800" w:hanging="360"/>
+      </w:pPr>
+    </w:lvl>
+    <w:lvl w:ilvl="2" w:tplc="0409001B" w:tentative="1">
+      <w:start w:val="1"/>
+      <w:numFmt w:val="lowerRoman"/>
+      <w:lvlText w:val="%3."/>
+      <w:lvlJc w:val="right"/>
+      <w:pPr>
+        <w:ind w:left="2520" w:hanging="180"/>
+      </w:pPr>
+    </w:lvl>
+    <w:lvl w:ilvl="3" w:tplc="0409000F" w:tentative="1">
+      <w:start w:val="1"/>
+      <w:numFmt w:val="decimal"/>
+      <w:lvlText w:val="%4."/>
+      <w:lvlJc w:val="left"/>
+      <w:pPr>
+        <w:ind w:left="3240" w:hanging="360"/>
+      </w:pPr>
+    </w:lvl>
+    <w:lvl w:ilvl="4" w:tplc="04090019" w:tentative="1">
+      <w:start w:val="1"/>
+      <w:numFmt w:val="lowerLetter"/>
+      <w:lvlText w:val="%5."/>
+      <w:lvlJc w:val="left"/>
+      <w:pPr>
+        <w:ind w:left="3960" w:hanging="360"/>
+      </w:pPr>
+    </w:lvl>
+    <w:lvl w:ilvl="5" w:tplc="0409001B" w:tentative="1">
+      <w:start w:val="1"/>
+      <w:numFmt w:val="lowerRoman"/>
+      <w:lvlText w:val="%6."/>
+      <w:lvlJc w:val="right"/>
+      <w:pPr>
+        <w:ind w:left="4680" w:hanging="180"/>
+      </w:pPr>
+    </w:lvl>
+    <w:lvl w:ilvl="6" w:tplc="0409000F" w:tentative="1">
+      <w:start w:val="1"/>
+      <w:numFmt w:val="decimal"/>
+      <w:lvlText w:val="%7."/>
+      <w:lvlJc w:val="left"/>
+      <w:pPr>
+        <w:ind w:left="5400" w:hanging="360"/>
+      </w:pPr>
+    </w:lvl>
+    <w:lvl w:ilvl="7" w:tplc="04090019" w:tentative="1">
+      <w:start w:val="1"/>
+      <w:numFmt w:val="lowerLetter"/>
+      <w:lvlText w:val="%8."/>
+      <w:lvlJc w:val="left"/>
+      <w:pPr>
+        <w:ind w:left="6120" w:hanging="360"/>
+      </w:pPr>
+    </w:lvl>
+    <w:lvl w:ilvl="8" w:tplc="0409001B" w:tentative="1">
+      <w:start w:val="1"/>
+      <w:numFmt w:val="lowerRoman"/>
+      <w:lvlText w:val="%9."/>
+      <w:lvlJc w:val="right"/>
+      <w:pPr>
+        <w:ind w:left="6840" w:hanging="180"/>
+      </w:pPr>
+    </w:lvl>
+  </w:abstractNum>
+  <w:abstractNum w:abstractNumId="4" w15:restartNumberingAfterBreak="0">
+    <w:nsid w:val="4D4463F7"/>
+    <w:multiLevelType w:val="hybridMultilevel"/>
+    <w:tmpl w:val="B6600154"/>
+    <w:lvl w:ilvl="0" w:tplc="066C9A22">
+      <w:start w:val="1"/>
+      <w:numFmt w:val="bullet"/>
+      <w:lvlText w:val=""/>
+      <w:lvlJc w:val="left"/>
+      <w:pPr>
+        <w:ind w:left="1080" w:hanging="360"/>
+      </w:pPr>
+      <w:rPr>
+        <w:rFonts w:ascii="Wingdings" w:eastAsiaTheme="minorHAnsi" w:hAnsi="Wingdings" w:cstheme="minorBidi" w:hint="default"/>
+      </w:rPr>
+    </w:lvl>
+    <w:lvl w:ilvl="1" w:tplc="04090003" w:tentative="1">
+      <w:start w:val="1"/>
+      <w:numFmt w:val="bullet"/>
+      <w:lvlText w:val="o"/>
+      <w:lvlJc w:val="left"/>
+      <w:pPr>
+        <w:ind w:left="1800" w:hanging="360"/>
+      </w:pPr>
+      <w:rPr>
+        <w:rFonts w:ascii="Courier New" w:hAnsi="Courier New" w:cs="Courier New" w:hint="default"/>
+      </w:rPr>
+    </w:lvl>
+    <w:lvl w:ilvl="2" w:tplc="04090005" w:tentative="1">
+      <w:start w:val="1"/>
+      <w:numFmt w:val="bullet"/>
+      <w:lvlText w:val=""/>
+      <w:lvlJc w:val="left"/>
+      <w:pPr>
+        <w:ind w:left="2520" w:hanging="360"/>
+      </w:pPr>
+      <w:rPr>
+        <w:rFonts w:ascii="Wingdings" w:hAnsi="Wingdings" w:hint="default"/>
+      </w:rPr>
+    </w:lvl>
+    <w:lvl w:ilvl="3" w:tplc="04090001" w:tentative="1">
+      <w:start w:val="1"/>
+      <w:numFmt w:val="bullet"/>
+      <w:lvlText w:val=""/>
+      <w:lvlJc w:val="left"/>
+      <w:pPr>
+        <w:ind w:left="3240" w:hanging="360"/>
+      </w:pPr>
+      <w:rPr>
+        <w:rFonts w:ascii="Symbol" w:hAnsi="Symbol" w:hint="default"/>
+      </w:rPr>
+    </w:lvl>
+    <w:lvl w:ilvl="4" w:tplc="04090003" w:tentative="1">
+      <w:start w:val="1"/>
+      <w:numFmt w:val="bullet"/>
+      <w:lvlText w:val="o"/>
+      <w:lvlJc w:val="left"/>
+      <w:pPr>
+        <w:ind w:left="3960" w:hanging="360"/>
+      </w:pPr>
+      <w:rPr>
+        <w:rFonts w:ascii="Courier New" w:hAnsi="Courier New" w:cs="Courier New" w:hint="default"/>
+      </w:rPr>
+    </w:lvl>
+    <w:lvl w:ilvl="5" w:tplc="04090005" w:tentative="1">
+      <w:start w:val="1"/>
+      <w:numFmt w:val="bullet"/>
+      <w:lvlText w:val=""/>
+      <w:lvlJc w:val="left"/>
+      <w:pPr>
+        <w:ind w:left="4680" w:hanging="360"/>
+      </w:pPr>
+      <w:rPr>
+        <w:rFonts w:ascii="Wingdings" w:hAnsi="Wingdings" w:hint="default"/>
+      </w:rPr>
+    </w:lvl>
+    <w:lvl w:ilvl="6" w:tplc="04090001" w:tentative="1">
+      <w:start w:val="1"/>
+      <w:numFmt w:val="bullet"/>
+      <w:lvlText w:val=""/>
+      <w:lvlJc w:val="left"/>
+      <w:pPr>
+        <w:ind w:left="5400" w:hanging="360"/>
+      </w:pPr>
+      <w:rPr>
+        <w:rFonts w:ascii="Symbol" w:hAnsi="Symbol" w:hint="default"/>
+      </w:rPr>
+    </w:lvl>
+    <w:lvl w:ilvl="7" w:tplc="04090003" w:tentative="1">
+      <w:start w:val="1"/>
+      <w:numFmt w:val="bullet"/>
+      <w:lvlText w:val="o"/>
+      <w:lvlJc w:val="left"/>
+      <w:pPr>
+        <w:ind w:left="6120" w:hanging="360"/>
+      </w:pPr>
+      <w:rPr>
+        <w:rFonts w:ascii="Courier New" w:hAnsi="Courier New" w:cs="Courier New" w:hint="default"/>
+      </w:rPr>
+    </w:lvl>
+    <w:lvl w:ilvl="8" w:tplc="04090005" w:tentative="1">
+      <w:start w:val="1"/>
+      <w:numFmt w:val="bullet"/>
+      <w:lvlText w:val=""/>
+      <w:lvlJc w:val="left"/>
+      <w:pPr>
+        <w:ind w:left="6840" w:hanging="360"/>
+      </w:pPr>
+      <w:rPr>
+        <w:rFonts w:ascii="Wingdings" w:hAnsi="Wingdings" w:hint="default"/>
+      </w:rPr>
+    </w:lvl>
+  </w:abstractNum>
+  <w:abstractNum w:abstractNumId="5" w15:restartNumberingAfterBreak="0">
+    <w:nsid w:val="57301B76"/>
+    <w:multiLevelType w:val="hybridMultilevel"/>
+    <w:tmpl w:val="7BA4CAF2"/>
+    <w:lvl w:ilvl="0" w:tplc="A4F027FC">
+      <w:start w:val="1"/>
+      <w:numFmt w:val="decimal"/>
+      <w:lvlText w:val="%1."/>
+      <w:lvlJc w:val="left"/>
+      <w:pPr>
+        <w:ind w:left="1080" w:hanging="360"/>
+      </w:pPr>
+      <w:rPr>
+        <w:rFonts w:hint="default"/>
+      </w:rPr>
+    </w:lvl>
+    <w:lvl w:ilvl="1" w:tplc="04090019" w:tentative="1">
+      <w:start w:val="1"/>
+      <w:numFmt w:val="lowerLetter"/>
+      <w:lvlText w:val="%2."/>
+      <w:lvlJc w:val="left"/>
+      <w:pPr>
+        <w:ind w:left="1800" w:hanging="360"/>
+      </w:pPr>
+    </w:lvl>
+    <w:lvl w:ilvl="2" w:tplc="0409001B" w:tentative="1">
+      <w:start w:val="1"/>
+      <w:numFmt w:val="lowerRoman"/>
+      <w:lvlText w:val="%3."/>
+      <w:lvlJc w:val="right"/>
+      <w:pPr>
+        <w:ind w:left="2520" w:hanging="180"/>
+      </w:pPr>
+    </w:lvl>
+    <w:lvl w:ilvl="3" w:tplc="0409000F" w:tentative="1">
+      <w:start w:val="1"/>
+      <w:numFmt w:val="decimal"/>
+      <w:lvlText w:val="%4."/>
+      <w:lvlJc w:val="left"/>
+      <w:pPr>
+        <w:ind w:left="3240" w:hanging="360"/>
+      </w:pPr>
+    </w:lvl>
+    <w:lvl w:ilvl="4" w:tplc="04090019" w:tentative="1">
+      <w:start w:val="1"/>
+      <w:numFmt w:val="lowerLetter"/>
+      <w:lvlText w:val="%5."/>
+      <w:lvlJc w:val="left"/>
+      <w:pPr>
+        <w:ind w:left="3960" w:hanging="360"/>
+      </w:pPr>
+    </w:lvl>
+    <w:lvl w:ilvl="5" w:tplc="0409001B" w:tentative="1">
+      <w:start w:val="1"/>
+      <w:numFmt w:val="lowerRoman"/>
+      <w:lvlText w:val="%6."/>
+      <w:lvlJc w:val="right"/>
+      <w:pPr>
+        <w:ind w:left="4680" w:hanging="180"/>
+      </w:pPr>
+    </w:lvl>
+    <w:lvl w:ilvl="6" w:tplc="0409000F" w:tentative="1">
+      <w:start w:val="1"/>
+      <w:numFmt w:val="decimal"/>
+      <w:lvlText w:val="%7."/>
+      <w:lvlJc w:val="left"/>
+      <w:pPr>
+        <w:ind w:left="5400" w:hanging="360"/>
+      </w:pPr>
+    </w:lvl>
+    <w:lvl w:ilvl="7" w:tplc="04090019" w:tentative="1">
+      <w:start w:val="1"/>
+      <w:numFmt w:val="lowerLetter"/>
+      <w:lvlText w:val="%8."/>
+      <w:lvlJc w:val="left"/>
+      <w:pPr>
+        <w:ind w:left="6120" w:hanging="360"/>
+      </w:pPr>
+    </w:lvl>
+    <w:lvl w:ilvl="8" w:tplc="0409001B" w:tentative="1">
+      <w:start w:val="1"/>
+      <w:numFmt w:val="lowerRoman"/>
+      <w:lvlText w:val="%9."/>
+      <w:lvlJc w:val="right"/>
+      <w:pPr>
+        <w:ind w:left="6840" w:hanging="180"/>
+      </w:pPr>
+    </w:lvl>
+  </w:abstractNum>
+  <w:abstractNum w:abstractNumId="6" w15:restartNumberingAfterBreak="0">
     <w:nsid w:val="7B9F4DFF"/>
     <w:multiLevelType w:val="hybridMultilevel"/>
     <w:tmpl w:val="F790F576"/>
@@ -4350,7 +8696,7 @@
       </w:pPr>
     </w:lvl>
   </w:abstractNum>
-  <w:abstractNum w:abstractNumId="3" w15:restartNumberingAfterBreak="0">
+  <w:abstractNum w:abstractNumId="7" w15:restartNumberingAfterBreak="0">
     <w:nsid w:val="7DC07C6A"/>
     <w:multiLevelType w:val="hybridMultilevel"/>
     <w:tmpl w:val="E064DD0E"/>
@@ -4464,16 +8810,28 @@
     </w:lvl>
   </w:abstractNum>
   <w:num w:numId="1" w16cid:durableId="794257111">
+    <w:abstractNumId w:val="1"/>
+  </w:num>
+  <w:num w:numId="2" w16cid:durableId="1027872644">
+    <w:abstractNumId w:val="7"/>
+  </w:num>
+  <w:num w:numId="3" w16cid:durableId="406457840">
+    <w:abstractNumId w:val="6"/>
+  </w:num>
+  <w:num w:numId="4" w16cid:durableId="438062115">
+    <w:abstractNumId w:val="2"/>
+  </w:num>
+  <w:num w:numId="5" w16cid:durableId="188837541">
     <w:abstractNumId w:val="0"/>
   </w:num>
-  <w:num w:numId="2" w16cid:durableId="1027872644">
+  <w:num w:numId="6" w16cid:durableId="1810049783">
+    <w:abstractNumId w:val="4"/>
+  </w:num>
+  <w:num w:numId="7" w16cid:durableId="875235136">
+    <w:abstractNumId w:val="5"/>
+  </w:num>
+  <w:num w:numId="8" w16cid:durableId="1212421634">
     <w:abstractNumId w:val="3"/>
-  </w:num>
-  <w:num w:numId="3" w16cid:durableId="406457840">
-    <w:abstractNumId w:val="2"/>
-  </w:num>
-  <w:num w:numId="4" w16cid:durableId="438062115">
-    <w:abstractNumId w:val="1"/>
   </w:num>
 </w:numbering>
 </file>
@@ -4955,6 +9313,50 @@
       <w:contextualSpacing/>
     </w:pPr>
   </w:style>
+  <w:style w:type="paragraph" w:styleId="Header">
+    <w:name w:val="header"/>
+    <w:basedOn w:val="Normal"/>
+    <w:link w:val="HeaderChar"/>
+    <w:uiPriority w:val="99"/>
+    <w:unhideWhenUsed/>
+    <w:rsid w:val="00613028"/>
+    <w:pPr>
+      <w:tabs>
+        <w:tab w:val="center" w:pos="4680"/>
+        <w:tab w:val="right" w:pos="9360"/>
+      </w:tabs>
+      <w:spacing w:after="0" w:line="240" w:lineRule="auto"/>
+    </w:pPr>
+  </w:style>
+  <w:style w:type="character" w:customStyle="1" w:styleId="HeaderChar">
+    <w:name w:val="Header Char"/>
+    <w:basedOn w:val="DefaultParagraphFont"/>
+    <w:link w:val="Header"/>
+    <w:uiPriority w:val="99"/>
+    <w:rsid w:val="00613028"/>
+  </w:style>
+  <w:style w:type="paragraph" w:styleId="Footer">
+    <w:name w:val="footer"/>
+    <w:basedOn w:val="Normal"/>
+    <w:link w:val="FooterChar"/>
+    <w:uiPriority w:val="99"/>
+    <w:unhideWhenUsed/>
+    <w:rsid w:val="00613028"/>
+    <w:pPr>
+      <w:tabs>
+        <w:tab w:val="center" w:pos="4680"/>
+        <w:tab w:val="right" w:pos="9360"/>
+      </w:tabs>
+      <w:spacing w:after="0" w:line="240" w:lineRule="auto"/>
+    </w:pPr>
+  </w:style>
+  <w:style w:type="character" w:customStyle="1" w:styleId="FooterChar">
+    <w:name w:val="Footer Char"/>
+    <w:basedOn w:val="DefaultParagraphFont"/>
+    <w:link w:val="Footer"/>
+    <w:uiPriority w:val="99"/>
+    <w:rsid w:val="00613028"/>
+  </w:style>
 </w:styles>
 </file>
 

--- a/fluid dynamics.docx
+++ b/fluid dynamics.docx
@@ -3686,14 +3686,7 @@
                 <w:rFonts w:ascii="Cambria Math" w:hAnsi="Cambria Math"/>
                 <w:lang w:val="en-US"/>
               </w:rPr>
-              <m:t>∆</m:t>
-            </m:r>
-            <m:r>
-              <w:rPr>
-                <w:rFonts w:ascii="Cambria Math" w:hAnsi="Cambria Math"/>
-                <w:lang w:val="en-US"/>
-              </w:rPr>
-              <m:t>t</m:t>
+              <m:t>∆t</m:t>
             </m:r>
           </m:den>
         </m:f>
@@ -4358,14 +4351,7 @@
             <w:rFonts w:ascii="Cambria Math" w:hAnsi="Cambria Math"/>
             <w:lang w:val="en-US"/>
           </w:rPr>
-          <m:t>P</m:t>
-        </m:r>
-        <m:r>
-          <w:rPr>
-            <w:rFonts w:ascii="Cambria Math" w:hAnsi="Cambria Math"/>
-            <w:lang w:val="en-US"/>
-          </w:rPr>
-          <m:t>=</m:t>
+          <m:t>P=</m:t>
         </m:r>
         <m:f>
           <m:fPr>
@@ -5091,14 +5077,7 @@
             <w:rFonts w:ascii="Cambria Math" w:hAnsi="Cambria Math"/>
             <w:lang w:val="en-US"/>
           </w:rPr>
-          <m:t>P</m:t>
-        </m:r>
-        <m:r>
-          <w:rPr>
-            <w:rFonts w:ascii="Cambria Math" w:hAnsi="Cambria Math"/>
-            <w:lang w:val="en-US"/>
-          </w:rPr>
-          <m:t>V=nRT=</m:t>
+          <m:t>PV=nRT=</m:t>
         </m:r>
         <m:f>
           <m:fPr>
@@ -5750,21 +5729,7 @@
                 <w:rFonts w:ascii="Cambria Math" w:hAnsi="Cambria Math"/>
                 <w:lang w:val="en-US"/>
               </w:rPr>
-              <m:t>3</m:t>
-            </m:r>
-            <m:r>
-              <w:rPr>
-                <w:rFonts w:ascii="Cambria Math" w:hAnsi="Cambria Math"/>
-                <w:lang w:val="en-US"/>
-              </w:rPr>
-              <m:t>R</m:t>
-            </m:r>
-            <m:r>
-              <w:rPr>
-                <w:rFonts w:ascii="Cambria Math" w:hAnsi="Cambria Math"/>
-                <w:lang w:val="en-US"/>
-              </w:rPr>
-              <m:t>T</m:t>
+              <m:t>3RT</m:t>
             </m:r>
           </m:num>
           <m:den>
@@ -6682,6 +6647,1165 @@
         <w:pStyle w:val="ListParagraph"/>
         <w:numPr>
           <w:ilvl w:val="0"/>
+          <w:numId w:val="8"/>
+        </w:numPr>
+        <w:rPr>
+          <w:lang w:val="en-US"/>
+        </w:rPr>
+      </w:pPr>
+      <w:r>
+        <w:rPr>
+          <w:lang w:val="en-US"/>
+        </w:rPr>
+        <w:t>Phân Phối Của Tốc Độ Phân Tử Khí Lý Tưởng?</w:t>
+      </w:r>
+    </w:p>
+    <w:p>
+      <w:pPr>
+        <w:pStyle w:val="ListParagraph"/>
+        <w:numPr>
+          <w:ilvl w:val="0"/>
+          <w:numId w:val="2"/>
+        </w:numPr>
+        <w:rPr>
+          <w:lang w:val="en-US"/>
+        </w:rPr>
+      </w:pPr>
+      <w:r>
+        <w:rPr>
+          <w:lang w:val="en-US"/>
+        </w:rPr>
+        <w:t>Tiếp tục với mục 1, các phân tử khí chuyển động hỗn loạn trong hộp với tốc độ ngẫu nhiên, thuộc phân phối Maxwell Boltzmann, có PDF là</w:t>
+      </w:r>
+    </w:p>
+    <w:p>
+      <w:pPr>
+        <w:pStyle w:val="ListParagraph"/>
+        <w:pBdr>
+          <w:top w:val="single" w:sz="4" w:space="1" w:color="auto"/>
+          <w:left w:val="single" w:sz="4" w:space="4" w:color="auto"/>
+          <w:bottom w:val="single" w:sz="4" w:space="1" w:color="auto"/>
+          <w:right w:val="single" w:sz="4" w:space="4" w:color="auto"/>
+        </w:pBdr>
+        <w:ind w:left="1080"/>
+        <w:rPr>
+          <w:lang w:val="en-US"/>
+        </w:rPr>
+      </w:pPr>
+      <m:oMath>
+        <m:r>
+          <w:rPr>
+            <w:rFonts w:ascii="Cambria Math" w:hAnsi="Cambria Math"/>
+            <w:lang w:val="en-US"/>
+          </w:rPr>
+          <m:t>f</m:t>
+        </m:r>
+        <m:d>
+          <m:dPr>
+            <m:ctrlPr>
+              <w:rPr>
+                <w:rFonts w:ascii="Cambria Math" w:hAnsi="Cambria Math"/>
+                <w:i/>
+                <w:lang w:val="en-US"/>
+              </w:rPr>
+            </m:ctrlPr>
+          </m:dPr>
+          <m:e>
+            <m:r>
+              <w:rPr>
+                <w:rFonts w:ascii="Cambria Math" w:hAnsi="Cambria Math"/>
+                <w:lang w:val="en-US"/>
+              </w:rPr>
+              <m:t>v</m:t>
+            </m:r>
+          </m:e>
+        </m:d>
+        <m:r>
+          <w:rPr>
+            <w:rFonts w:ascii="Cambria Math" w:hAnsi="Cambria Math"/>
+            <w:lang w:val="en-US"/>
+          </w:rPr>
+          <m:t>=4π</m:t>
+        </m:r>
+        <m:sSup>
+          <m:sSupPr>
+            <m:ctrlPr>
+              <w:rPr>
+                <w:rFonts w:ascii="Cambria Math" w:hAnsi="Cambria Math"/>
+                <w:i/>
+                <w:lang w:val="en-US"/>
+              </w:rPr>
+            </m:ctrlPr>
+          </m:sSupPr>
+          <m:e>
+            <m:d>
+              <m:dPr>
+                <m:ctrlPr>
+                  <w:rPr>
+                    <w:rFonts w:ascii="Cambria Math" w:hAnsi="Cambria Math"/>
+                    <w:i/>
+                    <w:lang w:val="en-US"/>
+                  </w:rPr>
+                </m:ctrlPr>
+              </m:dPr>
+              <m:e>
+                <m:f>
+                  <m:fPr>
+                    <m:ctrlPr>
+                      <w:rPr>
+                        <w:rFonts w:ascii="Cambria Math" w:hAnsi="Cambria Math"/>
+                        <w:i/>
+                        <w:lang w:val="en-US"/>
+                      </w:rPr>
+                    </m:ctrlPr>
+                  </m:fPr>
+                  <m:num>
+                    <m:sSub>
+                      <m:sSubPr>
+                        <m:ctrlPr>
+                          <w:rPr>
+                            <w:rFonts w:ascii="Cambria Math" w:hAnsi="Cambria Math"/>
+                            <w:i/>
+                            <w:lang w:val="en-US"/>
+                          </w:rPr>
+                        </m:ctrlPr>
+                      </m:sSubPr>
+                      <m:e>
+                        <m:r>
+                          <w:rPr>
+                            <w:rFonts w:ascii="Cambria Math" w:hAnsi="Cambria Math"/>
+                            <w:lang w:val="en-US"/>
+                          </w:rPr>
+                          <m:t>m</m:t>
+                        </m:r>
+                      </m:e>
+                      <m:sub>
+                        <m:r>
+                          <w:rPr>
+                            <w:rFonts w:ascii="Cambria Math" w:hAnsi="Cambria Math"/>
+                            <w:lang w:val="en-US"/>
+                          </w:rPr>
+                          <m:t>0</m:t>
+                        </m:r>
+                      </m:sub>
+                    </m:sSub>
+                  </m:num>
+                  <m:den>
+                    <m:r>
+                      <w:rPr>
+                        <w:rFonts w:ascii="Cambria Math" w:hAnsi="Cambria Math"/>
+                        <w:lang w:val="en-US"/>
+                      </w:rPr>
+                      <m:t>2</m:t>
+                    </m:r>
+                    <m:r>
+                      <w:rPr>
+                        <w:rFonts w:ascii="Cambria Math" w:hAnsi="Cambria Math"/>
+                        <w:lang w:val="en-US"/>
+                      </w:rPr>
+                      <m:t>π</m:t>
+                    </m:r>
+                    <m:r>
+                      <w:rPr>
+                        <w:rFonts w:ascii="Cambria Math" w:hAnsi="Cambria Math"/>
+                        <w:lang w:val="en-US"/>
+                      </w:rPr>
+                      <m:t>kT</m:t>
+                    </m:r>
+                  </m:den>
+                </m:f>
+              </m:e>
+            </m:d>
+          </m:e>
+          <m:sup>
+            <m:f>
+              <m:fPr>
+                <m:ctrlPr>
+                  <w:rPr>
+                    <w:rFonts w:ascii="Cambria Math" w:hAnsi="Cambria Math"/>
+                    <w:i/>
+                    <w:lang w:val="en-US"/>
+                  </w:rPr>
+                </m:ctrlPr>
+              </m:fPr>
+              <m:num>
+                <m:r>
+                  <w:rPr>
+                    <w:rFonts w:ascii="Cambria Math" w:hAnsi="Cambria Math"/>
+                    <w:lang w:val="en-US"/>
+                  </w:rPr>
+                  <m:t>3</m:t>
+                </m:r>
+              </m:num>
+              <m:den>
+                <m:r>
+                  <w:rPr>
+                    <w:rFonts w:ascii="Cambria Math" w:hAnsi="Cambria Math"/>
+                    <w:lang w:val="en-US"/>
+                  </w:rPr>
+                  <m:t>2</m:t>
+                </m:r>
+              </m:den>
+            </m:f>
+          </m:sup>
+        </m:sSup>
+        <m:sSup>
+          <m:sSupPr>
+            <m:ctrlPr>
+              <w:rPr>
+                <w:rFonts w:ascii="Cambria Math" w:hAnsi="Cambria Math"/>
+                <w:i/>
+                <w:lang w:val="en-US"/>
+              </w:rPr>
+            </m:ctrlPr>
+          </m:sSupPr>
+          <m:e>
+            <m:r>
+              <w:rPr>
+                <w:rFonts w:ascii="Cambria Math" w:hAnsi="Cambria Math"/>
+                <w:lang w:val="en-US"/>
+              </w:rPr>
+              <m:t>v</m:t>
+            </m:r>
+          </m:e>
+          <m:sup>
+            <m:r>
+              <w:rPr>
+                <w:rFonts w:ascii="Cambria Math" w:hAnsi="Cambria Math"/>
+                <w:lang w:val="en-US"/>
+              </w:rPr>
+              <m:t>2</m:t>
+            </m:r>
+          </m:sup>
+        </m:sSup>
+        <m:sSup>
+          <m:sSupPr>
+            <m:ctrlPr>
+              <w:rPr>
+                <w:rFonts w:ascii="Cambria Math" w:hAnsi="Cambria Math"/>
+                <w:i/>
+                <w:lang w:val="en-US"/>
+              </w:rPr>
+            </m:ctrlPr>
+          </m:sSupPr>
+          <m:e>
+            <m:r>
+              <w:rPr>
+                <w:rFonts w:ascii="Cambria Math" w:hAnsi="Cambria Math"/>
+                <w:lang w:val="en-US"/>
+              </w:rPr>
+              <m:t>e</m:t>
+            </m:r>
+          </m:e>
+          <m:sup>
+            <m:r>
+              <w:rPr>
+                <w:rFonts w:ascii="Cambria Math" w:hAnsi="Cambria Math"/>
+                <w:lang w:val="en-US"/>
+              </w:rPr>
+              <m:t>-</m:t>
+            </m:r>
+            <m:f>
+              <m:fPr>
+                <m:ctrlPr>
+                  <w:rPr>
+                    <w:rFonts w:ascii="Cambria Math" w:hAnsi="Cambria Math"/>
+                    <w:i/>
+                    <w:lang w:val="en-US"/>
+                  </w:rPr>
+                </m:ctrlPr>
+              </m:fPr>
+              <m:num>
+                <m:sSub>
+                  <m:sSubPr>
+                    <m:ctrlPr>
+                      <w:rPr>
+                        <w:rFonts w:ascii="Cambria Math" w:hAnsi="Cambria Math"/>
+                        <w:i/>
+                        <w:lang w:val="en-US"/>
+                      </w:rPr>
+                    </m:ctrlPr>
+                  </m:sSubPr>
+                  <m:e>
+                    <m:r>
+                      <w:rPr>
+                        <w:rFonts w:ascii="Cambria Math" w:hAnsi="Cambria Math"/>
+                        <w:lang w:val="en-US"/>
+                      </w:rPr>
+                      <m:t>m</m:t>
+                    </m:r>
+                  </m:e>
+                  <m:sub>
+                    <m:r>
+                      <w:rPr>
+                        <w:rFonts w:ascii="Cambria Math" w:hAnsi="Cambria Math"/>
+                        <w:lang w:val="en-US"/>
+                      </w:rPr>
+                      <m:t>0</m:t>
+                    </m:r>
+                  </m:sub>
+                </m:sSub>
+              </m:num>
+              <m:den>
+                <m:r>
+                  <w:rPr>
+                    <w:rFonts w:ascii="Cambria Math" w:hAnsi="Cambria Math"/>
+                    <w:lang w:val="en-US"/>
+                  </w:rPr>
+                  <m:t>2kT</m:t>
+                </m:r>
+              </m:den>
+            </m:f>
+            <m:sSup>
+              <m:sSupPr>
+                <m:ctrlPr>
+                  <w:rPr>
+                    <w:rFonts w:ascii="Cambria Math" w:hAnsi="Cambria Math"/>
+                    <w:i/>
+                    <w:lang w:val="en-US"/>
+                  </w:rPr>
+                </m:ctrlPr>
+              </m:sSupPr>
+              <m:e>
+                <m:r>
+                  <w:rPr>
+                    <w:rFonts w:ascii="Cambria Math" w:hAnsi="Cambria Math"/>
+                    <w:lang w:val="en-US"/>
+                  </w:rPr>
+                  <m:t>v</m:t>
+                </m:r>
+              </m:e>
+              <m:sup>
+                <m:r>
+                  <w:rPr>
+                    <w:rFonts w:ascii="Cambria Math" w:hAnsi="Cambria Math"/>
+                    <w:lang w:val="en-US"/>
+                  </w:rPr>
+                  <m:t>2</m:t>
+                </m:r>
+              </m:sup>
+            </m:sSup>
+          </m:sup>
+        </m:sSup>
+        <m:r>
+          <w:rPr>
+            <w:rFonts w:ascii="Cambria Math" w:hAnsi="Cambria Math"/>
+            <w:lang w:val="en-US"/>
+          </w:rPr>
+          <m:t>,v≥0</m:t>
+        </m:r>
+      </m:oMath>
+      <w:r>
+        <w:rPr>
+          <w:rFonts w:eastAsiaTheme="minorEastAsia"/>
+          <w:lang w:val="en-US"/>
+        </w:rPr>
+        <w:t xml:space="preserve"> </w:t>
+      </w:r>
+    </w:p>
+    <w:p>
+      <w:pPr>
+        <w:pStyle w:val="ListParagraph"/>
+        <w:numPr>
+          <w:ilvl w:val="0"/>
+          <w:numId w:val="2"/>
+        </w:numPr>
+        <w:rPr>
+          <w:lang w:val="en-US"/>
+        </w:rPr>
+      </w:pPr>
+      <w:r>
+        <w:rPr>
+          <w:lang w:val="en-US"/>
+        </w:rPr>
+        <w:t>Mode của phân phối này là</w:t>
+      </w:r>
+    </w:p>
+    <w:p>
+      <w:pPr>
+        <w:pStyle w:val="ListParagraph"/>
+        <w:pBdr>
+          <w:top w:val="single" w:sz="4" w:space="1" w:color="auto"/>
+          <w:left w:val="single" w:sz="4" w:space="4" w:color="auto"/>
+          <w:bottom w:val="single" w:sz="4" w:space="1" w:color="auto"/>
+          <w:right w:val="single" w:sz="4" w:space="4" w:color="auto"/>
+        </w:pBdr>
+        <w:ind w:left="1080"/>
+        <w:rPr>
+          <w:lang w:val="en-US"/>
+        </w:rPr>
+      </w:pPr>
+      <m:oMath>
+        <m:sSub>
+          <m:sSubPr>
+            <m:ctrlPr>
+              <w:rPr>
+                <w:rFonts w:ascii="Cambria Math" w:hAnsi="Cambria Math"/>
+                <w:i/>
+                <w:lang w:val="en-US"/>
+              </w:rPr>
+            </m:ctrlPr>
+          </m:sSubPr>
+          <m:e>
+            <m:r>
+              <w:rPr>
+                <w:rFonts w:ascii="Cambria Math" w:hAnsi="Cambria Math"/>
+                <w:lang w:val="en-US"/>
+              </w:rPr>
+              <m:t>v</m:t>
+            </m:r>
+          </m:e>
+          <m:sub>
+            <m:r>
+              <w:rPr>
+                <w:rFonts w:ascii="Cambria Math" w:hAnsi="Cambria Math"/>
+                <w:lang w:val="en-US"/>
+              </w:rPr>
+              <m:t>M</m:t>
+            </m:r>
+          </m:sub>
+        </m:sSub>
+        <m:r>
+          <w:rPr>
+            <w:rFonts w:ascii="Cambria Math" w:hAnsi="Cambria Math"/>
+            <w:lang w:val="en-US"/>
+          </w:rPr>
+          <m:t>=</m:t>
+        </m:r>
+        <m:rad>
+          <m:radPr>
+            <m:degHide m:val="1"/>
+            <m:ctrlPr>
+              <w:rPr>
+                <w:rFonts w:ascii="Cambria Math" w:hAnsi="Cambria Math"/>
+                <w:i/>
+                <w:lang w:val="en-US"/>
+              </w:rPr>
+            </m:ctrlPr>
+          </m:radPr>
+          <m:deg/>
+          <m:e>
+            <m:f>
+              <m:fPr>
+                <m:ctrlPr>
+                  <w:rPr>
+                    <w:rFonts w:ascii="Cambria Math" w:hAnsi="Cambria Math"/>
+                    <w:i/>
+                    <w:lang w:val="en-US"/>
+                  </w:rPr>
+                </m:ctrlPr>
+              </m:fPr>
+              <m:num>
+                <m:r>
+                  <w:rPr>
+                    <w:rFonts w:ascii="Cambria Math" w:hAnsi="Cambria Math"/>
+                    <w:lang w:val="en-US"/>
+                  </w:rPr>
+                  <m:t>2kT</m:t>
+                </m:r>
+              </m:num>
+              <m:den>
+                <m:sSub>
+                  <m:sSubPr>
+                    <m:ctrlPr>
+                      <w:rPr>
+                        <w:rFonts w:ascii="Cambria Math" w:hAnsi="Cambria Math"/>
+                        <w:i/>
+                        <w:lang w:val="en-US"/>
+                      </w:rPr>
+                    </m:ctrlPr>
+                  </m:sSubPr>
+                  <m:e>
+                    <m:r>
+                      <w:rPr>
+                        <w:rFonts w:ascii="Cambria Math" w:hAnsi="Cambria Math"/>
+                        <w:lang w:val="en-US"/>
+                      </w:rPr>
+                      <m:t>m</m:t>
+                    </m:r>
+                  </m:e>
+                  <m:sub>
+                    <m:r>
+                      <w:rPr>
+                        <w:rFonts w:ascii="Cambria Math" w:hAnsi="Cambria Math"/>
+                        <w:lang w:val="en-US"/>
+                      </w:rPr>
+                      <m:t>0</m:t>
+                    </m:r>
+                  </m:sub>
+                </m:sSub>
+              </m:den>
+            </m:f>
+          </m:e>
+        </m:rad>
+      </m:oMath>
+      <w:r>
+        <w:rPr>
+          <w:rFonts w:eastAsiaTheme="minorEastAsia"/>
+          <w:lang w:val="en-US"/>
+        </w:rPr>
+        <w:t xml:space="preserve"> </w:t>
+      </w:r>
+    </w:p>
+    <w:p>
+      <w:pPr>
+        <w:pStyle w:val="ListParagraph"/>
+        <w:numPr>
+          <w:ilvl w:val="0"/>
+          <w:numId w:val="2"/>
+        </w:numPr>
+        <w:rPr>
+          <w:lang w:val="en-US"/>
+        </w:rPr>
+      </w:pPr>
+      <w:r>
+        <w:rPr>
+          <w:lang w:val="en-US"/>
+        </w:rPr>
+        <w:t>Từ PDF, ta tính được Mean, hay tốc độ trung bình của phân tử</w:t>
+      </w:r>
+    </w:p>
+    <w:p>
+      <w:pPr>
+        <w:pStyle w:val="ListParagraph"/>
+        <w:pBdr>
+          <w:top w:val="single" w:sz="4" w:space="1" w:color="auto"/>
+          <w:left w:val="single" w:sz="4" w:space="4" w:color="auto"/>
+          <w:bottom w:val="single" w:sz="4" w:space="1" w:color="auto"/>
+          <w:right w:val="single" w:sz="4" w:space="4" w:color="auto"/>
+        </w:pBdr>
+        <w:ind w:left="1080"/>
+        <w:rPr>
+          <w:lang w:val="en-US"/>
+        </w:rPr>
+      </w:pPr>
+      <m:oMath>
+        <m:acc>
+          <m:accPr>
+            <m:chr m:val="̅"/>
+            <m:ctrlPr>
+              <w:rPr>
+                <w:rFonts w:ascii="Cambria Math" w:hAnsi="Cambria Math"/>
+                <w:i/>
+                <w:lang w:val="en-US"/>
+              </w:rPr>
+            </m:ctrlPr>
+          </m:accPr>
+          <m:e>
+            <m:r>
+              <w:rPr>
+                <w:rFonts w:ascii="Cambria Math" w:hAnsi="Cambria Math"/>
+                <w:lang w:val="en-US"/>
+              </w:rPr>
+              <m:t>v</m:t>
+            </m:r>
+          </m:e>
+        </m:acc>
+        <m:r>
+          <w:rPr>
+            <w:rFonts w:ascii="Cambria Math" w:hAnsi="Cambria Math"/>
+            <w:lang w:val="en-US"/>
+          </w:rPr>
+          <m:t>=</m:t>
+        </m:r>
+        <m:rad>
+          <m:radPr>
+            <m:degHide m:val="1"/>
+            <m:ctrlPr>
+              <w:rPr>
+                <w:rFonts w:ascii="Cambria Math" w:hAnsi="Cambria Math"/>
+                <w:i/>
+                <w:lang w:val="en-US"/>
+              </w:rPr>
+            </m:ctrlPr>
+          </m:radPr>
+          <m:deg/>
+          <m:e>
+            <m:f>
+              <m:fPr>
+                <m:ctrlPr>
+                  <w:rPr>
+                    <w:rFonts w:ascii="Cambria Math" w:hAnsi="Cambria Math"/>
+                    <w:i/>
+                    <w:lang w:val="en-US"/>
+                  </w:rPr>
+                </m:ctrlPr>
+              </m:fPr>
+              <m:num>
+                <m:r>
+                  <w:rPr>
+                    <w:rFonts w:ascii="Cambria Math" w:hAnsi="Cambria Math"/>
+                    <w:lang w:val="en-US"/>
+                  </w:rPr>
+                  <m:t>8kT</m:t>
+                </m:r>
+              </m:num>
+              <m:den>
+                <m:r>
+                  <w:rPr>
+                    <w:rFonts w:ascii="Cambria Math" w:hAnsi="Cambria Math"/>
+                    <w:lang w:val="en-US"/>
+                  </w:rPr>
+                  <m:t>π</m:t>
+                </m:r>
+                <m:sSub>
+                  <m:sSubPr>
+                    <m:ctrlPr>
+                      <w:rPr>
+                        <w:rFonts w:ascii="Cambria Math" w:hAnsi="Cambria Math"/>
+                        <w:i/>
+                        <w:lang w:val="en-US"/>
+                      </w:rPr>
+                    </m:ctrlPr>
+                  </m:sSubPr>
+                  <m:e>
+                    <m:r>
+                      <w:rPr>
+                        <w:rFonts w:ascii="Cambria Math" w:hAnsi="Cambria Math"/>
+                        <w:lang w:val="en-US"/>
+                      </w:rPr>
+                      <m:t>m</m:t>
+                    </m:r>
+                  </m:e>
+                  <m:sub>
+                    <m:r>
+                      <w:rPr>
+                        <w:rFonts w:ascii="Cambria Math" w:hAnsi="Cambria Math"/>
+                        <w:lang w:val="en-US"/>
+                      </w:rPr>
+                      <m:t>0</m:t>
+                    </m:r>
+                  </m:sub>
+                </m:sSub>
+              </m:den>
+            </m:f>
+          </m:e>
+        </m:rad>
+      </m:oMath>
+      <w:r>
+        <w:rPr>
+          <w:rFonts w:eastAsiaTheme="minorEastAsia"/>
+          <w:lang w:val="en-US"/>
+        </w:rPr>
+        <w:t xml:space="preserve"> </w:t>
+      </w:r>
+    </w:p>
+    <w:p>
+      <w:pPr>
+        <w:pStyle w:val="ListParagraph"/>
+        <w:numPr>
+          <w:ilvl w:val="0"/>
+          <w:numId w:val="2"/>
+        </w:numPr>
+        <w:rPr>
+          <w:lang w:val="en-US"/>
+        </w:rPr>
+      </w:pPr>
+      <w:r>
+        <w:rPr>
+          <w:lang w:val="en-US"/>
+        </w:rPr>
+        <w:t>Dễ thấy tốc độ trung bình chỉ phụ thuộc vào nhiệt độ Kelvin của đám khí và khối lượng phân tử</w:t>
+      </w:r>
+    </w:p>
+    <w:p>
+      <w:pPr>
+        <w:pStyle w:val="ListParagraph"/>
+        <w:numPr>
+          <w:ilvl w:val="0"/>
+          <w:numId w:val="2"/>
+        </w:numPr>
+        <w:rPr>
+          <w:lang w:val="en-US"/>
+        </w:rPr>
+      </w:pPr>
+      <w:r>
+        <w:rPr>
+          <w:lang w:val="en-US"/>
+        </w:rPr>
+        <w:t>Khi nhiệt độ Kelvin tăng, phân phối có xu hướng dãn ra</w:t>
+      </w:r>
+    </w:p>
+    <w:p>
+      <w:pPr>
+        <w:pStyle w:val="ListParagraph"/>
+        <w:numPr>
+          <w:ilvl w:val="0"/>
+          <w:numId w:val="8"/>
+        </w:numPr>
+        <w:rPr>
+          <w:lang w:val="en-US"/>
+        </w:rPr>
+      </w:pPr>
+      <w:r>
+        <w:rPr>
+          <w:lang w:val="en-US"/>
+        </w:rPr>
+        <w:t>Khí Áp Khi Có Trọng Trường?</w:t>
+      </w:r>
+    </w:p>
+    <w:p>
+      <w:pPr>
+        <w:pStyle w:val="ListParagraph"/>
+        <w:numPr>
+          <w:ilvl w:val="0"/>
+          <w:numId w:val="2"/>
+        </w:numPr>
+        <w:rPr>
+          <w:lang w:val="en-US"/>
+        </w:rPr>
+      </w:pPr>
+      <w:r>
+        <w:rPr>
+          <w:lang w:val="en-US"/>
+        </w:rPr>
+        <w:t>Cho 1 hệ chỉ gồm 1 mặt đất phẳng,1 đám khí lí tưởng trải khắp không gian, trong 1 trọng trường đều có chiều hướng xuống đất, gọi P</w:t>
+      </w:r>
+      <w:r>
+        <w:rPr>
+          <w:vertAlign w:val="subscript"/>
+          <w:lang w:val="en-US"/>
+        </w:rPr>
+        <w:t>0</w:t>
+      </w:r>
+      <w:r>
+        <w:rPr>
+          <w:lang w:val="en-US"/>
+        </w:rPr>
+        <w:t xml:space="preserve"> là áp suất do đám khí gây ra tại mặt đất, khi này, áp suất của do đám khí gây ra tại độ cao h là</w:t>
+      </w:r>
+    </w:p>
+    <w:p>
+      <w:pPr>
+        <w:pStyle w:val="ListParagraph"/>
+        <w:pBdr>
+          <w:top w:val="single" w:sz="4" w:space="1" w:color="auto"/>
+          <w:left w:val="single" w:sz="4" w:space="4" w:color="auto"/>
+          <w:bottom w:val="single" w:sz="4" w:space="1" w:color="auto"/>
+          <w:right w:val="single" w:sz="4" w:space="4" w:color="auto"/>
+        </w:pBdr>
+        <w:ind w:left="1080"/>
+        <w:rPr>
+          <w:lang w:val="en-US"/>
+        </w:rPr>
+      </w:pPr>
+      <m:oMath>
+        <m:r>
+          <w:rPr>
+            <w:rFonts w:ascii="Cambria Math" w:hAnsi="Cambria Math"/>
+            <w:lang w:val="en-US"/>
+          </w:rPr>
+          <m:t>P=</m:t>
+        </m:r>
+        <m:sSub>
+          <m:sSubPr>
+            <m:ctrlPr>
+              <w:rPr>
+                <w:rFonts w:ascii="Cambria Math" w:eastAsiaTheme="minorEastAsia" w:hAnsi="Cambria Math"/>
+                <w:i/>
+                <w:lang w:val="en-US"/>
+              </w:rPr>
+            </m:ctrlPr>
+          </m:sSubPr>
+          <m:e>
+            <m:r>
+              <w:rPr>
+                <w:rFonts w:ascii="Cambria Math" w:eastAsiaTheme="minorEastAsia" w:hAnsi="Cambria Math"/>
+                <w:lang w:val="en-US"/>
+              </w:rPr>
+              <m:t>P</m:t>
+            </m:r>
+          </m:e>
+          <m:sub>
+            <m:r>
+              <w:rPr>
+                <w:rFonts w:ascii="Cambria Math" w:eastAsiaTheme="minorEastAsia" w:hAnsi="Cambria Math"/>
+                <w:lang w:val="en-US"/>
+              </w:rPr>
+              <m:t>0</m:t>
+            </m:r>
+          </m:sub>
+        </m:sSub>
+        <m:sSup>
+          <m:sSupPr>
+            <m:ctrlPr>
+              <w:rPr>
+                <w:rFonts w:ascii="Cambria Math" w:eastAsiaTheme="minorEastAsia" w:hAnsi="Cambria Math"/>
+                <w:i/>
+                <w:lang w:val="en-US"/>
+              </w:rPr>
+            </m:ctrlPr>
+          </m:sSupPr>
+          <m:e>
+            <m:r>
+              <w:rPr>
+                <w:rFonts w:ascii="Cambria Math" w:eastAsiaTheme="minorEastAsia" w:hAnsi="Cambria Math"/>
+                <w:lang w:val="en-US"/>
+              </w:rPr>
+              <m:t>e</m:t>
+            </m:r>
+          </m:e>
+          <m:sup>
+            <m:r>
+              <w:rPr>
+                <w:rFonts w:ascii="Cambria Math" w:eastAsiaTheme="minorEastAsia" w:hAnsi="Cambria Math"/>
+                <w:lang w:val="en-US"/>
+              </w:rPr>
+              <m:t>-</m:t>
+            </m:r>
+            <m:f>
+              <m:fPr>
+                <m:ctrlPr>
+                  <w:rPr>
+                    <w:rFonts w:ascii="Cambria Math" w:eastAsiaTheme="minorEastAsia" w:hAnsi="Cambria Math"/>
+                    <w:i/>
+                    <w:lang w:val="en-US"/>
+                  </w:rPr>
+                </m:ctrlPr>
+              </m:fPr>
+              <m:num>
+                <m:sSub>
+                  <m:sSubPr>
+                    <m:ctrlPr>
+                      <w:rPr>
+                        <w:rFonts w:ascii="Cambria Math" w:eastAsiaTheme="minorEastAsia" w:hAnsi="Cambria Math"/>
+                        <w:i/>
+                        <w:lang w:val="en-US"/>
+                      </w:rPr>
+                    </m:ctrlPr>
+                  </m:sSubPr>
+                  <m:e>
+                    <m:r>
+                      <w:rPr>
+                        <w:rFonts w:ascii="Cambria Math" w:eastAsiaTheme="minorEastAsia" w:hAnsi="Cambria Math"/>
+                        <w:lang w:val="en-US"/>
+                      </w:rPr>
+                      <m:t>m</m:t>
+                    </m:r>
+                  </m:e>
+                  <m:sub>
+                    <m:r>
+                      <w:rPr>
+                        <w:rFonts w:ascii="Cambria Math" w:eastAsiaTheme="minorEastAsia" w:hAnsi="Cambria Math"/>
+                        <w:lang w:val="en-US"/>
+                      </w:rPr>
+                      <m:t>0</m:t>
+                    </m:r>
+                  </m:sub>
+                </m:sSub>
+                <m:r>
+                  <w:rPr>
+                    <w:rFonts w:ascii="Cambria Math" w:eastAsiaTheme="minorEastAsia" w:hAnsi="Cambria Math"/>
+                    <w:lang w:val="en-US"/>
+                  </w:rPr>
+                  <m:t>g</m:t>
+                </m:r>
+              </m:num>
+              <m:den>
+                <m:r>
+                  <w:rPr>
+                    <w:rFonts w:ascii="Cambria Math" w:eastAsiaTheme="minorEastAsia" w:hAnsi="Cambria Math"/>
+                    <w:lang w:val="en-US"/>
+                  </w:rPr>
+                  <m:t>kT</m:t>
+                </m:r>
+              </m:den>
+            </m:f>
+            <m:r>
+              <w:rPr>
+                <w:rFonts w:ascii="Cambria Math" w:eastAsiaTheme="minorEastAsia" w:hAnsi="Cambria Math"/>
+                <w:lang w:val="en-US"/>
+              </w:rPr>
+              <m:t>h</m:t>
+            </m:r>
+          </m:sup>
+        </m:sSup>
+      </m:oMath>
+      <w:r>
+        <w:rPr>
+          <w:rFonts w:eastAsiaTheme="minorEastAsia"/>
+          <w:lang w:val="en-US"/>
+        </w:rPr>
+        <w:t xml:space="preserve"> </w:t>
+      </w:r>
+    </w:p>
+    <w:p>
+      <w:pPr>
+        <w:pStyle w:val="ListParagraph"/>
+        <w:numPr>
+          <w:ilvl w:val="0"/>
+          <w:numId w:val="2"/>
+        </w:numPr>
+        <w:rPr>
+          <w:lang w:val="en-US"/>
+        </w:rPr>
+      </w:pPr>
+      <w:r>
+        <w:rPr>
+          <w:lang w:val="en-US"/>
+        </w:rPr>
+        <w:t>Số phân tử khí mỗi 1 m</w:t>
+      </w:r>
+      <w:r>
+        <w:rPr>
+          <w:vertAlign w:val="superscript"/>
+          <w:lang w:val="en-US"/>
+        </w:rPr>
+        <w:t>3</w:t>
+      </w:r>
+      <w:r>
+        <w:rPr>
+          <w:lang w:val="en-US"/>
+        </w:rPr>
+        <w:t xml:space="preserve"> cũng loãng dần theo độ cao, tỉ lệ thuận với áp suất, gọi n</w:t>
+      </w:r>
+      <w:r>
+        <w:rPr>
+          <w:vertAlign w:val="subscript"/>
+          <w:lang w:val="en-US"/>
+        </w:rPr>
+        <w:t>0d</w:t>
+      </w:r>
+      <w:r>
+        <w:rPr>
+          <w:lang w:val="en-US"/>
+        </w:rPr>
+        <w:t xml:space="preserve"> là số phân tử khí mỗi 1 </w:t>
+      </w:r>
+      <w:r>
+        <w:rPr>
+          <w:lang w:val="en-US"/>
+        </w:rPr>
+        <w:t>m</w:t>
+      </w:r>
+      <w:r>
+        <w:rPr>
+          <w:vertAlign w:val="superscript"/>
+          <w:lang w:val="en-US"/>
+        </w:rPr>
+        <w:t>3</w:t>
+      </w:r>
+      <w:r>
+        <w:rPr>
+          <w:lang w:val="en-US"/>
+        </w:rPr>
+        <w:t xml:space="preserve">, khi đó số phân tử khí mỗi 1 </w:t>
+      </w:r>
+      <w:r>
+        <w:rPr>
+          <w:lang w:val="en-US"/>
+        </w:rPr>
+        <w:t>m</w:t>
+      </w:r>
+      <w:r>
+        <w:rPr>
+          <w:vertAlign w:val="superscript"/>
+          <w:lang w:val="en-US"/>
+        </w:rPr>
+        <w:t>3</w:t>
+      </w:r>
+      <w:r>
+        <w:rPr>
+          <w:lang w:val="en-US"/>
+        </w:rPr>
+        <w:t xml:space="preserve"> tại độ cao h là</w:t>
+      </w:r>
+    </w:p>
+    <w:p>
+      <w:pPr>
+        <w:pStyle w:val="ListParagraph"/>
+        <w:pBdr>
+          <w:top w:val="single" w:sz="4" w:space="1" w:color="auto"/>
+          <w:left w:val="single" w:sz="4" w:space="4" w:color="auto"/>
+          <w:bottom w:val="single" w:sz="4" w:space="1" w:color="auto"/>
+          <w:right w:val="single" w:sz="4" w:space="4" w:color="auto"/>
+        </w:pBdr>
+        <w:ind w:left="1080"/>
+        <w:rPr>
+          <w:lang w:val="en-US"/>
+        </w:rPr>
+      </w:pPr>
+      <m:oMath>
+        <m:sSub>
+          <m:sSubPr>
+            <m:ctrlPr>
+              <w:rPr>
+                <w:rFonts w:ascii="Cambria Math" w:hAnsi="Cambria Math"/>
+                <w:i/>
+                <w:lang w:val="en-US"/>
+              </w:rPr>
+            </m:ctrlPr>
+          </m:sSubPr>
+          <m:e>
+            <m:r>
+              <w:rPr>
+                <w:rFonts w:ascii="Cambria Math" w:hAnsi="Cambria Math"/>
+                <w:lang w:val="en-US"/>
+              </w:rPr>
+              <m:t>n</m:t>
+            </m:r>
+          </m:e>
+          <m:sub>
+            <m:r>
+              <w:rPr>
+                <w:rFonts w:ascii="Cambria Math" w:hAnsi="Cambria Math"/>
+                <w:lang w:val="en-US"/>
+              </w:rPr>
+              <m:t>0</m:t>
+            </m:r>
+          </m:sub>
+        </m:sSub>
+        <m:r>
+          <w:rPr>
+            <w:rFonts w:ascii="Cambria Math" w:hAnsi="Cambria Math"/>
+            <w:lang w:val="en-US"/>
+          </w:rPr>
+          <m:t>=</m:t>
+        </m:r>
+        <m:sSub>
+          <m:sSubPr>
+            <m:ctrlPr>
+              <w:rPr>
+                <w:rFonts w:ascii="Cambria Math" w:eastAsiaTheme="minorEastAsia" w:hAnsi="Cambria Math"/>
+                <w:i/>
+                <w:lang w:val="en-US"/>
+              </w:rPr>
+            </m:ctrlPr>
+          </m:sSubPr>
+          <m:e>
+            <m:r>
+              <w:rPr>
+                <w:rFonts w:ascii="Cambria Math" w:eastAsiaTheme="minorEastAsia" w:hAnsi="Cambria Math"/>
+                <w:lang w:val="en-US"/>
+              </w:rPr>
+              <m:t>n</m:t>
+            </m:r>
+          </m:e>
+          <m:sub>
+            <m:r>
+              <w:rPr>
+                <w:rFonts w:ascii="Cambria Math" w:eastAsiaTheme="minorEastAsia" w:hAnsi="Cambria Math"/>
+                <w:lang w:val="en-US"/>
+              </w:rPr>
+              <m:t>0</m:t>
+            </m:r>
+            <m:r>
+              <w:rPr>
+                <w:rFonts w:ascii="Cambria Math" w:eastAsiaTheme="minorEastAsia" w:hAnsi="Cambria Math"/>
+                <w:lang w:val="en-US"/>
+              </w:rPr>
+              <m:t>d</m:t>
+            </m:r>
+          </m:sub>
+        </m:sSub>
+        <m:sSup>
+          <m:sSupPr>
+            <m:ctrlPr>
+              <w:rPr>
+                <w:rFonts w:ascii="Cambria Math" w:eastAsiaTheme="minorEastAsia" w:hAnsi="Cambria Math"/>
+                <w:i/>
+                <w:lang w:val="en-US"/>
+              </w:rPr>
+            </m:ctrlPr>
+          </m:sSupPr>
+          <m:e>
+            <m:r>
+              <w:rPr>
+                <w:rFonts w:ascii="Cambria Math" w:eastAsiaTheme="minorEastAsia" w:hAnsi="Cambria Math"/>
+                <w:lang w:val="en-US"/>
+              </w:rPr>
+              <m:t>e</m:t>
+            </m:r>
+          </m:e>
+          <m:sup>
+            <m:r>
+              <w:rPr>
+                <w:rFonts w:ascii="Cambria Math" w:eastAsiaTheme="minorEastAsia" w:hAnsi="Cambria Math"/>
+                <w:lang w:val="en-US"/>
+              </w:rPr>
+              <m:t>-</m:t>
+            </m:r>
+            <m:f>
+              <m:fPr>
+                <m:ctrlPr>
+                  <w:rPr>
+                    <w:rFonts w:ascii="Cambria Math" w:eastAsiaTheme="minorEastAsia" w:hAnsi="Cambria Math"/>
+                    <w:i/>
+                    <w:lang w:val="en-US"/>
+                  </w:rPr>
+                </m:ctrlPr>
+              </m:fPr>
+              <m:num>
+                <m:sSub>
+                  <m:sSubPr>
+                    <m:ctrlPr>
+                      <w:rPr>
+                        <w:rFonts w:ascii="Cambria Math" w:eastAsiaTheme="minorEastAsia" w:hAnsi="Cambria Math"/>
+                        <w:i/>
+                        <w:lang w:val="en-US"/>
+                      </w:rPr>
+                    </m:ctrlPr>
+                  </m:sSubPr>
+                  <m:e>
+                    <m:r>
+                      <w:rPr>
+                        <w:rFonts w:ascii="Cambria Math" w:eastAsiaTheme="minorEastAsia" w:hAnsi="Cambria Math"/>
+                        <w:lang w:val="en-US"/>
+                      </w:rPr>
+                      <m:t>m</m:t>
+                    </m:r>
+                  </m:e>
+                  <m:sub>
+                    <m:r>
+                      <w:rPr>
+                        <w:rFonts w:ascii="Cambria Math" w:eastAsiaTheme="minorEastAsia" w:hAnsi="Cambria Math"/>
+                        <w:lang w:val="en-US"/>
+                      </w:rPr>
+                      <m:t>0</m:t>
+                    </m:r>
+                  </m:sub>
+                </m:sSub>
+                <m:r>
+                  <w:rPr>
+                    <w:rFonts w:ascii="Cambria Math" w:eastAsiaTheme="minorEastAsia" w:hAnsi="Cambria Math"/>
+                    <w:lang w:val="en-US"/>
+                  </w:rPr>
+                  <m:t>g</m:t>
+                </m:r>
+              </m:num>
+              <m:den>
+                <m:r>
+                  <w:rPr>
+                    <w:rFonts w:ascii="Cambria Math" w:eastAsiaTheme="minorEastAsia" w:hAnsi="Cambria Math"/>
+                    <w:lang w:val="en-US"/>
+                  </w:rPr>
+                  <m:t>kT</m:t>
+                </m:r>
+              </m:den>
+            </m:f>
+            <m:r>
+              <w:rPr>
+                <w:rFonts w:ascii="Cambria Math" w:eastAsiaTheme="minorEastAsia" w:hAnsi="Cambria Math"/>
+                <w:lang w:val="en-US"/>
+              </w:rPr>
+              <m:t>h</m:t>
+            </m:r>
+          </m:sup>
+        </m:sSup>
+      </m:oMath>
+      <w:r>
+        <w:rPr>
+          <w:rFonts w:eastAsiaTheme="minorEastAsia"/>
+          <w:lang w:val="en-US"/>
+        </w:rPr>
+        <w:t xml:space="preserve"> </w:t>
+      </w:r>
+    </w:p>
+    <w:p>
+      <w:pPr>
+        <w:pStyle w:val="ListParagraph"/>
+        <w:numPr>
+          <w:ilvl w:val="0"/>
           <w:numId w:val="2"/>
         </w:numPr>
         <w:rPr>
@@ -6797,6 +7921,7 @@
           <w:noProof/>
           <w:lang w:eastAsia="vi-VN"/>
         </w:rPr>
+        <w:lastRenderedPageBreak/>
         <w:drawing>
           <wp:inline distT="0" distB="0" distL="0" distR="0" wp14:anchorId="429BC6C8" wp14:editId="6D25BFE5">
             <wp:extent cx="4455524" cy="2970185"/>
@@ -7023,157 +8148,157 @@
         <w:rPr>
           <w:lang w:val="en-US"/>
         </w:rPr>
+        <w:t>Vận tốc phía trên cao hơn nên không khí bên trên sẽ rời Trailing Edge sớm hơn, còn không khí bên dưới thì trễ hơn, do đó phần không khí phía trên sẽ bị đẩy xuống 1 đoạn cho đến khi được phần không khí phía dưới đỡ được, thêm hiệu ứng Coanda khi phần trên của Trailing Edge hướng xuống, làm hướng di chuyển trước khi rời Trailing Edge của dòng chảy khí phía trên cũng hướng xuống, vì không khí bị đẩy xuống, theo định luật 3 Newton bảo toàn động lượng, Airfoil phải bị đẩy lên trên</w:t>
+      </w:r>
+    </w:p>
+    <w:p>
+      <w:pPr>
+        <w:pStyle w:val="ListParagraph"/>
+        <w:numPr>
+          <w:ilvl w:val="0"/>
+          <w:numId w:val="2"/>
+        </w:numPr>
+        <w:rPr>
+          <w:lang w:val="en-US"/>
+        </w:rPr>
+      </w:pPr>
+      <w:r>
+        <w:rPr>
+          <w:lang w:val="en-US"/>
+        </w:rPr>
+        <w:t>Nếu tăng Angle Of Attack, lực nâng sẽ mạnh hơn vì luồng không khí càng bị chĩa xuống, động lượng đi xuống càng tăng thì động lượng đi lên cũng vậy</w:t>
+      </w:r>
+      <w:r>
+        <w:rPr>
+          <w:lang w:val="en-US"/>
+        </w:rPr>
+        <w:t>, tuy nhiên lực cản không khí cũng mạnh hơn do diện tích Airfoil đối mặt với luồng khí tăng</w:t>
+      </w:r>
+    </w:p>
+    <w:p>
+      <w:pPr>
+        <w:pStyle w:val="ListParagraph"/>
+        <w:numPr>
+          <w:ilvl w:val="0"/>
+          <w:numId w:val="4"/>
+        </w:numPr>
+        <w:rPr>
+          <w:lang w:val="en-US"/>
+        </w:rPr>
+      </w:pPr>
+      <w:r>
+        <w:rPr>
+          <w:lang w:val="en-US"/>
+        </w:rPr>
+        <w:t xml:space="preserve">Tổng </w:t>
+      </w:r>
+      <w:r>
+        <w:rPr>
+          <w:lang w:val="en-US"/>
+        </w:rPr>
+        <w:t xml:space="preserve">Hợp Lực Cuối Cùng Lên </w:t>
+      </w:r>
+      <w:r>
+        <w:rPr>
+          <w:lang w:val="en-US"/>
+        </w:rPr>
+        <w:t>Airfoil</w:t>
+      </w:r>
+      <w:r>
+        <w:rPr>
+          <w:lang w:val="en-US"/>
+        </w:rPr>
+        <w:t>?</w:t>
+      </w:r>
+    </w:p>
+    <w:p>
+      <w:pPr>
+        <w:pStyle w:val="ListParagraph"/>
+        <w:numPr>
+          <w:ilvl w:val="0"/>
+          <w:numId w:val="2"/>
+        </w:numPr>
+        <w:rPr>
+          <w:lang w:val="en-US"/>
+        </w:rPr>
+      </w:pPr>
+      <w:r>
+        <w:rPr>
+          <w:lang w:val="en-US"/>
+        </w:rPr>
+        <w:t>Lực tổng hợp tác dụng lên Airfoil có thể được phân tích thành lực nâng và lực kéo</w:t>
+      </w:r>
+    </w:p>
+    <w:p>
+      <w:pPr>
+        <w:pStyle w:val="ListParagraph"/>
+        <w:numPr>
+          <w:ilvl w:val="0"/>
+          <w:numId w:val="2"/>
+        </w:numPr>
+        <w:rPr>
+          <w:lang w:val="en-US"/>
+        </w:rPr>
+      </w:pPr>
+      <w:r>
+        <w:rPr>
+          <w:lang w:val="en-US"/>
+        </w:rPr>
+        <w:t>Lực kéo cản trở chuyển động của Airfoil về phía trước, do độ nhớt của không khí nên khi không khí trượt về phía sau Airfoil, Airfoil cũng bị kéo về phía sau, để chống lại lực kéo thì cần động cơ cung cấp năng lượng chống lại lực kéo mỗi giây</w:t>
+      </w:r>
+    </w:p>
+    <w:p>
+      <w:pPr>
+        <w:pStyle w:val="ListParagraph"/>
+        <w:numPr>
+          <w:ilvl w:val="0"/>
+          <w:numId w:val="4"/>
+        </w:numPr>
+        <w:rPr>
+          <w:lang w:val="en-US"/>
+        </w:rPr>
+      </w:pPr>
+      <w:r>
+        <w:rPr>
+          <w:lang w:val="en-US"/>
+        </w:rPr>
+        <w:t>Cách Cánh Quạt Hoạt Động?</w:t>
+      </w:r>
+    </w:p>
+    <w:p>
+      <w:pPr>
+        <w:pStyle w:val="ListParagraph"/>
+        <w:numPr>
+          <w:ilvl w:val="0"/>
+          <w:numId w:val="2"/>
+        </w:numPr>
+        <w:rPr>
+          <w:lang w:val="en-US"/>
+        </w:rPr>
+      </w:pPr>
+      <w:r>
+        <w:rPr>
+          <w:lang w:val="en-US"/>
+        </w:rPr>
+        <w:t>Cánh quạt có hình dạng của Airfoil, nên khi quay, nó sẽ tạo lực đẩy di chuyển về phía trước, nếu giữ thân quạt tại vị trí cố định thì nó sẽ đẩy khí về phía sau</w:t>
+      </w:r>
+    </w:p>
+    <w:p>
+      <w:pPr>
+        <w:pStyle w:val="ListParagraph"/>
+        <w:numPr>
+          <w:ilvl w:val="0"/>
+          <w:numId w:val="2"/>
+        </w:numPr>
+        <w:rPr>
+          <w:lang w:val="en-US"/>
+        </w:rPr>
+      </w:pPr>
+      <w:r>
+        <w:rPr>
+          <w:lang w:val="en-US"/>
+        </w:rPr>
         <w:lastRenderedPageBreak/>
-        <w:t>Vận tốc phía trên cao hơn nên không khí bên trên sẽ rời Trailing Edge sớm hơn, còn không khí bên dưới thì trễ hơn, do đó phần không khí phía trên sẽ bị đẩy xuống 1 đoạn cho đến khi được phần không khí phía dưới đỡ được, thêm hiệu ứng Coanda khi phần trên của Trailing Edge hướng xuống, làm hướng di chuyển trước khi rời Trailing Edge của dòng chảy khí phía trên cũng hướng xuống, vì không khí bị đẩy xuống, theo định luật 3 Newton bảo toàn động lượng, Airfoil phải bị đẩy lên trên</w:t>
-      </w:r>
-    </w:p>
-    <w:p>
-      <w:pPr>
-        <w:pStyle w:val="ListParagraph"/>
-        <w:numPr>
-          <w:ilvl w:val="0"/>
-          <w:numId w:val="2"/>
-        </w:numPr>
-        <w:rPr>
-          <w:lang w:val="en-US"/>
-        </w:rPr>
-      </w:pPr>
-      <w:r>
-        <w:rPr>
-          <w:lang w:val="en-US"/>
-        </w:rPr>
-        <w:t>Nếu tăng Angle Of Attack, lực nâng sẽ mạnh hơn vì luồng không khí càng bị chĩa xuống, động lượng đi xuống càng tăng thì động lượng đi lên cũng vậy</w:t>
-      </w:r>
-      <w:r>
-        <w:rPr>
-          <w:lang w:val="en-US"/>
-        </w:rPr>
-        <w:t>, tuy nhiên lực cản không khí cũng mạnh hơn do diện tích Airfoil đối mặt với luồng khí tăng</w:t>
-      </w:r>
-    </w:p>
-    <w:p>
-      <w:pPr>
-        <w:pStyle w:val="ListParagraph"/>
-        <w:numPr>
-          <w:ilvl w:val="0"/>
-          <w:numId w:val="4"/>
-        </w:numPr>
-        <w:rPr>
-          <w:lang w:val="en-US"/>
-        </w:rPr>
-      </w:pPr>
-      <w:r>
-        <w:rPr>
-          <w:lang w:val="en-US"/>
-        </w:rPr>
-        <w:t xml:space="preserve">Tổng </w:t>
-      </w:r>
-      <w:r>
-        <w:rPr>
-          <w:lang w:val="en-US"/>
-        </w:rPr>
-        <w:t xml:space="preserve">Hợp Lực Cuối Cùng Lên </w:t>
-      </w:r>
-      <w:r>
-        <w:rPr>
-          <w:lang w:val="en-US"/>
-        </w:rPr>
-        <w:t>Airfoil</w:t>
-      </w:r>
-      <w:r>
-        <w:rPr>
-          <w:lang w:val="en-US"/>
-        </w:rPr>
-        <w:t>?</w:t>
-      </w:r>
-    </w:p>
-    <w:p>
-      <w:pPr>
-        <w:pStyle w:val="ListParagraph"/>
-        <w:numPr>
-          <w:ilvl w:val="0"/>
-          <w:numId w:val="2"/>
-        </w:numPr>
-        <w:rPr>
-          <w:lang w:val="en-US"/>
-        </w:rPr>
-      </w:pPr>
-      <w:r>
-        <w:rPr>
-          <w:lang w:val="en-US"/>
-        </w:rPr>
-        <w:t>Lực tổng hợp tác dụng lên Airfoil có thể được phân tích thành lực nâng và lực kéo</w:t>
-      </w:r>
-    </w:p>
-    <w:p>
-      <w:pPr>
-        <w:pStyle w:val="ListParagraph"/>
-        <w:numPr>
-          <w:ilvl w:val="0"/>
-          <w:numId w:val="2"/>
-        </w:numPr>
-        <w:rPr>
-          <w:lang w:val="en-US"/>
-        </w:rPr>
-      </w:pPr>
-      <w:r>
-        <w:rPr>
-          <w:lang w:val="en-US"/>
-        </w:rPr>
-        <w:t>Lực kéo cản trở chuyển động của Airfoil về phía trước, do độ nhớt của không khí nên khi không khí trượt về phía sau Airfoil, Airfoil cũng bị kéo về phía sau, để chống lại lực kéo thì cần động cơ cung cấp năng lượng chống lại lực kéo mỗi giây</w:t>
-      </w:r>
-    </w:p>
-    <w:p>
-      <w:pPr>
-        <w:pStyle w:val="ListParagraph"/>
-        <w:numPr>
-          <w:ilvl w:val="0"/>
-          <w:numId w:val="4"/>
-        </w:numPr>
-        <w:rPr>
-          <w:lang w:val="en-US"/>
-        </w:rPr>
-      </w:pPr>
-      <w:r>
-        <w:rPr>
-          <w:lang w:val="en-US"/>
-        </w:rPr>
-        <w:t>Cách Cánh Quạt Hoạt Động?</w:t>
-      </w:r>
-    </w:p>
-    <w:p>
-      <w:pPr>
-        <w:pStyle w:val="ListParagraph"/>
-        <w:numPr>
-          <w:ilvl w:val="0"/>
-          <w:numId w:val="2"/>
-        </w:numPr>
-        <w:rPr>
-          <w:lang w:val="en-US"/>
-        </w:rPr>
-      </w:pPr>
-      <w:r>
-        <w:rPr>
-          <w:lang w:val="en-US"/>
-        </w:rPr>
-        <w:t>Cánh quạt có hình dạng của Airfoil, nên khi quay, nó sẽ tạo lực đẩy di chuyển về phía trước, nếu giữ thân quạt tại vị trí cố định thì nó sẽ đẩy khí về phía sau</w:t>
-      </w:r>
-    </w:p>
-    <w:p>
-      <w:pPr>
-        <w:pStyle w:val="ListParagraph"/>
-        <w:numPr>
-          <w:ilvl w:val="0"/>
-          <w:numId w:val="2"/>
-        </w:numPr>
-        <w:rPr>
-          <w:lang w:val="en-US"/>
-        </w:rPr>
-      </w:pPr>
-      <w:r>
-        <w:rPr>
-          <w:lang w:val="en-US"/>
-        </w:rPr>
         <w:t>Cánh quạt sẽ được Twist để Angle Of Attack ở mọi lát cắt ngang trên cánh quạt đều = nhau và = 1 con số nhỏ</w:t>
       </w:r>
     </w:p>
@@ -7484,7 +8609,6 @@
           <w:rFonts w:eastAsiaTheme="minorEastAsia"/>
           <w:lang w:val="en-US"/>
         </w:rPr>
-        <w:lastRenderedPageBreak/>
         <w:tab/>
         <w:t>Def:</w:t>
       </w:r>
@@ -7734,7 +8858,15 @@
           <w:rFonts w:eastAsiaTheme="minorEastAsia"/>
           <w:lang w:val="en-US"/>
         </w:rPr>
-        <w:t>1 đám khí gọi là lý tưởng khi nó đặt trong 1 không gian trống chẳng có gì cả, hay 1 hệ cô lập, và đám kí đó được bọc trong 1 hình cầu, đồng thời nếu ta tăng thể tích hình cầu bao nhiêu lần thì áp suất khí lên mặt cầu phải giảm bấy nhiêu lần và ngược lại, ngoài ra, nếu ta tăng nhiệt độ Kelvin của đám khí lên bao nhiêu lần thì áp suất khi lên mặt cầu phải tăng bấy nhiêu lần và ngược lại</w:t>
+        <w:t xml:space="preserve">1 đám khí gọi là lý tưởng khi nó đặt trong 1 không gian trống chẳng có gì cả, hay 1 hệ cô lập, và đám kí đó được bọc trong 1 hình cầu, đồng thời nếu ta tăng thể </w:t>
+      </w:r>
+      <w:r>
+        <w:rPr>
+          <w:rFonts w:eastAsiaTheme="minorEastAsia"/>
+          <w:lang w:val="en-US"/>
+        </w:rPr>
+        <w:lastRenderedPageBreak/>
+        <w:t>tích hình cầu bao nhiêu lần thì áp suất khí lên mặt cầu phải giảm bấy nhiêu lần và ngược lại, ngoài ra, nếu ta tăng nhiệt độ Kelvin của đám khí lên bao nhiêu lần thì áp suất khi lên mặt cầu phải tăng bấy nhiêu lần và ngược lại</w:t>
       </w:r>
     </w:p>
     <w:p>

--- a/fluid dynamics.docx
+++ b/fluid dynamics.docx
@@ -6796,21 +6796,7 @@
                         <w:rFonts w:ascii="Cambria Math" w:hAnsi="Cambria Math"/>
                         <w:lang w:val="en-US"/>
                       </w:rPr>
-                      <m:t>2</m:t>
-                    </m:r>
-                    <m:r>
-                      <w:rPr>
-                        <w:rFonts w:ascii="Cambria Math" w:hAnsi="Cambria Math"/>
-                        <w:lang w:val="en-US"/>
-                      </w:rPr>
-                      <m:t>π</m:t>
-                    </m:r>
-                    <m:r>
-                      <w:rPr>
-                        <w:rFonts w:ascii="Cambria Math" w:hAnsi="Cambria Math"/>
-                        <w:lang w:val="en-US"/>
-                      </w:rPr>
-                      <m:t>kT</m:t>
+                      <m:t>2πkT</m:t>
                     </m:r>
                   </m:den>
                 </m:f>
@@ -7570,13 +7556,7 @@
         <w:rPr>
           <w:lang w:val="en-US"/>
         </w:rPr>
-        <w:t xml:space="preserve"> là số phân tử khí mỗi 1 </w:t>
-      </w:r>
-      <w:r>
-        <w:rPr>
-          <w:lang w:val="en-US"/>
-        </w:rPr>
-        <w:t>m</w:t>
+        <w:t xml:space="preserve"> là số phân tử khí mỗi 1 m</w:t>
       </w:r>
       <w:r>
         <w:rPr>
@@ -7589,13 +7569,7 @@
         <w:rPr>
           <w:lang w:val="en-US"/>
         </w:rPr>
-        <w:t xml:space="preserve">, khi đó số phân tử khí mỗi 1 </w:t>
-      </w:r>
-      <w:r>
-        <w:rPr>
-          <w:lang w:val="en-US"/>
-        </w:rPr>
-        <w:t>m</w:t>
+        <w:t>, khi đó số phân tử khí mỗi 1 m</w:t>
       </w:r>
       <w:r>
         <w:rPr>
@@ -7687,14 +7661,7 @@
                 <w:rFonts w:ascii="Cambria Math" w:eastAsiaTheme="minorEastAsia" w:hAnsi="Cambria Math"/>
                 <w:lang w:val="en-US"/>
               </w:rPr>
-              <m:t>0</m:t>
-            </m:r>
-            <m:r>
-              <w:rPr>
-                <w:rFonts w:ascii="Cambria Math" w:eastAsiaTheme="minorEastAsia" w:hAnsi="Cambria Math"/>
-                <w:lang w:val="en-US"/>
-              </w:rPr>
-              <m:t>d</m:t>
+              <m:t>0d</m:t>
             </m:r>
           </m:sub>
         </m:sSub>
@@ -7806,6 +7773,1148 @@
         <w:pStyle w:val="ListParagraph"/>
         <w:numPr>
           <w:ilvl w:val="0"/>
+          <w:numId w:val="8"/>
+        </w:numPr>
+        <w:rPr>
+          <w:lang w:val="en-US"/>
+        </w:rPr>
+      </w:pPr>
+      <w:r>
+        <w:rPr>
+          <w:lang w:val="en-US"/>
+        </w:rPr>
+        <w:t>Số Phân Tử Có Mức Năng Lượng Nào Đó?</w:t>
+      </w:r>
+    </w:p>
+    <w:p>
+      <w:pPr>
+        <w:pStyle w:val="ListParagraph"/>
+        <w:numPr>
+          <w:ilvl w:val="0"/>
+          <w:numId w:val="2"/>
+        </w:numPr>
+        <w:rPr>
+          <w:lang w:val="en-US"/>
+        </w:rPr>
+      </w:pPr>
+      <w:r>
+        <w:rPr>
+          <w:lang w:val="en-US"/>
+        </w:rPr>
+        <w:t>Giả sử trong đám khí lí tưởng trong 1 trường lực</w:t>
+      </w:r>
+      <w:r>
+        <w:rPr>
+          <w:lang w:val="en-US"/>
+        </w:rPr>
+        <w:t>, xét trong hệ tọa độ Oxyz</w:t>
+      </w:r>
+      <w:r>
+        <w:rPr>
+          <w:lang w:val="en-US"/>
+        </w:rPr>
+        <w:t>, các phân tử chỉ có thể có mức năng lượng là 1e-10 J, 3e-10 J, 6e-10 J, …, năng lượng này = động năng của phân tử + thế năng của nó so với mốc ở vô cùng, gọi các mức năng lượng này là E</w:t>
+      </w:r>
+      <w:r>
+        <w:rPr>
+          <w:vertAlign w:val="subscript"/>
+          <w:lang w:val="en-US"/>
+        </w:rPr>
+        <w:t>1</w:t>
+      </w:r>
+      <w:r>
+        <w:rPr>
+          <w:lang w:val="en-US"/>
+        </w:rPr>
+        <w:t>, E</w:t>
+      </w:r>
+      <w:r>
+        <w:rPr>
+          <w:vertAlign w:val="subscript"/>
+          <w:lang w:val="en-US"/>
+        </w:rPr>
+        <w:t>2</w:t>
+      </w:r>
+      <w:r>
+        <w:rPr>
+          <w:lang w:val="en-US"/>
+        </w:rPr>
+        <w:t>, E</w:t>
+      </w:r>
+      <w:r>
+        <w:rPr>
+          <w:vertAlign w:val="subscript"/>
+          <w:lang w:val="en-US"/>
+        </w:rPr>
+        <w:t>3</w:t>
+      </w:r>
+      <w:r>
+        <w:rPr>
+          <w:lang w:val="en-US"/>
+        </w:rPr>
+        <w:t>, …</w:t>
+      </w:r>
+    </w:p>
+    <w:p>
+      <w:pPr>
+        <w:pStyle w:val="ListParagraph"/>
+        <w:numPr>
+          <w:ilvl w:val="0"/>
+          <w:numId w:val="2"/>
+        </w:numPr>
+        <w:rPr>
+          <w:lang w:val="en-US"/>
+        </w:rPr>
+      </w:pPr>
+      <w:r>
+        <w:rPr>
+          <w:lang w:val="en-US"/>
+        </w:rPr>
+        <w:t>Khi này phần trăm số phân tử có mức năng lượng E</w:t>
+      </w:r>
+      <w:r>
+        <w:rPr>
+          <w:vertAlign w:val="subscript"/>
+          <w:lang w:val="en-US"/>
+        </w:rPr>
+        <w:t>j</w:t>
+      </w:r>
+      <w:r>
+        <w:rPr>
+          <w:lang w:val="en-US"/>
+        </w:rPr>
+        <w:t xml:space="preserve"> cho bởi công thức</w:t>
+      </w:r>
+    </w:p>
+    <w:p>
+      <w:pPr>
+        <w:pStyle w:val="ListParagraph"/>
+        <w:pBdr>
+          <w:top w:val="single" w:sz="4" w:space="1" w:color="auto"/>
+          <w:left w:val="single" w:sz="4" w:space="4" w:color="auto"/>
+          <w:bottom w:val="single" w:sz="4" w:space="1" w:color="auto"/>
+          <w:right w:val="single" w:sz="4" w:space="4" w:color="auto"/>
+        </w:pBdr>
+        <w:ind w:left="1080"/>
+        <w:rPr>
+          <w:lang w:val="en-US"/>
+        </w:rPr>
+      </w:pPr>
+      <m:oMath>
+        <m:r>
+          <w:rPr>
+            <w:rFonts w:ascii="Cambria Math" w:hAnsi="Cambria Math"/>
+            <w:lang w:val="en-US"/>
+          </w:rPr>
+          <m:t>prob</m:t>
+        </m:r>
+        <m:d>
+          <m:dPr>
+            <m:ctrlPr>
+              <w:rPr>
+                <w:rFonts w:ascii="Cambria Math" w:hAnsi="Cambria Math"/>
+                <w:i/>
+                <w:lang w:val="en-US"/>
+              </w:rPr>
+            </m:ctrlPr>
+          </m:dPr>
+          <m:e>
+            <m:sSub>
+              <m:sSubPr>
+                <m:ctrlPr>
+                  <w:rPr>
+                    <w:rFonts w:ascii="Cambria Math" w:hAnsi="Cambria Math"/>
+                    <w:i/>
+                    <w:lang w:val="en-US"/>
+                  </w:rPr>
+                </m:ctrlPr>
+              </m:sSubPr>
+              <m:e>
+                <m:r>
+                  <w:rPr>
+                    <w:rFonts w:ascii="Cambria Math" w:hAnsi="Cambria Math"/>
+                    <w:lang w:val="en-US"/>
+                  </w:rPr>
+                  <m:t>E</m:t>
+                </m:r>
+              </m:e>
+              <m:sub>
+                <m:r>
+                  <w:rPr>
+                    <w:rFonts w:ascii="Cambria Math" w:hAnsi="Cambria Math"/>
+                    <w:lang w:val="en-US"/>
+                  </w:rPr>
+                  <m:t>j</m:t>
+                </m:r>
+              </m:sub>
+            </m:sSub>
+          </m:e>
+        </m:d>
+        <m:r>
+          <w:rPr>
+            <w:rFonts w:ascii="Cambria Math" w:hAnsi="Cambria Math"/>
+            <w:lang w:val="en-US"/>
+          </w:rPr>
+          <m:t>=</m:t>
+        </m:r>
+        <m:f>
+          <m:fPr>
+            <m:ctrlPr>
+              <w:rPr>
+                <w:rFonts w:ascii="Cambria Math" w:hAnsi="Cambria Math"/>
+                <w:i/>
+                <w:lang w:val="en-US"/>
+              </w:rPr>
+            </m:ctrlPr>
+          </m:fPr>
+          <m:num>
+            <m:r>
+              <w:rPr>
+                <w:rFonts w:ascii="Cambria Math" w:hAnsi="Cambria Math"/>
+                <w:lang w:val="en-US"/>
+              </w:rPr>
+              <m:t>1</m:t>
+            </m:r>
+          </m:num>
+          <m:den>
+            <m:r>
+              <w:rPr>
+                <w:rFonts w:ascii="Cambria Math" w:hAnsi="Cambria Math"/>
+                <w:lang w:val="en-US"/>
+              </w:rPr>
+              <m:t>Q</m:t>
+            </m:r>
+          </m:den>
+        </m:f>
+        <m:sSup>
+          <m:sSupPr>
+            <m:ctrlPr>
+              <w:rPr>
+                <w:rFonts w:ascii="Cambria Math" w:hAnsi="Cambria Math"/>
+                <w:i/>
+                <w:lang w:val="en-US"/>
+              </w:rPr>
+            </m:ctrlPr>
+          </m:sSupPr>
+          <m:e>
+            <m:r>
+              <w:rPr>
+                <w:rFonts w:ascii="Cambria Math" w:hAnsi="Cambria Math"/>
+                <w:lang w:val="en-US"/>
+              </w:rPr>
+              <m:t>e</m:t>
+            </m:r>
+          </m:e>
+          <m:sup>
+            <m:r>
+              <w:rPr>
+                <w:rFonts w:ascii="Cambria Math" w:hAnsi="Cambria Math"/>
+                <w:lang w:val="en-US"/>
+              </w:rPr>
+              <m:t>-</m:t>
+            </m:r>
+            <m:f>
+              <m:fPr>
+                <m:ctrlPr>
+                  <w:rPr>
+                    <w:rFonts w:ascii="Cambria Math" w:hAnsi="Cambria Math"/>
+                    <w:i/>
+                    <w:lang w:val="en-US"/>
+                  </w:rPr>
+                </m:ctrlPr>
+              </m:fPr>
+              <m:num>
+                <m:sSub>
+                  <m:sSubPr>
+                    <m:ctrlPr>
+                      <w:rPr>
+                        <w:rFonts w:ascii="Cambria Math" w:hAnsi="Cambria Math"/>
+                        <w:i/>
+                        <w:lang w:val="en-US"/>
+                      </w:rPr>
+                    </m:ctrlPr>
+                  </m:sSubPr>
+                  <m:e>
+                    <m:r>
+                      <w:rPr>
+                        <w:rFonts w:ascii="Cambria Math" w:hAnsi="Cambria Math"/>
+                        <w:lang w:val="en-US"/>
+                      </w:rPr>
+                      <m:t>E</m:t>
+                    </m:r>
+                  </m:e>
+                  <m:sub>
+                    <m:r>
+                      <w:rPr>
+                        <w:rFonts w:ascii="Cambria Math" w:hAnsi="Cambria Math"/>
+                        <w:lang w:val="en-US"/>
+                      </w:rPr>
+                      <m:t>j</m:t>
+                    </m:r>
+                  </m:sub>
+                </m:sSub>
+              </m:num>
+              <m:den>
+                <m:r>
+                  <w:rPr>
+                    <w:rFonts w:ascii="Cambria Math" w:hAnsi="Cambria Math"/>
+                    <w:lang w:val="en-US"/>
+                  </w:rPr>
+                  <m:t>kT</m:t>
+                </m:r>
+              </m:den>
+            </m:f>
+          </m:sup>
+        </m:sSup>
+      </m:oMath>
+      <w:r>
+        <w:rPr>
+          <w:rFonts w:eastAsiaTheme="minorEastAsia"/>
+          <w:lang w:val="en-US"/>
+        </w:rPr>
+        <w:t xml:space="preserve"> </w:t>
+      </w:r>
+    </w:p>
+    <w:p>
+      <w:pPr>
+        <w:pStyle w:val="ListParagraph"/>
+        <w:numPr>
+          <w:ilvl w:val="0"/>
+          <w:numId w:val="2"/>
+        </w:numPr>
+        <w:rPr>
+          <w:lang w:val="en-US"/>
+        </w:rPr>
+      </w:pPr>
+      <w:r>
+        <w:rPr>
+          <w:lang w:val="en-US"/>
+        </w:rPr>
+        <w:t>Chọn Q sao cho tổng phần trăm số phần tử của toàn bộ mức năng lượng cộng lại = 1</w:t>
+      </w:r>
+    </w:p>
+    <w:p>
+      <w:pPr>
+        <w:pStyle w:val="ListParagraph"/>
+        <w:numPr>
+          <w:ilvl w:val="0"/>
+          <w:numId w:val="2"/>
+        </w:numPr>
+        <w:rPr>
+          <w:lang w:val="en-US"/>
+        </w:rPr>
+      </w:pPr>
+      <w:r>
+        <w:rPr>
+          <w:lang w:val="en-US"/>
+        </w:rPr>
+        <w:t>Mở rộng ra, giả sử năng lượng liên tục, ta muốn lập PDF với đầu vào là 1 Vector vị trí r bất kì trong trường lực</w:t>
+      </w:r>
+      <w:r>
+        <w:rPr>
+          <w:lang w:val="en-US"/>
+        </w:rPr>
+        <w:t>, có Vector thành phần là r</w:t>
+      </w:r>
+      <w:r>
+        <w:rPr>
+          <w:vertAlign w:val="subscript"/>
+          <w:lang w:val="en-US"/>
+        </w:rPr>
+        <w:t>x</w:t>
+      </w:r>
+      <w:r>
+        <w:rPr>
+          <w:lang w:val="en-US"/>
+        </w:rPr>
+        <w:t>, r</w:t>
+      </w:r>
+      <w:r>
+        <w:rPr>
+          <w:vertAlign w:val="subscript"/>
+          <w:lang w:val="en-US"/>
+        </w:rPr>
+        <w:t>y</w:t>
+      </w:r>
+      <w:r>
+        <w:rPr>
+          <w:lang w:val="en-US"/>
+        </w:rPr>
+        <w:t>, r</w:t>
+      </w:r>
+      <w:r>
+        <w:rPr>
+          <w:vertAlign w:val="subscript"/>
+          <w:lang w:val="en-US"/>
+        </w:rPr>
+        <w:t>z</w:t>
+      </w:r>
+      <w:r>
+        <w:rPr>
+          <w:lang w:val="en-US"/>
+        </w:rPr>
+        <w:t xml:space="preserve"> và 1 Vector vận tốc </w:t>
+      </w:r>
+      <w:r>
+        <w:rPr>
+          <w:lang w:val="en-US"/>
+        </w:rPr>
+        <w:lastRenderedPageBreak/>
+        <w:t>v nào đó,</w:t>
+      </w:r>
+      <w:r>
+        <w:rPr>
+          <w:lang w:val="en-US"/>
+        </w:rPr>
+        <w:t xml:space="preserve"> có cá Vector thành phần là v</w:t>
+      </w:r>
+      <w:r>
+        <w:rPr>
+          <w:vertAlign w:val="subscript"/>
+          <w:lang w:val="en-US"/>
+        </w:rPr>
+        <w:t>x</w:t>
+      </w:r>
+      <w:r>
+        <w:rPr>
+          <w:lang w:val="en-US"/>
+        </w:rPr>
+        <w:t>, v</w:t>
+      </w:r>
+      <w:r>
+        <w:rPr>
+          <w:vertAlign w:val="subscript"/>
+          <w:lang w:val="en-US"/>
+        </w:rPr>
+        <w:t>y</w:t>
+      </w:r>
+      <w:r>
+        <w:rPr>
+          <w:lang w:val="en-US"/>
+        </w:rPr>
+        <w:t>, v</w:t>
+      </w:r>
+      <w:r>
+        <w:rPr>
+          <w:vertAlign w:val="subscript"/>
+          <w:lang w:val="en-US"/>
+        </w:rPr>
+        <w:t>z</w:t>
+      </w:r>
+      <w:r>
+        <w:rPr>
+          <w:lang w:val="en-US"/>
+        </w:rPr>
+        <w:t xml:space="preserve"> đầu ra sẽ là khả năng mà sẽ có phân tử với vận tốc v ở ngay vị trí này, gọi E</w:t>
+      </w:r>
+      <w:r>
+        <w:rPr>
+          <w:lang w:val="en-US"/>
+        </w:rPr>
+        <w:t>(r, v)</w:t>
+      </w:r>
+      <w:r>
+        <w:rPr>
+          <w:lang w:val="en-US"/>
+        </w:rPr>
+        <w:t xml:space="preserve"> là</w:t>
+      </w:r>
+      <w:r>
+        <w:rPr>
+          <w:lang w:val="en-US"/>
+        </w:rPr>
+        <w:t xml:space="preserve"> hàm trả về</w:t>
+      </w:r>
+      <w:r>
+        <w:rPr>
+          <w:lang w:val="en-US"/>
+        </w:rPr>
+        <w:t xml:space="preserve"> tổng động năng và thế năng của phân tử có vận tốc v ở vị trí r, PDF này có dạng sau</w:t>
+      </w:r>
+    </w:p>
+    <w:p>
+      <w:pPr>
+        <w:pStyle w:val="ListParagraph"/>
+        <w:pBdr>
+          <w:top w:val="single" w:sz="4" w:space="1" w:color="auto"/>
+          <w:left w:val="single" w:sz="4" w:space="4" w:color="auto"/>
+          <w:bottom w:val="single" w:sz="4" w:space="1" w:color="auto"/>
+          <w:right w:val="single" w:sz="4" w:space="4" w:color="auto"/>
+        </w:pBdr>
+        <w:ind w:left="1080"/>
+        <w:rPr>
+          <w:lang w:val="en-US"/>
+        </w:rPr>
+      </w:pPr>
+      <m:oMath>
+        <m:r>
+          <w:rPr>
+            <w:rFonts w:ascii="Cambria Math" w:hAnsi="Cambria Math"/>
+            <w:lang w:val="en-US"/>
+          </w:rPr>
+          <m:t>f</m:t>
+        </m:r>
+        <m:d>
+          <m:dPr>
+            <m:ctrlPr>
+              <w:rPr>
+                <w:rFonts w:ascii="Cambria Math" w:hAnsi="Cambria Math"/>
+                <w:i/>
+                <w:lang w:val="en-US"/>
+              </w:rPr>
+            </m:ctrlPr>
+          </m:dPr>
+          <m:e>
+            <m:r>
+              <w:rPr>
+                <w:rFonts w:ascii="Cambria Math" w:hAnsi="Cambria Math"/>
+                <w:lang w:val="en-US"/>
+              </w:rPr>
+              <m:t>r,v</m:t>
+            </m:r>
+          </m:e>
+        </m:d>
+        <m:r>
+          <w:rPr>
+            <w:rFonts w:ascii="Cambria Math" w:hAnsi="Cambria Math"/>
+            <w:lang w:val="en-US"/>
+          </w:rPr>
+          <m:t>=C</m:t>
+        </m:r>
+        <m:sSup>
+          <m:sSupPr>
+            <m:ctrlPr>
+              <w:rPr>
+                <w:rFonts w:ascii="Cambria Math" w:hAnsi="Cambria Math"/>
+                <w:i/>
+                <w:lang w:val="en-US"/>
+              </w:rPr>
+            </m:ctrlPr>
+          </m:sSupPr>
+          <m:e>
+            <m:r>
+              <w:rPr>
+                <w:rFonts w:ascii="Cambria Math" w:hAnsi="Cambria Math"/>
+                <w:lang w:val="en-US"/>
+              </w:rPr>
+              <m:t>e</m:t>
+            </m:r>
+          </m:e>
+          <m:sup>
+            <m:r>
+              <w:rPr>
+                <w:rFonts w:ascii="Cambria Math" w:hAnsi="Cambria Math"/>
+                <w:lang w:val="en-US"/>
+              </w:rPr>
+              <m:t>-</m:t>
+            </m:r>
+            <m:f>
+              <m:fPr>
+                <m:ctrlPr>
+                  <w:rPr>
+                    <w:rFonts w:ascii="Cambria Math" w:hAnsi="Cambria Math"/>
+                    <w:i/>
+                    <w:lang w:val="en-US"/>
+                  </w:rPr>
+                </m:ctrlPr>
+              </m:fPr>
+              <m:num>
+                <m:r>
+                  <w:rPr>
+                    <w:rFonts w:ascii="Cambria Math" w:hAnsi="Cambria Math"/>
+                    <w:lang w:val="en-US"/>
+                  </w:rPr>
+                  <m:t>E</m:t>
+                </m:r>
+                <m:d>
+                  <m:dPr>
+                    <m:ctrlPr>
+                      <w:rPr>
+                        <w:rFonts w:ascii="Cambria Math" w:hAnsi="Cambria Math"/>
+                        <w:i/>
+                        <w:lang w:val="en-US"/>
+                      </w:rPr>
+                    </m:ctrlPr>
+                  </m:dPr>
+                  <m:e>
+                    <m:r>
+                      <w:rPr>
+                        <w:rFonts w:ascii="Cambria Math" w:hAnsi="Cambria Math"/>
+                        <w:lang w:val="en-US"/>
+                      </w:rPr>
+                      <m:t>r,v</m:t>
+                    </m:r>
+                  </m:e>
+                </m:d>
+              </m:num>
+              <m:den>
+                <m:r>
+                  <w:rPr>
+                    <w:rFonts w:ascii="Cambria Math" w:hAnsi="Cambria Math"/>
+                    <w:lang w:val="en-US"/>
+                  </w:rPr>
+                  <m:t>kT</m:t>
+                </m:r>
+              </m:den>
+            </m:f>
+          </m:sup>
+        </m:sSup>
+      </m:oMath>
+      <w:r>
+        <w:rPr>
+          <w:rFonts w:eastAsiaTheme="minorEastAsia"/>
+          <w:lang w:val="en-US"/>
+        </w:rPr>
+        <w:t xml:space="preserve"> </w:t>
+      </w:r>
+    </w:p>
+    <w:p>
+      <w:pPr>
+        <w:pStyle w:val="ListParagraph"/>
+        <w:numPr>
+          <w:ilvl w:val="0"/>
+          <w:numId w:val="2"/>
+        </w:numPr>
+        <w:rPr>
+          <w:lang w:val="en-US"/>
+        </w:rPr>
+      </w:pPr>
+      <w:r>
+        <w:rPr>
+          <w:lang w:val="en-US"/>
+        </w:rPr>
+        <w:t>Chọn C để thỏa điều kiện sau</w:t>
+      </w:r>
+    </w:p>
+    <w:p>
+      <w:pPr>
+        <w:pStyle w:val="ListParagraph"/>
+        <w:pBdr>
+          <w:top w:val="single" w:sz="4" w:space="1" w:color="auto"/>
+          <w:left w:val="single" w:sz="4" w:space="4" w:color="auto"/>
+          <w:bottom w:val="single" w:sz="4" w:space="1" w:color="auto"/>
+          <w:right w:val="single" w:sz="4" w:space="4" w:color="auto"/>
+        </w:pBdr>
+        <w:ind w:left="1080"/>
+        <w:rPr>
+          <w:lang w:val="en-US"/>
+        </w:rPr>
+      </w:pPr>
+      <m:oMath>
+        <m:nary>
+          <m:naryPr>
+            <m:limLoc m:val="subSup"/>
+            <m:ctrlPr>
+              <w:rPr>
+                <w:rFonts w:ascii="Cambria Math" w:hAnsi="Cambria Math"/>
+                <w:i/>
+                <w:lang w:val="en-US"/>
+              </w:rPr>
+            </m:ctrlPr>
+          </m:naryPr>
+          <m:sub>
+            <m:r>
+              <w:rPr>
+                <w:rFonts w:ascii="Cambria Math" w:hAnsi="Cambria Math"/>
+                <w:lang w:val="en-US"/>
+              </w:rPr>
+              <m:t>-∞</m:t>
+            </m:r>
+          </m:sub>
+          <m:sup>
+            <m:r>
+              <w:rPr>
+                <w:rFonts w:ascii="Cambria Math" w:hAnsi="Cambria Math"/>
+                <w:lang w:val="en-US"/>
+              </w:rPr>
+              <m:t>∞</m:t>
+            </m:r>
+          </m:sup>
+          <m:e>
+            <m:nary>
+              <m:naryPr>
+                <m:limLoc m:val="subSup"/>
+                <m:ctrlPr>
+                  <w:rPr>
+                    <w:rFonts w:ascii="Cambria Math" w:hAnsi="Cambria Math"/>
+                    <w:i/>
+                    <w:lang w:val="en-US"/>
+                  </w:rPr>
+                </m:ctrlPr>
+              </m:naryPr>
+              <m:sub>
+                <m:r>
+                  <w:rPr>
+                    <w:rFonts w:ascii="Cambria Math" w:hAnsi="Cambria Math"/>
+                    <w:lang w:val="en-US"/>
+                  </w:rPr>
+                  <m:t>-∞</m:t>
+                </m:r>
+              </m:sub>
+              <m:sup>
+                <m:r>
+                  <w:rPr>
+                    <w:rFonts w:ascii="Cambria Math" w:hAnsi="Cambria Math"/>
+                    <w:lang w:val="en-US"/>
+                  </w:rPr>
+                  <m:t>∞</m:t>
+                </m:r>
+              </m:sup>
+              <m:e>
+                <m:nary>
+                  <m:naryPr>
+                    <m:limLoc m:val="subSup"/>
+                    <m:ctrlPr>
+                      <w:rPr>
+                        <w:rFonts w:ascii="Cambria Math" w:hAnsi="Cambria Math"/>
+                        <w:i/>
+                        <w:lang w:val="en-US"/>
+                      </w:rPr>
+                    </m:ctrlPr>
+                  </m:naryPr>
+                  <m:sub>
+                    <m:r>
+                      <w:rPr>
+                        <w:rFonts w:ascii="Cambria Math" w:hAnsi="Cambria Math"/>
+                        <w:lang w:val="en-US"/>
+                      </w:rPr>
+                      <m:t>-∞</m:t>
+                    </m:r>
+                  </m:sub>
+                  <m:sup>
+                    <m:r>
+                      <w:rPr>
+                        <w:rFonts w:ascii="Cambria Math" w:hAnsi="Cambria Math"/>
+                        <w:lang w:val="en-US"/>
+                      </w:rPr>
+                      <m:t>∞</m:t>
+                    </m:r>
+                  </m:sup>
+                  <m:e>
+                    <m:nary>
+                      <m:naryPr>
+                        <m:limLoc m:val="subSup"/>
+                        <m:ctrlPr>
+                          <w:rPr>
+                            <w:rFonts w:ascii="Cambria Math" w:hAnsi="Cambria Math"/>
+                            <w:i/>
+                            <w:lang w:val="en-US"/>
+                          </w:rPr>
+                        </m:ctrlPr>
+                      </m:naryPr>
+                      <m:sub>
+                        <m:r>
+                          <w:rPr>
+                            <w:rFonts w:ascii="Cambria Math" w:hAnsi="Cambria Math"/>
+                            <w:lang w:val="en-US"/>
+                          </w:rPr>
+                          <m:t>-∞</m:t>
+                        </m:r>
+                      </m:sub>
+                      <m:sup>
+                        <m:r>
+                          <w:rPr>
+                            <w:rFonts w:ascii="Cambria Math" w:hAnsi="Cambria Math"/>
+                            <w:lang w:val="en-US"/>
+                          </w:rPr>
+                          <m:t>∞</m:t>
+                        </m:r>
+                      </m:sup>
+                      <m:e>
+                        <m:nary>
+                          <m:naryPr>
+                            <m:limLoc m:val="subSup"/>
+                            <m:ctrlPr>
+                              <w:rPr>
+                                <w:rFonts w:ascii="Cambria Math" w:hAnsi="Cambria Math"/>
+                                <w:i/>
+                                <w:lang w:val="en-US"/>
+                              </w:rPr>
+                            </m:ctrlPr>
+                          </m:naryPr>
+                          <m:sub>
+                            <m:r>
+                              <w:rPr>
+                                <w:rFonts w:ascii="Cambria Math" w:hAnsi="Cambria Math"/>
+                                <w:lang w:val="en-US"/>
+                              </w:rPr>
+                              <m:t>-∞</m:t>
+                            </m:r>
+                          </m:sub>
+                          <m:sup>
+                            <m:r>
+                              <w:rPr>
+                                <w:rFonts w:ascii="Cambria Math" w:hAnsi="Cambria Math"/>
+                                <w:lang w:val="en-US"/>
+                              </w:rPr>
+                              <m:t>∞</m:t>
+                            </m:r>
+                          </m:sup>
+                          <m:e>
+                            <m:nary>
+                              <m:naryPr>
+                                <m:limLoc m:val="subSup"/>
+                                <m:ctrlPr>
+                                  <w:rPr>
+                                    <w:rFonts w:ascii="Cambria Math" w:hAnsi="Cambria Math"/>
+                                    <w:i/>
+                                    <w:lang w:val="en-US"/>
+                                  </w:rPr>
+                                </m:ctrlPr>
+                              </m:naryPr>
+                              <m:sub>
+                                <m:r>
+                                  <w:rPr>
+                                    <w:rFonts w:ascii="Cambria Math" w:hAnsi="Cambria Math"/>
+                                    <w:lang w:val="en-US"/>
+                                  </w:rPr>
+                                  <m:t>-∞</m:t>
+                                </m:r>
+                              </m:sub>
+                              <m:sup>
+                                <m:r>
+                                  <w:rPr>
+                                    <w:rFonts w:ascii="Cambria Math" w:hAnsi="Cambria Math"/>
+                                    <w:lang w:val="en-US"/>
+                                  </w:rPr>
+                                  <m:t>∞</m:t>
+                                </m:r>
+                              </m:sup>
+                              <m:e>
+                                <m:r>
+                                  <w:rPr>
+                                    <w:rFonts w:ascii="Cambria Math" w:hAnsi="Cambria Math"/>
+                                    <w:lang w:val="en-US"/>
+                                  </w:rPr>
+                                  <m:t>C</m:t>
+                                </m:r>
+                                <m:sSup>
+                                  <m:sSupPr>
+                                    <m:ctrlPr>
+                                      <w:rPr>
+                                        <w:rFonts w:ascii="Cambria Math" w:hAnsi="Cambria Math"/>
+                                        <w:i/>
+                                        <w:lang w:val="en-US"/>
+                                      </w:rPr>
+                                    </m:ctrlPr>
+                                  </m:sSupPr>
+                                  <m:e>
+                                    <m:r>
+                                      <w:rPr>
+                                        <w:rFonts w:ascii="Cambria Math" w:hAnsi="Cambria Math"/>
+                                        <w:lang w:val="en-US"/>
+                                      </w:rPr>
+                                      <m:t>e</m:t>
+                                    </m:r>
+                                  </m:e>
+                                  <m:sup>
+                                    <m:r>
+                                      <w:rPr>
+                                        <w:rFonts w:ascii="Cambria Math" w:hAnsi="Cambria Math"/>
+                                        <w:lang w:val="en-US"/>
+                                      </w:rPr>
+                                      <m:t>-</m:t>
+                                    </m:r>
+                                    <m:f>
+                                      <m:fPr>
+                                        <m:ctrlPr>
+                                          <w:rPr>
+                                            <w:rFonts w:ascii="Cambria Math" w:hAnsi="Cambria Math"/>
+                                            <w:i/>
+                                            <w:lang w:val="en-US"/>
+                                          </w:rPr>
+                                        </m:ctrlPr>
+                                      </m:fPr>
+                                      <m:num>
+                                        <m:r>
+                                          <w:rPr>
+                                            <w:rFonts w:ascii="Cambria Math" w:hAnsi="Cambria Math"/>
+                                            <w:lang w:val="en-US"/>
+                                          </w:rPr>
+                                          <m:t>E</m:t>
+                                        </m:r>
+                                        <m:d>
+                                          <m:dPr>
+                                            <m:ctrlPr>
+                                              <w:rPr>
+                                                <w:rFonts w:ascii="Cambria Math" w:hAnsi="Cambria Math"/>
+                                                <w:i/>
+                                                <w:lang w:val="en-US"/>
+                                              </w:rPr>
+                                            </m:ctrlPr>
+                                          </m:dPr>
+                                          <m:e>
+                                            <m:r>
+                                              <w:rPr>
+                                                <w:rFonts w:ascii="Cambria Math" w:hAnsi="Cambria Math"/>
+                                                <w:lang w:val="en-US"/>
+                                              </w:rPr>
+                                              <m:t>r,v</m:t>
+                                            </m:r>
+                                          </m:e>
+                                        </m:d>
+                                      </m:num>
+                                      <m:den>
+                                        <m:r>
+                                          <w:rPr>
+                                            <w:rFonts w:ascii="Cambria Math" w:hAnsi="Cambria Math"/>
+                                            <w:lang w:val="en-US"/>
+                                          </w:rPr>
+                                          <m:t>kT</m:t>
+                                        </m:r>
+                                      </m:den>
+                                    </m:f>
+                                  </m:sup>
+                                </m:sSup>
+                                <m:r>
+                                  <w:rPr>
+                                    <w:rFonts w:ascii="Cambria Math" w:hAnsi="Cambria Math"/>
+                                    <w:lang w:val="en-US"/>
+                                  </w:rPr>
+                                  <m:t>d</m:t>
+                                </m:r>
+                                <m:sSub>
+                                  <m:sSubPr>
+                                    <m:ctrlPr>
+                                      <w:rPr>
+                                        <w:rFonts w:ascii="Cambria Math" w:hAnsi="Cambria Math"/>
+                                        <w:i/>
+                                        <w:lang w:val="en-US"/>
+                                      </w:rPr>
+                                    </m:ctrlPr>
+                                  </m:sSubPr>
+                                  <m:e>
+                                    <m:r>
+                                      <w:rPr>
+                                        <w:rFonts w:ascii="Cambria Math" w:hAnsi="Cambria Math"/>
+                                        <w:lang w:val="en-US"/>
+                                      </w:rPr>
+                                      <m:t>r</m:t>
+                                    </m:r>
+                                  </m:e>
+                                  <m:sub>
+                                    <m:r>
+                                      <w:rPr>
+                                        <w:rFonts w:ascii="Cambria Math" w:hAnsi="Cambria Math"/>
+                                        <w:lang w:val="en-US"/>
+                                      </w:rPr>
+                                      <m:t>x</m:t>
+                                    </m:r>
+                                  </m:sub>
+                                </m:sSub>
+                              </m:e>
+                            </m:nary>
+                            <m:r>
+                              <w:rPr>
+                                <w:rFonts w:ascii="Cambria Math" w:hAnsi="Cambria Math"/>
+                                <w:lang w:val="en-US"/>
+                              </w:rPr>
+                              <m:t>d</m:t>
+                            </m:r>
+                            <m:sSub>
+                              <m:sSubPr>
+                                <m:ctrlPr>
+                                  <w:rPr>
+                                    <w:rFonts w:ascii="Cambria Math" w:hAnsi="Cambria Math"/>
+                                    <w:i/>
+                                    <w:lang w:val="en-US"/>
+                                  </w:rPr>
+                                </m:ctrlPr>
+                              </m:sSubPr>
+                              <m:e>
+                                <m:r>
+                                  <w:rPr>
+                                    <w:rFonts w:ascii="Cambria Math" w:hAnsi="Cambria Math"/>
+                                    <w:lang w:val="en-US"/>
+                                  </w:rPr>
+                                  <m:t>r</m:t>
+                                </m:r>
+                              </m:e>
+                              <m:sub>
+                                <m:r>
+                                  <w:rPr>
+                                    <w:rFonts w:ascii="Cambria Math" w:hAnsi="Cambria Math"/>
+                                    <w:lang w:val="en-US"/>
+                                  </w:rPr>
+                                  <m:t>y</m:t>
+                                </m:r>
+                              </m:sub>
+                            </m:sSub>
+                          </m:e>
+                        </m:nary>
+                        <m:r>
+                          <w:rPr>
+                            <w:rFonts w:ascii="Cambria Math" w:hAnsi="Cambria Math"/>
+                            <w:lang w:val="en-US"/>
+                          </w:rPr>
+                          <m:t>d</m:t>
+                        </m:r>
+                        <m:sSub>
+                          <m:sSubPr>
+                            <m:ctrlPr>
+                              <w:rPr>
+                                <w:rFonts w:ascii="Cambria Math" w:hAnsi="Cambria Math"/>
+                                <w:i/>
+                                <w:lang w:val="en-US"/>
+                              </w:rPr>
+                            </m:ctrlPr>
+                          </m:sSubPr>
+                          <m:e>
+                            <m:r>
+                              <w:rPr>
+                                <w:rFonts w:ascii="Cambria Math" w:hAnsi="Cambria Math"/>
+                                <w:lang w:val="en-US"/>
+                              </w:rPr>
+                              <m:t>r</m:t>
+                            </m:r>
+                          </m:e>
+                          <m:sub>
+                            <m:r>
+                              <w:rPr>
+                                <w:rFonts w:ascii="Cambria Math" w:hAnsi="Cambria Math"/>
+                                <w:lang w:val="en-US"/>
+                              </w:rPr>
+                              <m:t>z</m:t>
+                            </m:r>
+                          </m:sub>
+                        </m:sSub>
+                      </m:e>
+                    </m:nary>
+                    <m:r>
+                      <w:rPr>
+                        <w:rFonts w:ascii="Cambria Math" w:hAnsi="Cambria Math"/>
+                        <w:lang w:val="en-US"/>
+                      </w:rPr>
+                      <m:t>d</m:t>
+                    </m:r>
+                    <m:sSub>
+                      <m:sSubPr>
+                        <m:ctrlPr>
+                          <w:rPr>
+                            <w:rFonts w:ascii="Cambria Math" w:hAnsi="Cambria Math"/>
+                            <w:i/>
+                            <w:lang w:val="en-US"/>
+                          </w:rPr>
+                        </m:ctrlPr>
+                      </m:sSubPr>
+                      <m:e>
+                        <m:r>
+                          <w:rPr>
+                            <w:rFonts w:ascii="Cambria Math" w:hAnsi="Cambria Math"/>
+                            <w:lang w:val="en-US"/>
+                          </w:rPr>
+                          <m:t>v</m:t>
+                        </m:r>
+                      </m:e>
+                      <m:sub>
+                        <m:r>
+                          <w:rPr>
+                            <w:rFonts w:ascii="Cambria Math" w:hAnsi="Cambria Math"/>
+                            <w:lang w:val="en-US"/>
+                          </w:rPr>
+                          <m:t>x</m:t>
+                        </m:r>
+                      </m:sub>
+                    </m:sSub>
+                  </m:e>
+                </m:nary>
+                <m:r>
+                  <w:rPr>
+                    <w:rFonts w:ascii="Cambria Math" w:hAnsi="Cambria Math"/>
+                    <w:lang w:val="en-US"/>
+                  </w:rPr>
+                  <m:t>d</m:t>
+                </m:r>
+                <m:sSub>
+                  <m:sSubPr>
+                    <m:ctrlPr>
+                      <w:rPr>
+                        <w:rFonts w:ascii="Cambria Math" w:hAnsi="Cambria Math"/>
+                        <w:i/>
+                        <w:lang w:val="en-US"/>
+                      </w:rPr>
+                    </m:ctrlPr>
+                  </m:sSubPr>
+                  <m:e>
+                    <m:r>
+                      <w:rPr>
+                        <w:rFonts w:ascii="Cambria Math" w:hAnsi="Cambria Math"/>
+                        <w:lang w:val="en-US"/>
+                      </w:rPr>
+                      <m:t>v</m:t>
+                    </m:r>
+                  </m:e>
+                  <m:sub>
+                    <m:r>
+                      <w:rPr>
+                        <w:rFonts w:ascii="Cambria Math" w:hAnsi="Cambria Math"/>
+                        <w:lang w:val="en-US"/>
+                      </w:rPr>
+                      <m:t>y</m:t>
+                    </m:r>
+                  </m:sub>
+                </m:sSub>
+              </m:e>
+            </m:nary>
+            <m:r>
+              <w:rPr>
+                <w:rFonts w:ascii="Cambria Math" w:hAnsi="Cambria Math"/>
+                <w:lang w:val="en-US"/>
+              </w:rPr>
+              <m:t>d</m:t>
+            </m:r>
+            <m:sSub>
+              <m:sSubPr>
+                <m:ctrlPr>
+                  <w:rPr>
+                    <w:rFonts w:ascii="Cambria Math" w:hAnsi="Cambria Math"/>
+                    <w:i/>
+                    <w:lang w:val="en-US"/>
+                  </w:rPr>
+                </m:ctrlPr>
+              </m:sSubPr>
+              <m:e>
+                <m:r>
+                  <w:rPr>
+                    <w:rFonts w:ascii="Cambria Math" w:hAnsi="Cambria Math"/>
+                    <w:lang w:val="en-US"/>
+                  </w:rPr>
+                  <m:t>v</m:t>
+                </m:r>
+              </m:e>
+              <m:sub>
+                <m:r>
+                  <w:rPr>
+                    <w:rFonts w:ascii="Cambria Math" w:hAnsi="Cambria Math"/>
+                    <w:lang w:val="en-US"/>
+                  </w:rPr>
+                  <m:t>z</m:t>
+                </m:r>
+              </m:sub>
+            </m:sSub>
+          </m:e>
+        </m:nary>
+        <m:r>
+          <w:rPr>
+            <w:rFonts w:ascii="Cambria Math" w:eastAsiaTheme="minorEastAsia" w:hAnsi="Cambria Math"/>
+            <w:lang w:val="en-US"/>
+          </w:rPr>
+          <m:t>=1</m:t>
+        </m:r>
+      </m:oMath>
+      <w:r>
+        <w:rPr>
+          <w:rFonts w:eastAsiaTheme="minorEastAsia"/>
+          <w:lang w:val="en-US"/>
+        </w:rPr>
+        <w:t xml:space="preserve"> </w:t>
+      </w:r>
+    </w:p>
+    <w:p>
+      <w:pPr>
+        <w:pStyle w:val="ListParagraph"/>
+        <w:numPr>
+          <w:ilvl w:val="0"/>
           <w:numId w:val="2"/>
         </w:numPr>
         <w:rPr>
@@ -7921,7 +9030,6 @@
           <w:noProof/>
           <w:lang w:eastAsia="vi-VN"/>
         </w:rPr>
-        <w:lastRenderedPageBreak/>
         <w:drawing>
           <wp:inline distT="0" distB="0" distL="0" distR="0" wp14:anchorId="429BC6C8" wp14:editId="6D25BFE5">
             <wp:extent cx="4455524" cy="2970185"/>
@@ -8148,7 +9256,14 @@
         <w:rPr>
           <w:lang w:val="en-US"/>
         </w:rPr>
-        <w:t>Vận tốc phía trên cao hơn nên không khí bên trên sẽ rời Trailing Edge sớm hơn, còn không khí bên dưới thì trễ hơn, do đó phần không khí phía trên sẽ bị đẩy xuống 1 đoạn cho đến khi được phần không khí phía dưới đỡ được, thêm hiệu ứng Coanda khi phần trên của Trailing Edge hướng xuống, làm hướng di chuyển trước khi rời Trailing Edge của dòng chảy khí phía trên cũng hướng xuống, vì không khí bị đẩy xuống, theo định luật 3 Newton bảo toàn động lượng, Airfoil phải bị đẩy lên trên</w:t>
+        <w:t xml:space="preserve">Vận tốc phía trên cao hơn nên không khí bên trên sẽ rời Trailing Edge sớm hơn, còn không khí bên dưới thì trễ hơn, do đó phần không khí phía trên sẽ bị đẩy xuống 1 đoạn cho đến khi được phần không khí phía dưới đỡ được, thêm hiệu ứng Coanda khi phần trên của Trailing Edge hướng xuống, làm hướng di chuyển trước khi rời Trailing Edge của dòng chảy khí phía trên cũng hướng xuống, vì </w:t>
+      </w:r>
+      <w:r>
+        <w:rPr>
+          <w:lang w:val="en-US"/>
+        </w:rPr>
+        <w:lastRenderedPageBreak/>
+        <w:t>không khí bị đẩy xuống, theo định luật 3 Newton bảo toàn động lượng, Airfoil phải bị đẩy lên trên</w:t>
       </w:r>
     </w:p>
     <w:p>
@@ -8298,7 +9413,6 @@
         <w:rPr>
           <w:lang w:val="en-US"/>
         </w:rPr>
-        <w:lastRenderedPageBreak/>
         <w:t>Cánh quạt sẽ được Twist để Angle Of Attack ở mọi lát cắt ngang trên cánh quạt đều = nhau và = 1 con số nhỏ</w:t>
       </w:r>
     </w:p>
@@ -8664,6 +9778,7 @@
           <w:rFonts w:eastAsiaTheme="minorEastAsia"/>
           <w:lang w:val="en-US"/>
         </w:rPr>
+        <w:lastRenderedPageBreak/>
         <w:t>Archimedes’ Principle:</w:t>
       </w:r>
     </w:p>
@@ -8858,15 +9973,7 @@
           <w:rFonts w:eastAsiaTheme="minorEastAsia"/>
           <w:lang w:val="en-US"/>
         </w:rPr>
-        <w:t xml:space="preserve">1 đám khí gọi là lý tưởng khi nó đặt trong 1 không gian trống chẳng có gì cả, hay 1 hệ cô lập, và đám kí đó được bọc trong 1 hình cầu, đồng thời nếu ta tăng thể </w:t>
-      </w:r>
-      <w:r>
-        <w:rPr>
-          <w:rFonts w:eastAsiaTheme="minorEastAsia"/>
-          <w:lang w:val="en-US"/>
-        </w:rPr>
-        <w:lastRenderedPageBreak/>
-        <w:t>tích hình cầu bao nhiêu lần thì áp suất khí lên mặt cầu phải giảm bấy nhiêu lần và ngược lại, ngoài ra, nếu ta tăng nhiệt độ Kelvin của đám khí lên bao nhiêu lần thì áp suất khi lên mặt cầu phải tăng bấy nhiêu lần và ngược lại</w:t>
+        <w:t>1 đám khí gọi là lý tưởng khi nó đặt trong 1 không gian trống chẳng có gì cả, hay 1 hệ cô lập, và đám kí đó được bọc trong 1 hình cầu, đồng thời nếu ta tăng thể tích hình cầu bao nhiêu lần thì áp suất khí lên mặt cầu phải giảm bấy nhiêu lần và ngược lại, ngoài ra, nếu ta tăng nhiệt độ Kelvin của đám khí lên bao nhiêu lần thì áp suất khi lên mặt cầu phải tăng bấy nhiêu lần và ngược lại</w:t>
       </w:r>
     </w:p>
     <w:p>

--- a/fluid dynamics.docx
+++ b/fluid dynamics.docx
@@ -317,7 +317,19 @@
         <w:rPr>
           <w:lang w:val="en-US"/>
         </w:rPr>
-        <w:t xml:space="preserve">Nhiệt dung riêng là đặc trưng cho mỗi chất, = năng lượng cần thiết để tăng thêm 1 </w:t>
+        <w:t xml:space="preserve">Nhiệt dung riêng là đặc trưng cho mỗi chất, = </w:t>
+      </w:r>
+      <w:r>
+        <w:rPr>
+          <w:lang w:val="en-US"/>
+        </w:rPr>
+        <w:t>nhiệt</w:t>
+      </w:r>
+      <w:r>
+        <w:rPr>
+          <w:lang w:val="en-US"/>
+        </w:rPr>
+        <w:t xml:space="preserve"> lượng cần thiết để tăng thêm 1 </w:t>
       </w:r>
       <w:r>
         <w:rPr>
@@ -330,6 +342,42 @@
           <w:lang w:val="en-US"/>
         </w:rPr>
         <w:t>C cho 1 kg chất đó</w:t>
+      </w:r>
+    </w:p>
+    <w:p>
+      <w:pPr>
+        <w:pStyle w:val="ListParagraph"/>
+        <w:numPr>
+          <w:ilvl w:val="0"/>
+          <w:numId w:val="5"/>
+        </w:numPr>
+        <w:rPr>
+          <w:lang w:val="en-US"/>
+        </w:rPr>
+      </w:pPr>
+      <w:r>
+        <w:rPr>
+          <w:lang w:val="en-US"/>
+        </w:rPr>
+        <w:t>Nhiệt Dung Phân Tử?</w:t>
+      </w:r>
+    </w:p>
+    <w:p>
+      <w:pPr>
+        <w:pStyle w:val="ListParagraph"/>
+        <w:numPr>
+          <w:ilvl w:val="0"/>
+          <w:numId w:val="2"/>
+        </w:numPr>
+        <w:rPr>
+          <w:lang w:val="en-US"/>
+        </w:rPr>
+      </w:pPr>
+      <w:r>
+        <w:rPr>
+          <w:lang w:val="en-US"/>
+        </w:rPr>
+        <w:t>Tương đương nhiệt dung riêng, thay 1 kg chất = 1 Mole chất</w:t>
       </w:r>
     </w:p>
     <w:p>
@@ -1221,6 +1269,7 @@
           <w:rFonts w:eastAsiaTheme="minorEastAsia"/>
           <w:lang w:val="en-US"/>
         </w:rPr>
+        <w:lastRenderedPageBreak/>
         <w:t>Khi chất lỏng</w:t>
       </w:r>
       <w:r>
@@ -1283,7 +1332,6 @@
           <w:rFonts w:eastAsiaTheme="minorEastAsia"/>
           <w:lang w:val="en-US"/>
         </w:rPr>
-        <w:lastRenderedPageBreak/>
         <w:t>Càng xuống sâu, áp suất càng lớn do khối lượng chất lỏng bên trên tăng</w:t>
       </w:r>
     </w:p>
@@ -3086,6 +3134,7 @@
           <w:rFonts w:eastAsiaTheme="minorEastAsia"/>
           <w:lang w:val="en-US"/>
         </w:rPr>
+        <w:lastRenderedPageBreak/>
         <w:t>Giảm tiết diện ống đi bao nhiêu lần thì vận tốc tăng bấy nhiêu lần</w:t>
       </w:r>
       <w:r>
@@ -3120,7 +3169,6 @@
         <w:rPr>
           <w:lang w:val="en-US"/>
         </w:rPr>
-        <w:lastRenderedPageBreak/>
         <w:t>Kinetic Particle Theory – Thuyết Động Học Phân Tử:</w:t>
       </w:r>
     </w:p>
@@ -5353,6 +5401,7 @@
             <w:rFonts w:ascii="Cambria Math" w:eastAsiaTheme="minorEastAsia" w:hAnsi="Cambria Math"/>
             <w:lang w:val="en-US"/>
           </w:rPr>
+          <w:lastRenderedPageBreak/>
           <m:t>k=1.380649×</m:t>
         </m:r>
         <m:sSup>
@@ -5918,7 +5967,6 @@
         <w:rPr>
           <w:lang w:val="en-US"/>
         </w:rPr>
-        <w:lastRenderedPageBreak/>
         <w:t>Dễ dàng chứng minh được 1 Mole khí này ở điều kiện tiêu chuẩn có thể tích V</w:t>
       </w:r>
       <w:r>
@@ -6554,7 +6602,13 @@
         <w:rPr>
           <w:lang w:val="en-US"/>
         </w:rPr>
-        <w:t>Nội năng của đám khí này = tổng động năng tịnh tiến + động năng quay của các phân tử, i là bậc tự do của đám khí = số chiều chuyển động tịnh tiến + số trục quay của phân tử, ví dụ phân tử chuyển động cả 3 phương Ox, Oy, Oz, nó có thể xoay theo 2 trục nào đó thì i = 3 + 2 = 5, phân tử không quay thì i = 3</w:t>
+        <w:t xml:space="preserve">Nội năng của đám khí này = tổng động năng tịnh tiến + động năng quay của các phân tử, i là bậc tự do của đám khí = số chiều chuyển động tịnh tiến + số trục quay của phân tử, </w:t>
+      </w:r>
+      <w:r>
+        <w:rPr>
+          <w:lang w:val="en-US"/>
+        </w:rPr>
+        <w:t>phân tử chỉ gồm 1 nguyên tử thì i = 3, nếu 2 thì i = 5, 3 trở lên i = 6</w:t>
       </w:r>
     </w:p>
     <w:p>
@@ -7906,6 +7960,7 @@
             <w:rFonts w:ascii="Cambria Math" w:hAnsi="Cambria Math"/>
             <w:lang w:val="en-US"/>
           </w:rPr>
+          <w:lastRenderedPageBreak/>
           <m:t>prob</m:t>
         </m:r>
         <m:d>
@@ -7982,7 +8037,7 @@
                 <w:rFonts w:ascii="Cambria Math" w:hAnsi="Cambria Math"/>
                 <w:lang w:val="en-US"/>
               </w:rPr>
-              <m:t>Q</m:t>
+              <m:t>C</m:t>
             </m:r>
           </m:den>
         </m:f>
@@ -8090,7 +8145,19 @@
         <w:rPr>
           <w:lang w:val="en-US"/>
         </w:rPr>
-        <w:t>Chọn Q sao cho tổng phần trăm số phần tử của toàn bộ mức năng lượng cộng lại = 1</w:t>
+        <w:t xml:space="preserve">Chọn </w:t>
+      </w:r>
+      <w:r>
+        <w:rPr>
+          <w:lang w:val="en-US"/>
+        </w:rPr>
+        <w:t>C</w:t>
+      </w:r>
+      <w:r>
+        <w:rPr>
+          <w:lang w:val="en-US"/>
+        </w:rPr>
+        <w:t xml:space="preserve"> sao cho tổng phần trăm số phần tử của toàn bộ mức năng lượng cộng lại = 1</w:t>
       </w:r>
     </w:p>
     <w:p>
@@ -8153,14 +8220,7 @@
         <w:rPr>
           <w:lang w:val="en-US"/>
         </w:rPr>
-        <w:t xml:space="preserve"> và 1 Vector vận tốc </w:t>
-      </w:r>
-      <w:r>
-        <w:rPr>
-          <w:lang w:val="en-US"/>
-        </w:rPr>
-        <w:lastRenderedPageBreak/>
-        <w:t>v nào đó,</w:t>
+        <w:t xml:space="preserve"> và 1 Vector vận tốc v nào đó,</w:t>
       </w:r>
       <w:r>
         <w:rPr>
@@ -8915,9 +8975,2701 @@
         <w:pStyle w:val="ListParagraph"/>
         <w:numPr>
           <w:ilvl w:val="0"/>
+          <w:numId w:val="8"/>
+        </w:numPr>
+        <w:rPr>
+          <w:lang w:val="en-US"/>
+        </w:rPr>
+      </w:pPr>
+      <w:r>
+        <w:rPr>
+          <w:lang w:val="en-US"/>
+        </w:rPr>
+        <w:t>Quá Trình Cân Bằng?</w:t>
+      </w:r>
+    </w:p>
+    <w:p>
+      <w:pPr>
+        <w:pStyle w:val="ListParagraph"/>
+        <w:numPr>
+          <w:ilvl w:val="0"/>
           <w:numId w:val="2"/>
         </w:numPr>
         <w:rPr>
+          <w:lang w:val="en-US"/>
+        </w:rPr>
+      </w:pPr>
+      <w:r>
+        <w:rPr>
+          <w:lang w:val="en-US"/>
+        </w:rPr>
+        <w:t>Là quá trình hệ lần lượt chuyển sang các trạng thái cân bằng khác nhau, trạng thái cân bằng là trạng thái mà các thông số của hệ không đổi theo thời gian</w:t>
+      </w:r>
+    </w:p>
+    <w:p>
+      <w:pPr>
+        <w:pStyle w:val="ListParagraph"/>
+        <w:numPr>
+          <w:ilvl w:val="0"/>
+          <w:numId w:val="2"/>
+        </w:numPr>
+        <w:rPr>
+          <w:lang w:val="en-US"/>
+        </w:rPr>
+      </w:pPr>
+      <w:r>
+        <w:rPr>
+          <w:lang w:val="en-US"/>
+        </w:rPr>
+        <w:t>Quá trình thuận nghịch là quá trình hệ chuyển sang trạng thái A sang B rồi trở về A mà môi trường xung quanh như cũ, còn quá trình không thuận nghịch cũng tương tự nhưng môi trường xung quanh thay đổi, ví dụ có sự truyền nhiệt ra môi trường</w:t>
+      </w:r>
+    </w:p>
+    <w:p>
+      <w:pPr>
+        <w:pStyle w:val="ListParagraph"/>
+        <w:numPr>
+          <w:ilvl w:val="0"/>
+          <w:numId w:val="8"/>
+        </w:numPr>
+        <w:rPr>
+          <w:lang w:val="en-US"/>
+        </w:rPr>
+      </w:pPr>
+      <w:r>
+        <w:rPr>
+          <w:lang w:val="en-US"/>
+        </w:rPr>
+        <w:t>Nguyên Lý 1 Nhiệt Động Lực Học?</w:t>
+      </w:r>
+    </w:p>
+    <w:p>
+      <w:pPr>
+        <w:pStyle w:val="ListParagraph"/>
+        <w:numPr>
+          <w:ilvl w:val="0"/>
+          <w:numId w:val="2"/>
+        </w:numPr>
+        <w:rPr>
+          <w:lang w:val="en-US"/>
+        </w:rPr>
+      </w:pPr>
+      <w:r>
+        <w:rPr>
+          <w:lang w:val="en-US"/>
+        </w:rPr>
+        <w:t>Năng lượng hệ nhận được = tổng công và nhiệt hệ nhận được</w:t>
+      </w:r>
+    </w:p>
+    <w:p>
+      <w:pPr>
+        <w:pStyle w:val="ListParagraph"/>
+        <w:numPr>
+          <w:ilvl w:val="0"/>
+          <w:numId w:val="8"/>
+        </w:numPr>
+        <w:rPr>
+          <w:lang w:val="en-US"/>
+        </w:rPr>
+      </w:pPr>
+      <w:r>
+        <w:rPr>
+          <w:lang w:val="en-US"/>
+        </w:rPr>
+        <w:t>Các Quá Trình Đẳng?</w:t>
+      </w:r>
+    </w:p>
+    <w:p>
+      <w:pPr>
+        <w:pStyle w:val="ListParagraph"/>
+        <w:numPr>
+          <w:ilvl w:val="0"/>
+          <w:numId w:val="2"/>
+        </w:numPr>
+        <w:rPr>
+          <w:lang w:val="en-US"/>
+        </w:rPr>
+      </w:pPr>
+      <w:r>
+        <w:rPr>
+          <w:lang w:val="en-US"/>
+        </w:rPr>
+        <w:t>Xét đám khí ở mục 1</w:t>
+      </w:r>
+      <w:r>
+        <w:rPr>
+          <w:lang w:val="en-US"/>
+        </w:rPr>
+        <w:t>, ở đây áp suất là cái chúng ta không thể thay đổi trực tiếp, mà chỉ có thể thay đổi nhiệt độ hoặc thể tích</w:t>
+      </w:r>
+    </w:p>
+    <w:p>
+      <w:pPr>
+        <w:pStyle w:val="ListParagraph"/>
+        <w:numPr>
+          <w:ilvl w:val="0"/>
+          <w:numId w:val="2"/>
+        </w:numPr>
+        <w:rPr>
+          <w:lang w:val="en-US"/>
+        </w:rPr>
+      </w:pPr>
+      <w:r>
+        <w:rPr>
+          <w:lang w:val="en-US"/>
+        </w:rPr>
+        <w:t xml:space="preserve">Trong mọi quá trình, gọi độ biến thiên nhiệt độ của đám khí là </w:t>
+      </w:r>
+      <w:r>
+        <w:rPr>
+          <w:lang w:val="en-US"/>
+        </w:rPr>
+        <w:sym w:font="Symbol" w:char="F044"/>
+      </w:r>
+      <w:r>
+        <w:rPr>
+          <w:lang w:val="en-US"/>
+        </w:rPr>
+        <w:t>T</w:t>
+      </w:r>
+      <w:r>
+        <w:rPr>
+          <w:lang w:val="en-US"/>
+        </w:rPr>
+        <w:t xml:space="preserve">, độ biến nội năng </w:t>
+      </w:r>
+      <w:r>
+        <w:rPr>
+          <w:lang w:val="en-US"/>
+        </w:rPr>
+        <w:sym w:font="Symbol" w:char="F044"/>
+      </w:r>
+      <w:r>
+        <w:rPr>
+          <w:lang w:val="en-US"/>
+        </w:rPr>
+        <w:t>U luôn được tính = công thức sau, C</w:t>
+      </w:r>
+      <w:r>
+        <w:rPr>
+          <w:vertAlign w:val="subscript"/>
+          <w:lang w:val="en-US"/>
+        </w:rPr>
+        <w:t>v</w:t>
+      </w:r>
+      <w:r>
+        <w:rPr>
+          <w:lang w:val="en-US"/>
+        </w:rPr>
+        <w:t xml:space="preserve"> gọi là nhiệt dung phân tử ứng với quá trình đẳng tích</w:t>
+      </w:r>
+    </w:p>
+    <w:p>
+      <w:pPr>
+        <w:pStyle w:val="ListParagraph"/>
+        <w:pBdr>
+          <w:top w:val="single" w:sz="4" w:space="1" w:color="auto"/>
+          <w:left w:val="single" w:sz="4" w:space="4" w:color="auto"/>
+          <w:bottom w:val="single" w:sz="4" w:space="1" w:color="auto"/>
+          <w:right w:val="single" w:sz="4" w:space="4" w:color="auto"/>
+        </w:pBdr>
+        <w:ind w:left="1080"/>
+        <w:rPr>
+          <w:rFonts w:eastAsiaTheme="minorEastAsia"/>
+          <w:lang w:val="en-US"/>
+        </w:rPr>
+      </w:pPr>
+      <m:oMath>
+        <m:r>
+          <w:rPr>
+            <w:rFonts w:ascii="Cambria Math" w:hAnsi="Cambria Math"/>
+            <w:lang w:val="en-US"/>
+          </w:rPr>
+          <m:t>∆U=n</m:t>
+        </m:r>
+        <m:sSub>
+          <m:sSubPr>
+            <m:ctrlPr>
+              <w:rPr>
+                <w:rFonts w:ascii="Cambria Math" w:hAnsi="Cambria Math"/>
+                <w:i/>
+                <w:lang w:val="en-US"/>
+              </w:rPr>
+            </m:ctrlPr>
+          </m:sSubPr>
+          <m:e>
+            <m:r>
+              <w:rPr>
+                <w:rFonts w:ascii="Cambria Math" w:hAnsi="Cambria Math"/>
+                <w:lang w:val="en-US"/>
+              </w:rPr>
+              <m:t>C</m:t>
+            </m:r>
+          </m:e>
+          <m:sub>
+            <m:r>
+              <w:rPr>
+                <w:rFonts w:ascii="Cambria Math" w:hAnsi="Cambria Math"/>
+                <w:lang w:val="en-US"/>
+              </w:rPr>
+              <m:t>v</m:t>
+            </m:r>
+          </m:sub>
+        </m:sSub>
+        <m:r>
+          <w:rPr>
+            <w:rFonts w:ascii="Cambria Math" w:hAnsi="Cambria Math"/>
+            <w:lang w:val="en-US"/>
+          </w:rPr>
+          <m:t>∆T</m:t>
+        </m:r>
+      </m:oMath>
+      <w:r>
+        <w:rPr>
+          <w:rFonts w:eastAsiaTheme="minorEastAsia"/>
+          <w:lang w:val="en-US"/>
+        </w:rPr>
+        <w:t xml:space="preserve"> </w:t>
+      </w:r>
+    </w:p>
+    <w:p>
+      <w:pPr>
+        <w:pStyle w:val="ListParagraph"/>
+        <w:pBdr>
+          <w:top w:val="single" w:sz="4" w:space="1" w:color="auto"/>
+          <w:left w:val="single" w:sz="4" w:space="4" w:color="auto"/>
+          <w:bottom w:val="single" w:sz="4" w:space="1" w:color="auto"/>
+          <w:right w:val="single" w:sz="4" w:space="4" w:color="auto"/>
+        </w:pBdr>
+        <w:ind w:left="1080"/>
+        <w:rPr>
+          <w:rFonts w:eastAsiaTheme="minorEastAsia"/>
+          <w:lang w:val="en-US"/>
+        </w:rPr>
+      </w:pPr>
+      <m:oMath>
+        <m:sSub>
+          <m:sSubPr>
+            <m:ctrlPr>
+              <w:rPr>
+                <w:rFonts w:ascii="Cambria Math" w:hAnsi="Cambria Math"/>
+                <w:i/>
+                <w:lang w:val="en-US"/>
+              </w:rPr>
+            </m:ctrlPr>
+          </m:sSubPr>
+          <m:e>
+            <m:r>
+              <w:rPr>
+                <w:rFonts w:ascii="Cambria Math" w:hAnsi="Cambria Math"/>
+                <w:lang w:val="en-US"/>
+              </w:rPr>
+              <m:t>C</m:t>
+            </m:r>
+          </m:e>
+          <m:sub>
+            <m:r>
+              <w:rPr>
+                <w:rFonts w:ascii="Cambria Math" w:hAnsi="Cambria Math"/>
+                <w:lang w:val="en-US"/>
+              </w:rPr>
+              <m:t>v</m:t>
+            </m:r>
+          </m:sub>
+        </m:sSub>
+        <m:r>
+          <w:rPr>
+            <w:rFonts w:ascii="Cambria Math" w:hAnsi="Cambria Math"/>
+            <w:lang w:val="en-US"/>
+          </w:rPr>
+          <m:t>=</m:t>
+        </m:r>
+        <m:f>
+          <m:fPr>
+            <m:ctrlPr>
+              <w:rPr>
+                <w:rFonts w:ascii="Cambria Math" w:hAnsi="Cambria Math"/>
+                <w:i/>
+                <w:lang w:val="en-US"/>
+              </w:rPr>
+            </m:ctrlPr>
+          </m:fPr>
+          <m:num>
+            <m:r>
+              <w:rPr>
+                <w:rFonts w:ascii="Cambria Math" w:hAnsi="Cambria Math"/>
+                <w:lang w:val="en-US"/>
+              </w:rPr>
+              <m:t>1</m:t>
+            </m:r>
+          </m:num>
+          <m:den>
+            <m:r>
+              <w:rPr>
+                <w:rFonts w:ascii="Cambria Math" w:hAnsi="Cambria Math"/>
+                <w:lang w:val="en-US"/>
+              </w:rPr>
+              <m:t>2</m:t>
+            </m:r>
+          </m:den>
+        </m:f>
+        <m:r>
+          <w:rPr>
+            <w:rFonts w:ascii="Cambria Math" w:hAnsi="Cambria Math"/>
+            <w:lang w:val="en-US"/>
+          </w:rPr>
+          <m:t>iR</m:t>
+        </m:r>
+      </m:oMath>
+      <w:r>
+        <w:rPr>
+          <w:rFonts w:eastAsiaTheme="minorEastAsia"/>
+          <w:lang w:val="en-US"/>
+        </w:rPr>
+        <w:t xml:space="preserve"> </w:t>
+      </w:r>
+    </w:p>
+    <w:p>
+      <w:pPr>
+        <w:pStyle w:val="ListParagraph"/>
+        <w:numPr>
+          <w:ilvl w:val="0"/>
+          <w:numId w:val="2"/>
+        </w:numPr>
+        <w:rPr>
+          <w:lang w:val="en-US"/>
+        </w:rPr>
+      </w:pPr>
+      <w:r>
+        <w:rPr>
+          <w:lang w:val="en-US"/>
+        </w:rPr>
+        <w:t>Trong mỗi quá trình, gọi A là công đám khí nhận được và Q là nhiệt lượng đám khí nhận được</w:t>
+      </w:r>
+      <w:r>
+        <w:rPr>
+          <w:lang w:val="en-US"/>
+        </w:rPr>
+        <w:t>,</w:t>
+      </w:r>
+      <w:r>
+        <w:rPr>
+          <w:lang w:val="en-US"/>
+        </w:rPr>
+        <w:t xml:space="preserve"> ta chỉ có thể tính Q khi biết 2 thằng kia, Q =</w:t>
+      </w:r>
+      <w:r>
+        <w:rPr>
+          <w:lang w:val="en-US"/>
+        </w:rPr>
+        <w:t xml:space="preserve"> </w:t>
+      </w:r>
+      <w:r>
+        <w:rPr>
+          <w:lang w:val="en-US"/>
+        </w:rPr>
+        <w:sym w:font="Symbol" w:char="F044"/>
+      </w:r>
+      <w:r>
+        <w:rPr>
+          <w:lang w:val="en-US"/>
+        </w:rPr>
+        <w:t>U</w:t>
+      </w:r>
+      <w:r>
+        <w:rPr>
+          <w:lang w:val="en-US"/>
+        </w:rPr>
+        <w:t xml:space="preserve"> – A</w:t>
+      </w:r>
+    </w:p>
+    <w:p>
+      <w:pPr>
+        <w:pStyle w:val="ListParagraph"/>
+        <w:numPr>
+          <w:ilvl w:val="0"/>
+          <w:numId w:val="2"/>
+        </w:numPr>
+        <w:rPr>
+          <w:lang w:val="en-US"/>
+        </w:rPr>
+      </w:pPr>
+      <w:r>
+        <w:rPr>
+          <w:lang w:val="en-US"/>
+        </w:rPr>
+        <w:t xml:space="preserve">Quá trình đẳng tích, giữ nguyên thể tích, ta </w:t>
+      </w:r>
+      <w:r>
+        <w:rPr>
+          <w:lang w:val="en-US"/>
+        </w:rPr>
+        <w:t>chỉ thay đổi</w:t>
+      </w:r>
+      <w:r>
+        <w:rPr>
+          <w:lang w:val="en-US"/>
+        </w:rPr>
+        <w:t xml:space="preserve"> nhiệt độ,</w:t>
+      </w:r>
+      <w:r>
+        <w:rPr>
+          <w:lang w:val="en-US"/>
+        </w:rPr>
+        <w:t xml:space="preserve"> khi đó áp suất t</w:t>
+      </w:r>
+      <w:r>
+        <w:rPr>
+          <w:lang w:val="en-US"/>
+        </w:rPr>
+        <w:t>ự</w:t>
+      </w:r>
+      <w:r>
+        <w:rPr>
+          <w:lang w:val="en-US"/>
+        </w:rPr>
+        <w:t xml:space="preserve"> thay đổi theo,</w:t>
+      </w:r>
+      <w:r>
+        <w:rPr>
+          <w:lang w:val="en-US"/>
+        </w:rPr>
+        <w:t xml:space="preserve"> </w:t>
+      </w:r>
+      <w:r>
+        <w:rPr>
+          <w:lang w:val="en-US"/>
+        </w:rPr>
+        <w:t xml:space="preserve">khi này A = 0, Q = </w:t>
+      </w:r>
+      <w:r>
+        <w:rPr>
+          <w:lang w:val="en-US"/>
+        </w:rPr>
+        <w:sym w:font="Symbol" w:char="F044"/>
+      </w:r>
+      <w:r>
+        <w:rPr>
+          <w:lang w:val="en-US"/>
+        </w:rPr>
+        <w:t>U</w:t>
+      </w:r>
+    </w:p>
+    <w:p>
+      <w:pPr>
+        <w:pStyle w:val="ListParagraph"/>
+        <w:numPr>
+          <w:ilvl w:val="0"/>
+          <w:numId w:val="2"/>
+        </w:numPr>
+        <w:rPr>
+          <w:lang w:val="en-US"/>
+        </w:rPr>
+      </w:pPr>
+      <w:r>
+        <w:rPr>
+          <w:lang w:val="en-US"/>
+        </w:rPr>
+        <w:t xml:space="preserve">Quá trình đẳng nhiệt, giữ nguyên nhiệt độ, ta chỉ thay đổi thể tích, khi đó áp suất tự thay đổi theo, khi này nội năng của đám khí không đổi, công nhận vào = nhiệt lượng tỏa ra, gọi </w:t>
+      </w:r>
+      <w:r>
+        <w:rPr>
+          <w:lang w:val="en-US"/>
+        </w:rPr>
+        <w:t>V</w:t>
+      </w:r>
+      <w:r>
+        <w:rPr>
+          <w:vertAlign w:val="subscript"/>
+          <w:lang w:val="en-US"/>
+        </w:rPr>
+        <w:t>1</w:t>
+      </w:r>
+      <w:r>
+        <w:rPr>
+          <w:lang w:val="en-US"/>
+        </w:rPr>
+        <w:t xml:space="preserve"> là thể tích ban đầu, </w:t>
+      </w:r>
+      <w:r>
+        <w:rPr>
+          <w:lang w:val="en-US"/>
+        </w:rPr>
+        <w:t>V</w:t>
+      </w:r>
+      <w:r>
+        <w:rPr>
+          <w:vertAlign w:val="subscript"/>
+          <w:lang w:val="en-US"/>
+        </w:rPr>
+        <w:t>2</w:t>
+      </w:r>
+      <w:r>
+        <w:rPr>
+          <w:lang w:val="en-US"/>
+        </w:rPr>
+        <w:t xml:space="preserve"> là thể tích sau khi thay đổi</w:t>
+      </w:r>
+    </w:p>
+    <w:p>
+      <w:pPr>
+        <w:pStyle w:val="ListParagraph"/>
+        <w:pBdr>
+          <w:top w:val="single" w:sz="4" w:space="1" w:color="auto"/>
+          <w:left w:val="single" w:sz="4" w:space="4" w:color="auto"/>
+          <w:bottom w:val="single" w:sz="4" w:space="1" w:color="auto"/>
+          <w:right w:val="single" w:sz="4" w:space="4" w:color="auto"/>
+        </w:pBdr>
+        <w:ind w:left="1080"/>
+        <w:rPr>
+          <w:lang w:val="en-US"/>
+        </w:rPr>
+      </w:pPr>
+      <m:oMath>
+        <m:r>
+          <w:rPr>
+            <w:rFonts w:ascii="Cambria Math" w:hAnsi="Cambria Math"/>
+            <w:lang w:val="en-US"/>
+          </w:rPr>
+          <m:t>A=-Q</m:t>
+        </m:r>
+        <m:r>
+          <w:rPr>
+            <w:rFonts w:ascii="Cambria Math" w:hAnsi="Cambria Math"/>
+            <w:lang w:val="en-US"/>
+          </w:rPr>
+          <m:t>=nRTln</m:t>
+        </m:r>
+        <m:d>
+          <m:dPr>
+            <m:ctrlPr>
+              <w:rPr>
+                <w:rFonts w:ascii="Cambria Math" w:hAnsi="Cambria Math"/>
+                <w:i/>
+                <w:lang w:val="en-US"/>
+              </w:rPr>
+            </m:ctrlPr>
+          </m:dPr>
+          <m:e>
+            <m:f>
+              <m:fPr>
+                <m:ctrlPr>
+                  <w:rPr>
+                    <w:rFonts w:ascii="Cambria Math" w:hAnsi="Cambria Math"/>
+                    <w:i/>
+                    <w:lang w:val="en-US"/>
+                  </w:rPr>
+                </m:ctrlPr>
+              </m:fPr>
+              <m:num>
+                <m:sSub>
+                  <m:sSubPr>
+                    <m:ctrlPr>
+                      <w:rPr>
+                        <w:rFonts w:ascii="Cambria Math" w:hAnsi="Cambria Math"/>
+                        <w:i/>
+                        <w:lang w:val="en-US"/>
+                      </w:rPr>
+                    </m:ctrlPr>
+                  </m:sSubPr>
+                  <m:e>
+                    <m:r>
+                      <w:rPr>
+                        <w:rFonts w:ascii="Cambria Math" w:hAnsi="Cambria Math"/>
+                        <w:lang w:val="en-US"/>
+                      </w:rPr>
+                      <m:t>V</m:t>
+                    </m:r>
+                  </m:e>
+                  <m:sub>
+                    <m:r>
+                      <w:rPr>
+                        <w:rFonts w:ascii="Cambria Math" w:hAnsi="Cambria Math"/>
+                        <w:lang w:val="en-US"/>
+                      </w:rPr>
+                      <m:t>1</m:t>
+                    </m:r>
+                  </m:sub>
+                </m:sSub>
+              </m:num>
+              <m:den>
+                <m:sSub>
+                  <m:sSubPr>
+                    <m:ctrlPr>
+                      <w:rPr>
+                        <w:rFonts w:ascii="Cambria Math" w:hAnsi="Cambria Math"/>
+                        <w:i/>
+                        <w:lang w:val="en-US"/>
+                      </w:rPr>
+                    </m:ctrlPr>
+                  </m:sSubPr>
+                  <m:e>
+                    <m:r>
+                      <w:rPr>
+                        <w:rFonts w:ascii="Cambria Math" w:hAnsi="Cambria Math"/>
+                        <w:lang w:val="en-US"/>
+                      </w:rPr>
+                      <m:t>V</m:t>
+                    </m:r>
+                  </m:e>
+                  <m:sub>
+                    <m:r>
+                      <w:rPr>
+                        <w:rFonts w:ascii="Cambria Math" w:hAnsi="Cambria Math"/>
+                        <w:lang w:val="en-US"/>
+                      </w:rPr>
+                      <m:t>2</m:t>
+                    </m:r>
+                  </m:sub>
+                </m:sSub>
+              </m:den>
+            </m:f>
+          </m:e>
+        </m:d>
+      </m:oMath>
+      <w:r>
+        <w:rPr>
+          <w:rFonts w:eastAsiaTheme="minorEastAsia"/>
+          <w:lang w:val="en-US"/>
+        </w:rPr>
+        <w:t xml:space="preserve"> </w:t>
+      </w:r>
+    </w:p>
+    <w:p>
+      <w:pPr>
+        <w:pStyle w:val="ListParagraph"/>
+        <w:numPr>
+          <w:ilvl w:val="0"/>
+          <w:numId w:val="2"/>
+        </w:numPr>
+        <w:rPr>
+          <w:lang w:val="en-US"/>
+        </w:rPr>
+      </w:pPr>
+      <w:r>
+        <w:rPr>
+          <w:lang w:val="en-US"/>
+        </w:rPr>
+        <w:t xml:space="preserve">Quá trình đẳng áp, ta </w:t>
+      </w:r>
+      <w:r>
+        <w:rPr>
+          <w:lang w:val="en-US"/>
+        </w:rPr>
+        <w:t xml:space="preserve">thay đổi </w:t>
+      </w:r>
+      <w:r>
+        <w:rPr>
+          <w:lang w:val="en-US"/>
+        </w:rPr>
+        <w:t>cả nhiệt độ và thể tích, sao cho áp suất không đổi</w:t>
+      </w:r>
+      <w:r>
+        <w:rPr>
+          <w:lang w:val="en-US"/>
+        </w:rPr>
+        <w:t xml:space="preserve">, </w:t>
+      </w:r>
+      <w:r>
+        <w:rPr>
+          <w:lang w:val="en-US"/>
+        </w:rPr>
+        <w:t>nghĩa là tăng nhiệt độ bao nhiêu lần thì tăng thể tích bây nhiêu lần</w:t>
+      </w:r>
+      <w:r>
+        <w:rPr>
+          <w:lang w:val="en-US"/>
+        </w:rPr>
+        <w:t xml:space="preserve">, gọi độ biến thiên thể tích là </w:t>
+      </w:r>
+      <w:r>
+        <w:rPr>
+          <w:lang w:val="en-US"/>
+        </w:rPr>
+        <w:sym w:font="Symbol" w:char="F044"/>
+      </w:r>
+      <w:r>
+        <w:rPr>
+          <w:lang w:val="en-US"/>
+        </w:rPr>
+        <w:t>V, C</w:t>
+      </w:r>
+      <w:r>
+        <w:rPr>
+          <w:vertAlign w:val="subscript"/>
+          <w:lang w:val="en-US"/>
+        </w:rPr>
+        <w:t>p</w:t>
+      </w:r>
+      <w:r>
+        <w:rPr>
+          <w:vertAlign w:val="subscript"/>
+          <w:lang w:val="en-US"/>
+        </w:rPr>
+        <w:t xml:space="preserve"> </w:t>
+      </w:r>
+      <w:r>
+        <w:rPr>
+          <w:lang w:val="en-US"/>
+        </w:rPr>
+        <w:t>gọi là nhiệt dung phân tử ứng với quá trình đẳng áp</w:t>
+      </w:r>
+      <w:r>
+        <w:rPr>
+          <w:lang w:val="en-US"/>
+        </w:rPr>
+        <w:t xml:space="preserve">, </w:t>
+      </w:r>
+      <w:r>
+        <w:rPr>
+          <w:lang w:val="en-US"/>
+        </w:rPr>
+        <w:t>γ</w:t>
+      </w:r>
+      <w:r>
+        <w:rPr>
+          <w:lang w:val="en-US"/>
+        </w:rPr>
+        <w:t xml:space="preserve"> gọi</w:t>
+      </w:r>
+      <w:r>
+        <w:rPr>
+          <w:lang w:val="en-US"/>
+        </w:rPr>
+        <w:t xml:space="preserve"> là hệ số Poisson</w:t>
+      </w:r>
+    </w:p>
+    <w:p>
+      <w:pPr>
+        <w:pStyle w:val="ListParagraph"/>
+        <w:pBdr>
+          <w:top w:val="single" w:sz="4" w:space="1" w:color="auto"/>
+          <w:left w:val="single" w:sz="4" w:space="4" w:color="auto"/>
+          <w:bottom w:val="single" w:sz="4" w:space="1" w:color="auto"/>
+          <w:right w:val="single" w:sz="4" w:space="4" w:color="auto"/>
+        </w:pBdr>
+        <w:ind w:left="1080"/>
+        <w:rPr>
+          <w:rFonts w:eastAsiaTheme="minorEastAsia"/>
+          <w:lang w:val="en-US"/>
+        </w:rPr>
+      </w:pPr>
+      <m:oMath>
+        <m:r>
+          <w:rPr>
+            <w:rFonts w:ascii="Cambria Math" w:hAnsi="Cambria Math"/>
+            <w:lang w:val="en-US"/>
+          </w:rPr>
+          <m:t>A=</m:t>
+        </m:r>
+        <m:r>
+          <w:rPr>
+            <w:rFonts w:ascii="Cambria Math" w:hAnsi="Cambria Math"/>
+            <w:lang w:val="en-US"/>
+          </w:rPr>
+          <m:t>-</m:t>
+        </m:r>
+        <m:r>
+          <w:rPr>
+            <w:rFonts w:ascii="Cambria Math" w:hAnsi="Cambria Math"/>
+            <w:lang w:val="en-US"/>
+          </w:rPr>
+          <m:t>P∆V</m:t>
+        </m:r>
+      </m:oMath>
+      <w:r>
+        <w:rPr>
+          <w:rFonts w:eastAsiaTheme="minorEastAsia"/>
+          <w:lang w:val="en-US"/>
+        </w:rPr>
+        <w:t xml:space="preserve"> </w:t>
+      </w:r>
+    </w:p>
+    <w:p>
+      <w:pPr>
+        <w:pStyle w:val="ListParagraph"/>
+        <w:pBdr>
+          <w:top w:val="single" w:sz="4" w:space="1" w:color="auto"/>
+          <w:left w:val="single" w:sz="4" w:space="4" w:color="auto"/>
+          <w:bottom w:val="single" w:sz="4" w:space="1" w:color="auto"/>
+          <w:right w:val="single" w:sz="4" w:space="4" w:color="auto"/>
+        </w:pBdr>
+        <w:ind w:left="1080"/>
+        <w:rPr>
+          <w:rFonts w:eastAsiaTheme="minorEastAsia"/>
+          <w:lang w:val="en-US"/>
+        </w:rPr>
+      </w:pPr>
+      <m:oMath>
+        <m:r>
+          <w:rPr>
+            <w:rFonts w:ascii="Cambria Math" w:eastAsiaTheme="minorEastAsia" w:hAnsi="Cambria Math"/>
+            <w:lang w:val="en-US"/>
+          </w:rPr>
+          <m:t>Q=n</m:t>
+        </m:r>
+        <m:sSub>
+          <m:sSubPr>
+            <m:ctrlPr>
+              <w:rPr>
+                <w:rFonts w:ascii="Cambria Math" w:eastAsiaTheme="minorEastAsia" w:hAnsi="Cambria Math"/>
+                <w:i/>
+                <w:lang w:val="en-US"/>
+              </w:rPr>
+            </m:ctrlPr>
+          </m:sSubPr>
+          <m:e>
+            <m:r>
+              <w:rPr>
+                <w:rFonts w:ascii="Cambria Math" w:eastAsiaTheme="minorEastAsia" w:hAnsi="Cambria Math"/>
+                <w:lang w:val="en-US"/>
+              </w:rPr>
+              <m:t>C</m:t>
+            </m:r>
+          </m:e>
+          <m:sub>
+            <m:r>
+              <w:rPr>
+                <w:rFonts w:ascii="Cambria Math" w:eastAsiaTheme="minorEastAsia" w:hAnsi="Cambria Math"/>
+                <w:lang w:val="en-US"/>
+              </w:rPr>
+              <m:t>p</m:t>
+            </m:r>
+          </m:sub>
+        </m:sSub>
+        <m:r>
+          <w:rPr>
+            <w:rFonts w:ascii="Cambria Math" w:hAnsi="Cambria Math"/>
+            <w:lang w:val="en-US"/>
+          </w:rPr>
+          <m:t>∆T</m:t>
+        </m:r>
+      </m:oMath>
+      <w:r>
+        <w:rPr>
+          <w:rFonts w:eastAsiaTheme="minorEastAsia"/>
+          <w:lang w:val="en-US"/>
+        </w:rPr>
+        <w:t xml:space="preserve"> </w:t>
+      </w:r>
+    </w:p>
+    <w:p>
+      <w:pPr>
+        <w:pStyle w:val="ListParagraph"/>
+        <w:pBdr>
+          <w:top w:val="single" w:sz="4" w:space="1" w:color="auto"/>
+          <w:left w:val="single" w:sz="4" w:space="4" w:color="auto"/>
+          <w:bottom w:val="single" w:sz="4" w:space="1" w:color="auto"/>
+          <w:right w:val="single" w:sz="4" w:space="4" w:color="auto"/>
+        </w:pBdr>
+        <w:ind w:left="1080"/>
+        <w:rPr>
+          <w:rFonts w:eastAsiaTheme="minorEastAsia"/>
+          <w:lang w:val="en-US"/>
+        </w:rPr>
+      </w:pPr>
+      <m:oMath>
+        <m:sSub>
+          <m:sSubPr>
+            <m:ctrlPr>
+              <w:rPr>
+                <w:rFonts w:ascii="Cambria Math" w:eastAsiaTheme="minorEastAsia" w:hAnsi="Cambria Math"/>
+                <w:i/>
+                <w:lang w:val="en-US"/>
+              </w:rPr>
+            </m:ctrlPr>
+          </m:sSubPr>
+          <m:e>
+            <m:r>
+              <w:rPr>
+                <w:rFonts w:ascii="Cambria Math" w:eastAsiaTheme="minorEastAsia" w:hAnsi="Cambria Math"/>
+                <w:lang w:val="en-US"/>
+              </w:rPr>
+              <m:t>C</m:t>
+            </m:r>
+          </m:e>
+          <m:sub>
+            <m:r>
+              <w:rPr>
+                <w:rFonts w:ascii="Cambria Math" w:eastAsiaTheme="minorEastAsia" w:hAnsi="Cambria Math"/>
+                <w:lang w:val="en-US"/>
+              </w:rPr>
+              <m:t>p</m:t>
+            </m:r>
+          </m:sub>
+        </m:sSub>
+        <m:r>
+          <w:rPr>
+            <w:rFonts w:ascii="Cambria Math" w:eastAsiaTheme="minorEastAsia" w:hAnsi="Cambria Math"/>
+            <w:lang w:val="en-US"/>
+          </w:rPr>
+          <m:t>=</m:t>
+        </m:r>
+        <m:sSub>
+          <m:sSubPr>
+            <m:ctrlPr>
+              <w:rPr>
+                <w:rFonts w:ascii="Cambria Math" w:hAnsi="Cambria Math"/>
+                <w:i/>
+                <w:lang w:val="en-US"/>
+              </w:rPr>
+            </m:ctrlPr>
+          </m:sSubPr>
+          <m:e>
+            <m:r>
+              <w:rPr>
+                <w:rFonts w:ascii="Cambria Math" w:hAnsi="Cambria Math"/>
+                <w:lang w:val="en-US"/>
+              </w:rPr>
+              <m:t>C</m:t>
+            </m:r>
+          </m:e>
+          <m:sub>
+            <m:r>
+              <w:rPr>
+                <w:rFonts w:ascii="Cambria Math" w:hAnsi="Cambria Math"/>
+                <w:lang w:val="en-US"/>
+              </w:rPr>
+              <m:t>v</m:t>
+            </m:r>
+          </m:sub>
+        </m:sSub>
+        <m:r>
+          <w:rPr>
+            <w:rFonts w:ascii="Cambria Math" w:hAnsi="Cambria Math"/>
+            <w:lang w:val="en-US"/>
+          </w:rPr>
+          <m:t>+R=γ</m:t>
+        </m:r>
+        <m:sSub>
+          <m:sSubPr>
+            <m:ctrlPr>
+              <w:rPr>
+                <w:rFonts w:ascii="Cambria Math" w:hAnsi="Cambria Math"/>
+                <w:i/>
+                <w:lang w:val="en-US"/>
+              </w:rPr>
+            </m:ctrlPr>
+          </m:sSubPr>
+          <m:e>
+            <m:r>
+              <w:rPr>
+                <w:rFonts w:ascii="Cambria Math" w:hAnsi="Cambria Math"/>
+                <w:lang w:val="en-US"/>
+              </w:rPr>
+              <m:t>C</m:t>
+            </m:r>
+          </m:e>
+          <m:sub>
+            <m:r>
+              <w:rPr>
+                <w:rFonts w:ascii="Cambria Math" w:hAnsi="Cambria Math"/>
+                <w:lang w:val="en-US"/>
+              </w:rPr>
+              <m:t>v</m:t>
+            </m:r>
+          </m:sub>
+        </m:sSub>
+      </m:oMath>
+      <w:r>
+        <w:rPr>
+          <w:rFonts w:eastAsiaTheme="minorEastAsia"/>
+          <w:lang w:val="en-US"/>
+        </w:rPr>
+        <w:t xml:space="preserve"> </w:t>
+      </w:r>
+    </w:p>
+    <w:p>
+      <w:pPr>
+        <w:pStyle w:val="ListParagraph"/>
+        <w:pBdr>
+          <w:top w:val="single" w:sz="4" w:space="1" w:color="auto"/>
+          <w:left w:val="single" w:sz="4" w:space="4" w:color="auto"/>
+          <w:bottom w:val="single" w:sz="4" w:space="1" w:color="auto"/>
+          <w:right w:val="single" w:sz="4" w:space="4" w:color="auto"/>
+        </w:pBdr>
+        <w:ind w:left="1080"/>
+        <w:rPr>
+          <w:rFonts w:eastAsiaTheme="minorEastAsia"/>
+          <w:lang w:val="en-US"/>
+        </w:rPr>
+      </w:pPr>
+      <m:oMath>
+        <m:r>
+          <w:rPr>
+            <w:rFonts w:ascii="Cambria Math" w:hAnsi="Cambria Math"/>
+            <w:lang w:val="en-US"/>
+          </w:rPr>
+          <w:lastRenderedPageBreak/>
+          <m:t>γ=1+</m:t>
+        </m:r>
+        <m:f>
+          <m:fPr>
+            <m:ctrlPr>
+              <w:rPr>
+                <w:rFonts w:ascii="Cambria Math" w:hAnsi="Cambria Math"/>
+                <w:i/>
+                <w:lang w:val="en-US"/>
+              </w:rPr>
+            </m:ctrlPr>
+          </m:fPr>
+          <m:num>
+            <m:r>
+              <w:rPr>
+                <w:rFonts w:ascii="Cambria Math" w:hAnsi="Cambria Math"/>
+                <w:lang w:val="en-US"/>
+              </w:rPr>
+              <m:t>2</m:t>
+            </m:r>
+          </m:num>
+          <m:den>
+            <m:r>
+              <w:rPr>
+                <w:rFonts w:ascii="Cambria Math" w:hAnsi="Cambria Math"/>
+                <w:lang w:val="en-US"/>
+              </w:rPr>
+              <m:t>i</m:t>
+            </m:r>
+          </m:den>
+        </m:f>
+      </m:oMath>
+      <w:r>
+        <w:rPr>
+          <w:rFonts w:eastAsiaTheme="minorEastAsia"/>
+          <w:lang w:val="en-US"/>
+        </w:rPr>
+        <w:t xml:space="preserve"> </w:t>
+      </w:r>
+    </w:p>
+    <w:p>
+      <w:pPr>
+        <w:pStyle w:val="ListParagraph"/>
+        <w:numPr>
+          <w:ilvl w:val="0"/>
+          <w:numId w:val="2"/>
+        </w:numPr>
+        <w:rPr>
+          <w:rFonts w:eastAsiaTheme="minorEastAsia"/>
+          <w:lang w:val="en-US"/>
+        </w:rPr>
+      </w:pPr>
+      <w:r>
+        <w:rPr>
+          <w:rFonts w:eastAsiaTheme="minorEastAsia"/>
+          <w:lang w:val="en-US"/>
+        </w:rPr>
+        <w:t xml:space="preserve">Quá trình đoạn nhiệt, ta thay đổi cả nhiệt độ và thể tích, sao cho </w:t>
+      </w:r>
+      <w:r>
+        <w:rPr>
+          <w:lang w:val="en-US"/>
+        </w:rPr>
+        <w:sym w:font="Symbol" w:char="F044"/>
+      </w:r>
+      <w:r>
+        <w:rPr>
+          <w:lang w:val="en-US"/>
+        </w:rPr>
+        <w:t>U = A, khi này áp suất tự thay đổi theo</w:t>
+      </w:r>
+      <w:r>
+        <w:rPr>
+          <w:lang w:val="en-US"/>
+        </w:rPr>
+        <w:t>, không có nhiệt lượng tỏa ra hay thu vào, để làm được điều này, thì phải thỏa mãn điều kiện sau</w:t>
+      </w:r>
+    </w:p>
+    <w:p>
+      <w:pPr>
+        <w:pStyle w:val="ListParagraph"/>
+        <w:pBdr>
+          <w:top w:val="single" w:sz="4" w:space="1" w:color="auto"/>
+          <w:left w:val="single" w:sz="4" w:space="4" w:color="auto"/>
+          <w:bottom w:val="single" w:sz="4" w:space="1" w:color="auto"/>
+          <w:right w:val="single" w:sz="4" w:space="4" w:color="auto"/>
+        </w:pBdr>
+        <w:ind w:left="1080"/>
+        <w:rPr>
+          <w:rFonts w:eastAsiaTheme="minorEastAsia"/>
+          <w:lang w:val="en-US"/>
+        </w:rPr>
+      </w:pPr>
+      <m:oMath>
+        <m:r>
+          <w:rPr>
+            <w:rFonts w:ascii="Cambria Math" w:eastAsiaTheme="minorEastAsia" w:hAnsi="Cambria Math"/>
+            <w:lang w:val="en-US"/>
+          </w:rPr>
+          <m:t>T</m:t>
+        </m:r>
+        <m:sSup>
+          <m:sSupPr>
+            <m:ctrlPr>
+              <w:rPr>
+                <w:rFonts w:ascii="Cambria Math" w:eastAsiaTheme="minorEastAsia" w:hAnsi="Cambria Math"/>
+                <w:i/>
+                <w:lang w:val="en-US"/>
+              </w:rPr>
+            </m:ctrlPr>
+          </m:sSupPr>
+          <m:e>
+            <m:r>
+              <w:rPr>
+                <w:rFonts w:ascii="Cambria Math" w:eastAsiaTheme="minorEastAsia" w:hAnsi="Cambria Math"/>
+                <w:lang w:val="en-US"/>
+              </w:rPr>
+              <m:t>V</m:t>
+            </m:r>
+          </m:e>
+          <m:sup>
+            <m:r>
+              <w:rPr>
+                <w:rFonts w:ascii="Cambria Math" w:hAnsi="Cambria Math"/>
+                <w:lang w:val="en-US"/>
+              </w:rPr>
+              <m:t>γ-1</m:t>
+            </m:r>
+          </m:sup>
+        </m:sSup>
+        <m:r>
+          <w:rPr>
+            <w:rFonts w:ascii="Cambria Math" w:eastAsiaTheme="minorEastAsia" w:hAnsi="Cambria Math"/>
+            <w:lang w:val="en-US"/>
+          </w:rPr>
+          <m:t>=const</m:t>
+        </m:r>
+      </m:oMath>
+      <w:r>
+        <w:rPr>
+          <w:rFonts w:eastAsiaTheme="minorEastAsia"/>
+          <w:lang w:val="en-US"/>
+        </w:rPr>
+        <w:t xml:space="preserve"> </w:t>
+      </w:r>
+    </w:p>
+    <w:p>
+      <w:pPr>
+        <w:pStyle w:val="ListParagraph"/>
+        <w:numPr>
+          <w:ilvl w:val="0"/>
+          <w:numId w:val="2"/>
+        </w:numPr>
+        <w:rPr>
+          <w:rFonts w:eastAsiaTheme="minorEastAsia"/>
+          <w:lang w:val="en-US"/>
+        </w:rPr>
+      </w:pPr>
+      <w:r>
+        <w:rPr>
+          <w:rFonts w:eastAsiaTheme="minorEastAsia"/>
+          <w:lang w:val="en-US"/>
+        </w:rPr>
+        <w:t>Trong quá trình đoạn nhiệt, gọi áp suất ban đầu = P</w:t>
+      </w:r>
+      <w:r>
+        <w:rPr>
+          <w:rFonts w:eastAsiaTheme="minorEastAsia"/>
+          <w:vertAlign w:val="subscript"/>
+          <w:lang w:val="en-US"/>
+        </w:rPr>
+        <w:t>1</w:t>
+      </w:r>
+      <w:r>
+        <w:rPr>
+          <w:rFonts w:eastAsiaTheme="minorEastAsia"/>
+          <w:lang w:val="en-US"/>
+        </w:rPr>
+        <w:t>, áp suất sau khi thay đổi = P</w:t>
+      </w:r>
+      <w:r>
+        <w:rPr>
+          <w:rFonts w:eastAsiaTheme="minorEastAsia"/>
+          <w:vertAlign w:val="subscript"/>
+          <w:lang w:val="en-US"/>
+        </w:rPr>
+        <w:t>2</w:t>
+      </w:r>
+      <w:r>
+        <w:rPr>
+          <w:rFonts w:eastAsiaTheme="minorEastAsia"/>
+          <w:lang w:val="en-US"/>
+        </w:rPr>
+        <w:t>, khi này độ biến thiên nội năng còn được tính = công thức</w:t>
+      </w:r>
+    </w:p>
+    <w:p>
+      <w:pPr>
+        <w:pStyle w:val="ListParagraph"/>
+        <w:pBdr>
+          <w:top w:val="single" w:sz="4" w:space="1" w:color="auto"/>
+          <w:left w:val="single" w:sz="4" w:space="4" w:color="auto"/>
+          <w:bottom w:val="single" w:sz="4" w:space="1" w:color="auto"/>
+          <w:right w:val="single" w:sz="4" w:space="4" w:color="auto"/>
+        </w:pBdr>
+        <w:ind w:left="1080"/>
+        <w:rPr>
+          <w:rFonts w:eastAsiaTheme="minorEastAsia"/>
+          <w:lang w:val="en-US"/>
+        </w:rPr>
+      </w:pPr>
+      <m:oMath>
+        <m:r>
+          <w:rPr>
+            <w:rFonts w:ascii="Cambria Math" w:hAnsi="Cambria Math"/>
+            <w:lang w:val="en-US"/>
+          </w:rPr>
+          <m:t>∆U=</m:t>
+        </m:r>
+        <m:f>
+          <m:fPr>
+            <m:ctrlPr>
+              <w:rPr>
+                <w:rFonts w:ascii="Cambria Math" w:hAnsi="Cambria Math"/>
+                <w:i/>
+                <w:lang w:val="en-US"/>
+              </w:rPr>
+            </m:ctrlPr>
+          </m:fPr>
+          <m:num>
+            <m:sSub>
+              <m:sSubPr>
+                <m:ctrlPr>
+                  <w:rPr>
+                    <w:rFonts w:ascii="Cambria Math" w:hAnsi="Cambria Math"/>
+                    <w:i/>
+                    <w:lang w:val="en-US"/>
+                  </w:rPr>
+                </m:ctrlPr>
+              </m:sSubPr>
+              <m:e>
+                <m:r>
+                  <w:rPr>
+                    <w:rFonts w:ascii="Cambria Math" w:hAnsi="Cambria Math"/>
+                    <w:lang w:val="en-US"/>
+                  </w:rPr>
+                  <m:t>P</m:t>
+                </m:r>
+              </m:e>
+              <m:sub>
+                <m:r>
+                  <w:rPr>
+                    <w:rFonts w:ascii="Cambria Math" w:hAnsi="Cambria Math"/>
+                    <w:lang w:val="en-US"/>
+                  </w:rPr>
+                  <m:t>2</m:t>
+                </m:r>
+              </m:sub>
+            </m:sSub>
+            <m:sSub>
+              <m:sSubPr>
+                <m:ctrlPr>
+                  <w:rPr>
+                    <w:rFonts w:ascii="Cambria Math" w:hAnsi="Cambria Math"/>
+                    <w:i/>
+                    <w:lang w:val="en-US"/>
+                  </w:rPr>
+                </m:ctrlPr>
+              </m:sSubPr>
+              <m:e>
+                <m:r>
+                  <w:rPr>
+                    <w:rFonts w:ascii="Cambria Math" w:hAnsi="Cambria Math"/>
+                    <w:lang w:val="en-US"/>
+                  </w:rPr>
+                  <m:t>V</m:t>
+                </m:r>
+              </m:e>
+              <m:sub>
+                <m:r>
+                  <w:rPr>
+                    <w:rFonts w:ascii="Cambria Math" w:hAnsi="Cambria Math"/>
+                    <w:lang w:val="en-US"/>
+                  </w:rPr>
+                  <m:t>2</m:t>
+                </m:r>
+              </m:sub>
+            </m:sSub>
+            <m:r>
+              <w:rPr>
+                <w:rFonts w:ascii="Cambria Math" w:hAnsi="Cambria Math"/>
+                <w:lang w:val="en-US"/>
+              </w:rPr>
+              <m:t xml:space="preserve"> - </m:t>
+            </m:r>
+            <m:sSub>
+              <m:sSubPr>
+                <m:ctrlPr>
+                  <w:rPr>
+                    <w:rFonts w:ascii="Cambria Math" w:hAnsi="Cambria Math"/>
+                    <w:i/>
+                    <w:lang w:val="en-US"/>
+                  </w:rPr>
+                </m:ctrlPr>
+              </m:sSubPr>
+              <m:e>
+                <m:r>
+                  <w:rPr>
+                    <w:rFonts w:ascii="Cambria Math" w:hAnsi="Cambria Math"/>
+                    <w:lang w:val="en-US"/>
+                  </w:rPr>
+                  <m:t>P</m:t>
+                </m:r>
+              </m:e>
+              <m:sub>
+                <m:r>
+                  <w:rPr>
+                    <w:rFonts w:ascii="Cambria Math" w:hAnsi="Cambria Math"/>
+                    <w:lang w:val="en-US"/>
+                  </w:rPr>
+                  <m:t>1</m:t>
+                </m:r>
+              </m:sub>
+            </m:sSub>
+            <m:sSub>
+              <m:sSubPr>
+                <m:ctrlPr>
+                  <w:rPr>
+                    <w:rFonts w:ascii="Cambria Math" w:hAnsi="Cambria Math"/>
+                    <w:i/>
+                    <w:lang w:val="en-US"/>
+                  </w:rPr>
+                </m:ctrlPr>
+              </m:sSubPr>
+              <m:e>
+                <m:r>
+                  <w:rPr>
+                    <w:rFonts w:ascii="Cambria Math" w:hAnsi="Cambria Math"/>
+                    <w:lang w:val="en-US"/>
+                  </w:rPr>
+                  <m:t>V</m:t>
+                </m:r>
+              </m:e>
+              <m:sub>
+                <m:r>
+                  <w:rPr>
+                    <w:rFonts w:ascii="Cambria Math" w:hAnsi="Cambria Math"/>
+                    <w:lang w:val="en-US"/>
+                  </w:rPr>
+                  <m:t>1</m:t>
+                </m:r>
+              </m:sub>
+            </m:sSub>
+          </m:num>
+          <m:den>
+            <m:r>
+              <w:rPr>
+                <w:rFonts w:ascii="Cambria Math" w:hAnsi="Cambria Math"/>
+                <w:lang w:val="en-US"/>
+              </w:rPr>
+              <m:t>γ-1</m:t>
+            </m:r>
+          </m:den>
+        </m:f>
+      </m:oMath>
+      <w:r>
+        <w:rPr>
+          <w:rFonts w:eastAsiaTheme="minorEastAsia"/>
+          <w:lang w:val="en-US"/>
+        </w:rPr>
+        <w:t xml:space="preserve"> </w:t>
+      </w:r>
+    </w:p>
+    <w:p>
+      <w:pPr>
+        <w:pStyle w:val="ListParagraph"/>
+        <w:numPr>
+          <w:ilvl w:val="0"/>
+          <w:numId w:val="8"/>
+        </w:numPr>
+        <w:rPr>
+          <w:rFonts w:eastAsiaTheme="minorEastAsia"/>
+          <w:lang w:val="en-US"/>
+        </w:rPr>
+      </w:pPr>
+      <w:r>
+        <w:rPr>
+          <w:rFonts w:eastAsiaTheme="minorEastAsia"/>
+          <w:lang w:val="en-US"/>
+        </w:rPr>
+        <w:t>Động Cơ Nhiệt?</w:t>
+      </w:r>
+    </w:p>
+    <w:p>
+      <w:pPr>
+        <w:pStyle w:val="ListParagraph"/>
+        <w:numPr>
+          <w:ilvl w:val="0"/>
+          <w:numId w:val="2"/>
+        </w:numPr>
+        <w:rPr>
+          <w:rFonts w:eastAsiaTheme="minorEastAsia"/>
+          <w:lang w:val="en-US"/>
+        </w:rPr>
+      </w:pPr>
+      <w:r>
+        <w:rPr>
+          <w:rFonts w:eastAsiaTheme="minorEastAsia"/>
+          <w:lang w:val="en-US"/>
+        </w:rPr>
+        <w:t>Gồm 1 nguồn nóng và 1 nguồn lạnh, bên trong có 1 lưu chất, nguồn nóng cung cấp năng lượng cho lưu chất để nó truyền năng lượng đó cho nguồn lạnh, trong quá trình vận chuyển nhiệt, sẽ có 1 phần nhiệt thất thoát và chuyển thành công</w:t>
+      </w:r>
+      <w:r>
+        <w:rPr>
+          <w:rFonts w:eastAsiaTheme="minorEastAsia"/>
+          <w:lang w:val="en-US"/>
+        </w:rPr>
+        <w:t>, tỉ lệ giữa công này và tổng nhiệt lượng do nguồn nóng cung cấp = hiệu suất của động cơ nhiệt</w:t>
+      </w:r>
+    </w:p>
+    <w:p>
+      <w:pPr>
+        <w:pStyle w:val="ListParagraph"/>
+        <w:numPr>
+          <w:ilvl w:val="0"/>
+          <w:numId w:val="8"/>
+        </w:numPr>
+        <w:rPr>
+          <w:rFonts w:eastAsiaTheme="minorEastAsia"/>
+          <w:lang w:val="en-US"/>
+        </w:rPr>
+      </w:pPr>
+      <w:r>
+        <w:rPr>
+          <w:rFonts w:eastAsiaTheme="minorEastAsia"/>
+          <w:lang w:val="en-US"/>
+        </w:rPr>
+        <w:t>Động Cơ Vĩnh Cửu?</w:t>
+      </w:r>
+    </w:p>
+    <w:p>
+      <w:pPr>
+        <w:pStyle w:val="ListParagraph"/>
+        <w:numPr>
+          <w:ilvl w:val="0"/>
+          <w:numId w:val="2"/>
+        </w:numPr>
+        <w:rPr>
+          <w:rFonts w:eastAsiaTheme="minorEastAsia"/>
+          <w:lang w:val="en-US"/>
+        </w:rPr>
+      </w:pPr>
+      <w:r>
+        <w:rPr>
+          <w:rFonts w:eastAsiaTheme="minorEastAsia"/>
+          <w:lang w:val="en-US"/>
+        </w:rPr>
+        <w:t>Loại 1, thực hiện công vĩnh viễn đéo cần nguồn năng lượng</w:t>
+      </w:r>
+    </w:p>
+    <w:p>
+      <w:pPr>
+        <w:pStyle w:val="ListParagraph"/>
+        <w:numPr>
+          <w:ilvl w:val="0"/>
+          <w:numId w:val="2"/>
+        </w:numPr>
+        <w:rPr>
+          <w:rFonts w:eastAsiaTheme="minorEastAsia"/>
+          <w:lang w:val="en-US"/>
+        </w:rPr>
+      </w:pPr>
+      <w:r>
+        <w:rPr>
+          <w:rFonts w:eastAsiaTheme="minorEastAsia"/>
+          <w:lang w:val="en-US"/>
+        </w:rPr>
+        <w:t>Loại 2, dùng 1 nguồn nhiệt, và chuyển hoàn toàn nó thành công</w:t>
+      </w:r>
+    </w:p>
+    <w:p>
+      <w:pPr>
+        <w:pStyle w:val="ListParagraph"/>
+        <w:numPr>
+          <w:ilvl w:val="0"/>
+          <w:numId w:val="2"/>
+        </w:numPr>
+        <w:rPr>
+          <w:rFonts w:eastAsiaTheme="minorEastAsia"/>
+          <w:lang w:val="en-US"/>
+        </w:rPr>
+      </w:pPr>
+      <w:r>
+        <w:rPr>
+          <w:rFonts w:eastAsiaTheme="minorEastAsia"/>
+          <w:lang w:val="en-US"/>
+        </w:rPr>
+        <w:t>Loại 3, giảm ma sát về 0</w:t>
+      </w:r>
+    </w:p>
+    <w:p>
+      <w:pPr>
+        <w:pStyle w:val="ListParagraph"/>
+        <w:numPr>
+          <w:ilvl w:val="0"/>
+          <w:numId w:val="8"/>
+        </w:numPr>
+        <w:rPr>
+          <w:rFonts w:eastAsiaTheme="minorEastAsia"/>
+          <w:lang w:val="en-US"/>
+        </w:rPr>
+      </w:pPr>
+      <w:r>
+        <w:rPr>
+          <w:rFonts w:eastAsiaTheme="minorEastAsia"/>
+          <w:lang w:val="en-US"/>
+        </w:rPr>
+        <w:t>Chu Trình Carnot?</w:t>
+      </w:r>
+    </w:p>
+    <w:p>
+      <w:pPr>
+        <w:pStyle w:val="ListParagraph"/>
+        <w:numPr>
+          <w:ilvl w:val="0"/>
+          <w:numId w:val="2"/>
+        </w:numPr>
+        <w:rPr>
+          <w:rFonts w:eastAsiaTheme="minorEastAsia"/>
+          <w:lang w:val="en-US"/>
+        </w:rPr>
+      </w:pPr>
+      <w:r>
+        <w:rPr>
+          <w:rFonts w:eastAsiaTheme="minorEastAsia"/>
+          <w:lang w:val="en-US"/>
+        </w:rPr>
+        <w:t>Xét 1 động cơ nhiệt, lưu chất bên trong đang có áp suất P</w:t>
+      </w:r>
+      <w:r>
+        <w:rPr>
+          <w:rFonts w:eastAsiaTheme="minorEastAsia"/>
+          <w:lang w:val="en-US"/>
+        </w:rPr>
+        <w:t xml:space="preserve">, </w:t>
+      </w:r>
+      <w:r>
+        <w:rPr>
+          <w:rFonts w:eastAsiaTheme="minorEastAsia"/>
+          <w:lang w:val="en-US"/>
+        </w:rPr>
+        <w:t>thể tích V</w:t>
+      </w:r>
+      <w:r>
+        <w:rPr>
+          <w:rFonts w:eastAsiaTheme="minorEastAsia"/>
+          <w:lang w:val="en-US"/>
+        </w:rPr>
+        <w:t>, nhiệt độ T</w:t>
+      </w:r>
+    </w:p>
+    <w:p>
+      <w:pPr>
+        <w:pStyle w:val="ListParagraph"/>
+        <w:numPr>
+          <w:ilvl w:val="0"/>
+          <w:numId w:val="2"/>
+        </w:numPr>
+        <w:rPr>
+          <w:rFonts w:eastAsiaTheme="minorEastAsia"/>
+          <w:lang w:val="en-US"/>
+        </w:rPr>
+      </w:pPr>
+      <w:r>
+        <w:rPr>
+          <w:rFonts w:eastAsiaTheme="minorEastAsia"/>
+          <w:lang w:val="en-US"/>
+        </w:rPr>
+        <w:t>Bước 1, thực hiện quá trình đẳng nhiệt</w:t>
+      </w:r>
+      <w:r>
+        <w:rPr>
+          <w:rFonts w:eastAsiaTheme="minorEastAsia"/>
+          <w:lang w:val="en-US"/>
+        </w:rPr>
+        <w:t>, giãn khí</w:t>
+      </w:r>
+      <w:r>
+        <w:rPr>
+          <w:rFonts w:eastAsiaTheme="minorEastAsia"/>
+          <w:lang w:val="en-US"/>
+        </w:rPr>
+        <w:t xml:space="preserve"> do nhiệt</w:t>
+      </w:r>
+    </w:p>
+    <w:p>
+      <w:pPr>
+        <w:pStyle w:val="ListParagraph"/>
+        <w:numPr>
+          <w:ilvl w:val="0"/>
+          <w:numId w:val="2"/>
+        </w:numPr>
+        <w:rPr>
+          <w:rFonts w:eastAsiaTheme="minorEastAsia"/>
+          <w:lang w:val="en-US"/>
+        </w:rPr>
+      </w:pPr>
+      <w:r>
+        <w:rPr>
+          <w:rFonts w:eastAsiaTheme="minorEastAsia"/>
+          <w:lang w:val="en-US"/>
+        </w:rPr>
+        <w:t>Dễ thấy trong quá trình đẳng nhiệt, nhiệt lượng hệ nhận vào = công hệ thực hiện, do đó ta truyền cho hệ nhiệt lượng từ nguồn nóng để nó thực hiện công đúng = nhiệt lượng đó, khi này V tăng, P giảm</w:t>
+      </w:r>
+      <w:r>
+        <w:rPr>
+          <w:rFonts w:eastAsiaTheme="minorEastAsia"/>
+          <w:lang w:val="en-US"/>
+        </w:rPr>
+        <w:t>, T không đổi</w:t>
+      </w:r>
+      <w:r>
+        <w:rPr>
+          <w:rFonts w:eastAsiaTheme="minorEastAsia"/>
+          <w:lang w:val="en-US"/>
+        </w:rPr>
+        <w:t>, nội năng không đổi</w:t>
+      </w:r>
+    </w:p>
+    <w:p>
+      <w:pPr>
+        <w:pStyle w:val="ListParagraph"/>
+        <w:numPr>
+          <w:ilvl w:val="0"/>
+          <w:numId w:val="2"/>
+        </w:numPr>
+        <w:rPr>
+          <w:rFonts w:eastAsiaTheme="minorEastAsia"/>
+          <w:lang w:val="en-US"/>
+        </w:rPr>
+      </w:pPr>
+      <w:r>
+        <w:rPr>
+          <w:rFonts w:eastAsiaTheme="minorEastAsia"/>
+          <w:lang w:val="en-US"/>
+        </w:rPr>
+        <w:t>Bước 2, thực hiện quá trình đoạn nhiệt</w:t>
+      </w:r>
+      <w:r>
+        <w:rPr>
+          <w:rFonts w:eastAsiaTheme="minorEastAsia"/>
+          <w:lang w:val="en-US"/>
+        </w:rPr>
+        <w:t>, giãn khí tự nhiên</w:t>
+      </w:r>
+    </w:p>
+    <w:p>
+      <w:pPr>
+        <w:pStyle w:val="ListParagraph"/>
+        <w:numPr>
+          <w:ilvl w:val="0"/>
+          <w:numId w:val="2"/>
+        </w:numPr>
+        <w:rPr>
+          <w:rFonts w:eastAsiaTheme="minorEastAsia"/>
+          <w:lang w:val="en-US"/>
+        </w:rPr>
+      </w:pPr>
+      <w:r>
+        <w:rPr>
+          <w:rFonts w:eastAsiaTheme="minorEastAsia"/>
+          <w:lang w:val="en-US"/>
+        </w:rPr>
+        <w:t xml:space="preserve">Dễ thấy trong quá trình đoạn nhiệt, </w:t>
+      </w:r>
+      <w:r>
+        <w:rPr>
+          <w:rFonts w:eastAsiaTheme="minorEastAsia"/>
+          <w:lang w:val="en-US"/>
+        </w:rPr>
+        <w:t>nội năng hệ mất đi = công hệ thực hiện, do đó ta để yên đám khí cho nó di chuyển theo quán tính, nó sẽ tự mất dần nội năng và sinh công, khi này V tăng, P giảm, T giảm</w:t>
+      </w:r>
+    </w:p>
+    <w:p>
+      <w:pPr>
+        <w:pStyle w:val="ListParagraph"/>
+        <w:numPr>
+          <w:ilvl w:val="0"/>
+          <w:numId w:val="2"/>
+        </w:numPr>
+        <w:rPr>
+          <w:rFonts w:eastAsiaTheme="minorEastAsia"/>
+          <w:lang w:val="en-US"/>
+        </w:rPr>
+      </w:pPr>
+      <w:r>
+        <w:rPr>
+          <w:rFonts w:eastAsiaTheme="minorEastAsia"/>
+          <w:lang w:val="en-US"/>
+        </w:rPr>
+        <w:t>Bước 3, thực hiện quá trình đẳng nhiệt</w:t>
+      </w:r>
+      <w:r>
+        <w:rPr>
+          <w:rFonts w:eastAsiaTheme="minorEastAsia"/>
+          <w:lang w:val="en-US"/>
+        </w:rPr>
+        <w:t>, nén khí do công từ môi trường</w:t>
+      </w:r>
+    </w:p>
+    <w:p>
+      <w:pPr>
+        <w:pStyle w:val="ListParagraph"/>
+        <w:numPr>
+          <w:ilvl w:val="0"/>
+          <w:numId w:val="2"/>
+        </w:numPr>
+        <w:rPr>
+          <w:rFonts w:eastAsiaTheme="minorEastAsia"/>
+          <w:lang w:val="en-US"/>
+        </w:rPr>
+      </w:pPr>
+      <w:r>
+        <w:rPr>
+          <w:rFonts w:eastAsiaTheme="minorEastAsia"/>
+          <w:lang w:val="en-US"/>
+        </w:rPr>
+        <w:t>Ngược với bước 1, môi trường sẽ là đối tượng thực hiện công vào hệ, công hệ nhận được = nhiệt lượng hệ tỏa ra, nhiệt lượng này được nguồn lạnh thu vào, khi này V giảm, P tăng, T không đổi</w:t>
+      </w:r>
+    </w:p>
+    <w:p>
+      <w:pPr>
+        <w:pStyle w:val="ListParagraph"/>
+        <w:numPr>
+          <w:ilvl w:val="0"/>
+          <w:numId w:val="2"/>
+        </w:numPr>
+        <w:rPr>
+          <w:rFonts w:eastAsiaTheme="minorEastAsia"/>
+          <w:lang w:val="en-US"/>
+        </w:rPr>
+      </w:pPr>
+      <w:r>
+        <w:rPr>
+          <w:rFonts w:eastAsiaTheme="minorEastAsia"/>
+          <w:lang w:val="en-US"/>
+        </w:rPr>
+        <w:t>Bước 4, thực hiện quá trình đoạn nhiệt</w:t>
+      </w:r>
+      <w:r>
+        <w:rPr>
+          <w:rFonts w:eastAsiaTheme="minorEastAsia"/>
+          <w:lang w:val="en-US"/>
+        </w:rPr>
+        <w:t>, nén khí tự nhiên</w:t>
+      </w:r>
+    </w:p>
+    <w:p>
+      <w:pPr>
+        <w:pStyle w:val="ListParagraph"/>
+        <w:numPr>
+          <w:ilvl w:val="0"/>
+          <w:numId w:val="2"/>
+        </w:numPr>
+        <w:rPr>
+          <w:rFonts w:eastAsiaTheme="minorEastAsia"/>
+          <w:lang w:val="en-US"/>
+        </w:rPr>
+      </w:pPr>
+      <w:r>
+        <w:rPr>
+          <w:rFonts w:eastAsiaTheme="minorEastAsia"/>
+          <w:lang w:val="en-US"/>
+        </w:rPr>
+        <w:t xml:space="preserve">Như bước 2, để yên đám khí cho nó di chuyển theo quán tính, khi này </w:t>
+      </w:r>
+      <w:r>
+        <w:rPr>
+          <w:rFonts w:eastAsiaTheme="minorEastAsia"/>
+          <w:lang w:val="en-US"/>
+        </w:rPr>
+        <w:t>công hệ nhận được sẽ được chuyển trực tiếp thành nội năng, khi này V giảm, P tăng, T tăng, phục hồi lại trạng thái ban đầu</w:t>
+      </w:r>
+    </w:p>
+    <w:p>
+      <w:pPr>
+        <w:pStyle w:val="ListParagraph"/>
+        <w:numPr>
+          <w:ilvl w:val="0"/>
+          <w:numId w:val="2"/>
+        </w:numPr>
+        <w:rPr>
+          <w:rFonts w:eastAsiaTheme="minorEastAsia"/>
+          <w:lang w:val="en-US"/>
+        </w:rPr>
+      </w:pPr>
+      <w:r>
+        <w:rPr>
+          <w:rFonts w:eastAsiaTheme="minorEastAsia"/>
+          <w:lang w:val="en-US"/>
+        </w:rPr>
+        <w:t>Đây là chu trình thuận, ở chu trình này, công do hệ thực hiện ra môi trường &gt; công môi trường tác dụng ngược vào hệ, nên tổng lại hệ thực hiện công, công này = nhiệt lượng nguồn nóng cấp cho hệ – nhiệt lượng nguồn lạnh nhận được từ hệ</w:t>
+      </w:r>
+    </w:p>
+    <w:p>
+      <w:pPr>
+        <w:pStyle w:val="ListParagraph"/>
+        <w:numPr>
+          <w:ilvl w:val="0"/>
+          <w:numId w:val="2"/>
+        </w:numPr>
+        <w:rPr>
+          <w:rFonts w:eastAsiaTheme="minorEastAsia"/>
+          <w:lang w:val="en-US"/>
+        </w:rPr>
+      </w:pPr>
+      <w:r>
+        <w:rPr>
+          <w:rFonts w:eastAsiaTheme="minorEastAsia"/>
+          <w:lang w:val="en-US"/>
+        </w:rPr>
+        <w:t>Đảo ngược chu trình</w:t>
+      </w:r>
+      <w:r>
+        <w:rPr>
+          <w:rFonts w:eastAsiaTheme="minorEastAsia"/>
+          <w:lang w:val="en-US"/>
+        </w:rPr>
+        <w:t xml:space="preserve"> thì cũng tương tự, nhưng nhiệt lượng sẽ chuyển từ nguồn lạnh sang nguồn nóng, nhiệt lượng nguồn lạnh cấp &lt; nhiệt lượng nguồn nóng thu vào, do trong quá trình môi trường thực hiện nhiều công vào hệ hơn hệ thực hiện vào môi trường, ứng dụng vào việc duy trì nguồn lạnh = công ở ngoài</w:t>
+      </w:r>
+    </w:p>
+    <w:p>
+      <w:pPr>
+        <w:pStyle w:val="ListParagraph"/>
+        <w:numPr>
+          <w:ilvl w:val="0"/>
+          <w:numId w:val="2"/>
+        </w:numPr>
+        <w:rPr>
+          <w:rFonts w:eastAsiaTheme="minorEastAsia"/>
+          <w:lang w:val="en-US"/>
+        </w:rPr>
+      </w:pPr>
+      <w:r>
+        <w:rPr>
+          <w:rFonts w:eastAsiaTheme="minorEastAsia"/>
+          <w:lang w:val="en-US"/>
+        </w:rPr>
+        <w:t>Hiệu suất của chu trình Carnot</w:t>
+      </w:r>
+      <w:r>
+        <w:rPr>
+          <w:rFonts w:eastAsiaTheme="minorEastAsia"/>
+          <w:lang w:val="en-US"/>
+        </w:rPr>
+        <w:t xml:space="preserve"> thuận</w:t>
+      </w:r>
+      <w:r>
+        <w:rPr>
+          <w:rFonts w:eastAsiaTheme="minorEastAsia"/>
+          <w:lang w:val="en-US"/>
+        </w:rPr>
+        <w:t xml:space="preserve"> được tính theo công thức, giả sử nhiệt độ Kelvin nguồn nóng và lạnh không đổi và = T</w:t>
+      </w:r>
+      <w:r>
+        <w:rPr>
+          <w:rFonts w:eastAsiaTheme="minorEastAsia"/>
+          <w:vertAlign w:val="subscript"/>
+          <w:lang w:val="en-US"/>
+        </w:rPr>
+        <w:t>1</w:t>
+      </w:r>
+      <w:r>
+        <w:rPr>
+          <w:rFonts w:eastAsiaTheme="minorEastAsia"/>
+          <w:lang w:val="en-US"/>
+        </w:rPr>
+        <w:t xml:space="preserve"> và T</w:t>
+      </w:r>
+      <w:r>
+        <w:rPr>
+          <w:rFonts w:eastAsiaTheme="minorEastAsia"/>
+          <w:vertAlign w:val="subscript"/>
+          <w:lang w:val="en-US"/>
+        </w:rPr>
+        <w:t>2</w:t>
+      </w:r>
+    </w:p>
+    <w:p>
+      <w:pPr>
+        <w:pStyle w:val="ListParagraph"/>
+        <w:pBdr>
+          <w:top w:val="single" w:sz="4" w:space="1" w:color="auto"/>
+          <w:left w:val="single" w:sz="4" w:space="4" w:color="auto"/>
+          <w:bottom w:val="single" w:sz="4" w:space="1" w:color="auto"/>
+          <w:right w:val="single" w:sz="4" w:space="4" w:color="auto"/>
+        </w:pBdr>
+        <w:ind w:left="1080"/>
+        <w:rPr>
+          <w:rFonts w:eastAsiaTheme="minorEastAsia"/>
+          <w:lang w:val="en-US"/>
+        </w:rPr>
+      </w:pPr>
+      <m:oMath>
+        <m:r>
+          <w:rPr>
+            <w:rFonts w:ascii="Cambria Math" w:eastAsiaTheme="minorEastAsia" w:hAnsi="Cambria Math"/>
+            <w:lang w:val="en-US"/>
+          </w:rPr>
+          <w:lastRenderedPageBreak/>
+          <m:t>η=1-</m:t>
+        </m:r>
+        <m:f>
+          <m:fPr>
+            <m:ctrlPr>
+              <w:rPr>
+                <w:rFonts w:ascii="Cambria Math" w:eastAsiaTheme="minorEastAsia" w:hAnsi="Cambria Math"/>
+                <w:i/>
+                <w:lang w:val="en-US"/>
+              </w:rPr>
+            </m:ctrlPr>
+          </m:fPr>
+          <m:num>
+            <m:sSub>
+              <m:sSubPr>
+                <m:ctrlPr>
+                  <w:rPr>
+                    <w:rFonts w:ascii="Cambria Math" w:eastAsiaTheme="minorEastAsia" w:hAnsi="Cambria Math"/>
+                    <w:i/>
+                    <w:lang w:val="en-US"/>
+                  </w:rPr>
+                </m:ctrlPr>
+              </m:sSubPr>
+              <m:e>
+                <m:r>
+                  <w:rPr>
+                    <w:rFonts w:ascii="Cambria Math" w:eastAsiaTheme="minorEastAsia" w:hAnsi="Cambria Math"/>
+                    <w:lang w:val="en-US"/>
+                  </w:rPr>
+                  <m:t>T</m:t>
+                </m:r>
+              </m:e>
+              <m:sub>
+                <m:r>
+                  <w:rPr>
+                    <w:rFonts w:ascii="Cambria Math" w:eastAsiaTheme="minorEastAsia" w:hAnsi="Cambria Math"/>
+                    <w:lang w:val="en-US"/>
+                  </w:rPr>
+                  <m:t>2</m:t>
+                </m:r>
+              </m:sub>
+            </m:sSub>
+          </m:num>
+          <m:den>
+            <m:sSub>
+              <m:sSubPr>
+                <m:ctrlPr>
+                  <w:rPr>
+                    <w:rFonts w:ascii="Cambria Math" w:eastAsiaTheme="minorEastAsia" w:hAnsi="Cambria Math"/>
+                    <w:i/>
+                    <w:lang w:val="en-US"/>
+                  </w:rPr>
+                </m:ctrlPr>
+              </m:sSubPr>
+              <m:e>
+                <m:r>
+                  <w:rPr>
+                    <w:rFonts w:ascii="Cambria Math" w:eastAsiaTheme="minorEastAsia" w:hAnsi="Cambria Math"/>
+                    <w:lang w:val="en-US"/>
+                  </w:rPr>
+                  <m:t>T</m:t>
+                </m:r>
+              </m:e>
+              <m:sub>
+                <m:r>
+                  <w:rPr>
+                    <w:rFonts w:ascii="Cambria Math" w:eastAsiaTheme="minorEastAsia" w:hAnsi="Cambria Math"/>
+                    <w:lang w:val="en-US"/>
+                  </w:rPr>
+                  <m:t>1</m:t>
+                </m:r>
+              </m:sub>
+            </m:sSub>
+          </m:den>
+        </m:f>
+      </m:oMath>
+      <w:r>
+        <w:rPr>
+          <w:rFonts w:eastAsiaTheme="minorEastAsia"/>
+          <w:lang w:val="en-US"/>
+        </w:rPr>
+        <w:t xml:space="preserve"> </w:t>
+      </w:r>
+    </w:p>
+    <w:p>
+      <w:pPr>
+        <w:pStyle w:val="ListParagraph"/>
+        <w:numPr>
+          <w:ilvl w:val="0"/>
+          <w:numId w:val="2"/>
+        </w:numPr>
+        <w:rPr>
+          <w:rFonts w:eastAsiaTheme="minorEastAsia"/>
+          <w:lang w:val="en-US"/>
+        </w:rPr>
+      </w:pPr>
+      <w:r>
+        <w:rPr>
+          <w:rFonts w:eastAsiaTheme="minorEastAsia"/>
+          <w:lang w:val="en-US"/>
+        </w:rPr>
+        <w:t xml:space="preserve">Hệ số làm lạnh </w:t>
+      </w:r>
+      <w:r>
+        <w:rPr>
+          <w:rFonts w:eastAsiaTheme="minorEastAsia"/>
+          <w:lang w:val="en-US"/>
+        </w:rPr>
+        <w:t xml:space="preserve">trong trường hợp chu trình Carnot nghịch, giả sử nhiệt độ Kelvin nguồn lạnh và nóng không đổi và = </w:t>
+      </w:r>
+      <w:r>
+        <w:rPr>
+          <w:rFonts w:eastAsiaTheme="minorEastAsia"/>
+          <w:lang w:val="en-US"/>
+        </w:rPr>
+        <w:t>T</w:t>
+      </w:r>
+      <w:r>
+        <w:rPr>
+          <w:rFonts w:eastAsiaTheme="minorEastAsia"/>
+          <w:vertAlign w:val="subscript"/>
+          <w:lang w:val="en-US"/>
+        </w:rPr>
+        <w:t>1</w:t>
+      </w:r>
+      <w:r>
+        <w:rPr>
+          <w:rFonts w:eastAsiaTheme="minorEastAsia"/>
+          <w:lang w:val="en-US"/>
+        </w:rPr>
+        <w:t xml:space="preserve"> và T</w:t>
+      </w:r>
+      <w:r>
+        <w:rPr>
+          <w:rFonts w:eastAsiaTheme="minorEastAsia"/>
+          <w:vertAlign w:val="subscript"/>
+          <w:lang w:val="en-US"/>
+        </w:rPr>
+        <w:t>2</w:t>
+      </w:r>
+    </w:p>
+    <w:p>
+      <w:pPr>
+        <w:pStyle w:val="ListParagraph"/>
+        <w:pBdr>
+          <w:top w:val="single" w:sz="4" w:space="1" w:color="auto"/>
+          <w:left w:val="single" w:sz="4" w:space="4" w:color="auto"/>
+          <w:bottom w:val="single" w:sz="4" w:space="1" w:color="auto"/>
+          <w:right w:val="single" w:sz="4" w:space="4" w:color="auto"/>
+        </w:pBdr>
+        <w:ind w:left="1080"/>
+        <w:rPr>
+          <w:rFonts w:eastAsiaTheme="minorEastAsia"/>
+          <w:lang w:val="en-US"/>
+        </w:rPr>
+      </w:pPr>
+      <m:oMath>
+        <m:r>
+          <w:rPr>
+            <w:rFonts w:ascii="Cambria Math" w:eastAsiaTheme="minorEastAsia" w:hAnsi="Cambria Math"/>
+            <w:lang w:val="en-US"/>
+          </w:rPr>
+          <m:t>ε=</m:t>
+        </m:r>
+        <m:f>
+          <m:fPr>
+            <m:ctrlPr>
+              <w:rPr>
+                <w:rFonts w:ascii="Cambria Math" w:eastAsiaTheme="minorEastAsia" w:hAnsi="Cambria Math"/>
+                <w:i/>
+                <w:lang w:val="en-US"/>
+              </w:rPr>
+            </m:ctrlPr>
+          </m:fPr>
+          <m:num>
+            <m:sSub>
+              <m:sSubPr>
+                <m:ctrlPr>
+                  <w:rPr>
+                    <w:rFonts w:ascii="Cambria Math" w:eastAsiaTheme="minorEastAsia" w:hAnsi="Cambria Math"/>
+                    <w:i/>
+                    <w:lang w:val="en-US"/>
+                  </w:rPr>
+                </m:ctrlPr>
+              </m:sSubPr>
+              <m:e>
+                <m:r>
+                  <w:rPr>
+                    <w:rFonts w:ascii="Cambria Math" w:eastAsiaTheme="minorEastAsia" w:hAnsi="Cambria Math"/>
+                    <w:lang w:val="en-US"/>
+                  </w:rPr>
+                  <m:t>T</m:t>
+                </m:r>
+              </m:e>
+              <m:sub>
+                <m:r>
+                  <w:rPr>
+                    <w:rFonts w:ascii="Cambria Math" w:eastAsiaTheme="minorEastAsia" w:hAnsi="Cambria Math"/>
+                    <w:lang w:val="en-US"/>
+                  </w:rPr>
+                  <m:t>1</m:t>
+                </m:r>
+              </m:sub>
+            </m:sSub>
+          </m:num>
+          <m:den>
+            <m:sSub>
+              <m:sSubPr>
+                <m:ctrlPr>
+                  <w:rPr>
+                    <w:rFonts w:ascii="Cambria Math" w:eastAsiaTheme="minorEastAsia" w:hAnsi="Cambria Math"/>
+                    <w:i/>
+                    <w:lang w:val="en-US"/>
+                  </w:rPr>
+                </m:ctrlPr>
+              </m:sSubPr>
+              <m:e>
+                <m:r>
+                  <w:rPr>
+                    <w:rFonts w:ascii="Cambria Math" w:eastAsiaTheme="minorEastAsia" w:hAnsi="Cambria Math"/>
+                    <w:lang w:val="en-US"/>
+                  </w:rPr>
+                  <m:t>T</m:t>
+                </m:r>
+              </m:e>
+              <m:sub>
+                <m:r>
+                  <w:rPr>
+                    <w:rFonts w:ascii="Cambria Math" w:eastAsiaTheme="minorEastAsia" w:hAnsi="Cambria Math"/>
+                    <w:lang w:val="en-US"/>
+                  </w:rPr>
+                  <m:t>2</m:t>
+                </m:r>
+              </m:sub>
+            </m:sSub>
+            <m:r>
+              <w:rPr>
+                <w:rFonts w:ascii="Cambria Math" w:eastAsiaTheme="minorEastAsia" w:hAnsi="Cambria Math"/>
+                <w:lang w:val="en-US"/>
+              </w:rPr>
+              <m:t xml:space="preserve">- </m:t>
+            </m:r>
+            <m:sSub>
+              <m:sSubPr>
+                <m:ctrlPr>
+                  <w:rPr>
+                    <w:rFonts w:ascii="Cambria Math" w:eastAsiaTheme="minorEastAsia" w:hAnsi="Cambria Math"/>
+                    <w:i/>
+                    <w:lang w:val="en-US"/>
+                  </w:rPr>
+                </m:ctrlPr>
+              </m:sSubPr>
+              <m:e>
+                <m:r>
+                  <w:rPr>
+                    <w:rFonts w:ascii="Cambria Math" w:eastAsiaTheme="minorEastAsia" w:hAnsi="Cambria Math"/>
+                    <w:lang w:val="en-US"/>
+                  </w:rPr>
+                  <m:t>T</m:t>
+                </m:r>
+              </m:e>
+              <m:sub>
+                <m:r>
+                  <w:rPr>
+                    <w:rFonts w:ascii="Cambria Math" w:eastAsiaTheme="minorEastAsia" w:hAnsi="Cambria Math"/>
+                    <w:lang w:val="en-US"/>
+                  </w:rPr>
+                  <m:t>1</m:t>
+                </m:r>
+              </m:sub>
+            </m:sSub>
+          </m:den>
+        </m:f>
+      </m:oMath>
+      <w:r>
+        <w:rPr>
+          <w:rFonts w:eastAsiaTheme="minorEastAsia"/>
+          <w:lang w:val="en-US"/>
+        </w:rPr>
+        <w:t xml:space="preserve"> </w:t>
+      </w:r>
+    </w:p>
+    <w:p>
+      <w:pPr>
+        <w:pStyle w:val="ListParagraph"/>
+        <w:numPr>
+          <w:ilvl w:val="0"/>
+          <w:numId w:val="8"/>
+        </w:numPr>
+        <w:rPr>
+          <w:rFonts w:eastAsiaTheme="minorEastAsia"/>
+          <w:lang w:val="en-US"/>
+        </w:rPr>
+      </w:pPr>
+      <w:r>
+        <w:rPr>
+          <w:rFonts w:eastAsiaTheme="minorEastAsia"/>
+          <w:lang w:val="en-US"/>
+        </w:rPr>
+        <w:t>Động Cơ Thuận Nghịch?</w:t>
+      </w:r>
+    </w:p>
+    <w:p>
+      <w:pPr>
+        <w:pStyle w:val="ListParagraph"/>
+        <w:numPr>
+          <w:ilvl w:val="0"/>
+          <w:numId w:val="2"/>
+        </w:numPr>
+        <w:rPr>
+          <w:rFonts w:eastAsiaTheme="minorEastAsia"/>
+          <w:lang w:val="en-US"/>
+        </w:rPr>
+      </w:pPr>
+      <w:r>
+        <w:rPr>
+          <w:rFonts w:eastAsiaTheme="minorEastAsia"/>
+          <w:lang w:val="en-US"/>
+        </w:rPr>
+        <w:t>Là động cơ có thể thực hiện cả 2 chiều, thực hiện công làm nóng hoặc thu công để làm lạnh</w:t>
+      </w:r>
+      <w:r>
+        <w:rPr>
+          <w:rFonts w:eastAsiaTheme="minorEastAsia"/>
+          <w:lang w:val="en-US"/>
+        </w:rPr>
+        <w:t>, khi thực hiện cả 2 chiều, tạo thành quá trình thuận nghịch</w:t>
+      </w:r>
+    </w:p>
+    <w:p>
+      <w:pPr>
+        <w:pStyle w:val="ListParagraph"/>
+        <w:numPr>
+          <w:ilvl w:val="0"/>
+          <w:numId w:val="2"/>
+        </w:numPr>
+        <w:rPr>
+          <w:rFonts w:eastAsiaTheme="minorEastAsia"/>
+          <w:lang w:val="en-US"/>
+        </w:rPr>
+      </w:pPr>
+      <w:r>
+        <w:rPr>
+          <w:rFonts w:eastAsiaTheme="minorEastAsia"/>
+          <w:lang w:val="en-US"/>
+        </w:rPr>
+        <w:t>Động cơ không thuận nghịch luôn có hiệu suất &lt; động cơ thuận nghịch &lt; động cơ Carnot thuận nghịch</w:t>
+      </w:r>
+    </w:p>
+    <w:p>
+      <w:pPr>
+        <w:pStyle w:val="ListParagraph"/>
+        <w:numPr>
+          <w:ilvl w:val="0"/>
+          <w:numId w:val="8"/>
+        </w:numPr>
+        <w:rPr>
+          <w:rFonts w:eastAsiaTheme="minorEastAsia"/>
+          <w:lang w:val="en-US"/>
+        </w:rPr>
+      </w:pPr>
+      <w:r>
+        <w:rPr>
+          <w:rFonts w:eastAsiaTheme="minorEastAsia"/>
+          <w:lang w:val="en-US"/>
+        </w:rPr>
+        <w:t>Entropy?</w:t>
+      </w:r>
+    </w:p>
+    <w:p>
+      <w:pPr>
+        <w:pStyle w:val="ListParagraph"/>
+        <w:numPr>
+          <w:ilvl w:val="0"/>
+          <w:numId w:val="2"/>
+        </w:numPr>
+        <w:rPr>
+          <w:rFonts w:eastAsiaTheme="minorEastAsia"/>
+          <w:lang w:val="en-US"/>
+        </w:rPr>
+      </w:pPr>
+      <w:r>
+        <w:rPr>
+          <w:rFonts w:eastAsiaTheme="minorEastAsia"/>
+          <w:lang w:val="en-US"/>
+        </w:rPr>
+        <w:t xml:space="preserve">Giả sử đám khí lí tưởng nhận nhiệt lượng Q, T không đổi, khi này độ biến thiên Entropy </w:t>
+      </w:r>
+      <w:r>
+        <w:rPr>
+          <w:rFonts w:eastAsiaTheme="minorEastAsia"/>
+          <w:lang w:val="en-US"/>
+        </w:rPr>
+        <w:sym w:font="Symbol" w:char="F044"/>
+      </w:r>
+      <w:r>
+        <w:rPr>
+          <w:rFonts w:eastAsiaTheme="minorEastAsia"/>
+          <w:lang w:val="en-US"/>
+        </w:rPr>
+        <w:t>S = Q / T</w:t>
+      </w:r>
+    </w:p>
+    <w:p>
+      <w:pPr>
+        <w:pStyle w:val="ListParagraph"/>
+        <w:numPr>
+          <w:ilvl w:val="0"/>
+          <w:numId w:val="2"/>
+        </w:numPr>
+        <w:rPr>
+          <w:rFonts w:eastAsiaTheme="minorEastAsia"/>
+          <w:lang w:val="en-US"/>
+        </w:rPr>
+      </w:pPr>
+      <w:r>
+        <w:rPr>
+          <w:rFonts w:eastAsiaTheme="minorEastAsia"/>
+          <w:lang w:val="en-US"/>
+        </w:rPr>
+        <w:t>Trong quá trình đẳng áp, độ biến thiên Entropy là</w:t>
+      </w:r>
+    </w:p>
+    <w:p>
+      <w:pPr>
+        <w:pStyle w:val="ListParagraph"/>
+        <w:pBdr>
+          <w:top w:val="single" w:sz="4" w:space="1" w:color="auto"/>
+          <w:left w:val="single" w:sz="4" w:space="4" w:color="auto"/>
+          <w:bottom w:val="single" w:sz="4" w:space="1" w:color="auto"/>
+          <w:right w:val="single" w:sz="4" w:space="4" w:color="auto"/>
+        </w:pBdr>
+        <w:ind w:left="1080"/>
+        <w:rPr>
+          <w:rFonts w:eastAsiaTheme="minorEastAsia"/>
+          <w:lang w:val="en-US"/>
+        </w:rPr>
+      </w:pPr>
+      <m:oMath>
+        <m:r>
+          <w:rPr>
+            <w:rFonts w:ascii="Cambria Math" w:eastAsiaTheme="minorEastAsia" w:hAnsi="Cambria Math"/>
+            <w:lang w:val="en-US"/>
+          </w:rPr>
+          <m:t>∆S=n</m:t>
+        </m:r>
+        <m:sSub>
+          <m:sSubPr>
+            <m:ctrlPr>
+              <w:rPr>
+                <w:rFonts w:ascii="Cambria Math" w:eastAsiaTheme="minorEastAsia" w:hAnsi="Cambria Math"/>
+                <w:i/>
+                <w:lang w:val="en-US"/>
+              </w:rPr>
+            </m:ctrlPr>
+          </m:sSubPr>
+          <m:e>
+            <m:r>
+              <w:rPr>
+                <w:rFonts w:ascii="Cambria Math" w:eastAsiaTheme="minorEastAsia" w:hAnsi="Cambria Math"/>
+                <w:lang w:val="en-US"/>
+              </w:rPr>
+              <m:t>C</m:t>
+            </m:r>
+          </m:e>
+          <m:sub>
+            <m:r>
+              <w:rPr>
+                <w:rFonts w:ascii="Cambria Math" w:eastAsiaTheme="minorEastAsia" w:hAnsi="Cambria Math"/>
+                <w:lang w:val="en-US"/>
+              </w:rPr>
+              <m:t>p</m:t>
+            </m:r>
+          </m:sub>
+        </m:sSub>
+        <m:r>
+          <w:rPr>
+            <w:rFonts w:ascii="Cambria Math" w:eastAsiaTheme="minorEastAsia" w:hAnsi="Cambria Math"/>
+            <w:lang w:val="en-US"/>
+          </w:rPr>
+          <m:t>ln</m:t>
+        </m:r>
+        <m:d>
+          <m:dPr>
+            <m:ctrlPr>
+              <w:rPr>
+                <w:rFonts w:ascii="Cambria Math" w:eastAsiaTheme="minorEastAsia" w:hAnsi="Cambria Math"/>
+                <w:i/>
+                <w:lang w:val="en-US"/>
+              </w:rPr>
+            </m:ctrlPr>
+          </m:dPr>
+          <m:e>
+            <m:f>
+              <m:fPr>
+                <m:ctrlPr>
+                  <w:rPr>
+                    <w:rFonts w:ascii="Cambria Math" w:eastAsiaTheme="minorEastAsia" w:hAnsi="Cambria Math"/>
+                    <w:i/>
+                    <w:lang w:val="en-US"/>
+                  </w:rPr>
+                </m:ctrlPr>
+              </m:fPr>
+              <m:num>
+                <m:sSub>
+                  <m:sSubPr>
+                    <m:ctrlPr>
+                      <w:rPr>
+                        <w:rFonts w:ascii="Cambria Math" w:eastAsiaTheme="minorEastAsia" w:hAnsi="Cambria Math"/>
+                        <w:i/>
+                        <w:lang w:val="en-US"/>
+                      </w:rPr>
+                    </m:ctrlPr>
+                  </m:sSubPr>
+                  <m:e>
+                    <m:r>
+                      <w:rPr>
+                        <w:rFonts w:ascii="Cambria Math" w:eastAsiaTheme="minorEastAsia" w:hAnsi="Cambria Math"/>
+                        <w:lang w:val="en-US"/>
+                      </w:rPr>
+                      <m:t>V</m:t>
+                    </m:r>
+                  </m:e>
+                  <m:sub>
+                    <m:r>
+                      <w:rPr>
+                        <w:rFonts w:ascii="Cambria Math" w:eastAsiaTheme="minorEastAsia" w:hAnsi="Cambria Math"/>
+                        <w:lang w:val="en-US"/>
+                      </w:rPr>
+                      <m:t>2</m:t>
+                    </m:r>
+                  </m:sub>
+                </m:sSub>
+              </m:num>
+              <m:den>
+                <m:sSub>
+                  <m:sSubPr>
+                    <m:ctrlPr>
+                      <w:rPr>
+                        <w:rFonts w:ascii="Cambria Math" w:eastAsiaTheme="minorEastAsia" w:hAnsi="Cambria Math"/>
+                        <w:i/>
+                        <w:lang w:val="en-US"/>
+                      </w:rPr>
+                    </m:ctrlPr>
+                  </m:sSubPr>
+                  <m:e>
+                    <m:r>
+                      <w:rPr>
+                        <w:rFonts w:ascii="Cambria Math" w:eastAsiaTheme="minorEastAsia" w:hAnsi="Cambria Math"/>
+                        <w:lang w:val="en-US"/>
+                      </w:rPr>
+                      <m:t>V</m:t>
+                    </m:r>
+                  </m:e>
+                  <m:sub>
+                    <m:r>
+                      <w:rPr>
+                        <w:rFonts w:ascii="Cambria Math" w:eastAsiaTheme="minorEastAsia" w:hAnsi="Cambria Math"/>
+                        <w:lang w:val="en-US"/>
+                      </w:rPr>
+                      <m:t>1</m:t>
+                    </m:r>
+                  </m:sub>
+                </m:sSub>
+              </m:den>
+            </m:f>
+          </m:e>
+        </m:d>
+      </m:oMath>
+      <w:r>
+        <w:rPr>
+          <w:rFonts w:eastAsiaTheme="minorEastAsia"/>
+          <w:lang w:val="en-US"/>
+        </w:rPr>
+        <w:t xml:space="preserve"> </w:t>
+      </w:r>
+    </w:p>
+    <w:p>
+      <w:pPr>
+        <w:pStyle w:val="ListParagraph"/>
+        <w:numPr>
+          <w:ilvl w:val="0"/>
+          <w:numId w:val="2"/>
+        </w:numPr>
+        <w:rPr>
+          <w:rFonts w:eastAsiaTheme="minorEastAsia"/>
+          <w:lang w:val="en-US"/>
+        </w:rPr>
+      </w:pPr>
+      <w:r>
+        <w:rPr>
+          <w:rFonts w:eastAsiaTheme="minorEastAsia"/>
+          <w:lang w:val="en-US"/>
+        </w:rPr>
+        <w:t>Trong quá trình đẳng tích, độ biến thiên Entropy là</w:t>
+      </w:r>
+    </w:p>
+    <w:p>
+      <w:pPr>
+        <w:pStyle w:val="ListParagraph"/>
+        <w:pBdr>
+          <w:top w:val="single" w:sz="4" w:space="1" w:color="auto"/>
+          <w:left w:val="single" w:sz="4" w:space="4" w:color="auto"/>
+          <w:bottom w:val="single" w:sz="4" w:space="1" w:color="auto"/>
+          <w:right w:val="single" w:sz="4" w:space="4" w:color="auto"/>
+        </w:pBdr>
+        <w:ind w:left="1080"/>
+        <w:rPr>
+          <w:rFonts w:eastAsiaTheme="minorEastAsia"/>
+          <w:lang w:val="en-US"/>
+        </w:rPr>
+      </w:pPr>
+      <m:oMath>
+        <m:r>
+          <w:rPr>
+            <w:rFonts w:ascii="Cambria Math" w:eastAsiaTheme="minorEastAsia" w:hAnsi="Cambria Math"/>
+            <w:lang w:val="en-US"/>
+          </w:rPr>
+          <m:t>∆S=n</m:t>
+        </m:r>
+        <m:sSub>
+          <m:sSubPr>
+            <m:ctrlPr>
+              <w:rPr>
+                <w:rFonts w:ascii="Cambria Math" w:eastAsiaTheme="minorEastAsia" w:hAnsi="Cambria Math"/>
+                <w:i/>
+                <w:lang w:val="en-US"/>
+              </w:rPr>
+            </m:ctrlPr>
+          </m:sSubPr>
+          <m:e>
+            <m:r>
+              <w:rPr>
+                <w:rFonts w:ascii="Cambria Math" w:eastAsiaTheme="minorEastAsia" w:hAnsi="Cambria Math"/>
+                <w:lang w:val="en-US"/>
+              </w:rPr>
+              <m:t>C</m:t>
+            </m:r>
+          </m:e>
+          <m:sub>
+            <m:r>
+              <w:rPr>
+                <w:rFonts w:ascii="Cambria Math" w:eastAsiaTheme="minorEastAsia" w:hAnsi="Cambria Math"/>
+                <w:lang w:val="en-US"/>
+              </w:rPr>
+              <m:t>v</m:t>
+            </m:r>
+          </m:sub>
+        </m:sSub>
+        <m:r>
+          <w:rPr>
+            <w:rFonts w:ascii="Cambria Math" w:eastAsiaTheme="minorEastAsia" w:hAnsi="Cambria Math"/>
+            <w:lang w:val="en-US"/>
+          </w:rPr>
+          <m:t>ln</m:t>
+        </m:r>
+        <m:d>
+          <m:dPr>
+            <m:ctrlPr>
+              <w:rPr>
+                <w:rFonts w:ascii="Cambria Math" w:eastAsiaTheme="minorEastAsia" w:hAnsi="Cambria Math"/>
+                <w:i/>
+                <w:lang w:val="en-US"/>
+              </w:rPr>
+            </m:ctrlPr>
+          </m:dPr>
+          <m:e>
+            <m:f>
+              <m:fPr>
+                <m:ctrlPr>
+                  <w:rPr>
+                    <w:rFonts w:ascii="Cambria Math" w:eastAsiaTheme="minorEastAsia" w:hAnsi="Cambria Math"/>
+                    <w:i/>
+                    <w:lang w:val="en-US"/>
+                  </w:rPr>
+                </m:ctrlPr>
+              </m:fPr>
+              <m:num>
+                <m:sSub>
+                  <m:sSubPr>
+                    <m:ctrlPr>
+                      <w:rPr>
+                        <w:rFonts w:ascii="Cambria Math" w:eastAsiaTheme="minorEastAsia" w:hAnsi="Cambria Math"/>
+                        <w:i/>
+                        <w:lang w:val="en-US"/>
+                      </w:rPr>
+                    </m:ctrlPr>
+                  </m:sSubPr>
+                  <m:e>
+                    <m:r>
+                      <w:rPr>
+                        <w:rFonts w:ascii="Cambria Math" w:eastAsiaTheme="minorEastAsia" w:hAnsi="Cambria Math"/>
+                        <w:lang w:val="en-US"/>
+                      </w:rPr>
+                      <m:t>P</m:t>
+                    </m:r>
+                  </m:e>
+                  <m:sub>
+                    <m:r>
+                      <w:rPr>
+                        <w:rFonts w:ascii="Cambria Math" w:eastAsiaTheme="minorEastAsia" w:hAnsi="Cambria Math"/>
+                        <w:lang w:val="en-US"/>
+                      </w:rPr>
+                      <m:t>2</m:t>
+                    </m:r>
+                  </m:sub>
+                </m:sSub>
+              </m:num>
+              <m:den>
+                <m:sSub>
+                  <m:sSubPr>
+                    <m:ctrlPr>
+                      <w:rPr>
+                        <w:rFonts w:ascii="Cambria Math" w:eastAsiaTheme="minorEastAsia" w:hAnsi="Cambria Math"/>
+                        <w:i/>
+                        <w:lang w:val="en-US"/>
+                      </w:rPr>
+                    </m:ctrlPr>
+                  </m:sSubPr>
+                  <m:e>
+                    <m:r>
+                      <w:rPr>
+                        <w:rFonts w:ascii="Cambria Math" w:eastAsiaTheme="minorEastAsia" w:hAnsi="Cambria Math"/>
+                        <w:lang w:val="en-US"/>
+                      </w:rPr>
+                      <m:t>P</m:t>
+                    </m:r>
+                  </m:e>
+                  <m:sub>
+                    <m:r>
+                      <w:rPr>
+                        <w:rFonts w:ascii="Cambria Math" w:eastAsiaTheme="minorEastAsia" w:hAnsi="Cambria Math"/>
+                        <w:lang w:val="en-US"/>
+                      </w:rPr>
+                      <m:t>1</m:t>
+                    </m:r>
+                  </m:sub>
+                </m:sSub>
+              </m:den>
+            </m:f>
+          </m:e>
+        </m:d>
+      </m:oMath>
+      <w:r>
+        <w:rPr>
+          <w:rFonts w:eastAsiaTheme="minorEastAsia"/>
+          <w:lang w:val="en-US"/>
+        </w:rPr>
+        <w:t xml:space="preserve"> </w:t>
+      </w:r>
+    </w:p>
+    <w:p>
+      <w:pPr>
+        <w:pStyle w:val="ListParagraph"/>
+        <w:numPr>
+          <w:ilvl w:val="0"/>
+          <w:numId w:val="2"/>
+        </w:numPr>
+        <w:rPr>
+          <w:rFonts w:eastAsiaTheme="minorEastAsia"/>
           <w:lang w:val="en-US"/>
         </w:rPr>
       </w:pPr>
@@ -9166,6 +11918,7 @@
         <w:rPr>
           <w:lang w:val="en-US"/>
         </w:rPr>
+        <w:lastRenderedPageBreak/>
         <w:t xml:space="preserve">Cách </w:t>
       </w:r>
       <w:r>
@@ -9256,14 +12009,7 @@
         <w:rPr>
           <w:lang w:val="en-US"/>
         </w:rPr>
-        <w:t xml:space="preserve">Vận tốc phía trên cao hơn nên không khí bên trên sẽ rời Trailing Edge sớm hơn, còn không khí bên dưới thì trễ hơn, do đó phần không khí phía trên sẽ bị đẩy xuống 1 đoạn cho đến khi được phần không khí phía dưới đỡ được, thêm hiệu ứng Coanda khi phần trên của Trailing Edge hướng xuống, làm hướng di chuyển trước khi rời Trailing Edge của dòng chảy khí phía trên cũng hướng xuống, vì </w:t>
-      </w:r>
-      <w:r>
-        <w:rPr>
-          <w:lang w:val="en-US"/>
-        </w:rPr>
-        <w:lastRenderedPageBreak/>
-        <w:t>không khí bị đẩy xuống, theo định luật 3 Newton bảo toàn động lượng, Airfoil phải bị đẩy lên trên</w:t>
+        <w:t>Vận tốc phía trên cao hơn nên không khí bên trên sẽ rời Trailing Edge sớm hơn, còn không khí bên dưới thì trễ hơn, do đó phần không khí phía trên sẽ bị đẩy xuống 1 đoạn cho đến khi được phần không khí phía dưới đỡ được, thêm hiệu ứng Coanda khi phần trên của Trailing Edge hướng xuống, làm hướng di chuyển trước khi rời Trailing Edge của dòng chảy khí phía trên cũng hướng xuống, vì không khí bị đẩy xuống, theo định luật 3 Newton bảo toàn động lượng, Airfoil phải bị đẩy lên trên</w:t>
       </w:r>
     </w:p>
     <w:p>
@@ -9602,6 +12348,7 @@
           <w:rFonts w:eastAsiaTheme="minorEastAsia"/>
           <w:lang w:val="en-US"/>
         </w:rPr>
+        <w:lastRenderedPageBreak/>
         <w:tab/>
         <w:t>Formula:</w:t>
       </w:r>
@@ -9778,7 +12525,6 @@
           <w:rFonts w:eastAsiaTheme="minorEastAsia"/>
           <w:lang w:val="en-US"/>
         </w:rPr>
-        <w:lastRenderedPageBreak/>
         <w:t>Archimedes’ Principle:</w:t>
       </w:r>
     </w:p>

--- a/fluid dynamics.docx
+++ b/fluid dynamics.docx
@@ -9075,6 +9075,42 @@
         <w:rPr>
           <w:lang w:val="en-US"/>
         </w:rPr>
+        <w:t>Nguyên Lý 2 Nhiệt Động Lực Học?</w:t>
+      </w:r>
+    </w:p>
+    <w:p>
+      <w:pPr>
+        <w:pStyle w:val="ListParagraph"/>
+        <w:numPr>
+          <w:ilvl w:val="0"/>
+          <w:numId w:val="2"/>
+        </w:numPr>
+        <w:rPr>
+          <w:lang w:val="en-US"/>
+        </w:rPr>
+      </w:pPr>
+      <w:r>
+        <w:rPr>
+          <w:lang w:val="en-US"/>
+        </w:rPr>
+        <w:t>Ở trạng thái tự nhiên, nhiệt không thể truyền từ vật lạnh sang vật nóng hơn</w:t>
+      </w:r>
+    </w:p>
+    <w:p>
+      <w:pPr>
+        <w:pStyle w:val="ListParagraph"/>
+        <w:numPr>
+          <w:ilvl w:val="0"/>
+          <w:numId w:val="8"/>
+        </w:numPr>
+        <w:rPr>
+          <w:lang w:val="en-US"/>
+        </w:rPr>
+      </w:pPr>
+      <w:r>
+        <w:rPr>
+          <w:lang w:val="en-US"/>
+        </w:rPr>
         <w:t>Các Quá Trình Đẳng?</w:t>
       </w:r>
     </w:p>
@@ -9129,13 +9165,7 @@
         <w:rPr>
           <w:lang w:val="en-US"/>
         </w:rPr>
-        <w:t>T</w:t>
-      </w:r>
-      <w:r>
-        <w:rPr>
-          <w:lang w:val="en-US"/>
-        </w:rPr>
-        <w:t xml:space="preserve">, độ biến nội năng </w:t>
+        <w:t xml:space="preserve">T, độ biến nội năng </w:t>
       </w:r>
       <w:r>
         <w:rPr>
@@ -9469,13 +9499,7 @@
         <w:rPr>
           <w:lang w:val="en-US"/>
         </w:rPr>
-        <w:t xml:space="preserve">Quá trình đẳng nhiệt, giữ nguyên nhiệt độ, ta chỉ thay đổi thể tích, khi đó áp suất tự thay đổi theo, khi này nội năng của đám khí không đổi, công nhận vào = nhiệt lượng tỏa ra, gọi </w:t>
-      </w:r>
-      <w:r>
-        <w:rPr>
-          <w:lang w:val="en-US"/>
-        </w:rPr>
-        <w:t>V</w:t>
+        <w:t>Quá trình đẳng nhiệt, giữ nguyên nhiệt độ, ta chỉ thay đổi thể tích, khi đó áp suất tự thay đổi theo, khi này nội năng của đám khí không đổi, công nhận vào = nhiệt lượng tỏa ra, gọi V</w:t>
       </w:r>
       <w:r>
         <w:rPr>
@@ -9488,13 +9512,7 @@
         <w:rPr>
           <w:lang w:val="en-US"/>
         </w:rPr>
-        <w:t xml:space="preserve"> là thể tích ban đầu, </w:t>
-      </w:r>
-      <w:r>
-        <w:rPr>
-          <w:lang w:val="en-US"/>
-        </w:rPr>
-        <w:t>V</w:t>
+        <w:t xml:space="preserve"> là thể tích ban đầu, V</w:t>
       </w:r>
       <w:r>
         <w:rPr>
@@ -9530,14 +9548,7 @@
             <w:rFonts w:ascii="Cambria Math" w:hAnsi="Cambria Math"/>
             <w:lang w:val="en-US"/>
           </w:rPr>
-          <m:t>A=-Q</m:t>
-        </m:r>
-        <m:r>
-          <w:rPr>
-            <w:rFonts w:ascii="Cambria Math" w:hAnsi="Cambria Math"/>
-            <w:lang w:val="en-US"/>
-          </w:rPr>
-          <m:t>=nRTln</m:t>
+          <m:t>A=-Q=nRTln</m:t>
         </m:r>
         <m:d>
           <m:dPr>
@@ -9759,21 +9770,7 @@
             <w:rFonts w:ascii="Cambria Math" w:hAnsi="Cambria Math"/>
             <w:lang w:val="en-US"/>
           </w:rPr>
-          <m:t>A=</m:t>
-        </m:r>
-        <m:r>
-          <w:rPr>
-            <w:rFonts w:ascii="Cambria Math" w:hAnsi="Cambria Math"/>
-            <w:lang w:val="en-US"/>
-          </w:rPr>
-          <m:t>-</m:t>
-        </m:r>
-        <m:r>
-          <w:rPr>
-            <w:rFonts w:ascii="Cambria Math" w:hAnsi="Cambria Math"/>
-            <w:lang w:val="en-US"/>
-          </w:rPr>
-          <m:t>P∆V</m:t>
+          <m:t>A=-P∆V</m:t>
         </m:r>
       </m:oMath>
       <w:r>
@@ -9805,6 +9802,7 @@
             <w:rFonts w:ascii="Cambria Math" w:eastAsiaTheme="minorEastAsia" w:hAnsi="Cambria Math"/>
             <w:lang w:val="en-US"/>
           </w:rPr>
+          <w:lastRenderedPageBreak/>
           <m:t>Q=n</m:t>
         </m:r>
         <m:sSub>
@@ -9999,7 +9997,6 @@
             <w:rFonts w:ascii="Cambria Math" w:hAnsi="Cambria Math"/>
             <w:lang w:val="en-US"/>
           </w:rPr>
-          <w:lastRenderedPageBreak/>
           <m:t>γ=1+</m:t>
         </m:r>
         <m:f>
@@ -10821,6 +10818,206 @@
           <w:rFonts w:eastAsiaTheme="minorEastAsia"/>
           <w:lang w:val="en-US"/>
         </w:rPr>
+        <w:t>Bản chất khi nguồn lạnh thu nhiệt là nó đang cung cấp nhiệt cho khối khí, nhưng nhiệt này âm, nghĩa là bước 3 và 4 bản chất tương đương bước 1 và 2 nhưng với ngu</w:t>
+      </w:r>
+      <w:r>
+        <w:rPr>
+          <w:rFonts w:eastAsiaTheme="minorEastAsia"/>
+          <w:lang w:val="en-US"/>
+        </w:rPr>
+        <w:t xml:space="preserve">ồn nhiệt khác nhau, mở rộng ra, 1 khối khí luôn trải qua 1 chu trình lặp lại </w:t>
+      </w:r>
+      <w:r>
+        <w:rPr>
+          <w:rFonts w:eastAsiaTheme="minorEastAsia"/>
+          <w:lang w:val="en-US"/>
+        </w:rPr>
+        <w:lastRenderedPageBreak/>
+        <w:t>bước 1 và 2, nhận hoặc tỏa nhiệt rồi giãn hoặc nén đẳng nhiệt, sau đó giãn hoặc nén đoạn nhiệt tự nhiên</w:t>
+      </w:r>
+      <w:r>
+        <w:rPr>
+          <w:rFonts w:eastAsiaTheme="minorEastAsia"/>
+          <w:lang w:val="en-US"/>
+        </w:rPr>
+        <w:t>, rồi lại tiếp tục nhận hoặc tỏa nhiệt, …</w:t>
+      </w:r>
+    </w:p>
+    <w:p>
+      <w:pPr>
+        <w:pStyle w:val="ListParagraph"/>
+        <w:numPr>
+          <w:ilvl w:val="0"/>
+          <w:numId w:val="2"/>
+        </w:numPr>
+        <w:rPr>
+          <w:rFonts w:eastAsiaTheme="minorEastAsia"/>
+          <w:lang w:val="en-US"/>
+        </w:rPr>
+      </w:pPr>
+      <w:r>
+        <w:rPr>
+          <w:rFonts w:eastAsiaTheme="minorEastAsia"/>
+          <w:lang w:val="en-US"/>
+        </w:rPr>
+        <w:t xml:space="preserve">Giả sử tại 1 thời điểm </w:t>
+      </w:r>
+      <w:r>
+        <w:rPr>
+          <w:rFonts w:eastAsiaTheme="minorEastAsia"/>
+          <w:lang w:val="en-US"/>
+        </w:rPr>
+        <w:t xml:space="preserve">khối khí </w:t>
+      </w:r>
+      <w:r>
+        <w:rPr>
+          <w:rFonts w:eastAsiaTheme="minorEastAsia"/>
+          <w:lang w:val="en-US"/>
+        </w:rPr>
+        <w:t>đang trong quá trình đẳng nhiệt, lượng nhiệt khối khí nhận được là Q</w:t>
+      </w:r>
+      <w:r>
+        <w:rPr>
+          <w:rFonts w:eastAsiaTheme="minorEastAsia"/>
+          <w:vertAlign w:val="subscript"/>
+          <w:lang w:val="en-US"/>
+        </w:rPr>
+        <w:t>i</w:t>
+      </w:r>
+      <w:r>
+        <w:rPr>
+          <w:rFonts w:eastAsiaTheme="minorEastAsia"/>
+          <w:lang w:val="en-US"/>
+        </w:rPr>
+        <w:t>, nhiệt độ lúc đó là T</w:t>
+      </w:r>
+      <w:r>
+        <w:rPr>
+          <w:rFonts w:eastAsiaTheme="minorEastAsia"/>
+          <w:vertAlign w:val="subscript"/>
+          <w:lang w:val="en-US"/>
+        </w:rPr>
+        <w:t>i</w:t>
+      </w:r>
+      <w:r>
+        <w:rPr>
+          <w:rFonts w:eastAsiaTheme="minorEastAsia"/>
+          <w:lang w:val="en-US"/>
+        </w:rPr>
+        <w:t xml:space="preserve">, thì </w:t>
+      </w:r>
+      <w:r>
+        <w:rPr>
+          <w:rFonts w:eastAsiaTheme="minorEastAsia"/>
+          <w:lang w:val="en-US"/>
+        </w:rPr>
+        <w:t>tổng Q</w:t>
+      </w:r>
+      <w:r>
+        <w:rPr>
+          <w:rFonts w:eastAsiaTheme="minorEastAsia"/>
+          <w:vertAlign w:val="subscript"/>
+          <w:lang w:val="en-US"/>
+        </w:rPr>
+        <w:t>i</w:t>
+      </w:r>
+      <w:r>
+        <w:rPr>
+          <w:rFonts w:eastAsiaTheme="minorEastAsia"/>
+          <w:lang w:val="en-US"/>
+        </w:rPr>
+        <w:t xml:space="preserve"> / T</w:t>
+      </w:r>
+      <w:r>
+        <w:rPr>
+          <w:rFonts w:eastAsiaTheme="minorEastAsia"/>
+          <w:vertAlign w:val="subscript"/>
+          <w:lang w:val="en-US"/>
+        </w:rPr>
+        <w:t>i</w:t>
+      </w:r>
+      <w:r>
+        <w:rPr>
+          <w:rFonts w:eastAsiaTheme="minorEastAsia"/>
+          <w:lang w:val="en-US"/>
+        </w:rPr>
+        <w:t xml:space="preserve"> của tất cả quá trình đẳng nhiệt khối khí trải qua không thể vượt quá 0, lưu ý đây là chu trình kín, khối khí sẽ trở về trạng thái ban đầu</w:t>
+      </w:r>
+      <w:r>
+        <w:rPr>
+          <w:rFonts w:eastAsiaTheme="minorEastAsia"/>
+          <w:lang w:val="en-US"/>
+        </w:rPr>
+        <w:t>, nó chỉ = 0 khi đây là quá trình thuận nghịch</w:t>
+      </w:r>
+    </w:p>
+    <w:p>
+      <w:pPr>
+        <w:pStyle w:val="ListParagraph"/>
+        <w:numPr>
+          <w:ilvl w:val="0"/>
+          <w:numId w:val="2"/>
+        </w:numPr>
+        <w:rPr>
+          <w:rFonts w:eastAsiaTheme="minorEastAsia"/>
+          <w:lang w:val="en-US"/>
+        </w:rPr>
+      </w:pPr>
+      <w:r>
+        <w:rPr>
+          <w:rFonts w:eastAsiaTheme="minorEastAsia"/>
+          <w:lang w:val="en-US"/>
+        </w:rPr>
+        <w:t>Q</w:t>
+      </w:r>
+      <w:r>
+        <w:rPr>
+          <w:rFonts w:eastAsiaTheme="minorEastAsia"/>
+          <w:vertAlign w:val="subscript"/>
+          <w:lang w:val="en-US"/>
+        </w:rPr>
+        <w:t>i</w:t>
+      </w:r>
+      <w:r>
+        <w:rPr>
+          <w:rFonts w:eastAsiaTheme="minorEastAsia"/>
+          <w:lang w:val="en-US"/>
+        </w:rPr>
+        <w:t xml:space="preserve"> / T</w:t>
+      </w:r>
+      <w:r>
+        <w:rPr>
+          <w:rFonts w:eastAsiaTheme="minorEastAsia"/>
+          <w:vertAlign w:val="subscript"/>
+          <w:lang w:val="en-US"/>
+        </w:rPr>
+        <w:t>i</w:t>
+      </w:r>
+      <w:r>
+        <w:rPr>
+          <w:rFonts w:eastAsiaTheme="minorEastAsia"/>
+          <w:lang w:val="en-US"/>
+        </w:rPr>
+        <w:t xml:space="preserve"> là độ tăng Entropy</w:t>
+      </w:r>
+    </w:p>
+    <w:p>
+      <w:pPr>
+        <w:pStyle w:val="ListParagraph"/>
+        <w:numPr>
+          <w:ilvl w:val="0"/>
+          <w:numId w:val="2"/>
+        </w:numPr>
+        <w:rPr>
+          <w:rFonts w:eastAsiaTheme="minorEastAsia"/>
+          <w:lang w:val="en-US"/>
+        </w:rPr>
+      </w:pPr>
+      <w:r>
+        <w:rPr>
+          <w:rFonts w:eastAsiaTheme="minorEastAsia"/>
+          <w:lang w:val="en-US"/>
+        </w:rPr>
         <w:t>Đảo ngược chu trình</w:t>
       </w:r>
       <w:r>
@@ -10909,7 +11106,6 @@
             <w:rFonts w:ascii="Cambria Math" w:eastAsiaTheme="minorEastAsia" w:hAnsi="Cambria Math"/>
             <w:lang w:val="en-US"/>
           </w:rPr>
-          <w:lastRenderedPageBreak/>
           <m:t>η=1-</m:t>
         </m:r>
         <m:f>
@@ -11018,14 +11214,7 @@
           <w:rFonts w:eastAsiaTheme="minorEastAsia"/>
           <w:lang w:val="en-US"/>
         </w:rPr>
-        <w:t xml:space="preserve">trong trường hợp chu trình Carnot nghịch, giả sử nhiệt độ Kelvin nguồn lạnh và nóng không đổi và = </w:t>
-      </w:r>
-      <w:r>
-        <w:rPr>
-          <w:rFonts w:eastAsiaTheme="minorEastAsia"/>
-          <w:lang w:val="en-US"/>
-        </w:rPr>
-        <w:t>T</w:t>
+        <w:t>trong trường hợp chu trình Carnot nghịch, giả sử nhiệt độ Kelvin nguồn lạnh và nóng không đổi và = T</w:t>
       </w:r>
       <w:r>
         <w:rPr>
@@ -11666,6 +11855,33 @@
         <w:pStyle w:val="ListParagraph"/>
         <w:numPr>
           <w:ilvl w:val="0"/>
+          <w:numId w:val="8"/>
+        </w:numPr>
+        <w:rPr>
+          <w:rFonts w:eastAsiaTheme="minorEastAsia"/>
+          <w:lang w:val="en-US"/>
+        </w:rPr>
+      </w:pPr>
+      <w:r>
+        <w:rPr>
+          <w:rFonts w:eastAsiaTheme="minorEastAsia"/>
+          <w:lang w:val="en-US"/>
+        </w:rPr>
+        <w:t xml:space="preserve">Phương </w:t>
+      </w:r>
+      <w:r>
+        <w:rPr>
+          <w:rFonts w:eastAsiaTheme="minorEastAsia"/>
+          <w:lang w:val="en-US"/>
+        </w:rPr>
+        <w:t>Trình Trạng Thái Khí Thực?</w:t>
+      </w:r>
+    </w:p>
+    <w:p>
+      <w:pPr>
+        <w:pStyle w:val="ListParagraph"/>
+        <w:numPr>
+          <w:ilvl w:val="0"/>
           <w:numId w:val="2"/>
         </w:numPr>
         <w:rPr>
@@ -11673,6 +11889,359 @@
           <w:lang w:val="en-US"/>
         </w:rPr>
       </w:pPr>
+      <w:r>
+        <w:rPr>
+          <w:rFonts w:eastAsiaTheme="minorEastAsia"/>
+          <w:lang w:val="en-US"/>
+        </w:rPr>
+        <w:t>Khí thực có tính đến thể tích của 1 phân tử khí chiếm và lực tương tác giữa các phân tử</w:t>
+      </w:r>
+    </w:p>
+    <w:p>
+      <w:pPr>
+        <w:pStyle w:val="ListParagraph"/>
+        <w:numPr>
+          <w:ilvl w:val="0"/>
+          <w:numId w:val="2"/>
+        </w:numPr>
+        <w:rPr>
+          <w:rFonts w:eastAsiaTheme="minorEastAsia"/>
+          <w:lang w:val="en-US"/>
+        </w:rPr>
+      </w:pPr>
+      <w:r>
+        <w:rPr>
+          <w:rFonts w:eastAsiaTheme="minorEastAsia"/>
+          <w:lang w:val="en-US"/>
+        </w:rPr>
+        <w:t>Gọi a và b là 2 hằng số Van Der Waals đặc trưng cho đám khí đang xét</w:t>
+      </w:r>
+      <w:r>
+        <w:rPr>
+          <w:rFonts w:eastAsiaTheme="minorEastAsia"/>
+          <w:lang w:val="en-US"/>
+        </w:rPr>
+        <w:t>, ta có</w:t>
+      </w:r>
+    </w:p>
+    <w:p>
+      <w:pPr>
+        <w:pStyle w:val="ListParagraph"/>
+        <w:pBdr>
+          <w:top w:val="single" w:sz="4" w:space="1" w:color="auto"/>
+          <w:left w:val="single" w:sz="4" w:space="4" w:color="auto"/>
+          <w:bottom w:val="single" w:sz="4" w:space="1" w:color="auto"/>
+          <w:right w:val="single" w:sz="4" w:space="4" w:color="auto"/>
+          <w:between w:val="single" w:sz="4" w:space="1" w:color="auto"/>
+        </w:pBdr>
+        <w:ind w:left="1080"/>
+        <w:rPr>
+          <w:rFonts w:eastAsiaTheme="minorEastAsia"/>
+          <w:lang w:val="en-US"/>
+        </w:rPr>
+      </w:pPr>
+      <m:oMath>
+        <m:d>
+          <m:dPr>
+            <m:ctrlPr>
+              <w:rPr>
+                <w:rFonts w:ascii="Cambria Math" w:eastAsiaTheme="minorEastAsia" w:hAnsi="Cambria Math"/>
+                <w:i/>
+                <w:lang w:val="en-US"/>
+              </w:rPr>
+            </m:ctrlPr>
+          </m:dPr>
+          <m:e>
+            <m:r>
+              <w:rPr>
+                <w:rFonts w:ascii="Cambria Math" w:eastAsiaTheme="minorEastAsia" w:hAnsi="Cambria Math"/>
+                <w:lang w:val="en-US"/>
+              </w:rPr>
+              <m:t>P+</m:t>
+            </m:r>
+            <m:f>
+              <m:fPr>
+                <m:ctrlPr>
+                  <w:rPr>
+                    <w:rFonts w:ascii="Cambria Math" w:eastAsiaTheme="minorEastAsia" w:hAnsi="Cambria Math"/>
+                    <w:i/>
+                    <w:lang w:val="en-US"/>
+                  </w:rPr>
+                </m:ctrlPr>
+              </m:fPr>
+              <m:num>
+                <m:sSup>
+                  <m:sSupPr>
+                    <m:ctrlPr>
+                      <w:rPr>
+                        <w:rFonts w:ascii="Cambria Math" w:eastAsiaTheme="minorEastAsia" w:hAnsi="Cambria Math"/>
+                        <w:i/>
+                        <w:lang w:val="en-US"/>
+                      </w:rPr>
+                    </m:ctrlPr>
+                  </m:sSupPr>
+                  <m:e>
+                    <m:r>
+                      <w:rPr>
+                        <w:rFonts w:ascii="Cambria Math" w:eastAsiaTheme="minorEastAsia" w:hAnsi="Cambria Math"/>
+                        <w:lang w:val="en-US"/>
+                      </w:rPr>
+                      <m:t>n</m:t>
+                    </m:r>
+                  </m:e>
+                  <m:sup>
+                    <m:r>
+                      <w:rPr>
+                        <w:rFonts w:ascii="Cambria Math" w:eastAsiaTheme="minorEastAsia" w:hAnsi="Cambria Math"/>
+                        <w:lang w:val="en-US"/>
+                      </w:rPr>
+                      <m:t>2</m:t>
+                    </m:r>
+                  </m:sup>
+                </m:sSup>
+                <m:r>
+                  <w:rPr>
+                    <w:rFonts w:ascii="Cambria Math" w:eastAsiaTheme="minorEastAsia" w:hAnsi="Cambria Math"/>
+                    <w:lang w:val="en-US"/>
+                  </w:rPr>
+                  <m:t>a</m:t>
+                </m:r>
+              </m:num>
+              <m:den>
+                <m:sSup>
+                  <m:sSupPr>
+                    <m:ctrlPr>
+                      <w:rPr>
+                        <w:rFonts w:ascii="Cambria Math" w:eastAsiaTheme="minorEastAsia" w:hAnsi="Cambria Math"/>
+                        <w:i/>
+                        <w:lang w:val="en-US"/>
+                      </w:rPr>
+                    </m:ctrlPr>
+                  </m:sSupPr>
+                  <m:e>
+                    <m:r>
+                      <w:rPr>
+                        <w:rFonts w:ascii="Cambria Math" w:eastAsiaTheme="minorEastAsia" w:hAnsi="Cambria Math"/>
+                        <w:lang w:val="en-US"/>
+                      </w:rPr>
+                      <m:t>V</m:t>
+                    </m:r>
+                  </m:e>
+                  <m:sup>
+                    <m:r>
+                      <w:rPr>
+                        <w:rFonts w:ascii="Cambria Math" w:eastAsiaTheme="minorEastAsia" w:hAnsi="Cambria Math"/>
+                        <w:lang w:val="en-US"/>
+                      </w:rPr>
+                      <m:t>2</m:t>
+                    </m:r>
+                  </m:sup>
+                </m:sSup>
+              </m:den>
+            </m:f>
+          </m:e>
+        </m:d>
+        <m:d>
+          <m:dPr>
+            <m:ctrlPr>
+              <w:rPr>
+                <w:rFonts w:ascii="Cambria Math" w:eastAsiaTheme="minorEastAsia" w:hAnsi="Cambria Math"/>
+                <w:i/>
+                <w:lang w:val="en-US"/>
+              </w:rPr>
+            </m:ctrlPr>
+          </m:dPr>
+          <m:e>
+            <m:r>
+              <w:rPr>
+                <w:rFonts w:ascii="Cambria Math" w:eastAsiaTheme="minorEastAsia" w:hAnsi="Cambria Math"/>
+                <w:lang w:val="en-US"/>
+              </w:rPr>
+              <m:t>V-nb</m:t>
+            </m:r>
+          </m:e>
+        </m:d>
+        <m:r>
+          <w:rPr>
+            <w:rFonts w:ascii="Cambria Math" w:eastAsiaTheme="minorEastAsia" w:hAnsi="Cambria Math"/>
+            <w:lang w:val="en-US"/>
+          </w:rPr>
+          <m:t>=nRT</m:t>
+        </m:r>
+      </m:oMath>
+      <w:r>
+        <w:rPr>
+          <w:rFonts w:eastAsiaTheme="minorEastAsia"/>
+          <w:lang w:val="en-US"/>
+        </w:rPr>
+        <w:t xml:space="preserve"> </w:t>
+      </w:r>
+    </w:p>
+    <w:p>
+      <w:pPr>
+        <w:pStyle w:val="ListParagraph"/>
+        <w:numPr>
+          <w:ilvl w:val="0"/>
+          <w:numId w:val="2"/>
+        </w:numPr>
+        <w:rPr>
+          <w:rFonts w:eastAsiaTheme="minorEastAsia"/>
+          <w:lang w:val="en-US"/>
+        </w:rPr>
+      </w:pPr>
+      <w:r>
+        <w:rPr>
+          <w:rFonts w:eastAsiaTheme="minorEastAsia"/>
+          <w:lang w:val="en-US"/>
+        </w:rPr>
+        <w:t>Nội năng khí thực</w:t>
+      </w:r>
+    </w:p>
+    <w:p>
+      <w:pPr>
+        <w:pStyle w:val="ListParagraph"/>
+        <w:pBdr>
+          <w:top w:val="single" w:sz="4" w:space="1" w:color="auto"/>
+          <w:left w:val="single" w:sz="4" w:space="4" w:color="auto"/>
+          <w:bottom w:val="single" w:sz="4" w:space="1" w:color="auto"/>
+          <w:right w:val="single" w:sz="4" w:space="4" w:color="auto"/>
+        </w:pBdr>
+        <w:ind w:left="1080"/>
+        <w:rPr>
+          <w:rFonts w:eastAsiaTheme="minorEastAsia"/>
+          <w:lang w:val="en-US"/>
+        </w:rPr>
+      </w:pPr>
+      <m:oMath>
+        <m:r>
+          <w:rPr>
+            <w:rFonts w:ascii="Cambria Math" w:eastAsiaTheme="minorEastAsia" w:hAnsi="Cambria Math"/>
+            <w:lang w:val="en-US"/>
+          </w:rPr>
+          <m:t>U=</m:t>
+        </m:r>
+        <m:f>
+          <m:fPr>
+            <m:ctrlPr>
+              <w:rPr>
+                <w:rFonts w:ascii="Cambria Math" w:hAnsi="Cambria Math"/>
+                <w:i/>
+                <w:lang w:val="en-US"/>
+              </w:rPr>
+            </m:ctrlPr>
+          </m:fPr>
+          <m:num>
+            <m:r>
+              <w:rPr>
+                <w:rFonts w:ascii="Cambria Math" w:hAnsi="Cambria Math"/>
+                <w:lang w:val="en-US"/>
+              </w:rPr>
+              <m:t>1</m:t>
+            </m:r>
+          </m:num>
+          <m:den>
+            <m:r>
+              <w:rPr>
+                <w:rFonts w:ascii="Cambria Math" w:hAnsi="Cambria Math"/>
+                <w:lang w:val="en-US"/>
+              </w:rPr>
+              <m:t>2</m:t>
+            </m:r>
+          </m:den>
+        </m:f>
+        <m:r>
+          <w:rPr>
+            <w:rFonts w:ascii="Cambria Math" w:hAnsi="Cambria Math"/>
+            <w:lang w:val="en-US"/>
+          </w:rPr>
+          <m:t>niRT</m:t>
+        </m:r>
+        <m:r>
+          <w:rPr>
+            <w:rFonts w:ascii="Cambria Math" w:hAnsi="Cambria Math"/>
+            <w:lang w:val="en-US"/>
+          </w:rPr>
+          <m:t>-</m:t>
+        </m:r>
+        <m:f>
+          <m:fPr>
+            <m:ctrlPr>
+              <w:rPr>
+                <w:rFonts w:ascii="Cambria Math" w:eastAsiaTheme="minorEastAsia" w:hAnsi="Cambria Math"/>
+                <w:i/>
+                <w:lang w:val="en-US"/>
+              </w:rPr>
+            </m:ctrlPr>
+          </m:fPr>
+          <m:num>
+            <m:sSup>
+              <m:sSupPr>
+                <m:ctrlPr>
+                  <w:rPr>
+                    <w:rFonts w:ascii="Cambria Math" w:eastAsiaTheme="minorEastAsia" w:hAnsi="Cambria Math"/>
+                    <w:i/>
+                    <w:lang w:val="en-US"/>
+                  </w:rPr>
+                </m:ctrlPr>
+              </m:sSupPr>
+              <m:e>
+                <m:r>
+                  <w:rPr>
+                    <w:rFonts w:ascii="Cambria Math" w:eastAsiaTheme="minorEastAsia" w:hAnsi="Cambria Math"/>
+                    <w:lang w:val="en-US"/>
+                  </w:rPr>
+                  <m:t>n</m:t>
+                </m:r>
+              </m:e>
+              <m:sup>
+                <m:r>
+                  <w:rPr>
+                    <w:rFonts w:ascii="Cambria Math" w:eastAsiaTheme="minorEastAsia" w:hAnsi="Cambria Math"/>
+                    <w:lang w:val="en-US"/>
+                  </w:rPr>
+                  <m:t>2</m:t>
+                </m:r>
+              </m:sup>
+            </m:sSup>
+            <m:r>
+              <w:rPr>
+                <w:rFonts w:ascii="Cambria Math" w:eastAsiaTheme="minorEastAsia" w:hAnsi="Cambria Math"/>
+                <w:lang w:val="en-US"/>
+              </w:rPr>
+              <m:t>a</m:t>
+            </m:r>
+          </m:num>
+          <m:den>
+            <m:r>
+              <w:rPr>
+                <w:rFonts w:ascii="Cambria Math" w:eastAsiaTheme="minorEastAsia" w:hAnsi="Cambria Math"/>
+                <w:lang w:val="en-US"/>
+              </w:rPr>
+              <m:t>V</m:t>
+            </m:r>
+          </m:den>
+        </m:f>
+      </m:oMath>
+      <w:r>
+        <w:rPr>
+          <w:rFonts w:eastAsiaTheme="minorEastAsia"/>
+          <w:lang w:val="en-US"/>
+        </w:rPr>
+        <w:t xml:space="preserve"> </w:t>
+      </w:r>
+    </w:p>
+    <w:p>
+      <w:pPr>
+        <w:pStyle w:val="ListParagraph"/>
+        <w:numPr>
+          <w:ilvl w:val="0"/>
+          <w:numId w:val="2"/>
+        </w:numPr>
+        <w:rPr>
+          <w:rFonts w:eastAsiaTheme="minorEastAsia"/>
+          <w:lang w:val="en-US"/>
+        </w:rPr>
+      </w:pPr>
     </w:p>
     <w:p>
       <w:pPr>
@@ -11751,6 +12320,7 @@
         <w:rPr>
           <w:lang w:val="en-US"/>
         </w:rPr>
+        <w:lastRenderedPageBreak/>
         <w:t xml:space="preserve">Các Thuật Ngữ Về </w:t>
       </w:r>
       <w:r>
@@ -11918,229 +12488,229 @@
         <w:rPr>
           <w:lang w:val="en-US"/>
         </w:rPr>
+        <w:t xml:space="preserve">Cách </w:t>
+      </w:r>
+      <w:r>
+        <w:rPr>
+          <w:lang w:val="en-US"/>
+        </w:rPr>
+        <w:t>Airfoil Hoạt Động?</w:t>
+      </w:r>
+    </w:p>
+    <w:p>
+      <w:pPr>
+        <w:pStyle w:val="ListParagraph"/>
+        <w:numPr>
+          <w:ilvl w:val="0"/>
+          <w:numId w:val="2"/>
+        </w:numPr>
+        <w:rPr>
+          <w:lang w:val="en-US"/>
+        </w:rPr>
+      </w:pPr>
+      <w:r>
+        <w:rPr>
+          <w:lang w:val="en-US"/>
+        </w:rPr>
+        <w:t>Để cho đơn giản, thay vì xét Airfoil di chuyển về phía trước, xem như không khí di chuyển về phía sau</w:t>
+      </w:r>
+    </w:p>
+    <w:p>
+      <w:pPr>
+        <w:pStyle w:val="ListParagraph"/>
+        <w:numPr>
+          <w:ilvl w:val="0"/>
+          <w:numId w:val="2"/>
+        </w:numPr>
+        <w:rPr>
+          <w:lang w:val="en-US"/>
+        </w:rPr>
+      </w:pPr>
+      <w:r>
+        <w:rPr>
+          <w:lang w:val="en-US"/>
+        </w:rPr>
+        <w:t>Mặt trên Airfoil được thiết k</w:t>
+      </w:r>
+      <w:r>
+        <w:rPr>
+          <w:lang w:val="en-US"/>
+        </w:rPr>
+        <w:t>ế</w:t>
+      </w:r>
+      <w:r>
+        <w:rPr>
+          <w:lang w:val="en-US"/>
+        </w:rPr>
+        <w:t xml:space="preserve"> lồi hơn phần dưới, nên độ nén dòng chảy không khí phía trên cao hơn phía dưới, mà càng nén thì vận tố</w:t>
+      </w:r>
+      <w:r>
+        <w:rPr>
+          <w:lang w:val="en-US"/>
+        </w:rPr>
+        <w:t>c càng cao</w:t>
+      </w:r>
+      <w:r>
+        <w:rPr>
+          <w:lang w:val="en-US"/>
+        </w:rPr>
+        <w:t xml:space="preserve">, </w:t>
+      </w:r>
+      <w:r>
+        <w:rPr>
+          <w:lang w:val="en-US"/>
+        </w:rPr>
+        <w:t>vận tốc cao hơn thì áp suất nhỏ hơn, nên áp suất phía dưới cao hơn phía trên, tạo lực đẩy lên trên</w:t>
+      </w:r>
+    </w:p>
+    <w:p>
+      <w:pPr>
+        <w:pStyle w:val="ListParagraph"/>
+        <w:numPr>
+          <w:ilvl w:val="0"/>
+          <w:numId w:val="2"/>
+        </w:numPr>
+        <w:rPr>
+          <w:lang w:val="en-US"/>
+        </w:rPr>
+      </w:pPr>
+      <w:r>
+        <w:rPr>
+          <w:lang w:val="en-US"/>
+        </w:rPr>
+        <w:t>Vận tốc phía trên cao hơn nên không khí bên trên sẽ rời Trailing Edge sớm hơn, còn không khí bên dưới thì trễ hơn, do đó phần không khí phía trên sẽ bị đẩy xuống 1 đoạn cho đến khi được phần không khí phía dưới đỡ được, thêm hiệu ứng Coanda khi phần trên của Trailing Edge hướng xuống, làm hướng di chuyển trước khi rời Trailing Edge của dòng chảy khí phía trên cũng hướng xuống, vì không khí bị đẩy xuống, theo định luật 3 Newton bảo toàn động lượng, Airfoil phải bị đẩy lên trên</w:t>
+      </w:r>
+    </w:p>
+    <w:p>
+      <w:pPr>
+        <w:pStyle w:val="ListParagraph"/>
+        <w:numPr>
+          <w:ilvl w:val="0"/>
+          <w:numId w:val="2"/>
+        </w:numPr>
+        <w:rPr>
+          <w:lang w:val="en-US"/>
+        </w:rPr>
+      </w:pPr>
+      <w:r>
+        <w:rPr>
+          <w:lang w:val="en-US"/>
+        </w:rPr>
+        <w:t>Nếu tăng Angle Of Attack, lực nâng sẽ mạnh hơn vì luồng không khí càng bị chĩa xuống, động lượng đi xuống càng tăng thì động lượng đi lên cũng vậy</w:t>
+      </w:r>
+      <w:r>
+        <w:rPr>
+          <w:lang w:val="en-US"/>
+        </w:rPr>
+        <w:t>, tuy nhiên lực cản không khí cũng mạnh hơn do diện tích Airfoil đối mặt với luồng khí tăng</w:t>
+      </w:r>
+    </w:p>
+    <w:p>
+      <w:pPr>
+        <w:pStyle w:val="ListParagraph"/>
+        <w:numPr>
+          <w:ilvl w:val="0"/>
+          <w:numId w:val="4"/>
+        </w:numPr>
+        <w:rPr>
+          <w:lang w:val="en-US"/>
+        </w:rPr>
+      </w:pPr>
+      <w:r>
+        <w:rPr>
+          <w:lang w:val="en-US"/>
+        </w:rPr>
+        <w:t xml:space="preserve">Tổng </w:t>
+      </w:r>
+      <w:r>
+        <w:rPr>
+          <w:lang w:val="en-US"/>
+        </w:rPr>
+        <w:t xml:space="preserve">Hợp Lực Cuối Cùng Lên </w:t>
+      </w:r>
+      <w:r>
+        <w:rPr>
+          <w:lang w:val="en-US"/>
+        </w:rPr>
+        <w:t>Airfoil</w:t>
+      </w:r>
+      <w:r>
+        <w:rPr>
+          <w:lang w:val="en-US"/>
+        </w:rPr>
+        <w:t>?</w:t>
+      </w:r>
+    </w:p>
+    <w:p>
+      <w:pPr>
+        <w:pStyle w:val="ListParagraph"/>
+        <w:numPr>
+          <w:ilvl w:val="0"/>
+          <w:numId w:val="2"/>
+        </w:numPr>
+        <w:rPr>
+          <w:lang w:val="en-US"/>
+        </w:rPr>
+      </w:pPr>
+      <w:r>
+        <w:rPr>
+          <w:lang w:val="en-US"/>
+        </w:rPr>
+        <w:t>Lực tổng hợp tác dụng lên Airfoil có thể được phân tích thành lực nâng và lực kéo</w:t>
+      </w:r>
+    </w:p>
+    <w:p>
+      <w:pPr>
+        <w:pStyle w:val="ListParagraph"/>
+        <w:numPr>
+          <w:ilvl w:val="0"/>
+          <w:numId w:val="2"/>
+        </w:numPr>
+        <w:rPr>
+          <w:lang w:val="en-US"/>
+        </w:rPr>
+      </w:pPr>
+      <w:r>
+        <w:rPr>
+          <w:lang w:val="en-US"/>
+        </w:rPr>
+        <w:t>Lực kéo cản trở chuyển động của Airfoil về phía trước, do độ nhớt của không khí nên khi không khí trượt về phía sau Airfoil, Airfoil cũng bị kéo về phía sau, để chống lại lực kéo thì cần động cơ cung cấp năng lượng chống lại lực kéo mỗi giây</w:t>
+      </w:r>
+    </w:p>
+    <w:p>
+      <w:pPr>
+        <w:pStyle w:val="ListParagraph"/>
+        <w:numPr>
+          <w:ilvl w:val="0"/>
+          <w:numId w:val="4"/>
+        </w:numPr>
+        <w:rPr>
+          <w:lang w:val="en-US"/>
+        </w:rPr>
+      </w:pPr>
+      <w:r>
+        <w:rPr>
+          <w:lang w:val="en-US"/>
+        </w:rPr>
+        <w:t>Cách Cánh Quạt Hoạt Động?</w:t>
+      </w:r>
+    </w:p>
+    <w:p>
+      <w:pPr>
+        <w:pStyle w:val="ListParagraph"/>
+        <w:numPr>
+          <w:ilvl w:val="0"/>
+          <w:numId w:val="2"/>
+        </w:numPr>
+        <w:rPr>
+          <w:lang w:val="en-US"/>
+        </w:rPr>
+      </w:pPr>
+      <w:r>
+        <w:rPr>
+          <w:lang w:val="en-US"/>
+        </w:rPr>
         <w:lastRenderedPageBreak/>
-        <w:t xml:space="preserve">Cách </w:t>
-      </w:r>
-      <w:r>
-        <w:rPr>
-          <w:lang w:val="en-US"/>
-        </w:rPr>
-        <w:t>Airfoil Hoạt Động?</w:t>
-      </w:r>
-    </w:p>
-    <w:p>
-      <w:pPr>
-        <w:pStyle w:val="ListParagraph"/>
-        <w:numPr>
-          <w:ilvl w:val="0"/>
-          <w:numId w:val="2"/>
-        </w:numPr>
-        <w:rPr>
-          <w:lang w:val="en-US"/>
-        </w:rPr>
-      </w:pPr>
-      <w:r>
-        <w:rPr>
-          <w:lang w:val="en-US"/>
-        </w:rPr>
-        <w:t>Để cho đơn giản, thay vì xét Airfoil di chuyển về phía trước, xem như không khí di chuyển về phía sau</w:t>
-      </w:r>
-    </w:p>
-    <w:p>
-      <w:pPr>
-        <w:pStyle w:val="ListParagraph"/>
-        <w:numPr>
-          <w:ilvl w:val="0"/>
-          <w:numId w:val="2"/>
-        </w:numPr>
-        <w:rPr>
-          <w:lang w:val="en-US"/>
-        </w:rPr>
-      </w:pPr>
-      <w:r>
-        <w:rPr>
-          <w:lang w:val="en-US"/>
-        </w:rPr>
-        <w:t>Mặt trên Airfoil được thiết k</w:t>
-      </w:r>
-      <w:r>
-        <w:rPr>
-          <w:lang w:val="en-US"/>
-        </w:rPr>
-        <w:t>ế</w:t>
-      </w:r>
-      <w:r>
-        <w:rPr>
-          <w:lang w:val="en-US"/>
-        </w:rPr>
-        <w:t xml:space="preserve"> lồi hơn phần dưới, nên độ nén dòng chảy không khí phía trên cao hơn phía dưới, mà càng nén thì vận tố</w:t>
-      </w:r>
-      <w:r>
-        <w:rPr>
-          <w:lang w:val="en-US"/>
-        </w:rPr>
-        <w:t>c càng cao</w:t>
-      </w:r>
-      <w:r>
-        <w:rPr>
-          <w:lang w:val="en-US"/>
-        </w:rPr>
-        <w:t xml:space="preserve">, </w:t>
-      </w:r>
-      <w:r>
-        <w:rPr>
-          <w:lang w:val="en-US"/>
-        </w:rPr>
-        <w:t>vận tốc cao hơn thì áp suất nhỏ hơn, nên áp suất phía dưới cao hơn phía trên, tạo lực đẩy lên trên</w:t>
-      </w:r>
-    </w:p>
-    <w:p>
-      <w:pPr>
-        <w:pStyle w:val="ListParagraph"/>
-        <w:numPr>
-          <w:ilvl w:val="0"/>
-          <w:numId w:val="2"/>
-        </w:numPr>
-        <w:rPr>
-          <w:lang w:val="en-US"/>
-        </w:rPr>
-      </w:pPr>
-      <w:r>
-        <w:rPr>
-          <w:lang w:val="en-US"/>
-        </w:rPr>
-        <w:t>Vận tốc phía trên cao hơn nên không khí bên trên sẽ rời Trailing Edge sớm hơn, còn không khí bên dưới thì trễ hơn, do đó phần không khí phía trên sẽ bị đẩy xuống 1 đoạn cho đến khi được phần không khí phía dưới đỡ được, thêm hiệu ứng Coanda khi phần trên của Trailing Edge hướng xuống, làm hướng di chuyển trước khi rời Trailing Edge của dòng chảy khí phía trên cũng hướng xuống, vì không khí bị đẩy xuống, theo định luật 3 Newton bảo toàn động lượng, Airfoil phải bị đẩy lên trên</w:t>
-      </w:r>
-    </w:p>
-    <w:p>
-      <w:pPr>
-        <w:pStyle w:val="ListParagraph"/>
-        <w:numPr>
-          <w:ilvl w:val="0"/>
-          <w:numId w:val="2"/>
-        </w:numPr>
-        <w:rPr>
-          <w:lang w:val="en-US"/>
-        </w:rPr>
-      </w:pPr>
-      <w:r>
-        <w:rPr>
-          <w:lang w:val="en-US"/>
-        </w:rPr>
-        <w:t>Nếu tăng Angle Of Attack, lực nâng sẽ mạnh hơn vì luồng không khí càng bị chĩa xuống, động lượng đi xuống càng tăng thì động lượng đi lên cũng vậy</w:t>
-      </w:r>
-      <w:r>
-        <w:rPr>
-          <w:lang w:val="en-US"/>
-        </w:rPr>
-        <w:t>, tuy nhiên lực cản không khí cũng mạnh hơn do diện tích Airfoil đối mặt với luồng khí tăng</w:t>
-      </w:r>
-    </w:p>
-    <w:p>
-      <w:pPr>
-        <w:pStyle w:val="ListParagraph"/>
-        <w:numPr>
-          <w:ilvl w:val="0"/>
-          <w:numId w:val="4"/>
-        </w:numPr>
-        <w:rPr>
-          <w:lang w:val="en-US"/>
-        </w:rPr>
-      </w:pPr>
-      <w:r>
-        <w:rPr>
-          <w:lang w:val="en-US"/>
-        </w:rPr>
-        <w:t xml:space="preserve">Tổng </w:t>
-      </w:r>
-      <w:r>
-        <w:rPr>
-          <w:lang w:val="en-US"/>
-        </w:rPr>
-        <w:t xml:space="preserve">Hợp Lực Cuối Cùng Lên </w:t>
-      </w:r>
-      <w:r>
-        <w:rPr>
-          <w:lang w:val="en-US"/>
-        </w:rPr>
-        <w:t>Airfoil</w:t>
-      </w:r>
-      <w:r>
-        <w:rPr>
-          <w:lang w:val="en-US"/>
-        </w:rPr>
-        <w:t>?</w:t>
-      </w:r>
-    </w:p>
-    <w:p>
-      <w:pPr>
-        <w:pStyle w:val="ListParagraph"/>
-        <w:numPr>
-          <w:ilvl w:val="0"/>
-          <w:numId w:val="2"/>
-        </w:numPr>
-        <w:rPr>
-          <w:lang w:val="en-US"/>
-        </w:rPr>
-      </w:pPr>
-      <w:r>
-        <w:rPr>
-          <w:lang w:val="en-US"/>
-        </w:rPr>
-        <w:t>Lực tổng hợp tác dụng lên Airfoil có thể được phân tích thành lực nâng và lực kéo</w:t>
-      </w:r>
-    </w:p>
-    <w:p>
-      <w:pPr>
-        <w:pStyle w:val="ListParagraph"/>
-        <w:numPr>
-          <w:ilvl w:val="0"/>
-          <w:numId w:val="2"/>
-        </w:numPr>
-        <w:rPr>
-          <w:lang w:val="en-US"/>
-        </w:rPr>
-      </w:pPr>
-      <w:r>
-        <w:rPr>
-          <w:lang w:val="en-US"/>
-        </w:rPr>
-        <w:t>Lực kéo cản trở chuyển động của Airfoil về phía trước, do độ nhớt của không khí nên khi không khí trượt về phía sau Airfoil, Airfoil cũng bị kéo về phía sau, để chống lại lực kéo thì cần động cơ cung cấp năng lượng chống lại lực kéo mỗi giây</w:t>
-      </w:r>
-    </w:p>
-    <w:p>
-      <w:pPr>
-        <w:pStyle w:val="ListParagraph"/>
-        <w:numPr>
-          <w:ilvl w:val="0"/>
-          <w:numId w:val="4"/>
-        </w:numPr>
-        <w:rPr>
-          <w:lang w:val="en-US"/>
-        </w:rPr>
-      </w:pPr>
-      <w:r>
-        <w:rPr>
-          <w:lang w:val="en-US"/>
-        </w:rPr>
-        <w:t>Cách Cánh Quạt Hoạt Động?</w:t>
-      </w:r>
-    </w:p>
-    <w:p>
-      <w:pPr>
-        <w:pStyle w:val="ListParagraph"/>
-        <w:numPr>
-          <w:ilvl w:val="0"/>
-          <w:numId w:val="2"/>
-        </w:numPr>
-        <w:rPr>
-          <w:lang w:val="en-US"/>
-        </w:rPr>
-      </w:pPr>
-      <w:r>
-        <w:rPr>
-          <w:lang w:val="en-US"/>
-        </w:rPr>
         <w:t>Cánh quạt có hình dạng của Airfoil, nên khi quay, nó sẽ tạo lực đẩy di chuyển về phía trước, nếu giữ thân quạt tại vị trí cố định thì nó sẽ đẩy khí về phía sau</w:t>
       </w:r>
     </w:p>
@@ -12348,7 +12918,6 @@
           <w:rFonts w:eastAsiaTheme="minorEastAsia"/>
           <w:lang w:val="en-US"/>
         </w:rPr>
-        <w:lastRenderedPageBreak/>
         <w:tab/>
         <w:t>Formula:</w:t>
       </w:r>
@@ -12719,6 +13288,7 @@
           <w:rFonts w:eastAsiaTheme="minorEastAsia"/>
           <w:lang w:val="en-US"/>
         </w:rPr>
+        <w:lastRenderedPageBreak/>
         <w:t>1 đám khí gọi là lý tưởng khi nó đặt trong 1 không gian trống chẳng có gì cả, hay 1 hệ cô lập, và đám kí đó được bọc trong 1 hình cầu, đồng thời nếu ta tăng thể tích hình cầu bao nhiêu lần thì áp suất khí lên mặt cầu phải giảm bấy nhiêu lần và ngược lại, ngoài ra, nếu ta tăng nhiệt độ Kelvin của đám khí lên bao nhiêu lần thì áp suất khi lên mặt cầu phải tăng bấy nhiêu lần và ngược lại</w:t>
       </w:r>
     </w:p>

--- a/fluid dynamics.docx
+++ b/fluid dynamics.docx
@@ -3162,6 +3162,310 @@
     <w:p>
       <w:pPr>
         <w:rPr>
+          <w:rFonts w:eastAsiaTheme="minorEastAsia"/>
+          <w:lang w:val="en-US"/>
+        </w:rPr>
+      </w:pPr>
+      <w:r>
+        <w:rPr>
+          <w:rFonts w:eastAsiaTheme="minorEastAsia"/>
+          <w:lang w:val="en-US"/>
+        </w:rPr>
+        <w:t>Ideal Gas – Khí Lý Tưởng:</w:t>
+      </w:r>
+    </w:p>
+    <w:p>
+      <w:pPr>
+        <w:pStyle w:val="ListParagraph"/>
+        <w:numPr>
+          <w:ilvl w:val="0"/>
+          <w:numId w:val="7"/>
+        </w:numPr>
+        <w:rPr>
+          <w:rFonts w:eastAsiaTheme="minorEastAsia"/>
+          <w:lang w:val="en-US"/>
+        </w:rPr>
+      </w:pPr>
+      <w:r>
+        <w:rPr>
+          <w:rFonts w:eastAsiaTheme="minorEastAsia"/>
+          <w:lang w:val="en-US"/>
+        </w:rPr>
+        <w:t>Điều Kiện?</w:t>
+      </w:r>
+    </w:p>
+    <w:p>
+      <w:pPr>
+        <w:pStyle w:val="ListParagraph"/>
+        <w:numPr>
+          <w:ilvl w:val="0"/>
+          <w:numId w:val="2"/>
+        </w:numPr>
+        <w:rPr>
+          <w:rFonts w:eastAsiaTheme="minorEastAsia"/>
+          <w:lang w:val="en-US"/>
+        </w:rPr>
+      </w:pPr>
+      <w:r>
+        <w:rPr>
+          <w:rFonts w:eastAsiaTheme="minorEastAsia"/>
+          <w:lang w:val="en-US"/>
+        </w:rPr>
+        <w:t>1 đám khí gọi là lý tưởng khi nó đặt trong 1 không gian trống chẳng có gì cả, hay 1 hệ cô lập, và đám kí đó được bọc trong 1 hình cầu, đồng thời nếu ta tăng thể tích hình cầu bao nhiêu lần thì áp suất khí lên mặt cầu phải giảm bấy nhiêu lần và ngược lại, ngoài ra, nếu ta tăng nhiệt độ Kelvin của đám khí lên bao nhiêu lần thì áp suất khi lên mặt cầu phải tăng bấy nhiêu lần và ngược lại</w:t>
+      </w:r>
+    </w:p>
+    <w:p>
+      <w:pPr>
+        <w:pStyle w:val="ListParagraph"/>
+        <w:numPr>
+          <w:ilvl w:val="0"/>
+          <w:numId w:val="2"/>
+        </w:numPr>
+        <w:rPr>
+          <w:rFonts w:eastAsiaTheme="minorEastAsia"/>
+          <w:lang w:val="en-US"/>
+        </w:rPr>
+      </w:pPr>
+      <w:r>
+        <w:rPr>
+          <w:rFonts w:eastAsiaTheme="minorEastAsia"/>
+          <w:lang w:val="en-US"/>
+        </w:rPr>
+        <w:t>Trong khí lí tưởng, các phân tử khí = chất điểm, không tương tác với nhau</w:t>
+      </w:r>
+    </w:p>
+    <w:p>
+      <w:pPr>
+        <w:pStyle w:val="ListParagraph"/>
+        <w:numPr>
+          <w:ilvl w:val="0"/>
+          <w:numId w:val="7"/>
+        </w:numPr>
+        <w:rPr>
+          <w:rFonts w:eastAsiaTheme="minorEastAsia"/>
+          <w:lang w:val="en-US"/>
+        </w:rPr>
+      </w:pPr>
+      <w:r>
+        <w:rPr>
+          <w:rFonts w:eastAsiaTheme="minorEastAsia"/>
+          <w:lang w:val="en-US"/>
+        </w:rPr>
+        <w:t>Phương Trình Trạng Thái Khí Lý Tưởng?</w:t>
+      </w:r>
+    </w:p>
+    <w:p>
+      <w:pPr>
+        <w:pStyle w:val="ListParagraph"/>
+        <w:numPr>
+          <w:ilvl w:val="0"/>
+          <w:numId w:val="2"/>
+        </w:numPr>
+        <w:rPr>
+          <w:rFonts w:eastAsiaTheme="minorEastAsia"/>
+          <w:lang w:val="en-US"/>
+        </w:rPr>
+      </w:pPr>
+      <w:r>
+        <w:rPr>
+          <w:rFonts w:eastAsiaTheme="minorEastAsia"/>
+          <w:lang w:val="en-US"/>
+        </w:rPr>
+        <w:t>Dựa vào điều kiện khí lý tưởng, ta lập được phương trình sau, với P là áp suất khí lên mặt cầu, T là nhiệt độ Kelvin của đám khí, V là thể tích của nó, n là số Mole khí, R là hằng số khí lý tưởng, ở đây P là thuộc tính phụ thuộc, các thuộc tính khác ta có thể thay đổi</w:t>
+      </w:r>
+    </w:p>
+    <w:p>
+      <w:pPr>
+        <w:pStyle w:val="ListParagraph"/>
+        <w:pBdr>
+          <w:top w:val="single" w:sz="4" w:space="1" w:color="auto"/>
+          <w:left w:val="single" w:sz="4" w:space="4" w:color="auto"/>
+          <w:bottom w:val="single" w:sz="4" w:space="1" w:color="auto"/>
+          <w:right w:val="single" w:sz="4" w:space="4" w:color="auto"/>
+        </w:pBdr>
+        <w:ind w:left="1080"/>
+        <w:rPr>
+          <w:rFonts w:eastAsiaTheme="minorEastAsia"/>
+          <w:lang w:val="en-US"/>
+        </w:rPr>
+      </w:pPr>
+      <m:oMath>
+        <m:r>
+          <w:rPr>
+            <w:rFonts w:ascii="Cambria Math" w:eastAsiaTheme="minorEastAsia" w:hAnsi="Cambria Math"/>
+            <w:lang w:val="en-US"/>
+          </w:rPr>
+          <m:t>P=</m:t>
+        </m:r>
+        <m:f>
+          <m:fPr>
+            <m:ctrlPr>
+              <w:rPr>
+                <w:rFonts w:ascii="Cambria Math" w:eastAsiaTheme="minorEastAsia" w:hAnsi="Cambria Math"/>
+                <w:i/>
+                <w:lang w:val="en-US"/>
+              </w:rPr>
+            </m:ctrlPr>
+          </m:fPr>
+          <m:num>
+            <m:r>
+              <w:rPr>
+                <w:rFonts w:ascii="Cambria Math" w:eastAsiaTheme="minorEastAsia" w:hAnsi="Cambria Math"/>
+                <w:lang w:val="en-US"/>
+              </w:rPr>
+              <m:t>nRT</m:t>
+            </m:r>
+          </m:num>
+          <m:den>
+            <m:r>
+              <w:rPr>
+                <w:rFonts w:ascii="Cambria Math" w:eastAsiaTheme="minorEastAsia" w:hAnsi="Cambria Math"/>
+                <w:lang w:val="en-US"/>
+              </w:rPr>
+              <m:t>V</m:t>
+            </m:r>
+          </m:den>
+        </m:f>
+      </m:oMath>
+      <w:r>
+        <w:rPr>
+          <w:rFonts w:eastAsiaTheme="minorEastAsia"/>
+          <w:lang w:val="en-US"/>
+        </w:rPr>
+        <w:t xml:space="preserve"> </w:t>
+      </w:r>
+    </w:p>
+    <w:p>
+      <w:pPr>
+        <w:pStyle w:val="ListParagraph"/>
+        <w:pBdr>
+          <w:top w:val="single" w:sz="4" w:space="1" w:color="auto"/>
+          <w:left w:val="single" w:sz="4" w:space="4" w:color="auto"/>
+          <w:bottom w:val="single" w:sz="4" w:space="1" w:color="auto"/>
+          <w:right w:val="single" w:sz="4" w:space="4" w:color="auto"/>
+        </w:pBdr>
+        <w:ind w:left="1080"/>
+        <w:rPr>
+          <w:rFonts w:eastAsiaTheme="minorEastAsia"/>
+          <w:lang w:val="en-US"/>
+        </w:rPr>
+      </w:pPr>
+      <m:oMath>
+        <m:r>
+          <w:rPr>
+            <w:rFonts w:ascii="Cambria Math" w:eastAsiaTheme="minorEastAsia" w:hAnsi="Cambria Math"/>
+            <w:lang w:val="en-US"/>
+          </w:rPr>
+          <m:t>R=</m:t>
+        </m:r>
+        <m:r>
+          <m:rPr>
+            <m:sty m:val="p"/>
+          </m:rPr>
+          <w:rPr>
+            <w:rFonts w:ascii="Cambria Math" w:hAnsi="Cambria Math"/>
+          </w:rPr>
+          <m:t>8.31446261815324</m:t>
+        </m:r>
+      </m:oMath>
+      <w:r>
+        <w:rPr>
+          <w:rFonts w:eastAsiaTheme="minorEastAsia"/>
+          <w:lang w:val="en-US"/>
+        </w:rPr>
+        <w:t xml:space="preserve"> </w:t>
+      </w:r>
+    </w:p>
+    <w:p>
+      <w:pPr>
+        <w:pStyle w:val="ListParagraph"/>
+        <w:numPr>
+          <w:ilvl w:val="0"/>
+          <w:numId w:val="7"/>
+        </w:numPr>
+        <w:rPr>
+          <w:rFonts w:eastAsiaTheme="minorEastAsia"/>
+          <w:lang w:val="en-US"/>
+        </w:rPr>
+      </w:pPr>
+      <w:r>
+        <w:rPr>
+          <w:rFonts w:eastAsiaTheme="minorEastAsia"/>
+          <w:lang w:val="en-US"/>
+        </w:rPr>
+        <w:t>Chuyển Động Brownian?</w:t>
+      </w:r>
+    </w:p>
+    <w:p>
+      <w:pPr>
+        <w:pStyle w:val="ListParagraph"/>
+        <w:numPr>
+          <w:ilvl w:val="0"/>
+          <w:numId w:val="2"/>
+        </w:numPr>
+        <w:rPr>
+          <w:rFonts w:eastAsiaTheme="minorEastAsia"/>
+          <w:lang w:val="en-US"/>
+        </w:rPr>
+      </w:pPr>
+      <w:r>
+        <w:rPr>
+          <w:rFonts w:eastAsiaTheme="minorEastAsia"/>
+          <w:lang w:val="en-US"/>
+        </w:rPr>
+        <w:t>Là chuyển động hỗn loạn ngẫu nhiên của các phân tử trong đám khí hoặc chất lỏng</w:t>
+      </w:r>
+    </w:p>
+    <w:p>
+      <w:pPr>
+        <w:pStyle w:val="ListParagraph"/>
+        <w:numPr>
+          <w:ilvl w:val="0"/>
+          <w:numId w:val="7"/>
+        </w:numPr>
+        <w:rPr>
+          <w:rFonts w:eastAsiaTheme="minorEastAsia"/>
+          <w:lang w:val="en-US"/>
+        </w:rPr>
+      </w:pPr>
+      <w:r>
+        <w:rPr>
+          <w:rFonts w:eastAsiaTheme="minorEastAsia"/>
+          <w:lang w:val="en-US"/>
+        </w:rPr>
+        <w:t>Các Chất Cấu Tạo Gián Đoạn Là Cái Đéo Gì?</w:t>
+      </w:r>
+    </w:p>
+    <w:p>
+      <w:pPr>
+        <w:pStyle w:val="ListParagraph"/>
+        <w:numPr>
+          <w:ilvl w:val="0"/>
+          <w:numId w:val="2"/>
+        </w:numPr>
+        <w:rPr>
+          <w:rFonts w:eastAsiaTheme="minorEastAsia"/>
+          <w:lang w:val="en-US"/>
+        </w:rPr>
+      </w:pPr>
+      <w:r>
+        <w:rPr>
+          <w:rFonts w:eastAsiaTheme="minorEastAsia"/>
+          <w:lang w:val="en-US"/>
+        </w:rPr>
+        <w:t>Là các phân tử sắp xếp ngẫu nhiên chồng chéo lên nhau</w:t>
+      </w:r>
+    </w:p>
+    <w:p>
+      <w:pPr>
+        <w:rPr>
+          <w:lang w:val="en-US"/>
+        </w:rPr>
+      </w:pPr>
+    </w:p>
+    <w:p>
+      <w:pPr>
+        <w:rPr>
           <w:lang w:val="en-US"/>
         </w:rPr>
       </w:pPr>
@@ -3499,6 +3803,7 @@
         <w:rPr>
           <w:lang w:val="en-US"/>
         </w:rPr>
+        <w:lastRenderedPageBreak/>
         <w:t>Xét 1 chu kì dội</w:t>
       </w:r>
       <w:r>
@@ -4802,7 +5107,19 @@
         <w:rPr>
           <w:lang w:val="en-US"/>
         </w:rPr>
-        <w:t>Động năng tịnh tiến trung bình là</w:t>
+        <w:t>Động năng tịnh tiến trung b</w:t>
+      </w:r>
+      <w:r>
+        <w:rPr>
+          <w:lang w:val="en-US"/>
+        </w:rPr>
+        <w:t>ình của 1 phân tử khí</w:t>
+      </w:r>
+      <w:r>
+        <w:rPr>
+          <w:lang w:val="en-US"/>
+        </w:rPr>
+        <w:t xml:space="preserve"> là</w:t>
       </w:r>
     </w:p>
     <w:p>
@@ -5101,7 +5418,38 @@
         <w:rPr>
           <w:lang w:val="en-US"/>
         </w:rPr>
-        <w:t>Ta có thể tính động năng tịnh tiến trung bình = nhiệt độ Kelvin của đám khí, k là hằng số Boltzmann</w:t>
+        <w:t>Ta có thể tính động năng tịnh tiến trung bình</w:t>
+      </w:r>
+      <w:r>
+        <w:rPr>
+          <w:lang w:val="en-US"/>
+        </w:rPr>
+        <w:t xml:space="preserve"> của 1 phân tử</w:t>
+      </w:r>
+      <w:r>
+        <w:rPr>
+          <w:lang w:val="en-US"/>
+        </w:rPr>
+        <w:t xml:space="preserve"> = nhiệt độ Kelvin của đám khí, k là hằng số Boltzmann</w:t>
+      </w:r>
+      <w:r>
+        <w:rPr>
+          <w:lang w:val="en-US"/>
+        </w:rPr>
+        <w:t>, N</w:t>
+      </w:r>
+      <w:r>
+        <w:rPr>
+          <w:vertAlign w:val="subscript"/>
+          <w:lang w:val="en-US"/>
+        </w:rPr>
+        <w:t>A</w:t>
+      </w:r>
+      <w:r>
+        <w:rPr>
+          <w:lang w:val="en-US"/>
+        </w:rPr>
+        <w:t xml:space="preserve"> là hằng số Avogadro</w:t>
       </w:r>
     </w:p>
     <w:p>
@@ -5364,6 +5712,93 @@
             </m:r>
           </m:den>
         </m:f>
+        <m:f>
+          <m:fPr>
+            <m:ctrlPr>
+              <w:rPr>
+                <w:rFonts w:ascii="Cambria Math" w:hAnsi="Cambria Math"/>
+                <w:i/>
+                <w:lang w:val="en-US"/>
+              </w:rPr>
+            </m:ctrlPr>
+          </m:fPr>
+          <m:num>
+            <m:r>
+              <w:rPr>
+                <w:rFonts w:ascii="Cambria Math" w:hAnsi="Cambria Math"/>
+                <w:lang w:val="en-US"/>
+              </w:rPr>
+              <m:t>R</m:t>
+            </m:r>
+          </m:num>
+          <m:den>
+            <m:sSub>
+              <m:sSubPr>
+                <m:ctrlPr>
+                  <w:rPr>
+                    <w:rFonts w:ascii="Cambria Math" w:hAnsi="Cambria Math"/>
+                    <w:i/>
+                    <w:lang w:val="en-US"/>
+                  </w:rPr>
+                </m:ctrlPr>
+              </m:sSubPr>
+              <m:e>
+                <m:r>
+                  <w:rPr>
+                    <w:rFonts w:ascii="Cambria Math" w:hAnsi="Cambria Math"/>
+                    <w:lang w:val="en-US"/>
+                  </w:rPr>
+                  <m:t>N</m:t>
+                </m:r>
+              </m:e>
+              <m:sub>
+                <m:r>
+                  <w:rPr>
+                    <w:rFonts w:ascii="Cambria Math" w:hAnsi="Cambria Math"/>
+                    <w:lang w:val="en-US"/>
+                  </w:rPr>
+                  <m:t>A</m:t>
+                </m:r>
+              </m:sub>
+            </m:sSub>
+          </m:den>
+        </m:f>
+        <m:r>
+          <w:rPr>
+            <w:rFonts w:ascii="Cambria Math" w:hAnsi="Cambria Math"/>
+            <w:lang w:val="en-US"/>
+          </w:rPr>
+          <m:t>T=</m:t>
+        </m:r>
+        <m:f>
+          <m:fPr>
+            <m:ctrlPr>
+              <w:rPr>
+                <w:rFonts w:ascii="Cambria Math" w:eastAsiaTheme="minorEastAsia" w:hAnsi="Cambria Math"/>
+                <w:i/>
+                <w:lang w:val="en-US"/>
+              </w:rPr>
+            </m:ctrlPr>
+          </m:fPr>
+          <m:num>
+            <m:r>
+              <w:rPr>
+                <w:rFonts w:ascii="Cambria Math" w:eastAsiaTheme="minorEastAsia" w:hAnsi="Cambria Math"/>
+                <w:lang w:val="en-US"/>
+              </w:rPr>
+              <m:t>3</m:t>
+            </m:r>
+          </m:num>
+          <m:den>
+            <m:r>
+              <w:rPr>
+                <w:rFonts w:ascii="Cambria Math" w:eastAsiaTheme="minorEastAsia" w:hAnsi="Cambria Math"/>
+                <w:lang w:val="en-US"/>
+              </w:rPr>
+              <m:t>2</m:t>
+            </m:r>
+          </m:den>
+        </m:f>
         <m:r>
           <w:rPr>
             <w:rFonts w:ascii="Cambria Math" w:eastAsiaTheme="minorEastAsia" w:hAnsi="Cambria Math"/>
@@ -5401,7 +5836,6 @@
             <w:rFonts w:ascii="Cambria Math" w:eastAsiaTheme="minorEastAsia" w:hAnsi="Cambria Math"/>
             <w:lang w:val="en-US"/>
           </w:rPr>
-          <w:lastRenderedPageBreak/>
           <m:t>k=1.380649×</m:t>
         </m:r>
         <m:sSup>
@@ -5433,6 +5867,164 @@
             </m:r>
           </m:sup>
         </m:sSup>
+      </m:oMath>
+      <w:r>
+        <w:rPr>
+          <w:rFonts w:eastAsiaTheme="minorEastAsia"/>
+          <w:lang w:val="en-US"/>
+        </w:rPr>
+        <w:t xml:space="preserve"> </w:t>
+      </w:r>
+    </w:p>
+    <w:p>
+      <w:pPr>
+        <w:pStyle w:val="ListParagraph"/>
+        <w:numPr>
+          <w:ilvl w:val="0"/>
+          <w:numId w:val="2"/>
+        </w:numPr>
+        <w:rPr>
+          <w:lang w:val="en-US"/>
+        </w:rPr>
+      </w:pPr>
+      <w:r>
+        <w:rPr>
+          <w:lang w:val="en-US"/>
+        </w:rPr>
+        <w:t xml:space="preserve">Như vậy, nhiệt độ tỉ lệ thuận với </w:t>
+      </w:r>
+      <w:r>
+        <w:rPr>
+          <w:lang w:val="en-US"/>
+        </w:rPr>
+        <w:t>bình phương vận tốc phân tử, nhiệt độ không đổi thì vận tốc không đổi</w:t>
+      </w:r>
+    </w:p>
+    <w:p>
+      <w:pPr>
+        <w:pStyle w:val="ListParagraph"/>
+        <w:numPr>
+          <w:ilvl w:val="0"/>
+          <w:numId w:val="2"/>
+        </w:numPr>
+        <w:rPr>
+          <w:lang w:val="en-US"/>
+        </w:rPr>
+      </w:pPr>
+      <w:r>
+        <w:rPr>
+          <w:lang w:val="en-US"/>
+        </w:rPr>
+        <w:t xml:space="preserve">Động năng tịnh tiến </w:t>
+      </w:r>
+      <w:r>
+        <w:rPr>
+          <w:lang w:val="en-US"/>
+        </w:rPr>
+        <w:t>của nguyên đám khí là</w:t>
+      </w:r>
+    </w:p>
+    <w:p>
+      <w:pPr>
+        <w:pStyle w:val="ListParagraph"/>
+        <w:pBdr>
+          <w:top w:val="single" w:sz="4" w:space="1" w:color="auto"/>
+          <w:left w:val="single" w:sz="4" w:space="4" w:color="auto"/>
+          <w:bottom w:val="single" w:sz="4" w:space="1" w:color="auto"/>
+          <w:right w:val="single" w:sz="4" w:space="4" w:color="auto"/>
+        </w:pBdr>
+        <w:ind w:left="1080"/>
+        <w:rPr>
+          <w:lang w:val="en-US"/>
+        </w:rPr>
+      </w:pPr>
+      <m:oMath>
+        <m:acc>
+          <m:accPr>
+            <m:chr m:val="̅"/>
+            <m:ctrlPr>
+              <w:rPr>
+                <w:rFonts w:ascii="Cambria Math" w:hAnsi="Cambria Math"/>
+                <w:i/>
+                <w:lang w:val="en-US"/>
+              </w:rPr>
+            </m:ctrlPr>
+          </m:accPr>
+          <m:e>
+            <m:sSub>
+              <m:sSubPr>
+                <m:ctrlPr>
+                  <w:rPr>
+                    <w:rFonts w:ascii="Cambria Math" w:hAnsi="Cambria Math"/>
+                    <w:i/>
+                    <w:lang w:val="en-US"/>
+                  </w:rPr>
+                </m:ctrlPr>
+              </m:sSubPr>
+              <m:e>
+                <m:r>
+                  <w:rPr>
+                    <w:rFonts w:ascii="Cambria Math" w:hAnsi="Cambria Math"/>
+                    <w:lang w:val="en-US"/>
+                  </w:rPr>
+                  <m:t>W</m:t>
+                </m:r>
+              </m:e>
+              <m:sub>
+                <m:r>
+                  <w:rPr>
+                    <w:rFonts w:ascii="Cambria Math" w:hAnsi="Cambria Math"/>
+                    <w:lang w:val="en-US"/>
+                  </w:rPr>
+                  <m:t>t</m:t>
+                </m:r>
+              </m:sub>
+            </m:sSub>
+          </m:e>
+        </m:acc>
+        <m:r>
+          <w:rPr>
+            <w:rFonts w:ascii="Cambria Math" w:hAnsi="Cambria Math"/>
+            <w:lang w:val="en-US"/>
+          </w:rPr>
+          <m:t>=</m:t>
+        </m:r>
+        <m:f>
+          <m:fPr>
+            <m:ctrlPr>
+              <w:rPr>
+                <w:rFonts w:ascii="Cambria Math" w:eastAsiaTheme="minorEastAsia" w:hAnsi="Cambria Math"/>
+                <w:i/>
+                <w:lang w:val="en-US"/>
+              </w:rPr>
+            </m:ctrlPr>
+          </m:fPr>
+          <m:num>
+            <m:r>
+              <w:rPr>
+                <w:rFonts w:ascii="Cambria Math" w:eastAsiaTheme="minorEastAsia" w:hAnsi="Cambria Math"/>
+                <w:lang w:val="en-US"/>
+              </w:rPr>
+              <m:t>3</m:t>
+            </m:r>
+          </m:num>
+          <m:den>
+            <m:r>
+              <w:rPr>
+                <w:rFonts w:ascii="Cambria Math" w:eastAsiaTheme="minorEastAsia" w:hAnsi="Cambria Math"/>
+                <w:lang w:val="en-US"/>
+              </w:rPr>
+              <m:t>2</m:t>
+            </m:r>
+          </m:den>
+        </m:f>
+        <m:r>
+          <w:rPr>
+            <w:rFonts w:ascii="Cambria Math" w:hAnsi="Cambria Math"/>
+            <w:lang w:val="en-US"/>
+          </w:rPr>
+          <m:t>nRT</m:t>
+        </m:r>
       </m:oMath>
       <w:r>
         <w:rPr>
@@ -5980,20 +6572,7 @@
         <w:rPr>
           <w:lang w:val="en-US"/>
         </w:rPr>
-        <w:t xml:space="preserve"> xấp xỉ 22.4 lít, N</w:t>
-      </w:r>
-      <w:r>
-        <w:rPr>
-          <w:vertAlign w:val="subscript"/>
-          <w:lang w:val="en-US"/>
-        </w:rPr>
-        <w:t>A</w:t>
-      </w:r>
-      <w:r>
-        <w:rPr>
-          <w:lang w:val="en-US"/>
-        </w:rPr>
-        <w:t xml:space="preserve"> là hằng số Avogadro = số phân tử trong 1 Mole khí</w:t>
+        <w:t xml:space="preserve"> xấp xỉ 22.4 lít</w:t>
       </w:r>
     </w:p>
     <w:p>
@@ -6602,7 +7181,68 @@
         <w:rPr>
           <w:lang w:val="en-US"/>
         </w:rPr>
-        <w:t xml:space="preserve">Nội năng của đám khí này = tổng động năng tịnh tiến + động năng quay của các phân tử, i là bậc tự do của đám khí = số chiều chuyển động tịnh tiến + số trục quay của phân tử, </w:t>
+        <w:t>Nội năng của đám khí này = tổng động năng tịnh tiến</w:t>
+      </w:r>
+      <w:r>
+        <w:rPr>
+          <w:lang w:val="en-US"/>
+        </w:rPr>
+        <w:t xml:space="preserve"> của nguyên đám khí</w:t>
+      </w:r>
+      <w:r>
+        <w:rPr>
+          <w:lang w:val="en-US"/>
+        </w:rPr>
+        <w:t xml:space="preserve"> + động năng quay </w:t>
+      </w:r>
+      <w:r>
+        <w:rPr>
+          <w:lang w:val="en-US"/>
+        </w:rPr>
+        <w:t>W</w:t>
+      </w:r>
+      <w:r>
+        <w:rPr>
+          <w:vertAlign w:val="subscript"/>
+          <w:lang w:val="en-US"/>
+        </w:rPr>
+        <w:t>r</w:t>
+      </w:r>
+      <w:r>
+        <w:rPr>
+          <w:lang w:val="en-US"/>
+        </w:rPr>
+        <w:t xml:space="preserve"> </w:t>
+      </w:r>
+      <w:r>
+        <w:rPr>
+          <w:lang w:val="en-US"/>
+        </w:rPr>
+        <w:t xml:space="preserve">của </w:t>
+      </w:r>
+      <w:r>
+        <w:rPr>
+          <w:lang w:val="en-US"/>
+        </w:rPr>
+        <w:t>nguyên đám khí</w:t>
+      </w:r>
+      <w:r>
+        <w:rPr>
+          <w:lang w:val="en-US"/>
+        </w:rPr>
+        <w:t>,</w:t>
+      </w:r>
+      <w:r>
+        <w:rPr>
+          <w:lang w:val="en-US"/>
+        </w:rPr>
+        <w:t xml:space="preserve"> nói cách khác với khí lí tưởng, nội năng = tổng động năng của các phân tử,</w:t>
+      </w:r>
+      <w:r>
+        <w:rPr>
+          <w:lang w:val="en-US"/>
+        </w:rPr>
+        <w:t xml:space="preserve"> i là bậc tự do của đám khí = số chiều chuyển động tịnh tiến + số trục quay của phân tử, </w:t>
       </w:r>
       <w:r>
         <w:rPr>
@@ -6633,6 +7273,92 @@
           </w:rPr>
           <m:t>U=</m:t>
         </m:r>
+        <m:acc>
+          <m:accPr>
+            <m:chr m:val="̅"/>
+            <m:ctrlPr>
+              <w:rPr>
+                <w:rFonts w:ascii="Cambria Math" w:hAnsi="Cambria Math"/>
+                <w:i/>
+                <w:lang w:val="en-US"/>
+              </w:rPr>
+            </m:ctrlPr>
+          </m:accPr>
+          <m:e>
+            <m:sSub>
+              <m:sSubPr>
+                <m:ctrlPr>
+                  <w:rPr>
+                    <w:rFonts w:ascii="Cambria Math" w:hAnsi="Cambria Math"/>
+                    <w:i/>
+                    <w:lang w:val="en-US"/>
+                  </w:rPr>
+                </m:ctrlPr>
+              </m:sSubPr>
+              <m:e>
+                <m:r>
+                  <w:rPr>
+                    <w:rFonts w:ascii="Cambria Math" w:hAnsi="Cambria Math"/>
+                    <w:lang w:val="en-US"/>
+                  </w:rPr>
+                  <m:t>W</m:t>
+                </m:r>
+              </m:e>
+              <m:sub>
+                <m:r>
+                  <w:rPr>
+                    <w:rFonts w:ascii="Cambria Math" w:hAnsi="Cambria Math"/>
+                    <w:lang w:val="en-US"/>
+                  </w:rPr>
+                  <m:t>t</m:t>
+                </m:r>
+              </m:sub>
+            </m:sSub>
+          </m:e>
+        </m:acc>
+        <m:r>
+          <w:rPr>
+            <w:rFonts w:ascii="Cambria Math" w:hAnsi="Cambria Math"/>
+            <w:lang w:val="en-US"/>
+          </w:rPr>
+          <m:t>+</m:t>
+        </m:r>
+        <m:sSub>
+          <m:sSubPr>
+            <m:ctrlPr>
+              <w:rPr>
+                <w:rFonts w:ascii="Cambria Math" w:hAnsi="Cambria Math"/>
+                <w:i/>
+                <w:lang w:val="en-US"/>
+              </w:rPr>
+            </m:ctrlPr>
+          </m:sSubPr>
+          <m:e>
+            <m:r>
+              <w:rPr>
+                <w:rFonts w:ascii="Cambria Math" w:hAnsi="Cambria Math"/>
+                <w:lang w:val="en-US"/>
+              </w:rPr>
+              <m:t>W</m:t>
+            </m:r>
+          </m:e>
+          <m:sub>
+            <m:r>
+              <w:rPr>
+                <w:rFonts w:ascii="Cambria Math" w:hAnsi="Cambria Math"/>
+                <w:lang w:val="en-US"/>
+              </w:rPr>
+              <m:t>r</m:t>
+            </m:r>
+          </m:sub>
+        </m:sSub>
+        <m:r>
+          <w:rPr>
+            <w:rFonts w:ascii="Cambria Math" w:hAnsi="Cambria Math"/>
+            <w:lang w:val="en-US"/>
+          </w:rPr>
+          <m:t>=</m:t>
+        </m:r>
         <m:f>
           <m:fPr>
             <m:ctrlPr>
@@ -6649,7 +7375,7 @@
                 <w:rFonts w:ascii="Cambria Math" w:hAnsi="Cambria Math"/>
                 <w:lang w:val="en-US"/>
               </w:rPr>
-              <m:t>1</m:t>
+              <m:t>i</m:t>
             </m:r>
           </m:num>
           <m:den>
@@ -6667,7 +7393,7 @@
             <w:rFonts w:ascii="Cambria Math" w:hAnsi="Cambria Math"/>
             <w:lang w:val="en-US"/>
           </w:rPr>
-          <m:t>niRT</m:t>
+          <m:t>nRT</m:t>
         </m:r>
       </m:oMath>
       <w:r>
@@ -6729,6 +7455,7 @@
         <w:rPr>
           <w:lang w:val="en-US"/>
         </w:rPr>
+        <w:lastRenderedPageBreak/>
         <w:t>Tiếp tục với mục 1, các phân tử khí chuyển động hỗn loạn trong hộp với tốc độ ngẫu nhiên, thuộc phân phối Maxwell Boltzmann, có PDF là</w:t>
       </w:r>
     </w:p>
@@ -7960,7 +8687,6 @@
             <w:rFonts w:ascii="Cambria Math" w:hAnsi="Cambria Math"/>
             <w:lang w:val="en-US"/>
           </w:rPr>
-          <w:lastRenderedPageBreak/>
           <m:t>prob</m:t>
         </m:r>
         <m:d>
@@ -9021,7 +9747,14 @@
         <w:rPr>
           <w:lang w:val="en-US"/>
         </w:rPr>
-        <w:t>Quá trình thuận nghịch là quá trình hệ chuyển sang trạng thái A sang B rồi trở về A mà môi trường xung quanh như cũ, còn quá trình không thuận nghịch cũng tương tự nhưng môi trường xung quanh thay đổi, ví dụ có sự truyền nhiệt ra môi trường</w:t>
+        <w:t xml:space="preserve">Quá trình thuận nghịch là quá trình hệ chuyển sang trạng thái A sang B rồi trở về A mà môi trường xung quanh như cũ, còn quá trình không thuận nghịch cũng </w:t>
+      </w:r>
+      <w:r>
+        <w:rPr>
+          <w:lang w:val="en-US"/>
+        </w:rPr>
+        <w:lastRenderedPageBreak/>
+        <w:t>tương tự nhưng môi trường xung quanh thay đổi, ví dụ có sự truyền nhiệt ra môi trường</w:t>
       </w:r>
     </w:p>
     <w:p>
@@ -9385,18 +10118,30 @@
         <w:rPr>
           <w:lang w:val="en-US"/>
         </w:rPr>
-        <w:t xml:space="preserve"> ta chỉ có thể tính Q khi biết 2 thằng kia, Q =</w:t>
-      </w:r>
-      <w:r>
-        <w:rPr>
-          <w:lang w:val="en-US"/>
-        </w:rPr>
         <w:t xml:space="preserve"> </w:t>
       </w:r>
       <w:r>
         <w:rPr>
           <w:lang w:val="en-US"/>
         </w:rPr>
+        <w:t>Q phụ thuộc</w:t>
+      </w:r>
+      <w:r>
+        <w:rPr>
+          <w:lang w:val="en-US"/>
+        </w:rPr>
+        <w:t>, Q =</w:t>
+      </w:r>
+      <w:r>
+        <w:rPr>
+          <w:lang w:val="en-US"/>
+        </w:rPr>
+        <w:t xml:space="preserve"> </w:t>
+      </w:r>
+      <w:r>
+        <w:rPr>
+          <w:lang w:val="en-US"/>
+        </w:rPr>
         <w:sym w:font="Symbol" w:char="F044"/>
       </w:r>
       <w:r>
@@ -9439,7 +10184,19 @@
         <w:rPr>
           <w:lang w:val="en-US"/>
         </w:rPr>
-        <w:t xml:space="preserve"> nhiệt độ,</w:t>
+        <w:t xml:space="preserve"> nhiệt độ</w:t>
+      </w:r>
+      <w:r>
+        <w:rPr>
+          <w:lang w:val="en-US"/>
+        </w:rPr>
+        <w:t xml:space="preserve"> (truyền tốc độ cho các phân tử khí)</w:t>
+      </w:r>
+      <w:r>
+        <w:rPr>
+          <w:lang w:val="en-US"/>
+        </w:rPr>
+        <w:t>,</w:t>
       </w:r>
       <w:r>
         <w:rPr>
@@ -9469,19 +10226,7 @@
         <w:rPr>
           <w:lang w:val="en-US"/>
         </w:rPr>
-        <w:t xml:space="preserve">khi này A = 0, Q = </w:t>
-      </w:r>
-      <w:r>
-        <w:rPr>
-          <w:lang w:val="en-US"/>
-        </w:rPr>
-        <w:sym w:font="Symbol" w:char="F044"/>
-      </w:r>
-      <w:r>
-        <w:rPr>
-          <w:lang w:val="en-US"/>
-        </w:rPr>
-        <w:t>U</w:t>
+        <w:t>khi này A = 0</w:t>
       </w:r>
     </w:p>
     <w:p>
@@ -9499,7 +10244,31 @@
         <w:rPr>
           <w:lang w:val="en-US"/>
         </w:rPr>
-        <w:t>Quá trình đẳng nhiệt, giữ nguyên nhiệt độ, ta chỉ thay đổi thể tích, khi đó áp suất tự thay đổi theo, khi này nội năng của đám khí không đổi, công nhận vào = nhiệt lượng tỏa ra, gọi V</w:t>
+        <w:t>Quá trình đẳng nhiệt, giữ nguyên nhiệt độ</w:t>
+      </w:r>
+      <w:r>
+        <w:rPr>
+          <w:lang w:val="en-US"/>
+        </w:rPr>
+        <w:t xml:space="preserve"> (giữ nguyên tốc độ các phân tử khí)</w:t>
+      </w:r>
+      <w:r>
+        <w:rPr>
+          <w:lang w:val="en-US"/>
+        </w:rPr>
+        <w:t>, ta chỉ thay đổi thể tích, khi đó áp suất tự thay đổi theo, khi này nội năng của đám khí không đổi</w:t>
+      </w:r>
+      <w:r>
+        <w:rPr>
+          <w:lang w:val="en-US"/>
+        </w:rPr>
+        <w:t xml:space="preserve"> (vận tốc không đổi thì động năng không đổi, mà nội năng = động năng)</w:t>
+      </w:r>
+      <w:r>
+        <w:rPr>
+          <w:lang w:val="en-US"/>
+        </w:rPr>
+        <w:t>, gọi V</w:t>
       </w:r>
       <w:r>
         <w:rPr>
@@ -9548,7 +10317,14 @@
             <w:rFonts w:ascii="Cambria Math" w:hAnsi="Cambria Math"/>
             <w:lang w:val="en-US"/>
           </w:rPr>
-          <m:t>A=-Q=nRTln</m:t>
+          <m:t>A=</m:t>
+        </m:r>
+        <m:r>
+          <w:rPr>
+            <w:rFonts w:ascii="Cambria Math" w:hAnsi="Cambria Math"/>
+            <w:lang w:val="en-US"/>
+          </w:rPr>
+          <m:t>ln</m:t>
         </m:r>
         <m:d>
           <m:dPr>
@@ -9636,6 +10412,13 @@
             </m:f>
           </m:e>
         </m:d>
+        <m:r>
+          <w:rPr>
+            <w:rFonts w:ascii="Cambria Math" w:hAnsi="Cambria Math"/>
+            <w:lang w:val="en-US"/>
+          </w:rPr>
+          <m:t>nRT</m:t>
+        </m:r>
       </m:oMath>
       <w:r>
         <w:rPr>
@@ -9747,6 +10530,18 @@
           <w:lang w:val="en-US"/>
         </w:rPr>
         <w:t xml:space="preserve"> là hệ số Poisson</w:t>
+      </w:r>
+      <w:r>
+        <w:rPr>
+          <w:lang w:val="en-US"/>
+        </w:rPr>
+        <w:t xml:space="preserve"> hoặc chỉ số đoạn nhiệt</w:t>
+      </w:r>
+      <w:r>
+        <w:rPr>
+          <w:lang w:val="en-US"/>
+        </w:rPr>
+        <w:t xml:space="preserve"> hoặc tỉ lệ nhiệt dung</w:t>
       </w:r>
     </w:p>
     <w:p>
@@ -9802,7 +10597,6 @@
             <w:rFonts w:ascii="Cambria Math" w:eastAsiaTheme="minorEastAsia" w:hAnsi="Cambria Math"/>
             <w:lang w:val="en-US"/>
           </w:rPr>
-          <w:lastRenderedPageBreak/>
           <m:t>Q=n</m:t>
         </m:r>
         <m:sSub>
@@ -10054,7 +10848,21 @@
           <w:rFonts w:eastAsiaTheme="minorEastAsia"/>
           <w:lang w:val="en-US"/>
         </w:rPr>
-        <w:t xml:space="preserve">Quá trình đoạn nhiệt, ta thay đổi cả nhiệt độ và thể tích, sao cho </w:t>
+        <w:t>Quá trình đoạn nhiệt</w:t>
+      </w:r>
+      <w:r>
+        <w:rPr>
+          <w:rFonts w:eastAsiaTheme="minorEastAsia"/>
+          <w:lang w:val="en-US"/>
+        </w:rPr>
+        <w:t xml:space="preserve"> (Adiabatic Process)</w:t>
+      </w:r>
+      <w:r>
+        <w:rPr>
+          <w:rFonts w:eastAsiaTheme="minorEastAsia"/>
+          <w:lang w:val="en-US"/>
+        </w:rPr>
+        <w:t xml:space="preserve">, ta thay đổi cả nhiệt độ và thể tích, sao cho </w:t>
       </w:r>
       <w:r>
         <w:rPr>
@@ -10434,6 +11242,7 @@
           <w:rFonts w:eastAsiaTheme="minorEastAsia"/>
           <w:lang w:val="en-US"/>
         </w:rPr>
+        <w:lastRenderedPageBreak/>
         <w:t>Động Cơ Vĩnh Cửu?</w:t>
       </w:r>
     </w:p>
@@ -10825,15 +11634,7 @@
           <w:rFonts w:eastAsiaTheme="minorEastAsia"/>
           <w:lang w:val="en-US"/>
         </w:rPr>
-        <w:t xml:space="preserve">ồn nhiệt khác nhau, mở rộng ra, 1 khối khí luôn trải qua 1 chu trình lặp lại </w:t>
-      </w:r>
-      <w:r>
-        <w:rPr>
-          <w:rFonts w:eastAsiaTheme="minorEastAsia"/>
-          <w:lang w:val="en-US"/>
-        </w:rPr>
-        <w:lastRenderedPageBreak/>
-        <w:t>bước 1 và 2, nhận hoặc tỏa nhiệt rồi giãn hoặc nén đẳng nhiệt, sau đó giãn hoặc nén đoạn nhiệt tự nhiên</w:t>
+        <w:t>ồn nhiệt khác nhau, mở rộng ra, 1 khối khí luôn trải qua 1 chu trình lặp lại bước 1 và 2, nhận hoặc tỏa nhiệt rồi giãn hoặc nén đẳng nhiệt, sau đó giãn hoặc nén đoạn nhiệt tự nhiên</w:t>
       </w:r>
       <w:r>
         <w:rPr>
@@ -11398,6 +12199,7 @@
           <w:rFonts w:eastAsiaTheme="minorEastAsia"/>
           <w:lang w:val="en-US"/>
         </w:rPr>
+        <w:lastRenderedPageBreak/>
         <w:t>Động Cơ Thuận Nghịch?</w:t>
       </w:r>
     </w:p>
@@ -12154,14 +12956,7 @@
             <w:rFonts w:ascii="Cambria Math" w:hAnsi="Cambria Math"/>
             <w:lang w:val="en-US"/>
           </w:rPr>
-          <m:t>niRT</m:t>
-        </m:r>
-        <m:r>
-          <w:rPr>
-            <w:rFonts w:ascii="Cambria Math" w:hAnsi="Cambria Math"/>
-            <w:lang w:val="en-US"/>
-          </w:rPr>
-          <m:t>-</m:t>
+          <m:t>niRT-</m:t>
         </m:r>
         <m:f>
           <m:fPr>
@@ -12320,7 +13115,6 @@
         <w:rPr>
           <w:lang w:val="en-US"/>
         </w:rPr>
-        <w:lastRenderedPageBreak/>
         <w:t xml:space="preserve">Các Thuật Ngữ Về </w:t>
       </w:r>
       <w:r>
@@ -12434,6 +13228,7 @@
         <w:rPr>
           <w:lang w:val="en-US"/>
         </w:rPr>
+        <w:lastRenderedPageBreak/>
         <w:t xml:space="preserve">Hiệu </w:t>
       </w:r>
       <w:r>
@@ -12710,7 +13505,6 @@
         <w:rPr>
           <w:lang w:val="en-US"/>
         </w:rPr>
-        <w:lastRenderedPageBreak/>
         <w:t>Cánh quạt có hình dạng của Airfoil, nên khi quay, nó sẽ tạo lực đẩy di chuyển về phía trước, nếu giữ thân quạt tại vị trí cố định thì nó sẽ đẩy khí về phía sau</w:t>
       </w:r>
     </w:p>
@@ -12879,6 +13673,7 @@
           <w:rFonts w:eastAsiaTheme="minorEastAsia"/>
           <w:lang w:val="en-US"/>
         </w:rPr>
+        <w:lastRenderedPageBreak/>
         <w:tab/>
         <w:t>Def:</w:t>
       </w:r>
@@ -13220,310 +14015,6 @@
           <w:lang w:val="en-US"/>
         </w:rPr>
         <w:t xml:space="preserve"> là khối lượng chất lỏng vật chiếm chỗ</w:t>
-      </w:r>
-    </w:p>
-    <w:p>
-      <w:pPr>
-        <w:rPr>
-          <w:rFonts w:eastAsiaTheme="minorEastAsia"/>
-          <w:lang w:val="en-US"/>
-        </w:rPr>
-      </w:pPr>
-      <w:r>
-        <w:rPr>
-          <w:rFonts w:eastAsiaTheme="minorEastAsia"/>
-          <w:lang w:val="en-US"/>
-        </w:rPr>
-        <w:t>Ideal Gas</w:t>
-      </w:r>
-      <w:r>
-        <w:rPr>
-          <w:rFonts w:eastAsiaTheme="minorEastAsia"/>
-          <w:lang w:val="en-US"/>
-        </w:rPr>
-        <w:t xml:space="preserve"> – Khí Lý Tưởng</w:t>
-      </w:r>
-      <w:r>
-        <w:rPr>
-          <w:rFonts w:eastAsiaTheme="minorEastAsia"/>
-          <w:lang w:val="en-US"/>
-        </w:rPr>
-        <w:t>:</w:t>
-      </w:r>
-    </w:p>
-    <w:p>
-      <w:pPr>
-        <w:pStyle w:val="ListParagraph"/>
-        <w:numPr>
-          <w:ilvl w:val="0"/>
-          <w:numId w:val="7"/>
-        </w:numPr>
-        <w:rPr>
-          <w:rFonts w:eastAsiaTheme="minorEastAsia"/>
-          <w:lang w:val="en-US"/>
-        </w:rPr>
-      </w:pPr>
-      <w:r>
-        <w:rPr>
-          <w:rFonts w:eastAsiaTheme="minorEastAsia"/>
-          <w:lang w:val="en-US"/>
-        </w:rPr>
-        <w:t>Điều Kiện?</w:t>
-      </w:r>
-    </w:p>
-    <w:p>
-      <w:pPr>
-        <w:pStyle w:val="ListParagraph"/>
-        <w:numPr>
-          <w:ilvl w:val="0"/>
-          <w:numId w:val="2"/>
-        </w:numPr>
-        <w:rPr>
-          <w:rFonts w:eastAsiaTheme="minorEastAsia"/>
-          <w:lang w:val="en-US"/>
-        </w:rPr>
-      </w:pPr>
-      <w:r>
-        <w:rPr>
-          <w:rFonts w:eastAsiaTheme="minorEastAsia"/>
-          <w:lang w:val="en-US"/>
-        </w:rPr>
-        <w:lastRenderedPageBreak/>
-        <w:t>1 đám khí gọi là lý tưởng khi nó đặt trong 1 không gian trống chẳng có gì cả, hay 1 hệ cô lập, và đám kí đó được bọc trong 1 hình cầu, đồng thời nếu ta tăng thể tích hình cầu bao nhiêu lần thì áp suất khí lên mặt cầu phải giảm bấy nhiêu lần và ngược lại, ngoài ra, nếu ta tăng nhiệt độ Kelvin của đám khí lên bao nhiêu lần thì áp suất khi lên mặt cầu phải tăng bấy nhiêu lần và ngược lại</w:t>
-      </w:r>
-    </w:p>
-    <w:p>
-      <w:pPr>
-        <w:pStyle w:val="ListParagraph"/>
-        <w:numPr>
-          <w:ilvl w:val="0"/>
-          <w:numId w:val="2"/>
-        </w:numPr>
-        <w:rPr>
-          <w:rFonts w:eastAsiaTheme="minorEastAsia"/>
-          <w:lang w:val="en-US"/>
-        </w:rPr>
-      </w:pPr>
-      <w:r>
-        <w:rPr>
-          <w:rFonts w:eastAsiaTheme="minorEastAsia"/>
-          <w:lang w:val="en-US"/>
-        </w:rPr>
-        <w:t>Trong khí lí tưởng, các phân tử khí = chất điểm, không tương tác với nhau</w:t>
-      </w:r>
-    </w:p>
-    <w:p>
-      <w:pPr>
-        <w:pStyle w:val="ListParagraph"/>
-        <w:numPr>
-          <w:ilvl w:val="0"/>
-          <w:numId w:val="7"/>
-        </w:numPr>
-        <w:rPr>
-          <w:rFonts w:eastAsiaTheme="minorEastAsia"/>
-          <w:lang w:val="en-US"/>
-        </w:rPr>
-      </w:pPr>
-      <w:r>
-        <w:rPr>
-          <w:rFonts w:eastAsiaTheme="minorEastAsia"/>
-          <w:lang w:val="en-US"/>
-        </w:rPr>
-        <w:t>Phương Trình Trạng Thái Khí Lý Tưởng?</w:t>
-      </w:r>
-    </w:p>
-    <w:p>
-      <w:pPr>
-        <w:pStyle w:val="ListParagraph"/>
-        <w:numPr>
-          <w:ilvl w:val="0"/>
-          <w:numId w:val="2"/>
-        </w:numPr>
-        <w:rPr>
-          <w:rFonts w:eastAsiaTheme="minorEastAsia"/>
-          <w:lang w:val="en-US"/>
-        </w:rPr>
-      </w:pPr>
-      <w:r>
-        <w:rPr>
-          <w:rFonts w:eastAsiaTheme="minorEastAsia"/>
-          <w:lang w:val="en-US"/>
-        </w:rPr>
-        <w:t>Dựa vào điều kiện khí lý tưởng, ta lập được phương trình sau, với P là áp suất khí lên mặt cầu, T là nhiệt độ Kelvin của đám khí, V là thể tích của nó, n là số Mole khí, R là hằng số khí lý tưởng</w:t>
-      </w:r>
-    </w:p>
-    <w:p>
-      <w:pPr>
-        <w:pStyle w:val="ListParagraph"/>
-        <w:pBdr>
-          <w:top w:val="single" w:sz="4" w:space="1" w:color="auto"/>
-          <w:left w:val="single" w:sz="4" w:space="4" w:color="auto"/>
-          <w:bottom w:val="single" w:sz="4" w:space="1" w:color="auto"/>
-          <w:right w:val="single" w:sz="4" w:space="4" w:color="auto"/>
-        </w:pBdr>
-        <w:ind w:left="1080"/>
-        <w:rPr>
-          <w:rFonts w:eastAsiaTheme="minorEastAsia"/>
-          <w:lang w:val="en-US"/>
-        </w:rPr>
-      </w:pPr>
-      <m:oMath>
-        <m:r>
-          <w:rPr>
-            <w:rFonts w:ascii="Cambria Math" w:eastAsiaTheme="minorEastAsia" w:hAnsi="Cambria Math"/>
-            <w:lang w:val="en-US"/>
-          </w:rPr>
-          <m:t>PV=nRT</m:t>
-        </m:r>
-      </m:oMath>
-      <w:r>
-        <w:rPr>
-          <w:rFonts w:eastAsiaTheme="minorEastAsia"/>
-          <w:lang w:val="en-US"/>
-        </w:rPr>
-        <w:t xml:space="preserve"> </w:t>
-      </w:r>
-    </w:p>
-    <w:p>
-      <w:pPr>
-        <w:pStyle w:val="ListParagraph"/>
-        <w:pBdr>
-          <w:top w:val="single" w:sz="4" w:space="1" w:color="auto"/>
-          <w:left w:val="single" w:sz="4" w:space="4" w:color="auto"/>
-          <w:bottom w:val="single" w:sz="4" w:space="1" w:color="auto"/>
-          <w:right w:val="single" w:sz="4" w:space="4" w:color="auto"/>
-        </w:pBdr>
-        <w:ind w:left="1080"/>
-        <w:rPr>
-          <w:rFonts w:eastAsiaTheme="minorEastAsia"/>
-          <w:lang w:val="en-US"/>
-        </w:rPr>
-      </w:pPr>
-      <m:oMath>
-        <m:r>
-          <w:rPr>
-            <w:rFonts w:ascii="Cambria Math" w:eastAsiaTheme="minorEastAsia" w:hAnsi="Cambria Math"/>
-            <w:lang w:val="en-US"/>
-          </w:rPr>
-          <m:t>R=</m:t>
-        </m:r>
-        <m:r>
-          <m:rPr>
-            <m:sty m:val="p"/>
-          </m:rPr>
-          <w:rPr>
-            <w:rFonts w:ascii="Cambria Math" w:hAnsi="Cambria Math"/>
-          </w:rPr>
-          <m:t>8.31446261815324</m:t>
-        </m:r>
-      </m:oMath>
-      <w:r>
-        <w:rPr>
-          <w:rFonts w:eastAsiaTheme="minorEastAsia"/>
-          <w:lang w:val="en-US"/>
-        </w:rPr>
-        <w:t xml:space="preserve"> </w:t>
-      </w:r>
-    </w:p>
-    <w:p>
-      <w:pPr>
-        <w:pStyle w:val="ListParagraph"/>
-        <w:numPr>
-          <w:ilvl w:val="0"/>
-          <w:numId w:val="7"/>
-        </w:numPr>
-        <w:rPr>
-          <w:rFonts w:eastAsiaTheme="minorEastAsia"/>
-          <w:lang w:val="en-US"/>
-        </w:rPr>
-      </w:pPr>
-      <w:r>
-        <w:rPr>
-          <w:rFonts w:eastAsiaTheme="minorEastAsia"/>
-          <w:lang w:val="en-US"/>
-        </w:rPr>
-        <w:t>Chuyển Động Brownian?</w:t>
-      </w:r>
-    </w:p>
-    <w:p>
-      <w:pPr>
-        <w:pStyle w:val="ListParagraph"/>
-        <w:numPr>
-          <w:ilvl w:val="0"/>
-          <w:numId w:val="2"/>
-        </w:numPr>
-        <w:rPr>
-          <w:rFonts w:eastAsiaTheme="minorEastAsia"/>
-          <w:lang w:val="en-US"/>
-        </w:rPr>
-      </w:pPr>
-      <w:r>
-        <w:rPr>
-          <w:rFonts w:eastAsiaTheme="minorEastAsia"/>
-          <w:lang w:val="en-US"/>
-        </w:rPr>
-        <w:t xml:space="preserve">Là chuyển động hỗn loạn ngẫu nhiên của </w:t>
-      </w:r>
-      <w:r>
-        <w:rPr>
-          <w:rFonts w:eastAsiaTheme="minorEastAsia"/>
-          <w:lang w:val="en-US"/>
-        </w:rPr>
-        <w:t xml:space="preserve">các phân tử trong </w:t>
-      </w:r>
-      <w:r>
-        <w:rPr>
-          <w:rFonts w:eastAsiaTheme="minorEastAsia"/>
-          <w:lang w:val="en-US"/>
-        </w:rPr>
-        <w:t>đám khí</w:t>
-      </w:r>
-      <w:r>
-        <w:rPr>
-          <w:rFonts w:eastAsiaTheme="minorEastAsia"/>
-          <w:lang w:val="en-US"/>
-        </w:rPr>
-        <w:t xml:space="preserve"> hoặc chất lỏng</w:t>
-      </w:r>
-    </w:p>
-    <w:p>
-      <w:pPr>
-        <w:pStyle w:val="ListParagraph"/>
-        <w:numPr>
-          <w:ilvl w:val="0"/>
-          <w:numId w:val="7"/>
-        </w:numPr>
-        <w:rPr>
-          <w:rFonts w:eastAsiaTheme="minorEastAsia"/>
-          <w:lang w:val="en-US"/>
-        </w:rPr>
-      </w:pPr>
-      <w:r>
-        <w:rPr>
-          <w:rFonts w:eastAsiaTheme="minorEastAsia"/>
-          <w:lang w:val="en-US"/>
-        </w:rPr>
-        <w:t>Các Chất Cấu Tạo Gián Đoạn Là Cái Đéo Gì?</w:t>
-      </w:r>
-    </w:p>
-    <w:p>
-      <w:pPr>
-        <w:pStyle w:val="ListParagraph"/>
-        <w:numPr>
-          <w:ilvl w:val="0"/>
-          <w:numId w:val="2"/>
-        </w:numPr>
-        <w:rPr>
-          <w:rFonts w:eastAsiaTheme="minorEastAsia"/>
-          <w:lang w:val="en-US"/>
-        </w:rPr>
-      </w:pPr>
-      <w:r>
-        <w:rPr>
-          <w:rFonts w:eastAsiaTheme="minorEastAsia"/>
-          <w:lang w:val="en-US"/>
-        </w:rPr>
-        <w:t>Là các phân tử sắp xếp ngẫu nhiên chồng chéo lên nhau</w:t>
       </w:r>
     </w:p>
     <w:sectPr>

--- a/fluid dynamics.docx
+++ b/fluid dynamics.docx
@@ -3232,6 +3232,13 @@
           <w:lang w:val="en-US"/>
         </w:rPr>
         <w:t>Trong khí lí tưởng, các phân tử khí = chất điểm, không tương tác với nhau</w:t>
+      </w:r>
+      <w:r>
+        <w:rPr>
+          <w:rFonts w:eastAsiaTheme="minorEastAsia"/>
+          <w:lang w:val="en-US"/>
+        </w:rPr>
+        <w:t xml:space="preserve"> trừ khi va chạm</w:t>
       </w:r>
     </w:p>
     <w:p>
@@ -3381,6 +3388,87 @@
         <w:pStyle w:val="ListParagraph"/>
         <w:numPr>
           <w:ilvl w:val="0"/>
+          <w:numId w:val="2"/>
+        </w:numPr>
+        <w:rPr>
+          <w:rFonts w:eastAsiaTheme="minorEastAsia"/>
+          <w:lang w:val="en-US"/>
+        </w:rPr>
+      </w:pPr>
+      <w:r>
+        <w:rPr>
+          <w:rFonts w:eastAsiaTheme="minorEastAsia"/>
+          <w:lang w:val="en-US"/>
+        </w:rPr>
+        <w:t>Ta có thể dựa vào công thức này để tính khối lượng riêng đám khí, gọi M là khối lượng theo kg 1 Mole khí</w:t>
+      </w:r>
+    </w:p>
+    <w:p>
+      <w:pPr>
+        <w:pStyle w:val="ListParagraph"/>
+        <w:pBdr>
+          <w:top w:val="single" w:sz="4" w:space="1" w:color="auto"/>
+          <w:left w:val="single" w:sz="4" w:space="4" w:color="auto"/>
+          <w:bottom w:val="single" w:sz="4" w:space="1" w:color="auto"/>
+          <w:right w:val="single" w:sz="4" w:space="4" w:color="auto"/>
+        </w:pBdr>
+        <w:ind w:left="1080"/>
+        <w:rPr>
+          <w:rFonts w:eastAsiaTheme="minorEastAsia"/>
+          <w:lang w:val="en-US"/>
+        </w:rPr>
+      </w:pPr>
+      <m:oMath>
+        <m:r>
+          <w:rPr>
+            <w:rFonts w:ascii="Cambria Math" w:eastAsiaTheme="minorEastAsia" w:hAnsi="Cambria Math"/>
+            <w:lang w:val="en-US"/>
+          </w:rPr>
+          <m:t>D=</m:t>
+        </m:r>
+        <m:f>
+          <m:fPr>
+            <m:ctrlPr>
+              <w:rPr>
+                <w:rFonts w:ascii="Cambria Math" w:eastAsiaTheme="minorEastAsia" w:hAnsi="Cambria Math"/>
+                <w:i/>
+                <w:lang w:val="en-US"/>
+              </w:rPr>
+            </m:ctrlPr>
+          </m:fPr>
+          <m:num>
+            <m:r>
+              <w:rPr>
+                <w:rFonts w:ascii="Cambria Math" w:eastAsiaTheme="minorEastAsia" w:hAnsi="Cambria Math"/>
+                <w:lang w:val="en-US"/>
+              </w:rPr>
+              <m:t>PM</m:t>
+            </m:r>
+          </m:num>
+          <m:den>
+            <m:r>
+              <w:rPr>
+                <w:rFonts w:ascii="Cambria Math" w:eastAsiaTheme="minorEastAsia" w:hAnsi="Cambria Math"/>
+                <w:lang w:val="en-US"/>
+              </w:rPr>
+              <m:t>RT</m:t>
+            </m:r>
+          </m:den>
+        </m:f>
+      </m:oMath>
+      <w:r>
+        <w:rPr>
+          <w:rFonts w:eastAsiaTheme="minorEastAsia"/>
+          <w:lang w:val="en-US"/>
+        </w:rPr>
+        <w:t xml:space="preserve"> </w:t>
+      </w:r>
+    </w:p>
+    <w:p>
+      <w:pPr>
+        <w:pStyle w:val="ListParagraph"/>
+        <w:numPr>
+          <w:ilvl w:val="0"/>
           <w:numId w:val="7"/>
         </w:numPr>
         <w:rPr>
@@ -3656,6 +3744,44 @@
         <w:rPr>
           <w:lang w:val="en-US"/>
         </w:rPr>
+        <w:t>n</w:t>
+      </w:r>
+      <w:r>
+        <w:rPr>
+          <w:vertAlign w:val="subscript"/>
+          <w:lang w:val="en-US"/>
+        </w:rPr>
+        <w:t>M</w:t>
+      </w:r>
+      <w:r>
+        <w:rPr>
+          <w:lang w:val="en-US"/>
+        </w:rPr>
+        <w:t xml:space="preserve"> là số Mole phân tử khí trong 1 m</w:t>
+      </w:r>
+      <w:r>
+        <w:rPr>
+          <w:vertAlign w:val="superscript"/>
+          <w:lang w:val="en-US"/>
+        </w:rPr>
+        <w:t>3</w:t>
+      </w:r>
+    </w:p>
+    <w:p>
+      <w:pPr>
+        <w:pStyle w:val="ListParagraph"/>
+        <w:numPr>
+          <w:ilvl w:val="0"/>
+          <w:numId w:val="2"/>
+        </w:numPr>
+        <w:rPr>
+          <w:lang w:val="en-US"/>
+        </w:rPr>
+      </w:pPr>
+      <w:r>
+        <w:rPr>
+          <w:lang w:val="en-US"/>
+        </w:rPr>
         <w:t>D là khối lượng riêng của đám khí</w:t>
       </w:r>
     </w:p>
@@ -3674,7 +3800,19 @@
         <w:rPr>
           <w:lang w:val="en-US"/>
         </w:rPr>
-        <w:t>M là khối lượng Mole của chất khí này</w:t>
+        <w:t xml:space="preserve">M là khối lượng </w:t>
+      </w:r>
+      <w:r>
+        <w:rPr>
+          <w:lang w:val="en-US"/>
+        </w:rPr>
+        <w:t xml:space="preserve">theo kg của 1 </w:t>
+      </w:r>
+      <w:r>
+        <w:rPr>
+          <w:lang w:val="en-US"/>
+        </w:rPr>
+        <w:t>Mole chất khí này</w:t>
       </w:r>
     </w:p>
     <w:p>
@@ -3710,7 +3848,14 @@
         <w:rPr>
           <w:lang w:val="en-US"/>
         </w:rPr>
-        <w:t xml:space="preserve">dễ thấy, ta có thể thay thế nó = 3 phân tử chuyển động theo 3 phương Ox, Oy, Oz, 3 phần tử này có khối lượng = phân tử gốc, dễ thấy </w:t>
+        <w:t xml:space="preserve">dễ thấy, ta có thể thay thế nó = 3 phân tử chuyển động theo 3 phương Ox, Oy, </w:t>
+      </w:r>
+      <w:r>
+        <w:rPr>
+          <w:lang w:val="en-US"/>
+        </w:rPr>
+        <w:lastRenderedPageBreak/>
+        <w:t xml:space="preserve">Oz, 3 phần tử này có khối lượng = phân tử gốc, dễ thấy </w:t>
       </w:r>
       <w:r>
         <w:rPr>
@@ -3803,7 +3948,6 @@
         <w:rPr>
           <w:lang w:val="en-US"/>
         </w:rPr>
-        <w:lastRenderedPageBreak/>
         <w:t>Xét 1 chu kì dội</w:t>
       </w:r>
       <w:r>
@@ -6559,6 +6703,151 @@
         <w:rPr>
           <w:lang w:val="en-US"/>
         </w:rPr>
+        <w:t>Ta có thể tính được mật độ Mole khí khi biết áp suất và vận tốc căn quân phương</w:t>
+      </w:r>
+    </w:p>
+    <w:p>
+      <w:pPr>
+        <w:pStyle w:val="ListParagraph"/>
+        <w:pBdr>
+          <w:top w:val="single" w:sz="4" w:space="1" w:color="auto"/>
+          <w:left w:val="single" w:sz="4" w:space="4" w:color="auto"/>
+          <w:bottom w:val="single" w:sz="4" w:space="1" w:color="auto"/>
+          <w:right w:val="single" w:sz="4" w:space="4" w:color="auto"/>
+        </w:pBdr>
+        <w:ind w:left="1080"/>
+        <w:rPr>
+          <w:lang w:val="en-US"/>
+        </w:rPr>
+      </w:pPr>
+      <m:oMath>
+        <m:sSub>
+          <m:sSubPr>
+            <m:ctrlPr>
+              <w:rPr>
+                <w:rFonts w:ascii="Cambria Math" w:hAnsi="Cambria Math"/>
+                <w:i/>
+                <w:lang w:val="en-US"/>
+              </w:rPr>
+            </m:ctrlPr>
+          </m:sSubPr>
+          <m:e>
+            <m:r>
+              <w:rPr>
+                <w:rFonts w:ascii="Cambria Math" w:hAnsi="Cambria Math"/>
+                <w:lang w:val="en-US"/>
+              </w:rPr>
+              <m:t>n</m:t>
+            </m:r>
+          </m:e>
+          <m:sub>
+            <m:r>
+              <w:rPr>
+                <w:rFonts w:ascii="Cambria Math" w:hAnsi="Cambria Math"/>
+                <w:lang w:val="en-US"/>
+              </w:rPr>
+              <m:t>M</m:t>
+            </m:r>
+          </m:sub>
+        </m:sSub>
+        <m:r>
+          <w:rPr>
+            <w:rFonts w:ascii="Cambria Math" w:eastAsiaTheme="minorEastAsia" w:hAnsi="Cambria Math"/>
+            <w:lang w:val="en-US"/>
+          </w:rPr>
+          <m:t>=</m:t>
+        </m:r>
+        <m:f>
+          <m:fPr>
+            <m:ctrlPr>
+              <w:rPr>
+                <w:rFonts w:ascii="Cambria Math" w:eastAsiaTheme="minorEastAsia" w:hAnsi="Cambria Math"/>
+                <w:i/>
+                <w:lang w:val="en-US"/>
+              </w:rPr>
+            </m:ctrlPr>
+          </m:fPr>
+          <m:num>
+            <m:r>
+              <w:rPr>
+                <w:rFonts w:ascii="Cambria Math" w:eastAsiaTheme="minorEastAsia" w:hAnsi="Cambria Math"/>
+                <w:lang w:val="en-US"/>
+              </w:rPr>
+              <m:t>3P</m:t>
+            </m:r>
+          </m:num>
+          <m:den>
+            <m:r>
+              <w:rPr>
+                <w:rFonts w:ascii="Cambria Math" w:eastAsiaTheme="minorEastAsia" w:hAnsi="Cambria Math"/>
+                <w:lang w:val="en-US"/>
+              </w:rPr>
+              <m:t>M</m:t>
+            </m:r>
+            <m:sSubSup>
+              <m:sSubSupPr>
+                <m:ctrlPr>
+                  <w:rPr>
+                    <w:rFonts w:ascii="Cambria Math" w:hAnsi="Cambria Math"/>
+                    <w:i/>
+                    <w:lang w:val="en-US"/>
+                  </w:rPr>
+                </m:ctrlPr>
+              </m:sSubSupPr>
+              <m:e>
+                <m:r>
+                  <w:rPr>
+                    <w:rFonts w:ascii="Cambria Math" w:hAnsi="Cambria Math"/>
+                    <w:lang w:val="en-US"/>
+                  </w:rPr>
+                  <m:t>c</m:t>
+                </m:r>
+              </m:e>
+              <m:sub>
+                <m:r>
+                  <w:rPr>
+                    <w:rFonts w:ascii="Cambria Math" w:hAnsi="Cambria Math"/>
+                    <w:lang w:val="en-US"/>
+                  </w:rPr>
+                  <m:t>rms</m:t>
+                </m:r>
+              </m:sub>
+              <m:sup>
+                <m:r>
+                  <w:rPr>
+                    <w:rFonts w:ascii="Cambria Math" w:hAnsi="Cambria Math"/>
+                    <w:lang w:val="en-US"/>
+                  </w:rPr>
+                  <m:t>2</m:t>
+                </m:r>
+              </m:sup>
+            </m:sSubSup>
+          </m:den>
+        </m:f>
+      </m:oMath>
+      <w:r>
+        <w:rPr>
+          <w:rFonts w:eastAsiaTheme="minorEastAsia"/>
+          <w:lang w:val="en-US"/>
+        </w:rPr>
+        <w:t xml:space="preserve"> </w:t>
+      </w:r>
+    </w:p>
+    <w:p>
+      <w:pPr>
+        <w:pStyle w:val="ListParagraph"/>
+        <w:numPr>
+          <w:ilvl w:val="0"/>
+          <w:numId w:val="2"/>
+        </w:numPr>
+        <w:rPr>
+          <w:lang w:val="en-US"/>
+        </w:rPr>
+      </w:pPr>
+      <w:r>
+        <w:rPr>
+          <w:lang w:val="en-US"/>
+        </w:rPr>
         <w:t>Dễ dàng chứng minh được 1 Mole khí này ở điều kiện tiêu chuẩn có thể tích V</w:t>
       </w:r>
       <w:r>
@@ -7118,6 +7407,7 @@
         <w:rPr>
           <w:lang w:val="en-US"/>
         </w:rPr>
+        <w:lastRenderedPageBreak/>
         <w:t>V</w:t>
       </w:r>
       <w:r>
@@ -7249,6 +7539,12 @@
           <w:lang w:val="en-US"/>
         </w:rPr>
         <w:t>phân tử chỉ gồm 1 nguyên tử thì i = 3, nếu 2 thì i = 5, 3 trở lên i = 6</w:t>
+      </w:r>
+      <w:r>
+        <w:rPr>
+          <w:lang w:val="en-US"/>
+        </w:rPr>
+        <w:t>, các khí trơ như Heli, Neon, … do đứng 1 mình nên i = 3</w:t>
       </w:r>
     </w:p>
     <w:p>
@@ -7455,7 +7751,6 @@
         <w:rPr>
           <w:lang w:val="en-US"/>
         </w:rPr>
-        <w:lastRenderedPageBreak/>
         <w:t>Tiếp tục với mục 1, các phân tử khí chuyển động hỗn loạn trong hộp với tốc độ ngẫu nhiên, thuộc phân phối Maxwell Boltzmann, có PDF là</w:t>
       </w:r>
     </w:p>
@@ -8991,7 +9286,14 @@
         <w:rPr>
           <w:lang w:val="en-US"/>
         </w:rPr>
-        <w:t xml:space="preserve"> đầu ra sẽ là khả năng mà sẽ có phân tử với vận tốc v ở ngay vị trí này, gọi E</w:t>
+        <w:t xml:space="preserve"> đầu ra sẽ là khả năng mà sẽ có </w:t>
+      </w:r>
+      <w:r>
+        <w:rPr>
+          <w:lang w:val="en-US"/>
+        </w:rPr>
+        <w:lastRenderedPageBreak/>
+        <w:t>phân tử với vận tốc v ở ngay vị trí này, gọi E</w:t>
       </w:r>
       <w:r>
         <w:rPr>
@@ -9747,14 +10049,7 @@
         <w:rPr>
           <w:lang w:val="en-US"/>
         </w:rPr>
-        <w:t xml:space="preserve">Quá trình thuận nghịch là quá trình hệ chuyển sang trạng thái A sang B rồi trở về A mà môi trường xung quanh như cũ, còn quá trình không thuận nghịch cũng </w:t>
-      </w:r>
-      <w:r>
-        <w:rPr>
-          <w:lang w:val="en-US"/>
-        </w:rPr>
-        <w:lastRenderedPageBreak/>
-        <w:t>tương tự nhưng môi trường xung quanh thay đổi, ví dụ có sự truyền nhiệt ra môi trường</w:t>
+        <w:t>Quá trình thuận nghịch là quá trình hệ chuyển sang trạng thái A sang B rồi trở về A mà môi trường xung quanh như cũ, còn quá trình không thuận nghịch cũng tương tự nhưng môi trường xung quanh thay đổi, ví dụ có sự truyền nhiệt ra môi trường</w:t>
       </w:r>
     </w:p>
     <w:p>
@@ -9827,6 +10122,42 @@
           <w:lang w:val="en-US"/>
         </w:rPr>
         <w:t>Ở trạng thái tự nhiên, nhiệt không thể truyền từ vật lạnh sang vật nóng hơn</w:t>
+      </w:r>
+    </w:p>
+    <w:p>
+      <w:pPr>
+        <w:pStyle w:val="ListParagraph"/>
+        <w:numPr>
+          <w:ilvl w:val="0"/>
+          <w:numId w:val="2"/>
+        </w:numPr>
+        <w:rPr>
+          <w:lang w:val="en-US"/>
+        </w:rPr>
+      </w:pPr>
+      <w:r>
+        <w:rPr>
+          <w:lang w:val="en-US"/>
+        </w:rPr>
+        <w:t>Entropy của hệ kín luôn tăng</w:t>
+      </w:r>
+    </w:p>
+    <w:p>
+      <w:pPr>
+        <w:pStyle w:val="ListParagraph"/>
+        <w:numPr>
+          <w:ilvl w:val="0"/>
+          <w:numId w:val="2"/>
+        </w:numPr>
+        <w:rPr>
+          <w:lang w:val="en-US"/>
+        </w:rPr>
+      </w:pPr>
+      <w:r>
+        <w:rPr>
+          <w:lang w:val="en-US"/>
+        </w:rPr>
+        <w:t>Không có động cơ vĩnh cửu</w:t>
       </w:r>
     </w:p>
     <w:p>
@@ -10317,14 +10648,7 @@
             <w:rFonts w:ascii="Cambria Math" w:hAnsi="Cambria Math"/>
             <w:lang w:val="en-US"/>
           </w:rPr>
-          <m:t>A=</m:t>
-        </m:r>
-        <m:r>
-          <w:rPr>
-            <w:rFonts w:ascii="Cambria Math" w:hAnsi="Cambria Math"/>
-            <w:lang w:val="en-US"/>
-          </w:rPr>
-          <m:t>ln</m:t>
+          <m:t>A=ln</m:t>
         </m:r>
         <m:d>
           <m:dPr>
@@ -10565,7 +10889,7 @@
             <w:rFonts w:ascii="Cambria Math" w:hAnsi="Cambria Math"/>
             <w:lang w:val="en-US"/>
           </w:rPr>
-          <m:t>A=-P∆V</m:t>
+          <m:t>A=-P∆V=-nR∆T</m:t>
         </m:r>
       </m:oMath>
       <w:r>
@@ -10633,9 +10957,72 @@
             <w:rFonts w:ascii="Cambria Math" w:hAnsi="Cambria Math"/>
             <w:lang w:val="en-US"/>
           </w:rPr>
-          <m:t>∆T</m:t>
+          <m:t>∆T=</m:t>
+        </m:r>
+        <m:d>
+          <m:dPr>
+            <m:ctrlPr>
+              <w:rPr>
+                <w:rFonts w:ascii="Cambria Math" w:hAnsi="Cambria Math"/>
+                <w:i/>
+                <w:lang w:val="en-US"/>
+              </w:rPr>
+            </m:ctrlPr>
+          </m:dPr>
+          <m:e>
+            <m:r>
+              <w:rPr>
+                <w:rFonts w:ascii="Cambria Math" w:hAnsi="Cambria Math"/>
+                <w:lang w:val="en-US"/>
+              </w:rPr>
+              <m:t>1+</m:t>
+            </m:r>
+            <m:f>
+              <m:fPr>
+                <m:ctrlPr>
+                  <w:rPr>
+                    <w:rFonts w:ascii="Cambria Math" w:hAnsi="Cambria Math"/>
+                    <w:i/>
+                    <w:lang w:val="en-US"/>
+                  </w:rPr>
+                </m:ctrlPr>
+              </m:fPr>
+              <m:num>
+                <m:r>
+                  <w:rPr>
+                    <w:rFonts w:ascii="Cambria Math" w:hAnsi="Cambria Math"/>
+                    <w:lang w:val="en-US"/>
+                  </w:rPr>
+                  <m:t>i</m:t>
+                </m:r>
+              </m:num>
+              <m:den>
+                <m:r>
+                  <w:rPr>
+                    <w:rFonts w:ascii="Cambria Math" w:hAnsi="Cambria Math"/>
+                    <w:lang w:val="en-US"/>
+                  </w:rPr>
+                  <m:t>2</m:t>
+                </m:r>
+              </m:den>
+            </m:f>
+          </m:e>
+        </m:d>
+        <m:r>
+          <w:rPr>
+            <w:rFonts w:ascii="Cambria Math" w:hAnsi="Cambria Math"/>
+            <w:lang w:val="en-US"/>
+          </w:rPr>
+          <m:t>nR∆T</m:t>
         </m:r>
       </m:oMath>
+      <w:r>
+        <w:rPr>
+          <w:rFonts w:eastAsiaTheme="minorEastAsia"/>
+          <w:lang w:val="en-US"/>
+        </w:rPr>
+        <w:t xml:space="preserve"> </w:t>
+      </w:r>
       <w:r>
         <w:rPr>
           <w:rFonts w:eastAsiaTheme="minorEastAsia"/>
@@ -10761,6 +11148,69 @@
             </m:r>
           </m:sub>
         </m:sSub>
+        <m:r>
+          <w:rPr>
+            <w:rFonts w:ascii="Cambria Math" w:hAnsi="Cambria Math"/>
+            <w:lang w:val="en-US"/>
+          </w:rPr>
+          <m:t>=</m:t>
+        </m:r>
+        <m:d>
+          <m:dPr>
+            <m:ctrlPr>
+              <w:rPr>
+                <w:rFonts w:ascii="Cambria Math" w:hAnsi="Cambria Math"/>
+                <w:i/>
+                <w:lang w:val="en-US"/>
+              </w:rPr>
+            </m:ctrlPr>
+          </m:dPr>
+          <m:e>
+            <m:r>
+              <w:rPr>
+                <w:rFonts w:ascii="Cambria Math" w:hAnsi="Cambria Math"/>
+                <w:lang w:val="en-US"/>
+              </w:rPr>
+              <m:t>1+</m:t>
+            </m:r>
+            <m:f>
+              <m:fPr>
+                <m:ctrlPr>
+                  <w:rPr>
+                    <w:rFonts w:ascii="Cambria Math" w:hAnsi="Cambria Math"/>
+                    <w:i/>
+                    <w:lang w:val="en-US"/>
+                  </w:rPr>
+                </m:ctrlPr>
+              </m:fPr>
+              <m:num>
+                <m:r>
+                  <w:rPr>
+                    <w:rFonts w:ascii="Cambria Math" w:hAnsi="Cambria Math"/>
+                    <w:lang w:val="en-US"/>
+                  </w:rPr>
+                  <m:t>i</m:t>
+                </m:r>
+              </m:num>
+              <m:den>
+                <m:r>
+                  <w:rPr>
+                    <w:rFonts w:ascii="Cambria Math" w:hAnsi="Cambria Math"/>
+                    <w:lang w:val="en-US"/>
+                  </w:rPr>
+                  <m:t>2</m:t>
+                </m:r>
+              </m:den>
+            </m:f>
+          </m:e>
+        </m:d>
+        <m:r>
+          <w:rPr>
+            <w:rFonts w:ascii="Cambria Math" w:hAnsi="Cambria Math"/>
+            <w:lang w:val="en-US"/>
+          </w:rPr>
+          <m:t>R</m:t>
+        </m:r>
       </m:oMath>
       <w:r>
         <w:rPr>
@@ -10785,13 +11235,22 @@
           <w:lang w:val="en-US"/>
         </w:rPr>
       </w:pPr>
+      <w:bookmarkStart w:id="0" w:name="_Hlk151381249"/>
       <m:oMath>
         <m:r>
           <w:rPr>
             <w:rFonts w:ascii="Cambria Math" w:hAnsi="Cambria Math"/>
             <w:lang w:val="en-US"/>
           </w:rPr>
-          <m:t>γ=1+</m:t>
+          <m:t>γ</m:t>
+        </m:r>
+        <w:bookmarkEnd w:id="0"/>
+        <m:r>
+          <w:rPr>
+            <w:rFonts w:ascii="Cambria Math" w:hAnsi="Cambria Math"/>
+            <w:lang w:val="en-US"/>
+          </w:rPr>
+          <m:t>=1+</m:t>
         </m:r>
         <m:f>
           <m:fPr>
@@ -10848,6 +11307,7 @@
           <w:rFonts w:eastAsiaTheme="minorEastAsia"/>
           <w:lang w:val="en-US"/>
         </w:rPr>
+        <w:lastRenderedPageBreak/>
         <w:t>Quá trình đoạn nhiệt</w:t>
       </w:r>
       <w:r>
@@ -11183,6 +11643,40 @@
         <w:pStyle w:val="ListParagraph"/>
         <w:numPr>
           <w:ilvl w:val="0"/>
+          <w:numId w:val="2"/>
+        </w:numPr>
+        <w:rPr>
+          <w:rFonts w:eastAsiaTheme="minorEastAsia"/>
+          <w:lang w:val="en-US"/>
+        </w:rPr>
+      </w:pPr>
+      <w:r>
+        <w:rPr>
+          <w:rFonts w:eastAsiaTheme="minorEastAsia"/>
+          <w:lang w:val="en-US"/>
+        </w:rPr>
+        <w:t>Giả s</w:t>
+      </w:r>
+      <w:r>
+        <w:rPr>
+          <w:rFonts w:eastAsiaTheme="minorEastAsia"/>
+          <w:lang w:val="en-US"/>
+        </w:rPr>
+        <w:t xml:space="preserve">ử có nhiều đám khí trong các bình với thể tích khác nhau, đang ở nhiệt độ và áp suất khác nhau, bậc tự do giống nhau, sau đó trộn tất cả chúng lại thành 1 bình có thể tích = tổng thể tích các bình, khi này áp suất của bình = trung bình có trọng số của áp suất các đám khí trước khi dung hợp, với trọng số là thể tích bình tương ứng, đồng thời nhiệt độ lúc này = trung bình có trọng số </w:t>
+      </w:r>
+      <w:r>
+        <w:rPr>
+          <w:rFonts w:eastAsiaTheme="minorEastAsia"/>
+          <w:lang w:val="en-US"/>
+        </w:rPr>
+        <w:t>của nhiệt độ các đám khí trước khi dung hợp, trọng số là số Mole khí tương ứng</w:t>
+      </w:r>
+    </w:p>
+    <w:p>
+      <w:pPr>
+        <w:pStyle w:val="ListParagraph"/>
+        <w:numPr>
+          <w:ilvl w:val="0"/>
           <w:numId w:val="8"/>
         </w:numPr>
         <w:rPr>
@@ -11230,27 +11724,6 @@
         <w:pStyle w:val="ListParagraph"/>
         <w:numPr>
           <w:ilvl w:val="0"/>
-          <w:numId w:val="8"/>
-        </w:numPr>
-        <w:rPr>
-          <w:rFonts w:eastAsiaTheme="minorEastAsia"/>
-          <w:lang w:val="en-US"/>
-        </w:rPr>
-      </w:pPr>
-      <w:r>
-        <w:rPr>
-          <w:rFonts w:eastAsiaTheme="minorEastAsia"/>
-          <w:lang w:val="en-US"/>
-        </w:rPr>
-        <w:lastRenderedPageBreak/>
-        <w:t>Động Cơ Vĩnh Cửu?</w:t>
-      </w:r>
-    </w:p>
-    <w:p>
-      <w:pPr>
-        <w:pStyle w:val="ListParagraph"/>
-        <w:numPr>
-          <w:ilvl w:val="0"/>
           <w:numId w:val="2"/>
         </w:numPr>
         <w:rPr>
@@ -11263,419 +11736,7 @@
           <w:rFonts w:eastAsiaTheme="minorEastAsia"/>
           <w:lang w:val="en-US"/>
         </w:rPr>
-        <w:t>Loại 1, thực hiện công vĩnh viễn đéo cần nguồn năng lượng</w:t>
-      </w:r>
-    </w:p>
-    <w:p>
-      <w:pPr>
-        <w:pStyle w:val="ListParagraph"/>
-        <w:numPr>
-          <w:ilvl w:val="0"/>
-          <w:numId w:val="2"/>
-        </w:numPr>
-        <w:rPr>
-          <w:rFonts w:eastAsiaTheme="minorEastAsia"/>
-          <w:lang w:val="en-US"/>
-        </w:rPr>
-      </w:pPr>
-      <w:r>
-        <w:rPr>
-          <w:rFonts w:eastAsiaTheme="minorEastAsia"/>
-          <w:lang w:val="en-US"/>
-        </w:rPr>
-        <w:t>Loại 2, dùng 1 nguồn nhiệt, và chuyển hoàn toàn nó thành công</w:t>
-      </w:r>
-    </w:p>
-    <w:p>
-      <w:pPr>
-        <w:pStyle w:val="ListParagraph"/>
-        <w:numPr>
-          <w:ilvl w:val="0"/>
-          <w:numId w:val="2"/>
-        </w:numPr>
-        <w:rPr>
-          <w:rFonts w:eastAsiaTheme="minorEastAsia"/>
-          <w:lang w:val="en-US"/>
-        </w:rPr>
-      </w:pPr>
-      <w:r>
-        <w:rPr>
-          <w:rFonts w:eastAsiaTheme="minorEastAsia"/>
-          <w:lang w:val="en-US"/>
-        </w:rPr>
-        <w:t>Loại 3, giảm ma sát về 0</w:t>
-      </w:r>
-    </w:p>
-    <w:p>
-      <w:pPr>
-        <w:pStyle w:val="ListParagraph"/>
-        <w:numPr>
-          <w:ilvl w:val="0"/>
-          <w:numId w:val="8"/>
-        </w:numPr>
-        <w:rPr>
-          <w:rFonts w:eastAsiaTheme="minorEastAsia"/>
-          <w:lang w:val="en-US"/>
-        </w:rPr>
-      </w:pPr>
-      <w:r>
-        <w:rPr>
-          <w:rFonts w:eastAsiaTheme="minorEastAsia"/>
-          <w:lang w:val="en-US"/>
-        </w:rPr>
-        <w:t>Chu Trình Carnot?</w:t>
-      </w:r>
-    </w:p>
-    <w:p>
-      <w:pPr>
-        <w:pStyle w:val="ListParagraph"/>
-        <w:numPr>
-          <w:ilvl w:val="0"/>
-          <w:numId w:val="2"/>
-        </w:numPr>
-        <w:rPr>
-          <w:rFonts w:eastAsiaTheme="minorEastAsia"/>
-          <w:lang w:val="en-US"/>
-        </w:rPr>
-      </w:pPr>
-      <w:r>
-        <w:rPr>
-          <w:rFonts w:eastAsiaTheme="minorEastAsia"/>
-          <w:lang w:val="en-US"/>
-        </w:rPr>
-        <w:t>Xét 1 động cơ nhiệt, lưu chất bên trong đang có áp suất P</w:t>
-      </w:r>
-      <w:r>
-        <w:rPr>
-          <w:rFonts w:eastAsiaTheme="minorEastAsia"/>
-          <w:lang w:val="en-US"/>
-        </w:rPr>
-        <w:t xml:space="preserve">, </w:t>
-      </w:r>
-      <w:r>
-        <w:rPr>
-          <w:rFonts w:eastAsiaTheme="minorEastAsia"/>
-          <w:lang w:val="en-US"/>
-        </w:rPr>
-        <w:t>thể tích V</w:t>
-      </w:r>
-      <w:r>
-        <w:rPr>
-          <w:rFonts w:eastAsiaTheme="minorEastAsia"/>
-          <w:lang w:val="en-US"/>
-        </w:rPr>
-        <w:t>, nhiệt độ T</w:t>
-      </w:r>
-    </w:p>
-    <w:p>
-      <w:pPr>
-        <w:pStyle w:val="ListParagraph"/>
-        <w:numPr>
-          <w:ilvl w:val="0"/>
-          <w:numId w:val="2"/>
-        </w:numPr>
-        <w:rPr>
-          <w:rFonts w:eastAsiaTheme="minorEastAsia"/>
-          <w:lang w:val="en-US"/>
-        </w:rPr>
-      </w:pPr>
-      <w:r>
-        <w:rPr>
-          <w:rFonts w:eastAsiaTheme="minorEastAsia"/>
-          <w:lang w:val="en-US"/>
-        </w:rPr>
-        <w:t>Bước 1, thực hiện quá trình đẳng nhiệt</w:t>
-      </w:r>
-      <w:r>
-        <w:rPr>
-          <w:rFonts w:eastAsiaTheme="minorEastAsia"/>
-          <w:lang w:val="en-US"/>
-        </w:rPr>
-        <w:t>, giãn khí</w:t>
-      </w:r>
-      <w:r>
-        <w:rPr>
-          <w:rFonts w:eastAsiaTheme="minorEastAsia"/>
-          <w:lang w:val="en-US"/>
-        </w:rPr>
-        <w:t xml:space="preserve"> do nhiệt</w:t>
-      </w:r>
-    </w:p>
-    <w:p>
-      <w:pPr>
-        <w:pStyle w:val="ListParagraph"/>
-        <w:numPr>
-          <w:ilvl w:val="0"/>
-          <w:numId w:val="2"/>
-        </w:numPr>
-        <w:rPr>
-          <w:rFonts w:eastAsiaTheme="minorEastAsia"/>
-          <w:lang w:val="en-US"/>
-        </w:rPr>
-      </w:pPr>
-      <w:r>
-        <w:rPr>
-          <w:rFonts w:eastAsiaTheme="minorEastAsia"/>
-          <w:lang w:val="en-US"/>
-        </w:rPr>
-        <w:t>Dễ thấy trong quá trình đẳng nhiệt, nhiệt lượng hệ nhận vào = công hệ thực hiện, do đó ta truyền cho hệ nhiệt lượng từ nguồn nóng để nó thực hiện công đúng = nhiệt lượng đó, khi này V tăng, P giảm</w:t>
-      </w:r>
-      <w:r>
-        <w:rPr>
-          <w:rFonts w:eastAsiaTheme="minorEastAsia"/>
-          <w:lang w:val="en-US"/>
-        </w:rPr>
-        <w:t>, T không đổi</w:t>
-      </w:r>
-      <w:r>
-        <w:rPr>
-          <w:rFonts w:eastAsiaTheme="minorEastAsia"/>
-          <w:lang w:val="en-US"/>
-        </w:rPr>
-        <w:t>, nội năng không đổi</w:t>
-      </w:r>
-    </w:p>
-    <w:p>
-      <w:pPr>
-        <w:pStyle w:val="ListParagraph"/>
-        <w:numPr>
-          <w:ilvl w:val="0"/>
-          <w:numId w:val="2"/>
-        </w:numPr>
-        <w:rPr>
-          <w:rFonts w:eastAsiaTheme="minorEastAsia"/>
-          <w:lang w:val="en-US"/>
-        </w:rPr>
-      </w:pPr>
-      <w:r>
-        <w:rPr>
-          <w:rFonts w:eastAsiaTheme="minorEastAsia"/>
-          <w:lang w:val="en-US"/>
-        </w:rPr>
-        <w:t>Bước 2, thực hiện quá trình đoạn nhiệt</w:t>
-      </w:r>
-      <w:r>
-        <w:rPr>
-          <w:rFonts w:eastAsiaTheme="minorEastAsia"/>
-          <w:lang w:val="en-US"/>
-        </w:rPr>
-        <w:t>, giãn khí tự nhiên</w:t>
-      </w:r>
-    </w:p>
-    <w:p>
-      <w:pPr>
-        <w:pStyle w:val="ListParagraph"/>
-        <w:numPr>
-          <w:ilvl w:val="0"/>
-          <w:numId w:val="2"/>
-        </w:numPr>
-        <w:rPr>
-          <w:rFonts w:eastAsiaTheme="minorEastAsia"/>
-          <w:lang w:val="en-US"/>
-        </w:rPr>
-      </w:pPr>
-      <w:r>
-        <w:rPr>
-          <w:rFonts w:eastAsiaTheme="minorEastAsia"/>
-          <w:lang w:val="en-US"/>
-        </w:rPr>
-        <w:t xml:space="preserve">Dễ thấy trong quá trình đoạn nhiệt, </w:t>
-      </w:r>
-      <w:r>
-        <w:rPr>
-          <w:rFonts w:eastAsiaTheme="minorEastAsia"/>
-          <w:lang w:val="en-US"/>
-        </w:rPr>
-        <w:t>nội năng hệ mất đi = công hệ thực hiện, do đó ta để yên đám khí cho nó di chuyển theo quán tính, nó sẽ tự mất dần nội năng và sinh công, khi này V tăng, P giảm, T giảm</w:t>
-      </w:r>
-    </w:p>
-    <w:p>
-      <w:pPr>
-        <w:pStyle w:val="ListParagraph"/>
-        <w:numPr>
-          <w:ilvl w:val="0"/>
-          <w:numId w:val="2"/>
-        </w:numPr>
-        <w:rPr>
-          <w:rFonts w:eastAsiaTheme="minorEastAsia"/>
-          <w:lang w:val="en-US"/>
-        </w:rPr>
-      </w:pPr>
-      <w:r>
-        <w:rPr>
-          <w:rFonts w:eastAsiaTheme="minorEastAsia"/>
-          <w:lang w:val="en-US"/>
-        </w:rPr>
-        <w:t>Bước 3, thực hiện quá trình đẳng nhiệt</w:t>
-      </w:r>
-      <w:r>
-        <w:rPr>
-          <w:rFonts w:eastAsiaTheme="minorEastAsia"/>
-          <w:lang w:val="en-US"/>
-        </w:rPr>
-        <w:t>, nén khí do công từ môi trường</w:t>
-      </w:r>
-    </w:p>
-    <w:p>
-      <w:pPr>
-        <w:pStyle w:val="ListParagraph"/>
-        <w:numPr>
-          <w:ilvl w:val="0"/>
-          <w:numId w:val="2"/>
-        </w:numPr>
-        <w:rPr>
-          <w:rFonts w:eastAsiaTheme="minorEastAsia"/>
-          <w:lang w:val="en-US"/>
-        </w:rPr>
-      </w:pPr>
-      <w:r>
-        <w:rPr>
-          <w:rFonts w:eastAsiaTheme="minorEastAsia"/>
-          <w:lang w:val="en-US"/>
-        </w:rPr>
-        <w:t>Ngược với bước 1, môi trường sẽ là đối tượng thực hiện công vào hệ, công hệ nhận được = nhiệt lượng hệ tỏa ra, nhiệt lượng này được nguồn lạnh thu vào, khi này V giảm, P tăng, T không đổi</w:t>
-      </w:r>
-    </w:p>
-    <w:p>
-      <w:pPr>
-        <w:pStyle w:val="ListParagraph"/>
-        <w:numPr>
-          <w:ilvl w:val="0"/>
-          <w:numId w:val="2"/>
-        </w:numPr>
-        <w:rPr>
-          <w:rFonts w:eastAsiaTheme="minorEastAsia"/>
-          <w:lang w:val="en-US"/>
-        </w:rPr>
-      </w:pPr>
-      <w:r>
-        <w:rPr>
-          <w:rFonts w:eastAsiaTheme="minorEastAsia"/>
-          <w:lang w:val="en-US"/>
-        </w:rPr>
-        <w:t>Bước 4, thực hiện quá trình đoạn nhiệt</w:t>
-      </w:r>
-      <w:r>
-        <w:rPr>
-          <w:rFonts w:eastAsiaTheme="minorEastAsia"/>
-          <w:lang w:val="en-US"/>
-        </w:rPr>
-        <w:t>, nén khí tự nhiên</w:t>
-      </w:r>
-    </w:p>
-    <w:p>
-      <w:pPr>
-        <w:pStyle w:val="ListParagraph"/>
-        <w:numPr>
-          <w:ilvl w:val="0"/>
-          <w:numId w:val="2"/>
-        </w:numPr>
-        <w:rPr>
-          <w:rFonts w:eastAsiaTheme="minorEastAsia"/>
-          <w:lang w:val="en-US"/>
-        </w:rPr>
-      </w:pPr>
-      <w:r>
-        <w:rPr>
-          <w:rFonts w:eastAsiaTheme="minorEastAsia"/>
-          <w:lang w:val="en-US"/>
-        </w:rPr>
-        <w:t xml:space="preserve">Như bước 2, để yên đám khí cho nó di chuyển theo quán tính, khi này </w:t>
-      </w:r>
-      <w:r>
-        <w:rPr>
-          <w:rFonts w:eastAsiaTheme="minorEastAsia"/>
-          <w:lang w:val="en-US"/>
-        </w:rPr>
-        <w:t>công hệ nhận được sẽ được chuyển trực tiếp thành nội năng, khi này V giảm, P tăng, T tăng, phục hồi lại trạng thái ban đầu</w:t>
-      </w:r>
-    </w:p>
-    <w:p>
-      <w:pPr>
-        <w:pStyle w:val="ListParagraph"/>
-        <w:numPr>
-          <w:ilvl w:val="0"/>
-          <w:numId w:val="2"/>
-        </w:numPr>
-        <w:rPr>
-          <w:rFonts w:eastAsiaTheme="minorEastAsia"/>
-          <w:lang w:val="en-US"/>
-        </w:rPr>
-      </w:pPr>
-      <w:r>
-        <w:rPr>
-          <w:rFonts w:eastAsiaTheme="minorEastAsia"/>
-          <w:lang w:val="en-US"/>
-        </w:rPr>
-        <w:t>Đây là chu trình thuận, ở chu trình này, công do hệ thực hiện ra môi trường &gt; công môi trường tác dụng ngược vào hệ, nên tổng lại hệ thực hiện công, công này = nhiệt lượng nguồn nóng cấp cho hệ – nhiệt lượng nguồn lạnh nhận được từ hệ</w:t>
-      </w:r>
-    </w:p>
-    <w:p>
-      <w:pPr>
-        <w:pStyle w:val="ListParagraph"/>
-        <w:numPr>
-          <w:ilvl w:val="0"/>
-          <w:numId w:val="2"/>
-        </w:numPr>
-        <w:rPr>
-          <w:rFonts w:eastAsiaTheme="minorEastAsia"/>
-          <w:lang w:val="en-US"/>
-        </w:rPr>
-      </w:pPr>
-      <w:r>
-        <w:rPr>
-          <w:rFonts w:eastAsiaTheme="minorEastAsia"/>
-          <w:lang w:val="en-US"/>
-        </w:rPr>
-        <w:t>Bản chất khi nguồn lạnh thu nhiệt là nó đang cung cấp nhiệt cho khối khí, nhưng nhiệt này âm, nghĩa là bước 3 và 4 bản chất tương đương bước 1 và 2 nhưng với ngu</w:t>
-      </w:r>
-      <w:r>
-        <w:rPr>
-          <w:rFonts w:eastAsiaTheme="minorEastAsia"/>
-          <w:lang w:val="en-US"/>
-        </w:rPr>
-        <w:t>ồn nhiệt khác nhau, mở rộng ra, 1 khối khí luôn trải qua 1 chu trình lặp lại bước 1 và 2, nhận hoặc tỏa nhiệt rồi giãn hoặc nén đẳng nhiệt, sau đó giãn hoặc nén đoạn nhiệt tự nhiên</w:t>
-      </w:r>
-      <w:r>
-        <w:rPr>
-          <w:rFonts w:eastAsiaTheme="minorEastAsia"/>
-          <w:lang w:val="en-US"/>
-        </w:rPr>
-        <w:t>, rồi lại tiếp tục nhận hoặc tỏa nhiệt, …</w:t>
-      </w:r>
-    </w:p>
-    <w:p>
-      <w:pPr>
-        <w:pStyle w:val="ListParagraph"/>
-        <w:numPr>
-          <w:ilvl w:val="0"/>
-          <w:numId w:val="2"/>
-        </w:numPr>
-        <w:rPr>
-          <w:rFonts w:eastAsiaTheme="minorEastAsia"/>
-          <w:lang w:val="en-US"/>
-        </w:rPr>
-      </w:pPr>
-      <w:r>
-        <w:rPr>
-          <w:rFonts w:eastAsiaTheme="minorEastAsia"/>
-          <w:lang w:val="en-US"/>
-        </w:rPr>
-        <w:t xml:space="preserve">Giả sử tại 1 thời điểm </w:t>
-      </w:r>
-      <w:r>
-        <w:rPr>
-          <w:rFonts w:eastAsiaTheme="minorEastAsia"/>
-          <w:lang w:val="en-US"/>
-        </w:rPr>
-        <w:t xml:space="preserve">khối khí </w:t>
-      </w:r>
-      <w:r>
-        <w:rPr>
-          <w:rFonts w:eastAsiaTheme="minorEastAsia"/>
-          <w:lang w:val="en-US"/>
-        </w:rPr>
-        <w:t>đang trong quá trình đẳng nhiệt, lượng nhiệt khối khí nhận được là Q</w:t>
+        <w:t>Nếu biết được sơ đồ chuyển đổi trạng thái của động cơ nhiệt, ta có thể tính được hiệu suất của nó = công thức sau, Q</w:t>
       </w:r>
       <w:r>
         <w:rPr>
@@ -11683,14 +11744,21 @@
           <w:vertAlign w:val="subscript"/>
           <w:lang w:val="en-US"/>
         </w:rPr>
-        <w:t>i</w:t>
-      </w:r>
-      <w:r>
-        <w:rPr>
-          <w:rFonts w:eastAsiaTheme="minorEastAsia"/>
-          <w:lang w:val="en-US"/>
-        </w:rPr>
-        <w:t>, nhiệt độ lúc đó là T</w:t>
+        <w:t>1</w:t>
+      </w:r>
+      <w:r>
+        <w:rPr>
+          <w:rFonts w:eastAsiaTheme="minorEastAsia"/>
+          <w:lang w:val="en-US"/>
+        </w:rPr>
+        <w:t xml:space="preserve"> là tổng lượng nhiệt mà </w:t>
+      </w:r>
+      <w:r>
+        <w:rPr>
+          <w:rFonts w:eastAsiaTheme="minorEastAsia"/>
+          <w:lang w:val="en-US"/>
+        </w:rPr>
+        <w:t>đám khí (thường gọi là tác nhân) thải ra trong 1 chu trình, Q</w:t>
       </w:r>
       <w:r>
         <w:rPr>
@@ -11698,192 +11766,21 @@
           <w:vertAlign w:val="subscript"/>
           <w:lang w:val="en-US"/>
         </w:rPr>
-        <w:t>i</w:t>
-      </w:r>
-      <w:r>
-        <w:rPr>
-          <w:rFonts w:eastAsiaTheme="minorEastAsia"/>
-          <w:lang w:val="en-US"/>
-        </w:rPr>
-        <w:t xml:space="preserve">, thì </w:t>
-      </w:r>
-      <w:r>
-        <w:rPr>
-          <w:rFonts w:eastAsiaTheme="minorEastAsia"/>
-          <w:lang w:val="en-US"/>
-        </w:rPr>
-        <w:t>tổng Q</w:t>
-      </w:r>
-      <w:r>
-        <w:rPr>
-          <w:rFonts w:eastAsiaTheme="minorEastAsia"/>
-          <w:vertAlign w:val="subscript"/>
-          <w:lang w:val="en-US"/>
-        </w:rPr>
-        <w:t>i</w:t>
-      </w:r>
-      <w:r>
-        <w:rPr>
-          <w:rFonts w:eastAsiaTheme="minorEastAsia"/>
-          <w:lang w:val="en-US"/>
-        </w:rPr>
-        <w:t xml:space="preserve"> / T</w:t>
-      </w:r>
-      <w:r>
-        <w:rPr>
-          <w:rFonts w:eastAsiaTheme="minorEastAsia"/>
-          <w:vertAlign w:val="subscript"/>
-          <w:lang w:val="en-US"/>
-        </w:rPr>
-        <w:t>i</w:t>
-      </w:r>
-      <w:r>
-        <w:rPr>
-          <w:rFonts w:eastAsiaTheme="minorEastAsia"/>
-          <w:lang w:val="en-US"/>
-        </w:rPr>
-        <w:t xml:space="preserve"> của tất cả quá trình đẳng nhiệt khối khí trải qua không thể vượt quá 0, lưu ý đây là chu trình kín, khối khí sẽ trở về trạng thái ban đầu</w:t>
-      </w:r>
-      <w:r>
-        <w:rPr>
-          <w:rFonts w:eastAsiaTheme="minorEastAsia"/>
-          <w:lang w:val="en-US"/>
-        </w:rPr>
-        <w:t>, nó chỉ = 0 khi đây là quá trình thuận nghịch</w:t>
-      </w:r>
-    </w:p>
-    <w:p>
-      <w:pPr>
-        <w:pStyle w:val="ListParagraph"/>
-        <w:numPr>
-          <w:ilvl w:val="0"/>
-          <w:numId w:val="2"/>
-        </w:numPr>
-        <w:rPr>
-          <w:rFonts w:eastAsiaTheme="minorEastAsia"/>
-          <w:lang w:val="en-US"/>
-        </w:rPr>
-      </w:pPr>
-      <w:r>
-        <w:rPr>
-          <w:rFonts w:eastAsiaTheme="minorEastAsia"/>
-          <w:lang w:val="en-US"/>
-        </w:rPr>
-        <w:t>Q</w:t>
-      </w:r>
-      <w:r>
-        <w:rPr>
-          <w:rFonts w:eastAsiaTheme="minorEastAsia"/>
-          <w:vertAlign w:val="subscript"/>
-          <w:lang w:val="en-US"/>
-        </w:rPr>
-        <w:t>i</w:t>
-      </w:r>
-      <w:r>
-        <w:rPr>
-          <w:rFonts w:eastAsiaTheme="minorEastAsia"/>
-          <w:lang w:val="en-US"/>
-        </w:rPr>
-        <w:t xml:space="preserve"> / T</w:t>
-      </w:r>
-      <w:r>
-        <w:rPr>
-          <w:rFonts w:eastAsiaTheme="minorEastAsia"/>
-          <w:vertAlign w:val="subscript"/>
-          <w:lang w:val="en-US"/>
-        </w:rPr>
-        <w:t>i</w:t>
-      </w:r>
-      <w:r>
-        <w:rPr>
-          <w:rFonts w:eastAsiaTheme="minorEastAsia"/>
-          <w:lang w:val="en-US"/>
-        </w:rPr>
-        <w:t xml:space="preserve"> là độ tăng Entropy</w:t>
-      </w:r>
-    </w:p>
-    <w:p>
-      <w:pPr>
-        <w:pStyle w:val="ListParagraph"/>
-        <w:numPr>
-          <w:ilvl w:val="0"/>
-          <w:numId w:val="2"/>
-        </w:numPr>
-        <w:rPr>
-          <w:rFonts w:eastAsiaTheme="minorEastAsia"/>
-          <w:lang w:val="en-US"/>
-        </w:rPr>
-      </w:pPr>
-      <w:r>
-        <w:rPr>
-          <w:rFonts w:eastAsiaTheme="minorEastAsia"/>
-          <w:lang w:val="en-US"/>
-        </w:rPr>
-        <w:t>Đảo ngược chu trình</w:t>
-      </w:r>
-      <w:r>
-        <w:rPr>
-          <w:rFonts w:eastAsiaTheme="minorEastAsia"/>
-          <w:lang w:val="en-US"/>
-        </w:rPr>
-        <w:t xml:space="preserve"> thì cũng tương tự, nhưng nhiệt lượng sẽ chuyển từ nguồn lạnh sang nguồn nóng, nhiệt lượng nguồn lạnh cấp &lt; nhiệt lượng nguồn nóng thu vào, do trong quá trình môi trường thực hiện nhiều công vào hệ hơn hệ thực hiện vào môi trường, ứng dụng vào việc duy trì nguồn lạnh = công ở ngoài</w:t>
-      </w:r>
-    </w:p>
-    <w:p>
-      <w:pPr>
-        <w:pStyle w:val="ListParagraph"/>
-        <w:numPr>
-          <w:ilvl w:val="0"/>
-          <w:numId w:val="2"/>
-        </w:numPr>
-        <w:rPr>
-          <w:rFonts w:eastAsiaTheme="minorEastAsia"/>
-          <w:lang w:val="en-US"/>
-        </w:rPr>
-      </w:pPr>
-      <w:r>
-        <w:rPr>
-          <w:rFonts w:eastAsiaTheme="minorEastAsia"/>
-          <w:lang w:val="en-US"/>
-        </w:rPr>
-        <w:t>Hiệu suất của chu trình Carnot</w:t>
-      </w:r>
-      <w:r>
-        <w:rPr>
-          <w:rFonts w:eastAsiaTheme="minorEastAsia"/>
-          <w:lang w:val="en-US"/>
-        </w:rPr>
-        <w:t xml:space="preserve"> thuận</w:t>
-      </w:r>
-      <w:r>
-        <w:rPr>
-          <w:rFonts w:eastAsiaTheme="minorEastAsia"/>
-          <w:lang w:val="en-US"/>
-        </w:rPr>
-        <w:t xml:space="preserve"> được tính theo công thức, giả sử nhiệt độ Kelvin nguồn nóng và lạnh không đổi và = T</w:t>
-      </w:r>
-      <w:r>
-        <w:rPr>
-          <w:rFonts w:eastAsiaTheme="minorEastAsia"/>
-          <w:vertAlign w:val="subscript"/>
-          <w:lang w:val="en-US"/>
-        </w:rPr>
-        <w:t>1</w:t>
-      </w:r>
-      <w:r>
-        <w:rPr>
-          <w:rFonts w:eastAsiaTheme="minorEastAsia"/>
-          <w:lang w:val="en-US"/>
-        </w:rPr>
-        <w:t xml:space="preserve"> và T</w:t>
-      </w:r>
-      <w:r>
-        <w:rPr>
-          <w:rFonts w:eastAsiaTheme="minorEastAsia"/>
-          <w:vertAlign w:val="subscript"/>
-          <w:lang w:val="en-US"/>
-        </w:rPr>
         <w:t>2</w:t>
+      </w:r>
+      <w:r>
+        <w:rPr>
+          <w:rFonts w:eastAsiaTheme="minorEastAsia"/>
+          <w:lang w:val="en-US"/>
+        </w:rPr>
+        <w:t xml:space="preserve"> là tổng lượng nhiệt mà nó được truyền vào trong 1 chu trình</w:t>
+      </w:r>
+      <w:r>
+        <w:rPr>
+          <w:rFonts w:eastAsiaTheme="minorEastAsia"/>
+          <w:lang w:val="en-US"/>
+        </w:rPr>
+        <w:t xml:space="preserve"> </w:t>
       </w:r>
     </w:p>
     <w:p>
@@ -11936,6 +11833,782 @@
                     <w:rFonts w:ascii="Cambria Math" w:eastAsiaTheme="minorEastAsia" w:hAnsi="Cambria Math"/>
                     <w:lang w:val="en-US"/>
                   </w:rPr>
+                  <m:t>Q</m:t>
+                </m:r>
+              </m:e>
+              <m:sub>
+                <m:r>
+                  <w:rPr>
+                    <w:rFonts w:ascii="Cambria Math" w:eastAsiaTheme="minorEastAsia" w:hAnsi="Cambria Math"/>
+                    <w:lang w:val="en-US"/>
+                  </w:rPr>
+                  <m:t>1</m:t>
+                </m:r>
+              </m:sub>
+            </m:sSub>
+          </m:num>
+          <m:den>
+            <m:sSub>
+              <m:sSubPr>
+                <m:ctrlPr>
+                  <w:rPr>
+                    <w:rFonts w:ascii="Cambria Math" w:eastAsiaTheme="minorEastAsia" w:hAnsi="Cambria Math"/>
+                    <w:i/>
+                    <w:lang w:val="en-US"/>
+                  </w:rPr>
+                </m:ctrlPr>
+              </m:sSubPr>
+              <m:e>
+                <m:r>
+                  <w:rPr>
+                    <w:rFonts w:ascii="Cambria Math" w:eastAsiaTheme="minorEastAsia" w:hAnsi="Cambria Math"/>
+                    <w:lang w:val="en-US"/>
+                  </w:rPr>
+                  <m:t>Q</m:t>
+                </m:r>
+              </m:e>
+              <m:sub>
+                <m:r>
+                  <w:rPr>
+                    <w:rFonts w:ascii="Cambria Math" w:eastAsiaTheme="minorEastAsia" w:hAnsi="Cambria Math"/>
+                    <w:lang w:val="en-US"/>
+                  </w:rPr>
+                  <m:t>2</m:t>
+                </m:r>
+              </m:sub>
+            </m:sSub>
+          </m:den>
+        </m:f>
+      </m:oMath>
+      <w:r>
+        <w:rPr>
+          <w:rFonts w:eastAsiaTheme="minorEastAsia"/>
+          <w:lang w:val="en-US"/>
+        </w:rPr>
+        <w:t xml:space="preserve"> </w:t>
+      </w:r>
+    </w:p>
+    <w:p>
+      <w:pPr>
+        <w:pStyle w:val="ListParagraph"/>
+        <w:numPr>
+          <w:ilvl w:val="0"/>
+          <w:numId w:val="2"/>
+        </w:numPr>
+        <w:rPr>
+          <w:rFonts w:eastAsiaTheme="minorEastAsia"/>
+          <w:lang w:val="en-US"/>
+        </w:rPr>
+      </w:pPr>
+      <w:r>
+        <w:rPr>
+          <w:rFonts w:eastAsiaTheme="minorEastAsia"/>
+          <w:lang w:val="en-US"/>
+        </w:rPr>
+        <w:t>Các bước xử lí sơ đồ chuyển đổi trạng thái</w:t>
+      </w:r>
+      <w:r>
+        <w:rPr>
+          <w:rFonts w:eastAsiaTheme="minorEastAsia"/>
+          <w:lang w:val="en-US"/>
+        </w:rPr>
+        <w:t xml:space="preserve">, </w:t>
+      </w:r>
+      <w:r>
+        <w:rPr>
+          <w:rFonts w:eastAsiaTheme="minorEastAsia"/>
+          <w:lang w:val="en-US"/>
+        </w:rPr>
+        <w:t xml:space="preserve">tại trạng thái ban đầu, kí hiệu </w:t>
+      </w:r>
+      <w:r>
+        <w:rPr>
+          <w:rFonts w:eastAsiaTheme="minorEastAsia"/>
+          <w:lang w:val="en-US"/>
+        </w:rPr>
+        <w:t>V</w:t>
+      </w:r>
+      <w:r>
+        <w:rPr>
+          <w:rFonts w:eastAsiaTheme="minorEastAsia"/>
+          <w:vertAlign w:val="subscript"/>
+          <w:lang w:val="en-US"/>
+        </w:rPr>
+        <w:t>1</w:t>
+      </w:r>
+      <w:r>
+        <w:rPr>
+          <w:rFonts w:eastAsiaTheme="minorEastAsia"/>
+          <w:lang w:val="en-US"/>
+        </w:rPr>
+        <w:t>, T</w:t>
+      </w:r>
+      <w:r>
+        <w:rPr>
+          <w:rFonts w:eastAsiaTheme="minorEastAsia"/>
+          <w:vertAlign w:val="subscript"/>
+          <w:lang w:val="en-US"/>
+        </w:rPr>
+        <w:t>1</w:t>
+      </w:r>
+      <w:r>
+        <w:rPr>
+          <w:rFonts w:eastAsiaTheme="minorEastAsia"/>
+          <w:lang w:val="en-US"/>
+        </w:rPr>
+        <w:t>, từ trạng thái ban đầu, xem nó chuyển tới trạng thái nào = quá trình nào + dữ kiện được cho để xác định nhiệt độ và thể tích trạng thái đó,</w:t>
+      </w:r>
+      <w:r>
+        <w:rPr>
+          <w:rFonts w:eastAsiaTheme="minorEastAsia"/>
+          <w:lang w:val="en-US"/>
+        </w:rPr>
+        <w:t xml:space="preserve"> ở đây đéo cần quan tâm áp suất  vì nó là đại lượng phụ thuộc</w:t>
+      </w:r>
+      <w:r>
+        <w:rPr>
+          <w:rFonts w:eastAsiaTheme="minorEastAsia"/>
+          <w:lang w:val="en-US"/>
+        </w:rPr>
+        <w:t>, rồi cứ tiếp tục chuyển tới trạng thái tiếp theo</w:t>
+      </w:r>
+    </w:p>
+    <w:p>
+      <w:pPr>
+        <w:pStyle w:val="ListParagraph"/>
+        <w:numPr>
+          <w:ilvl w:val="0"/>
+          <w:numId w:val="8"/>
+        </w:numPr>
+        <w:rPr>
+          <w:rFonts w:eastAsiaTheme="minorEastAsia"/>
+          <w:lang w:val="en-US"/>
+        </w:rPr>
+      </w:pPr>
+      <w:r>
+        <w:rPr>
+          <w:rFonts w:eastAsiaTheme="minorEastAsia"/>
+          <w:lang w:val="en-US"/>
+        </w:rPr>
+        <w:t>Động Cơ Vĩnh Cửu?</w:t>
+      </w:r>
+    </w:p>
+    <w:p>
+      <w:pPr>
+        <w:pStyle w:val="ListParagraph"/>
+        <w:numPr>
+          <w:ilvl w:val="0"/>
+          <w:numId w:val="2"/>
+        </w:numPr>
+        <w:rPr>
+          <w:rFonts w:eastAsiaTheme="minorEastAsia"/>
+          <w:lang w:val="en-US"/>
+        </w:rPr>
+      </w:pPr>
+      <w:r>
+        <w:rPr>
+          <w:rFonts w:eastAsiaTheme="minorEastAsia"/>
+          <w:lang w:val="en-US"/>
+        </w:rPr>
+        <w:t>Loại 1, thực hiện công vĩnh viễn đéo cần nguồn năng lượng</w:t>
+      </w:r>
+    </w:p>
+    <w:p>
+      <w:pPr>
+        <w:pStyle w:val="ListParagraph"/>
+        <w:numPr>
+          <w:ilvl w:val="0"/>
+          <w:numId w:val="2"/>
+        </w:numPr>
+        <w:rPr>
+          <w:rFonts w:eastAsiaTheme="minorEastAsia"/>
+          <w:lang w:val="en-US"/>
+        </w:rPr>
+      </w:pPr>
+      <w:r>
+        <w:rPr>
+          <w:rFonts w:eastAsiaTheme="minorEastAsia"/>
+          <w:lang w:val="en-US"/>
+        </w:rPr>
+        <w:t>Loại 2, dùng 1 nguồn nhiệt, và chuyển hoàn toàn nó thành công</w:t>
+      </w:r>
+    </w:p>
+    <w:p>
+      <w:pPr>
+        <w:pStyle w:val="ListParagraph"/>
+        <w:numPr>
+          <w:ilvl w:val="0"/>
+          <w:numId w:val="2"/>
+        </w:numPr>
+        <w:rPr>
+          <w:rFonts w:eastAsiaTheme="minorEastAsia"/>
+          <w:lang w:val="en-US"/>
+        </w:rPr>
+      </w:pPr>
+      <w:r>
+        <w:rPr>
+          <w:rFonts w:eastAsiaTheme="minorEastAsia"/>
+          <w:lang w:val="en-US"/>
+        </w:rPr>
+        <w:t>Loại 3, giảm ma sát về 0</w:t>
+      </w:r>
+    </w:p>
+    <w:p>
+      <w:pPr>
+        <w:pStyle w:val="ListParagraph"/>
+        <w:numPr>
+          <w:ilvl w:val="0"/>
+          <w:numId w:val="8"/>
+        </w:numPr>
+        <w:rPr>
+          <w:rFonts w:eastAsiaTheme="minorEastAsia"/>
+          <w:lang w:val="en-US"/>
+        </w:rPr>
+      </w:pPr>
+      <w:r>
+        <w:rPr>
+          <w:rFonts w:eastAsiaTheme="minorEastAsia"/>
+          <w:lang w:val="en-US"/>
+        </w:rPr>
+        <w:t>Chu Trình Carnot?</w:t>
+      </w:r>
+    </w:p>
+    <w:p>
+      <w:pPr>
+        <w:pStyle w:val="ListParagraph"/>
+        <w:numPr>
+          <w:ilvl w:val="0"/>
+          <w:numId w:val="2"/>
+        </w:numPr>
+        <w:rPr>
+          <w:rFonts w:eastAsiaTheme="minorEastAsia"/>
+          <w:lang w:val="en-US"/>
+        </w:rPr>
+      </w:pPr>
+      <w:r>
+        <w:rPr>
+          <w:rFonts w:eastAsiaTheme="minorEastAsia"/>
+          <w:lang w:val="en-US"/>
+        </w:rPr>
+        <w:t>Xét 1 động cơ nhiệt, lưu chất bên trong đang có áp suất P</w:t>
+      </w:r>
+      <w:r>
+        <w:rPr>
+          <w:rFonts w:eastAsiaTheme="minorEastAsia"/>
+          <w:lang w:val="en-US"/>
+        </w:rPr>
+        <w:t xml:space="preserve">, </w:t>
+      </w:r>
+      <w:r>
+        <w:rPr>
+          <w:rFonts w:eastAsiaTheme="minorEastAsia"/>
+          <w:lang w:val="en-US"/>
+        </w:rPr>
+        <w:t>thể tích V</w:t>
+      </w:r>
+      <w:r>
+        <w:rPr>
+          <w:rFonts w:eastAsiaTheme="minorEastAsia"/>
+          <w:lang w:val="en-US"/>
+        </w:rPr>
+        <w:t>, nhiệt độ T</w:t>
+      </w:r>
+    </w:p>
+    <w:p>
+      <w:pPr>
+        <w:pStyle w:val="ListParagraph"/>
+        <w:ind w:left="1080"/>
+        <w:rPr>
+          <w:rFonts w:eastAsiaTheme="minorEastAsia"/>
+          <w:lang w:val="en-US"/>
+        </w:rPr>
+      </w:pPr>
+      <w:r>
+        <w:rPr>
+          <w:noProof/>
+        </w:rPr>
+        <w:drawing>
+          <wp:inline distT="0" distB="0" distL="0" distR="0" wp14:anchorId="240AC19C" wp14:editId="04FFA48E">
+            <wp:extent cx="3093720" cy="1970433"/>
+            <wp:effectExtent l="0" t="0" r="0" b="0"/>
+            <wp:docPr id="1842929469" name="Picture 1" descr="What is Carnot Cycle?| P-V diagram | Process | Efficiency|"/>
+            <wp:cNvGraphicFramePr>
+              <a:graphicFrameLocks xmlns:a="http://schemas.openxmlformats.org/drawingml/2006/main" noChangeAspect="1"/>
+            </wp:cNvGraphicFramePr>
+            <a:graphic xmlns:a="http://schemas.openxmlformats.org/drawingml/2006/main">
+              <a:graphicData uri="http://schemas.openxmlformats.org/drawingml/2006/picture">
+                <pic:pic xmlns:pic="http://schemas.openxmlformats.org/drawingml/2006/picture">
+                  <pic:nvPicPr>
+                    <pic:cNvPr id="0" name="Picture 1" descr="What is Carnot Cycle?| P-V diagram | Process | Efficiency|"/>
+                    <pic:cNvPicPr>
+                      <a:picLocks noChangeAspect="1" noChangeArrowheads="1"/>
+                    </pic:cNvPicPr>
+                  </pic:nvPicPr>
+                  <pic:blipFill>
+                    <a:blip r:embed="rId7">
+                      <a:extLst>
+                        <a:ext uri="{28A0092B-C50C-407E-A947-70E740481C1C}">
+                          <a14:useLocalDpi xmlns:a14="http://schemas.microsoft.com/office/drawing/2010/main" val="0"/>
+                        </a:ext>
+                      </a:extLst>
+                    </a:blip>
+                    <a:srcRect/>
+                    <a:stretch>
+                      <a:fillRect/>
+                    </a:stretch>
+                  </pic:blipFill>
+                  <pic:spPr bwMode="auto">
+                    <a:xfrm>
+                      <a:off x="0" y="0"/>
+                      <a:ext cx="3097928" cy="1973113"/>
+                    </a:xfrm>
+                    <a:prstGeom prst="rect">
+                      <a:avLst/>
+                    </a:prstGeom>
+                    <a:noFill/>
+                    <a:ln>
+                      <a:noFill/>
+                    </a:ln>
+                  </pic:spPr>
+                </pic:pic>
+              </a:graphicData>
+            </a:graphic>
+          </wp:inline>
+        </w:drawing>
+      </w:r>
+    </w:p>
+    <w:p>
+      <w:pPr>
+        <w:pStyle w:val="ListParagraph"/>
+        <w:numPr>
+          <w:ilvl w:val="0"/>
+          <w:numId w:val="2"/>
+        </w:numPr>
+        <w:rPr>
+          <w:rFonts w:eastAsiaTheme="minorEastAsia"/>
+          <w:lang w:val="en-US"/>
+        </w:rPr>
+      </w:pPr>
+      <w:r>
+        <w:rPr>
+          <w:rFonts w:eastAsiaTheme="minorEastAsia"/>
+          <w:lang w:val="en-US"/>
+        </w:rPr>
+        <w:lastRenderedPageBreak/>
+        <w:t>Bước 1, thực hiện quá trình đẳng nhiệt</w:t>
+      </w:r>
+      <w:r>
+        <w:rPr>
+          <w:rFonts w:eastAsiaTheme="minorEastAsia"/>
+          <w:lang w:val="en-US"/>
+        </w:rPr>
+        <w:t>, giãn khí</w:t>
+      </w:r>
+      <w:r>
+        <w:rPr>
+          <w:rFonts w:eastAsiaTheme="minorEastAsia"/>
+          <w:lang w:val="en-US"/>
+        </w:rPr>
+        <w:t xml:space="preserve"> do nhiệt</w:t>
+      </w:r>
+    </w:p>
+    <w:p>
+      <w:pPr>
+        <w:pStyle w:val="ListParagraph"/>
+        <w:numPr>
+          <w:ilvl w:val="0"/>
+          <w:numId w:val="2"/>
+        </w:numPr>
+        <w:rPr>
+          <w:rFonts w:eastAsiaTheme="minorEastAsia"/>
+          <w:lang w:val="en-US"/>
+        </w:rPr>
+      </w:pPr>
+      <w:r>
+        <w:rPr>
+          <w:rFonts w:eastAsiaTheme="minorEastAsia"/>
+          <w:lang w:val="en-US"/>
+        </w:rPr>
+        <w:t>Dễ thấy trong quá trình đẳng nhiệt, nhiệt lượng hệ nhận vào = công hệ thực hiện, do đó ta truyền cho hệ nhiệt lượng từ nguồn nóng để nó thực hiện công đúng = nhiệt lượng đó, khi này V tăng, P giảm</w:t>
+      </w:r>
+      <w:r>
+        <w:rPr>
+          <w:rFonts w:eastAsiaTheme="minorEastAsia"/>
+          <w:lang w:val="en-US"/>
+        </w:rPr>
+        <w:t>, T không đổi</w:t>
+      </w:r>
+      <w:r>
+        <w:rPr>
+          <w:rFonts w:eastAsiaTheme="minorEastAsia"/>
+          <w:lang w:val="en-US"/>
+        </w:rPr>
+        <w:t>, nội năng không đổi</w:t>
+      </w:r>
+    </w:p>
+    <w:p>
+      <w:pPr>
+        <w:pStyle w:val="ListParagraph"/>
+        <w:numPr>
+          <w:ilvl w:val="0"/>
+          <w:numId w:val="2"/>
+        </w:numPr>
+        <w:rPr>
+          <w:rFonts w:eastAsiaTheme="minorEastAsia"/>
+          <w:lang w:val="en-US"/>
+        </w:rPr>
+      </w:pPr>
+      <w:r>
+        <w:rPr>
+          <w:rFonts w:eastAsiaTheme="minorEastAsia"/>
+          <w:lang w:val="en-US"/>
+        </w:rPr>
+        <w:t>Bước 2, thực hiện quá trình đoạn nhiệt</w:t>
+      </w:r>
+      <w:r>
+        <w:rPr>
+          <w:rFonts w:eastAsiaTheme="minorEastAsia"/>
+          <w:lang w:val="en-US"/>
+        </w:rPr>
+        <w:t>, giãn khí tự nhiên</w:t>
+      </w:r>
+    </w:p>
+    <w:p>
+      <w:pPr>
+        <w:pStyle w:val="ListParagraph"/>
+        <w:numPr>
+          <w:ilvl w:val="0"/>
+          <w:numId w:val="2"/>
+        </w:numPr>
+        <w:rPr>
+          <w:rFonts w:eastAsiaTheme="minorEastAsia"/>
+          <w:lang w:val="en-US"/>
+        </w:rPr>
+      </w:pPr>
+      <w:r>
+        <w:rPr>
+          <w:rFonts w:eastAsiaTheme="minorEastAsia"/>
+          <w:lang w:val="en-US"/>
+        </w:rPr>
+        <w:t xml:space="preserve">Dễ thấy trong quá trình đoạn nhiệt, </w:t>
+      </w:r>
+      <w:r>
+        <w:rPr>
+          <w:rFonts w:eastAsiaTheme="minorEastAsia"/>
+          <w:lang w:val="en-US"/>
+        </w:rPr>
+        <w:t>nội năng hệ mất đi = công hệ thực hiện, do đó ta để yên đám khí cho nó di chuyển theo quán tính, nó sẽ tự mất dần nội năng và sinh công, khi này V tăng, P giảm, T giảm</w:t>
+      </w:r>
+    </w:p>
+    <w:p>
+      <w:pPr>
+        <w:pStyle w:val="ListParagraph"/>
+        <w:numPr>
+          <w:ilvl w:val="0"/>
+          <w:numId w:val="2"/>
+        </w:numPr>
+        <w:rPr>
+          <w:rFonts w:eastAsiaTheme="minorEastAsia"/>
+          <w:lang w:val="en-US"/>
+        </w:rPr>
+      </w:pPr>
+      <w:r>
+        <w:rPr>
+          <w:rFonts w:eastAsiaTheme="minorEastAsia"/>
+          <w:lang w:val="en-US"/>
+        </w:rPr>
+        <w:t>Bước 3, thực hiện quá trình đẳng nhiệt</w:t>
+      </w:r>
+      <w:r>
+        <w:rPr>
+          <w:rFonts w:eastAsiaTheme="minorEastAsia"/>
+          <w:lang w:val="en-US"/>
+        </w:rPr>
+        <w:t>, nén khí do công từ môi trường</w:t>
+      </w:r>
+    </w:p>
+    <w:p>
+      <w:pPr>
+        <w:pStyle w:val="ListParagraph"/>
+        <w:numPr>
+          <w:ilvl w:val="0"/>
+          <w:numId w:val="2"/>
+        </w:numPr>
+        <w:rPr>
+          <w:rFonts w:eastAsiaTheme="minorEastAsia"/>
+          <w:lang w:val="en-US"/>
+        </w:rPr>
+      </w:pPr>
+      <w:r>
+        <w:rPr>
+          <w:rFonts w:eastAsiaTheme="minorEastAsia"/>
+          <w:lang w:val="en-US"/>
+        </w:rPr>
+        <w:t>Ngược với bước 1, môi trường sẽ là đối tượng thực hiện công vào hệ, công hệ nhận được = nhiệt lượng hệ tỏa ra, nhiệt lượng này được nguồn lạnh thu vào, khi này V giảm, P tăng, T không đổi</w:t>
+      </w:r>
+    </w:p>
+    <w:p>
+      <w:pPr>
+        <w:pStyle w:val="ListParagraph"/>
+        <w:numPr>
+          <w:ilvl w:val="0"/>
+          <w:numId w:val="2"/>
+        </w:numPr>
+        <w:rPr>
+          <w:rFonts w:eastAsiaTheme="minorEastAsia"/>
+          <w:lang w:val="en-US"/>
+        </w:rPr>
+      </w:pPr>
+      <w:r>
+        <w:rPr>
+          <w:rFonts w:eastAsiaTheme="minorEastAsia"/>
+          <w:lang w:val="en-US"/>
+        </w:rPr>
+        <w:t>Bước 4, thực hiện quá trình đoạn nhiệt</w:t>
+      </w:r>
+      <w:r>
+        <w:rPr>
+          <w:rFonts w:eastAsiaTheme="minorEastAsia"/>
+          <w:lang w:val="en-US"/>
+        </w:rPr>
+        <w:t>, nén khí tự nhiên</w:t>
+      </w:r>
+    </w:p>
+    <w:p>
+      <w:pPr>
+        <w:pStyle w:val="ListParagraph"/>
+        <w:numPr>
+          <w:ilvl w:val="0"/>
+          <w:numId w:val="2"/>
+        </w:numPr>
+        <w:rPr>
+          <w:rFonts w:eastAsiaTheme="minorEastAsia"/>
+          <w:lang w:val="en-US"/>
+        </w:rPr>
+      </w:pPr>
+      <w:r>
+        <w:rPr>
+          <w:rFonts w:eastAsiaTheme="minorEastAsia"/>
+          <w:lang w:val="en-US"/>
+        </w:rPr>
+        <w:t xml:space="preserve">Như bước 2, để yên đám khí cho nó di chuyển theo quán tính, khi này </w:t>
+      </w:r>
+      <w:r>
+        <w:rPr>
+          <w:rFonts w:eastAsiaTheme="minorEastAsia"/>
+          <w:lang w:val="en-US"/>
+        </w:rPr>
+        <w:t>công hệ nhận được sẽ được chuyển trực tiếp thành nội năng, khi này V giảm, P tăng, T tăng, phục hồi lại trạng thái ban đầu</w:t>
+      </w:r>
+    </w:p>
+    <w:p>
+      <w:pPr>
+        <w:pStyle w:val="ListParagraph"/>
+        <w:numPr>
+          <w:ilvl w:val="0"/>
+          <w:numId w:val="2"/>
+        </w:numPr>
+        <w:rPr>
+          <w:rFonts w:eastAsiaTheme="minorEastAsia"/>
+          <w:lang w:val="en-US"/>
+        </w:rPr>
+      </w:pPr>
+      <w:r>
+        <w:rPr>
+          <w:rFonts w:eastAsiaTheme="minorEastAsia"/>
+          <w:lang w:val="en-US"/>
+        </w:rPr>
+        <w:t>Đây là chu trình thuận, ở chu trình này, công do hệ thực hiện ra môi trường &gt; công môi trường tác dụng ngược vào hệ, nên tổng lại hệ thực hiện công, công này = nhiệt lượng nguồn nóng cấp cho hệ – nhiệt lượng nguồn lạnh nhận được từ hệ</w:t>
+      </w:r>
+    </w:p>
+    <w:p>
+      <w:pPr>
+        <w:pStyle w:val="ListParagraph"/>
+        <w:numPr>
+          <w:ilvl w:val="0"/>
+          <w:numId w:val="2"/>
+        </w:numPr>
+        <w:rPr>
+          <w:rFonts w:eastAsiaTheme="minorEastAsia"/>
+          <w:lang w:val="en-US"/>
+        </w:rPr>
+      </w:pPr>
+      <w:r>
+        <w:rPr>
+          <w:rFonts w:eastAsiaTheme="minorEastAsia"/>
+          <w:lang w:val="en-US"/>
+        </w:rPr>
+        <w:t>Người ta tính được độ biến thiên Entropy của đám khí trong chu trình Carnot = 0</w:t>
+      </w:r>
+    </w:p>
+    <w:p>
+      <w:pPr>
+        <w:pStyle w:val="ListParagraph"/>
+        <w:numPr>
+          <w:ilvl w:val="0"/>
+          <w:numId w:val="2"/>
+        </w:numPr>
+        <w:rPr>
+          <w:rFonts w:eastAsiaTheme="minorEastAsia"/>
+          <w:lang w:val="en-US"/>
+        </w:rPr>
+      </w:pPr>
+      <w:r>
+        <w:rPr>
+          <w:rFonts w:eastAsiaTheme="minorEastAsia"/>
+          <w:lang w:val="en-US"/>
+        </w:rPr>
+        <w:t>Bản chất khi nguồn lạnh thu nhiệt là nó đang cung cấp nhiệt cho khối khí, nhưng nhiệt này âm, nghĩa là bước 3 và 4 bản chất tương đương bước 1 và 2 nhưng với ngu</w:t>
+      </w:r>
+      <w:r>
+        <w:rPr>
+          <w:rFonts w:eastAsiaTheme="minorEastAsia"/>
+          <w:lang w:val="en-US"/>
+        </w:rPr>
+        <w:t>ồn nhiệt khác nhau, mở rộng ra, 1 khối khí luôn trải qua 1 chu trình lặp lại bước 1 và 2, nhận hoặc tỏa nhiệt rồi giãn hoặc nén đẳng nhiệt, sau đó giãn hoặc nén đoạn nhiệt tự nhiên</w:t>
+      </w:r>
+      <w:r>
+        <w:rPr>
+          <w:rFonts w:eastAsiaTheme="minorEastAsia"/>
+          <w:lang w:val="en-US"/>
+        </w:rPr>
+        <w:t>, rồi lại tiếp tục nhận hoặc tỏa nhiệt, …</w:t>
+      </w:r>
+    </w:p>
+    <w:p>
+      <w:pPr>
+        <w:pStyle w:val="ListParagraph"/>
+        <w:numPr>
+          <w:ilvl w:val="0"/>
+          <w:numId w:val="2"/>
+        </w:numPr>
+        <w:rPr>
+          <w:rFonts w:eastAsiaTheme="minorEastAsia"/>
+          <w:lang w:val="en-US"/>
+        </w:rPr>
+      </w:pPr>
+      <w:r>
+        <w:rPr>
+          <w:rFonts w:eastAsiaTheme="minorEastAsia"/>
+          <w:lang w:val="en-US"/>
+        </w:rPr>
+        <w:t>Đảo ngược chu trình</w:t>
+      </w:r>
+      <w:r>
+        <w:rPr>
+          <w:rFonts w:eastAsiaTheme="minorEastAsia"/>
+          <w:lang w:val="en-US"/>
+        </w:rPr>
+        <w:t xml:space="preserve"> thì cũng tương tự, nhưng nhiệt lượng sẽ chuyển từ nguồn lạnh sang nguồn nóng, nhiệt lượng nguồn lạnh cấp &lt; nhiệt lượng nguồn nóng thu vào, do trong quá trình môi trường thực hiện nhiều công vào hệ hơn hệ thực hiện vào môi trường, ứng dụng vào việc duy trì nguồn lạnh = công ở ngoài</w:t>
+      </w:r>
+    </w:p>
+    <w:p>
+      <w:pPr>
+        <w:pStyle w:val="ListParagraph"/>
+        <w:numPr>
+          <w:ilvl w:val="0"/>
+          <w:numId w:val="2"/>
+        </w:numPr>
+        <w:rPr>
+          <w:rFonts w:eastAsiaTheme="minorEastAsia"/>
+          <w:lang w:val="en-US"/>
+        </w:rPr>
+      </w:pPr>
+      <w:r>
+        <w:rPr>
+          <w:rFonts w:eastAsiaTheme="minorEastAsia"/>
+          <w:lang w:val="en-US"/>
+        </w:rPr>
+        <w:t>Hiệu suất của chu trình Carnot</w:t>
+      </w:r>
+      <w:r>
+        <w:rPr>
+          <w:rFonts w:eastAsiaTheme="minorEastAsia"/>
+          <w:lang w:val="en-US"/>
+        </w:rPr>
+        <w:t xml:space="preserve"> thuận</w:t>
+      </w:r>
+      <w:r>
+        <w:rPr>
+          <w:rFonts w:eastAsiaTheme="minorEastAsia"/>
+          <w:lang w:val="en-US"/>
+        </w:rPr>
+        <w:t xml:space="preserve"> được tính theo công thức, giả sử nhiệt độ Kelvin nguồn nóng và lạnh không đổi và = T</w:t>
+      </w:r>
+      <w:r>
+        <w:rPr>
+          <w:rFonts w:eastAsiaTheme="minorEastAsia"/>
+          <w:vertAlign w:val="subscript"/>
+          <w:lang w:val="en-US"/>
+        </w:rPr>
+        <w:t>1</w:t>
+      </w:r>
+      <w:r>
+        <w:rPr>
+          <w:rFonts w:eastAsiaTheme="minorEastAsia"/>
+          <w:lang w:val="en-US"/>
+        </w:rPr>
+        <w:t xml:space="preserve"> và T</w:t>
+      </w:r>
+      <w:r>
+        <w:rPr>
+          <w:rFonts w:eastAsiaTheme="minorEastAsia"/>
+          <w:vertAlign w:val="subscript"/>
+          <w:lang w:val="en-US"/>
+        </w:rPr>
+        <w:t>2</w:t>
+      </w:r>
+    </w:p>
+    <w:p>
+      <w:pPr>
+        <w:pStyle w:val="ListParagraph"/>
+        <w:pBdr>
+          <w:top w:val="single" w:sz="4" w:space="1" w:color="auto"/>
+          <w:left w:val="single" w:sz="4" w:space="4" w:color="auto"/>
+          <w:bottom w:val="single" w:sz="4" w:space="1" w:color="auto"/>
+          <w:right w:val="single" w:sz="4" w:space="4" w:color="auto"/>
+        </w:pBdr>
+        <w:ind w:left="1080"/>
+        <w:rPr>
+          <w:rFonts w:eastAsiaTheme="minorEastAsia"/>
+          <w:lang w:val="en-US"/>
+        </w:rPr>
+      </w:pPr>
+      <m:oMath>
+        <m:r>
+          <w:rPr>
+            <w:rFonts w:ascii="Cambria Math" w:eastAsiaTheme="minorEastAsia" w:hAnsi="Cambria Math"/>
+            <w:lang w:val="en-US"/>
+          </w:rPr>
+          <m:t>η=1-</m:t>
+        </m:r>
+        <m:f>
+          <m:fPr>
+            <m:ctrlPr>
+              <w:rPr>
+                <w:rFonts w:ascii="Cambria Math" w:eastAsiaTheme="minorEastAsia" w:hAnsi="Cambria Math"/>
+                <w:i/>
+                <w:lang w:val="en-US"/>
+              </w:rPr>
+            </m:ctrlPr>
+          </m:fPr>
+          <m:num>
+            <m:sSub>
+              <m:sSubPr>
+                <m:ctrlPr>
+                  <w:rPr>
+                    <w:rFonts w:ascii="Cambria Math" w:eastAsiaTheme="minorEastAsia" w:hAnsi="Cambria Math"/>
+                    <w:i/>
+                    <w:lang w:val="en-US"/>
+                  </w:rPr>
+                </m:ctrlPr>
+              </m:sSubPr>
+              <m:e>
+                <m:r>
+                  <w:rPr>
+                    <w:rFonts w:ascii="Cambria Math" w:eastAsiaTheme="minorEastAsia" w:hAnsi="Cambria Math"/>
+                    <w:lang w:val="en-US"/>
+                  </w:rPr>
                   <m:t>T</m:t>
                 </m:r>
               </m:e>
@@ -11989,6 +12662,26 @@
           <w:lang w:val="en-US"/>
         </w:rPr>
         <w:t xml:space="preserve"> </w:t>
+      </w:r>
+    </w:p>
+    <w:p>
+      <w:pPr>
+        <w:pStyle w:val="ListParagraph"/>
+        <w:numPr>
+          <w:ilvl w:val="0"/>
+          <w:numId w:val="2"/>
+        </w:numPr>
+        <w:rPr>
+          <w:rFonts w:eastAsiaTheme="minorEastAsia"/>
+          <w:lang w:val="en-US"/>
+        </w:rPr>
+      </w:pPr>
+      <w:r>
+        <w:rPr>
+          <w:rFonts w:eastAsiaTheme="minorEastAsia"/>
+          <w:lang w:val="en-US"/>
+        </w:rPr>
+        <w:t>Nó tương đương tỉ lệ giữa công động cơ thực hiện ra môi trường mỗi chu trình / nhiệt hấp thụ từ nguồn nóng mỗi chu trình</w:t>
       </w:r>
     </w:p>
     <w:p>
@@ -12187,6 +12880,26 @@
         <w:pStyle w:val="ListParagraph"/>
         <w:numPr>
           <w:ilvl w:val="0"/>
+          <w:numId w:val="2"/>
+        </w:numPr>
+        <w:rPr>
+          <w:rFonts w:eastAsiaTheme="minorEastAsia"/>
+          <w:lang w:val="en-US"/>
+        </w:rPr>
+      </w:pPr>
+      <w:r>
+        <w:rPr>
+          <w:rFonts w:eastAsiaTheme="minorEastAsia"/>
+          <w:lang w:val="en-US"/>
+        </w:rPr>
+        <w:t>Nó tương đương lượng nhiệt nguồn lạnh bị lấy đi mỗi chu trình / công chúng ta truyền vào cho tủ lạnh</w:t>
+      </w:r>
+    </w:p>
+    <w:p>
+      <w:pPr>
+        <w:pStyle w:val="ListParagraph"/>
+        <w:numPr>
+          <w:ilvl w:val="0"/>
           <w:numId w:val="8"/>
         </w:numPr>
         <w:rPr>
@@ -12199,7 +12912,117 @@
           <w:rFonts w:eastAsiaTheme="minorEastAsia"/>
           <w:lang w:val="en-US"/>
         </w:rPr>
+        <w:t>Chu trình Stirling?</w:t>
+      </w:r>
+    </w:p>
+    <w:p>
+      <w:pPr>
+        <w:pStyle w:val="ListParagraph"/>
+        <w:ind w:left="1080"/>
+        <w:rPr>
+          <w:rFonts w:eastAsiaTheme="minorEastAsia"/>
+          <w:lang w:val="en-US"/>
+        </w:rPr>
+      </w:pPr>
+      <w:r>
+        <w:rPr>
+          <w:noProof/>
+        </w:rPr>
         <w:lastRenderedPageBreak/>
+        <w:drawing>
+          <wp:inline distT="0" distB="0" distL="0" distR="0" wp14:anchorId="1E8F552C" wp14:editId="0FA8E331">
+            <wp:extent cx="2667000" cy="2129938"/>
+            <wp:effectExtent l="0" t="0" r="0" b="3810"/>
+            <wp:docPr id="714600982" name="Picture 2"/>
+            <wp:cNvGraphicFramePr>
+              <a:graphicFrameLocks xmlns:a="http://schemas.openxmlformats.org/drawingml/2006/main" noChangeAspect="1"/>
+            </wp:cNvGraphicFramePr>
+            <a:graphic xmlns:a="http://schemas.openxmlformats.org/drawingml/2006/main">
+              <a:graphicData uri="http://schemas.openxmlformats.org/drawingml/2006/picture">
+                <pic:pic xmlns:pic="http://schemas.openxmlformats.org/drawingml/2006/picture">
+                  <pic:nvPicPr>
+                    <pic:cNvPr id="0" name="Picture 3"/>
+                    <pic:cNvPicPr>
+                      <a:picLocks noChangeAspect="1" noChangeArrowheads="1"/>
+                    </pic:cNvPicPr>
+                  </pic:nvPicPr>
+                  <pic:blipFill>
+                    <a:blip r:embed="rId8">
+                      <a:extLst>
+                        <a:ext uri="{28A0092B-C50C-407E-A947-70E740481C1C}">
+                          <a14:useLocalDpi xmlns:a14="http://schemas.microsoft.com/office/drawing/2010/main" val="0"/>
+                        </a:ext>
+                      </a:extLst>
+                    </a:blip>
+                    <a:srcRect/>
+                    <a:stretch>
+                      <a:fillRect/>
+                    </a:stretch>
+                  </pic:blipFill>
+                  <pic:spPr bwMode="auto">
+                    <a:xfrm>
+                      <a:off x="0" y="0"/>
+                      <a:ext cx="2673864" cy="2135419"/>
+                    </a:xfrm>
+                    <a:prstGeom prst="rect">
+                      <a:avLst/>
+                    </a:prstGeom>
+                    <a:noFill/>
+                    <a:ln>
+                      <a:noFill/>
+                    </a:ln>
+                  </pic:spPr>
+                </pic:pic>
+              </a:graphicData>
+            </a:graphic>
+          </wp:inline>
+        </w:drawing>
+      </w:r>
+    </w:p>
+    <w:p>
+      <w:pPr>
+        <w:pStyle w:val="ListParagraph"/>
+        <w:numPr>
+          <w:ilvl w:val="0"/>
+          <w:numId w:val="2"/>
+        </w:numPr>
+        <w:rPr>
+          <w:rFonts w:eastAsiaTheme="minorEastAsia"/>
+          <w:lang w:val="en-US"/>
+        </w:rPr>
+      </w:pPr>
+      <w:r>
+        <w:rPr>
+          <w:rFonts w:eastAsiaTheme="minorEastAsia"/>
+          <w:lang w:val="en-US"/>
+        </w:rPr>
+        <w:t xml:space="preserve">Thuận nghịch, </w:t>
+      </w:r>
+      <w:r>
+        <w:rPr>
+          <w:rFonts w:eastAsiaTheme="minorEastAsia"/>
+          <w:lang w:val="en-US"/>
+        </w:rPr>
+        <w:t>không làm biến thiên Entropy của khí</w:t>
+      </w:r>
+    </w:p>
+    <w:p>
+      <w:pPr>
+        <w:pStyle w:val="ListParagraph"/>
+        <w:numPr>
+          <w:ilvl w:val="0"/>
+          <w:numId w:val="8"/>
+        </w:numPr>
+        <w:rPr>
+          <w:rFonts w:eastAsiaTheme="minorEastAsia"/>
+          <w:lang w:val="en-US"/>
+        </w:rPr>
+      </w:pPr>
+      <w:r>
+        <w:rPr>
+          <w:rFonts w:eastAsiaTheme="minorEastAsia"/>
+          <w:lang w:val="en-US"/>
+        </w:rPr>
         <w:t>Động Cơ Thuận Nghịch?</w:t>
       </w:r>
     </w:p>
@@ -12287,21 +13110,102 @@
           <w:rFonts w:eastAsiaTheme="minorEastAsia"/>
           <w:lang w:val="en-US"/>
         </w:rPr>
-        <w:t xml:space="preserve">Giả sử đám khí lí tưởng nhận nhiệt lượng Q, T không đổi, khi này độ biến thiên Entropy </w:t>
-      </w:r>
-      <w:r>
-        <w:rPr>
-          <w:rFonts w:eastAsiaTheme="minorEastAsia"/>
-          <w:lang w:val="en-US"/>
-        </w:rPr>
-        <w:sym w:font="Symbol" w:char="F044"/>
-      </w:r>
-      <w:r>
-        <w:rPr>
-          <w:rFonts w:eastAsiaTheme="minorEastAsia"/>
-          <w:lang w:val="en-US"/>
-        </w:rPr>
-        <w:t>S = Q / T</w:t>
+        <w:t xml:space="preserve">Giả sử </w:t>
+      </w:r>
+      <w:r>
+        <w:rPr>
+          <w:rFonts w:eastAsiaTheme="minorEastAsia"/>
+          <w:lang w:val="en-US"/>
+        </w:rPr>
+        <w:t xml:space="preserve">1 hệ </w:t>
+      </w:r>
+      <w:r>
+        <w:rPr>
+          <w:rFonts w:eastAsiaTheme="minorEastAsia"/>
+          <w:lang w:val="en-US"/>
+        </w:rPr>
+        <w:t xml:space="preserve">nhận nhiệt lượng </w:t>
+      </w:r>
+      <w:r>
+        <w:rPr>
+          <w:lang w:val="en-US"/>
+        </w:rPr>
+        <w:t>d</w:t>
+      </w:r>
+      <w:r>
+        <w:rPr>
+          <w:rFonts w:eastAsiaTheme="minorEastAsia"/>
+          <w:lang w:val="en-US"/>
+        </w:rPr>
+        <w:t>Q</w:t>
+      </w:r>
+      <w:r>
+        <w:rPr>
+          <w:rFonts w:eastAsiaTheme="minorEastAsia"/>
+          <w:lang w:val="en-US"/>
+        </w:rPr>
+        <w:t xml:space="preserve"> rất nhỏ</w:t>
+      </w:r>
+      <w:r>
+        <w:rPr>
+          <w:rFonts w:eastAsiaTheme="minorEastAsia"/>
+          <w:lang w:val="en-US"/>
+        </w:rPr>
+        <w:t>,</w:t>
+      </w:r>
+      <w:r>
+        <w:rPr>
+          <w:rFonts w:eastAsiaTheme="minorEastAsia"/>
+          <w:lang w:val="en-US"/>
+        </w:rPr>
+        <w:t xml:space="preserve"> coi như </w:t>
+      </w:r>
+      <w:r>
+        <w:rPr>
+          <w:rFonts w:eastAsiaTheme="minorEastAsia"/>
+          <w:lang w:val="en-US"/>
+        </w:rPr>
+        <w:t>T không đổi, khi này độ biến thiên Entropy</w:t>
+      </w:r>
+      <w:r>
+        <w:rPr>
+          <w:rFonts w:eastAsiaTheme="minorEastAsia"/>
+          <w:lang w:val="en-US"/>
+        </w:rPr>
+        <w:t xml:space="preserve"> của hệ là</w:t>
+      </w:r>
+      <w:r>
+        <w:rPr>
+          <w:rFonts w:eastAsiaTheme="minorEastAsia"/>
+          <w:lang w:val="en-US"/>
+        </w:rPr>
+        <w:t xml:space="preserve"> </w:t>
+      </w:r>
+      <w:r>
+        <w:rPr>
+          <w:lang w:val="en-US"/>
+        </w:rPr>
+        <w:t>d</w:t>
+      </w:r>
+      <w:r>
+        <w:rPr>
+          <w:rFonts w:eastAsiaTheme="minorEastAsia"/>
+          <w:lang w:val="en-US"/>
+        </w:rPr>
+        <w:t xml:space="preserve">S = </w:t>
+      </w:r>
+      <w:r>
+        <w:rPr>
+          <w:lang w:val="en-US"/>
+        </w:rPr>
+        <w:t>d</w:t>
+      </w:r>
+      <w:r>
+        <w:rPr>
+          <w:rFonts w:eastAsiaTheme="minorEastAsia"/>
+          <w:lang w:val="en-US"/>
+        </w:rPr>
+        <w:t>Q / T</w:t>
       </w:r>
     </w:p>
     <w:p>
@@ -12321,7 +13225,55 @@
           <w:rFonts w:eastAsiaTheme="minorEastAsia"/>
           <w:lang w:val="en-US"/>
         </w:rPr>
-        <w:t>Trong quá trình đẳng áp, độ biến thiên Entropy là</w:t>
+        <w:t>Entropy là hàm của trạng thái</w:t>
+      </w:r>
+    </w:p>
+    <w:p>
+      <w:pPr>
+        <w:pStyle w:val="ListParagraph"/>
+        <w:numPr>
+          <w:ilvl w:val="0"/>
+          <w:numId w:val="2"/>
+        </w:numPr>
+        <w:rPr>
+          <w:rFonts w:eastAsiaTheme="minorEastAsia"/>
+          <w:lang w:val="en-US"/>
+        </w:rPr>
+      </w:pPr>
+      <w:r>
+        <w:rPr>
+          <w:rFonts w:eastAsiaTheme="minorEastAsia"/>
+          <w:lang w:val="en-US"/>
+        </w:rPr>
+        <w:t xml:space="preserve">Trong quá trình đẳng áp, </w:t>
+      </w:r>
+      <w:r>
+        <w:rPr>
+          <w:rFonts w:eastAsiaTheme="minorEastAsia"/>
+          <w:lang w:val="en-US"/>
+        </w:rPr>
+        <w:t>hiệu</w:t>
+      </w:r>
+      <w:r>
+        <w:rPr>
+          <w:rFonts w:eastAsiaTheme="minorEastAsia"/>
+          <w:lang w:val="en-US"/>
+        </w:rPr>
+        <w:t xml:space="preserve"> Entropy</w:t>
+      </w:r>
+      <w:r>
+        <w:rPr>
+          <w:rFonts w:eastAsiaTheme="minorEastAsia"/>
+          <w:lang w:val="en-US"/>
+        </w:rPr>
+        <w:t xml:space="preserve"> của đám khí giữa cuối quá trình với đầu quá trình</w:t>
+      </w:r>
+      <w:r>
+        <w:rPr>
+          <w:rFonts w:eastAsiaTheme="minorEastAsia"/>
+          <w:lang w:val="en-US"/>
+        </w:rPr>
+        <w:t xml:space="preserve"> là</w:t>
       </w:r>
     </w:p>
     <w:p>
@@ -12382,6 +13334,332 @@
             <w:lang w:val="en-US"/>
           </w:rPr>
           <m:t>ln</m:t>
+        </m:r>
+        <m:d>
+          <m:dPr>
+            <m:ctrlPr>
+              <w:rPr>
+                <w:rFonts w:ascii="Cambria Math" w:eastAsiaTheme="minorEastAsia" w:hAnsi="Cambria Math"/>
+                <w:i/>
+                <w:lang w:val="en-US"/>
+              </w:rPr>
+            </m:ctrlPr>
+          </m:dPr>
+          <m:e>
+            <m:f>
+              <m:fPr>
+                <m:ctrlPr>
+                  <w:rPr>
+                    <w:rFonts w:ascii="Cambria Math" w:eastAsiaTheme="minorEastAsia" w:hAnsi="Cambria Math"/>
+                    <w:i/>
+                    <w:lang w:val="en-US"/>
+                  </w:rPr>
+                </m:ctrlPr>
+              </m:fPr>
+              <m:num>
+                <m:sSub>
+                  <m:sSubPr>
+                    <m:ctrlPr>
+                      <w:rPr>
+                        <w:rFonts w:ascii="Cambria Math" w:eastAsiaTheme="minorEastAsia" w:hAnsi="Cambria Math"/>
+                        <w:i/>
+                        <w:lang w:val="en-US"/>
+                      </w:rPr>
+                    </m:ctrlPr>
+                  </m:sSubPr>
+                  <m:e>
+                    <m:r>
+                      <w:rPr>
+                        <w:rFonts w:ascii="Cambria Math" w:eastAsiaTheme="minorEastAsia" w:hAnsi="Cambria Math"/>
+                        <w:lang w:val="en-US"/>
+                      </w:rPr>
+                      <m:t>T</m:t>
+                    </m:r>
+                  </m:e>
+                  <m:sub>
+                    <m:r>
+                      <w:rPr>
+                        <w:rFonts w:ascii="Cambria Math" w:eastAsiaTheme="minorEastAsia" w:hAnsi="Cambria Math"/>
+                        <w:lang w:val="en-US"/>
+                      </w:rPr>
+                      <m:t>2</m:t>
+                    </m:r>
+                  </m:sub>
+                </m:sSub>
+              </m:num>
+              <m:den>
+                <m:sSub>
+                  <m:sSubPr>
+                    <m:ctrlPr>
+                      <w:rPr>
+                        <w:rFonts w:ascii="Cambria Math" w:eastAsiaTheme="minorEastAsia" w:hAnsi="Cambria Math"/>
+                        <w:i/>
+                        <w:lang w:val="en-US"/>
+                      </w:rPr>
+                    </m:ctrlPr>
+                  </m:sSubPr>
+                  <m:e>
+                    <m:r>
+                      <w:rPr>
+                        <w:rFonts w:ascii="Cambria Math" w:eastAsiaTheme="minorEastAsia" w:hAnsi="Cambria Math"/>
+                        <w:lang w:val="en-US"/>
+                      </w:rPr>
+                      <m:t>T</m:t>
+                    </m:r>
+                  </m:e>
+                  <m:sub>
+                    <m:r>
+                      <w:rPr>
+                        <w:rFonts w:ascii="Cambria Math" w:eastAsiaTheme="minorEastAsia" w:hAnsi="Cambria Math"/>
+                        <w:lang w:val="en-US"/>
+                      </w:rPr>
+                      <m:t>1</m:t>
+                    </m:r>
+                  </m:sub>
+                </m:sSub>
+              </m:den>
+            </m:f>
+          </m:e>
+        </m:d>
+      </m:oMath>
+      <w:r>
+        <w:rPr>
+          <w:rFonts w:eastAsiaTheme="minorEastAsia"/>
+          <w:lang w:val="en-US"/>
+        </w:rPr>
+        <w:t xml:space="preserve"> </w:t>
+      </w:r>
+    </w:p>
+    <w:p>
+      <w:pPr>
+        <w:pStyle w:val="ListParagraph"/>
+        <w:numPr>
+          <w:ilvl w:val="0"/>
+          <w:numId w:val="2"/>
+        </w:numPr>
+        <w:rPr>
+          <w:rFonts w:eastAsiaTheme="minorEastAsia"/>
+          <w:lang w:val="en-US"/>
+        </w:rPr>
+      </w:pPr>
+      <w:r>
+        <w:rPr>
+          <w:rFonts w:eastAsiaTheme="minorEastAsia"/>
+          <w:lang w:val="en-US"/>
+        </w:rPr>
+        <w:t xml:space="preserve">Trong quá trình đẳng tích, </w:t>
+      </w:r>
+      <w:r>
+        <w:rPr>
+          <w:rFonts w:eastAsiaTheme="minorEastAsia"/>
+          <w:lang w:val="en-US"/>
+        </w:rPr>
+        <w:t>hiệu Entropy của đám khí giữa cuối quá trình với đầu quá trình</w:t>
+      </w:r>
+      <w:r>
+        <w:rPr>
+          <w:rFonts w:eastAsiaTheme="minorEastAsia"/>
+          <w:lang w:val="en-US"/>
+        </w:rPr>
+        <w:t xml:space="preserve"> là</w:t>
+      </w:r>
+    </w:p>
+    <w:p>
+      <w:pPr>
+        <w:pStyle w:val="ListParagraph"/>
+        <w:pBdr>
+          <w:top w:val="single" w:sz="4" w:space="1" w:color="auto"/>
+          <w:left w:val="single" w:sz="4" w:space="4" w:color="auto"/>
+          <w:bottom w:val="single" w:sz="4" w:space="1" w:color="auto"/>
+          <w:right w:val="single" w:sz="4" w:space="4" w:color="auto"/>
+        </w:pBdr>
+        <w:ind w:left="1080"/>
+        <w:rPr>
+          <w:rFonts w:eastAsiaTheme="minorEastAsia"/>
+          <w:lang w:val="en-US"/>
+        </w:rPr>
+      </w:pPr>
+      <m:oMath>
+        <m:r>
+          <w:rPr>
+            <w:rFonts w:ascii="Cambria Math" w:eastAsiaTheme="minorEastAsia" w:hAnsi="Cambria Math"/>
+            <w:lang w:val="en-US"/>
+          </w:rPr>
+          <m:t>∆S=n</m:t>
+        </m:r>
+        <m:sSub>
+          <m:sSubPr>
+            <m:ctrlPr>
+              <w:rPr>
+                <w:rFonts w:ascii="Cambria Math" w:eastAsiaTheme="minorEastAsia" w:hAnsi="Cambria Math"/>
+                <w:i/>
+                <w:lang w:val="en-US"/>
+              </w:rPr>
+            </m:ctrlPr>
+          </m:sSubPr>
+          <m:e>
+            <m:r>
+              <w:rPr>
+                <w:rFonts w:ascii="Cambria Math" w:eastAsiaTheme="minorEastAsia" w:hAnsi="Cambria Math"/>
+                <w:lang w:val="en-US"/>
+              </w:rPr>
+              <m:t>C</m:t>
+            </m:r>
+          </m:e>
+          <m:sub>
+            <m:r>
+              <w:rPr>
+                <w:rFonts w:ascii="Cambria Math" w:eastAsiaTheme="minorEastAsia" w:hAnsi="Cambria Math"/>
+                <w:lang w:val="en-US"/>
+              </w:rPr>
+              <m:t>v</m:t>
+            </m:r>
+          </m:sub>
+        </m:sSub>
+        <m:r>
+          <w:rPr>
+            <w:rFonts w:ascii="Cambria Math" w:eastAsiaTheme="minorEastAsia" w:hAnsi="Cambria Math"/>
+            <w:lang w:val="en-US"/>
+          </w:rPr>
+          <m:t>ln</m:t>
+        </m:r>
+        <m:d>
+          <m:dPr>
+            <m:ctrlPr>
+              <w:rPr>
+                <w:rFonts w:ascii="Cambria Math" w:eastAsiaTheme="minorEastAsia" w:hAnsi="Cambria Math"/>
+                <w:i/>
+                <w:lang w:val="en-US"/>
+              </w:rPr>
+            </m:ctrlPr>
+          </m:dPr>
+          <m:e>
+            <m:f>
+              <m:fPr>
+                <m:ctrlPr>
+                  <w:rPr>
+                    <w:rFonts w:ascii="Cambria Math" w:eastAsiaTheme="minorEastAsia" w:hAnsi="Cambria Math"/>
+                    <w:i/>
+                    <w:lang w:val="en-US"/>
+                  </w:rPr>
+                </m:ctrlPr>
+              </m:fPr>
+              <m:num>
+                <m:sSub>
+                  <m:sSubPr>
+                    <m:ctrlPr>
+                      <w:rPr>
+                        <w:rFonts w:ascii="Cambria Math" w:eastAsiaTheme="minorEastAsia" w:hAnsi="Cambria Math"/>
+                        <w:i/>
+                        <w:lang w:val="en-US"/>
+                      </w:rPr>
+                    </m:ctrlPr>
+                  </m:sSubPr>
+                  <m:e>
+                    <m:r>
+                      <w:rPr>
+                        <w:rFonts w:ascii="Cambria Math" w:eastAsiaTheme="minorEastAsia" w:hAnsi="Cambria Math"/>
+                        <w:lang w:val="en-US"/>
+                      </w:rPr>
+                      <m:t>T</m:t>
+                    </m:r>
+                  </m:e>
+                  <m:sub>
+                    <m:r>
+                      <w:rPr>
+                        <w:rFonts w:ascii="Cambria Math" w:eastAsiaTheme="minorEastAsia" w:hAnsi="Cambria Math"/>
+                        <w:lang w:val="en-US"/>
+                      </w:rPr>
+                      <m:t>2</m:t>
+                    </m:r>
+                  </m:sub>
+                </m:sSub>
+              </m:num>
+              <m:den>
+                <m:sSub>
+                  <m:sSubPr>
+                    <m:ctrlPr>
+                      <w:rPr>
+                        <w:rFonts w:ascii="Cambria Math" w:eastAsiaTheme="minorEastAsia" w:hAnsi="Cambria Math"/>
+                        <w:i/>
+                        <w:lang w:val="en-US"/>
+                      </w:rPr>
+                    </m:ctrlPr>
+                  </m:sSubPr>
+                  <m:e>
+                    <m:r>
+                      <w:rPr>
+                        <w:rFonts w:ascii="Cambria Math" w:eastAsiaTheme="minorEastAsia" w:hAnsi="Cambria Math"/>
+                        <w:lang w:val="en-US"/>
+                      </w:rPr>
+                      <m:t>T</m:t>
+                    </m:r>
+                  </m:e>
+                  <m:sub>
+                    <m:r>
+                      <w:rPr>
+                        <w:rFonts w:ascii="Cambria Math" w:eastAsiaTheme="minorEastAsia" w:hAnsi="Cambria Math"/>
+                        <w:lang w:val="en-US"/>
+                      </w:rPr>
+                      <m:t>1</m:t>
+                    </m:r>
+                  </m:sub>
+                </m:sSub>
+              </m:den>
+            </m:f>
+          </m:e>
+        </m:d>
+      </m:oMath>
+      <w:r>
+        <w:rPr>
+          <w:rFonts w:eastAsiaTheme="minorEastAsia"/>
+          <w:lang w:val="en-US"/>
+        </w:rPr>
+        <w:t xml:space="preserve"> </w:t>
+      </w:r>
+    </w:p>
+    <w:p>
+      <w:pPr>
+        <w:pStyle w:val="ListParagraph"/>
+        <w:numPr>
+          <w:ilvl w:val="0"/>
+          <w:numId w:val="2"/>
+        </w:numPr>
+        <w:rPr>
+          <w:rFonts w:eastAsiaTheme="minorEastAsia"/>
+          <w:lang w:val="en-US"/>
+        </w:rPr>
+      </w:pPr>
+      <w:r>
+        <w:rPr>
+          <w:rFonts w:eastAsiaTheme="minorEastAsia"/>
+          <w:lang w:val="en-US"/>
+        </w:rPr>
+        <w:t>Trong quá trình đẳng nhiệt, hiệu Entropy của đám khí giữa cuối quá trình với đầu quá trình là</w:t>
+      </w:r>
+    </w:p>
+    <w:p>
+      <w:pPr>
+        <w:pStyle w:val="ListParagraph"/>
+        <w:pBdr>
+          <w:top w:val="single" w:sz="4" w:space="1" w:color="auto"/>
+          <w:left w:val="single" w:sz="4" w:space="4" w:color="auto"/>
+          <w:bottom w:val="single" w:sz="4" w:space="1" w:color="auto"/>
+          <w:right w:val="single" w:sz="4" w:space="4" w:color="auto"/>
+        </w:pBdr>
+        <w:ind w:left="1080"/>
+        <w:rPr>
+          <w:rFonts w:eastAsiaTheme="minorEastAsia"/>
+          <w:lang w:val="en-US"/>
+        </w:rPr>
+      </w:pPr>
+      <m:oMath>
+        <m:r>
+          <w:rPr>
+            <w:rFonts w:ascii="Cambria Math" w:eastAsiaTheme="minorEastAsia" w:hAnsi="Cambria Math"/>
+            <w:lang w:val="en-US"/>
+          </w:rPr>
+          <m:t>∆S=nRln</m:t>
         </m:r>
         <m:d>
           <m:dPr>
@@ -12495,7 +13773,47 @@
           <w:rFonts w:eastAsiaTheme="minorEastAsia"/>
           <w:lang w:val="en-US"/>
         </w:rPr>
-        <w:t>Trong quá trình đẳng tích, độ biến thiên Entropy là</w:t>
+        <w:t>Trong quá trình đoạn nhiệt, độ biến thiên Entropy = 0</w:t>
+      </w:r>
+    </w:p>
+    <w:p>
+      <w:pPr>
+        <w:pStyle w:val="ListParagraph"/>
+        <w:numPr>
+          <w:ilvl w:val="0"/>
+          <w:numId w:val="2"/>
+        </w:numPr>
+        <w:rPr>
+          <w:rFonts w:eastAsiaTheme="minorEastAsia"/>
+          <w:lang w:val="en-US"/>
+        </w:rPr>
+      </w:pPr>
+      <w:r>
+        <w:rPr>
+          <w:rFonts w:eastAsiaTheme="minorEastAsia"/>
+          <w:lang w:val="en-US"/>
+        </w:rPr>
+        <w:t>Trong 1 chu trình, tức là 1 vòng tròn kín, độ biến thiên Entropy = 0</w:t>
+      </w:r>
+    </w:p>
+    <w:p>
+      <w:pPr>
+        <w:pStyle w:val="ListParagraph"/>
+        <w:numPr>
+          <w:ilvl w:val="0"/>
+          <w:numId w:val="2"/>
+        </w:numPr>
+        <w:rPr>
+          <w:rFonts w:eastAsiaTheme="minorEastAsia"/>
+          <w:lang w:val="en-US"/>
+        </w:rPr>
+      </w:pPr>
+      <w:r>
+        <w:rPr>
+          <w:rFonts w:eastAsiaTheme="minorEastAsia"/>
+          <w:lang w:val="en-US"/>
+        </w:rPr>
+        <w:t>Tổng quát, trong quá trình bất kì</w:t>
       </w:r>
     </w:p>
     <w:p>
@@ -12520,6 +13838,135 @@
             <w:lang w:val="en-US"/>
           </w:rPr>
           <m:t>∆S=n</m:t>
+        </m:r>
+        <m:sSub>
+          <m:sSubPr>
+            <m:ctrlPr>
+              <w:rPr>
+                <w:rFonts w:ascii="Cambria Math" w:eastAsiaTheme="minorEastAsia" w:hAnsi="Cambria Math"/>
+                <w:i/>
+                <w:lang w:val="en-US"/>
+              </w:rPr>
+            </m:ctrlPr>
+          </m:sSubPr>
+          <m:e>
+            <m:r>
+              <w:rPr>
+                <w:rFonts w:ascii="Cambria Math" w:eastAsiaTheme="minorEastAsia" w:hAnsi="Cambria Math"/>
+                <w:lang w:val="en-US"/>
+              </w:rPr>
+              <m:t>C</m:t>
+            </m:r>
+          </m:e>
+          <m:sub>
+            <m:r>
+              <w:rPr>
+                <w:rFonts w:ascii="Cambria Math" w:eastAsiaTheme="minorEastAsia" w:hAnsi="Cambria Math"/>
+                <w:lang w:val="en-US"/>
+              </w:rPr>
+              <m:t>p</m:t>
+            </m:r>
+          </m:sub>
+        </m:sSub>
+        <m:r>
+          <w:rPr>
+            <w:rFonts w:ascii="Cambria Math" w:eastAsiaTheme="minorEastAsia" w:hAnsi="Cambria Math"/>
+            <w:lang w:val="en-US"/>
+          </w:rPr>
+          <m:t>ln</m:t>
+        </m:r>
+        <m:d>
+          <m:dPr>
+            <m:ctrlPr>
+              <w:rPr>
+                <w:rFonts w:ascii="Cambria Math" w:eastAsiaTheme="minorEastAsia" w:hAnsi="Cambria Math"/>
+                <w:i/>
+                <w:lang w:val="en-US"/>
+              </w:rPr>
+            </m:ctrlPr>
+          </m:dPr>
+          <m:e>
+            <m:f>
+              <m:fPr>
+                <m:ctrlPr>
+                  <w:rPr>
+                    <w:rFonts w:ascii="Cambria Math" w:eastAsiaTheme="minorEastAsia" w:hAnsi="Cambria Math"/>
+                    <w:i/>
+                    <w:lang w:val="en-US"/>
+                  </w:rPr>
+                </m:ctrlPr>
+              </m:fPr>
+              <m:num>
+                <m:sSub>
+                  <m:sSubPr>
+                    <m:ctrlPr>
+                      <w:rPr>
+                        <w:rFonts w:ascii="Cambria Math" w:eastAsiaTheme="minorEastAsia" w:hAnsi="Cambria Math"/>
+                        <w:i/>
+                        <w:lang w:val="en-US"/>
+                      </w:rPr>
+                    </m:ctrlPr>
+                  </m:sSubPr>
+                  <m:e>
+                    <m:r>
+                      <w:rPr>
+                        <w:rFonts w:ascii="Cambria Math" w:eastAsiaTheme="minorEastAsia" w:hAnsi="Cambria Math"/>
+                        <w:lang w:val="en-US"/>
+                      </w:rPr>
+                      <m:t>V</m:t>
+                    </m:r>
+                  </m:e>
+                  <m:sub>
+                    <m:r>
+                      <w:rPr>
+                        <w:rFonts w:ascii="Cambria Math" w:eastAsiaTheme="minorEastAsia" w:hAnsi="Cambria Math"/>
+                        <w:lang w:val="en-US"/>
+                      </w:rPr>
+                      <m:t>2</m:t>
+                    </m:r>
+                  </m:sub>
+                </m:sSub>
+              </m:num>
+              <m:den>
+                <m:sSub>
+                  <m:sSubPr>
+                    <m:ctrlPr>
+                      <w:rPr>
+                        <w:rFonts w:ascii="Cambria Math" w:eastAsiaTheme="minorEastAsia" w:hAnsi="Cambria Math"/>
+                        <w:i/>
+                        <w:lang w:val="en-US"/>
+                      </w:rPr>
+                    </m:ctrlPr>
+                  </m:sSubPr>
+                  <m:e>
+                    <m:r>
+                      <w:rPr>
+                        <w:rFonts w:ascii="Cambria Math" w:eastAsiaTheme="minorEastAsia" w:hAnsi="Cambria Math"/>
+                        <w:lang w:val="en-US"/>
+                      </w:rPr>
+                      <m:t>V</m:t>
+                    </m:r>
+                  </m:e>
+                  <m:sub>
+                    <m:r>
+                      <w:rPr>
+                        <w:rFonts w:ascii="Cambria Math" w:eastAsiaTheme="minorEastAsia" w:hAnsi="Cambria Math"/>
+                        <w:lang w:val="en-US"/>
+                      </w:rPr>
+                      <m:t>1</m:t>
+                    </m:r>
+                  </m:sub>
+                </m:sSub>
+              </m:den>
+            </m:f>
+          </m:e>
+        </m:d>
+        <m:r>
+          <w:rPr>
+            <w:rFonts w:ascii="Cambria Math" w:eastAsiaTheme="minorEastAsia" w:hAnsi="Cambria Math"/>
+            <w:lang w:val="en-US"/>
+          </w:rPr>
+          <m:t>+n</m:t>
         </m:r>
         <m:sSub>
           <m:sSubPr>
@@ -12657,6 +14104,1156 @@
         <w:pStyle w:val="ListParagraph"/>
         <w:numPr>
           <w:ilvl w:val="0"/>
+          <w:numId w:val="2"/>
+        </w:numPr>
+        <w:rPr>
+          <w:rFonts w:eastAsiaTheme="minorEastAsia"/>
+          <w:lang w:val="en-US"/>
+        </w:rPr>
+      </w:pPr>
+      <w:r>
+        <w:rPr>
+          <w:rFonts w:eastAsiaTheme="minorEastAsia"/>
+          <w:lang w:val="en-US"/>
+        </w:rPr>
+        <w:t>Cho 1 hệ A đặt cạnh 1 hệ B, nhiệt độ ban đầu lần lượt là T</w:t>
+      </w:r>
+      <w:r>
+        <w:rPr>
+          <w:rFonts w:eastAsiaTheme="minorEastAsia"/>
+          <w:vertAlign w:val="subscript"/>
+          <w:lang w:val="en-US"/>
+        </w:rPr>
+        <w:t>A</w:t>
+      </w:r>
+      <w:r>
+        <w:rPr>
+          <w:rFonts w:eastAsiaTheme="minorEastAsia"/>
+          <w:lang w:val="en-US"/>
+        </w:rPr>
+        <w:t xml:space="preserve"> và T</w:t>
+      </w:r>
+      <w:r>
+        <w:rPr>
+          <w:rFonts w:eastAsiaTheme="minorEastAsia"/>
+          <w:vertAlign w:val="subscript"/>
+          <w:lang w:val="en-US"/>
+        </w:rPr>
+        <w:t>B</w:t>
+      </w:r>
+      <w:r>
+        <w:rPr>
+          <w:rFonts w:eastAsiaTheme="minorEastAsia"/>
+          <w:vertAlign w:val="subscript"/>
+          <w:lang w:val="en-US"/>
+        </w:rPr>
+        <w:t xml:space="preserve"> </w:t>
+      </w:r>
+      <w:r>
+        <w:rPr>
+          <w:rFonts w:eastAsiaTheme="minorEastAsia"/>
+          <w:lang w:val="en-US"/>
+        </w:rPr>
+        <w:t>&gt; T</w:t>
+      </w:r>
+      <w:r>
+        <w:rPr>
+          <w:rFonts w:eastAsiaTheme="minorEastAsia"/>
+          <w:vertAlign w:val="subscript"/>
+          <w:lang w:val="en-US"/>
+        </w:rPr>
+        <w:t>A</w:t>
+      </w:r>
+      <w:r>
+        <w:rPr>
+          <w:rFonts w:eastAsiaTheme="minorEastAsia"/>
+          <w:lang w:val="en-US"/>
+        </w:rPr>
+        <w:t>, nhiệt lượng cần truyền vào hệ để nó tăng 1 độ Kelvin lần lượt là C</w:t>
+      </w:r>
+      <w:r>
+        <w:rPr>
+          <w:rFonts w:eastAsiaTheme="minorEastAsia"/>
+          <w:vertAlign w:val="subscript"/>
+          <w:lang w:val="en-US"/>
+        </w:rPr>
+        <w:t>A</w:t>
+      </w:r>
+      <w:r>
+        <w:rPr>
+          <w:rFonts w:eastAsiaTheme="minorEastAsia"/>
+          <w:lang w:val="en-US"/>
+        </w:rPr>
+        <w:t xml:space="preserve"> và C</w:t>
+      </w:r>
+      <w:r>
+        <w:rPr>
+          <w:rFonts w:eastAsiaTheme="minorEastAsia"/>
+          <w:vertAlign w:val="subscript"/>
+          <w:lang w:val="en-US"/>
+        </w:rPr>
+        <w:t>B</w:t>
+      </w:r>
+      <w:r>
+        <w:rPr>
+          <w:rFonts w:eastAsiaTheme="minorEastAsia"/>
+          <w:lang w:val="en-US"/>
+        </w:rPr>
+        <w:t>, yên tâm nhiệt lượng này không đổi nếu khối lượng hệ không đổi, khi này xảy ra sự truyền nhiệt từ B sang A để tiến tới trạng thái cân bằng, để</w:t>
+      </w:r>
+      <w:r>
+        <w:rPr>
+          <w:rFonts w:eastAsiaTheme="minorEastAsia"/>
+          <w:lang w:val="en-US"/>
+        </w:rPr>
+        <w:t xml:space="preserve"> ý thấy tại mọi thời điểm tốc độ nhận nhiệt của A phải = tốc độ thải nhiệt của B, từ đó lập phương trình vi phân và giải, ta được nhiệt độ của cả 2 hệ ở trạng thái cân bằng là</w:t>
+      </w:r>
+    </w:p>
+    <w:p>
+      <w:pPr>
+        <w:pStyle w:val="ListParagraph"/>
+        <w:pBdr>
+          <w:top w:val="single" w:sz="4" w:space="1" w:color="auto"/>
+          <w:left w:val="single" w:sz="4" w:space="4" w:color="auto"/>
+          <w:bottom w:val="single" w:sz="4" w:space="1" w:color="auto"/>
+          <w:right w:val="single" w:sz="4" w:space="4" w:color="auto"/>
+        </w:pBdr>
+        <w:ind w:left="1080"/>
+        <w:rPr>
+          <w:rFonts w:eastAsiaTheme="minorEastAsia"/>
+          <w:lang w:val="en-US"/>
+        </w:rPr>
+      </w:pPr>
+      <m:oMath>
+        <m:r>
+          <w:rPr>
+            <w:rFonts w:ascii="Cambria Math" w:eastAsiaTheme="minorEastAsia" w:hAnsi="Cambria Math"/>
+            <w:lang w:val="en-US"/>
+          </w:rPr>
+          <m:t>T=</m:t>
+        </m:r>
+        <m:f>
+          <m:fPr>
+            <m:ctrlPr>
+              <w:rPr>
+                <w:rFonts w:ascii="Cambria Math" w:eastAsiaTheme="minorEastAsia" w:hAnsi="Cambria Math"/>
+                <w:i/>
+                <w:lang w:val="en-US"/>
+              </w:rPr>
+            </m:ctrlPr>
+          </m:fPr>
+          <m:num>
+            <m:sSub>
+              <m:sSubPr>
+                <m:ctrlPr>
+                  <w:rPr>
+                    <w:rFonts w:ascii="Cambria Math" w:eastAsiaTheme="minorEastAsia" w:hAnsi="Cambria Math"/>
+                    <w:i/>
+                    <w:lang w:val="en-US"/>
+                  </w:rPr>
+                </m:ctrlPr>
+              </m:sSubPr>
+              <m:e>
+                <m:r>
+                  <w:rPr>
+                    <w:rFonts w:ascii="Cambria Math" w:eastAsiaTheme="minorEastAsia" w:hAnsi="Cambria Math"/>
+                    <w:lang w:val="en-US"/>
+                  </w:rPr>
+                  <m:t>C</m:t>
+                </m:r>
+              </m:e>
+              <m:sub>
+                <m:r>
+                  <w:rPr>
+                    <w:rFonts w:ascii="Cambria Math" w:eastAsiaTheme="minorEastAsia" w:hAnsi="Cambria Math"/>
+                    <w:lang w:val="en-US"/>
+                  </w:rPr>
+                  <m:t>A</m:t>
+                </m:r>
+              </m:sub>
+            </m:sSub>
+            <m:sSub>
+              <m:sSubPr>
+                <m:ctrlPr>
+                  <w:rPr>
+                    <w:rFonts w:ascii="Cambria Math" w:eastAsiaTheme="minorEastAsia" w:hAnsi="Cambria Math"/>
+                    <w:i/>
+                    <w:lang w:val="en-US"/>
+                  </w:rPr>
+                </m:ctrlPr>
+              </m:sSubPr>
+              <m:e>
+                <m:r>
+                  <w:rPr>
+                    <w:rFonts w:ascii="Cambria Math" w:eastAsiaTheme="minorEastAsia" w:hAnsi="Cambria Math"/>
+                    <w:lang w:val="en-US"/>
+                  </w:rPr>
+                  <m:t>T</m:t>
+                </m:r>
+              </m:e>
+              <m:sub>
+                <m:r>
+                  <w:rPr>
+                    <w:rFonts w:ascii="Cambria Math" w:eastAsiaTheme="minorEastAsia" w:hAnsi="Cambria Math"/>
+                    <w:lang w:val="en-US"/>
+                  </w:rPr>
+                  <m:t>A</m:t>
+                </m:r>
+              </m:sub>
+            </m:sSub>
+            <m:r>
+              <w:rPr>
+                <w:rFonts w:ascii="Cambria Math" w:eastAsiaTheme="minorEastAsia" w:hAnsi="Cambria Math"/>
+                <w:lang w:val="en-US"/>
+              </w:rPr>
+              <m:t xml:space="preserve"> + </m:t>
+            </m:r>
+            <m:sSub>
+              <m:sSubPr>
+                <m:ctrlPr>
+                  <w:rPr>
+                    <w:rFonts w:ascii="Cambria Math" w:eastAsiaTheme="minorEastAsia" w:hAnsi="Cambria Math"/>
+                    <w:i/>
+                    <w:lang w:val="en-US"/>
+                  </w:rPr>
+                </m:ctrlPr>
+              </m:sSubPr>
+              <m:e>
+                <m:r>
+                  <w:rPr>
+                    <w:rFonts w:ascii="Cambria Math" w:eastAsiaTheme="minorEastAsia" w:hAnsi="Cambria Math"/>
+                    <w:lang w:val="en-US"/>
+                  </w:rPr>
+                  <m:t>C</m:t>
+                </m:r>
+              </m:e>
+              <m:sub>
+                <m:r>
+                  <w:rPr>
+                    <w:rFonts w:ascii="Cambria Math" w:eastAsiaTheme="minorEastAsia" w:hAnsi="Cambria Math"/>
+                    <w:lang w:val="en-US"/>
+                  </w:rPr>
+                  <m:t>B</m:t>
+                </m:r>
+              </m:sub>
+            </m:sSub>
+            <m:sSub>
+              <m:sSubPr>
+                <m:ctrlPr>
+                  <w:rPr>
+                    <w:rFonts w:ascii="Cambria Math" w:eastAsiaTheme="minorEastAsia" w:hAnsi="Cambria Math"/>
+                    <w:i/>
+                    <w:lang w:val="en-US"/>
+                  </w:rPr>
+                </m:ctrlPr>
+              </m:sSubPr>
+              <m:e>
+                <m:r>
+                  <w:rPr>
+                    <w:rFonts w:ascii="Cambria Math" w:eastAsiaTheme="minorEastAsia" w:hAnsi="Cambria Math"/>
+                    <w:lang w:val="en-US"/>
+                  </w:rPr>
+                  <m:t>T</m:t>
+                </m:r>
+              </m:e>
+              <m:sub>
+                <m:r>
+                  <w:rPr>
+                    <w:rFonts w:ascii="Cambria Math" w:eastAsiaTheme="minorEastAsia" w:hAnsi="Cambria Math"/>
+                    <w:lang w:val="en-US"/>
+                  </w:rPr>
+                  <m:t>B</m:t>
+                </m:r>
+              </m:sub>
+            </m:sSub>
+          </m:num>
+          <m:den>
+            <m:sSub>
+              <m:sSubPr>
+                <m:ctrlPr>
+                  <w:rPr>
+                    <w:rFonts w:ascii="Cambria Math" w:eastAsiaTheme="minorEastAsia" w:hAnsi="Cambria Math"/>
+                    <w:i/>
+                    <w:lang w:val="en-US"/>
+                  </w:rPr>
+                </m:ctrlPr>
+              </m:sSubPr>
+              <m:e>
+                <m:r>
+                  <w:rPr>
+                    <w:rFonts w:ascii="Cambria Math" w:eastAsiaTheme="minorEastAsia" w:hAnsi="Cambria Math"/>
+                    <w:lang w:val="en-US"/>
+                  </w:rPr>
+                  <m:t>C</m:t>
+                </m:r>
+              </m:e>
+              <m:sub>
+                <m:r>
+                  <w:rPr>
+                    <w:rFonts w:ascii="Cambria Math" w:eastAsiaTheme="minorEastAsia" w:hAnsi="Cambria Math"/>
+                    <w:lang w:val="en-US"/>
+                  </w:rPr>
+                  <m:t>A</m:t>
+                </m:r>
+              </m:sub>
+            </m:sSub>
+            <m:r>
+              <w:rPr>
+                <w:rFonts w:ascii="Cambria Math" w:eastAsiaTheme="minorEastAsia" w:hAnsi="Cambria Math"/>
+                <w:lang w:val="en-US"/>
+              </w:rPr>
+              <m:t xml:space="preserve"> + </m:t>
+            </m:r>
+            <m:sSub>
+              <m:sSubPr>
+                <m:ctrlPr>
+                  <w:rPr>
+                    <w:rFonts w:ascii="Cambria Math" w:eastAsiaTheme="minorEastAsia" w:hAnsi="Cambria Math"/>
+                    <w:i/>
+                    <w:lang w:val="en-US"/>
+                  </w:rPr>
+                </m:ctrlPr>
+              </m:sSubPr>
+              <m:e>
+                <m:r>
+                  <w:rPr>
+                    <w:rFonts w:ascii="Cambria Math" w:eastAsiaTheme="minorEastAsia" w:hAnsi="Cambria Math"/>
+                    <w:lang w:val="en-US"/>
+                  </w:rPr>
+                  <m:t>C</m:t>
+                </m:r>
+              </m:e>
+              <m:sub>
+                <m:r>
+                  <w:rPr>
+                    <w:rFonts w:ascii="Cambria Math" w:eastAsiaTheme="minorEastAsia" w:hAnsi="Cambria Math"/>
+                    <w:lang w:val="en-US"/>
+                  </w:rPr>
+                  <m:t>B</m:t>
+                </m:r>
+              </m:sub>
+            </m:sSub>
+          </m:den>
+        </m:f>
+      </m:oMath>
+      <w:r>
+        <w:rPr>
+          <w:rFonts w:eastAsiaTheme="minorEastAsia"/>
+          <w:lang w:val="en-US"/>
+        </w:rPr>
+        <w:t xml:space="preserve"> </w:t>
+      </w:r>
+    </w:p>
+    <w:p>
+      <w:pPr>
+        <w:pStyle w:val="ListParagraph"/>
+        <w:numPr>
+          <w:ilvl w:val="0"/>
+          <w:numId w:val="2"/>
+        </w:numPr>
+        <w:rPr>
+          <w:rFonts w:eastAsiaTheme="minorEastAsia"/>
+          <w:lang w:val="en-US"/>
+        </w:rPr>
+      </w:pPr>
+      <w:r>
+        <w:rPr>
+          <w:rFonts w:eastAsiaTheme="minorEastAsia"/>
+          <w:lang w:val="en-US"/>
+        </w:rPr>
+        <w:t>Entropy của cả hệ sẽ = Entropy hệ A + Entropy hệ B, ta có hiệu Entropy giữa thời điểm cân bằng và thời điểm ban đầu của cả hệ là</w:t>
+      </w:r>
+    </w:p>
+    <w:p>
+      <w:pPr>
+        <w:pStyle w:val="ListParagraph"/>
+        <w:pBdr>
+          <w:top w:val="single" w:sz="4" w:space="1" w:color="auto"/>
+          <w:left w:val="single" w:sz="4" w:space="4" w:color="auto"/>
+          <w:bottom w:val="single" w:sz="4" w:space="1" w:color="auto"/>
+          <w:right w:val="single" w:sz="4" w:space="4" w:color="auto"/>
+        </w:pBdr>
+        <w:ind w:left="1080"/>
+        <w:rPr>
+          <w:rFonts w:eastAsiaTheme="minorEastAsia"/>
+          <w:lang w:val="en-US"/>
+        </w:rPr>
+      </w:pPr>
+      <m:oMath>
+        <m:r>
+          <w:rPr>
+            <w:rFonts w:ascii="Cambria Math" w:eastAsiaTheme="minorEastAsia" w:hAnsi="Cambria Math"/>
+            <w:lang w:val="en-US"/>
+          </w:rPr>
+          <w:lastRenderedPageBreak/>
+          <m:t>∆S=</m:t>
+        </m:r>
+        <m:sSub>
+          <m:sSubPr>
+            <m:ctrlPr>
+              <w:rPr>
+                <w:rFonts w:ascii="Cambria Math" w:eastAsiaTheme="minorEastAsia" w:hAnsi="Cambria Math"/>
+                <w:i/>
+                <w:lang w:val="en-US"/>
+              </w:rPr>
+            </m:ctrlPr>
+          </m:sSubPr>
+          <m:e>
+            <m:r>
+              <w:rPr>
+                <w:rFonts w:ascii="Cambria Math" w:eastAsiaTheme="minorEastAsia" w:hAnsi="Cambria Math"/>
+                <w:lang w:val="en-US"/>
+              </w:rPr>
+              <m:t>∆S</m:t>
+            </m:r>
+          </m:e>
+          <m:sub>
+            <m:r>
+              <w:rPr>
+                <w:rFonts w:ascii="Cambria Math" w:eastAsiaTheme="minorEastAsia" w:hAnsi="Cambria Math"/>
+                <w:lang w:val="en-US"/>
+              </w:rPr>
+              <m:t>A</m:t>
+            </m:r>
+          </m:sub>
+        </m:sSub>
+        <m:r>
+          <w:rPr>
+            <w:rFonts w:ascii="Cambria Math" w:eastAsiaTheme="minorEastAsia" w:hAnsi="Cambria Math"/>
+            <w:lang w:val="en-US"/>
+          </w:rPr>
+          <m:t>+</m:t>
+        </m:r>
+        <m:sSub>
+          <m:sSubPr>
+            <m:ctrlPr>
+              <w:rPr>
+                <w:rFonts w:ascii="Cambria Math" w:eastAsiaTheme="minorEastAsia" w:hAnsi="Cambria Math"/>
+                <w:i/>
+                <w:lang w:val="en-US"/>
+              </w:rPr>
+            </m:ctrlPr>
+          </m:sSubPr>
+          <m:e>
+            <m:r>
+              <w:rPr>
+                <w:rFonts w:ascii="Cambria Math" w:eastAsiaTheme="minorEastAsia" w:hAnsi="Cambria Math"/>
+                <w:lang w:val="en-US"/>
+              </w:rPr>
+              <m:t>∆S</m:t>
+            </m:r>
+          </m:e>
+          <m:sub>
+            <m:r>
+              <w:rPr>
+                <w:rFonts w:ascii="Cambria Math" w:eastAsiaTheme="minorEastAsia" w:hAnsi="Cambria Math"/>
+                <w:lang w:val="en-US"/>
+              </w:rPr>
+              <m:t>B</m:t>
+            </m:r>
+          </m:sub>
+        </m:sSub>
+        <m:r>
+          <w:rPr>
+            <w:rFonts w:ascii="Cambria Math" w:eastAsiaTheme="minorEastAsia" w:hAnsi="Cambria Math"/>
+            <w:lang w:val="en-US"/>
+          </w:rPr>
+          <m:t>=</m:t>
+        </m:r>
+        <m:sSub>
+          <m:sSubPr>
+            <m:ctrlPr>
+              <w:rPr>
+                <w:rFonts w:ascii="Cambria Math" w:eastAsiaTheme="minorEastAsia" w:hAnsi="Cambria Math"/>
+                <w:i/>
+                <w:lang w:val="en-US"/>
+              </w:rPr>
+            </m:ctrlPr>
+          </m:sSubPr>
+          <m:e>
+            <m:r>
+              <w:rPr>
+                <w:rFonts w:ascii="Cambria Math" w:eastAsiaTheme="minorEastAsia" w:hAnsi="Cambria Math"/>
+                <w:lang w:val="en-US"/>
+              </w:rPr>
+              <m:t>C</m:t>
+            </m:r>
+          </m:e>
+          <m:sub>
+            <m:r>
+              <w:rPr>
+                <w:rFonts w:ascii="Cambria Math" w:eastAsiaTheme="minorEastAsia" w:hAnsi="Cambria Math"/>
+                <w:lang w:val="en-US"/>
+              </w:rPr>
+              <m:t>A</m:t>
+            </m:r>
+          </m:sub>
+        </m:sSub>
+        <m:r>
+          <w:rPr>
+            <w:rFonts w:ascii="Cambria Math" w:eastAsiaTheme="minorEastAsia" w:hAnsi="Cambria Math"/>
+            <w:lang w:val="en-US"/>
+          </w:rPr>
+          <m:t>ln</m:t>
+        </m:r>
+        <m:d>
+          <m:dPr>
+            <m:ctrlPr>
+              <w:rPr>
+                <w:rFonts w:ascii="Cambria Math" w:eastAsiaTheme="minorEastAsia" w:hAnsi="Cambria Math"/>
+                <w:i/>
+                <w:lang w:val="en-US"/>
+              </w:rPr>
+            </m:ctrlPr>
+          </m:dPr>
+          <m:e>
+            <m:f>
+              <m:fPr>
+                <m:ctrlPr>
+                  <w:rPr>
+                    <w:rFonts w:ascii="Cambria Math" w:eastAsiaTheme="minorEastAsia" w:hAnsi="Cambria Math"/>
+                    <w:i/>
+                    <w:lang w:val="en-US"/>
+                  </w:rPr>
+                </m:ctrlPr>
+              </m:fPr>
+              <m:num>
+                <m:r>
+                  <w:rPr>
+                    <w:rFonts w:ascii="Cambria Math" w:eastAsiaTheme="minorEastAsia" w:hAnsi="Cambria Math"/>
+                    <w:lang w:val="en-US"/>
+                  </w:rPr>
+                  <m:t>T</m:t>
+                </m:r>
+              </m:num>
+              <m:den>
+                <m:sSub>
+                  <m:sSubPr>
+                    <m:ctrlPr>
+                      <w:rPr>
+                        <w:rFonts w:ascii="Cambria Math" w:eastAsiaTheme="minorEastAsia" w:hAnsi="Cambria Math"/>
+                        <w:i/>
+                        <w:lang w:val="en-US"/>
+                      </w:rPr>
+                    </m:ctrlPr>
+                  </m:sSubPr>
+                  <m:e>
+                    <m:r>
+                      <w:rPr>
+                        <w:rFonts w:ascii="Cambria Math" w:eastAsiaTheme="minorEastAsia" w:hAnsi="Cambria Math"/>
+                        <w:lang w:val="en-US"/>
+                      </w:rPr>
+                      <m:t>T</m:t>
+                    </m:r>
+                  </m:e>
+                  <m:sub>
+                    <m:r>
+                      <w:rPr>
+                        <w:rFonts w:ascii="Cambria Math" w:eastAsiaTheme="minorEastAsia" w:hAnsi="Cambria Math"/>
+                        <w:lang w:val="en-US"/>
+                      </w:rPr>
+                      <m:t>A</m:t>
+                    </m:r>
+                  </m:sub>
+                </m:sSub>
+              </m:den>
+            </m:f>
+          </m:e>
+        </m:d>
+        <m:r>
+          <w:rPr>
+            <w:rFonts w:ascii="Cambria Math" w:eastAsiaTheme="minorEastAsia" w:hAnsi="Cambria Math"/>
+            <w:lang w:val="en-US"/>
+          </w:rPr>
+          <m:t>+</m:t>
+        </m:r>
+        <m:sSub>
+          <m:sSubPr>
+            <m:ctrlPr>
+              <w:rPr>
+                <w:rFonts w:ascii="Cambria Math" w:eastAsiaTheme="minorEastAsia" w:hAnsi="Cambria Math"/>
+                <w:i/>
+                <w:lang w:val="en-US"/>
+              </w:rPr>
+            </m:ctrlPr>
+          </m:sSubPr>
+          <m:e>
+            <m:r>
+              <w:rPr>
+                <w:rFonts w:ascii="Cambria Math" w:eastAsiaTheme="minorEastAsia" w:hAnsi="Cambria Math"/>
+                <w:lang w:val="en-US"/>
+              </w:rPr>
+              <m:t>C</m:t>
+            </m:r>
+          </m:e>
+          <m:sub>
+            <m:r>
+              <w:rPr>
+                <w:rFonts w:ascii="Cambria Math" w:eastAsiaTheme="minorEastAsia" w:hAnsi="Cambria Math"/>
+                <w:lang w:val="en-US"/>
+              </w:rPr>
+              <m:t>B</m:t>
+            </m:r>
+          </m:sub>
+        </m:sSub>
+        <m:r>
+          <w:rPr>
+            <w:rFonts w:ascii="Cambria Math" w:eastAsiaTheme="minorEastAsia" w:hAnsi="Cambria Math"/>
+            <w:lang w:val="en-US"/>
+          </w:rPr>
+          <m:t>ln</m:t>
+        </m:r>
+        <m:d>
+          <m:dPr>
+            <m:ctrlPr>
+              <w:rPr>
+                <w:rFonts w:ascii="Cambria Math" w:eastAsiaTheme="minorEastAsia" w:hAnsi="Cambria Math"/>
+                <w:i/>
+                <w:lang w:val="en-US"/>
+              </w:rPr>
+            </m:ctrlPr>
+          </m:dPr>
+          <m:e>
+            <m:f>
+              <m:fPr>
+                <m:ctrlPr>
+                  <w:rPr>
+                    <w:rFonts w:ascii="Cambria Math" w:eastAsiaTheme="minorEastAsia" w:hAnsi="Cambria Math"/>
+                    <w:i/>
+                    <w:lang w:val="en-US"/>
+                  </w:rPr>
+                </m:ctrlPr>
+              </m:fPr>
+              <m:num>
+                <m:r>
+                  <w:rPr>
+                    <w:rFonts w:ascii="Cambria Math" w:eastAsiaTheme="minorEastAsia" w:hAnsi="Cambria Math"/>
+                    <w:lang w:val="en-US"/>
+                  </w:rPr>
+                  <m:t>T</m:t>
+                </m:r>
+              </m:num>
+              <m:den>
+                <m:sSub>
+                  <m:sSubPr>
+                    <m:ctrlPr>
+                      <w:rPr>
+                        <w:rFonts w:ascii="Cambria Math" w:eastAsiaTheme="minorEastAsia" w:hAnsi="Cambria Math"/>
+                        <w:i/>
+                        <w:lang w:val="en-US"/>
+                      </w:rPr>
+                    </m:ctrlPr>
+                  </m:sSubPr>
+                  <m:e>
+                    <m:r>
+                      <w:rPr>
+                        <w:rFonts w:ascii="Cambria Math" w:eastAsiaTheme="minorEastAsia" w:hAnsi="Cambria Math"/>
+                        <w:lang w:val="en-US"/>
+                      </w:rPr>
+                      <m:t>T</m:t>
+                    </m:r>
+                  </m:e>
+                  <m:sub>
+                    <m:r>
+                      <w:rPr>
+                        <w:rFonts w:ascii="Cambria Math" w:eastAsiaTheme="minorEastAsia" w:hAnsi="Cambria Math"/>
+                        <w:lang w:val="en-US"/>
+                      </w:rPr>
+                      <m:t>B</m:t>
+                    </m:r>
+                  </m:sub>
+                </m:sSub>
+              </m:den>
+            </m:f>
+          </m:e>
+        </m:d>
+      </m:oMath>
+      <w:r>
+        <w:rPr>
+          <w:rFonts w:eastAsiaTheme="minorEastAsia"/>
+          <w:lang w:val="en-US"/>
+        </w:rPr>
+        <w:t xml:space="preserve"> </w:t>
+      </w:r>
+    </w:p>
+    <w:p>
+      <w:pPr>
+        <w:pStyle w:val="ListParagraph"/>
+        <w:numPr>
+          <w:ilvl w:val="0"/>
+          <w:numId w:val="2"/>
+        </w:numPr>
+        <w:rPr>
+          <w:rFonts w:eastAsiaTheme="minorEastAsia"/>
+          <w:lang w:val="en-US"/>
+        </w:rPr>
+      </w:pPr>
+      <w:r>
+        <w:rPr>
+          <w:rFonts w:eastAsiaTheme="minorEastAsia"/>
+          <w:lang w:val="en-US"/>
+        </w:rPr>
+        <w:t xml:space="preserve">Cũng trường hợp trên, nhưng A rắn, B lỏng, </w:t>
+      </w:r>
+      <w:r>
+        <w:rPr>
+          <w:rFonts w:eastAsiaTheme="minorEastAsia"/>
+          <w:lang w:val="en-US"/>
+        </w:rPr>
+        <w:t>B truyền nhiệt cho A để nó chuyển sang lỏng, khi chuyển từ rắn sang lỏng, nhiệt độ của A không đổi, chỉ có B là giảm đi, khi này nhiệt độ của B khi A chuyển hết sang lỏng là, gọi C</w:t>
+      </w:r>
+      <w:r>
+        <w:rPr>
+          <w:rFonts w:eastAsiaTheme="minorEastAsia"/>
+          <w:vertAlign w:val="subscript"/>
+          <w:lang w:val="en-US"/>
+        </w:rPr>
+        <w:t>A</w:t>
+      </w:r>
+      <w:r>
+        <w:rPr>
+          <w:rFonts w:eastAsiaTheme="minorEastAsia"/>
+          <w:lang w:val="en-US"/>
+        </w:rPr>
+        <w:t xml:space="preserve"> là nhiệt lượng cần truyền cho A để nó chuyển hết sang lỏng</w:t>
+      </w:r>
+    </w:p>
+    <w:p>
+      <w:pPr>
+        <w:pStyle w:val="ListParagraph"/>
+        <w:pBdr>
+          <w:top w:val="single" w:sz="4" w:space="1" w:color="auto"/>
+          <w:left w:val="single" w:sz="4" w:space="4" w:color="auto"/>
+          <w:bottom w:val="single" w:sz="4" w:space="1" w:color="auto"/>
+          <w:right w:val="single" w:sz="4" w:space="4" w:color="auto"/>
+        </w:pBdr>
+        <w:ind w:left="1080"/>
+        <w:rPr>
+          <w:rFonts w:eastAsiaTheme="minorEastAsia"/>
+          <w:lang w:val="en-US"/>
+        </w:rPr>
+      </w:pPr>
+      <m:oMath>
+        <m:sSub>
+          <m:sSubPr>
+            <m:ctrlPr>
+              <w:rPr>
+                <w:rFonts w:ascii="Cambria Math" w:eastAsiaTheme="minorEastAsia" w:hAnsi="Cambria Math"/>
+                <w:i/>
+                <w:lang w:val="en-US"/>
+              </w:rPr>
+            </m:ctrlPr>
+          </m:sSubPr>
+          <m:e>
+            <m:r>
+              <w:rPr>
+                <w:rFonts w:ascii="Cambria Math" w:eastAsiaTheme="minorEastAsia" w:hAnsi="Cambria Math"/>
+                <w:lang w:val="en-US"/>
+              </w:rPr>
+              <m:t>T</m:t>
+            </m:r>
+          </m:e>
+          <m:sub>
+            <m:r>
+              <w:rPr>
+                <w:rFonts w:ascii="Cambria Math" w:eastAsiaTheme="minorEastAsia" w:hAnsi="Cambria Math"/>
+                <w:lang w:val="en-US"/>
+              </w:rPr>
+              <m:t>B'</m:t>
+            </m:r>
+          </m:sub>
+        </m:sSub>
+        <m:r>
+          <w:rPr>
+            <w:rFonts w:ascii="Cambria Math" w:eastAsiaTheme="minorEastAsia" w:hAnsi="Cambria Math"/>
+            <w:lang w:val="en-US"/>
+          </w:rPr>
+          <m:t>=</m:t>
+        </m:r>
+        <m:sSub>
+          <m:sSubPr>
+            <m:ctrlPr>
+              <w:rPr>
+                <w:rFonts w:ascii="Cambria Math" w:eastAsiaTheme="minorEastAsia" w:hAnsi="Cambria Math"/>
+                <w:i/>
+                <w:lang w:val="en-US"/>
+              </w:rPr>
+            </m:ctrlPr>
+          </m:sSubPr>
+          <m:e>
+            <m:r>
+              <w:rPr>
+                <w:rFonts w:ascii="Cambria Math" w:eastAsiaTheme="minorEastAsia" w:hAnsi="Cambria Math"/>
+                <w:lang w:val="en-US"/>
+              </w:rPr>
+              <m:t>T</m:t>
+            </m:r>
+          </m:e>
+          <m:sub>
+            <m:r>
+              <w:rPr>
+                <w:rFonts w:ascii="Cambria Math" w:eastAsiaTheme="minorEastAsia" w:hAnsi="Cambria Math"/>
+                <w:lang w:val="en-US"/>
+              </w:rPr>
+              <m:t>B</m:t>
+            </m:r>
+          </m:sub>
+        </m:sSub>
+        <m:r>
+          <w:rPr>
+            <w:rFonts w:ascii="Cambria Math" w:eastAsiaTheme="minorEastAsia" w:hAnsi="Cambria Math"/>
+            <w:lang w:val="en-US"/>
+          </w:rPr>
+          <m:t>-</m:t>
+        </m:r>
+        <m:f>
+          <m:fPr>
+            <m:ctrlPr>
+              <w:rPr>
+                <w:rFonts w:ascii="Cambria Math" w:eastAsiaTheme="minorEastAsia" w:hAnsi="Cambria Math"/>
+                <w:i/>
+                <w:lang w:val="en-US"/>
+              </w:rPr>
+            </m:ctrlPr>
+          </m:fPr>
+          <m:num>
+            <m:sSub>
+              <m:sSubPr>
+                <m:ctrlPr>
+                  <w:rPr>
+                    <w:rFonts w:ascii="Cambria Math" w:eastAsiaTheme="minorEastAsia" w:hAnsi="Cambria Math"/>
+                    <w:i/>
+                    <w:lang w:val="en-US"/>
+                  </w:rPr>
+                </m:ctrlPr>
+              </m:sSubPr>
+              <m:e>
+                <m:r>
+                  <w:rPr>
+                    <w:rFonts w:ascii="Cambria Math" w:eastAsiaTheme="minorEastAsia" w:hAnsi="Cambria Math"/>
+                    <w:lang w:val="en-US"/>
+                  </w:rPr>
+                  <m:t>C</m:t>
+                </m:r>
+              </m:e>
+              <m:sub>
+                <m:r>
+                  <w:rPr>
+                    <w:rFonts w:ascii="Cambria Math" w:eastAsiaTheme="minorEastAsia" w:hAnsi="Cambria Math"/>
+                    <w:lang w:val="en-US"/>
+                  </w:rPr>
+                  <m:t>A</m:t>
+                </m:r>
+              </m:sub>
+            </m:sSub>
+            <m:r>
+              <w:rPr>
+                <w:rFonts w:ascii="Cambria Math" w:eastAsiaTheme="minorEastAsia" w:hAnsi="Cambria Math"/>
+                <w:lang w:val="en-US"/>
+              </w:rPr>
+              <m:t xml:space="preserve"> </m:t>
+            </m:r>
+          </m:num>
+          <m:den>
+            <m:sSub>
+              <m:sSubPr>
+                <m:ctrlPr>
+                  <w:rPr>
+                    <w:rFonts w:ascii="Cambria Math" w:eastAsiaTheme="minorEastAsia" w:hAnsi="Cambria Math"/>
+                    <w:i/>
+                    <w:lang w:val="en-US"/>
+                  </w:rPr>
+                </m:ctrlPr>
+              </m:sSubPr>
+              <m:e>
+                <m:r>
+                  <w:rPr>
+                    <w:rFonts w:ascii="Cambria Math" w:eastAsiaTheme="minorEastAsia" w:hAnsi="Cambria Math"/>
+                    <w:lang w:val="en-US"/>
+                  </w:rPr>
+                  <m:t>C</m:t>
+                </m:r>
+              </m:e>
+              <m:sub>
+                <m:r>
+                  <w:rPr>
+                    <w:rFonts w:ascii="Cambria Math" w:eastAsiaTheme="minorEastAsia" w:hAnsi="Cambria Math"/>
+                    <w:lang w:val="en-US"/>
+                  </w:rPr>
+                  <m:t>B</m:t>
+                </m:r>
+              </m:sub>
+            </m:sSub>
+          </m:den>
+        </m:f>
+      </m:oMath>
+      <w:r>
+        <w:rPr>
+          <w:rFonts w:eastAsiaTheme="minorEastAsia"/>
+          <w:lang w:val="en-US"/>
+        </w:rPr>
+        <w:t xml:space="preserve"> </w:t>
+      </w:r>
+    </w:p>
+    <w:p>
+      <w:pPr>
+        <w:pStyle w:val="ListParagraph"/>
+        <w:numPr>
+          <w:ilvl w:val="0"/>
+          <w:numId w:val="2"/>
+        </w:numPr>
+        <w:rPr>
+          <w:rFonts w:eastAsiaTheme="minorEastAsia"/>
+          <w:lang w:val="en-US"/>
+        </w:rPr>
+      </w:pPr>
+      <w:r>
+        <w:rPr>
+          <w:rFonts w:eastAsiaTheme="minorEastAsia"/>
+          <w:lang w:val="en-US"/>
+        </w:rPr>
+        <w:t>Hiệu Entropy của cả hệ giữa thời điểm A sang hết lỏng với thời điểm ban đầu là</w:t>
+      </w:r>
+    </w:p>
+    <w:p>
+      <w:pPr>
+        <w:pStyle w:val="ListParagraph"/>
+        <w:pBdr>
+          <w:top w:val="single" w:sz="4" w:space="1" w:color="auto"/>
+          <w:left w:val="single" w:sz="4" w:space="4" w:color="auto"/>
+          <w:bottom w:val="single" w:sz="4" w:space="1" w:color="auto"/>
+          <w:right w:val="single" w:sz="4" w:space="4" w:color="auto"/>
+        </w:pBdr>
+        <w:ind w:left="1080"/>
+        <w:rPr>
+          <w:rFonts w:eastAsiaTheme="minorEastAsia"/>
+          <w:lang w:val="en-US"/>
+        </w:rPr>
+      </w:pPr>
+      <m:oMath>
+        <m:r>
+          <w:rPr>
+            <w:rFonts w:ascii="Cambria Math" w:eastAsiaTheme="minorEastAsia" w:hAnsi="Cambria Math"/>
+            <w:lang w:val="en-US"/>
+          </w:rPr>
+          <m:t>∆S=</m:t>
+        </m:r>
+        <m:f>
+          <m:fPr>
+            <m:ctrlPr>
+              <w:rPr>
+                <w:rFonts w:ascii="Cambria Math" w:eastAsiaTheme="minorEastAsia" w:hAnsi="Cambria Math"/>
+                <w:i/>
+                <w:lang w:val="en-US"/>
+              </w:rPr>
+            </m:ctrlPr>
+          </m:fPr>
+          <m:num>
+            <m:sSub>
+              <m:sSubPr>
+                <m:ctrlPr>
+                  <w:rPr>
+                    <w:rFonts w:ascii="Cambria Math" w:eastAsiaTheme="minorEastAsia" w:hAnsi="Cambria Math"/>
+                    <w:i/>
+                    <w:lang w:val="en-US"/>
+                  </w:rPr>
+                </m:ctrlPr>
+              </m:sSubPr>
+              <m:e>
+                <m:r>
+                  <w:rPr>
+                    <w:rFonts w:ascii="Cambria Math" w:eastAsiaTheme="minorEastAsia" w:hAnsi="Cambria Math"/>
+                    <w:lang w:val="en-US"/>
+                  </w:rPr>
+                  <m:t>C</m:t>
+                </m:r>
+              </m:e>
+              <m:sub>
+                <m:r>
+                  <w:rPr>
+                    <w:rFonts w:ascii="Cambria Math" w:eastAsiaTheme="minorEastAsia" w:hAnsi="Cambria Math"/>
+                    <w:lang w:val="en-US"/>
+                  </w:rPr>
+                  <m:t>A</m:t>
+                </m:r>
+              </m:sub>
+            </m:sSub>
+          </m:num>
+          <m:den>
+            <m:sSub>
+              <m:sSubPr>
+                <m:ctrlPr>
+                  <w:rPr>
+                    <w:rFonts w:ascii="Cambria Math" w:eastAsiaTheme="minorEastAsia" w:hAnsi="Cambria Math"/>
+                    <w:i/>
+                    <w:lang w:val="en-US"/>
+                  </w:rPr>
+                </m:ctrlPr>
+              </m:sSubPr>
+              <m:e>
+                <m:r>
+                  <w:rPr>
+                    <w:rFonts w:ascii="Cambria Math" w:eastAsiaTheme="minorEastAsia" w:hAnsi="Cambria Math"/>
+                    <w:lang w:val="en-US"/>
+                  </w:rPr>
+                  <m:t>T</m:t>
+                </m:r>
+              </m:e>
+              <m:sub>
+                <m:r>
+                  <w:rPr>
+                    <w:rFonts w:ascii="Cambria Math" w:eastAsiaTheme="minorEastAsia" w:hAnsi="Cambria Math"/>
+                    <w:lang w:val="en-US"/>
+                  </w:rPr>
+                  <m:t>A</m:t>
+                </m:r>
+              </m:sub>
+            </m:sSub>
+          </m:den>
+        </m:f>
+        <m:r>
+          <w:rPr>
+            <w:rFonts w:ascii="Cambria Math" w:eastAsiaTheme="minorEastAsia" w:hAnsi="Cambria Math"/>
+            <w:lang w:val="en-US"/>
+          </w:rPr>
+          <m:t>+</m:t>
+        </m:r>
+        <m:sSub>
+          <m:sSubPr>
+            <m:ctrlPr>
+              <w:rPr>
+                <w:rFonts w:ascii="Cambria Math" w:eastAsiaTheme="minorEastAsia" w:hAnsi="Cambria Math"/>
+                <w:i/>
+                <w:lang w:val="en-US"/>
+              </w:rPr>
+            </m:ctrlPr>
+          </m:sSubPr>
+          <m:e>
+            <m:r>
+              <w:rPr>
+                <w:rFonts w:ascii="Cambria Math" w:eastAsiaTheme="minorEastAsia" w:hAnsi="Cambria Math"/>
+                <w:lang w:val="en-US"/>
+              </w:rPr>
+              <m:t>C</m:t>
+            </m:r>
+          </m:e>
+          <m:sub>
+            <m:r>
+              <w:rPr>
+                <w:rFonts w:ascii="Cambria Math" w:eastAsiaTheme="minorEastAsia" w:hAnsi="Cambria Math"/>
+                <w:lang w:val="en-US"/>
+              </w:rPr>
+              <m:t>B</m:t>
+            </m:r>
+          </m:sub>
+        </m:sSub>
+        <m:r>
+          <w:rPr>
+            <w:rFonts w:ascii="Cambria Math" w:eastAsiaTheme="minorEastAsia" w:hAnsi="Cambria Math"/>
+            <w:lang w:val="en-US"/>
+          </w:rPr>
+          <m:t>ln</m:t>
+        </m:r>
+        <m:d>
+          <m:dPr>
+            <m:ctrlPr>
+              <w:rPr>
+                <w:rFonts w:ascii="Cambria Math" w:eastAsiaTheme="minorEastAsia" w:hAnsi="Cambria Math"/>
+                <w:i/>
+                <w:lang w:val="en-US"/>
+              </w:rPr>
+            </m:ctrlPr>
+          </m:dPr>
+          <m:e>
+            <m:f>
+              <m:fPr>
+                <m:ctrlPr>
+                  <w:rPr>
+                    <w:rFonts w:ascii="Cambria Math" w:eastAsiaTheme="minorEastAsia" w:hAnsi="Cambria Math"/>
+                    <w:i/>
+                    <w:lang w:val="en-US"/>
+                  </w:rPr>
+                </m:ctrlPr>
+              </m:fPr>
+              <m:num>
+                <m:sSub>
+                  <m:sSubPr>
+                    <m:ctrlPr>
+                      <w:rPr>
+                        <w:rFonts w:ascii="Cambria Math" w:eastAsiaTheme="minorEastAsia" w:hAnsi="Cambria Math"/>
+                        <w:i/>
+                        <w:lang w:val="en-US"/>
+                      </w:rPr>
+                    </m:ctrlPr>
+                  </m:sSubPr>
+                  <m:e>
+                    <m:r>
+                      <w:rPr>
+                        <w:rFonts w:ascii="Cambria Math" w:eastAsiaTheme="minorEastAsia" w:hAnsi="Cambria Math"/>
+                        <w:lang w:val="en-US"/>
+                      </w:rPr>
+                      <m:t>T</m:t>
+                    </m:r>
+                  </m:e>
+                  <m:sub>
+                    <m:r>
+                      <w:rPr>
+                        <w:rFonts w:ascii="Cambria Math" w:eastAsiaTheme="minorEastAsia" w:hAnsi="Cambria Math"/>
+                        <w:lang w:val="en-US"/>
+                      </w:rPr>
+                      <m:t>B'</m:t>
+                    </m:r>
+                  </m:sub>
+                </m:sSub>
+              </m:num>
+              <m:den>
+                <m:sSub>
+                  <m:sSubPr>
+                    <m:ctrlPr>
+                      <w:rPr>
+                        <w:rFonts w:ascii="Cambria Math" w:eastAsiaTheme="minorEastAsia" w:hAnsi="Cambria Math"/>
+                        <w:i/>
+                        <w:lang w:val="en-US"/>
+                      </w:rPr>
+                    </m:ctrlPr>
+                  </m:sSubPr>
+                  <m:e>
+                    <m:r>
+                      <w:rPr>
+                        <w:rFonts w:ascii="Cambria Math" w:eastAsiaTheme="minorEastAsia" w:hAnsi="Cambria Math"/>
+                        <w:lang w:val="en-US"/>
+                      </w:rPr>
+                      <m:t>T</m:t>
+                    </m:r>
+                  </m:e>
+                  <m:sub>
+                    <m:r>
+                      <w:rPr>
+                        <w:rFonts w:ascii="Cambria Math" w:eastAsiaTheme="minorEastAsia" w:hAnsi="Cambria Math"/>
+                        <w:lang w:val="en-US"/>
+                      </w:rPr>
+                      <m:t>B</m:t>
+                    </m:r>
+                  </m:sub>
+                </m:sSub>
+              </m:den>
+            </m:f>
+          </m:e>
+        </m:d>
+      </m:oMath>
+      <w:r>
+        <w:rPr>
+          <w:rFonts w:eastAsiaTheme="minorEastAsia"/>
+          <w:lang w:val="en-US"/>
+        </w:rPr>
+        <w:t xml:space="preserve"> </w:t>
+      </w:r>
+    </w:p>
+    <w:p>
+      <w:pPr>
+        <w:pStyle w:val="ListParagraph"/>
+        <w:numPr>
+          <w:ilvl w:val="0"/>
           <w:numId w:val="8"/>
         </w:numPr>
         <w:rPr>
@@ -13162,7 +15759,7 @@
                     <pic:cNvPicPr/>
                   </pic:nvPicPr>
                   <pic:blipFill>
-                    <a:blip r:embed="rId7">
+                    <a:blip r:embed="rId9">
                       <a:extLst>
                         <a:ext uri="{28A0092B-C50C-407E-A947-70E740481C1C}">
                           <a14:useLocalDpi xmlns:a14="http://schemas.microsoft.com/office/drawing/2010/main" val="0"/>
@@ -13228,85 +15825,85 @@
         <w:rPr>
           <w:lang w:val="en-US"/>
         </w:rPr>
+        <w:t xml:space="preserve">Hiệu </w:t>
+      </w:r>
+      <w:r>
+        <w:rPr>
+          <w:lang w:val="en-US"/>
+        </w:rPr>
+        <w:t xml:space="preserve">Ứng </w:t>
+      </w:r>
+      <w:r>
+        <w:rPr>
+          <w:lang w:val="en-US"/>
+        </w:rPr>
+        <w:t>Coandă</w:t>
+      </w:r>
+      <w:r>
+        <w:rPr>
+          <w:lang w:val="en-US"/>
+        </w:rPr>
+        <w:t>?</w:t>
+      </w:r>
+    </w:p>
+    <w:p>
+      <w:pPr>
+        <w:pStyle w:val="ListParagraph"/>
+        <w:numPr>
+          <w:ilvl w:val="0"/>
+          <w:numId w:val="2"/>
+        </w:numPr>
+        <w:rPr>
+          <w:lang w:val="en-US"/>
+        </w:rPr>
+      </w:pPr>
+      <w:r>
+        <w:rPr>
+          <w:lang w:val="en-US"/>
+        </w:rPr>
+        <w:t>Là hiệu ứng dòng chảy khí hoặc chất lỏng bám lên bề mặt cong, khi 1 dòng chảy va vào 1 vật, dòng chảy sẽ bị bẻ cong theo bề mặt của vật cản</w:t>
+      </w:r>
+    </w:p>
+    <w:p>
+      <w:pPr>
+        <w:pStyle w:val="ListParagraph"/>
+        <w:numPr>
+          <w:ilvl w:val="0"/>
+          <w:numId w:val="4"/>
+        </w:numPr>
+        <w:rPr>
+          <w:lang w:val="en-US"/>
+        </w:rPr>
+      </w:pPr>
+      <w:r>
+        <w:rPr>
+          <w:lang w:val="en-US"/>
+        </w:rPr>
+        <w:t xml:space="preserve">Cách </w:t>
+      </w:r>
+      <w:r>
+        <w:rPr>
+          <w:lang w:val="en-US"/>
+        </w:rPr>
+        <w:t>Airfoil Hoạt Động?</w:t>
+      </w:r>
+    </w:p>
+    <w:p>
+      <w:pPr>
+        <w:pStyle w:val="ListParagraph"/>
+        <w:numPr>
+          <w:ilvl w:val="0"/>
+          <w:numId w:val="2"/>
+        </w:numPr>
+        <w:rPr>
+          <w:lang w:val="en-US"/>
+        </w:rPr>
+      </w:pPr>
+      <w:r>
+        <w:rPr>
+          <w:lang w:val="en-US"/>
+        </w:rPr>
         <w:lastRenderedPageBreak/>
-        <w:t xml:space="preserve">Hiệu </w:t>
-      </w:r>
-      <w:r>
-        <w:rPr>
-          <w:lang w:val="en-US"/>
-        </w:rPr>
-        <w:t xml:space="preserve">Ứng </w:t>
-      </w:r>
-      <w:r>
-        <w:rPr>
-          <w:lang w:val="en-US"/>
-        </w:rPr>
-        <w:t>Coandă</w:t>
-      </w:r>
-      <w:r>
-        <w:rPr>
-          <w:lang w:val="en-US"/>
-        </w:rPr>
-        <w:t>?</w:t>
-      </w:r>
-    </w:p>
-    <w:p>
-      <w:pPr>
-        <w:pStyle w:val="ListParagraph"/>
-        <w:numPr>
-          <w:ilvl w:val="0"/>
-          <w:numId w:val="2"/>
-        </w:numPr>
-        <w:rPr>
-          <w:lang w:val="en-US"/>
-        </w:rPr>
-      </w:pPr>
-      <w:r>
-        <w:rPr>
-          <w:lang w:val="en-US"/>
-        </w:rPr>
-        <w:t>Là hiệu ứng dòng chảy khí hoặc chất lỏng bám lên bề mặt cong, khi 1 dòng chảy va vào 1 vật, dòng chảy sẽ bị bẻ cong theo bề mặt của vật cản</w:t>
-      </w:r>
-    </w:p>
-    <w:p>
-      <w:pPr>
-        <w:pStyle w:val="ListParagraph"/>
-        <w:numPr>
-          <w:ilvl w:val="0"/>
-          <w:numId w:val="4"/>
-        </w:numPr>
-        <w:rPr>
-          <w:lang w:val="en-US"/>
-        </w:rPr>
-      </w:pPr>
-      <w:r>
-        <w:rPr>
-          <w:lang w:val="en-US"/>
-        </w:rPr>
-        <w:t xml:space="preserve">Cách </w:t>
-      </w:r>
-      <w:r>
-        <w:rPr>
-          <w:lang w:val="en-US"/>
-        </w:rPr>
-        <w:t>Airfoil Hoạt Động?</w:t>
-      </w:r>
-    </w:p>
-    <w:p>
-      <w:pPr>
-        <w:pStyle w:val="ListParagraph"/>
-        <w:numPr>
-          <w:ilvl w:val="0"/>
-          <w:numId w:val="2"/>
-        </w:numPr>
-        <w:rPr>
-          <w:lang w:val="en-US"/>
-        </w:rPr>
-      </w:pPr>
-      <w:r>
-        <w:rPr>
-          <w:lang w:val="en-US"/>
-        </w:rPr>
         <w:t>Để cho đơn giản, thay vì xét Airfoil di chuyển về phía trước, xem như không khí di chuyển về phía sau</w:t>
       </w:r>
     </w:p>
@@ -13673,7 +16270,6 @@
           <w:rFonts w:eastAsiaTheme="minorEastAsia"/>
           <w:lang w:val="en-US"/>
         </w:rPr>
-        <w:lastRenderedPageBreak/>
         <w:tab/>
         <w:t>Def:</w:t>
       </w:r>
@@ -13713,6 +16309,7 @@
           <w:rFonts w:eastAsiaTheme="minorEastAsia"/>
           <w:lang w:val="en-US"/>
         </w:rPr>
+        <w:lastRenderedPageBreak/>
         <w:tab/>
         <w:t>Formula:</w:t>
       </w:r>
@@ -14018,7 +16615,7 @@
       </w:r>
     </w:p>
     <w:sectPr>
-      <w:headerReference w:type="default" r:id="rId8"/>
+      <w:headerReference w:type="default" r:id="rId10"/>
       <w:pgSz w:w="11906" w:h="16838"/>
       <w:pgMar w:top="1440" w:right="1440" w:bottom="1440" w:left="1440" w:header="708" w:footer="708" w:gutter="0"/>
       <w:cols w:space="708"/>

--- a/fluid dynamics.docx
+++ b/fluid dynamics.docx
@@ -10093,6 +10093,24 @@
         <w:pStyle w:val="ListParagraph"/>
         <w:numPr>
           <w:ilvl w:val="0"/>
+          <w:numId w:val="2"/>
+        </w:numPr>
+        <w:rPr>
+          <w:lang w:val="en-US"/>
+        </w:rPr>
+      </w:pPr>
+      <w:r>
+        <w:rPr>
+          <w:lang w:val="en-US"/>
+        </w:rPr>
+        <w:t>Bảo toàn năng lượng</w:t>
+      </w:r>
+    </w:p>
+    <w:p>
+      <w:pPr>
+        <w:pStyle w:val="ListParagraph"/>
+        <w:numPr>
+          <w:ilvl w:val="0"/>
           <w:numId w:val="8"/>
         </w:numPr>
         <w:rPr>
@@ -11242,6 +11260,7 @@
             <w:rFonts w:ascii="Cambria Math" w:hAnsi="Cambria Math"/>
             <w:lang w:val="en-US"/>
           </w:rPr>
+          <w:lastRenderedPageBreak/>
           <m:t>γ</m:t>
         </m:r>
         <w:bookmarkEnd w:id="0"/>
@@ -11307,7 +11326,6 @@
           <w:rFonts w:eastAsiaTheme="minorEastAsia"/>
           <w:lang w:val="en-US"/>
         </w:rPr>
-        <w:lastRenderedPageBreak/>
         <w:t>Quá trình đoạn nhiệt</w:t>
       </w:r>
       <w:r>
@@ -12076,47 +12094,6 @@
     <w:p>
       <w:pPr>
         <w:pStyle w:val="ListParagraph"/>
-        <w:numPr>
-          <w:ilvl w:val="0"/>
-          <w:numId w:val="2"/>
-        </w:numPr>
-        <w:rPr>
-          <w:rFonts w:eastAsiaTheme="minorEastAsia"/>
-          <w:lang w:val="en-US"/>
-        </w:rPr>
-      </w:pPr>
-      <w:r>
-        <w:rPr>
-          <w:rFonts w:eastAsiaTheme="minorEastAsia"/>
-          <w:lang w:val="en-US"/>
-        </w:rPr>
-        <w:t>Xét 1 động cơ nhiệt, lưu chất bên trong đang có áp suất P</w:t>
-      </w:r>
-      <w:r>
-        <w:rPr>
-          <w:rFonts w:eastAsiaTheme="minorEastAsia"/>
-          <w:lang w:val="en-US"/>
-        </w:rPr>
-        <w:t xml:space="preserve">, </w:t>
-      </w:r>
-      <w:r>
-        <w:rPr>
-          <w:rFonts w:eastAsiaTheme="minorEastAsia"/>
-          <w:lang w:val="en-US"/>
-        </w:rPr>
-        <w:t>thể tích V</w:t>
-      </w:r>
-      <w:r>
-        <w:rPr>
-          <w:rFonts w:eastAsiaTheme="minorEastAsia"/>
-          <w:lang w:val="en-US"/>
-        </w:rPr>
-        <w:t>, nhiệt độ T</w:t>
-      </w:r>
-    </w:p>
-    <w:p>
-      <w:pPr>
-        <w:pStyle w:val="ListParagraph"/>
         <w:ind w:left="1080"/>
         <w:rPr>
           <w:rFonts w:eastAsiaTheme="minorEastAsia"/>
@@ -12127,11 +12104,12 @@
         <w:rPr>
           <w:noProof/>
         </w:rPr>
+        <w:lastRenderedPageBreak/>
         <w:drawing>
-          <wp:inline distT="0" distB="0" distL="0" distR="0" wp14:anchorId="240AC19C" wp14:editId="04FFA48E">
-            <wp:extent cx="3093720" cy="1970433"/>
+          <wp:inline distT="0" distB="0" distL="0" distR="0" wp14:anchorId="60AAF442" wp14:editId="246E3C88">
+            <wp:extent cx="5486400" cy="5127675"/>
             <wp:effectExtent l="0" t="0" r="0" b="0"/>
-            <wp:docPr id="1842929469" name="Picture 1" descr="What is Carnot Cycle?| P-V diagram | Process | Efficiency|"/>
+            <wp:docPr id="1927496374" name="Picture 1"/>
             <wp:cNvGraphicFramePr>
               <a:graphicFrameLocks xmlns:a="http://schemas.openxmlformats.org/drawingml/2006/main" noChangeAspect="1"/>
             </wp:cNvGraphicFramePr>
@@ -12139,36 +12117,30 @@
               <a:graphicData uri="http://schemas.openxmlformats.org/drawingml/2006/picture">
                 <pic:pic xmlns:pic="http://schemas.openxmlformats.org/drawingml/2006/picture">
                   <pic:nvPicPr>
-                    <pic:cNvPr id="0" name="Picture 1" descr="What is Carnot Cycle?| P-V diagram | Process | Efficiency|"/>
-                    <pic:cNvPicPr>
-                      <a:picLocks noChangeAspect="1" noChangeArrowheads="1"/>
-                    </pic:cNvPicPr>
+                    <pic:cNvPr id="1927496374" name=""/>
+                    <pic:cNvPicPr/>
                   </pic:nvPicPr>
-                  <pic:blipFill>
-                    <a:blip r:embed="rId7">
-                      <a:extLst>
-                        <a:ext uri="{28A0092B-C50C-407E-A947-70E740481C1C}">
-                          <a14:useLocalDpi xmlns:a14="http://schemas.microsoft.com/office/drawing/2010/main" val="0"/>
-                        </a:ext>
-                      </a:extLst>
-                    </a:blip>
-                    <a:srcRect/>
-                    <a:stretch>
-                      <a:fillRect/>
-                    </a:stretch>
+                  <pic:blipFill rotWithShape="1">
+                    <a:blip r:embed="rId8"/>
+                    <a:srcRect l="45055" t="23373" r="16535" b="12804"/>
+                    <a:stretch/>
                   </pic:blipFill>
                   <pic:spPr bwMode="auto">
                     <a:xfrm>
                       <a:off x="0" y="0"/>
-                      <a:ext cx="3097928" cy="1973113"/>
+                      <a:ext cx="5496787" cy="5137383"/>
                     </a:xfrm>
                     <a:prstGeom prst="rect">
                       <a:avLst/>
                     </a:prstGeom>
-                    <a:noFill/>
                     <a:ln>
                       <a:noFill/>
                     </a:ln>
+                    <a:extLst>
+                      <a:ext uri="{53640926-AAD7-44D8-BBD7-CCE9431645EC}">
+                        <a14:shadowObscured xmlns:a14="http://schemas.microsoft.com/office/drawing/2010/main"/>
+                      </a:ext>
+                    </a:extLst>
                   </pic:spPr>
                 </pic:pic>
               </a:graphicData>
@@ -12194,22 +12166,70 @@
           <w:rFonts w:eastAsiaTheme="minorEastAsia"/>
           <w:lang w:val="en-US"/>
         </w:rPr>
-        <w:lastRenderedPageBreak/>
-        <w:t>Bước 1, thực hiện quá trình đẳng nhiệt</w:t>
-      </w:r>
-      <w:r>
-        <w:rPr>
-          <w:rFonts w:eastAsiaTheme="minorEastAsia"/>
-          <w:lang w:val="en-US"/>
-        </w:rPr>
-        <w:t>, giãn khí</w:t>
-      </w:r>
-      <w:r>
-        <w:rPr>
-          <w:rFonts w:eastAsiaTheme="minorEastAsia"/>
-          <w:lang w:val="en-US"/>
-        </w:rPr>
-        <w:t xml:space="preserve"> do nhiệt</w:t>
+        <w:t xml:space="preserve">Đây là chu trình thuận, ở chu trình này, </w:t>
+      </w:r>
+      <w:r>
+        <w:rPr>
+          <w:rFonts w:eastAsiaTheme="minorEastAsia"/>
+          <w:lang w:val="en-US"/>
+        </w:rPr>
+        <w:t xml:space="preserve">từ hình trên dễ thấy tổng </w:t>
+      </w:r>
+      <w:r>
+        <w:rPr>
+          <w:rFonts w:eastAsiaTheme="minorEastAsia"/>
+          <w:lang w:val="en-US"/>
+        </w:rPr>
+        <w:t xml:space="preserve">công do hệ thực hiện ra môi trường &gt; </w:t>
+      </w:r>
+      <w:r>
+        <w:rPr>
+          <w:rFonts w:eastAsiaTheme="minorEastAsia"/>
+          <w:lang w:val="en-US"/>
+        </w:rPr>
+        <w:t>0</w:t>
+      </w:r>
+      <w:r>
+        <w:rPr>
+          <w:rFonts w:eastAsiaTheme="minorEastAsia"/>
+          <w:lang w:val="en-US"/>
+        </w:rPr>
+        <w:t xml:space="preserve"> và chính bằng diện tích của miền mà chu trình bao bọc</w:t>
+      </w:r>
+      <w:r>
+        <w:rPr>
+          <w:rFonts w:eastAsiaTheme="minorEastAsia"/>
+          <w:lang w:val="en-US"/>
+        </w:rPr>
+        <w:t xml:space="preserve">, công này = nhiệt lượng nguồn nóng cấp cho hệ – nhiệt lượng </w:t>
+      </w:r>
+      <w:r>
+        <w:rPr>
+          <w:rFonts w:eastAsiaTheme="minorEastAsia"/>
+          <w:lang w:val="en-US"/>
+        </w:rPr>
+        <w:t>hệ thải ra</w:t>
+      </w:r>
+      <w:r>
+        <w:rPr>
+          <w:rFonts w:eastAsiaTheme="minorEastAsia"/>
+          <w:lang w:val="en-US"/>
+        </w:rPr>
+        <w:t xml:space="preserve"> cho nguồn lạnh</w:t>
+      </w:r>
+      <w:r>
+        <w:rPr>
+          <w:rFonts w:eastAsiaTheme="minorEastAsia"/>
+          <w:lang w:val="en-US"/>
+        </w:rPr>
+        <w:t>, nhận thấy tổng</w:t>
+      </w:r>
+      <w:r>
+        <w:rPr>
+          <w:rFonts w:eastAsiaTheme="minorEastAsia"/>
+          <w:lang w:val="en-US"/>
+        </w:rPr>
+        <w:t xml:space="preserve"> biến thiên Entropy của đám khí trong chu trình Carnot = 0</w:t>
       </w:r>
     </w:p>
     <w:p>
@@ -12229,21 +12249,14 @@
           <w:rFonts w:eastAsiaTheme="minorEastAsia"/>
           <w:lang w:val="en-US"/>
         </w:rPr>
-        <w:t>Dễ thấy trong quá trình đẳng nhiệt, nhiệt lượng hệ nhận vào = công hệ thực hiện, do đó ta truyền cho hệ nhiệt lượng từ nguồn nóng để nó thực hiện công đúng = nhiệt lượng đó, khi này V tăng, P giảm</w:t>
-      </w:r>
-      <w:r>
-        <w:rPr>
-          <w:rFonts w:eastAsiaTheme="minorEastAsia"/>
-          <w:lang w:val="en-US"/>
-        </w:rPr>
-        <w:t>, T không đổi</w:t>
-      </w:r>
-      <w:r>
-        <w:rPr>
-          <w:rFonts w:eastAsiaTheme="minorEastAsia"/>
-          <w:lang w:val="en-US"/>
-        </w:rPr>
-        <w:t>, nội năng không đổi</w:t>
+        <w:t>Đảo ngược chu trình</w:t>
+      </w:r>
+      <w:r>
+        <w:rPr>
+          <w:rFonts w:eastAsiaTheme="minorEastAsia"/>
+          <w:lang w:val="en-US"/>
+        </w:rPr>
+        <w:t xml:space="preserve"> thì cũng tương tự, nhưng nhiệt lượng sẽ chuyển từ nguồn lạnh sang nguồn nóng, nhiệt lượng nguồn lạnh cấp &lt; nhiệt lượng nguồn nóng thu vào, do trong quá trình môi trường thực hiện nhiều công vào hệ hơn hệ thực hiện vào môi trường, ứng dụng vào việc duy trì nguồn lạnh = công ở ngoài</w:t>
       </w:r>
     </w:p>
     <w:p>
@@ -12263,277 +12276,7 @@
           <w:rFonts w:eastAsiaTheme="minorEastAsia"/>
           <w:lang w:val="en-US"/>
         </w:rPr>
-        <w:t>Bước 2, thực hiện quá trình đoạn nhiệt</w:t>
-      </w:r>
-      <w:r>
-        <w:rPr>
-          <w:rFonts w:eastAsiaTheme="minorEastAsia"/>
-          <w:lang w:val="en-US"/>
-        </w:rPr>
-        <w:t>, giãn khí tự nhiên</w:t>
-      </w:r>
-    </w:p>
-    <w:p>
-      <w:pPr>
-        <w:pStyle w:val="ListParagraph"/>
-        <w:numPr>
-          <w:ilvl w:val="0"/>
-          <w:numId w:val="2"/>
-        </w:numPr>
-        <w:rPr>
-          <w:rFonts w:eastAsiaTheme="minorEastAsia"/>
-          <w:lang w:val="en-US"/>
-        </w:rPr>
-      </w:pPr>
-      <w:r>
-        <w:rPr>
-          <w:rFonts w:eastAsiaTheme="minorEastAsia"/>
-          <w:lang w:val="en-US"/>
-        </w:rPr>
-        <w:t xml:space="preserve">Dễ thấy trong quá trình đoạn nhiệt, </w:t>
-      </w:r>
-      <w:r>
-        <w:rPr>
-          <w:rFonts w:eastAsiaTheme="minorEastAsia"/>
-          <w:lang w:val="en-US"/>
-        </w:rPr>
-        <w:t>nội năng hệ mất đi = công hệ thực hiện, do đó ta để yên đám khí cho nó di chuyển theo quán tính, nó sẽ tự mất dần nội năng và sinh công, khi này V tăng, P giảm, T giảm</w:t>
-      </w:r>
-    </w:p>
-    <w:p>
-      <w:pPr>
-        <w:pStyle w:val="ListParagraph"/>
-        <w:numPr>
-          <w:ilvl w:val="0"/>
-          <w:numId w:val="2"/>
-        </w:numPr>
-        <w:rPr>
-          <w:rFonts w:eastAsiaTheme="minorEastAsia"/>
-          <w:lang w:val="en-US"/>
-        </w:rPr>
-      </w:pPr>
-      <w:r>
-        <w:rPr>
-          <w:rFonts w:eastAsiaTheme="minorEastAsia"/>
-          <w:lang w:val="en-US"/>
-        </w:rPr>
-        <w:t>Bước 3, thực hiện quá trình đẳng nhiệt</w:t>
-      </w:r>
-      <w:r>
-        <w:rPr>
-          <w:rFonts w:eastAsiaTheme="minorEastAsia"/>
-          <w:lang w:val="en-US"/>
-        </w:rPr>
-        <w:t>, nén khí do công từ môi trường</w:t>
-      </w:r>
-    </w:p>
-    <w:p>
-      <w:pPr>
-        <w:pStyle w:val="ListParagraph"/>
-        <w:numPr>
-          <w:ilvl w:val="0"/>
-          <w:numId w:val="2"/>
-        </w:numPr>
-        <w:rPr>
-          <w:rFonts w:eastAsiaTheme="minorEastAsia"/>
-          <w:lang w:val="en-US"/>
-        </w:rPr>
-      </w:pPr>
-      <w:r>
-        <w:rPr>
-          <w:rFonts w:eastAsiaTheme="minorEastAsia"/>
-          <w:lang w:val="en-US"/>
-        </w:rPr>
-        <w:t>Ngược với bước 1, môi trường sẽ là đối tượng thực hiện công vào hệ, công hệ nhận được = nhiệt lượng hệ tỏa ra, nhiệt lượng này được nguồn lạnh thu vào, khi này V giảm, P tăng, T không đổi</w:t>
-      </w:r>
-    </w:p>
-    <w:p>
-      <w:pPr>
-        <w:pStyle w:val="ListParagraph"/>
-        <w:numPr>
-          <w:ilvl w:val="0"/>
-          <w:numId w:val="2"/>
-        </w:numPr>
-        <w:rPr>
-          <w:rFonts w:eastAsiaTheme="minorEastAsia"/>
-          <w:lang w:val="en-US"/>
-        </w:rPr>
-      </w:pPr>
-      <w:r>
-        <w:rPr>
-          <w:rFonts w:eastAsiaTheme="minorEastAsia"/>
-          <w:lang w:val="en-US"/>
-        </w:rPr>
-        <w:t>Bước 4, thực hiện quá trình đoạn nhiệt</w:t>
-      </w:r>
-      <w:r>
-        <w:rPr>
-          <w:rFonts w:eastAsiaTheme="minorEastAsia"/>
-          <w:lang w:val="en-US"/>
-        </w:rPr>
-        <w:t>, nén khí tự nhiên</w:t>
-      </w:r>
-    </w:p>
-    <w:p>
-      <w:pPr>
-        <w:pStyle w:val="ListParagraph"/>
-        <w:numPr>
-          <w:ilvl w:val="0"/>
-          <w:numId w:val="2"/>
-        </w:numPr>
-        <w:rPr>
-          <w:rFonts w:eastAsiaTheme="minorEastAsia"/>
-          <w:lang w:val="en-US"/>
-        </w:rPr>
-      </w:pPr>
-      <w:r>
-        <w:rPr>
-          <w:rFonts w:eastAsiaTheme="minorEastAsia"/>
-          <w:lang w:val="en-US"/>
-        </w:rPr>
-        <w:t xml:space="preserve">Như bước 2, để yên đám khí cho nó di chuyển theo quán tính, khi này </w:t>
-      </w:r>
-      <w:r>
-        <w:rPr>
-          <w:rFonts w:eastAsiaTheme="minorEastAsia"/>
-          <w:lang w:val="en-US"/>
-        </w:rPr>
-        <w:t>công hệ nhận được sẽ được chuyển trực tiếp thành nội năng, khi này V giảm, P tăng, T tăng, phục hồi lại trạng thái ban đầu</w:t>
-      </w:r>
-    </w:p>
-    <w:p>
-      <w:pPr>
-        <w:pStyle w:val="ListParagraph"/>
-        <w:numPr>
-          <w:ilvl w:val="0"/>
-          <w:numId w:val="2"/>
-        </w:numPr>
-        <w:rPr>
-          <w:rFonts w:eastAsiaTheme="minorEastAsia"/>
-          <w:lang w:val="en-US"/>
-        </w:rPr>
-      </w:pPr>
-      <w:r>
-        <w:rPr>
-          <w:rFonts w:eastAsiaTheme="minorEastAsia"/>
-          <w:lang w:val="en-US"/>
-        </w:rPr>
-        <w:t>Đây là chu trình thuận, ở chu trình này, công do hệ thực hiện ra môi trường &gt; công môi trường tác dụng ngược vào hệ, nên tổng lại hệ thực hiện công, công này = nhiệt lượng nguồn nóng cấp cho hệ – nhiệt lượng nguồn lạnh nhận được từ hệ</w:t>
-      </w:r>
-    </w:p>
-    <w:p>
-      <w:pPr>
-        <w:pStyle w:val="ListParagraph"/>
-        <w:numPr>
-          <w:ilvl w:val="0"/>
-          <w:numId w:val="2"/>
-        </w:numPr>
-        <w:rPr>
-          <w:rFonts w:eastAsiaTheme="minorEastAsia"/>
-          <w:lang w:val="en-US"/>
-        </w:rPr>
-      </w:pPr>
-      <w:r>
-        <w:rPr>
-          <w:rFonts w:eastAsiaTheme="minorEastAsia"/>
-          <w:lang w:val="en-US"/>
-        </w:rPr>
-        <w:t>Người ta tính được độ biến thiên Entropy của đám khí trong chu trình Carnot = 0</w:t>
-      </w:r>
-    </w:p>
-    <w:p>
-      <w:pPr>
-        <w:pStyle w:val="ListParagraph"/>
-        <w:numPr>
-          <w:ilvl w:val="0"/>
-          <w:numId w:val="2"/>
-        </w:numPr>
-        <w:rPr>
-          <w:rFonts w:eastAsiaTheme="minorEastAsia"/>
-          <w:lang w:val="en-US"/>
-        </w:rPr>
-      </w:pPr>
-      <w:r>
-        <w:rPr>
-          <w:rFonts w:eastAsiaTheme="minorEastAsia"/>
-          <w:lang w:val="en-US"/>
-        </w:rPr>
-        <w:t>Bản chất khi nguồn lạnh thu nhiệt là nó đang cung cấp nhiệt cho khối khí, nhưng nhiệt này âm, nghĩa là bước 3 và 4 bản chất tương đương bước 1 và 2 nhưng với ngu</w:t>
-      </w:r>
-      <w:r>
-        <w:rPr>
-          <w:rFonts w:eastAsiaTheme="minorEastAsia"/>
-          <w:lang w:val="en-US"/>
-        </w:rPr>
-        <w:t>ồn nhiệt khác nhau, mở rộng ra, 1 khối khí luôn trải qua 1 chu trình lặp lại bước 1 và 2, nhận hoặc tỏa nhiệt rồi giãn hoặc nén đẳng nhiệt, sau đó giãn hoặc nén đoạn nhiệt tự nhiên</w:t>
-      </w:r>
-      <w:r>
-        <w:rPr>
-          <w:rFonts w:eastAsiaTheme="minorEastAsia"/>
-          <w:lang w:val="en-US"/>
-        </w:rPr>
-        <w:t>, rồi lại tiếp tục nhận hoặc tỏa nhiệt, …</w:t>
-      </w:r>
-    </w:p>
-    <w:p>
-      <w:pPr>
-        <w:pStyle w:val="ListParagraph"/>
-        <w:numPr>
-          <w:ilvl w:val="0"/>
-          <w:numId w:val="2"/>
-        </w:numPr>
-        <w:rPr>
-          <w:rFonts w:eastAsiaTheme="minorEastAsia"/>
-          <w:lang w:val="en-US"/>
-        </w:rPr>
-      </w:pPr>
-      <w:r>
-        <w:rPr>
-          <w:rFonts w:eastAsiaTheme="minorEastAsia"/>
-          <w:lang w:val="en-US"/>
-        </w:rPr>
-        <w:t>Đảo ngược chu trình</w:t>
-      </w:r>
-      <w:r>
-        <w:rPr>
-          <w:rFonts w:eastAsiaTheme="minorEastAsia"/>
-          <w:lang w:val="en-US"/>
-        </w:rPr>
-        <w:t xml:space="preserve"> thì cũng tương tự, nhưng nhiệt lượng sẽ chuyển từ nguồn lạnh sang nguồn nóng, nhiệt lượng nguồn lạnh cấp &lt; nhiệt lượng nguồn nóng thu vào, do trong quá trình môi trường thực hiện nhiều công vào hệ hơn hệ thực hiện vào môi trường, ứng dụng vào việc duy trì nguồn lạnh = công ở ngoài</w:t>
-      </w:r>
-    </w:p>
-    <w:p>
-      <w:pPr>
-        <w:pStyle w:val="ListParagraph"/>
-        <w:numPr>
-          <w:ilvl w:val="0"/>
-          <w:numId w:val="2"/>
-        </w:numPr>
-        <w:rPr>
-          <w:rFonts w:eastAsiaTheme="minorEastAsia"/>
-          <w:lang w:val="en-US"/>
-        </w:rPr>
-      </w:pPr>
-      <w:r>
-        <w:rPr>
-          <w:rFonts w:eastAsiaTheme="minorEastAsia"/>
-          <w:lang w:val="en-US"/>
-        </w:rPr>
-        <w:t>Hiệu suất của chu trình Carnot</w:t>
-      </w:r>
-      <w:r>
-        <w:rPr>
-          <w:rFonts w:eastAsiaTheme="minorEastAsia"/>
-          <w:lang w:val="en-US"/>
-        </w:rPr>
-        <w:t xml:space="preserve"> thuận</w:t>
-      </w:r>
-      <w:r>
-        <w:rPr>
-          <w:rFonts w:eastAsiaTheme="minorEastAsia"/>
-          <w:lang w:val="en-US"/>
-        </w:rPr>
-        <w:t xml:space="preserve"> được tính theo công thức, giả sử nhiệt độ Kelvin nguồn nóng và lạnh không đổi và = T</w:t>
+        <w:t>Ở hình trên, nhận thấy hiệu suất chỉ phụ thuộc vào T</w:t>
       </w:r>
       <w:r>
         <w:rPr>
@@ -12558,130 +12301,79 @@
         </w:rPr>
         <w:t>2</w:t>
       </w:r>
-    </w:p>
-    <w:p>
-      <w:pPr>
-        <w:pStyle w:val="ListParagraph"/>
-        <w:pBdr>
-          <w:top w:val="single" w:sz="4" w:space="1" w:color="auto"/>
-          <w:left w:val="single" w:sz="4" w:space="4" w:color="auto"/>
-          <w:bottom w:val="single" w:sz="4" w:space="1" w:color="auto"/>
-          <w:right w:val="single" w:sz="4" w:space="4" w:color="auto"/>
-        </w:pBdr>
-        <w:ind w:left="1080"/>
-        <w:rPr>
-          <w:rFonts w:eastAsiaTheme="minorEastAsia"/>
-          <w:lang w:val="en-US"/>
-        </w:rPr>
-      </w:pPr>
-      <m:oMath>
-        <m:r>
-          <w:rPr>
-            <w:rFonts w:ascii="Cambria Math" w:eastAsiaTheme="minorEastAsia" w:hAnsi="Cambria Math"/>
-            <w:lang w:val="en-US"/>
-          </w:rPr>
-          <m:t>η=1-</m:t>
-        </m:r>
-        <m:f>
-          <m:fPr>
-            <m:ctrlPr>
-              <w:rPr>
-                <w:rFonts w:ascii="Cambria Math" w:eastAsiaTheme="minorEastAsia" w:hAnsi="Cambria Math"/>
-                <w:i/>
-                <w:lang w:val="en-US"/>
-              </w:rPr>
-            </m:ctrlPr>
-          </m:fPr>
-          <m:num>
-            <m:sSub>
-              <m:sSubPr>
-                <m:ctrlPr>
-                  <w:rPr>
-                    <w:rFonts w:ascii="Cambria Math" w:eastAsiaTheme="minorEastAsia" w:hAnsi="Cambria Math"/>
-                    <w:i/>
-                    <w:lang w:val="en-US"/>
-                  </w:rPr>
-                </m:ctrlPr>
-              </m:sSubPr>
-              <m:e>
-                <m:r>
-                  <w:rPr>
-                    <w:rFonts w:ascii="Cambria Math" w:eastAsiaTheme="minorEastAsia" w:hAnsi="Cambria Math"/>
-                    <w:lang w:val="en-US"/>
-                  </w:rPr>
-                  <m:t>T</m:t>
-                </m:r>
-              </m:e>
-              <m:sub>
-                <m:r>
-                  <w:rPr>
-                    <w:rFonts w:ascii="Cambria Math" w:eastAsiaTheme="minorEastAsia" w:hAnsi="Cambria Math"/>
-                    <w:lang w:val="en-US"/>
-                  </w:rPr>
-                  <m:t>2</m:t>
-                </m:r>
-              </m:sub>
-            </m:sSub>
-          </m:num>
-          <m:den>
-            <m:sSub>
-              <m:sSubPr>
-                <m:ctrlPr>
-                  <w:rPr>
-                    <w:rFonts w:ascii="Cambria Math" w:eastAsiaTheme="minorEastAsia" w:hAnsi="Cambria Math"/>
-                    <w:i/>
-                    <w:lang w:val="en-US"/>
-                  </w:rPr>
-                </m:ctrlPr>
-              </m:sSubPr>
-              <m:e>
-                <m:r>
-                  <w:rPr>
-                    <w:rFonts w:ascii="Cambria Math" w:eastAsiaTheme="minorEastAsia" w:hAnsi="Cambria Math"/>
-                    <w:lang w:val="en-US"/>
-                  </w:rPr>
-                  <m:t>T</m:t>
-                </m:r>
-              </m:e>
-              <m:sub>
-                <m:r>
-                  <w:rPr>
-                    <w:rFonts w:ascii="Cambria Math" w:eastAsiaTheme="minorEastAsia" w:hAnsi="Cambria Math"/>
-                    <w:lang w:val="en-US"/>
-                  </w:rPr>
-                  <m:t>1</m:t>
-                </m:r>
-              </m:sub>
-            </m:sSub>
-          </m:den>
-        </m:f>
-      </m:oMath>
+      <w:r>
+        <w:rPr>
+          <w:rFonts w:eastAsiaTheme="minorEastAsia"/>
+          <w:lang w:val="en-US"/>
+        </w:rPr>
+        <w:t>, ở đây khi đám khí tiếp xúc nguồn nóng, do nhiệt độ nguồn nóng là T</w:t>
+      </w:r>
+      <w:r>
+        <w:rPr>
+          <w:rFonts w:eastAsiaTheme="minorEastAsia"/>
+          <w:vertAlign w:val="subscript"/>
+          <w:lang w:val="en-US"/>
+        </w:rPr>
+        <w:t>1</w:t>
+      </w:r>
+      <w:r>
+        <w:rPr>
+          <w:rFonts w:eastAsiaTheme="minorEastAsia"/>
+          <w:lang w:val="en-US"/>
+        </w:rPr>
+        <w:t xml:space="preserve"> không đổi, nó liên tục ép đám khí phải có nhiệt độ T</w:t>
+      </w:r>
+      <w:r>
+        <w:rPr>
+          <w:rFonts w:eastAsiaTheme="minorEastAsia"/>
+          <w:vertAlign w:val="subscript"/>
+          <w:lang w:val="en-US"/>
+        </w:rPr>
+        <w:t>1</w:t>
+      </w:r>
+      <w:r>
+        <w:rPr>
+          <w:rFonts w:eastAsiaTheme="minorEastAsia"/>
+          <w:lang w:val="en-US"/>
+        </w:rPr>
+        <w:t>, đồng thời khi tiếp xúc nguồn lạnh nhiệt độ T</w:t>
+      </w:r>
+      <w:r>
+        <w:rPr>
+          <w:rFonts w:eastAsiaTheme="minorEastAsia"/>
+          <w:vertAlign w:val="subscript"/>
+          <w:lang w:val="en-US"/>
+        </w:rPr>
+        <w:t>2</w:t>
+      </w:r>
+      <w:r>
+        <w:rPr>
+          <w:rFonts w:eastAsiaTheme="minorEastAsia"/>
+          <w:lang w:val="en-US"/>
+        </w:rPr>
+        <w:t>, nó liên tục ép đám khí về nhiệt độ T</w:t>
+      </w:r>
+      <w:r>
+        <w:rPr>
+          <w:rFonts w:eastAsiaTheme="minorEastAsia"/>
+          <w:vertAlign w:val="subscript"/>
+          <w:lang w:val="en-US"/>
+        </w:rPr>
+        <w:t>2</w:t>
+      </w:r>
+      <w:r>
+        <w:rPr>
+          <w:rFonts w:eastAsiaTheme="minorEastAsia"/>
+          <w:lang w:val="en-US"/>
+        </w:rPr>
+        <w:t>, vì vậy, nói cách khác, hiệu suất chỉ phụ thuộc nhiệt độ nguồn nóng và lạnh</w:t>
+      </w:r>
       <w:r>
         <w:rPr>
           <w:rFonts w:eastAsiaTheme="minorEastAsia"/>
           <w:lang w:val="en-US"/>
         </w:rPr>
         <w:t xml:space="preserve"> </w:t>
-      </w:r>
-    </w:p>
-    <w:p>
-      <w:pPr>
-        <w:pStyle w:val="ListParagraph"/>
-        <w:numPr>
-          <w:ilvl w:val="0"/>
-          <w:numId w:val="2"/>
-        </w:numPr>
-        <w:rPr>
-          <w:rFonts w:eastAsiaTheme="minorEastAsia"/>
-          <w:lang w:val="en-US"/>
-        </w:rPr>
-      </w:pPr>
-      <w:r>
-        <w:rPr>
-          <w:rFonts w:eastAsiaTheme="minorEastAsia"/>
-          <w:lang w:val="en-US"/>
-        </w:rPr>
-        <w:t>Nó tương đương tỉ lệ giữa công động cơ thực hiện ra môi trường mỗi chu trình / nhiệt hấp thụ từ nguồn nóng mỗi chu trình</w:t>
       </w:r>
     </w:p>
     <w:p>
@@ -12912,6 +12604,7 @@
           <w:rFonts w:eastAsiaTheme="minorEastAsia"/>
           <w:lang w:val="en-US"/>
         </w:rPr>
+        <w:lastRenderedPageBreak/>
         <w:t>Chu trình Stirling?</w:t>
       </w:r>
     </w:p>
@@ -12928,7 +12621,6 @@
         <w:rPr>
           <w:noProof/>
         </w:rPr>
-        <w:lastRenderedPageBreak/>
         <w:drawing>
           <wp:inline distT="0" distB="0" distL="0" distR="0" wp14:anchorId="1E8F552C" wp14:editId="0FA8E331">
             <wp:extent cx="2667000" cy="2129938"/>
@@ -12947,7 +12639,7 @@
                     </pic:cNvPicPr>
                   </pic:nvPicPr>
                   <pic:blipFill>
-                    <a:blip r:embed="rId8">
+                    <a:blip r:embed="rId9">
                       <a:extLst>
                         <a:ext uri="{28A0092B-C50C-407E-A947-70E740481C1C}">
                           <a14:useLocalDpi xmlns:a14="http://schemas.microsoft.com/office/drawing/2010/main" val="0"/>
@@ -13206,26 +12898,6 @@
           <w:lang w:val="en-US"/>
         </w:rPr>
         <w:t>Q / T</w:t>
-      </w:r>
-    </w:p>
-    <w:p>
-      <w:pPr>
-        <w:pStyle w:val="ListParagraph"/>
-        <w:numPr>
-          <w:ilvl w:val="0"/>
-          <w:numId w:val="2"/>
-        </w:numPr>
-        <w:rPr>
-          <w:rFonts w:eastAsiaTheme="minorEastAsia"/>
-          <w:lang w:val="en-US"/>
-        </w:rPr>
-      </w:pPr>
-      <w:r>
-        <w:rPr>
-          <w:rFonts w:eastAsiaTheme="minorEastAsia"/>
-          <w:lang w:val="en-US"/>
-        </w:rPr>
-        <w:t>Entropy là hàm của trạng thái</w:t>
       </w:r>
     </w:p>
     <w:p>
@@ -13814,6 +13486,13 @@
           <w:lang w:val="en-US"/>
         </w:rPr>
         <w:t>Tổng quát, trong quá trình bất kì</w:t>
+      </w:r>
+      <w:r>
+        <w:rPr>
+          <w:rFonts w:eastAsiaTheme="minorEastAsia"/>
+          <w:lang w:val="en-US"/>
+        </w:rPr>
+        <w:t>, ta có hàm Entropy theo trạng thái</w:t>
       </w:r>
     </w:p>
     <w:p>
@@ -14116,6 +13795,33 @@
           <w:rFonts w:eastAsiaTheme="minorEastAsia"/>
           <w:lang w:val="en-US"/>
         </w:rPr>
+        <w:t>Dễ thấy nếu đám khí biến đổi kiểu gì mà nếu quay lại trạng thái ban đầu thì biến thiên Entropy</w:t>
+      </w:r>
+      <w:r>
+        <w:rPr>
+          <w:rFonts w:eastAsiaTheme="minorEastAsia"/>
+          <w:lang w:val="en-US"/>
+        </w:rPr>
+        <w:t xml:space="preserve"> luôn = 0</w:t>
+      </w:r>
+    </w:p>
+    <w:p>
+      <w:pPr>
+        <w:pStyle w:val="ListParagraph"/>
+        <w:numPr>
+          <w:ilvl w:val="0"/>
+          <w:numId w:val="2"/>
+        </w:numPr>
+        <w:rPr>
+          <w:rFonts w:eastAsiaTheme="minorEastAsia"/>
+          <w:lang w:val="en-US"/>
+        </w:rPr>
+      </w:pPr>
+      <w:r>
+        <w:rPr>
+          <w:rFonts w:eastAsiaTheme="minorEastAsia"/>
+          <w:lang w:val="en-US"/>
+        </w:rPr>
         <w:t>Cho 1 hệ A đặt cạnh 1 hệ B, nhiệt độ ban đầu lần lượt là T</w:t>
       </w:r>
       <w:r>
@@ -14461,6 +14167,7 @@
           <w:rFonts w:eastAsiaTheme="minorEastAsia"/>
           <w:lang w:val="en-US"/>
         </w:rPr>
+        <w:lastRenderedPageBreak/>
         <w:t>Entropy của cả hệ sẽ = Entropy hệ A + Entropy hệ B, ta có hiệu Entropy giữa thời điểm cân bằng và thời điểm ban đầu của cả hệ là</w:t>
       </w:r>
     </w:p>
@@ -14485,7 +14192,6 @@
             <w:rFonts w:ascii="Cambria Math" w:eastAsiaTheme="minorEastAsia" w:hAnsi="Cambria Math"/>
             <w:lang w:val="en-US"/>
           </w:rPr>
-          <w:lastRenderedPageBreak/>
           <m:t>∆S=</m:t>
         </m:r>
         <m:sSub>
@@ -15759,7 +15465,7 @@
                     <pic:cNvPicPr/>
                   </pic:nvPicPr>
                   <pic:blipFill>
-                    <a:blip r:embed="rId9">
+                    <a:blip r:embed="rId10">
                       <a:extLst>
                         <a:ext uri="{28A0092B-C50C-407E-A947-70E740481C1C}">
                           <a14:useLocalDpi xmlns:a14="http://schemas.microsoft.com/office/drawing/2010/main" val="0"/>
@@ -15861,6 +15567,7 @@
         <w:rPr>
           <w:lang w:val="en-US"/>
         </w:rPr>
+        <w:lastRenderedPageBreak/>
         <w:t>Là hiệu ứng dòng chảy khí hoặc chất lỏng bám lên bề mặt cong, khi 1 dòng chảy va vào 1 vật, dòng chảy sẽ bị bẻ cong theo bề mặt của vật cản</w:t>
       </w:r>
     </w:p>
@@ -15903,7 +15610,6 @@
         <w:rPr>
           <w:lang w:val="en-US"/>
         </w:rPr>
-        <w:lastRenderedPageBreak/>
         <w:t>Để cho đơn giản, thay vì xét Airfoil di chuyển về phía trước, xem như không khí di chuyển về phía sau</w:t>
       </w:r>
     </w:p>
@@ -16286,6 +15992,7 @@
           <w:rFonts w:eastAsiaTheme="minorEastAsia"/>
           <w:lang w:val="en-US"/>
         </w:rPr>
+        <w:lastRenderedPageBreak/>
         <w:tab/>
       </w:r>
       <w:r>
@@ -16309,7 +16016,6 @@
           <w:rFonts w:eastAsiaTheme="minorEastAsia"/>
           <w:lang w:val="en-US"/>
         </w:rPr>
-        <w:lastRenderedPageBreak/>
         <w:tab/>
         <w:t>Formula:</w:t>
       </w:r>
@@ -16615,7 +16321,7 @@
       </w:r>
     </w:p>
     <w:sectPr>
-      <w:headerReference w:type="default" r:id="rId10"/>
+      <w:headerReference w:type="default" r:id="rId11"/>
       <w:pgSz w:w="11906" w:h="16838"/>
       <w:pgMar w:top="1440" w:right="1440" w:bottom="1440" w:left="1440" w:header="708" w:footer="708" w:gutter="0"/>
       <w:cols w:space="708"/>
@@ -18286,4 +17992,16 @@
   <a:objectDefaults/>
   <a:extraClrSchemeLst/>
 </a:theme>
+</file>
+
+<file path=customXml/item1.xml><?xml version="1.0" encoding="utf-8"?>
+<b:Sources xmlns:b="http://schemas.openxmlformats.org/officeDocument/2006/bibliography" xmlns="http://schemas.openxmlformats.org/officeDocument/2006/bibliography" SelectedStyle="\APASixthEditionOfficeOnline.xsl" StyleName="APA" Version="6"/>
+</file>
+
+<file path=customXml/itemProps1.xml><?xml version="1.0" encoding="utf-8"?>
+<ds:datastoreItem xmlns:ds="http://schemas.openxmlformats.org/officeDocument/2006/customXml" ds:itemID="{96A49D70-A93A-420E-AFF5-96A6079CC254}">
+  <ds:schemaRefs>
+    <ds:schemaRef ds:uri="http://schemas.openxmlformats.org/officeDocument/2006/bibliography"/>
+  </ds:schemaRefs>
+</ds:datastoreItem>
 </file>
--- a/fluid dynamics.docx
+++ b/fluid dynamics.docx
@@ -10067,132 +10067,6 @@
         <w:rPr>
           <w:lang w:val="en-US"/>
         </w:rPr>
-        <w:t>Nguyên Lý 1 Nhiệt Động Lực Học?</w:t>
-      </w:r>
-    </w:p>
-    <w:p>
-      <w:pPr>
-        <w:pStyle w:val="ListParagraph"/>
-        <w:numPr>
-          <w:ilvl w:val="0"/>
-          <w:numId w:val="2"/>
-        </w:numPr>
-        <w:rPr>
-          <w:lang w:val="en-US"/>
-        </w:rPr>
-      </w:pPr>
-      <w:r>
-        <w:rPr>
-          <w:lang w:val="en-US"/>
-        </w:rPr>
-        <w:t>Năng lượng hệ nhận được = tổng công và nhiệt hệ nhận được</w:t>
-      </w:r>
-    </w:p>
-    <w:p>
-      <w:pPr>
-        <w:pStyle w:val="ListParagraph"/>
-        <w:numPr>
-          <w:ilvl w:val="0"/>
-          <w:numId w:val="2"/>
-        </w:numPr>
-        <w:rPr>
-          <w:lang w:val="en-US"/>
-        </w:rPr>
-      </w:pPr>
-      <w:r>
-        <w:rPr>
-          <w:lang w:val="en-US"/>
-        </w:rPr>
-        <w:t>Bảo toàn năng lượng</w:t>
-      </w:r>
-    </w:p>
-    <w:p>
-      <w:pPr>
-        <w:pStyle w:val="ListParagraph"/>
-        <w:numPr>
-          <w:ilvl w:val="0"/>
-          <w:numId w:val="8"/>
-        </w:numPr>
-        <w:rPr>
-          <w:lang w:val="en-US"/>
-        </w:rPr>
-      </w:pPr>
-      <w:r>
-        <w:rPr>
-          <w:lang w:val="en-US"/>
-        </w:rPr>
-        <w:t>Nguyên Lý 2 Nhiệt Động Lực Học?</w:t>
-      </w:r>
-    </w:p>
-    <w:p>
-      <w:pPr>
-        <w:pStyle w:val="ListParagraph"/>
-        <w:numPr>
-          <w:ilvl w:val="0"/>
-          <w:numId w:val="2"/>
-        </w:numPr>
-        <w:rPr>
-          <w:lang w:val="en-US"/>
-        </w:rPr>
-      </w:pPr>
-      <w:r>
-        <w:rPr>
-          <w:lang w:val="en-US"/>
-        </w:rPr>
-        <w:t>Ở trạng thái tự nhiên, nhiệt không thể truyền từ vật lạnh sang vật nóng hơn</w:t>
-      </w:r>
-    </w:p>
-    <w:p>
-      <w:pPr>
-        <w:pStyle w:val="ListParagraph"/>
-        <w:numPr>
-          <w:ilvl w:val="0"/>
-          <w:numId w:val="2"/>
-        </w:numPr>
-        <w:rPr>
-          <w:lang w:val="en-US"/>
-        </w:rPr>
-      </w:pPr>
-      <w:r>
-        <w:rPr>
-          <w:lang w:val="en-US"/>
-        </w:rPr>
-        <w:t>Entropy của hệ kín luôn tăng</w:t>
-      </w:r>
-    </w:p>
-    <w:p>
-      <w:pPr>
-        <w:pStyle w:val="ListParagraph"/>
-        <w:numPr>
-          <w:ilvl w:val="0"/>
-          <w:numId w:val="2"/>
-        </w:numPr>
-        <w:rPr>
-          <w:lang w:val="en-US"/>
-        </w:rPr>
-      </w:pPr>
-      <w:r>
-        <w:rPr>
-          <w:lang w:val="en-US"/>
-        </w:rPr>
-        <w:t>Không có động cơ vĩnh cửu</w:t>
-      </w:r>
-    </w:p>
-    <w:p>
-      <w:pPr>
-        <w:pStyle w:val="ListParagraph"/>
-        <w:numPr>
-          <w:ilvl w:val="0"/>
-          <w:numId w:val="8"/>
-        </w:numPr>
-        <w:rPr>
-          <w:lang w:val="en-US"/>
-        </w:rPr>
-      </w:pPr>
-      <w:r>
-        <w:rPr>
-          <w:lang w:val="en-US"/>
-        </w:rPr>
         <w:t>Các Quá Trình Đẳng?</w:t>
       </w:r>
     </w:p>
@@ -11260,7 +11134,6 @@
             <w:rFonts w:ascii="Cambria Math" w:hAnsi="Cambria Math"/>
             <w:lang w:val="en-US"/>
           </w:rPr>
-          <w:lastRenderedPageBreak/>
           <m:t>γ</m:t>
         </m:r>
         <w:bookmarkEnd w:id="0"/>
@@ -11500,6 +11373,7 @@
             <w:rFonts w:ascii="Cambria Math" w:hAnsi="Cambria Math"/>
             <w:lang w:val="en-US"/>
           </w:rPr>
+          <w:lastRenderedPageBreak/>
           <m:t>∆U=</m:t>
         </m:r>
         <m:f>
@@ -12605,7 +12479,28 @@
           <w:lang w:val="en-US"/>
         </w:rPr>
         <w:lastRenderedPageBreak/>
-        <w:t>Chu trình Stirling?</w:t>
+        <w:t xml:space="preserve">Chu </w:t>
+      </w:r>
+      <w:r>
+        <w:rPr>
+          <w:rFonts w:eastAsiaTheme="minorEastAsia"/>
+          <w:lang w:val="en-US"/>
+        </w:rPr>
+        <w:t xml:space="preserve">Trình </w:t>
+      </w:r>
+      <w:r>
+        <w:rPr>
+          <w:rFonts w:eastAsiaTheme="minorEastAsia"/>
+          <w:lang w:val="en-US"/>
+        </w:rPr>
+        <w:t>Stirling</w:t>
+      </w:r>
+      <w:r>
+        <w:rPr>
+          <w:rFonts w:eastAsiaTheme="minorEastAsia"/>
+          <w:lang w:val="en-US"/>
+        </w:rPr>
+        <w:t>?</w:t>
       </w:r>
     </w:p>
     <w:p>
@@ -12696,6 +12591,373 @@
           <w:lang w:val="en-US"/>
         </w:rPr>
         <w:t>không làm biến thiên Entropy của khí</w:t>
+      </w:r>
+    </w:p>
+    <w:p>
+      <w:pPr>
+        <w:pStyle w:val="ListParagraph"/>
+        <w:numPr>
+          <w:ilvl w:val="0"/>
+          <w:numId w:val="8"/>
+        </w:numPr>
+        <w:rPr>
+          <w:lang w:val="en-US"/>
+        </w:rPr>
+      </w:pPr>
+      <w:r>
+        <w:rPr>
+          <w:lang w:val="en-US"/>
+        </w:rPr>
+        <w:t>Nguyên Lý 1 Nhiệt Động Lực Học?</w:t>
+      </w:r>
+    </w:p>
+    <w:p>
+      <w:pPr>
+        <w:pStyle w:val="ListParagraph"/>
+        <w:numPr>
+          <w:ilvl w:val="0"/>
+          <w:numId w:val="2"/>
+        </w:numPr>
+        <w:rPr>
+          <w:lang w:val="en-US"/>
+        </w:rPr>
+      </w:pPr>
+      <w:r>
+        <w:rPr>
+          <w:lang w:val="en-US"/>
+        </w:rPr>
+        <w:t>Năng lượng hệ nhận được = tổng công và nhiệt hệ nhận được</w:t>
+      </w:r>
+    </w:p>
+    <w:p>
+      <w:pPr>
+        <w:pStyle w:val="ListParagraph"/>
+        <w:numPr>
+          <w:ilvl w:val="0"/>
+          <w:numId w:val="2"/>
+        </w:numPr>
+        <w:rPr>
+          <w:lang w:val="en-US"/>
+        </w:rPr>
+      </w:pPr>
+      <w:r>
+        <w:rPr>
+          <w:lang w:val="en-US"/>
+        </w:rPr>
+        <w:t>Bảo toàn năng lượng</w:t>
+      </w:r>
+    </w:p>
+    <w:p>
+      <w:pPr>
+        <w:pStyle w:val="ListParagraph"/>
+        <w:numPr>
+          <w:ilvl w:val="0"/>
+          <w:numId w:val="8"/>
+        </w:numPr>
+        <w:rPr>
+          <w:lang w:val="en-US"/>
+        </w:rPr>
+      </w:pPr>
+      <w:r>
+        <w:rPr>
+          <w:lang w:val="en-US"/>
+        </w:rPr>
+        <w:t>Nguyên Lý 2 Nhiệt Động Lực Học?</w:t>
+      </w:r>
+    </w:p>
+    <w:p>
+      <w:pPr>
+        <w:pStyle w:val="ListParagraph"/>
+        <w:numPr>
+          <w:ilvl w:val="0"/>
+          <w:numId w:val="2"/>
+        </w:numPr>
+        <w:rPr>
+          <w:lang w:val="en-US"/>
+        </w:rPr>
+      </w:pPr>
+      <w:r>
+        <w:rPr>
+          <w:lang w:val="en-US"/>
+        </w:rPr>
+        <w:t>Biểu thức định lượng của nguyên lý 2 là tích phân Clausius</w:t>
+      </w:r>
+    </w:p>
+    <w:p>
+      <w:pPr>
+        <w:pStyle w:val="ListParagraph"/>
+        <w:pBdr>
+          <w:top w:val="single" w:sz="4" w:space="1" w:color="auto"/>
+          <w:left w:val="single" w:sz="4" w:space="4" w:color="auto"/>
+          <w:bottom w:val="single" w:sz="4" w:space="1" w:color="auto"/>
+          <w:right w:val="single" w:sz="4" w:space="4" w:color="auto"/>
+        </w:pBdr>
+        <w:ind w:left="1080"/>
+        <w:rPr>
+          <w:lang w:val="en-US"/>
+        </w:rPr>
+      </w:pPr>
+      <m:oMath>
+        <m:nary>
+          <m:naryPr>
+            <m:chr m:val="∮"/>
+            <m:limLoc m:val="undOvr"/>
+            <m:subHide m:val="1"/>
+            <m:supHide m:val="1"/>
+            <m:ctrlPr>
+              <w:rPr>
+                <w:rFonts w:ascii="Cambria Math" w:hAnsi="Cambria Math"/>
+                <w:i/>
+                <w:lang w:val="en-US"/>
+              </w:rPr>
+            </m:ctrlPr>
+          </m:naryPr>
+          <m:sub/>
+          <m:sup/>
+          <m:e>
+            <m:f>
+              <m:fPr>
+                <m:ctrlPr>
+                  <w:rPr>
+                    <w:rFonts w:ascii="Cambria Math" w:hAnsi="Cambria Math"/>
+                    <w:i/>
+                    <w:lang w:val="en-US"/>
+                  </w:rPr>
+                </m:ctrlPr>
+              </m:fPr>
+              <m:num>
+                <m:r>
+                  <w:rPr>
+                    <w:rFonts w:ascii="Cambria Math" w:hAnsi="Cambria Math"/>
+                    <w:lang w:val="en-US"/>
+                  </w:rPr>
+                  <m:t>dQ</m:t>
+                </m:r>
+              </m:num>
+              <m:den>
+                <m:r>
+                  <w:rPr>
+                    <w:rFonts w:ascii="Cambria Math" w:hAnsi="Cambria Math"/>
+                    <w:lang w:val="en-US"/>
+                  </w:rPr>
+                  <m:t>T</m:t>
+                </m:r>
+              </m:den>
+            </m:f>
+          </m:e>
+        </m:nary>
+        <m:r>
+          <w:rPr>
+            <w:rFonts w:ascii="Cambria Math" w:hAnsi="Cambria Math"/>
+            <w:lang w:val="en-US"/>
+          </w:rPr>
+          <m:t>≤0</m:t>
+        </m:r>
+      </m:oMath>
+      <w:r>
+        <w:rPr>
+          <w:rFonts w:eastAsiaTheme="minorEastAsia"/>
+          <w:lang w:val="en-US"/>
+        </w:rPr>
+        <w:t xml:space="preserve"> </w:t>
+      </w:r>
+    </w:p>
+    <w:p>
+      <w:pPr>
+        <w:pStyle w:val="ListParagraph"/>
+        <w:numPr>
+          <w:ilvl w:val="0"/>
+          <w:numId w:val="2"/>
+        </w:numPr>
+        <w:rPr>
+          <w:lang w:val="en-US"/>
+        </w:rPr>
+      </w:pPr>
+      <w:r>
+        <w:rPr>
+          <w:lang w:val="en-US"/>
+        </w:rPr>
+        <w:t xml:space="preserve">Trong 1 chu trình bất kì, </w:t>
+      </w:r>
+      <w:r>
+        <w:rPr>
+          <w:lang w:val="en-US"/>
+        </w:rPr>
+        <w:t xml:space="preserve">trạng thái </w:t>
+      </w:r>
+      <w:r>
+        <w:rPr>
+          <w:lang w:val="en-US"/>
+        </w:rPr>
+        <w:t>cuối</w:t>
+      </w:r>
+      <w:r>
+        <w:rPr>
+          <w:lang w:val="en-US"/>
+        </w:rPr>
+        <w:t xml:space="preserve"> của đám khí</w:t>
+      </w:r>
+      <w:r>
+        <w:rPr>
+          <w:lang w:val="en-US"/>
+        </w:rPr>
+        <w:t xml:space="preserve"> trùng </w:t>
+      </w:r>
+      <w:r>
+        <w:rPr>
+          <w:lang w:val="en-US"/>
+        </w:rPr>
+        <w:t>trạng thái</w:t>
+      </w:r>
+      <w:r>
+        <w:rPr>
+          <w:lang w:val="en-US"/>
+        </w:rPr>
+        <w:t xml:space="preserve"> đầu</w:t>
+      </w:r>
+      <w:r>
+        <w:rPr>
+          <w:lang w:val="en-US"/>
+        </w:rPr>
+        <w:t xml:space="preserve"> của đám khí</w:t>
+      </w:r>
+      <w:r>
+        <w:rPr>
+          <w:lang w:val="en-US"/>
+        </w:rPr>
+        <w:t xml:space="preserve">, tích phân Clausius không thể vượt quá 0, nói cách khác Entropy của </w:t>
+      </w:r>
+      <w:r>
+        <w:rPr>
+          <w:lang w:val="en-US"/>
+        </w:rPr>
+        <w:t>đám khí</w:t>
+      </w:r>
+      <w:r>
+        <w:rPr>
+          <w:lang w:val="en-US"/>
+        </w:rPr>
+        <w:t xml:space="preserve"> chỉ có thể giảm hoặc không đổi, và vì vậy, Entropy của môi trường bắt buộc phải tăng để Entropy tổng thể tăng, từ đây ta có các phát biểu</w:t>
+      </w:r>
+    </w:p>
+    <w:p>
+      <w:pPr>
+        <w:pStyle w:val="ListParagraph"/>
+        <w:numPr>
+          <w:ilvl w:val="0"/>
+          <w:numId w:val="2"/>
+        </w:numPr>
+        <w:rPr>
+          <w:lang w:val="en-US"/>
+        </w:rPr>
+      </w:pPr>
+      <w:r>
+        <w:rPr>
+          <w:lang w:val="en-US"/>
+        </w:rPr>
+        <w:t>Theo Clausius</w:t>
+      </w:r>
+      <w:r>
+        <w:rPr>
+          <w:lang w:val="en-US"/>
+        </w:rPr>
+        <w:t>, nhiệt không thể truyền từ vật lạnh sang vật nóng hơn, bất đối xứng truyền nhiệt</w:t>
+      </w:r>
+      <w:r>
+        <w:rPr>
+          <w:lang w:val="en-US"/>
+        </w:rPr>
+        <w:t>, trừ khi có sự bù trừ từ bên ngoài</w:t>
+      </w:r>
+    </w:p>
+    <w:p>
+      <w:pPr>
+        <w:pStyle w:val="ListParagraph"/>
+        <w:numPr>
+          <w:ilvl w:val="0"/>
+          <w:numId w:val="2"/>
+        </w:numPr>
+        <w:rPr>
+          <w:lang w:val="en-US"/>
+        </w:rPr>
+      </w:pPr>
+      <w:r>
+        <w:rPr>
+          <w:lang w:val="en-US"/>
+        </w:rPr>
+        <w:t>Theo Thompson và Carnot, 1 chu trình bắt buộc phải gây biến đổi tới môi trường</w:t>
+      </w:r>
+    </w:p>
+    <w:p>
+      <w:pPr>
+        <w:pStyle w:val="ListParagraph"/>
+        <w:numPr>
+          <w:ilvl w:val="0"/>
+          <w:numId w:val="2"/>
+        </w:numPr>
+        <w:rPr>
+          <w:lang w:val="en-US"/>
+        </w:rPr>
+      </w:pPr>
+      <w:r>
+        <w:rPr>
+          <w:lang w:val="en-US"/>
+        </w:rPr>
+        <w:t>Theo Kelvin, nếu đám khí chỉ tác dụng với 1 nguồn nhiệt thì đéo thể sinh công</w:t>
+      </w:r>
+    </w:p>
+    <w:p>
+      <w:pPr>
+        <w:pStyle w:val="ListParagraph"/>
+        <w:numPr>
+          <w:ilvl w:val="0"/>
+          <w:numId w:val="2"/>
+        </w:numPr>
+        <w:rPr>
+          <w:lang w:val="en-US"/>
+        </w:rPr>
+      </w:pPr>
+      <w:r>
+        <w:rPr>
+          <w:lang w:val="en-US"/>
+        </w:rPr>
+        <w:t>Entropy của hệ kín luôn tăng</w:t>
+      </w:r>
+    </w:p>
+    <w:p>
+      <w:pPr>
+        <w:pStyle w:val="ListParagraph"/>
+        <w:numPr>
+          <w:ilvl w:val="0"/>
+          <w:numId w:val="2"/>
+        </w:numPr>
+        <w:rPr>
+          <w:lang w:val="en-US"/>
+        </w:rPr>
+      </w:pPr>
+      <w:r>
+        <w:rPr>
+          <w:lang w:val="en-US"/>
+        </w:rPr>
+        <w:t>Không có động cơ vĩnh cửu</w:t>
+      </w:r>
+    </w:p>
+    <w:p>
+      <w:pPr>
+        <w:pStyle w:val="ListParagraph"/>
+        <w:numPr>
+          <w:ilvl w:val="0"/>
+          <w:numId w:val="2"/>
+        </w:numPr>
+        <w:rPr>
+          <w:lang w:val="en-US"/>
+        </w:rPr>
+      </w:pPr>
+      <w:r>
+        <w:rPr>
+          <w:lang w:val="en-US"/>
+        </w:rPr>
+        <w:t>Xác suất nhiệt động luôn tăng</w:t>
       </w:r>
     </w:p>
     <w:p>
@@ -13307,6 +13569,7 @@
           <w:rFonts w:eastAsiaTheme="minorEastAsia"/>
           <w:lang w:val="en-US"/>
         </w:rPr>
+        <w:lastRenderedPageBreak/>
         <w:t>Trong quá trình đẳng nhiệt, hiệu Entropy của đám khí giữa cuối quá trình với đầu quá trình là</w:t>
       </w:r>
     </w:p>
@@ -14167,7 +14430,6 @@
           <w:rFonts w:eastAsiaTheme="minorEastAsia"/>
           <w:lang w:val="en-US"/>
         </w:rPr>
-        <w:lastRenderedPageBreak/>
         <w:t>Entropy của cả hệ sẽ = Entropy hệ A + Entropy hệ B, ta có hiệu Entropy giữa thời điểm cân bằng và thời điểm ban đầu của cả hệ là</w:t>
       </w:r>
     </w:p>
@@ -15449,6 +15711,7 @@
           <w:noProof/>
           <w:lang w:eastAsia="vi-VN"/>
         </w:rPr>
+        <w:lastRenderedPageBreak/>
         <w:drawing>
           <wp:inline distT="0" distB="0" distL="0" distR="0" wp14:anchorId="429BC6C8" wp14:editId="6D25BFE5">
             <wp:extent cx="4455524" cy="2970185"/>
@@ -15567,265 +15830,265 @@
         <w:rPr>
           <w:lang w:val="en-US"/>
         </w:rPr>
+        <w:t>Là hiệu ứng dòng chảy khí hoặc chất lỏng bám lên bề mặt cong, khi 1 dòng chảy va vào 1 vật, dòng chảy sẽ bị bẻ cong theo bề mặt của vật cản</w:t>
+      </w:r>
+    </w:p>
+    <w:p>
+      <w:pPr>
+        <w:pStyle w:val="ListParagraph"/>
+        <w:numPr>
+          <w:ilvl w:val="0"/>
+          <w:numId w:val="4"/>
+        </w:numPr>
+        <w:rPr>
+          <w:lang w:val="en-US"/>
+        </w:rPr>
+      </w:pPr>
+      <w:r>
+        <w:rPr>
+          <w:lang w:val="en-US"/>
+        </w:rPr>
+        <w:t xml:space="preserve">Cách </w:t>
+      </w:r>
+      <w:r>
+        <w:rPr>
+          <w:lang w:val="en-US"/>
+        </w:rPr>
+        <w:t>Airfoil Hoạt Động?</w:t>
+      </w:r>
+    </w:p>
+    <w:p>
+      <w:pPr>
+        <w:pStyle w:val="ListParagraph"/>
+        <w:numPr>
+          <w:ilvl w:val="0"/>
+          <w:numId w:val="2"/>
+        </w:numPr>
+        <w:rPr>
+          <w:lang w:val="en-US"/>
+        </w:rPr>
+      </w:pPr>
+      <w:r>
+        <w:rPr>
+          <w:lang w:val="en-US"/>
+        </w:rPr>
+        <w:t>Để cho đơn giản, thay vì xét Airfoil di chuyển về phía trước, xem như không khí di chuyển về phía sau</w:t>
+      </w:r>
+    </w:p>
+    <w:p>
+      <w:pPr>
+        <w:pStyle w:val="ListParagraph"/>
+        <w:numPr>
+          <w:ilvl w:val="0"/>
+          <w:numId w:val="2"/>
+        </w:numPr>
+        <w:rPr>
+          <w:lang w:val="en-US"/>
+        </w:rPr>
+      </w:pPr>
+      <w:r>
+        <w:rPr>
+          <w:lang w:val="en-US"/>
+        </w:rPr>
+        <w:t>Mặt trên Airfoil được thiết k</w:t>
+      </w:r>
+      <w:r>
+        <w:rPr>
+          <w:lang w:val="en-US"/>
+        </w:rPr>
+        <w:t>ế</w:t>
+      </w:r>
+      <w:r>
+        <w:rPr>
+          <w:lang w:val="en-US"/>
+        </w:rPr>
+        <w:t xml:space="preserve"> lồi hơn phần dưới, nên độ nén dòng chảy không khí phía trên cao hơn phía dưới, mà càng nén thì vận tố</w:t>
+      </w:r>
+      <w:r>
+        <w:rPr>
+          <w:lang w:val="en-US"/>
+        </w:rPr>
+        <w:t>c càng cao</w:t>
+      </w:r>
+      <w:r>
+        <w:rPr>
+          <w:lang w:val="en-US"/>
+        </w:rPr>
+        <w:t xml:space="preserve">, </w:t>
+      </w:r>
+      <w:r>
+        <w:rPr>
+          <w:lang w:val="en-US"/>
+        </w:rPr>
+        <w:t>vận tốc cao hơn thì áp suất nhỏ hơn, nên áp suất phía dưới cao hơn phía trên, tạo lực đẩy lên trên</w:t>
+      </w:r>
+    </w:p>
+    <w:p>
+      <w:pPr>
+        <w:pStyle w:val="ListParagraph"/>
+        <w:numPr>
+          <w:ilvl w:val="0"/>
+          <w:numId w:val="2"/>
+        </w:numPr>
+        <w:rPr>
+          <w:lang w:val="en-US"/>
+        </w:rPr>
+      </w:pPr>
+      <w:r>
+        <w:rPr>
+          <w:lang w:val="en-US"/>
+        </w:rPr>
+        <w:t>Vận tốc phía trên cao hơn nên không khí bên trên sẽ rời Trailing Edge sớm hơn, còn không khí bên dưới thì trễ hơn, do đó phần không khí phía trên sẽ bị đẩy xuống 1 đoạn cho đến khi được phần không khí phía dưới đỡ được, thêm hiệu ứng Coanda khi phần trên của Trailing Edge hướng xuống, làm hướng di chuyển trước khi rời Trailing Edge của dòng chảy khí phía trên cũng hướng xuống, vì không khí bị đẩy xuống, theo định luật 3 Newton bảo toàn động lượng, Airfoil phải bị đẩy lên trên</w:t>
+      </w:r>
+    </w:p>
+    <w:p>
+      <w:pPr>
+        <w:pStyle w:val="ListParagraph"/>
+        <w:numPr>
+          <w:ilvl w:val="0"/>
+          <w:numId w:val="2"/>
+        </w:numPr>
+        <w:rPr>
+          <w:lang w:val="en-US"/>
+        </w:rPr>
+      </w:pPr>
+      <w:r>
+        <w:rPr>
+          <w:lang w:val="en-US"/>
+        </w:rPr>
+        <w:t>Nếu tăng Angle Of Attack, lực nâng sẽ mạnh hơn vì luồng không khí càng bị chĩa xuống, động lượng đi xuống càng tăng thì động lượng đi lên cũng vậy</w:t>
+      </w:r>
+      <w:r>
+        <w:rPr>
+          <w:lang w:val="en-US"/>
+        </w:rPr>
+        <w:t>, tuy nhiên lực cản không khí cũng mạnh hơn do diện tích Airfoil đối mặt với luồng khí tăng</w:t>
+      </w:r>
+    </w:p>
+    <w:p>
+      <w:pPr>
+        <w:pStyle w:val="ListParagraph"/>
+        <w:numPr>
+          <w:ilvl w:val="0"/>
+          <w:numId w:val="4"/>
+        </w:numPr>
+        <w:rPr>
+          <w:lang w:val="en-US"/>
+        </w:rPr>
+      </w:pPr>
+      <w:r>
+        <w:rPr>
+          <w:lang w:val="en-US"/>
+        </w:rPr>
+        <w:t xml:space="preserve">Tổng </w:t>
+      </w:r>
+      <w:r>
+        <w:rPr>
+          <w:lang w:val="en-US"/>
+        </w:rPr>
+        <w:t xml:space="preserve">Hợp Lực Cuối Cùng Lên </w:t>
+      </w:r>
+      <w:r>
+        <w:rPr>
+          <w:lang w:val="en-US"/>
+        </w:rPr>
+        <w:t>Airfoil</w:t>
+      </w:r>
+      <w:r>
+        <w:rPr>
+          <w:lang w:val="en-US"/>
+        </w:rPr>
+        <w:t>?</w:t>
+      </w:r>
+    </w:p>
+    <w:p>
+      <w:pPr>
+        <w:pStyle w:val="ListParagraph"/>
+        <w:numPr>
+          <w:ilvl w:val="0"/>
+          <w:numId w:val="2"/>
+        </w:numPr>
+        <w:rPr>
+          <w:lang w:val="en-US"/>
+        </w:rPr>
+      </w:pPr>
+      <w:r>
+        <w:rPr>
+          <w:lang w:val="en-US"/>
+        </w:rPr>
+        <w:t>Lực tổng hợp tác dụng lên Airfoil có thể được phân tích thành lực nâng và lực kéo</w:t>
+      </w:r>
+    </w:p>
+    <w:p>
+      <w:pPr>
+        <w:pStyle w:val="ListParagraph"/>
+        <w:numPr>
+          <w:ilvl w:val="0"/>
+          <w:numId w:val="2"/>
+        </w:numPr>
+        <w:rPr>
+          <w:lang w:val="en-US"/>
+        </w:rPr>
+      </w:pPr>
+      <w:r>
+        <w:rPr>
+          <w:lang w:val="en-US"/>
+        </w:rPr>
+        <w:t>Lực kéo cản trở chuyển động của Airfoil về phía trước, do độ nhớt của không khí nên khi không khí trượt về phía sau Airfoil, Airfoil cũng bị kéo về phía sau, để chống lại lực kéo thì cần động cơ cung cấp năng lượng chống lại lực kéo mỗi giây</w:t>
+      </w:r>
+    </w:p>
+    <w:p>
+      <w:pPr>
+        <w:pStyle w:val="ListParagraph"/>
+        <w:numPr>
+          <w:ilvl w:val="0"/>
+          <w:numId w:val="4"/>
+        </w:numPr>
+        <w:rPr>
+          <w:lang w:val="en-US"/>
+        </w:rPr>
+      </w:pPr>
+      <w:r>
+        <w:rPr>
+          <w:lang w:val="en-US"/>
+        </w:rPr>
+        <w:t>Cách Cánh Quạt Hoạt Động?</w:t>
+      </w:r>
+    </w:p>
+    <w:p>
+      <w:pPr>
+        <w:pStyle w:val="ListParagraph"/>
+        <w:numPr>
+          <w:ilvl w:val="0"/>
+          <w:numId w:val="2"/>
+        </w:numPr>
+        <w:rPr>
+          <w:lang w:val="en-US"/>
+        </w:rPr>
+      </w:pPr>
+      <w:r>
+        <w:rPr>
+          <w:lang w:val="en-US"/>
+        </w:rPr>
+        <w:t>Cánh quạt có hình dạng của Airfoil, nên khi quay, nó sẽ tạo lực đẩy di chuyển về phía trước, nếu giữ thân quạt tại vị trí cố định thì nó sẽ đẩy khí về phía sau</w:t>
+      </w:r>
+    </w:p>
+    <w:p>
+      <w:pPr>
+        <w:pStyle w:val="ListParagraph"/>
+        <w:numPr>
+          <w:ilvl w:val="0"/>
+          <w:numId w:val="2"/>
+        </w:numPr>
+        <w:rPr>
+          <w:lang w:val="en-US"/>
+        </w:rPr>
+      </w:pPr>
+      <w:r>
+        <w:rPr>
+          <w:lang w:val="en-US"/>
+        </w:rPr>
         <w:lastRenderedPageBreak/>
-        <w:t>Là hiệu ứng dòng chảy khí hoặc chất lỏng bám lên bề mặt cong, khi 1 dòng chảy va vào 1 vật, dòng chảy sẽ bị bẻ cong theo bề mặt của vật cản</w:t>
-      </w:r>
-    </w:p>
-    <w:p>
-      <w:pPr>
-        <w:pStyle w:val="ListParagraph"/>
-        <w:numPr>
-          <w:ilvl w:val="0"/>
-          <w:numId w:val="4"/>
-        </w:numPr>
-        <w:rPr>
-          <w:lang w:val="en-US"/>
-        </w:rPr>
-      </w:pPr>
-      <w:r>
-        <w:rPr>
-          <w:lang w:val="en-US"/>
-        </w:rPr>
-        <w:t xml:space="preserve">Cách </w:t>
-      </w:r>
-      <w:r>
-        <w:rPr>
-          <w:lang w:val="en-US"/>
-        </w:rPr>
-        <w:t>Airfoil Hoạt Động?</w:t>
-      </w:r>
-    </w:p>
-    <w:p>
-      <w:pPr>
-        <w:pStyle w:val="ListParagraph"/>
-        <w:numPr>
-          <w:ilvl w:val="0"/>
-          <w:numId w:val="2"/>
-        </w:numPr>
-        <w:rPr>
-          <w:lang w:val="en-US"/>
-        </w:rPr>
-      </w:pPr>
-      <w:r>
-        <w:rPr>
-          <w:lang w:val="en-US"/>
-        </w:rPr>
-        <w:t>Để cho đơn giản, thay vì xét Airfoil di chuyển về phía trước, xem như không khí di chuyển về phía sau</w:t>
-      </w:r>
-    </w:p>
-    <w:p>
-      <w:pPr>
-        <w:pStyle w:val="ListParagraph"/>
-        <w:numPr>
-          <w:ilvl w:val="0"/>
-          <w:numId w:val="2"/>
-        </w:numPr>
-        <w:rPr>
-          <w:lang w:val="en-US"/>
-        </w:rPr>
-      </w:pPr>
-      <w:r>
-        <w:rPr>
-          <w:lang w:val="en-US"/>
-        </w:rPr>
-        <w:t>Mặt trên Airfoil được thiết k</w:t>
-      </w:r>
-      <w:r>
-        <w:rPr>
-          <w:lang w:val="en-US"/>
-        </w:rPr>
-        <w:t>ế</w:t>
-      </w:r>
-      <w:r>
-        <w:rPr>
-          <w:lang w:val="en-US"/>
-        </w:rPr>
-        <w:t xml:space="preserve"> lồi hơn phần dưới, nên độ nén dòng chảy không khí phía trên cao hơn phía dưới, mà càng nén thì vận tố</w:t>
-      </w:r>
-      <w:r>
-        <w:rPr>
-          <w:lang w:val="en-US"/>
-        </w:rPr>
-        <w:t>c càng cao</w:t>
-      </w:r>
-      <w:r>
-        <w:rPr>
-          <w:lang w:val="en-US"/>
-        </w:rPr>
-        <w:t xml:space="preserve">, </w:t>
-      </w:r>
-      <w:r>
-        <w:rPr>
-          <w:lang w:val="en-US"/>
-        </w:rPr>
-        <w:t>vận tốc cao hơn thì áp suất nhỏ hơn, nên áp suất phía dưới cao hơn phía trên, tạo lực đẩy lên trên</w:t>
-      </w:r>
-    </w:p>
-    <w:p>
-      <w:pPr>
-        <w:pStyle w:val="ListParagraph"/>
-        <w:numPr>
-          <w:ilvl w:val="0"/>
-          <w:numId w:val="2"/>
-        </w:numPr>
-        <w:rPr>
-          <w:lang w:val="en-US"/>
-        </w:rPr>
-      </w:pPr>
-      <w:r>
-        <w:rPr>
-          <w:lang w:val="en-US"/>
-        </w:rPr>
-        <w:t>Vận tốc phía trên cao hơn nên không khí bên trên sẽ rời Trailing Edge sớm hơn, còn không khí bên dưới thì trễ hơn, do đó phần không khí phía trên sẽ bị đẩy xuống 1 đoạn cho đến khi được phần không khí phía dưới đỡ được, thêm hiệu ứng Coanda khi phần trên của Trailing Edge hướng xuống, làm hướng di chuyển trước khi rời Trailing Edge của dòng chảy khí phía trên cũng hướng xuống, vì không khí bị đẩy xuống, theo định luật 3 Newton bảo toàn động lượng, Airfoil phải bị đẩy lên trên</w:t>
-      </w:r>
-    </w:p>
-    <w:p>
-      <w:pPr>
-        <w:pStyle w:val="ListParagraph"/>
-        <w:numPr>
-          <w:ilvl w:val="0"/>
-          <w:numId w:val="2"/>
-        </w:numPr>
-        <w:rPr>
-          <w:lang w:val="en-US"/>
-        </w:rPr>
-      </w:pPr>
-      <w:r>
-        <w:rPr>
-          <w:lang w:val="en-US"/>
-        </w:rPr>
-        <w:t>Nếu tăng Angle Of Attack, lực nâng sẽ mạnh hơn vì luồng không khí càng bị chĩa xuống, động lượng đi xuống càng tăng thì động lượng đi lên cũng vậy</w:t>
-      </w:r>
-      <w:r>
-        <w:rPr>
-          <w:lang w:val="en-US"/>
-        </w:rPr>
-        <w:t>, tuy nhiên lực cản không khí cũng mạnh hơn do diện tích Airfoil đối mặt với luồng khí tăng</w:t>
-      </w:r>
-    </w:p>
-    <w:p>
-      <w:pPr>
-        <w:pStyle w:val="ListParagraph"/>
-        <w:numPr>
-          <w:ilvl w:val="0"/>
-          <w:numId w:val="4"/>
-        </w:numPr>
-        <w:rPr>
-          <w:lang w:val="en-US"/>
-        </w:rPr>
-      </w:pPr>
-      <w:r>
-        <w:rPr>
-          <w:lang w:val="en-US"/>
-        </w:rPr>
-        <w:t xml:space="preserve">Tổng </w:t>
-      </w:r>
-      <w:r>
-        <w:rPr>
-          <w:lang w:val="en-US"/>
-        </w:rPr>
-        <w:t xml:space="preserve">Hợp Lực Cuối Cùng Lên </w:t>
-      </w:r>
-      <w:r>
-        <w:rPr>
-          <w:lang w:val="en-US"/>
-        </w:rPr>
-        <w:t>Airfoil</w:t>
-      </w:r>
-      <w:r>
-        <w:rPr>
-          <w:lang w:val="en-US"/>
-        </w:rPr>
-        <w:t>?</w:t>
-      </w:r>
-    </w:p>
-    <w:p>
-      <w:pPr>
-        <w:pStyle w:val="ListParagraph"/>
-        <w:numPr>
-          <w:ilvl w:val="0"/>
-          <w:numId w:val="2"/>
-        </w:numPr>
-        <w:rPr>
-          <w:lang w:val="en-US"/>
-        </w:rPr>
-      </w:pPr>
-      <w:r>
-        <w:rPr>
-          <w:lang w:val="en-US"/>
-        </w:rPr>
-        <w:t>Lực tổng hợp tác dụng lên Airfoil có thể được phân tích thành lực nâng và lực kéo</w:t>
-      </w:r>
-    </w:p>
-    <w:p>
-      <w:pPr>
-        <w:pStyle w:val="ListParagraph"/>
-        <w:numPr>
-          <w:ilvl w:val="0"/>
-          <w:numId w:val="2"/>
-        </w:numPr>
-        <w:rPr>
-          <w:lang w:val="en-US"/>
-        </w:rPr>
-      </w:pPr>
-      <w:r>
-        <w:rPr>
-          <w:lang w:val="en-US"/>
-        </w:rPr>
-        <w:t>Lực kéo cản trở chuyển động của Airfoil về phía trước, do độ nhớt của không khí nên khi không khí trượt về phía sau Airfoil, Airfoil cũng bị kéo về phía sau, để chống lại lực kéo thì cần động cơ cung cấp năng lượng chống lại lực kéo mỗi giây</w:t>
-      </w:r>
-    </w:p>
-    <w:p>
-      <w:pPr>
-        <w:pStyle w:val="ListParagraph"/>
-        <w:numPr>
-          <w:ilvl w:val="0"/>
-          <w:numId w:val="4"/>
-        </w:numPr>
-        <w:rPr>
-          <w:lang w:val="en-US"/>
-        </w:rPr>
-      </w:pPr>
-      <w:r>
-        <w:rPr>
-          <w:lang w:val="en-US"/>
-        </w:rPr>
-        <w:t>Cách Cánh Quạt Hoạt Động?</w:t>
-      </w:r>
-    </w:p>
-    <w:p>
-      <w:pPr>
-        <w:pStyle w:val="ListParagraph"/>
-        <w:numPr>
-          <w:ilvl w:val="0"/>
-          <w:numId w:val="2"/>
-        </w:numPr>
-        <w:rPr>
-          <w:lang w:val="en-US"/>
-        </w:rPr>
-      </w:pPr>
-      <w:r>
-        <w:rPr>
-          <w:lang w:val="en-US"/>
-        </w:rPr>
-        <w:t>Cánh quạt có hình dạng của Airfoil, nên khi quay, nó sẽ tạo lực đẩy di chuyển về phía trước, nếu giữ thân quạt tại vị trí cố định thì nó sẽ đẩy khí về phía sau</w:t>
-      </w:r>
-    </w:p>
-    <w:p>
-      <w:pPr>
-        <w:pStyle w:val="ListParagraph"/>
-        <w:numPr>
-          <w:ilvl w:val="0"/>
-          <w:numId w:val="2"/>
-        </w:numPr>
-        <w:rPr>
-          <w:lang w:val="en-US"/>
-        </w:rPr>
-      </w:pPr>
-      <w:r>
-        <w:rPr>
-          <w:lang w:val="en-US"/>
-        </w:rPr>
         <w:t>Cánh quạt sẽ được Twist để Angle Of Attack ở mọi lát cắt ngang trên cánh quạt đều = nhau và = 1 con số nhỏ</w:t>
       </w:r>
     </w:p>
@@ -15992,7 +16255,6 @@
           <w:rFonts w:eastAsiaTheme="minorEastAsia"/>
           <w:lang w:val="en-US"/>
         </w:rPr>
-        <w:lastRenderedPageBreak/>
         <w:tab/>
       </w:r>
       <w:r>

--- a/fluid dynamics.docx
+++ b/fluid dynamics.docx
@@ -12855,19 +12855,7 @@
         <w:rPr>
           <w:lang w:val="en-US"/>
         </w:rPr>
-        <w:t>Theo Clausius</w:t>
-      </w:r>
-      <w:r>
-        <w:rPr>
-          <w:lang w:val="en-US"/>
-        </w:rPr>
-        <w:t>, nhiệt không thể truyền từ vật lạnh sang vật nóng hơn, bất đối xứng truyền nhiệt</w:t>
-      </w:r>
-      <w:r>
-        <w:rPr>
-          <w:lang w:val="en-US"/>
-        </w:rPr>
-        <w:t>, trừ khi có sự bù trừ từ bên ngoài</w:t>
+        <w:t>Theo Clausius, nhiệt không thể truyền từ vật lạnh sang vật nóng hơn, bất đối xứng truyền nhiệt, trừ khi có sự bù trừ từ bên ngoài</w:t>
       </w:r>
     </w:p>
     <w:p>
@@ -15595,6 +15583,33 @@
         <w:pStyle w:val="ListParagraph"/>
         <w:numPr>
           <w:ilvl w:val="0"/>
+          <w:numId w:val="8"/>
+        </w:numPr>
+        <w:rPr>
+          <w:rFonts w:eastAsiaTheme="minorEastAsia"/>
+          <w:lang w:val="en-US"/>
+        </w:rPr>
+      </w:pPr>
+      <w:r>
+        <w:rPr>
+          <w:rFonts w:eastAsiaTheme="minorEastAsia"/>
+          <w:lang w:val="en-US"/>
+        </w:rPr>
+        <w:t xml:space="preserve">Tốc </w:t>
+      </w:r>
+      <w:r>
+        <w:rPr>
+          <w:rFonts w:eastAsiaTheme="minorEastAsia"/>
+          <w:lang w:val="en-US"/>
+        </w:rPr>
+        <w:t>Độ Truyền Nhiệt?</w:t>
+      </w:r>
+    </w:p>
+    <w:p>
+      <w:pPr>
+        <w:pStyle w:val="ListParagraph"/>
+        <w:numPr>
+          <w:ilvl w:val="0"/>
           <w:numId w:val="2"/>
         </w:numPr>
         <w:rPr>
@@ -15602,24 +15617,140 @@
           <w:lang w:val="en-US"/>
         </w:rPr>
       </w:pPr>
-    </w:p>
-    <w:p>
-      <w:pPr>
-        <w:rPr>
-          <w:lang w:val="en-US"/>
-        </w:rPr>
-      </w:pPr>
-    </w:p>
-    <w:p>
-      <w:pPr>
-        <w:rPr>
-          <w:lang w:val="en-US"/>
-        </w:rPr>
-      </w:pPr>
-      <w:r>
-        <w:rPr>
-          <w:lang w:val="en-US"/>
-        </w:rPr>
+      <w:r>
+        <w:rPr>
+          <w:rFonts w:eastAsiaTheme="minorEastAsia"/>
+          <w:lang w:val="en-US"/>
+        </w:rPr>
+        <w:t>Giả sử 1 hệ kín gồm 1 vật nhiệt độ A, vật kia nhiệt độ B đang trao đổi nhiệt với nhau, khi này tốc độ truyền nhiệt sẽ tỉ lệ thuận với chênh lệch nhiệt độ giữa chúng</w:t>
+      </w:r>
+      <w:r>
+        <w:rPr>
+          <w:rFonts w:eastAsiaTheme="minorEastAsia"/>
+          <w:lang w:val="en-US"/>
+        </w:rPr>
+        <w:t>, k là hệ số tỉ lệ</w:t>
+      </w:r>
+    </w:p>
+    <w:p>
+      <w:pPr>
+        <w:pStyle w:val="ListParagraph"/>
+        <w:pBdr>
+          <w:top w:val="single" w:sz="4" w:space="1" w:color="auto"/>
+          <w:left w:val="single" w:sz="4" w:space="4" w:color="auto"/>
+          <w:bottom w:val="single" w:sz="4" w:space="1" w:color="auto"/>
+          <w:right w:val="single" w:sz="4" w:space="4" w:color="auto"/>
+        </w:pBdr>
+        <w:ind w:left="1080"/>
+        <w:rPr>
+          <w:rFonts w:eastAsiaTheme="minorEastAsia"/>
+          <w:lang w:val="en-US"/>
+        </w:rPr>
+      </w:pPr>
+      <m:oMath>
+        <m:r>
+          <w:rPr>
+            <w:rFonts w:ascii="Cambria Math" w:eastAsiaTheme="minorEastAsia" w:hAnsi="Cambria Math"/>
+            <w:lang w:val="en-US"/>
+          </w:rPr>
+          <m:t xml:space="preserve"> </m:t>
+        </m:r>
+        <m:f>
+          <m:fPr>
+            <m:ctrlPr>
+              <w:rPr>
+                <w:rFonts w:ascii="Cambria Math" w:eastAsiaTheme="minorEastAsia" w:hAnsi="Cambria Math"/>
+                <w:i/>
+                <w:lang w:val="en-US"/>
+              </w:rPr>
+            </m:ctrlPr>
+          </m:fPr>
+          <m:num>
+            <m:r>
+              <w:rPr>
+                <w:rFonts w:ascii="Cambria Math" w:eastAsiaTheme="minorEastAsia" w:hAnsi="Cambria Math"/>
+                <w:lang w:val="en-US"/>
+              </w:rPr>
+              <m:t>dA</m:t>
+            </m:r>
+          </m:num>
+          <m:den>
+            <m:r>
+              <w:rPr>
+                <w:rFonts w:ascii="Cambria Math" w:eastAsiaTheme="minorEastAsia" w:hAnsi="Cambria Math"/>
+                <w:lang w:val="en-US"/>
+              </w:rPr>
+              <m:t>dt</m:t>
+            </m:r>
+          </m:den>
+        </m:f>
+        <m:r>
+          <w:rPr>
+            <w:rFonts w:ascii="Cambria Math" w:eastAsiaTheme="minorEastAsia" w:hAnsi="Cambria Math"/>
+            <w:lang w:val="en-US"/>
+          </w:rPr>
+          <m:t>=k</m:t>
+        </m:r>
+        <m:d>
+          <m:dPr>
+            <m:ctrlPr>
+              <w:rPr>
+                <w:rFonts w:ascii="Cambria Math" w:eastAsiaTheme="minorEastAsia" w:hAnsi="Cambria Math"/>
+                <w:i/>
+                <w:lang w:val="en-US"/>
+              </w:rPr>
+            </m:ctrlPr>
+          </m:dPr>
+          <m:e>
+            <m:r>
+              <w:rPr>
+                <w:rFonts w:ascii="Cambria Math" w:eastAsiaTheme="minorEastAsia" w:hAnsi="Cambria Math"/>
+                <w:lang w:val="en-US"/>
+              </w:rPr>
+              <m:t>B-A</m:t>
+            </m:r>
+          </m:e>
+        </m:d>
+      </m:oMath>
+      <w:r>
+        <w:rPr>
+          <w:rFonts w:eastAsiaTheme="minorEastAsia"/>
+          <w:lang w:val="en-US"/>
+        </w:rPr>
+        <w:t xml:space="preserve"> </w:t>
+      </w:r>
+    </w:p>
+    <w:p>
+      <w:pPr>
+        <w:pStyle w:val="ListParagraph"/>
+        <w:numPr>
+          <w:ilvl w:val="0"/>
+          <w:numId w:val="2"/>
+        </w:numPr>
+        <w:rPr>
+          <w:rFonts w:eastAsiaTheme="minorEastAsia"/>
+          <w:lang w:val="en-US"/>
+        </w:rPr>
+      </w:pPr>
+    </w:p>
+    <w:p>
+      <w:pPr>
+        <w:rPr>
+          <w:lang w:val="en-US"/>
+        </w:rPr>
+      </w:pPr>
+    </w:p>
+    <w:p>
+      <w:pPr>
+        <w:rPr>
+          <w:lang w:val="en-US"/>
+        </w:rPr>
+      </w:pPr>
+      <w:r>
+        <w:rPr>
+          <w:lang w:val="en-US"/>
+        </w:rPr>
+        <w:lastRenderedPageBreak/>
         <w:t>Airfoil:</w:t>
       </w:r>
     </w:p>
@@ -15711,7 +15842,6 @@
           <w:noProof/>
           <w:lang w:eastAsia="vi-VN"/>
         </w:rPr>
-        <w:lastRenderedPageBreak/>
         <w:drawing>
           <wp:inline distT="0" distB="0" distL="0" distR="0" wp14:anchorId="429BC6C8" wp14:editId="6D25BFE5">
             <wp:extent cx="4455524" cy="2970185"/>
@@ -16034,7 +16164,14 @@
         <w:rPr>
           <w:lang w:val="en-US"/>
         </w:rPr>
-        <w:t>Lực kéo cản trở chuyển động của Airfoil về phía trước, do độ nhớt của không khí nên khi không khí trượt về phía sau Airfoil, Airfoil cũng bị kéo về phía sau, để chống lại lực kéo thì cần động cơ cung cấp năng lượng chống lại lực kéo mỗi giây</w:t>
+        <w:t xml:space="preserve">Lực kéo cản trở chuyển động của Airfoil về phía trước, do độ nhớt của không khí nên khi không khí trượt về phía sau Airfoil, Airfoil cũng bị kéo về phía sau, để </w:t>
+      </w:r>
+      <w:r>
+        <w:rPr>
+          <w:lang w:val="en-US"/>
+        </w:rPr>
+        <w:lastRenderedPageBreak/>
+        <w:t>chống lại lực kéo thì cần động cơ cung cấp năng lượng chống lại lực kéo mỗi giây</w:t>
       </w:r>
     </w:p>
     <w:p>
@@ -16088,7 +16225,6 @@
         <w:rPr>
           <w:lang w:val="en-US"/>
         </w:rPr>
-        <w:lastRenderedPageBreak/>
         <w:t>Cánh quạt sẽ được Twist để Angle Of Attack ở mọi lát cắt ngang trên cánh quạt đều = nhau và = 1 con số nhỏ</w:t>
       </w:r>
     </w:p>

--- a/fluid dynamics.docx
+++ b/fluid dynamics.docx
@@ -3150,6 +3150,151 @@
           <w:lang w:val="en-US"/>
         </w:rPr>
         <w:t xml:space="preserve"> </w:t>
+      </w:r>
+    </w:p>
+    <w:p>
+      <w:pPr>
+        <w:pStyle w:val="ListParagraph"/>
+        <w:numPr>
+          <w:ilvl w:val="0"/>
+          <w:numId w:val="3"/>
+        </w:numPr>
+        <w:rPr>
+          <w:rFonts w:eastAsiaTheme="minorEastAsia"/>
+          <w:lang w:val="en-US"/>
+        </w:rPr>
+      </w:pPr>
+      <w:r>
+        <w:rPr>
+          <w:rFonts w:eastAsiaTheme="minorEastAsia"/>
+          <w:lang w:val="en-US"/>
+        </w:rPr>
+        <w:t xml:space="preserve">Cách </w:t>
+      </w:r>
+      <w:r>
+        <w:rPr>
+          <w:rFonts w:eastAsiaTheme="minorEastAsia"/>
+          <w:lang w:val="en-US"/>
+        </w:rPr>
+        <w:t>Bơm Tay Hoạt Động?</w:t>
+      </w:r>
+    </w:p>
+    <w:p>
+      <w:pPr>
+        <w:pStyle w:val="ListParagraph"/>
+        <w:ind w:left="1080"/>
+        <w:rPr>
+          <w:rFonts w:eastAsiaTheme="minorEastAsia"/>
+          <w:lang w:val="en-US"/>
+        </w:rPr>
+      </w:pPr>
+      <w:r>
+        <w:rPr>
+          <w:rFonts w:eastAsiaTheme="minorEastAsia"/>
+          <w:lang w:val="en-US"/>
+        </w:rPr>
+        <w:drawing>
+          <wp:inline distT="0" distB="0" distL="0" distR="0" wp14:anchorId="525E41F5" wp14:editId="45E35111">
+            <wp:extent cx="2718647" cy="2872740"/>
+            <wp:effectExtent l="0" t="0" r="5715" b="3810"/>
+            <wp:docPr id="1119037697" name="Picture 1"/>
+            <wp:cNvGraphicFramePr>
+              <a:graphicFrameLocks xmlns:a="http://schemas.openxmlformats.org/drawingml/2006/main" noChangeAspect="1"/>
+            </wp:cNvGraphicFramePr>
+            <a:graphic xmlns:a="http://schemas.openxmlformats.org/drawingml/2006/main">
+              <a:graphicData uri="http://schemas.openxmlformats.org/drawingml/2006/picture">
+                <pic:pic xmlns:pic="http://schemas.openxmlformats.org/drawingml/2006/picture">
+                  <pic:nvPicPr>
+                    <pic:cNvPr id="1119037697" name=""/>
+                    <pic:cNvPicPr/>
+                  </pic:nvPicPr>
+                  <pic:blipFill>
+                    <a:blip r:embed="rId8"/>
+                    <a:stretch>
+                      <a:fillRect/>
+                    </a:stretch>
+                  </pic:blipFill>
+                  <pic:spPr>
+                    <a:xfrm>
+                      <a:off x="0" y="0"/>
+                      <a:ext cx="2723703" cy="2878083"/>
+                    </a:xfrm>
+                    <a:prstGeom prst="rect">
+                      <a:avLst/>
+                    </a:prstGeom>
+                  </pic:spPr>
+                </pic:pic>
+              </a:graphicData>
+            </a:graphic>
+          </wp:inline>
+        </w:drawing>
+      </w:r>
+    </w:p>
+    <w:p>
+      <w:pPr>
+        <w:pStyle w:val="ListParagraph"/>
+        <w:numPr>
+          <w:ilvl w:val="0"/>
+          <w:numId w:val="2"/>
+        </w:numPr>
+        <w:rPr>
+          <w:rFonts w:eastAsiaTheme="minorEastAsia"/>
+          <w:lang w:val="en-US"/>
+        </w:rPr>
+      </w:pPr>
+      <w:r>
+        <w:rPr>
+          <w:rFonts w:eastAsiaTheme="minorEastAsia"/>
+          <w:lang w:val="en-US"/>
+        </w:rPr>
+        <w:t>Ban đầu áp suất của lốp bên phải = A, khi này khí sẽ tràn từ ngoài vào xi lanh trái nên xi lanh trái có áp suất = B = không khí, cái chốt màu đỏ ở dưới đáy có tâm quay ở phía trên, do A &gt; B nên nó bị quay về trái, bị cái cục nhỏ đỡ đầu</w:t>
+      </w:r>
+    </w:p>
+    <w:p>
+      <w:pPr>
+        <w:pStyle w:val="ListParagraph"/>
+        <w:numPr>
+          <w:ilvl w:val="0"/>
+          <w:numId w:val="2"/>
+        </w:numPr>
+        <w:rPr>
+          <w:rFonts w:eastAsiaTheme="minorEastAsia"/>
+          <w:lang w:val="en-US"/>
+        </w:rPr>
+      </w:pPr>
+      <w:r>
+        <w:rPr>
+          <w:rFonts w:eastAsiaTheme="minorEastAsia"/>
+          <w:lang w:val="en-US"/>
+        </w:rPr>
+        <w:t>Ép xi lanh xuống, khi này do quán tính cái chốt màu đỏ góc trái trên đóng lại, đồng thời do khi nén áp suất trong xi lanh tăng cao hơn B, chốt này được đóng chặt, khi đến lúc áp suất trong xi lanh &gt; A, chốt ở dưới quay phải, để khí trong xi lanh</w:t>
+      </w:r>
+      <w:r>
+        <w:rPr>
+          <w:rFonts w:eastAsiaTheme="minorEastAsia"/>
+          <w:lang w:val="en-US"/>
+        </w:rPr>
+        <w:t xml:space="preserve"> tràn vào lốp</w:t>
+      </w:r>
+    </w:p>
+    <w:p>
+      <w:pPr>
+        <w:pStyle w:val="ListParagraph"/>
+        <w:numPr>
+          <w:ilvl w:val="0"/>
+          <w:numId w:val="2"/>
+        </w:numPr>
+        <w:rPr>
+          <w:rFonts w:eastAsiaTheme="minorEastAsia"/>
+          <w:lang w:val="en-US"/>
+        </w:rPr>
+      </w:pPr>
+      <w:r>
+        <w:rPr>
+          <w:rFonts w:eastAsiaTheme="minorEastAsia"/>
+          <w:lang w:val="en-US"/>
+        </w:rPr>
+        <w:t>Xong rồi ta kéo xi lanh lên, làm thể tích tăng, áp suất xi lanh giảm, chốt ở dưới đóng lại, đồng thời do quán tính chốt ở trên mở ra và tiếp tục vòng lặp</w:t>
       </w:r>
     </w:p>
     <w:p>
@@ -3400,6 +3545,7 @@
           <w:rFonts w:eastAsiaTheme="minorEastAsia"/>
           <w:lang w:val="en-US"/>
         </w:rPr>
+        <w:lastRenderedPageBreak/>
         <w:t>Ta có thể dựa vào công thức này để tính khối lượng riêng đám khí, gọi M là khối lượng theo kg 1 Mole khí</w:t>
       </w:r>
     </w:p>
@@ -3848,14 +3994,7 @@
         <w:rPr>
           <w:lang w:val="en-US"/>
         </w:rPr>
-        <w:t xml:space="preserve">dễ thấy, ta có thể thay thế nó = 3 phân tử chuyển động theo 3 phương Ox, Oy, </w:t>
-      </w:r>
-      <w:r>
-        <w:rPr>
-          <w:lang w:val="en-US"/>
-        </w:rPr>
-        <w:lastRenderedPageBreak/>
-        <w:t xml:space="preserve">Oz, 3 phần tử này có khối lượng = phân tử gốc, dễ thấy </w:t>
+        <w:t xml:space="preserve">dễ thấy, ta có thể thay thế nó = 3 phân tử chuyển động theo 3 phương Ox, Oy, Oz, 3 phần tử này có khối lượng = phân tử gốc, dễ thấy </w:t>
       </w:r>
       <w:r>
         <w:rPr>
@@ -7407,7 +7546,6 @@
         <w:rPr>
           <w:lang w:val="en-US"/>
         </w:rPr>
-        <w:lastRenderedPageBreak/>
         <w:t>V</w:t>
       </w:r>
       <w:r>
@@ -7836,35 +7974,13 @@
                     </m:ctrlPr>
                   </m:fPr>
                   <m:num>
-                    <m:sSub>
-                      <m:sSubPr>
-                        <m:ctrlPr>
-                          <w:rPr>
-                            <w:rFonts w:ascii="Cambria Math" w:hAnsi="Cambria Math"/>
-                            <w:i/>
-                            <w:lang w:val="en-US"/>
-                          </w:rPr>
-                        </m:ctrlPr>
-                      </m:sSubPr>
-                      <m:e>
-                        <m:r>
-                          <w:rPr>
-                            <w:rFonts w:ascii="Cambria Math" w:hAnsi="Cambria Math"/>
-                            <w:lang w:val="en-US"/>
-                          </w:rPr>
-                          <m:t>m</m:t>
-                        </m:r>
-                      </m:e>
-                      <m:sub>
-                        <m:r>
-                          <w:rPr>
-                            <w:rFonts w:ascii="Cambria Math" w:hAnsi="Cambria Math"/>
-                            <w:lang w:val="en-US"/>
-                          </w:rPr>
-                          <m:t>0</m:t>
-                        </m:r>
-                      </m:sub>
-                    </m:sSub>
+                    <m:r>
+                      <w:rPr>
+                        <w:rFonts w:ascii="Cambria Math" w:hAnsi="Cambria Math"/>
+                        <w:lang w:val="en-US"/>
+                      </w:rPr>
+                      <m:t>M</m:t>
+                    </m:r>
                   </m:num>
                   <m:den>
                     <m:r>
@@ -7872,7 +7988,7 @@
                         <w:rFonts w:ascii="Cambria Math" w:hAnsi="Cambria Math"/>
                         <w:lang w:val="en-US"/>
                       </w:rPr>
-                      <m:t>2πkT</m:t>
+                      <m:t>2πRT</m:t>
                     </m:r>
                   </m:den>
                 </m:f>
@@ -7978,35 +8094,13 @@
                 </m:ctrlPr>
               </m:fPr>
               <m:num>
-                <m:sSub>
-                  <m:sSubPr>
-                    <m:ctrlPr>
-                      <w:rPr>
-                        <w:rFonts w:ascii="Cambria Math" w:hAnsi="Cambria Math"/>
-                        <w:i/>
-                        <w:lang w:val="en-US"/>
-                      </w:rPr>
-                    </m:ctrlPr>
-                  </m:sSubPr>
-                  <m:e>
-                    <m:r>
-                      <w:rPr>
-                        <w:rFonts w:ascii="Cambria Math" w:hAnsi="Cambria Math"/>
-                        <w:lang w:val="en-US"/>
-                      </w:rPr>
-                      <m:t>m</m:t>
-                    </m:r>
-                  </m:e>
-                  <m:sub>
-                    <m:r>
-                      <w:rPr>
-                        <w:rFonts w:ascii="Cambria Math" w:hAnsi="Cambria Math"/>
-                        <w:lang w:val="en-US"/>
-                      </w:rPr>
-                      <m:t>0</m:t>
-                    </m:r>
-                  </m:sub>
-                </m:sSub>
+                <m:r>
+                  <w:rPr>
+                    <w:rFonts w:ascii="Cambria Math" w:hAnsi="Cambria Math"/>
+                    <w:lang w:val="en-US"/>
+                  </w:rPr>
+                  <m:t>M</m:t>
+                </m:r>
               </m:num>
               <m:den>
                 <m:r>
@@ -8014,7 +8108,7 @@
                     <w:rFonts w:ascii="Cambria Math" w:hAnsi="Cambria Math"/>
                     <w:lang w:val="en-US"/>
                   </w:rPr>
-                  <m:t>2kT</m:t>
+                  <m:t>2RT</m:t>
                 </m:r>
               </m:den>
             </m:f>
@@ -8163,39 +8257,17 @@
                     <w:rFonts w:ascii="Cambria Math" w:hAnsi="Cambria Math"/>
                     <w:lang w:val="en-US"/>
                   </w:rPr>
-                  <m:t>2kT</m:t>
+                  <m:t>2RT</m:t>
                 </m:r>
               </m:num>
               <m:den>
-                <m:sSub>
-                  <m:sSubPr>
-                    <m:ctrlPr>
-                      <w:rPr>
-                        <w:rFonts w:ascii="Cambria Math" w:hAnsi="Cambria Math"/>
-                        <w:i/>
-                        <w:lang w:val="en-US"/>
-                      </w:rPr>
-                    </m:ctrlPr>
-                  </m:sSubPr>
-                  <m:e>
-                    <m:r>
-                      <w:rPr>
-                        <w:rFonts w:ascii="Cambria Math" w:hAnsi="Cambria Math"/>
-                        <w:lang w:val="en-US"/>
-                      </w:rPr>
-                      <m:t>m</m:t>
-                    </m:r>
-                  </m:e>
-                  <m:sub>
-                    <m:r>
-                      <w:rPr>
-                        <w:rFonts w:ascii="Cambria Math" w:hAnsi="Cambria Math"/>
-                        <w:lang w:val="en-US"/>
-                      </w:rPr>
-                      <m:t>0</m:t>
-                    </m:r>
-                  </m:sub>
-                </m:sSub>
+                <m:r>
+                  <w:rPr>
+                    <w:rFonts w:ascii="Cambria Math" w:hAnsi="Cambria Math"/>
+                    <w:lang w:val="en-US"/>
+                  </w:rPr>
+                  <m:t>M</m:t>
+                </m:r>
               </m:den>
             </m:f>
           </m:e>
@@ -8299,7 +8371,7 @@
                     <w:rFonts w:ascii="Cambria Math" w:hAnsi="Cambria Math"/>
                     <w:lang w:val="en-US"/>
                   </w:rPr>
-                  <m:t>8kT</m:t>
+                  <m:t>8RT</m:t>
                 </m:r>
               </m:num>
               <m:den>
@@ -8308,37 +8380,8 @@
                     <w:rFonts w:ascii="Cambria Math" w:hAnsi="Cambria Math"/>
                     <w:lang w:val="en-US"/>
                   </w:rPr>
-                  <m:t>π</m:t>
+                  <m:t>πM</m:t>
                 </m:r>
-                <m:sSub>
-                  <m:sSubPr>
-                    <m:ctrlPr>
-                      <w:rPr>
-                        <w:rFonts w:ascii="Cambria Math" w:hAnsi="Cambria Math"/>
-                        <w:i/>
-                        <w:lang w:val="en-US"/>
-                      </w:rPr>
-                    </m:ctrlPr>
-                  </m:sSubPr>
-                  <m:e>
-                    <m:r>
-                      <w:rPr>
-                        <w:rFonts w:ascii="Cambria Math" w:hAnsi="Cambria Math"/>
-                        <w:lang w:val="en-US"/>
-                      </w:rPr>
-                      <m:t>m</m:t>
-                    </m:r>
-                  </m:e>
-                  <m:sub>
-                    <m:r>
-                      <w:rPr>
-                        <w:rFonts w:ascii="Cambria Math" w:hAnsi="Cambria Math"/>
-                        <w:lang w:val="en-US"/>
-                      </w:rPr>
-                      <m:t>0</m:t>
-                    </m:r>
-                  </m:sub>
-                </m:sSub>
               </m:den>
             </m:f>
           </m:e>
@@ -8367,7 +8410,26 @@
         <w:rPr>
           <w:lang w:val="en-US"/>
         </w:rPr>
-        <w:t>Dễ thấy tốc độ trung bình chỉ phụ thuộc vào nhiệt độ Kelvin của đám khí và khối lượng phân tử</w:t>
+        <w:lastRenderedPageBreak/>
+        <w:t>Khi nhiệt độ Kelvin tăng, phân phối có xu hướng dãn ra</w:t>
+      </w:r>
+    </w:p>
+    <w:p>
+      <w:pPr>
+        <w:pStyle w:val="ListParagraph"/>
+        <w:numPr>
+          <w:ilvl w:val="0"/>
+          <w:numId w:val="8"/>
+        </w:numPr>
+        <w:rPr>
+          <w:lang w:val="en-US"/>
+        </w:rPr>
+      </w:pPr>
+      <w:r>
+        <w:rPr>
+          <w:lang w:val="en-US"/>
+        </w:rPr>
+        <w:t>Khí Áp Khi Có Trọng Trường?</w:t>
       </w:r>
     </w:p>
     <w:p>
@@ -8385,43 +8447,19 @@
         <w:rPr>
           <w:lang w:val="en-US"/>
         </w:rPr>
-        <w:t>Khi nhiệt độ Kelvin tăng, phân phối có xu hướng dãn ra</w:t>
-      </w:r>
-    </w:p>
-    <w:p>
-      <w:pPr>
-        <w:pStyle w:val="ListParagraph"/>
-        <w:numPr>
-          <w:ilvl w:val="0"/>
-          <w:numId w:val="8"/>
-        </w:numPr>
-        <w:rPr>
-          <w:lang w:val="en-US"/>
-        </w:rPr>
-      </w:pPr>
-      <w:r>
-        <w:rPr>
-          <w:lang w:val="en-US"/>
-        </w:rPr>
-        <w:t>Khí Áp Khi Có Trọng Trường?</w:t>
-      </w:r>
-    </w:p>
-    <w:p>
-      <w:pPr>
-        <w:pStyle w:val="ListParagraph"/>
-        <w:numPr>
-          <w:ilvl w:val="0"/>
-          <w:numId w:val="2"/>
-        </w:numPr>
-        <w:rPr>
-          <w:lang w:val="en-US"/>
-        </w:rPr>
-      </w:pPr>
-      <w:r>
-        <w:rPr>
-          <w:lang w:val="en-US"/>
-        </w:rPr>
-        <w:t>Cho 1 hệ chỉ gồm 1 mặt đất phẳng,1 đám khí lí tưởng trải khắp không gian, trong 1 trọng trường đều có chiều hướng xuống đất, gọi P</w:t>
+        <w:t>Cho 1 hệ chỉ gồm 1 mặt đất phẳng,1 đám khí lí tưởng trải khắp không gian, trong 1 trọng trường đều</w:t>
+      </w:r>
+      <w:r>
+        <w:rPr>
+          <w:lang w:val="en-US"/>
+        </w:rPr>
+        <w:t xml:space="preserve"> với gia tốc g</w:t>
+      </w:r>
+      <w:r>
+        <w:rPr>
+          <w:lang w:val="en-US"/>
+        </w:rPr>
+        <w:t xml:space="preserve"> có chiều hướng xuống đất, gọi P</w:t>
       </w:r>
       <w:r>
         <w:rPr>
@@ -8526,41 +8564,12 @@
                 </m:ctrlPr>
               </m:fPr>
               <m:num>
-                <m:sSub>
-                  <m:sSubPr>
-                    <m:ctrlPr>
-                      <w:rPr>
-                        <w:rFonts w:ascii="Cambria Math" w:eastAsiaTheme="minorEastAsia" w:hAnsi="Cambria Math"/>
-                        <w:i/>
-                        <w:lang w:val="en-US"/>
-                      </w:rPr>
-                    </m:ctrlPr>
-                  </m:sSubPr>
-                  <m:e>
-                    <m:r>
-                      <w:rPr>
-                        <w:rFonts w:ascii="Cambria Math" w:eastAsiaTheme="minorEastAsia" w:hAnsi="Cambria Math"/>
-                        <w:lang w:val="en-US"/>
-                      </w:rPr>
-                      <m:t>m</m:t>
-                    </m:r>
-                  </m:e>
-                  <m:sub>
-                    <m:r>
-                      <w:rPr>
-                        <w:rFonts w:ascii="Cambria Math" w:eastAsiaTheme="minorEastAsia" w:hAnsi="Cambria Math"/>
-                        <w:lang w:val="en-US"/>
-                      </w:rPr>
-                      <m:t>0</m:t>
-                    </m:r>
-                  </m:sub>
-                </m:sSub>
                 <m:r>
                   <w:rPr>
                     <w:rFonts w:ascii="Cambria Math" w:eastAsiaTheme="minorEastAsia" w:hAnsi="Cambria Math"/>
                     <w:lang w:val="en-US"/>
                   </w:rPr>
-                  <m:t>g</m:t>
+                  <m:t>Mg</m:t>
                 </m:r>
               </m:num>
               <m:den>
@@ -8569,7 +8578,7 @@
                     <w:rFonts w:ascii="Cambria Math" w:eastAsiaTheme="minorEastAsia" w:hAnsi="Cambria Math"/>
                     <w:lang w:val="en-US"/>
                   </w:rPr>
-                  <m:t>kT</m:t>
+                  <m:t>RT</m:t>
                 </m:r>
               </m:den>
             </m:f>
@@ -8640,6 +8649,19 @@
           <w:lang w:val="en-US"/>
         </w:rPr>
         <w:t>3</w:t>
+      </w:r>
+      <w:r>
+        <w:rPr>
+          <w:vertAlign w:val="superscript"/>
+          <w:lang w:val="en-US"/>
+        </w:rPr>
+        <w:t xml:space="preserve"> </w:t>
+      </w:r>
+      <w:r>
+        <w:rPr>
+          <w:lang w:val="en-US"/>
+        </w:rPr>
+        <w:t>tại mặt đất</w:t>
       </w:r>
       <w:r>
         <w:rPr>
@@ -8779,41 +8801,12 @@
                 </m:ctrlPr>
               </m:fPr>
               <m:num>
-                <m:sSub>
-                  <m:sSubPr>
-                    <m:ctrlPr>
-                      <w:rPr>
-                        <w:rFonts w:ascii="Cambria Math" w:eastAsiaTheme="minorEastAsia" w:hAnsi="Cambria Math"/>
-                        <w:i/>
-                        <w:lang w:val="en-US"/>
-                      </w:rPr>
-                    </m:ctrlPr>
-                  </m:sSubPr>
-                  <m:e>
-                    <m:r>
-                      <w:rPr>
-                        <w:rFonts w:ascii="Cambria Math" w:eastAsiaTheme="minorEastAsia" w:hAnsi="Cambria Math"/>
-                        <w:lang w:val="en-US"/>
-                      </w:rPr>
-                      <m:t>m</m:t>
-                    </m:r>
-                  </m:e>
-                  <m:sub>
-                    <m:r>
-                      <w:rPr>
-                        <w:rFonts w:ascii="Cambria Math" w:eastAsiaTheme="minorEastAsia" w:hAnsi="Cambria Math"/>
-                        <w:lang w:val="en-US"/>
-                      </w:rPr>
-                      <m:t>0</m:t>
-                    </m:r>
-                  </m:sub>
-                </m:sSub>
                 <m:r>
                   <w:rPr>
                     <w:rFonts w:ascii="Cambria Math" w:eastAsiaTheme="minorEastAsia" w:hAnsi="Cambria Math"/>
                     <w:lang w:val="en-US"/>
                   </w:rPr>
-                  <m:t>g</m:t>
+                  <m:t>Mg</m:t>
                 </m:r>
               </m:num>
               <m:den>
@@ -8822,7 +8815,7 @@
                     <w:rFonts w:ascii="Cambria Math" w:eastAsiaTheme="minorEastAsia" w:hAnsi="Cambria Math"/>
                     <w:lang w:val="en-US"/>
                   </w:rPr>
-                  <m:t>kT</m:t>
+                  <m:t>RT</m:t>
                 </m:r>
               </m:den>
             </m:f>
@@ -9031,37 +9024,8 @@
             <w:rFonts w:ascii="Cambria Math" w:hAnsi="Cambria Math"/>
             <w:lang w:val="en-US"/>
           </w:rPr>
-          <m:t>=</m:t>
+          <m:t>=C</m:t>
         </m:r>
-        <m:f>
-          <m:fPr>
-            <m:ctrlPr>
-              <w:rPr>
-                <w:rFonts w:ascii="Cambria Math" w:hAnsi="Cambria Math"/>
-                <w:i/>
-                <w:lang w:val="en-US"/>
-              </w:rPr>
-            </m:ctrlPr>
-          </m:fPr>
-          <m:num>
-            <m:r>
-              <w:rPr>
-                <w:rFonts w:ascii="Cambria Math" w:hAnsi="Cambria Math"/>
-                <w:lang w:val="en-US"/>
-              </w:rPr>
-              <m:t>1</m:t>
-            </m:r>
-          </m:num>
-          <m:den>
-            <m:r>
-              <w:rPr>
-                <w:rFonts w:ascii="Cambria Math" w:hAnsi="Cambria Math"/>
-                <w:lang w:val="en-US"/>
-              </w:rPr>
-              <m:t>C</m:t>
-            </m:r>
-          </m:den>
-        </m:f>
         <m:sSup>
           <m:sSupPr>
             <m:ctrlPr>
@@ -9286,14 +9250,7 @@
         <w:rPr>
           <w:lang w:val="en-US"/>
         </w:rPr>
-        <w:t xml:space="preserve"> đầu ra sẽ là khả năng mà sẽ có </w:t>
-      </w:r>
-      <w:r>
-        <w:rPr>
-          <w:lang w:val="en-US"/>
-        </w:rPr>
-        <w:lastRenderedPageBreak/>
-        <w:t>phân tử với vận tốc v ở ngay vị trí này, gọi E</w:t>
+        <w:t xml:space="preserve"> đầu ra sẽ là khả năng mà sẽ có phân tử với vận tốc v ở ngay vị trí này, gọi E</w:t>
       </w:r>
       <w:r>
         <w:rPr>
@@ -10329,6 +10286,7 @@
         <w:rPr>
           <w:lang w:val="en-US"/>
         </w:rPr>
+        <w:lastRenderedPageBreak/>
         <w:t>Trong mỗi quá trình, gọi A là công đám khí nhận được và Q là nhiệt lượng đám khí nhận được</w:t>
       </w:r>
       <w:r>
@@ -11373,7 +11331,6 @@
             <w:rFonts w:ascii="Cambria Math" w:hAnsi="Cambria Math"/>
             <w:lang w:val="en-US"/>
           </w:rPr>
-          <w:lastRenderedPageBreak/>
           <m:t>∆U=</m:t>
         </m:r>
         <m:f>
@@ -11785,6 +11742,26 @@
         <w:pStyle w:val="ListParagraph"/>
         <w:numPr>
           <w:ilvl w:val="0"/>
+          <w:numId w:val="8"/>
+        </w:numPr>
+        <w:rPr>
+          <w:rFonts w:eastAsiaTheme="minorEastAsia"/>
+          <w:lang w:val="en-US"/>
+        </w:rPr>
+      </w:pPr>
+      <w:r>
+        <w:rPr>
+          <w:rFonts w:eastAsiaTheme="minorEastAsia"/>
+          <w:lang w:val="en-US"/>
+        </w:rPr>
+        <w:t>Động Cơ Vĩnh Cửu?</w:t>
+      </w:r>
+    </w:p>
+    <w:p>
+      <w:pPr>
+        <w:pStyle w:val="ListParagraph"/>
+        <w:numPr>
+          <w:ilvl w:val="0"/>
           <w:numId w:val="2"/>
         </w:numPr>
         <w:rPr>
@@ -11797,72 +11774,48 @@
           <w:rFonts w:eastAsiaTheme="minorEastAsia"/>
           <w:lang w:val="en-US"/>
         </w:rPr>
-        <w:t>Các bước xử lí sơ đồ chuyển đổi trạng thái</w:t>
-      </w:r>
-      <w:r>
-        <w:rPr>
-          <w:rFonts w:eastAsiaTheme="minorEastAsia"/>
-          <w:lang w:val="en-US"/>
-        </w:rPr>
-        <w:t xml:space="preserve">, </w:t>
-      </w:r>
-      <w:r>
-        <w:rPr>
-          <w:rFonts w:eastAsiaTheme="minorEastAsia"/>
-          <w:lang w:val="en-US"/>
-        </w:rPr>
-        <w:t xml:space="preserve">tại trạng thái ban đầu, kí hiệu </w:t>
-      </w:r>
-      <w:r>
-        <w:rPr>
-          <w:rFonts w:eastAsiaTheme="minorEastAsia"/>
-          <w:lang w:val="en-US"/>
-        </w:rPr>
-        <w:t>V</w:t>
-      </w:r>
-      <w:r>
-        <w:rPr>
-          <w:rFonts w:eastAsiaTheme="minorEastAsia"/>
-          <w:vertAlign w:val="subscript"/>
-          <w:lang w:val="en-US"/>
-        </w:rPr>
-        <w:t>1</w:t>
-      </w:r>
-      <w:r>
-        <w:rPr>
-          <w:rFonts w:eastAsiaTheme="minorEastAsia"/>
-          <w:lang w:val="en-US"/>
-        </w:rPr>
-        <w:t>, T</w:t>
-      </w:r>
-      <w:r>
-        <w:rPr>
-          <w:rFonts w:eastAsiaTheme="minorEastAsia"/>
-          <w:vertAlign w:val="subscript"/>
-          <w:lang w:val="en-US"/>
-        </w:rPr>
-        <w:t>1</w:t>
-      </w:r>
-      <w:r>
-        <w:rPr>
-          <w:rFonts w:eastAsiaTheme="minorEastAsia"/>
-          <w:lang w:val="en-US"/>
-        </w:rPr>
-        <w:t>, từ trạng thái ban đầu, xem nó chuyển tới trạng thái nào = quá trình nào + dữ kiện được cho để xác định nhiệt độ và thể tích trạng thái đó,</w:t>
-      </w:r>
-      <w:r>
-        <w:rPr>
-          <w:rFonts w:eastAsiaTheme="minorEastAsia"/>
-          <w:lang w:val="en-US"/>
-        </w:rPr>
-        <w:t xml:space="preserve"> ở đây đéo cần quan tâm áp suất  vì nó là đại lượng phụ thuộc</w:t>
-      </w:r>
-      <w:r>
-        <w:rPr>
-          <w:rFonts w:eastAsiaTheme="minorEastAsia"/>
-          <w:lang w:val="en-US"/>
-        </w:rPr>
-        <w:t>, rồi cứ tiếp tục chuyển tới trạng thái tiếp theo</w:t>
+        <w:t>Loại 1, thực hiện công vĩnh viễn đéo cần nguồn năng lượng</w:t>
+      </w:r>
+    </w:p>
+    <w:p>
+      <w:pPr>
+        <w:pStyle w:val="ListParagraph"/>
+        <w:numPr>
+          <w:ilvl w:val="0"/>
+          <w:numId w:val="2"/>
+        </w:numPr>
+        <w:rPr>
+          <w:rFonts w:eastAsiaTheme="minorEastAsia"/>
+          <w:lang w:val="en-US"/>
+        </w:rPr>
+      </w:pPr>
+      <w:r>
+        <w:rPr>
+          <w:rFonts w:eastAsiaTheme="minorEastAsia"/>
+          <w:lang w:val="en-US"/>
+        </w:rPr>
+        <w:lastRenderedPageBreak/>
+        <w:t>Loại 2, dùng 1 nguồn nhiệt, và chuyển hoàn toàn nó thành công</w:t>
+      </w:r>
+    </w:p>
+    <w:p>
+      <w:pPr>
+        <w:pStyle w:val="ListParagraph"/>
+        <w:numPr>
+          <w:ilvl w:val="0"/>
+          <w:numId w:val="2"/>
+        </w:numPr>
+        <w:rPr>
+          <w:rFonts w:eastAsiaTheme="minorEastAsia"/>
+          <w:lang w:val="en-US"/>
+        </w:rPr>
+      </w:pPr>
+      <w:r>
+        <w:rPr>
+          <w:rFonts w:eastAsiaTheme="minorEastAsia"/>
+          <w:lang w:val="en-US"/>
+        </w:rPr>
+        <w:t>Loại 3, giảm ma sát về 0</w:t>
       </w:r>
     </w:p>
     <w:p>
@@ -11882,86 +11835,6 @@
           <w:rFonts w:eastAsiaTheme="minorEastAsia"/>
           <w:lang w:val="en-US"/>
         </w:rPr>
-        <w:t>Động Cơ Vĩnh Cửu?</w:t>
-      </w:r>
-    </w:p>
-    <w:p>
-      <w:pPr>
-        <w:pStyle w:val="ListParagraph"/>
-        <w:numPr>
-          <w:ilvl w:val="0"/>
-          <w:numId w:val="2"/>
-        </w:numPr>
-        <w:rPr>
-          <w:rFonts w:eastAsiaTheme="minorEastAsia"/>
-          <w:lang w:val="en-US"/>
-        </w:rPr>
-      </w:pPr>
-      <w:r>
-        <w:rPr>
-          <w:rFonts w:eastAsiaTheme="minorEastAsia"/>
-          <w:lang w:val="en-US"/>
-        </w:rPr>
-        <w:t>Loại 1, thực hiện công vĩnh viễn đéo cần nguồn năng lượng</w:t>
-      </w:r>
-    </w:p>
-    <w:p>
-      <w:pPr>
-        <w:pStyle w:val="ListParagraph"/>
-        <w:numPr>
-          <w:ilvl w:val="0"/>
-          <w:numId w:val="2"/>
-        </w:numPr>
-        <w:rPr>
-          <w:rFonts w:eastAsiaTheme="minorEastAsia"/>
-          <w:lang w:val="en-US"/>
-        </w:rPr>
-      </w:pPr>
-      <w:r>
-        <w:rPr>
-          <w:rFonts w:eastAsiaTheme="minorEastAsia"/>
-          <w:lang w:val="en-US"/>
-        </w:rPr>
-        <w:t>Loại 2, dùng 1 nguồn nhiệt, và chuyển hoàn toàn nó thành công</w:t>
-      </w:r>
-    </w:p>
-    <w:p>
-      <w:pPr>
-        <w:pStyle w:val="ListParagraph"/>
-        <w:numPr>
-          <w:ilvl w:val="0"/>
-          <w:numId w:val="2"/>
-        </w:numPr>
-        <w:rPr>
-          <w:rFonts w:eastAsiaTheme="minorEastAsia"/>
-          <w:lang w:val="en-US"/>
-        </w:rPr>
-      </w:pPr>
-      <w:r>
-        <w:rPr>
-          <w:rFonts w:eastAsiaTheme="minorEastAsia"/>
-          <w:lang w:val="en-US"/>
-        </w:rPr>
-        <w:t>Loại 3, giảm ma sát về 0</w:t>
-      </w:r>
-    </w:p>
-    <w:p>
-      <w:pPr>
-        <w:pStyle w:val="ListParagraph"/>
-        <w:numPr>
-          <w:ilvl w:val="0"/>
-          <w:numId w:val="8"/>
-        </w:numPr>
-        <w:rPr>
-          <w:rFonts w:eastAsiaTheme="minorEastAsia"/>
-          <w:lang w:val="en-US"/>
-        </w:rPr>
-      </w:pPr>
-      <w:r>
-        <w:rPr>
-          <w:rFonts w:eastAsiaTheme="minorEastAsia"/>
-          <w:lang w:val="en-US"/>
-        </w:rPr>
         <w:t>Chu Trình Carnot?</w:t>
       </w:r>
     </w:p>
@@ -11978,7 +11851,6 @@
         <w:rPr>
           <w:noProof/>
         </w:rPr>
-        <w:lastRenderedPageBreak/>
         <w:drawing>
           <wp:inline distT="0" distB="0" distL="0" distR="0" wp14:anchorId="60AAF442" wp14:editId="246E3C88">
             <wp:extent cx="5486400" cy="5127675"/>
@@ -11995,7 +11867,7 @@
                     <pic:cNvPicPr/>
                   </pic:nvPicPr>
                   <pic:blipFill rotWithShape="1">
-                    <a:blip r:embed="rId8"/>
+                    <a:blip r:embed="rId9"/>
                     <a:srcRect l="45055" t="23373" r="16535" b="12804"/>
                     <a:stretch/>
                   </pic:blipFill>
@@ -12321,6 +12193,7 @@
             <w:rFonts w:ascii="Cambria Math" w:eastAsiaTheme="minorEastAsia" w:hAnsi="Cambria Math"/>
             <w:lang w:val="en-US"/>
           </w:rPr>
+          <w:lastRenderedPageBreak/>
           <m:t>ε=</m:t>
         </m:r>
         <m:f>
@@ -12478,7 +12351,6 @@
           <w:rFonts w:eastAsiaTheme="minorEastAsia"/>
           <w:lang w:val="en-US"/>
         </w:rPr>
-        <w:lastRenderedPageBreak/>
         <w:t xml:space="preserve">Chu </w:t>
       </w:r>
       <w:r>
@@ -12534,7 +12406,7 @@
                     </pic:cNvPicPr>
                   </pic:nvPicPr>
                   <pic:blipFill>
-                    <a:blip r:embed="rId9">
+                    <a:blip r:embed="rId10">
                       <a:extLst>
                         <a:ext uri="{28A0092B-C50C-407E-A947-70E740481C1C}">
                           <a14:useLocalDpi xmlns:a14="http://schemas.microsoft.com/office/drawing/2010/main" val="0"/>
@@ -12601,6 +12473,383 @@
           <w:numId w:val="8"/>
         </w:numPr>
         <w:rPr>
+          <w:rFonts w:eastAsiaTheme="minorEastAsia"/>
+          <w:lang w:val="en-US"/>
+        </w:rPr>
+      </w:pPr>
+      <w:r>
+        <w:rPr>
+          <w:rFonts w:eastAsiaTheme="minorEastAsia"/>
+          <w:lang w:val="en-US"/>
+        </w:rPr>
+        <w:t xml:space="preserve">Chu </w:t>
+      </w:r>
+      <w:r>
+        <w:rPr>
+          <w:rFonts w:eastAsiaTheme="minorEastAsia"/>
+          <w:lang w:val="en-US"/>
+        </w:rPr>
+        <w:t>Trình Bất Kì?</w:t>
+      </w:r>
+    </w:p>
+    <w:p>
+      <w:pPr>
+        <w:pStyle w:val="ListParagraph"/>
+        <w:numPr>
+          <w:ilvl w:val="0"/>
+          <w:numId w:val="2"/>
+        </w:numPr>
+        <w:rPr>
+          <w:rFonts w:eastAsiaTheme="minorEastAsia"/>
+          <w:lang w:val="en-US"/>
+        </w:rPr>
+      </w:pPr>
+      <w:r>
+        <w:rPr>
+          <w:rFonts w:eastAsiaTheme="minorEastAsia"/>
+          <w:lang w:val="en-US"/>
+        </w:rPr>
+        <w:t>Khối khí có thể đi qua mọi trạng thái khác nhau miễn là phương trình trạng thái khí lí tưởng đúng</w:t>
+      </w:r>
+    </w:p>
+    <w:p>
+      <w:pPr>
+        <w:pStyle w:val="ListParagraph"/>
+        <w:numPr>
+          <w:ilvl w:val="0"/>
+          <w:numId w:val="2"/>
+        </w:numPr>
+        <w:rPr>
+          <w:rFonts w:eastAsiaTheme="minorEastAsia"/>
+          <w:lang w:val="en-US"/>
+        </w:rPr>
+      </w:pPr>
+      <w:r>
+        <w:rPr>
+          <w:rFonts w:eastAsiaTheme="minorEastAsia"/>
+          <w:lang w:val="en-US"/>
+        </w:rPr>
+        <w:t>Dạng 1, đồ thị PV, khi này nhiệt độ là đại lượng phụ thuộc</w:t>
+      </w:r>
+    </w:p>
+    <w:p>
+      <w:pPr>
+        <w:pStyle w:val="ListParagraph"/>
+        <w:ind w:left="1080"/>
+        <w:rPr>
+          <w:rFonts w:eastAsiaTheme="minorEastAsia"/>
+          <w:lang w:val="en-US"/>
+        </w:rPr>
+      </w:pPr>
+      <w:r>
+        <w:rPr>
+          <w:rFonts w:eastAsiaTheme="minorEastAsia"/>
+          <w:noProof/>
+          <w:lang w:val="en-US"/>
+        </w:rPr>
+        <w:drawing>
+          <wp:inline distT="0" distB="0" distL="0" distR="0" wp14:anchorId="154212A6" wp14:editId="10C8AB95">
+            <wp:extent cx="2685468" cy="2278380"/>
+            <wp:effectExtent l="0" t="0" r="635" b="7620"/>
+            <wp:docPr id="461998110" name="Picture 1"/>
+            <wp:cNvGraphicFramePr>
+              <a:graphicFrameLocks xmlns:a="http://schemas.openxmlformats.org/drawingml/2006/main" noChangeAspect="1"/>
+            </wp:cNvGraphicFramePr>
+            <a:graphic xmlns:a="http://schemas.openxmlformats.org/drawingml/2006/main">
+              <a:graphicData uri="http://schemas.openxmlformats.org/drawingml/2006/picture">
+                <pic:pic xmlns:pic="http://schemas.openxmlformats.org/drawingml/2006/picture">
+                  <pic:nvPicPr>
+                    <pic:cNvPr id="461998110" name=""/>
+                    <pic:cNvPicPr/>
+                  </pic:nvPicPr>
+                  <pic:blipFill>
+                    <a:blip r:embed="rId11"/>
+                    <a:stretch>
+                      <a:fillRect/>
+                    </a:stretch>
+                  </pic:blipFill>
+                  <pic:spPr>
+                    <a:xfrm>
+                      <a:off x="0" y="0"/>
+                      <a:ext cx="2689782" cy="2282040"/>
+                    </a:xfrm>
+                    <a:prstGeom prst="rect">
+                      <a:avLst/>
+                    </a:prstGeom>
+                  </pic:spPr>
+                </pic:pic>
+              </a:graphicData>
+            </a:graphic>
+          </wp:inline>
+        </w:drawing>
+      </w:r>
+    </w:p>
+    <w:p>
+      <w:pPr>
+        <w:pStyle w:val="ListParagraph"/>
+        <w:numPr>
+          <w:ilvl w:val="0"/>
+          <w:numId w:val="2"/>
+        </w:numPr>
+        <w:rPr>
+          <w:rFonts w:eastAsiaTheme="minorEastAsia"/>
+          <w:lang w:val="en-US"/>
+        </w:rPr>
+      </w:pPr>
+      <w:r>
+        <w:rPr>
+          <w:rFonts w:eastAsiaTheme="minorEastAsia"/>
+          <w:lang w:val="en-US"/>
+        </w:rPr>
+        <w:t>Tưởng tượng trạng thái của khối khí là 1 chất điểm</w:t>
+      </w:r>
+    </w:p>
+    <w:p>
+      <w:pPr>
+        <w:pStyle w:val="ListParagraph"/>
+        <w:numPr>
+          <w:ilvl w:val="0"/>
+          <w:numId w:val="2"/>
+        </w:numPr>
+        <w:rPr>
+          <w:rFonts w:eastAsiaTheme="minorEastAsia"/>
+          <w:lang w:val="en-US"/>
+        </w:rPr>
+      </w:pPr>
+      <w:r>
+        <w:rPr>
+          <w:rFonts w:eastAsiaTheme="minorEastAsia"/>
+          <w:lang w:val="en-US"/>
+        </w:rPr>
+        <w:t xml:space="preserve">Công khối khí nhận vào trong quá trình trên = phần diện tích bên dưới </w:t>
+      </w:r>
+      <w:r>
+        <w:rPr>
+          <w:rFonts w:eastAsiaTheme="minorEastAsia"/>
+          <w:lang w:val="en-US"/>
+        </w:rPr>
+        <w:t>phần đường cong mà chất điểm chuyển động sang bên trái – phần diện tích bên dưới phần đường cong mà chất điểm chuyển động sang bên phải</w:t>
+      </w:r>
+    </w:p>
+    <w:p>
+      <w:pPr>
+        <w:pStyle w:val="ListParagraph"/>
+        <w:numPr>
+          <w:ilvl w:val="0"/>
+          <w:numId w:val="2"/>
+        </w:numPr>
+        <w:rPr>
+          <w:rFonts w:eastAsiaTheme="minorEastAsia"/>
+          <w:lang w:val="en-US"/>
+        </w:rPr>
+      </w:pPr>
+      <w:r>
+        <w:rPr>
+          <w:rFonts w:eastAsiaTheme="minorEastAsia"/>
+          <w:lang w:val="en-US"/>
+        </w:rPr>
+        <w:t>Do đó, nếu đường cong kín, công khối khí nhận vào = diện tích miền giới hạn bởi đường cong</w:t>
+      </w:r>
+      <w:r>
+        <w:rPr>
+          <w:rFonts w:eastAsiaTheme="minorEastAsia"/>
+          <w:lang w:val="en-US"/>
+        </w:rPr>
+        <w:t xml:space="preserve"> nếu chất điểm chuyển động ngược chiều kim đồng hồ</w:t>
+      </w:r>
+    </w:p>
+    <w:p>
+      <w:pPr>
+        <w:pStyle w:val="ListParagraph"/>
+        <w:numPr>
+          <w:ilvl w:val="0"/>
+          <w:numId w:val="2"/>
+        </w:numPr>
+        <w:rPr>
+          <w:rFonts w:eastAsiaTheme="minorEastAsia"/>
+          <w:lang w:val="en-US"/>
+        </w:rPr>
+      </w:pPr>
+      <w:r>
+        <w:rPr>
+          <w:rFonts w:eastAsiaTheme="minorEastAsia"/>
+          <w:lang w:val="en-US"/>
+        </w:rPr>
+        <w:t xml:space="preserve">Lượng nhiệt độ khối khí tăng thêm = </w:t>
+      </w:r>
+      <w:r>
+        <w:rPr>
+          <w:rFonts w:eastAsiaTheme="minorEastAsia"/>
+          <w:lang w:val="en-US"/>
+        </w:rPr>
+        <w:t>(</w:t>
+      </w:r>
+      <w:r>
+        <w:rPr>
+          <w:rFonts w:eastAsiaTheme="minorEastAsia"/>
+          <w:lang w:val="en-US"/>
+        </w:rPr>
+        <w:t>diện tích hình chữ nhật có đỉnh là 2 – diện tích hình chữ nhật có đỉnh là 1</w:t>
+      </w:r>
+      <w:r>
+        <w:rPr>
+          <w:rFonts w:eastAsiaTheme="minorEastAsia"/>
+          <w:lang w:val="en-US"/>
+        </w:rPr>
+        <w:t>) / (nR)</w:t>
+      </w:r>
+      <w:r>
+        <w:rPr>
+          <w:rFonts w:eastAsiaTheme="minorEastAsia"/>
+          <w:lang w:val="en-US"/>
+        </w:rPr>
+        <w:t>, 2 hình chữ nhật này cùng có đỉnh là gốc tọa độ</w:t>
+      </w:r>
+    </w:p>
+    <w:p>
+      <w:pPr>
+        <w:pStyle w:val="ListParagraph"/>
+        <w:numPr>
+          <w:ilvl w:val="0"/>
+          <w:numId w:val="2"/>
+        </w:numPr>
+        <w:rPr>
+          <w:rFonts w:eastAsiaTheme="minorEastAsia"/>
+          <w:lang w:val="en-US"/>
+        </w:rPr>
+      </w:pPr>
+      <w:r>
+        <w:rPr>
+          <w:rFonts w:eastAsiaTheme="minorEastAsia"/>
+          <w:lang w:val="en-US"/>
+        </w:rPr>
+        <w:t>Tô màu lên đồ thị để biểu diễn Entropy giống thế năng, tại các điểm gần trục P hoặc V, Entropy sẽ gần âm vô cực, càng ra xa thì Entropy càng tăng</w:t>
+      </w:r>
+    </w:p>
+    <w:p>
+      <w:pPr>
+        <w:pStyle w:val="ListParagraph"/>
+        <w:numPr>
+          <w:ilvl w:val="0"/>
+          <w:numId w:val="2"/>
+        </w:numPr>
+        <w:rPr>
+          <w:rFonts w:eastAsiaTheme="minorEastAsia"/>
+          <w:lang w:val="en-US"/>
+        </w:rPr>
+      </w:pPr>
+      <w:r>
+        <w:rPr>
+          <w:rFonts w:eastAsiaTheme="minorEastAsia"/>
+          <w:lang w:val="en-US"/>
+        </w:rPr>
+        <w:t>Đường đoạn nhiệt có hình Hyperbol, tại mọi điểm trên nó Entropy = nhau, đường đoạn nhiệt nào xa gốc tọa độ hơn thì Entropy lớn hơn</w:t>
+      </w:r>
+      <w:r>
+        <w:rPr>
+          <w:rFonts w:eastAsiaTheme="minorEastAsia"/>
+          <w:lang w:val="en-US"/>
+        </w:rPr>
+        <w:t>, Entropy tăng thì hệ phải nhận nhiệt lượng và ngược lại</w:t>
+      </w:r>
+    </w:p>
+    <w:p>
+      <w:pPr>
+        <w:pStyle w:val="ListParagraph"/>
+        <w:numPr>
+          <w:ilvl w:val="0"/>
+          <w:numId w:val="2"/>
+        </w:numPr>
+        <w:rPr>
+          <w:rFonts w:eastAsiaTheme="minorEastAsia"/>
+          <w:lang w:val="en-US"/>
+        </w:rPr>
+      </w:pPr>
+      <w:r>
+        <w:rPr>
+          <w:rFonts w:eastAsiaTheme="minorEastAsia"/>
+          <w:lang w:val="en-US"/>
+        </w:rPr>
+        <w:lastRenderedPageBreak/>
+        <w:t>Bắt đầu từ cùng 1 trạng thái, đường đẳng nhiệt luôn có độ dốc ngắn hơn đoạn nhiệt</w:t>
+      </w:r>
+    </w:p>
+    <w:p>
+      <w:pPr>
+        <w:pStyle w:val="ListParagraph"/>
+        <w:numPr>
+          <w:ilvl w:val="0"/>
+          <w:numId w:val="2"/>
+        </w:numPr>
+        <w:rPr>
+          <w:rFonts w:eastAsiaTheme="minorEastAsia"/>
+          <w:lang w:val="en-US"/>
+        </w:rPr>
+      </w:pPr>
+      <w:r>
+        <w:rPr>
+          <w:rFonts w:eastAsiaTheme="minorEastAsia"/>
+          <w:lang w:val="en-US"/>
+        </w:rPr>
+        <w:t xml:space="preserve">Tô màu lên đồ thị để biểu diễn nhiệt độ, khi này màu có dạng na ná z = xy, đường thẳng song song 1 trục có màu tăng đều từ 0 </w:t>
+      </w:r>
+    </w:p>
+    <w:p>
+      <w:pPr>
+        <w:pStyle w:val="ListParagraph"/>
+        <w:numPr>
+          <w:ilvl w:val="0"/>
+          <w:numId w:val="2"/>
+        </w:numPr>
+        <w:rPr>
+          <w:rFonts w:eastAsiaTheme="minorEastAsia"/>
+          <w:lang w:val="en-US"/>
+        </w:rPr>
+      </w:pPr>
+      <w:r>
+        <w:rPr>
+          <w:rFonts w:eastAsiaTheme="minorEastAsia"/>
+          <w:lang w:val="en-US"/>
+        </w:rPr>
+        <w:t>Dạng 2, đồ thị TV</w:t>
+      </w:r>
+      <w:r>
+        <w:rPr>
+          <w:rFonts w:eastAsiaTheme="minorEastAsia"/>
+          <w:lang w:val="en-US"/>
+        </w:rPr>
+        <w:t xml:space="preserve"> hoặc PT</w:t>
+      </w:r>
+      <w:r>
+        <w:rPr>
+          <w:rFonts w:eastAsiaTheme="minorEastAsia"/>
+          <w:lang w:val="en-US"/>
+        </w:rPr>
+        <w:t xml:space="preserve">, chuyển sang PV = cách nhân </w:t>
+      </w:r>
+      <w:r>
+        <w:rPr>
+          <w:rFonts w:eastAsiaTheme="minorEastAsia"/>
+          <w:lang w:val="en-US"/>
+        </w:rPr>
+        <w:t xml:space="preserve">trục </w:t>
+      </w:r>
+      <w:r>
+        <w:rPr>
+          <w:rFonts w:eastAsiaTheme="minorEastAsia"/>
+          <w:lang w:val="en-US"/>
+        </w:rPr>
+        <w:t>T với nR và chia đường thẳng y = x</w:t>
+      </w:r>
+    </w:p>
+    <w:p>
+      <w:pPr>
+        <w:pStyle w:val="ListParagraph"/>
+        <w:numPr>
+          <w:ilvl w:val="0"/>
+          <w:numId w:val="8"/>
+        </w:numPr>
+        <w:rPr>
           <w:lang w:val="en-US"/>
         </w:rPr>
       </w:pPr>
@@ -13013,6 +13262,26 @@
           <w:lang w:val="en-US"/>
         </w:rPr>
         <w:t>Động cơ không thuận nghịch luôn có hiệu suất &lt; động cơ thuận nghịch &lt; động cơ Carnot thuận nghịch</w:t>
+      </w:r>
+    </w:p>
+    <w:p>
+      <w:pPr>
+        <w:pStyle w:val="ListParagraph"/>
+        <w:numPr>
+          <w:ilvl w:val="0"/>
+          <w:numId w:val="2"/>
+        </w:numPr>
+        <w:rPr>
+          <w:rFonts w:eastAsiaTheme="minorEastAsia"/>
+          <w:lang w:val="en-US"/>
+        </w:rPr>
+      </w:pPr>
+      <w:r>
+        <w:rPr>
+          <w:rFonts w:eastAsiaTheme="minorEastAsia"/>
+          <w:lang w:val="en-US"/>
+        </w:rPr>
+        <w:t>Mọi động cơ thuận nghịch mà chỉ có đúng 2 nguồn nhiệt thì hiệu suất luôn = hiệu suất động cơ Carnot tương ứng</w:t>
       </w:r>
     </w:p>
     <w:p>
@@ -13557,7 +13826,6 @@
           <w:rFonts w:eastAsiaTheme="minorEastAsia"/>
           <w:lang w:val="en-US"/>
         </w:rPr>
-        <w:lastRenderedPageBreak/>
         <w:t>Trong quá trình đẳng nhiệt, hiệu Entropy của đám khí giữa cuối quá trình với đầu quá trình là</w:t>
       </w:r>
     </w:p>
@@ -13767,6 +14035,7 @@
             <w:rFonts w:ascii="Cambria Math" w:eastAsiaTheme="minorEastAsia" w:hAnsi="Cambria Math"/>
             <w:lang w:val="en-US"/>
           </w:rPr>
+          <w:lastRenderedPageBreak/>
           <m:t>∆S=n</m:t>
         </m:r>
         <m:sSub>
@@ -15750,7 +16019,6 @@
         <w:rPr>
           <w:lang w:val="en-US"/>
         </w:rPr>
-        <w:lastRenderedPageBreak/>
         <w:t>Airfoil:</w:t>
       </w:r>
     </w:p>
@@ -15842,6 +16110,7 @@
           <w:noProof/>
           <w:lang w:eastAsia="vi-VN"/>
         </w:rPr>
+        <w:lastRenderedPageBreak/>
         <w:drawing>
           <wp:inline distT="0" distB="0" distL="0" distR="0" wp14:anchorId="429BC6C8" wp14:editId="6D25BFE5">
             <wp:extent cx="4455524" cy="2970185"/>
@@ -15858,7 +16127,7 @@
                     <pic:cNvPicPr/>
                   </pic:nvPicPr>
                   <pic:blipFill>
-                    <a:blip r:embed="rId10">
+                    <a:blip r:embed="rId12">
                       <a:extLst>
                         <a:ext uri="{28A0092B-C50C-407E-A947-70E740481C1C}">
                           <a14:useLocalDpi xmlns:a14="http://schemas.microsoft.com/office/drawing/2010/main" val="0"/>
@@ -16164,67 +16433,61 @@
         <w:rPr>
           <w:lang w:val="en-US"/>
         </w:rPr>
-        <w:t xml:space="preserve">Lực kéo cản trở chuyển động của Airfoil về phía trước, do độ nhớt của không khí nên khi không khí trượt về phía sau Airfoil, Airfoil cũng bị kéo về phía sau, để </w:t>
-      </w:r>
+        <w:t>Lực kéo cản trở chuyển động của Airfoil về phía trước, do độ nhớt của không khí nên khi không khí trượt về phía sau Airfoil, Airfoil cũng bị kéo về phía sau, để chống lại lực kéo thì cần động cơ cung cấp năng lượng chống lại lực kéo mỗi giây</w:t>
+      </w:r>
+    </w:p>
+    <w:p>
+      <w:pPr>
+        <w:pStyle w:val="ListParagraph"/>
+        <w:numPr>
+          <w:ilvl w:val="0"/>
+          <w:numId w:val="4"/>
+        </w:numPr>
+        <w:rPr>
+          <w:lang w:val="en-US"/>
+        </w:rPr>
+      </w:pPr>
+      <w:r>
+        <w:rPr>
+          <w:lang w:val="en-US"/>
+        </w:rPr>
+        <w:t>Cách Cánh Quạt Hoạt Động?</w:t>
+      </w:r>
+    </w:p>
+    <w:p>
+      <w:pPr>
+        <w:pStyle w:val="ListParagraph"/>
+        <w:numPr>
+          <w:ilvl w:val="0"/>
+          <w:numId w:val="2"/>
+        </w:numPr>
+        <w:rPr>
+          <w:lang w:val="en-US"/>
+        </w:rPr>
+      </w:pPr>
+      <w:r>
+        <w:rPr>
+          <w:lang w:val="en-US"/>
+        </w:rPr>
+        <w:t>Cánh quạt có hình dạng của Airfoil, nên khi quay, nó sẽ tạo lực đẩy di chuyển về phía trước, nếu giữ thân quạt tại vị trí cố định thì nó sẽ đẩy khí về phía sau</w:t>
+      </w:r>
+    </w:p>
+    <w:p>
+      <w:pPr>
+        <w:pStyle w:val="ListParagraph"/>
+        <w:numPr>
+          <w:ilvl w:val="0"/>
+          <w:numId w:val="2"/>
+        </w:numPr>
+        <w:rPr>
+          <w:lang w:val="en-US"/>
+        </w:rPr>
+      </w:pPr>
       <w:r>
         <w:rPr>
           <w:lang w:val="en-US"/>
         </w:rPr>
         <w:lastRenderedPageBreak/>
-        <w:t>chống lại lực kéo thì cần động cơ cung cấp năng lượng chống lại lực kéo mỗi giây</w:t>
-      </w:r>
-    </w:p>
-    <w:p>
-      <w:pPr>
-        <w:pStyle w:val="ListParagraph"/>
-        <w:numPr>
-          <w:ilvl w:val="0"/>
-          <w:numId w:val="4"/>
-        </w:numPr>
-        <w:rPr>
-          <w:lang w:val="en-US"/>
-        </w:rPr>
-      </w:pPr>
-      <w:r>
-        <w:rPr>
-          <w:lang w:val="en-US"/>
-        </w:rPr>
-        <w:t>Cách Cánh Quạt Hoạt Động?</w:t>
-      </w:r>
-    </w:p>
-    <w:p>
-      <w:pPr>
-        <w:pStyle w:val="ListParagraph"/>
-        <w:numPr>
-          <w:ilvl w:val="0"/>
-          <w:numId w:val="2"/>
-        </w:numPr>
-        <w:rPr>
-          <w:lang w:val="en-US"/>
-        </w:rPr>
-      </w:pPr>
-      <w:r>
-        <w:rPr>
-          <w:lang w:val="en-US"/>
-        </w:rPr>
-        <w:t>Cánh quạt có hình dạng của Airfoil, nên khi quay, nó sẽ tạo lực đẩy di chuyển về phía trước, nếu giữ thân quạt tại vị trí cố định thì nó sẽ đẩy khí về phía sau</w:t>
-      </w:r>
-    </w:p>
-    <w:p>
-      <w:pPr>
-        <w:pStyle w:val="ListParagraph"/>
-        <w:numPr>
-          <w:ilvl w:val="0"/>
-          <w:numId w:val="2"/>
-        </w:numPr>
-        <w:rPr>
-          <w:lang w:val="en-US"/>
-        </w:rPr>
-      </w:pPr>
-      <w:r>
-        <w:rPr>
-          <w:lang w:val="en-US"/>
-        </w:rPr>
         <w:t>Cánh quạt sẽ được Twist để Angle Of Attack ở mọi lát cắt ngang trên cánh quạt đều = nhau và = 1 con số nhỏ</w:t>
       </w:r>
     </w:p>
@@ -16719,7 +16982,7 @@
       </w:r>
     </w:p>
     <w:sectPr>
-      <w:headerReference w:type="default" r:id="rId11"/>
+      <w:headerReference w:type="default" r:id="rId13"/>
       <w:pgSz w:w="11906" w:h="16838"/>
       <w:pgMar w:top="1440" w:right="1440" w:bottom="1440" w:left="1440" w:header="708" w:footer="708" w:gutter="0"/>
       <w:cols w:space="708"/>

--- a/fluid dynamics.docx
+++ b/fluid dynamics.docx
@@ -3191,6 +3191,7 @@
       <w:r>
         <w:rPr>
           <w:rFonts w:eastAsiaTheme="minorEastAsia"/>
+          <w:noProof/>
           <w:lang w:val="en-US"/>
         </w:rPr>
         <w:drawing>
@@ -6332,7 +6333,19 @@
         <w:rPr>
           <w:lang w:val="en-US"/>
         </w:rPr>
-        <w:t>Ta có thể tính được vận tốc căn quân phương của phân tử khí dựa vào nhiệt độ Kelvin của đám khí</w:t>
+        <w:t>Ta có thể tính được vận tốc căn quân phương</w:t>
+      </w:r>
+      <w:r>
+        <w:rPr>
+          <w:lang w:val="en-US"/>
+        </w:rPr>
+        <w:t xml:space="preserve"> (trung bình toàn phương, quân phương trung bình)</w:t>
+      </w:r>
+      <w:r>
+        <w:rPr>
+          <w:lang w:val="en-US"/>
+        </w:rPr>
+        <w:t xml:space="preserve"> của phân tử khí dựa vào nhiệt độ Kelvin của đám khí</w:t>
       </w:r>
     </w:p>
     <w:p>
@@ -6842,6 +6855,30 @@
         <w:rPr>
           <w:lang w:val="en-US"/>
         </w:rPr>
+        <w:t xml:space="preserve">Ta dễ dàng thấy được vận tốc căn quân phương </w:t>
+      </w:r>
+      <w:r>
+        <w:rPr>
+          <w:lang w:val="en-US"/>
+        </w:rPr>
+        <w:t>ở nhiệt độ phòng gần vài trăm m/s</w:t>
+      </w:r>
+    </w:p>
+    <w:p>
+      <w:pPr>
+        <w:pStyle w:val="ListParagraph"/>
+        <w:numPr>
+          <w:ilvl w:val="0"/>
+          <w:numId w:val="2"/>
+        </w:numPr>
+        <w:rPr>
+          <w:lang w:val="en-US"/>
+        </w:rPr>
+      </w:pPr>
+      <w:r>
+        <w:rPr>
+          <w:lang w:val="en-US"/>
+        </w:rPr>
         <w:t>Ta có thể tính được mật độ Mole khí khi biết áp suất và vận tốc căn quân phương</w:t>
       </w:r>
     </w:p>
@@ -8410,7 +8447,6 @@
         <w:rPr>
           <w:lang w:val="en-US"/>
         </w:rPr>
-        <w:lastRenderedPageBreak/>
         <w:t>Khi nhiệt độ Kelvin tăng, phân phối có xu hướng dãn ra</w:t>
       </w:r>
     </w:p>
@@ -10066,6 +10102,24 @@
         <w:rPr>
           <w:lang w:val="en-US"/>
         </w:rPr>
+        <w:t>Các công thức đẳng được suy ra từ thực nghiệm trên khí thực, không phải suy ra từ thuyết động học phân tử</w:t>
+      </w:r>
+    </w:p>
+    <w:p>
+      <w:pPr>
+        <w:pStyle w:val="ListParagraph"/>
+        <w:numPr>
+          <w:ilvl w:val="0"/>
+          <w:numId w:val="2"/>
+        </w:numPr>
+        <w:rPr>
+          <w:lang w:val="en-US"/>
+        </w:rPr>
+      </w:pPr>
+      <w:r>
+        <w:rPr>
+          <w:lang w:val="en-US"/>
+        </w:rPr>
         <w:t xml:space="preserve">Trong mọi quá trình, gọi độ biến thiên nhiệt độ của đám khí là </w:t>
       </w:r>
       <w:r>
@@ -10127,6 +10181,7 @@
             <w:rFonts w:ascii="Cambria Math" w:hAnsi="Cambria Math"/>
             <w:lang w:val="en-US"/>
           </w:rPr>
+          <w:lastRenderedPageBreak/>
           <m:t>∆U=n</m:t>
         </m:r>
         <m:sSub>
@@ -10286,7 +10341,6 @@
         <w:rPr>
           <w:lang w:val="en-US"/>
         </w:rPr>
-        <w:lastRenderedPageBreak/>
         <w:t>Trong mỗi quá trình, gọi A là công đám khí nhận được và Q là nhiệt lượng đám khí nhận được</w:t>
       </w:r>
       <w:r>
@@ -11504,6 +11558,26 @@
           <w:rFonts w:eastAsiaTheme="minorEastAsia"/>
           <w:lang w:val="en-US"/>
         </w:rPr>
+        <w:t>Đoạn nhiệt là quá trình chính trong máy làm lạnh</w:t>
+      </w:r>
+    </w:p>
+    <w:p>
+      <w:pPr>
+        <w:pStyle w:val="ListParagraph"/>
+        <w:numPr>
+          <w:ilvl w:val="0"/>
+          <w:numId w:val="2"/>
+        </w:numPr>
+        <w:rPr>
+          <w:rFonts w:eastAsiaTheme="minorEastAsia"/>
+          <w:lang w:val="en-US"/>
+        </w:rPr>
+      </w:pPr>
+      <w:r>
+        <w:rPr>
+          <w:rFonts w:eastAsiaTheme="minorEastAsia"/>
+          <w:lang w:val="en-US"/>
+        </w:rPr>
         <w:t>Giả s</w:t>
       </w:r>
       <w:r>
@@ -11526,6 +11600,127 @@
         <w:pStyle w:val="ListParagraph"/>
         <w:numPr>
           <w:ilvl w:val="0"/>
+          <w:numId w:val="2"/>
+        </w:numPr>
+        <w:rPr>
+          <w:rFonts w:eastAsiaTheme="minorEastAsia"/>
+          <w:lang w:val="en-US"/>
+        </w:rPr>
+      </w:pPr>
+      <w:r>
+        <w:rPr>
+          <w:rFonts w:eastAsiaTheme="minorEastAsia"/>
+          <w:lang w:val="en-US"/>
+        </w:rPr>
+        <w:t>Nếu nhiệt độ các bình được giữ không đổi khi dung hợp, thì nội năng khí sẽ thay đổi, Entropy không dự đoán được do có sự can thiệp từ bên ngoài</w:t>
+      </w:r>
+      <w:r>
+        <w:rPr>
+          <w:rFonts w:eastAsiaTheme="minorEastAsia"/>
+          <w:lang w:val="en-US"/>
+        </w:rPr>
+        <w:t>, nhưng áp suất cuối trong các bình luôn = nhau</w:t>
+      </w:r>
+    </w:p>
+    <w:p>
+      <w:pPr>
+        <w:pStyle w:val="ListParagraph"/>
+        <w:numPr>
+          <w:ilvl w:val="0"/>
+          <w:numId w:val="2"/>
+        </w:numPr>
+        <w:rPr>
+          <w:rFonts w:eastAsiaTheme="minorEastAsia"/>
+          <w:lang w:val="en-US"/>
+        </w:rPr>
+      </w:pPr>
+      <w:r>
+        <w:rPr>
+          <w:rFonts w:eastAsiaTheme="minorEastAsia"/>
+          <w:lang w:val="en-US"/>
+        </w:rPr>
+        <w:t>Ví dụ các quá trình đẳng</w:t>
+      </w:r>
+    </w:p>
+    <w:p>
+      <w:pPr>
+        <w:pStyle w:val="ListParagraph"/>
+        <w:numPr>
+          <w:ilvl w:val="0"/>
+          <w:numId w:val="2"/>
+        </w:numPr>
+        <w:rPr>
+          <w:rFonts w:eastAsiaTheme="minorEastAsia"/>
+          <w:lang w:val="en-US"/>
+        </w:rPr>
+      </w:pPr>
+      <w:r>
+        <w:rPr>
+          <w:rFonts w:eastAsiaTheme="minorEastAsia"/>
+          <w:lang w:val="en-US"/>
+        </w:rPr>
+        <w:t>Để yên khối khí trong bình kín = làm nguội đẳng tích</w:t>
+      </w:r>
+    </w:p>
+    <w:p>
+      <w:pPr>
+        <w:pStyle w:val="ListParagraph"/>
+        <w:numPr>
+          <w:ilvl w:val="0"/>
+          <w:numId w:val="2"/>
+        </w:numPr>
+        <w:rPr>
+          <w:rFonts w:eastAsiaTheme="minorEastAsia"/>
+          <w:lang w:val="en-US"/>
+        </w:rPr>
+      </w:pPr>
+      <w:r>
+        <w:rPr>
+          <w:rFonts w:eastAsiaTheme="minorEastAsia"/>
+          <w:lang w:val="en-US"/>
+        </w:rPr>
+        <w:t>Đun nóng khí trong bình kín = nung nóng đẳng tích</w:t>
+      </w:r>
+    </w:p>
+    <w:p>
+      <w:pPr>
+        <w:pStyle w:val="ListParagraph"/>
+        <w:numPr>
+          <w:ilvl w:val="0"/>
+          <w:numId w:val="2"/>
+        </w:numPr>
+        <w:rPr>
+          <w:rFonts w:eastAsiaTheme="minorEastAsia"/>
+          <w:lang w:val="en-US"/>
+        </w:rPr>
+      </w:pPr>
+      <w:r>
+        <w:rPr>
+          <w:rFonts w:eastAsiaTheme="minorEastAsia"/>
+          <w:lang w:val="en-US"/>
+        </w:rPr>
+        <w:t xml:space="preserve">Lốp xì hơi </w:t>
+      </w:r>
+      <w:r>
+        <w:rPr>
+          <w:rFonts w:eastAsiaTheme="minorEastAsia"/>
+          <w:lang w:val="en-US"/>
+        </w:rPr>
+        <w:t xml:space="preserve">+ bóp xẹp quả bóng nhanh </w:t>
+      </w:r>
+      <w:r>
+        <w:rPr>
+          <w:rFonts w:eastAsiaTheme="minorEastAsia"/>
+          <w:lang w:val="en-US"/>
+        </w:rPr>
+        <w:t>+ giữ cục nước đá trong bình cách nhiệt + bất kì hệ nào cách nhiệt hoàn toàn với bên ngoài = đoạn nhiệt</w:t>
+      </w:r>
+    </w:p>
+    <w:p>
+      <w:pPr>
+        <w:pStyle w:val="ListParagraph"/>
+        <w:numPr>
+          <w:ilvl w:val="0"/>
           <w:numId w:val="8"/>
         </w:numPr>
         <w:rPr>
@@ -11558,6 +11753,7 @@
           <w:rFonts w:eastAsiaTheme="minorEastAsia"/>
           <w:lang w:val="en-US"/>
         </w:rPr>
+        <w:lastRenderedPageBreak/>
         <w:t>Gồm 1 nguồn nóng và 1 nguồn lạnh, bên trong có 1 lưu chất, nguồn nóng cung cấp năng lượng cho lưu chất để nó truyền năng lượng đó cho nguồn lạnh, trong quá trình vận chuyển nhiệt, sẽ có 1 phần nhiệt thất thoát và chuyển thành công</w:t>
       </w:r>
       <w:r>
@@ -11794,7 +11990,6 @@
           <w:rFonts w:eastAsiaTheme="minorEastAsia"/>
           <w:lang w:val="en-US"/>
         </w:rPr>
-        <w:lastRenderedPageBreak/>
         <w:t>Loại 2, dùng 1 nguồn nhiệt, và chuyển hoàn toàn nó thành công</w:t>
       </w:r>
     </w:p>
@@ -11961,7 +12156,15 @@
           <w:rFonts w:eastAsiaTheme="minorEastAsia"/>
           <w:lang w:val="en-US"/>
         </w:rPr>
-        <w:t xml:space="preserve"> cho nguồn lạnh</w:t>
+        <w:t xml:space="preserve"> cho </w:t>
+      </w:r>
+      <w:r>
+        <w:rPr>
+          <w:rFonts w:eastAsiaTheme="minorEastAsia"/>
+          <w:lang w:val="en-US"/>
+        </w:rPr>
+        <w:lastRenderedPageBreak/>
+        <w:t>nguồn lạnh</w:t>
       </w:r>
       <w:r>
         <w:rPr>
@@ -12193,7 +12396,6 @@
             <w:rFonts w:ascii="Cambria Math" w:eastAsiaTheme="minorEastAsia" w:hAnsi="Cambria Math"/>
             <w:lang w:val="en-US"/>
           </w:rPr>
-          <w:lastRenderedPageBreak/>
           <m:t>ε=</m:t>
         </m:r>
         <m:f>
@@ -12621,6 +12823,7 @@
           <w:rFonts w:eastAsiaTheme="minorEastAsia"/>
           <w:lang w:val="en-US"/>
         </w:rPr>
+        <w:lastRenderedPageBreak/>
         <w:t xml:space="preserve">Công khối khí nhận vào trong quá trình trên = phần diện tích bên dưới </w:t>
       </w:r>
       <w:r>
@@ -12770,7 +12973,6 @@
           <w:rFonts w:eastAsiaTheme="minorEastAsia"/>
           <w:lang w:val="en-US"/>
         </w:rPr>
-        <w:lastRenderedPageBreak/>
         <w:t>Bắt đầu từ cùng 1 trạng thái, đường đẳng nhiệt luôn có độ dốc ngắn hơn đoạn nhiệt</w:t>
       </w:r>
     </w:p>
@@ -12894,6 +13096,12 @@
           <w:lang w:val="en-US"/>
         </w:rPr>
         <w:t>Bảo toàn năng lượng</w:t>
+      </w:r>
+      <w:r>
+        <w:rPr>
+          <w:lang w:val="en-US"/>
+        </w:rPr>
+        <w:t>, đéo phải bảo toàn động năng</w:t>
       </w:r>
     </w:p>
     <w:p>
@@ -13202,6 +13410,24 @@
         <w:pStyle w:val="ListParagraph"/>
         <w:numPr>
           <w:ilvl w:val="0"/>
+          <w:numId w:val="2"/>
+        </w:numPr>
+        <w:rPr>
+          <w:lang w:val="en-US"/>
+        </w:rPr>
+      </w:pPr>
+      <w:r>
+        <w:rPr>
+          <w:lang w:val="en-US"/>
+        </w:rPr>
+        <w:t>Không đúng trong quá trình không tự nhiên</w:t>
+      </w:r>
+    </w:p>
+    <w:p>
+      <w:pPr>
+        <w:pStyle w:val="ListParagraph"/>
+        <w:numPr>
+          <w:ilvl w:val="0"/>
           <w:numId w:val="8"/>
         </w:numPr>
         <w:rPr>
@@ -13418,6 +13644,13 @@
         </w:rPr>
         <w:t>Q / T</w:t>
       </w:r>
+      <w:r>
+        <w:rPr>
+          <w:rFonts w:eastAsiaTheme="minorEastAsia"/>
+          <w:lang w:val="en-US"/>
+        </w:rPr>
+        <w:t>, đơn vị Entropy là J/K</w:t>
+      </w:r>
     </w:p>
     <w:p>
       <w:pPr>
@@ -13436,6 +13669,7 @@
           <w:rFonts w:eastAsiaTheme="minorEastAsia"/>
           <w:lang w:val="en-US"/>
         </w:rPr>
+        <w:lastRenderedPageBreak/>
         <w:t xml:space="preserve">Trong quá trình đẳng áp, </w:t>
       </w:r>
       <w:r>
@@ -14035,7 +14269,6 @@
             <w:rFonts w:ascii="Cambria Math" w:eastAsiaTheme="minorEastAsia" w:hAnsi="Cambria Math"/>
             <w:lang w:val="en-US"/>
           </w:rPr>
-          <w:lastRenderedPageBreak/>
           <m:t>∆S=n</m:t>
         </m:r>
         <m:sSub>
@@ -15479,6 +15712,26 @@
         <w:pStyle w:val="ListParagraph"/>
         <w:numPr>
           <w:ilvl w:val="0"/>
+          <w:numId w:val="2"/>
+        </w:numPr>
+        <w:rPr>
+          <w:rFonts w:eastAsiaTheme="minorEastAsia"/>
+          <w:lang w:val="en-US"/>
+        </w:rPr>
+      </w:pPr>
+      <w:r>
+        <w:rPr>
+          <w:rFonts w:eastAsiaTheme="minorEastAsia"/>
+          <w:lang w:val="en-US"/>
+        </w:rPr>
+        <w:t>Đặt 1 cục đá ở 0 độ C vào nước lỏng ở 0 độ C, sẽ không có sự trao đổi nhiệt, đá vẫn đá, nước vẫn nước, hệ chỉ trao đổi nhiệt khi có chênh lệch nhiệt độ</w:t>
+      </w:r>
+    </w:p>
+    <w:p>
+      <w:pPr>
+        <w:pStyle w:val="ListParagraph"/>
+        <w:numPr>
+          <w:ilvl w:val="0"/>
           <w:numId w:val="8"/>
         </w:numPr>
         <w:rPr>
@@ -15742,6 +15995,7 @@
             <w:rFonts w:ascii="Cambria Math" w:eastAsiaTheme="minorEastAsia" w:hAnsi="Cambria Math"/>
             <w:lang w:val="en-US"/>
           </w:rPr>
+          <w:lastRenderedPageBreak/>
           <m:t>U=</m:t>
         </m:r>
         <m:f>
@@ -16110,7 +16364,6 @@
           <w:noProof/>
           <w:lang w:eastAsia="vi-VN"/>
         </w:rPr>
-        <w:lastRenderedPageBreak/>
         <w:drawing>
           <wp:inline distT="0" distB="0" distL="0" distR="0" wp14:anchorId="429BC6C8" wp14:editId="6D25BFE5">
             <wp:extent cx="4455524" cy="2970185"/>
@@ -16337,7 +16590,14 @@
         <w:rPr>
           <w:lang w:val="en-US"/>
         </w:rPr>
-        <w:t>Vận tốc phía trên cao hơn nên không khí bên trên sẽ rời Trailing Edge sớm hơn, còn không khí bên dưới thì trễ hơn, do đó phần không khí phía trên sẽ bị đẩy xuống 1 đoạn cho đến khi được phần không khí phía dưới đỡ được, thêm hiệu ứng Coanda khi phần trên của Trailing Edge hướng xuống, làm hướng di chuyển trước khi rời Trailing Edge của dòng chảy khí phía trên cũng hướng xuống, vì không khí bị đẩy xuống, theo định luật 3 Newton bảo toàn động lượng, Airfoil phải bị đẩy lên trên</w:t>
+        <w:t xml:space="preserve">Vận tốc phía trên cao hơn nên không khí bên trên sẽ rời Trailing Edge sớm hơn, còn không khí bên dưới thì trễ hơn, do đó phần không khí phía trên sẽ bị đẩy xuống 1 đoạn cho đến khi được phần không khí phía dưới đỡ được, thêm hiệu ứng Coanda khi phần trên của Trailing Edge hướng xuống, làm hướng di chuyển trước khi rời Trailing Edge của dòng chảy khí phía trên cũng hướng xuống, vì </w:t>
+      </w:r>
+      <w:r>
+        <w:rPr>
+          <w:lang w:val="en-US"/>
+        </w:rPr>
+        <w:lastRenderedPageBreak/>
+        <w:t>không khí bị đẩy xuống, theo định luật 3 Newton bảo toàn động lượng, Airfoil phải bị đẩy lên trên</w:t>
       </w:r>
     </w:p>
     <w:p>
@@ -16487,7 +16747,6 @@
         <w:rPr>
           <w:lang w:val="en-US"/>
         </w:rPr>
-        <w:lastRenderedPageBreak/>
         <w:t>Cánh quạt sẽ được Twist để Angle Of Attack ở mọi lát cắt ngang trên cánh quạt đều = nhau và = 1 con số nhỏ</w:t>
       </w:r>
     </w:p>
@@ -16853,6 +17112,7 @@
           <w:rFonts w:eastAsiaTheme="minorEastAsia"/>
           <w:lang w:val="en-US"/>
         </w:rPr>
+        <w:lastRenderedPageBreak/>
         <w:t>Archimedes’ Principle:</w:t>
       </w:r>
     </w:p>

--- a/fluid dynamics.docx
+++ b/fluid dynamics.docx
@@ -11721,6 +11721,76 @@
         <w:pStyle w:val="ListParagraph"/>
         <w:numPr>
           <w:ilvl w:val="0"/>
+          <w:numId w:val="2"/>
+        </w:numPr>
+        <w:rPr>
+          <w:rFonts w:eastAsiaTheme="minorEastAsia"/>
+          <w:lang w:val="en-US"/>
+        </w:rPr>
+      </w:pPr>
+      <w:r>
+        <w:rPr>
+          <w:rFonts w:eastAsiaTheme="minorEastAsia"/>
+          <w:lang w:val="en-US"/>
+        </w:rPr>
+        <w:t xml:space="preserve">Quá trình chuyển từ nước lỏng sang đá + quá trình chuyển từ nước sang hơi </w:t>
+      </w:r>
+      <w:r>
+        <w:rPr>
+          <w:rFonts w:eastAsiaTheme="minorEastAsia"/>
+          <w:lang w:val="en-US"/>
+        </w:rPr>
+        <w:t>+ quá trình truyền nhiệt lượng vào khối khí rất chậm để nó giãn nở</w:t>
+      </w:r>
+      <w:r>
+        <w:rPr>
+          <w:rFonts w:eastAsiaTheme="minorEastAsia"/>
+          <w:lang w:val="en-US"/>
+        </w:rPr>
+        <w:t xml:space="preserve"> + quá trình </w:t>
+      </w:r>
+      <w:r>
+        <w:rPr>
+          <w:rFonts w:eastAsiaTheme="minorEastAsia"/>
+          <w:lang w:val="en-US"/>
+        </w:rPr>
+        <w:lastRenderedPageBreak/>
+        <w:t>bong bóng khí từ đáy biển trồi lên mặt nước, nhiệt độ của biển không đổi do đó nhiệt độ khí không đổi, áp suất giảm dần, thể tích bong bóng tăng dần, lưu ý phải cộng thêm áp suất khí quyển</w:t>
+      </w:r>
+      <w:r>
+        <w:rPr>
+          <w:rFonts w:eastAsiaTheme="minorEastAsia"/>
+          <w:lang w:val="en-US"/>
+        </w:rPr>
+        <w:t xml:space="preserve"> tại mặt nước</w:t>
+      </w:r>
+      <w:r>
+        <w:rPr>
+          <w:rFonts w:eastAsiaTheme="minorEastAsia"/>
+          <w:lang w:val="en-US"/>
+        </w:rPr>
+        <w:t xml:space="preserve"> vào áp suất chất lỏng</w:t>
+      </w:r>
+      <w:r>
+        <w:rPr>
+          <w:rFonts w:eastAsiaTheme="minorEastAsia"/>
+          <w:lang w:val="en-US"/>
+        </w:rPr>
+        <w:t xml:space="preserve"> </w:t>
+      </w:r>
+      <w:r>
+        <w:rPr>
+          <w:rFonts w:eastAsiaTheme="minorEastAsia"/>
+          <w:lang w:val="en-US"/>
+        </w:rPr>
+        <w:t>= đẳng nhiệt</w:t>
+      </w:r>
+    </w:p>
+    <w:p>
+      <w:pPr>
+        <w:pStyle w:val="ListParagraph"/>
+        <w:numPr>
+          <w:ilvl w:val="0"/>
           <w:numId w:val="8"/>
         </w:numPr>
         <w:rPr>
@@ -11753,7 +11823,6 @@
           <w:rFonts w:eastAsiaTheme="minorEastAsia"/>
           <w:lang w:val="en-US"/>
         </w:rPr>
-        <w:lastRenderedPageBreak/>
         <w:t>Gồm 1 nguồn nóng và 1 nguồn lạnh, bên trong có 1 lưu chất, nguồn nóng cung cấp năng lượng cho lưu chất để nó truyền năng lượng đó cho nguồn lạnh, trong quá trình vận chuyển nhiệt, sẽ có 1 phần nhiệt thất thoát và chuyển thành công</w:t>
       </w:r>
       <w:r>
@@ -12107,6 +12176,7 @@
           <w:rFonts w:eastAsiaTheme="minorEastAsia"/>
           <w:lang w:val="en-US"/>
         </w:rPr>
+        <w:lastRenderedPageBreak/>
         <w:t xml:space="preserve">Đây là chu trình thuận, ở chu trình này, </w:t>
       </w:r>
       <w:r>
@@ -12156,15 +12226,7 @@
           <w:rFonts w:eastAsiaTheme="minorEastAsia"/>
           <w:lang w:val="en-US"/>
         </w:rPr>
-        <w:t xml:space="preserve"> cho </w:t>
-      </w:r>
-      <w:r>
-        <w:rPr>
-          <w:rFonts w:eastAsiaTheme="minorEastAsia"/>
-          <w:lang w:val="en-US"/>
-        </w:rPr>
-        <w:lastRenderedPageBreak/>
-        <w:t>nguồn lạnh</w:t>
+        <w:t xml:space="preserve"> cho nguồn lạnh</w:t>
       </w:r>
       <w:r>
         <w:rPr>
@@ -12749,6 +12811,7 @@
           <w:noProof/>
           <w:lang w:val="en-US"/>
         </w:rPr>
+        <w:lastRenderedPageBreak/>
         <w:drawing>
           <wp:inline distT="0" distB="0" distL="0" distR="0" wp14:anchorId="154212A6" wp14:editId="10C8AB95">
             <wp:extent cx="2685468" cy="2278380"/>
@@ -12823,7 +12886,6 @@
           <w:rFonts w:eastAsiaTheme="minorEastAsia"/>
           <w:lang w:val="en-US"/>
         </w:rPr>
-        <w:lastRenderedPageBreak/>
         <w:t xml:space="preserve">Công khối khí nhận vào trong quá trình trên = phần diện tích bên dưới </w:t>
       </w:r>
       <w:r>
@@ -12926,7 +12988,21 @@
           <w:rFonts w:eastAsiaTheme="minorEastAsia"/>
           <w:lang w:val="en-US"/>
         </w:rPr>
-        <w:t>Tô màu lên đồ thị để biểu diễn Entropy giống thế năng, tại các điểm gần trục P hoặc V, Entropy sẽ gần âm vô cực, càng ra xa thì Entropy càng tăng</w:t>
+        <w:t xml:space="preserve">Tô màu lên đồ thị để biểu diễn Entropy giống thế năng, tại các điểm gần trục P hoặc V, Entropy sẽ </w:t>
+      </w:r>
+      <w:r>
+        <w:rPr>
+          <w:rFonts w:eastAsiaTheme="minorEastAsia"/>
+          <w:lang w:val="en-US"/>
+        </w:rPr>
+        <w:t>tiến tới 0 với tốc độ âm vô cực</w:t>
+      </w:r>
+      <w:r>
+        <w:rPr>
+          <w:rFonts w:eastAsiaTheme="minorEastAsia"/>
+          <w:lang w:val="en-US"/>
+        </w:rPr>
+        <w:t>, càng ra xa thì Entropy càng tăng</w:t>
       </w:r>
     </w:p>
     <w:p>
@@ -13348,6 +13424,7 @@
         <w:rPr>
           <w:lang w:val="en-US"/>
         </w:rPr>
+        <w:lastRenderedPageBreak/>
         <w:t>Theo Kelvin, nếu đám khí chỉ tác dụng với 1 nguồn nhiệt thì đéo thể sinh công</w:t>
       </w:r>
     </w:p>
@@ -13431,6 +13508,42 @@
           <w:numId w:val="8"/>
         </w:numPr>
         <w:rPr>
+          <w:lang w:val="en-US"/>
+        </w:rPr>
+      </w:pPr>
+      <w:r>
+        <w:rPr>
+          <w:lang w:val="en-US"/>
+        </w:rPr>
+        <w:t>Nguyên Lý 3 Nhiệt Động Lực Học?</w:t>
+      </w:r>
+    </w:p>
+    <w:p>
+      <w:pPr>
+        <w:pStyle w:val="ListParagraph"/>
+        <w:numPr>
+          <w:ilvl w:val="0"/>
+          <w:numId w:val="2"/>
+        </w:numPr>
+        <w:rPr>
+          <w:lang w:val="en-US"/>
+        </w:rPr>
+      </w:pPr>
+      <w:r>
+        <w:rPr>
+          <w:lang w:val="en-US"/>
+        </w:rPr>
+        <w:t>Mọi vật ở 0 độ Kelvin đều có Entropy = 0</w:t>
+      </w:r>
+    </w:p>
+    <w:p>
+      <w:pPr>
+        <w:pStyle w:val="ListParagraph"/>
+        <w:numPr>
+          <w:ilvl w:val="0"/>
+          <w:numId w:val="8"/>
+        </w:numPr>
+        <w:rPr>
           <w:rFonts w:eastAsiaTheme="minorEastAsia"/>
           <w:lang w:val="en-US"/>
         </w:rPr>
@@ -13669,7 +13782,6 @@
           <w:rFonts w:eastAsiaTheme="minorEastAsia"/>
           <w:lang w:val="en-US"/>
         </w:rPr>
-        <w:lastRenderedPageBreak/>
         <w:t xml:space="preserve">Trong quá trình đẳng áp, </w:t>
       </w:r>
       <w:r>
@@ -15251,6 +15363,7 @@
           <w:rFonts w:eastAsiaTheme="minorEastAsia"/>
           <w:lang w:val="en-US"/>
         </w:rPr>
+        <w:lastRenderedPageBreak/>
         <w:t xml:space="preserve">Cũng trường hợp trên, nhưng A rắn, B lỏng, </w:t>
       </w:r>
       <w:r>
@@ -15995,7 +16108,6 @@
             <w:rFonts w:ascii="Cambria Math" w:eastAsiaTheme="minorEastAsia" w:hAnsi="Cambria Math"/>
             <w:lang w:val="en-US"/>
           </w:rPr>
-          <w:lastRenderedPageBreak/>
           <m:t>U=</m:t>
         </m:r>
         <m:f>
@@ -16364,6 +16476,7 @@
           <w:noProof/>
           <w:lang w:eastAsia="vi-VN"/>
         </w:rPr>
+        <w:lastRenderedPageBreak/>
         <w:drawing>
           <wp:inline distT="0" distB="0" distL="0" distR="0" wp14:anchorId="429BC6C8" wp14:editId="6D25BFE5">
             <wp:extent cx="4455524" cy="2970185"/>
@@ -16590,163 +16703,157 @@
         <w:rPr>
           <w:lang w:val="en-US"/>
         </w:rPr>
-        <w:t xml:space="preserve">Vận tốc phía trên cao hơn nên không khí bên trên sẽ rời Trailing Edge sớm hơn, còn không khí bên dưới thì trễ hơn, do đó phần không khí phía trên sẽ bị đẩy xuống 1 đoạn cho đến khi được phần không khí phía dưới đỡ được, thêm hiệu ứng Coanda khi phần trên của Trailing Edge hướng xuống, làm hướng di chuyển trước khi rời Trailing Edge của dòng chảy khí phía trên cũng hướng xuống, vì </w:t>
-      </w:r>
+        <w:t>Vận tốc phía trên cao hơn nên không khí bên trên sẽ rời Trailing Edge sớm hơn, còn không khí bên dưới thì trễ hơn, do đó phần không khí phía trên sẽ bị đẩy xuống 1 đoạn cho đến khi được phần không khí phía dưới đỡ được, thêm hiệu ứng Coanda khi phần trên của Trailing Edge hướng xuống, làm hướng di chuyển trước khi rời Trailing Edge của dòng chảy khí phía trên cũng hướng xuống, vì không khí bị đẩy xuống, theo định luật 3 Newton bảo toàn động lượng, Airfoil phải bị đẩy lên trên</w:t>
+      </w:r>
+    </w:p>
+    <w:p>
+      <w:pPr>
+        <w:pStyle w:val="ListParagraph"/>
+        <w:numPr>
+          <w:ilvl w:val="0"/>
+          <w:numId w:val="2"/>
+        </w:numPr>
+        <w:rPr>
+          <w:lang w:val="en-US"/>
+        </w:rPr>
+      </w:pPr>
+      <w:r>
+        <w:rPr>
+          <w:lang w:val="en-US"/>
+        </w:rPr>
+        <w:t>Nếu tăng Angle Of Attack, lực nâng sẽ mạnh hơn vì luồng không khí càng bị chĩa xuống, động lượng đi xuống càng tăng thì động lượng đi lên cũng vậy</w:t>
+      </w:r>
+      <w:r>
+        <w:rPr>
+          <w:lang w:val="en-US"/>
+        </w:rPr>
+        <w:t>, tuy nhiên lực cản không khí cũng mạnh hơn do diện tích Airfoil đối mặt với luồng khí tăng</w:t>
+      </w:r>
+    </w:p>
+    <w:p>
+      <w:pPr>
+        <w:pStyle w:val="ListParagraph"/>
+        <w:numPr>
+          <w:ilvl w:val="0"/>
+          <w:numId w:val="4"/>
+        </w:numPr>
+        <w:rPr>
+          <w:lang w:val="en-US"/>
+        </w:rPr>
+      </w:pPr>
+      <w:r>
+        <w:rPr>
+          <w:lang w:val="en-US"/>
+        </w:rPr>
+        <w:t xml:space="preserve">Tổng </w:t>
+      </w:r>
+      <w:r>
+        <w:rPr>
+          <w:lang w:val="en-US"/>
+        </w:rPr>
+        <w:t xml:space="preserve">Hợp Lực Cuối Cùng Lên </w:t>
+      </w:r>
+      <w:r>
+        <w:rPr>
+          <w:lang w:val="en-US"/>
+        </w:rPr>
+        <w:t>Airfoil</w:t>
+      </w:r>
+      <w:r>
+        <w:rPr>
+          <w:lang w:val="en-US"/>
+        </w:rPr>
+        <w:t>?</w:t>
+      </w:r>
+    </w:p>
+    <w:p>
+      <w:pPr>
+        <w:pStyle w:val="ListParagraph"/>
+        <w:numPr>
+          <w:ilvl w:val="0"/>
+          <w:numId w:val="2"/>
+        </w:numPr>
+        <w:rPr>
+          <w:lang w:val="en-US"/>
+        </w:rPr>
+      </w:pPr>
+      <w:r>
+        <w:rPr>
+          <w:lang w:val="en-US"/>
+        </w:rPr>
+        <w:t>Lực tổng hợp tác dụng lên Airfoil có thể được phân tích thành lực nâng và lực kéo</w:t>
+      </w:r>
+    </w:p>
+    <w:p>
+      <w:pPr>
+        <w:pStyle w:val="ListParagraph"/>
+        <w:numPr>
+          <w:ilvl w:val="0"/>
+          <w:numId w:val="2"/>
+        </w:numPr>
+        <w:rPr>
+          <w:lang w:val="en-US"/>
+        </w:rPr>
+      </w:pPr>
+      <w:r>
+        <w:rPr>
+          <w:lang w:val="en-US"/>
+        </w:rPr>
+        <w:t>Lực kéo cản trở chuyển động của Airfoil về phía trước, do độ nhớt của không khí nên khi không khí trượt về phía sau Airfoil, Airfoil cũng bị kéo về phía sau, để chống lại lực kéo thì cần động cơ cung cấp năng lượng chống lại lực kéo mỗi giây</w:t>
+      </w:r>
+    </w:p>
+    <w:p>
+      <w:pPr>
+        <w:pStyle w:val="ListParagraph"/>
+        <w:numPr>
+          <w:ilvl w:val="0"/>
+          <w:numId w:val="4"/>
+        </w:numPr>
+        <w:rPr>
+          <w:lang w:val="en-US"/>
+        </w:rPr>
+      </w:pPr>
+      <w:r>
+        <w:rPr>
+          <w:lang w:val="en-US"/>
+        </w:rPr>
+        <w:t>Cách Cánh Quạt Hoạt Động?</w:t>
+      </w:r>
+    </w:p>
+    <w:p>
+      <w:pPr>
+        <w:pStyle w:val="ListParagraph"/>
+        <w:numPr>
+          <w:ilvl w:val="0"/>
+          <w:numId w:val="2"/>
+        </w:numPr>
+        <w:rPr>
+          <w:lang w:val="en-US"/>
+        </w:rPr>
+      </w:pPr>
+      <w:r>
+        <w:rPr>
+          <w:lang w:val="en-US"/>
+        </w:rPr>
+        <w:t>Cánh quạt có hình dạng của Airfoil, nên khi quay, nó sẽ tạo lực đẩy di chuyển về phía trước, nếu giữ thân quạt tại vị trí cố định thì nó sẽ đẩy khí về phía sau</w:t>
+      </w:r>
+    </w:p>
+    <w:p>
+      <w:pPr>
+        <w:pStyle w:val="ListParagraph"/>
+        <w:numPr>
+          <w:ilvl w:val="0"/>
+          <w:numId w:val="2"/>
+        </w:numPr>
+        <w:rPr>
+          <w:lang w:val="en-US"/>
+        </w:rPr>
+      </w:pPr>
       <w:r>
         <w:rPr>
           <w:lang w:val="en-US"/>
         </w:rPr>
         <w:lastRenderedPageBreak/>
-        <w:t>không khí bị đẩy xuống, theo định luật 3 Newton bảo toàn động lượng, Airfoil phải bị đẩy lên trên</w:t>
-      </w:r>
-    </w:p>
-    <w:p>
-      <w:pPr>
-        <w:pStyle w:val="ListParagraph"/>
-        <w:numPr>
-          <w:ilvl w:val="0"/>
-          <w:numId w:val="2"/>
-        </w:numPr>
-        <w:rPr>
-          <w:lang w:val="en-US"/>
-        </w:rPr>
-      </w:pPr>
-      <w:r>
-        <w:rPr>
-          <w:lang w:val="en-US"/>
-        </w:rPr>
-        <w:t>Nếu tăng Angle Of Attack, lực nâng sẽ mạnh hơn vì luồng không khí càng bị chĩa xuống, động lượng đi xuống càng tăng thì động lượng đi lên cũng vậy</w:t>
-      </w:r>
-      <w:r>
-        <w:rPr>
-          <w:lang w:val="en-US"/>
-        </w:rPr>
-        <w:t>, tuy nhiên lực cản không khí cũng mạnh hơn do diện tích Airfoil đối mặt với luồng khí tăng</w:t>
-      </w:r>
-    </w:p>
-    <w:p>
-      <w:pPr>
-        <w:pStyle w:val="ListParagraph"/>
-        <w:numPr>
-          <w:ilvl w:val="0"/>
-          <w:numId w:val="4"/>
-        </w:numPr>
-        <w:rPr>
-          <w:lang w:val="en-US"/>
-        </w:rPr>
-      </w:pPr>
-      <w:r>
-        <w:rPr>
-          <w:lang w:val="en-US"/>
-        </w:rPr>
-        <w:t xml:space="preserve">Tổng </w:t>
-      </w:r>
-      <w:r>
-        <w:rPr>
-          <w:lang w:val="en-US"/>
-        </w:rPr>
-        <w:t xml:space="preserve">Hợp Lực Cuối Cùng Lên </w:t>
-      </w:r>
-      <w:r>
-        <w:rPr>
-          <w:lang w:val="en-US"/>
-        </w:rPr>
-        <w:t>Airfoil</w:t>
-      </w:r>
-      <w:r>
-        <w:rPr>
-          <w:lang w:val="en-US"/>
-        </w:rPr>
-        <w:t>?</w:t>
-      </w:r>
-    </w:p>
-    <w:p>
-      <w:pPr>
-        <w:pStyle w:val="ListParagraph"/>
-        <w:numPr>
-          <w:ilvl w:val="0"/>
-          <w:numId w:val="2"/>
-        </w:numPr>
-        <w:rPr>
-          <w:lang w:val="en-US"/>
-        </w:rPr>
-      </w:pPr>
-      <w:r>
-        <w:rPr>
-          <w:lang w:val="en-US"/>
-        </w:rPr>
-        <w:t>Lực tổng hợp tác dụng lên Airfoil có thể được phân tích thành lực nâng và lực kéo</w:t>
-      </w:r>
-    </w:p>
-    <w:p>
-      <w:pPr>
-        <w:pStyle w:val="ListParagraph"/>
-        <w:numPr>
-          <w:ilvl w:val="0"/>
-          <w:numId w:val="2"/>
-        </w:numPr>
-        <w:rPr>
-          <w:lang w:val="en-US"/>
-        </w:rPr>
-      </w:pPr>
-      <w:r>
-        <w:rPr>
-          <w:lang w:val="en-US"/>
-        </w:rPr>
-        <w:t>Lực kéo cản trở chuyển động của Airfoil về phía trước, do độ nhớt của không khí nên khi không khí trượt về phía sau Airfoil, Airfoil cũng bị kéo về phía sau, để chống lại lực kéo thì cần động cơ cung cấp năng lượng chống lại lực kéo mỗi giây</w:t>
-      </w:r>
-    </w:p>
-    <w:p>
-      <w:pPr>
-        <w:pStyle w:val="ListParagraph"/>
-        <w:numPr>
-          <w:ilvl w:val="0"/>
-          <w:numId w:val="4"/>
-        </w:numPr>
-        <w:rPr>
-          <w:lang w:val="en-US"/>
-        </w:rPr>
-      </w:pPr>
-      <w:r>
-        <w:rPr>
-          <w:lang w:val="en-US"/>
-        </w:rPr>
-        <w:t>Cách Cánh Quạt Hoạt Động?</w:t>
-      </w:r>
-    </w:p>
-    <w:p>
-      <w:pPr>
-        <w:pStyle w:val="ListParagraph"/>
-        <w:numPr>
-          <w:ilvl w:val="0"/>
-          <w:numId w:val="2"/>
-        </w:numPr>
-        <w:rPr>
-          <w:lang w:val="en-US"/>
-        </w:rPr>
-      </w:pPr>
-      <w:r>
-        <w:rPr>
-          <w:lang w:val="en-US"/>
-        </w:rPr>
-        <w:t>Cánh quạt có hình dạng của Airfoil, nên khi quay, nó sẽ tạo lực đẩy di chuyển về phía trước, nếu giữ thân quạt tại vị trí cố định thì nó sẽ đẩy khí về phía sau</w:t>
-      </w:r>
-    </w:p>
-    <w:p>
-      <w:pPr>
-        <w:pStyle w:val="ListParagraph"/>
-        <w:numPr>
-          <w:ilvl w:val="0"/>
-          <w:numId w:val="2"/>
-        </w:numPr>
-        <w:rPr>
-          <w:lang w:val="en-US"/>
-        </w:rPr>
-      </w:pPr>
-      <w:r>
-        <w:rPr>
-          <w:lang w:val="en-US"/>
-        </w:rPr>
         <w:t>Cánh quạt sẽ được Twist để Angle Of Attack ở mọi lát cắt ngang trên cánh quạt đều = nhau và = 1 con số nhỏ</w:t>
       </w:r>
     </w:p>
@@ -17112,7 +17219,6 @@
           <w:rFonts w:eastAsiaTheme="minorEastAsia"/>
           <w:lang w:val="en-US"/>
         </w:rPr>
-        <w:lastRenderedPageBreak/>
         <w:t>Archimedes’ Principle:</w:t>
       </w:r>
     </w:p>

--- a/fluid dynamics.docx
+++ b/fluid dynamics.docx
@@ -3300,6 +3300,66 @@
     </w:p>
     <w:p>
       <w:pPr>
+        <w:pStyle w:val="ListParagraph"/>
+        <w:numPr>
+          <w:ilvl w:val="0"/>
+          <w:numId w:val="3"/>
+        </w:numPr>
+        <w:rPr>
+          <w:rFonts w:eastAsiaTheme="minorEastAsia"/>
+          <w:lang w:val="en-US"/>
+        </w:rPr>
+      </w:pPr>
+      <w:r>
+        <w:rPr>
+          <w:rFonts w:eastAsiaTheme="minorEastAsia"/>
+          <w:lang w:val="en-US"/>
+        </w:rPr>
+        <w:t>Xi Lanh (Cylinder) Và Pít Tông (Piston)?</w:t>
+      </w:r>
+    </w:p>
+    <w:p>
+      <w:pPr>
+        <w:pStyle w:val="ListParagraph"/>
+        <w:numPr>
+          <w:ilvl w:val="0"/>
+          <w:numId w:val="2"/>
+        </w:numPr>
+        <w:rPr>
+          <w:rFonts w:eastAsiaTheme="minorEastAsia"/>
+          <w:lang w:val="en-US"/>
+        </w:rPr>
+      </w:pPr>
+      <w:r>
+        <w:rPr>
+          <w:rFonts w:eastAsiaTheme="minorEastAsia"/>
+          <w:lang w:val="en-US"/>
+        </w:rPr>
+        <w:t>Xi lanh là cái không gian hình trụ</w:t>
+      </w:r>
+    </w:p>
+    <w:p>
+      <w:pPr>
+        <w:pStyle w:val="ListParagraph"/>
+        <w:numPr>
+          <w:ilvl w:val="0"/>
+          <w:numId w:val="2"/>
+        </w:numPr>
+        <w:rPr>
+          <w:rFonts w:eastAsiaTheme="minorEastAsia"/>
+          <w:lang w:val="en-US"/>
+        </w:rPr>
+      </w:pPr>
+      <w:r>
+        <w:rPr>
+          <w:rFonts w:eastAsiaTheme="minorEastAsia"/>
+          <w:lang w:val="en-US"/>
+        </w:rPr>
+        <w:t>Pít tông là cái nắp có thể đẩy lên đẩy xuống</w:t>
+      </w:r>
+    </w:p>
+    <w:p>
+      <w:pPr>
         <w:rPr>
           <w:lang w:val="en-US"/>
         </w:rPr>
@@ -3448,6 +3508,7 @@
             <w:rFonts w:ascii="Cambria Math" w:eastAsiaTheme="minorEastAsia" w:hAnsi="Cambria Math"/>
             <w:lang w:val="en-US"/>
           </w:rPr>
+          <w:lastRenderedPageBreak/>
           <m:t>P=</m:t>
         </m:r>
         <m:f>
@@ -3546,7 +3607,6 @@
           <w:rFonts w:eastAsiaTheme="minorEastAsia"/>
           <w:lang w:val="en-US"/>
         </w:rPr>
-        <w:lastRenderedPageBreak/>
         <w:t>Ta có thể dựa vào công thức này để tính khối lượng riêng đám khí, gọi M là khối lượng theo kg 1 Mole khí</w:t>
       </w:r>
     </w:p>
@@ -3709,6 +3769,60 @@
           <w:lang w:val="en-US"/>
         </w:rPr>
         <w:t>Kinetic Particle Theory – Thuyết Động Học Phân Tử:</w:t>
+      </w:r>
+    </w:p>
+    <w:p>
+      <w:pPr>
+        <w:pStyle w:val="ListParagraph"/>
+        <w:numPr>
+          <w:ilvl w:val="0"/>
+          <w:numId w:val="8"/>
+        </w:numPr>
+        <w:rPr>
+          <w:lang w:val="en-US"/>
+        </w:rPr>
+      </w:pPr>
+      <w:r>
+        <w:rPr>
+          <w:lang w:val="en-US"/>
+        </w:rPr>
+        <w:t>Hệ Kín Và Hệ Cô Lập?</w:t>
+      </w:r>
+    </w:p>
+    <w:p>
+      <w:pPr>
+        <w:pStyle w:val="ListParagraph"/>
+        <w:numPr>
+          <w:ilvl w:val="0"/>
+          <w:numId w:val="2"/>
+        </w:numPr>
+        <w:rPr>
+          <w:lang w:val="en-US"/>
+        </w:rPr>
+      </w:pPr>
+      <w:r>
+        <w:rPr>
+          <w:lang w:val="en-US"/>
+        </w:rPr>
+        <w:t>Hệ cô lập không trao đổi bất cứ cái gì với bên ngoài</w:t>
+      </w:r>
+    </w:p>
+    <w:p>
+      <w:pPr>
+        <w:pStyle w:val="ListParagraph"/>
+        <w:numPr>
+          <w:ilvl w:val="0"/>
+          <w:numId w:val="2"/>
+        </w:numPr>
+        <w:rPr>
+          <w:lang w:val="en-US"/>
+        </w:rPr>
+      </w:pPr>
+      <w:r>
+        <w:rPr>
+          <w:lang w:val="en-US"/>
+        </w:rPr>
+        <w:t>Hệ kín không trao đổi các hạt với bên ngoài, vẫn có thể trao đổi năng lượng</w:t>
       </w:r>
     </w:p>
     <w:p>
@@ -4965,6 +5079,7 @@
         <w:rPr>
           <w:lang w:val="en-US"/>
         </w:rPr>
+        <w:lastRenderedPageBreak/>
         <w:t>Bây giờ xét rộng ra toàn bộ phân tử, thì tổng áp suất gây lên hộp là</w:t>
       </w:r>
     </w:p>
@@ -8211,6 +8326,7 @@
         <w:rPr>
           <w:lang w:val="en-US"/>
         </w:rPr>
+        <w:lastRenderedPageBreak/>
         <w:t>Mode của phân phối này là</w:t>
       </w:r>
     </w:p>
@@ -10102,6 +10218,7 @@
         <w:rPr>
           <w:lang w:val="en-US"/>
         </w:rPr>
+        <w:lastRenderedPageBreak/>
         <w:t>Các công thức đẳng được suy ra từ thực nghiệm trên khí thực, không phải suy ra từ thuyết động học phân tử</w:t>
       </w:r>
     </w:p>
@@ -10181,7 +10298,6 @@
             <w:rFonts w:ascii="Cambria Math" w:hAnsi="Cambria Math"/>
             <w:lang w:val="en-US"/>
           </w:rPr>
-          <w:lastRenderedPageBreak/>
           <m:t>∆U=n</m:t>
         </m:r>
         <m:sSub>
@@ -11558,7 +11674,35 @@
           <w:rFonts w:eastAsiaTheme="minorEastAsia"/>
           <w:lang w:val="en-US"/>
         </w:rPr>
-        <w:t>Đoạn nhiệt là quá trình chính trong máy làm lạnh</w:t>
+        <w:t>Giãn đ</w:t>
+      </w:r>
+      <w:r>
+        <w:rPr>
+          <w:rFonts w:eastAsiaTheme="minorEastAsia"/>
+          <w:lang w:val="en-US"/>
+        </w:rPr>
+        <w:t>oạn nhiệt</w:t>
+      </w:r>
+      <w:r>
+        <w:rPr>
+          <w:rFonts w:eastAsiaTheme="minorEastAsia"/>
+          <w:lang w:val="en-US"/>
+        </w:rPr>
+        <w:t xml:space="preserve"> khí thực</w:t>
+      </w:r>
+      <w:r>
+        <w:rPr>
+          <w:rFonts w:eastAsiaTheme="minorEastAsia"/>
+          <w:lang w:val="en-US"/>
+        </w:rPr>
+        <w:t xml:space="preserve"> là quá trình chính trong máy làm lạnh</w:t>
+      </w:r>
+      <w:r>
+        <w:rPr>
+          <w:rFonts w:eastAsiaTheme="minorEastAsia"/>
+          <w:lang w:val="en-US"/>
+        </w:rPr>
+        <w:t>, trong tất cả các máy nào cũng vậy, chỉ có khí thực đéo có lý tưởng</w:t>
       </w:r>
     </w:p>
     <w:p>
@@ -11578,6 +11722,40 @@
           <w:rFonts w:eastAsiaTheme="minorEastAsia"/>
           <w:lang w:val="en-US"/>
         </w:rPr>
+        <w:t xml:space="preserve">Cho 1 xi lanh </w:t>
+      </w:r>
+      <w:r>
+        <w:rPr>
+          <w:rFonts w:eastAsiaTheme="minorEastAsia"/>
+          <w:lang w:val="en-US"/>
+        </w:rPr>
+        <w:t xml:space="preserve">chứa 1 đám khí lí tưởng, truyền cho nó nhiệt lượng Q, khi này nó sẽ đẩy pít tông lên, </w:t>
+      </w:r>
+      <w:r>
+        <w:rPr>
+          <w:rFonts w:eastAsiaTheme="minorEastAsia"/>
+          <w:lang w:val="en-US"/>
+        </w:rPr>
+        <w:t>khi này sẽ tồn tại lực đẩy của khí và ma sát giữa pít tông và xi lanh, đến 1 lúc pít tông dừng lại, bỏ qua lực ma sát, ta chỉ quan tâm lực đẩy của khí, giả sử lực đẩy không đổi, thì công do khí thực hiện = tích của lực đẩy * độ dời pít tông = A, lấy Q – A được độ tăng nội năng của khí</w:t>
+      </w:r>
+    </w:p>
+    <w:p>
+      <w:pPr>
+        <w:pStyle w:val="ListParagraph"/>
+        <w:numPr>
+          <w:ilvl w:val="0"/>
+          <w:numId w:val="2"/>
+        </w:numPr>
+        <w:rPr>
+          <w:rFonts w:eastAsiaTheme="minorEastAsia"/>
+          <w:lang w:val="en-US"/>
+        </w:rPr>
+      </w:pPr>
+      <w:r>
+        <w:rPr>
+          <w:rFonts w:eastAsiaTheme="minorEastAsia"/>
+          <w:lang w:val="en-US"/>
+        </w:rPr>
         <w:t>Giả s</w:t>
       </w:r>
       <w:r>
@@ -11585,7 +11763,15 @@
           <w:rFonts w:eastAsiaTheme="minorEastAsia"/>
           <w:lang w:val="en-US"/>
         </w:rPr>
-        <w:t xml:space="preserve">ử có nhiều đám khí trong các bình với thể tích khác nhau, đang ở nhiệt độ và áp suất khác nhau, bậc tự do giống nhau, sau đó trộn tất cả chúng lại thành 1 bình có thể tích = tổng thể tích các bình, khi này áp suất của bình = trung bình có trọng số của áp suất các đám khí trước khi dung hợp, với trọng số là thể tích bình tương ứng, đồng thời nhiệt độ lúc này = trung bình có trọng số </w:t>
+        <w:t xml:space="preserve">ử có nhiều đám khí trong các bình với thể tích khác nhau, đang ở nhiệt độ và áp suất khác nhau, bậc tự do giống nhau, sau đó trộn tất cả chúng lại thành 1 bình có thể tích = tổng thể tích các bình, khi này áp suất của bình = trung bình có trọng số của áp suất các đám khí trước khi dung hợp, với trọng số là thể tích </w:t>
+      </w:r>
+      <w:r>
+        <w:rPr>
+          <w:rFonts w:eastAsiaTheme="minorEastAsia"/>
+          <w:lang w:val="en-US"/>
+        </w:rPr>
+        <w:lastRenderedPageBreak/>
+        <w:t xml:space="preserve">bình tương ứng, đồng thời nhiệt độ lúc này = trung bình có trọng số </w:t>
       </w:r>
       <w:r>
         <w:rPr>
@@ -11612,14 +11798,28 @@
           <w:rFonts w:eastAsiaTheme="minorEastAsia"/>
           <w:lang w:val="en-US"/>
         </w:rPr>
-        <w:t>Nếu nhiệt độ các bình được giữ không đổi khi dung hợp, thì nội năng khí sẽ thay đổi, Entropy không dự đoán được do có sự can thiệp từ bên ngoài</w:t>
-      </w:r>
-      <w:r>
-        <w:rPr>
-          <w:rFonts w:eastAsiaTheme="minorEastAsia"/>
-          <w:lang w:val="en-US"/>
-        </w:rPr>
-        <w:t>, nhưng áp suất cuối trong các bình luôn = nhau</w:t>
+        <w:t xml:space="preserve">Tuy nhiên, điều trên chỉ xảy ra khi ta không tác động gì lên hệ, nếu ta liên tục giữ nhiệt độ của các bình không đổi, thì khi dung hợp, nội năng khí sẽ thay đổi, Entropy không dự đoán được do có sự can thiệp từ bên ngoài, </w:t>
+      </w:r>
+      <w:r>
+        <w:rPr>
+          <w:rFonts w:eastAsiaTheme="minorEastAsia"/>
+          <w:lang w:val="en-US"/>
+        </w:rPr>
+        <w:t>nhưng áp suất cuối trong các bình luôn = nhau</w:t>
+      </w:r>
+      <w:r>
+        <w:rPr>
+          <w:rFonts w:eastAsiaTheme="minorEastAsia"/>
+          <w:lang w:val="en-US"/>
+        </w:rPr>
+        <w:t xml:space="preserve"> do khí luôn tràn từ nơi áp suất cao đến nơi có áp suất thấp, giả sử ta có 2 bình, </w:t>
+      </w:r>
+      <w:r>
+        <w:rPr>
+          <w:rFonts w:eastAsiaTheme="minorEastAsia"/>
+          <w:lang w:val="en-US"/>
+        </w:rPr>
+        <w:t>mở van để khí tràn qua nhau, giữ nhiệt độ 2 bình không đổi, khi này áp suất cuối trong các bình = trung bình có trọng số áp suất trong  bình lúc đầu, trọng số của bình 1 = tích thể tích của nó với nhiệt độ bình 2, tương tự trọng số bình 2 = tích thể tích của nó với nhiệt độ bình 1</w:t>
       </w:r>
     </w:p>
     <w:p>
@@ -11747,15 +11947,7 @@
           <w:rFonts w:eastAsiaTheme="minorEastAsia"/>
           <w:lang w:val="en-US"/>
         </w:rPr>
-        <w:t xml:space="preserve"> + quá trình </w:t>
-      </w:r>
-      <w:r>
-        <w:rPr>
-          <w:rFonts w:eastAsiaTheme="minorEastAsia"/>
-          <w:lang w:val="en-US"/>
-        </w:rPr>
-        <w:lastRenderedPageBreak/>
-        <w:t>bong bóng khí từ đáy biển trồi lên mặt nước, nhiệt độ của biển không đổi do đó nhiệt độ khí không đổi, áp suất giảm dần, thể tích bong bóng tăng dần, lưu ý phải cộng thêm áp suất khí quyển</w:t>
+        <w:t xml:space="preserve"> + quá trình bong bóng khí từ đáy biển trồi lên mặt nước, nhiệt độ của biển không đổi do đó nhiệt độ khí không đổi, áp suất giảm dần, thể tích bong bóng tăng dần, lưu ý phải cộng thêm áp suất khí quyển</w:t>
       </w:r>
       <w:r>
         <w:rPr>
@@ -12115,6 +12307,7 @@
         <w:rPr>
           <w:noProof/>
         </w:rPr>
+        <w:lastRenderedPageBreak/>
         <w:drawing>
           <wp:inline distT="0" distB="0" distL="0" distR="0" wp14:anchorId="60AAF442" wp14:editId="246E3C88">
             <wp:extent cx="5486400" cy="5127675"/>
@@ -12176,7 +12369,6 @@
           <w:rFonts w:eastAsiaTheme="minorEastAsia"/>
           <w:lang w:val="en-US"/>
         </w:rPr>
-        <w:lastRenderedPageBreak/>
         <w:t xml:space="preserve">Đây là chu trình thuận, ở chu trình này, </w:t>
       </w:r>
       <w:r>
@@ -12615,6 +12807,7 @@
           <w:rFonts w:eastAsiaTheme="minorEastAsia"/>
           <w:lang w:val="en-US"/>
         </w:rPr>
+        <w:lastRenderedPageBreak/>
         <w:t xml:space="preserve">Chu </w:t>
       </w:r>
       <w:r>
@@ -12773,6 +12966,26 @@
           <w:rFonts w:eastAsiaTheme="minorEastAsia"/>
           <w:lang w:val="en-US"/>
         </w:rPr>
+        <w:t>Thông thường khi nói đến chu trình, người ta nói đến chu trình kín, tức là sẽ trở về trạng thái ban đầu, ở đây ta xét trạng thái không phải ban đầu</w:t>
+      </w:r>
+    </w:p>
+    <w:p>
+      <w:pPr>
+        <w:pStyle w:val="ListParagraph"/>
+        <w:numPr>
+          <w:ilvl w:val="0"/>
+          <w:numId w:val="2"/>
+        </w:numPr>
+        <w:rPr>
+          <w:rFonts w:eastAsiaTheme="minorEastAsia"/>
+          <w:lang w:val="en-US"/>
+        </w:rPr>
+      </w:pPr>
+      <w:r>
+        <w:rPr>
+          <w:rFonts w:eastAsiaTheme="minorEastAsia"/>
+          <w:lang w:val="en-US"/>
+        </w:rPr>
         <w:t>Khối khí có thể đi qua mọi trạng thái khác nhau miễn là phương trình trạng thái khí lí tưởng đúng</w:t>
       </w:r>
     </w:p>
@@ -12811,7 +13024,6 @@
           <w:noProof/>
           <w:lang w:val="en-US"/>
         </w:rPr>
-        <w:lastRenderedPageBreak/>
         <w:drawing>
           <wp:inline distT="0" distB="0" distL="0" distR="0" wp14:anchorId="154212A6" wp14:editId="10C8AB95">
             <wp:extent cx="2685468" cy="2278380"/>
@@ -13049,6 +13261,7 @@
           <w:rFonts w:eastAsiaTheme="minorEastAsia"/>
           <w:lang w:val="en-US"/>
         </w:rPr>
+        <w:lastRenderedPageBreak/>
         <w:t>Bắt đầu từ cùng 1 trạng thái, đường đẳng nhiệt luôn có độ dốc ngắn hơn đoạn nhiệt</w:t>
       </w:r>
     </w:p>
@@ -13424,7 +13637,6 @@
         <w:rPr>
           <w:lang w:val="en-US"/>
         </w:rPr>
-        <w:lastRenderedPageBreak/>
         <w:t>Theo Kelvin, nếu đám khí chỉ tác dụng với 1 nguồn nhiệt thì đéo thể sinh công</w:t>
       </w:r>
     </w:p>
@@ -14310,6 +14522,7 @@
           <w:rFonts w:eastAsiaTheme="minorEastAsia"/>
           <w:lang w:val="en-US"/>
         </w:rPr>
+        <w:lastRenderedPageBreak/>
         <w:t>Trong quá trình đoạn nhiệt, độ biến thiên Entropy = 0</w:t>
       </w:r>
     </w:p>
@@ -14660,6 +14873,240 @@
           <w:rFonts w:eastAsiaTheme="minorEastAsia"/>
           <w:lang w:val="en-US"/>
         </w:rPr>
+        <w:t>Dạng vi phân</w:t>
+      </w:r>
+      <w:r>
+        <w:rPr>
+          <w:rFonts w:eastAsiaTheme="minorEastAsia"/>
+          <w:lang w:val="en-US"/>
+        </w:rPr>
+        <w:t xml:space="preserve"> trong quá trình đẳng áp</w:t>
+      </w:r>
+    </w:p>
+    <w:p>
+      <w:pPr>
+        <w:pStyle w:val="ListParagraph"/>
+        <w:pBdr>
+          <w:top w:val="single" w:sz="4" w:space="1" w:color="auto"/>
+          <w:left w:val="single" w:sz="4" w:space="4" w:color="auto"/>
+          <w:bottom w:val="single" w:sz="4" w:space="1" w:color="auto"/>
+          <w:right w:val="single" w:sz="4" w:space="4" w:color="auto"/>
+        </w:pBdr>
+        <w:ind w:left="1080"/>
+        <w:rPr>
+          <w:rFonts w:eastAsiaTheme="minorEastAsia"/>
+          <w:lang w:val="en-US"/>
+        </w:rPr>
+      </w:pPr>
+      <m:oMath>
+        <m:r>
+          <w:rPr>
+            <w:rFonts w:ascii="Cambria Math" w:eastAsiaTheme="minorEastAsia" w:hAnsi="Cambria Math"/>
+            <w:lang w:val="en-US"/>
+          </w:rPr>
+          <m:t>d</m:t>
+        </m:r>
+        <m:r>
+          <w:rPr>
+            <w:rFonts w:ascii="Cambria Math" w:eastAsiaTheme="minorEastAsia" w:hAnsi="Cambria Math"/>
+            <w:lang w:val="en-US"/>
+          </w:rPr>
+          <m:t>S=n</m:t>
+        </m:r>
+        <m:sSub>
+          <m:sSubPr>
+            <m:ctrlPr>
+              <w:rPr>
+                <w:rFonts w:ascii="Cambria Math" w:eastAsiaTheme="minorEastAsia" w:hAnsi="Cambria Math"/>
+                <w:i/>
+                <w:lang w:val="en-US"/>
+              </w:rPr>
+            </m:ctrlPr>
+          </m:sSubPr>
+          <m:e>
+            <m:r>
+              <w:rPr>
+                <w:rFonts w:ascii="Cambria Math" w:eastAsiaTheme="minorEastAsia" w:hAnsi="Cambria Math"/>
+                <w:lang w:val="en-US"/>
+              </w:rPr>
+              <m:t>C</m:t>
+            </m:r>
+          </m:e>
+          <m:sub>
+            <m:r>
+              <w:rPr>
+                <w:rFonts w:ascii="Cambria Math" w:eastAsiaTheme="minorEastAsia" w:hAnsi="Cambria Math"/>
+                <w:lang w:val="en-US"/>
+              </w:rPr>
+              <m:t>p</m:t>
+            </m:r>
+          </m:sub>
+        </m:sSub>
+        <m:f>
+          <m:fPr>
+            <m:ctrlPr>
+              <w:rPr>
+                <w:rFonts w:ascii="Cambria Math" w:eastAsiaTheme="minorEastAsia" w:hAnsi="Cambria Math"/>
+                <w:i/>
+                <w:lang w:val="en-US"/>
+              </w:rPr>
+            </m:ctrlPr>
+          </m:fPr>
+          <m:num>
+            <m:r>
+              <w:rPr>
+                <w:rFonts w:ascii="Cambria Math" w:eastAsiaTheme="minorEastAsia" w:hAnsi="Cambria Math"/>
+                <w:lang w:val="en-US"/>
+              </w:rPr>
+              <m:t>dT</m:t>
+            </m:r>
+          </m:num>
+          <m:den>
+            <m:r>
+              <w:rPr>
+                <w:rFonts w:ascii="Cambria Math" w:eastAsiaTheme="minorEastAsia" w:hAnsi="Cambria Math"/>
+                <w:lang w:val="en-US"/>
+              </w:rPr>
+              <m:t>T</m:t>
+            </m:r>
+          </m:den>
+        </m:f>
+      </m:oMath>
+      <w:r>
+        <w:rPr>
+          <w:rFonts w:eastAsiaTheme="minorEastAsia"/>
+          <w:lang w:val="en-US"/>
+        </w:rPr>
+        <w:t xml:space="preserve"> </w:t>
+      </w:r>
+    </w:p>
+    <w:p>
+      <w:pPr>
+        <w:pStyle w:val="ListParagraph"/>
+        <w:numPr>
+          <w:ilvl w:val="0"/>
+          <w:numId w:val="2"/>
+        </w:numPr>
+        <w:rPr>
+          <w:rFonts w:eastAsiaTheme="minorEastAsia"/>
+          <w:lang w:val="en-US"/>
+        </w:rPr>
+      </w:pPr>
+      <w:r>
+        <w:rPr>
+          <w:rFonts w:eastAsiaTheme="minorEastAsia"/>
+          <w:lang w:val="en-US"/>
+        </w:rPr>
+        <w:t>Dạng vi phân trong quá trình đẳng tích</w:t>
+      </w:r>
+    </w:p>
+    <w:p>
+      <w:pPr>
+        <w:pStyle w:val="ListParagraph"/>
+        <w:pBdr>
+          <w:top w:val="single" w:sz="4" w:space="1" w:color="auto"/>
+          <w:left w:val="single" w:sz="4" w:space="4" w:color="auto"/>
+          <w:bottom w:val="single" w:sz="4" w:space="1" w:color="auto"/>
+          <w:right w:val="single" w:sz="4" w:space="4" w:color="auto"/>
+        </w:pBdr>
+        <w:ind w:left="1080"/>
+        <w:rPr>
+          <w:rFonts w:eastAsiaTheme="minorEastAsia"/>
+          <w:lang w:val="en-US"/>
+        </w:rPr>
+      </w:pPr>
+      <m:oMath>
+        <m:r>
+          <w:rPr>
+            <w:rFonts w:ascii="Cambria Math" w:eastAsiaTheme="minorEastAsia" w:hAnsi="Cambria Math"/>
+            <w:lang w:val="en-US"/>
+          </w:rPr>
+          <m:t>dS=n</m:t>
+        </m:r>
+        <m:sSub>
+          <m:sSubPr>
+            <m:ctrlPr>
+              <w:rPr>
+                <w:rFonts w:ascii="Cambria Math" w:eastAsiaTheme="minorEastAsia" w:hAnsi="Cambria Math"/>
+                <w:i/>
+                <w:lang w:val="en-US"/>
+              </w:rPr>
+            </m:ctrlPr>
+          </m:sSubPr>
+          <m:e>
+            <m:r>
+              <w:rPr>
+                <w:rFonts w:ascii="Cambria Math" w:eastAsiaTheme="minorEastAsia" w:hAnsi="Cambria Math"/>
+                <w:lang w:val="en-US"/>
+              </w:rPr>
+              <m:t>C</m:t>
+            </m:r>
+          </m:e>
+          <m:sub>
+            <m:r>
+              <w:rPr>
+                <w:rFonts w:ascii="Cambria Math" w:eastAsiaTheme="minorEastAsia" w:hAnsi="Cambria Math"/>
+                <w:lang w:val="en-US"/>
+              </w:rPr>
+              <m:t>v</m:t>
+            </m:r>
+          </m:sub>
+        </m:sSub>
+        <m:f>
+          <m:fPr>
+            <m:ctrlPr>
+              <w:rPr>
+                <w:rFonts w:ascii="Cambria Math" w:eastAsiaTheme="minorEastAsia" w:hAnsi="Cambria Math"/>
+                <w:i/>
+                <w:lang w:val="en-US"/>
+              </w:rPr>
+            </m:ctrlPr>
+          </m:fPr>
+          <m:num>
+            <m:r>
+              <w:rPr>
+                <w:rFonts w:ascii="Cambria Math" w:eastAsiaTheme="minorEastAsia" w:hAnsi="Cambria Math"/>
+                <w:lang w:val="en-US"/>
+              </w:rPr>
+              <m:t>dT</m:t>
+            </m:r>
+          </m:num>
+          <m:den>
+            <m:r>
+              <w:rPr>
+                <w:rFonts w:ascii="Cambria Math" w:eastAsiaTheme="minorEastAsia" w:hAnsi="Cambria Math"/>
+                <w:lang w:val="en-US"/>
+              </w:rPr>
+              <m:t>T</m:t>
+            </m:r>
+          </m:den>
+        </m:f>
+      </m:oMath>
+      <w:r>
+        <w:rPr>
+          <w:rFonts w:eastAsiaTheme="minorEastAsia"/>
+          <w:lang w:val="en-US"/>
+        </w:rPr>
+        <w:t xml:space="preserve"> </w:t>
+      </w:r>
+    </w:p>
+    <w:p>
+      <w:pPr>
+        <w:pStyle w:val="ListParagraph"/>
+        <w:numPr>
+          <w:ilvl w:val="0"/>
+          <w:numId w:val="2"/>
+        </w:numPr>
+        <w:rPr>
+          <w:rFonts w:eastAsiaTheme="minorEastAsia"/>
+          <w:lang w:val="en-US"/>
+        </w:rPr>
+      </w:pPr>
+      <w:r>
+        <w:rPr>
+          <w:rFonts w:eastAsiaTheme="minorEastAsia"/>
+          <w:lang w:val="en-US"/>
+        </w:rPr>
         <w:t>Dễ thấy nếu đám khí biến đổi kiểu gì mà nếu quay lại trạng thái ban đầu thì biến thiên Entropy</w:t>
       </w:r>
       <w:r>
@@ -15363,7 +15810,6 @@
           <w:rFonts w:eastAsiaTheme="minorEastAsia"/>
           <w:lang w:val="en-US"/>
         </w:rPr>
-        <w:lastRenderedPageBreak/>
         <w:t xml:space="preserve">Cũng trường hợp trên, nhưng A rắn, B lỏng, </w:t>
       </w:r>
       <w:r>
@@ -16288,6 +16734,7 @@
             <w:rFonts w:ascii="Cambria Math" w:eastAsiaTheme="minorEastAsia" w:hAnsi="Cambria Math"/>
             <w:lang w:val="en-US"/>
           </w:rPr>
+          <w:lastRenderedPageBreak/>
           <m:t xml:space="preserve"> </m:t>
         </m:r>
         <m:f>
@@ -16476,7 +16923,6 @@
           <w:noProof/>
           <w:lang w:eastAsia="vi-VN"/>
         </w:rPr>
-        <w:lastRenderedPageBreak/>
         <w:drawing>
           <wp:inline distT="0" distB="0" distL="0" distR="0" wp14:anchorId="429BC6C8" wp14:editId="6D25BFE5">
             <wp:extent cx="4455524" cy="2970185"/>
@@ -16781,6 +17227,7 @@
         <w:rPr>
           <w:lang w:val="en-US"/>
         </w:rPr>
+        <w:lastRenderedPageBreak/>
         <w:t>Lực tổng hợp tác dụng lên Airfoil có thể được phân tích thành lực nâng và lực kéo</w:t>
       </w:r>
     </w:p>
@@ -16853,7 +17300,6 @@
         <w:rPr>
           <w:lang w:val="en-US"/>
         </w:rPr>
-        <w:lastRenderedPageBreak/>
         <w:t>Cánh quạt sẽ được Twist để Angle Of Attack ở mọi lát cắt ngang trên cánh quạt đều = nhau và = 1 con số nhỏ</w:t>
       </w:r>
     </w:p>
@@ -17273,6 +17719,7 @@
           <w:rFonts w:eastAsiaTheme="minorEastAsia"/>
           <w:lang w:val="en-US"/>
         </w:rPr>
+        <w:lastRenderedPageBreak/>
         <w:tab/>
         <w:t>Formula:</w:t>
       </w:r>
